--- a/기술스택_가시화도구_260826.docx
+++ b/기술스택_가시화도구_260826.docx
@@ -2,14 +2,41 @@
 <file path=word/document.xml><?xml version="1.0" encoding="utf-8"?>
 <w:document xmlns:w="http://schemas.openxmlformats.org/wordprocessingml/2006/main" xmlns:m="http://schemas.openxmlformats.org/officeDocument/2006/math" xmlns:r="http://schemas.openxmlformats.org/officeDocument/2006/relationships" xmlns:o="urn:schemas-microsoft-com:office:office" xmlns:v="urn:schemas-microsoft-com:vml" xmlns:w10="urn:schemas-microsoft-com:office:word" xmlns:a="http://schemas.openxmlformats.org/drawingml/2006/main" xmlns:pic="http://schemas.openxmlformats.org/drawingml/2006/picture" xmlns:wp="http://schemas.openxmlformats.org/drawingml/2006/wordprocessingDrawing">
   <w:body>
-    <w:bookmarkStart w:id="20" w:name="가시화-도구-기술-스택-및-코드-이식-계획"/>
+    <w:sdt>
+      <w:sdtPr>
+        <w:docPartObj>
+          <w:docPartGallery w:val="Table of Contents"/>
+          <w:docPartUnique/>
+        </w:docPartObj>
+      </w:sdtPr>
+      <w:sdtContent>
+        <w:p>
+          <w:pPr>
+            <w:pStyle w:val="TOCHeading"/>
+          </w:pPr>
+          <w:r>
+            <w:t xml:space="preserve">Table of Contents</w:t>
+          </w:r>
+        </w:p>
+        <w:p>
+          <w:r>
+            <w:fldChar w:fldCharType="begin" w:dirty="true"/>
+            <w:instrText xml:space="preserve">TOC \o "1-2" \h \z \u</w:instrText>
+            <w:fldChar w:fldCharType="separate"/>
+            <w:fldChar w:fldCharType="end"/>
+          </w:r>
+        </w:p>
+      </w:sdtContent>
+    </w:sdt>
     <w:p>
       <w:pPr>
         <w:pStyle w:val="Heading1"/>
       </w:pPr>
+      <w:bookmarkStart w:id="20" w:name="가시화-도구-기술-스택-및-코드-이식-계획"/>
       <w:r>
         <w:t xml:space="preserve">가시화 도구 기술 스택 및 코드 이식 계획</w:t>
       </w:r>
+      <w:bookmarkEnd w:id="20"/>
     </w:p>
     <w:p>
       <w:pPr>
@@ -17,7 +44,6 @@
       </w:pPr>
       <w:r>
         <w:rPr>
-          <w:bCs/>
           <w:b/>
         </w:rPr>
         <w:t xml:space="preserve">작성</w:t>
@@ -26,11 +52,10 @@
         <w:t xml:space="preserve">: 2026-08-26 · 김현우 · v1.0</w:t>
       </w:r>
       <w:r>
-        <w:br/>
-      </w:r>
-      <w:r>
-        <w:rPr>
-          <w:bCs/>
+        <w:t xml:space="preserve"> </w:t>
+      </w:r>
+      <w:r>
+        <w:rPr>
           <w:b/>
         </w:rPr>
         <w:t xml:space="preserve">범위</w:t>
@@ -43,7 +68,6 @@
       </w:r>
       <w:r>
         <w:rPr>
-          <w:bCs/>
           <w:b/>
         </w:rPr>
         <w:t xml:space="preserve">기존 코드의 파일 단위 이식 판단</w:t>
@@ -52,11 +76,10 @@
         <w:t xml:space="preserve">, 계약과 자료 구조, 검증 방법.</w:t>
       </w:r>
       <w:r>
-        <w:br/>
-      </w:r>
-      <w:r>
-        <w:rPr>
-          <w:bCs/>
+        <w:t xml:space="preserve"> </w:t>
+      </w:r>
+      <w:r>
+        <w:rPr>
           <w:b/>
         </w:rPr>
         <w:t xml:space="preserve">대조 기준 코드</w:t>
@@ -71,7 +94,7 @@
         <w:rPr>
           <w:rStyle w:val="VerbatimChar"/>
         </w:rPr>
-        <w:t xml:space="preserve">b077a73</w:t>
+        <w:t xml:space="preserve">605eb73</w:t>
       </w:r>
       <w:r>
         <w:t xml:space="preserve"> </w:t>
@@ -125,11 +148,10 @@
         <w:t xml:space="preserve">)</w:t>
       </w:r>
       <w:r>
-        <w:br/>
-      </w:r>
-      <w:r>
-        <w:rPr>
-          <w:bCs/>
+        <w:t xml:space="preserve"> </w:t>
+      </w:r>
+      <w:r>
+        <w:rPr>
           <w:b/>
         </w:rPr>
         <w:t xml:space="preserve">같이 보는 문서</w:t>
@@ -169,15 +191,15 @@
         </w:pict>
       </w:r>
     </w:p>
-    <w:bookmarkEnd w:id="20"/>
-    <w:bookmarkStart w:id="21" w:name="기본-방침"/>
     <w:p>
       <w:pPr>
         <w:pStyle w:val="Heading1"/>
       </w:pPr>
+      <w:bookmarkStart w:id="21" w:name="기본-방침"/>
       <w:r>
         <w:t xml:space="preserve">1. 기본 방침</w:t>
       </w:r>
+      <w:bookmarkEnd w:id="21"/>
     </w:p>
     <w:p>
       <w:pPr>
@@ -185,14 +207,12 @@
       </w:pPr>
       <w:r>
         <w:rPr>
-          <w:bCs/>
           <w:b/>
         </w:rPr>
         <w:t xml:space="preserve">새 폴더</w:t>
       </w:r>
       <w:r>
         <w:rPr>
-          <w:bCs/>
           <w:b/>
         </w:rPr>
         <w:t xml:space="preserve"> </w:t>
@@ -200,28 +220,24 @@
       <w:r>
         <w:rPr>
           <w:rStyle w:val="VerbatimChar"/>
-          <w:bCs/>
           <w:b/>
         </w:rPr>
         <w:t xml:space="preserve">viz-debugger/</w:t>
       </w:r>
       <w:r>
         <w:rPr>
-          <w:bCs/>
           <w:b/>
         </w:rPr>
         <w:t xml:space="preserve"> </w:t>
       </w:r>
       <w:r>
         <w:rPr>
-          <w:bCs/>
           <w:b/>
         </w:rPr>
         <w:t xml:space="preserve">에서 새로 만든다. 기존</w:t>
       </w:r>
       <w:r>
         <w:rPr>
-          <w:bCs/>
           <w:b/>
         </w:rPr>
         <w:t xml:space="preserve"> </w:t>
@@ -229,21 +245,18 @@
       <w:r>
         <w:rPr>
           <w:rStyle w:val="VerbatimChar"/>
-          <w:bCs/>
           <w:b/>
         </w:rPr>
         <w:t xml:space="preserve">web-dashboard/</w:t>
       </w:r>
       <w:r>
         <w:rPr>
-          <w:bCs/>
           <w:b/>
         </w:rPr>
         <w:t xml:space="preserve"> </w:t>
       </w:r>
       <w:r>
         <w:rPr>
-          <w:bCs/>
           <w:b/>
         </w:rPr>
         <w:t xml:space="preserve">는 한 줄도 고치지 않는다.</w:t>
@@ -251,7 +264,121 @@
     </w:p>
     <w:p>
       <w:pPr>
-        <w:pStyle w:val="BodyText"/>
+        <w:pStyle w:val="BlockText"/>
+      </w:pPr>
+      <w:r>
+        <w:rPr>
+          <w:b/>
+        </w:rPr>
+        <w:t xml:space="preserve">2026-08-27 갱신 — 최종적으로 한 앱으로 합친다.</w:t>
+      </w:r>
+      <w:r>
+        <w:t xml:space="preserve"> </w:t>
+      </w:r>
+      <w:r>
+        <w:t xml:space="preserve">다만</w:t>
+      </w:r>
+      <w:r>
+        <w:t xml:space="preserve"> </w:t>
+      </w:r>
+      <w:r>
+        <w:rPr>
+          <w:b/>
+        </w:rPr>
+        <w:t xml:space="preserve">그릇은</w:t>
+      </w:r>
+      <w:r>
+        <w:rPr>
+          <w:b/>
+        </w:rPr>
+        <w:t xml:space="preserve"> </w:t>
+      </w:r>
+      <w:r>
+        <w:rPr>
+          <w:rStyle w:val="VerbatimChar"/>
+          <w:b/>
+        </w:rPr>
+        <w:t xml:space="preserve">viz-debugger/</w:t>
+      </w:r>
+      <w:r>
+        <w:t xml:space="preserve"> </w:t>
+      </w:r>
+      <w:r>
+        <w:t xml:space="preserve">이고 방향은</w:t>
+      </w:r>
+      <w:r>
+        <w:t xml:space="preserve"> </w:t>
+      </w:r>
+      <w:r>
+        <w:rPr>
+          <w:rStyle w:val="VerbatimChar"/>
+        </w:rPr>
+        <w:t xml:space="preserve">web-dashboard/</w:t>
+      </w:r>
+      <w:r>
+        <w:t xml:space="preserve"> </w:t>
+      </w:r>
+      <w:r>
+        <w:t xml:space="preserve">→</w:t>
+      </w:r>
+      <w:r>
+        <w:t xml:space="preserve"> </w:t>
+      </w:r>
+      <w:r>
+        <w:rPr>
+          <w:rStyle w:val="VerbatimChar"/>
+        </w:rPr>
+        <w:t xml:space="preserve">viz-debugger/</w:t>
+      </w:r>
+      <w:r>
+        <w:t xml:space="preserve"> </w:t>
+      </w:r>
+      <w:r>
+        <w:t xml:space="preserve">다. 반대로 하면 기존 코드를 고치게 되어 아래 원칙이 무너진다.</w:t>
+      </w:r>
+      <w:r>
+        <w:t xml:space="preserve"> </w:t>
+      </w:r>
+      <w:r>
+        <w:rPr>
+          <w:b/>
+        </w:rPr>
+        <w:t xml:space="preserve">문서에서 탭 이름은 「임무 설계 및 디버깅」으로 적는다.</w:t>
+      </w:r>
+      <w:r>
+        <w:t xml:space="preserve"> </w:t>
+      </w:r>
+      <w:r>
+        <w:rPr>
+          <w:rStyle w:val="VerbatimChar"/>
+        </w:rPr>
+        <w:t xml:space="preserve">viz-debugger/</w:t>
+      </w:r>
+      <w:r>
+        <w:t xml:space="preserve">는 폴더 경로로만 남긴다 — 이미 이식 주석과 커밋 이력이 이 경로를 참조하고 있어 바꾸면 그 연결이 끊긴다.</w:t>
+      </w:r>
+      <w:r>
+        <w:t xml:space="preserve"> </w:t>
+      </w:r>
+      <w:r>
+        <w:t xml:space="preserve">통합은</w:t>
+      </w:r>
+      <w:r>
+        <w:t xml:space="preserve"> </w:t>
+      </w:r>
+      <w:r>
+        <w:rPr>
+          <w:b/>
+        </w:rPr>
+        <w:t xml:space="preserve">3단계 이후</w:t>
+      </w:r>
+      <w:r>
+        <w:t xml:space="preserve">이고, 그 전까지 이 문서의 원칙은 그대로 유효하다. 구조는 요구사항정의서 §3.1.</w:t>
+      </w:r>
+    </w:p>
+    <w:p>
+      <w:pPr>
+        <w:pStyle w:val="FirstParagraph"/>
       </w:pPr>
       <w:r>
         <w:t xml:space="preserve">같은 저장소 안에 두는 이유는 셋이다.</w:t>
@@ -282,7 +409,6 @@
       </w:r>
       <w:r>
         <w:rPr>
-          <w:bCs/>
           <w:b/>
         </w:rPr>
         <w:t xml:space="preserve">상대 경로로 그대로 참조</w:t>
@@ -313,7 +439,6 @@
       </w:r>
       <w:r>
         <w:rPr>
-          <w:bCs/>
           <w:b/>
         </w:rPr>
         <w:t xml:space="preserve">같은 저장소의 커밋 이력에 남는다.</w:t>
@@ -356,31 +481,31 @@
         </w:pict>
       </w:r>
     </w:p>
-    <w:bookmarkEnd w:id="21"/>
-    <w:bookmarkStart w:id="25" w:name="기술-스택"/>
     <w:p>
       <w:pPr>
         <w:pStyle w:val="Heading1"/>
       </w:pPr>
+      <w:bookmarkStart w:id="22" w:name="기술-스택"/>
       <w:r>
         <w:t xml:space="preserve">2. 기술 스택</w:t>
       </w:r>
-    </w:p>
-    <w:bookmarkStart w:id="22" w:name="선택과-근거"/>
+      <w:bookmarkEnd w:id="22"/>
+    </w:p>
     <w:p>
       <w:pPr>
         <w:pStyle w:val="Heading2"/>
       </w:pPr>
+      <w:bookmarkStart w:id="23" w:name="선택과-근거"/>
       <w:r>
         <w:t xml:space="preserve">2-1. 선택과 근거</w:t>
       </w:r>
+      <w:bookmarkEnd w:id="23"/>
     </w:p>
     <w:tbl>
       <w:tblPr>
         <w:tblStyle w:val="Table"/>
-        <w:tblW w:type="pct" w:w="5000"/>
-        <w:tblLook w:firstRow="1" w:lastRow="0" w:firstColumn="0" w:lastColumn="0" w:noHBand="0" w:noVBand="0" w:val="0020"/>
-        <w:jc w:val="start"/>
+        <w:tblW w:type="pct" w:w="5000.0"/>
+        <w:tblLook w:firstRow="1"/>
       </w:tblPr>
       <w:tblGrid>
         <w:gridCol w:w="2640"/>
@@ -389,10 +514,15 @@
       </w:tblGrid>
       <w:tr>
         <w:trPr>
-          <w:tblHeader w:val="true"/>
+          <w:cnfStyle w:firstRow="1"/>
         </w:trPr>
         <w:tc>
-          <w:tcPr/>
+          <w:tcPr>
+            <w:tcBorders>
+              <w:bottom w:val="single"/>
+            </w:tcBorders>
+            <w:vAlign w:val="bottom"/>
+          </w:tcPr>
           <w:p>
             <w:pPr>
               <w:pStyle w:val="Compact"/>
@@ -404,7 +534,12 @@
           </w:p>
         </w:tc>
         <w:tc>
-          <w:tcPr/>
+          <w:tcPr>
+            <w:tcBorders>
+              <w:bottom w:val="single"/>
+            </w:tcBorders>
+            <w:vAlign w:val="bottom"/>
+          </w:tcPr>
           <w:p>
             <w:pPr>
               <w:pStyle w:val="Compact"/>
@@ -416,7 +551,12 @@
           </w:p>
         </w:tc>
         <w:tc>
-          <w:tcPr/>
+          <w:tcPr>
+            <w:tcBorders>
+              <w:bottom w:val="single"/>
+            </w:tcBorders>
+            <w:vAlign w:val="bottom"/>
+          </w:tcPr>
           <w:p>
             <w:pPr>
               <w:pStyle w:val="Compact"/>
@@ -430,7 +570,6 @@
       </w:tr>
       <w:tr>
         <w:tc>
-          <w:tcPr/>
           <w:p>
             <w:pPr>
               <w:pStyle w:val="Compact"/>
@@ -442,15 +581,13 @@
           </w:p>
         </w:tc>
         <w:tc>
-          <w:tcPr/>
-          <w:p>
-            <w:pPr>
-              <w:pStyle w:val="Compact"/>
-              <w:jc w:val="left"/>
-            </w:pPr>
-            <w:r>
-              <w:rPr>
-                <w:bCs/>
+          <w:p>
+            <w:pPr>
+              <w:pStyle w:val="Compact"/>
+              <w:jc w:val="left"/>
+            </w:pPr>
+            <w:r>
+              <w:rPr>
                 <w:b/>
               </w:rPr>
               <w:t xml:space="preserve">React 19 + TypeScript + Vite</w:t>
@@ -458,7 +595,6 @@
           </w:p>
         </w:tc>
         <w:tc>
-          <w:tcPr/>
           <w:p>
             <w:pPr>
               <w:pStyle w:val="Compact"/>
@@ -472,7 +608,6 @@
       </w:tr>
       <w:tr>
         <w:tc>
-          <w:tcPr/>
           <w:p>
             <w:pPr>
               <w:pStyle w:val="Compact"/>
@@ -484,22 +619,19 @@
           </w:p>
         </w:tc>
         <w:tc>
-          <w:tcPr/>
-          <w:p>
-            <w:pPr>
-              <w:pStyle w:val="Compact"/>
-              <w:jc w:val="left"/>
-            </w:pPr>
-            <w:r>
-              <w:rPr>
-                <w:bCs/>
+          <w:p>
+            <w:pPr>
+              <w:pStyle w:val="Compact"/>
+              <w:jc w:val="left"/>
+            </w:pPr>
+            <w:r>
+              <w:rPr>
                 <w:b/>
               </w:rPr>
               <w:t xml:space="preserve">Node +</w:t>
             </w:r>
             <w:r>
               <w:rPr>
-                <w:bCs/>
                 <w:b/>
               </w:rPr>
               <w:t xml:space="preserve"> </w:t>
@@ -507,7 +639,6 @@
             <w:r>
               <w:rPr>
                 <w:rStyle w:val="VerbatimChar"/>
-                <w:bCs/>
                 <w:b/>
               </w:rPr>
               <w:t xml:space="preserve">ws</w:t>
@@ -536,7 +667,6 @@
           </w:p>
         </w:tc>
         <w:tc>
-          <w:tcPr/>
           <w:p>
             <w:pPr>
               <w:pStyle w:val="Compact"/>
@@ -550,7 +680,6 @@
       </w:tr>
       <w:tr>
         <w:tc>
-          <w:tcPr/>
           <w:p>
             <w:pPr>
               <w:pStyle w:val="Compact"/>
@@ -562,15 +691,13 @@
           </w:p>
         </w:tc>
         <w:tc>
-          <w:tcPr/>
-          <w:p>
-            <w:pPr>
-              <w:pStyle w:val="Compact"/>
-              <w:jc w:val="left"/>
-            </w:pPr>
-            <w:r>
-              <w:rPr>
-                <w:bCs/>
+          <w:p>
+            <w:pPr>
+              <w:pStyle w:val="Compact"/>
+              <w:jc w:val="left"/>
+            </w:pPr>
+            <w:r>
+              <w:rPr>
                 <w:b/>
               </w:rPr>
               <w:t xml:space="preserve">JSON Schema (draft 2020-12)</w:t>
@@ -578,7 +705,6 @@
           </w:p>
         </w:tc>
         <w:tc>
-          <w:tcPr/>
           <w:p>
             <w:pPr>
               <w:pStyle w:val="Compact"/>
@@ -622,7 +748,6 @@
       </w:tr>
       <w:tr>
         <w:tc>
-          <w:tcPr/>
           <w:p>
             <w:pPr>
               <w:pStyle w:val="Compact"/>
@@ -634,15 +759,13 @@
           </w:p>
         </w:tc>
         <w:tc>
-          <w:tcPr/>
-          <w:p>
-            <w:pPr>
-              <w:pStyle w:val="Compact"/>
-              <w:jc w:val="left"/>
-            </w:pPr>
-            <w:r>
-              <w:rPr>
-                <w:bCs/>
+          <w:p>
+            <w:pPr>
+              <w:pStyle w:val="Compact"/>
+              <w:jc w:val="left"/>
+            </w:pPr>
+            <w:r>
+              <w:rPr>
                 <w:b/>
               </w:rPr>
               <w:t xml:space="preserve">직접 구현 (SVG + 절대 배치)</w:t>
@@ -650,7 +773,6 @@
           </w:p>
         </w:tc>
         <w:tc>
-          <w:tcPr/>
           <w:p>
             <w:pPr>
               <w:pStyle w:val="Compact"/>
@@ -664,7 +786,6 @@
       </w:tr>
       <w:tr>
         <w:tc>
-          <w:tcPr/>
           <w:p>
             <w:pPr>
               <w:pStyle w:val="Compact"/>
@@ -676,15 +797,13 @@
           </w:p>
         </w:tc>
         <w:tc>
-          <w:tcPr/>
-          <w:p>
-            <w:pPr>
-              <w:pStyle w:val="Compact"/>
-              <w:jc w:val="left"/>
-            </w:pPr>
-            <w:r>
-              <w:rPr>
-                <w:bCs/>
+          <w:p>
+            <w:pPr>
+              <w:pStyle w:val="Compact"/>
+              <w:jc w:val="left"/>
+            </w:pPr>
+            <w:r>
+              <w:rPr>
                 <w:b/>
               </w:rPr>
               <w:t xml:space="preserve">메모리 + JSONL 파일</w:t>
@@ -698,7 +817,6 @@
           </w:p>
         </w:tc>
         <w:tc>
-          <w:tcPr/>
           <w:p>
             <w:pPr>
               <w:pStyle w:val="Compact"/>
@@ -712,7 +830,6 @@
       </w:tr>
       <w:tr>
         <w:tc>
-          <w:tcPr/>
           <w:p>
             <w:pPr>
               <w:pStyle w:val="Compact"/>
@@ -724,66 +841,130 @@
           </w:p>
         </w:tc>
         <w:tc>
-          <w:tcPr/>
-          <w:p>
-            <w:pPr>
-              <w:pStyle w:val="Compact"/>
-              <w:jc w:val="left"/>
-            </w:pPr>
-            <w:r>
-              <w:rPr>
-                <w:bCs/>
+          <w:p>
+            <w:pPr>
+              <w:pStyle w:val="Compact"/>
+              <w:jc w:val="left"/>
+            </w:pPr>
+            <w:r>
+              <w:rPr>
+                <w:rStyle w:val="VerbatimChar"/>
                 <w:b/>
               </w:rPr>
-              <w:t xml:space="preserve">기존</w:t>
-            </w:r>
-            <w:r>
-              <w:rPr>
-                <w:bCs/>
+              <w:t xml:space="preserve">viz-debugger/stt/</w:t>
+            </w:r>
+            <w:r>
+              <w:rPr>
                 <w:b/>
               </w:rPr>
               <w:t xml:space="preserve"> </w:t>
             </w:r>
             <w:r>
               <w:rPr>
-                <w:rStyle w:val="VerbatimChar"/>
-                <w:bCs/>
                 <w:b/>
               </w:rPr>
+              <w:t xml:space="preserve">자체 서비스 (Python). 엔진 알맹이는</w:t>
+            </w:r>
+            <w:r>
+              <w:rPr>
+                <w:b/>
+              </w:rPr>
+              <w:t xml:space="preserve"> </w:t>
+            </w:r>
+            <w:r>
+              <w:rPr>
+                <w:rStyle w:val="VerbatimChar"/>
+                <w:b/>
+              </w:rPr>
               <w:t xml:space="preserve">stt-lab/</w:t>
             </w:r>
             <w:r>
               <w:rPr>
-                <w:bCs/>
                 <w:b/>
               </w:rPr>
               <w:t xml:space="preserve"> </w:t>
             </w:r>
             <w:r>
               <w:rPr>
-                <w:bCs/>
                 <w:b/>
               </w:rPr>
-              <w:t xml:space="preserve">(Python·FastAPI) 를 별도 프로세스로 호출</w:t>
-            </w:r>
-          </w:p>
-        </w:tc>
-        <w:tc>
-          <w:tcPr/>
-          <w:p>
-            <w:pPr>
-              <w:pStyle w:val="Compact"/>
-              <w:jc w:val="left"/>
-            </w:pPr>
-            <w:r>
-              <w:t xml:space="preserve">이미 동작한다. 수정하지 않는다</w:t>
+              <w:t xml:space="preserve">에서 무수정 이식</w:t>
+            </w:r>
+          </w:p>
+        </w:tc>
+        <w:tc>
+          <w:p>
+            <w:pPr>
+              <w:pStyle w:val="Compact"/>
+              <w:jc w:val="left"/>
+            </w:pPr>
+            <w:r>
+              <w:rPr>
+                <w:i/>
+              </w:rPr>
+              <w:t xml:space="preserve">(2026-08-28 개정)</w:t>
+            </w:r>
+            <w:r>
+              <w:t xml:space="preserve"> </w:t>
+            </w:r>
+            <w:r>
+              <w:t xml:space="preserve">운영 경로가 실험 하네스에 런타임 의존하면 임계값 실측이 운영을 흔든다. §3-6 참조</w:t>
             </w:r>
           </w:p>
         </w:tc>
       </w:tr>
       <w:tr>
         <w:tc>
-          <w:tcPr/>
+          <w:p>
+            <w:pPr>
+              <w:pStyle w:val="Compact"/>
+              <w:jc w:val="left"/>
+            </w:pPr>
+            <w:r>
+              <w:rPr>
+                <w:b/>
+              </w:rPr>
+              <w:t xml:space="preserve">임무 생성</w:t>
+            </w:r>
+          </w:p>
+        </w:tc>
+        <w:tc>
+          <w:p>
+            <w:pPr>
+              <w:pStyle w:val="Compact"/>
+              <w:jc w:val="left"/>
+            </w:pPr>
+            <w:r>
+              <w:rPr>
+                <w:b/>
+              </w:rPr>
+              <w:t xml:space="preserve">로컬 LLM (별도 프로세스, 인터페이스 뒤에 은닉)</w:t>
+            </w:r>
+          </w:p>
+        </w:tc>
+        <w:tc>
+          <w:p>
+            <w:pPr>
+              <w:pStyle w:val="Compact"/>
+              <w:jc w:val="left"/>
+            </w:pPr>
+            <w:r>
+              <w:rPr>
+                <w:i/>
+              </w:rPr>
+              <w:t xml:space="preserve">(2026-08-27 인수)</w:t>
+            </w:r>
+            <w:r>
+              <w:t xml:space="preserve"> </w:t>
+            </w:r>
+            <w:r>
+              <w:t xml:space="preserve">폐쇄망이 전제라 외부 API를 기본 경로로 둘 수 없다. 모델 규모는 연구실 PC 실측 후 확정</w:t>
+            </w:r>
+          </w:p>
+        </w:tc>
+      </w:tr>
+      <w:tr>
+        <w:tc>
           <w:p>
             <w:pPr>
               <w:pStyle w:val="Compact"/>
@@ -795,15 +976,13 @@
           </w:p>
         </w:tc>
         <w:tc>
-          <w:tcPr/>
-          <w:p>
-            <w:pPr>
-              <w:pStyle w:val="Compact"/>
-              <w:jc w:val="left"/>
-            </w:pPr>
-            <w:r>
-              <w:rPr>
-                <w:bCs/>
+          <w:p>
+            <w:pPr>
+              <w:pStyle w:val="Compact"/>
+              <w:jc w:val="left"/>
+            </w:pPr>
+            <w:r>
+              <w:rPr>
                 <w:b/>
               </w:rPr>
               <w:t xml:space="preserve">Node 스크립트 (</w:t>
@@ -811,21 +990,18 @@
             <w:r>
               <w:rPr>
                 <w:rStyle w:val="VerbatimChar"/>
-                <w:bCs/>
                 <w:b/>
               </w:rPr>
               <w:t xml:space="preserve">node:test</w:t>
             </w:r>
             <w:r>
               <w:rPr>
-                <w:bCs/>
                 <w:b/>
               </w:rPr>
               <w:t xml:space="preserve"> </w:t>
             </w:r>
             <w:r>
               <w:rPr>
-                <w:bCs/>
                 <w:b/>
               </w:rPr>
               <w:t xml:space="preserve">없이 단독 실행)</w:t>
@@ -833,7 +1009,6 @@
           </w:p>
         </w:tc>
         <w:tc>
-          <w:tcPr/>
           <w:p>
             <w:pPr>
               <w:pStyle w:val="Compact"/>
@@ -861,15 +1036,15 @@
         </w:tc>
       </w:tr>
     </w:tbl>
-    <w:bookmarkEnd w:id="22"/>
-    <w:bookmarkStart w:id="23" w:name="웹으로-가는-이유"/>
     <w:p>
       <w:pPr>
         <w:pStyle w:val="Heading2"/>
       </w:pPr>
+      <w:bookmarkStart w:id="24" w:name="웹으로-가는-이유"/>
       <w:r>
         <w:t xml:space="preserve">2-2. 웹으로 가는 이유</w:t>
       </w:r>
+      <w:bookmarkEnd w:id="24"/>
     </w:p>
     <w:p>
       <w:pPr>
@@ -904,7 +1079,6 @@
       </w:pPr>
       <w:r>
         <w:rPr>
-          <w:bCs/>
           <w:b/>
         </w:rPr>
         <w:t xml:space="preserve">이식 자산이 전부 웹이다.</w:t>
@@ -932,7 +1106,6 @@
       </w:pPr>
       <w:r>
         <w:rPr>
-          <w:bCs/>
           <w:b/>
         </w:rPr>
         <w:t xml:space="preserve">HCI 팀원에게 링크 하나로 전달</w:t>
@@ -965,7 +1138,6 @@
       </w:pPr>
       <w:r>
         <w:rPr>
-          <w:bCs/>
           <w:b/>
         </w:rPr>
         <w:t xml:space="preserve">단, 이건 성능 주장이 아니라 접근성 선택이다.</w:t>
@@ -977,15 +1149,15 @@
         <w:t xml:space="preserve">성능 축으로 싸우지 않는다.</w:t>
       </w:r>
     </w:p>
-    <w:bookmarkEnd w:id="23"/>
-    <w:bookmarkStart w:id="24" w:name="그래프-렌더링을-직접-구현하는-이유"/>
     <w:p>
       <w:pPr>
         <w:pStyle w:val="Heading2"/>
       </w:pPr>
+      <w:bookmarkStart w:id="25" w:name="그래프-렌더링을-직접-구현하는-이유"/>
       <w:r>
         <w:t xml:space="preserve">2-3. 그래프 렌더링을 직접 구현하는 이유</w:t>
       </w:r>
+      <w:bookmarkEnd w:id="25"/>
     </w:p>
     <w:p>
       <w:pPr>
@@ -1011,7 +1183,6 @@
       </w:r>
       <w:r>
         <w:rPr>
-          <w:bCs/>
           <w:b/>
         </w:rPr>
         <w:t xml:space="preserve">노드 60개 이하의 계층 DAG 한 종류</w:t>
@@ -1030,7 +1201,6 @@
       </w:pPr>
       <w:r>
         <w:rPr>
-          <w:bCs/>
           <w:b/>
         </w:rPr>
         <w:t xml:space="preserve">상태 8종 · 재실행 회차 배지 · 실패 경로 접기 · 시간에 따른 재칠하기</w:t>
@@ -1073,7 +1243,6 @@
       </w:r>
       <w:r>
         <w:rPr>
-          <w:bCs/>
           <w:b/>
         </w:rPr>
         <w:t xml:space="preserve">계측 오버헤드 측정</w:t>
@@ -1100,7 +1269,6 @@
       </w:r>
       <w:r>
         <w:rPr>
-          <w:bCs/>
           <w:b/>
         </w:rPr>
         <w:t xml:space="preserve">미리 만들지 않는다.</w:t>
@@ -1113,16 +1281,15 @@
         </w:pict>
       </w:r>
     </w:p>
-    <w:bookmarkEnd w:id="24"/>
-    <w:bookmarkEnd w:id="25"/>
-    <w:bookmarkStart w:id="31" w:name="기존-코드-이식-판단-파일-단위"/>
     <w:p>
       <w:pPr>
         <w:pStyle w:val="Heading1"/>
       </w:pPr>
+      <w:bookmarkStart w:id="26" w:name="기존-코드-이식-판단-파일-단위"/>
       <w:r>
         <w:t xml:space="preserve">3. 기존 코드 이식 판단 — 파일 단위</w:t>
       </w:r>
+      <w:bookmarkEnd w:id="26"/>
     </w:p>
     <w:p>
       <w:pPr>
@@ -1136,91 +1303,78 @@
       </w:r>
       <w:r>
         <w:rPr>
-          <w:bCs/>
           <w:b/>
         </w:rPr>
         <w:t xml:space="preserve">새 도구가 다루는 것이</w:t>
       </w:r>
       <w:r>
         <w:rPr>
-          <w:bCs/>
           <w:b/>
         </w:rPr>
         <w:t xml:space="preserve"> </w:t>
       </w:r>
       <w:r>
         <w:rPr>
-          <w:bCs/>
           <w:b/>
         </w:rPr>
         <w:t xml:space="preserve">“</w:t>
       </w:r>
       <w:r>
         <w:rPr>
-          <w:bCs/>
           <w:b/>
         </w:rPr>
         <w:t xml:space="preserve">지금 상태</w:t>
       </w:r>
       <w:r>
         <w:rPr>
-          <w:bCs/>
           <w:b/>
         </w:rPr>
         <w:t xml:space="preserve">”</w:t>
       </w:r>
       <w:r>
         <w:rPr>
-          <w:bCs/>
           <w:b/>
         </w:rPr>
         <w:t xml:space="preserve">가 아니라</w:t>
       </w:r>
       <w:r>
         <w:rPr>
-          <w:bCs/>
           <w:b/>
         </w:rPr>
         <w:t xml:space="preserve"> </w:t>
       </w:r>
       <w:r>
         <w:rPr>
-          <w:bCs/>
           <w:b/>
         </w:rPr>
         <w:t xml:space="preserve">“</w:t>
       </w:r>
       <w:r>
         <w:rPr>
-          <w:bCs/>
           <w:b/>
         </w:rPr>
         <w:t xml:space="preserve">쌓인 기록</w:t>
       </w:r>
       <w:r>
         <w:rPr>
-          <w:bCs/>
           <w:b/>
         </w:rPr>
         <w:t xml:space="preserve">”</w:t>
       </w:r>
       <w:r>
         <w:rPr>
-          <w:bCs/>
           <w:b/>
         </w:rPr>
         <w:t xml:space="preserve">이라는 점에서</w:t>
       </w:r>
       <w:r>
         <w:rPr>
-          <w:bCs/>
           <w:b/>
         </w:rPr>
         <w:t xml:space="preserve"> </w:t>
       </w:r>
       <w:r>
         <w:rPr>
-          <w:bCs/>
           <w:b/>
         </w:rPr>
         <w:t xml:space="preserve">바뀌어야 하는가.</w:t>
@@ -1232,21 +1386,21 @@
         <w:t xml:space="preserve">바뀔 필요가 없으면 그대로 가져오고, 바뀌어야 하면 고쳐서 가져온다.</w:t>
       </w:r>
     </w:p>
-    <w:bookmarkStart w:id="26" w:name="그대로-가져온다-복사-후-손대지-않음"/>
     <w:p>
       <w:pPr>
         <w:pStyle w:val="Heading2"/>
       </w:pPr>
+      <w:bookmarkStart w:id="27" w:name="그대로-가져온다-복사-후-손대지-않음"/>
       <w:r>
         <w:t xml:space="preserve">3-1. 그대로 가져온다 — 복사 후 손대지 않음</w:t>
       </w:r>
+      <w:bookmarkEnd w:id="27"/>
     </w:p>
     <w:tbl>
       <w:tblPr>
         <w:tblStyle w:val="Table"/>
-        <w:tblW w:type="pct" w:w="5000"/>
-        <w:tblLook w:firstRow="1" w:lastRow="0" w:firstColumn="0" w:lastColumn="0" w:noHBand="0" w:noVBand="0" w:val="0020"/>
-        <w:jc w:val="start"/>
+        <w:tblW w:type="pct" w:w="5000.0"/>
+        <w:tblLook w:firstRow="1"/>
       </w:tblPr>
       <w:tblGrid>
         <w:gridCol w:w="1980"/>
@@ -1256,10 +1410,15 @@
       </w:tblGrid>
       <w:tr>
         <w:trPr>
-          <w:tblHeader w:val="true"/>
+          <w:cnfStyle w:firstRow="1"/>
         </w:trPr>
         <w:tc>
-          <w:tcPr/>
+          <w:tcPr>
+            <w:tcBorders>
+              <w:bottom w:val="single"/>
+            </w:tcBorders>
+            <w:vAlign w:val="bottom"/>
+          </w:tcPr>
           <w:p>
             <w:pPr>
               <w:pStyle w:val="Compact"/>
@@ -1271,7 +1430,12 @@
           </w:p>
         </w:tc>
         <w:tc>
-          <w:tcPr/>
+          <w:tcPr>
+            <w:tcBorders>
+              <w:bottom w:val="single"/>
+            </w:tcBorders>
+            <w:vAlign w:val="bottom"/>
+          </w:tcPr>
           <w:p>
             <w:pPr>
               <w:pStyle w:val="Compact"/>
@@ -1283,7 +1447,12 @@
           </w:p>
         </w:tc>
         <w:tc>
-          <w:tcPr/>
+          <w:tcPr>
+            <w:tcBorders>
+              <w:bottom w:val="single"/>
+            </w:tcBorders>
+            <w:vAlign w:val="bottom"/>
+          </w:tcPr>
           <w:p>
             <w:pPr>
               <w:pStyle w:val="Compact"/>
@@ -1295,7 +1464,12 @@
           </w:p>
         </w:tc>
         <w:tc>
-          <w:tcPr/>
+          <w:tcPr>
+            <w:tcBorders>
+              <w:bottom w:val="single"/>
+            </w:tcBorders>
+            <w:vAlign w:val="bottom"/>
+          </w:tcPr>
           <w:p>
             <w:pPr>
               <w:pStyle w:val="Compact"/>
@@ -1309,7 +1483,6 @@
       </w:tr>
       <w:tr>
         <w:tc>
-          <w:tcPr/>
           <w:p>
             <w:pPr>
               <w:pStyle w:val="Compact"/>
@@ -1324,7 +1497,6 @@
           </w:p>
         </w:tc>
         <w:tc>
-          <w:tcPr/>
           <w:p>
             <w:pPr>
               <w:pStyle w:val="Compact"/>
@@ -1336,7 +1508,6 @@
           </w:p>
         </w:tc>
         <w:tc>
-          <w:tcPr/>
           <w:p>
             <w:pPr>
               <w:pStyle w:val="Compact"/>
@@ -1348,7 +1519,6 @@
           </w:p>
         </w:tc>
         <w:tc>
-          <w:tcPr/>
           <w:p>
             <w:pPr>
               <w:pStyle w:val="Compact"/>
@@ -1362,7 +1532,6 @@
       </w:tr>
       <w:tr>
         <w:tc>
-          <w:tcPr/>
           <w:p>
             <w:pPr>
               <w:pStyle w:val="Compact"/>
@@ -1377,7 +1546,6 @@
           </w:p>
         </w:tc>
         <w:tc>
-          <w:tcPr/>
           <w:p>
             <w:pPr>
               <w:pStyle w:val="Compact"/>
@@ -1389,7 +1557,6 @@
           </w:p>
         </w:tc>
         <w:tc>
-          <w:tcPr/>
           <w:p>
             <w:pPr>
               <w:pStyle w:val="Compact"/>
@@ -1401,15 +1568,13 @@
           </w:p>
         </w:tc>
         <w:tc>
-          <w:tcPr/>
-          <w:p>
-            <w:pPr>
-              <w:pStyle w:val="Compact"/>
-              <w:jc w:val="left"/>
-            </w:pPr>
-            <w:r>
-              <w:rPr>
-                <w:bCs/>
+          <w:p>
+            <w:pPr>
+              <w:pStyle w:val="Compact"/>
+              <w:jc w:val="left"/>
+            </w:pPr>
+            <w:r>
+              <w:rPr>
                 <w:b/>
               </w:rPr>
               <w:t xml:space="preserve">재연결 시 구독 자동 복원</w:t>
@@ -1422,7 +1587,6 @@
       </w:tr>
       <w:tr>
         <w:tc>
-          <w:tcPr/>
           <w:p>
             <w:pPr>
               <w:pStyle w:val="Compact"/>
@@ -1437,7 +1601,6 @@
           </w:p>
         </w:tc>
         <w:tc>
-          <w:tcPr/>
           <w:p>
             <w:pPr>
               <w:pStyle w:val="Compact"/>
@@ -1449,7 +1612,6 @@
           </w:p>
         </w:tc>
         <w:tc>
-          <w:tcPr/>
           <w:p>
             <w:pPr>
               <w:pStyle w:val="Compact"/>
@@ -1461,7 +1623,6 @@
           </w:p>
         </w:tc>
         <w:tc>
-          <w:tcPr/>
           <w:p>
             <w:pPr>
               <w:pStyle w:val="Compact"/>
@@ -1475,7 +1636,6 @@
       </w:tr>
       <w:tr>
         <w:tc>
-          <w:tcPr/>
           <w:p>
             <w:pPr>
               <w:pStyle w:val="Compact"/>
@@ -1490,7 +1650,6 @@
           </w:p>
         </w:tc>
         <w:tc>
-          <w:tcPr/>
           <w:p>
             <w:pPr>
               <w:pStyle w:val="Compact"/>
@@ -1502,7 +1661,6 @@
           </w:p>
         </w:tc>
         <w:tc>
-          <w:tcPr/>
           <w:p>
             <w:pPr>
               <w:pStyle w:val="Compact"/>
@@ -1514,7 +1672,6 @@
           </w:p>
         </w:tc>
         <w:tc>
-          <w:tcPr/>
           <w:p>
             <w:pPr>
               <w:pStyle w:val="Compact"/>
@@ -1528,7 +1685,6 @@
       </w:tr>
       <w:tr>
         <w:tc>
-          <w:tcPr/>
           <w:p>
             <w:pPr>
               <w:pStyle w:val="Compact"/>
@@ -1543,7 +1699,6 @@
           </w:p>
         </w:tc>
         <w:tc>
-          <w:tcPr/>
           <w:p>
             <w:pPr>
               <w:pStyle w:val="Compact"/>
@@ -1555,7 +1710,6 @@
           </w:p>
         </w:tc>
         <w:tc>
-          <w:tcPr/>
           <w:p>
             <w:pPr>
               <w:pStyle w:val="Compact"/>
@@ -1567,7 +1721,6 @@
           </w:p>
         </w:tc>
         <w:tc>
-          <w:tcPr/>
           <w:p>
             <w:pPr>
               <w:pStyle w:val="Compact"/>
@@ -1581,7 +1734,6 @@
       </w:tr>
       <w:tr>
         <w:tc>
-          <w:tcPr/>
           <w:p>
             <w:pPr>
               <w:pStyle w:val="Compact"/>
@@ -1611,7 +1763,6 @@
           </w:p>
         </w:tc>
         <w:tc>
-          <w:tcPr/>
           <w:p>
             <w:pPr>
               <w:pStyle w:val="Compact"/>
@@ -1623,7 +1774,6 @@
           </w:p>
         </w:tc>
         <w:tc>
-          <w:tcPr/>
           <w:p>
             <w:pPr>
               <w:pStyle w:val="Compact"/>
@@ -1635,7 +1785,6 @@
           </w:p>
         </w:tc>
         <w:tc>
-          <w:tcPr/>
           <w:p>
             <w:pPr>
               <w:pStyle w:val="Compact"/>
@@ -1649,7 +1798,6 @@
       </w:tr>
       <w:tr>
         <w:tc>
-          <w:tcPr/>
           <w:p>
             <w:pPr>
               <w:pStyle w:val="Compact"/>
@@ -1670,7 +1818,6 @@
           </w:p>
         </w:tc>
         <w:tc>
-          <w:tcPr/>
           <w:p>
             <w:pPr>
               <w:pStyle w:val="Compact"/>
@@ -1682,7 +1829,6 @@
           </w:p>
         </w:tc>
         <w:tc>
-          <w:tcPr/>
           <w:p>
             <w:pPr>
               <w:pStyle w:val="Compact"/>
@@ -1694,15 +1840,13 @@
           </w:p>
         </w:tc>
         <w:tc>
-          <w:tcPr/>
-          <w:p>
-            <w:pPr>
-              <w:pStyle w:val="Compact"/>
-              <w:jc w:val="left"/>
-            </w:pPr>
-            <w:r>
-              <w:rPr>
-                <w:bCs/>
+          <w:p>
+            <w:pPr>
+              <w:pStyle w:val="Compact"/>
+              <w:jc w:val="left"/>
+            </w:pPr>
+            <w:r>
+              <w:rPr>
                 <w:b/>
               </w:rPr>
               <w:t xml:space="preserve">복사하지 않고 상대 경로로 참조</w:t>
@@ -1715,7 +1859,6 @@
       </w:tr>
       <w:tr>
         <w:tc>
-          <w:tcPr/>
           <w:p>
             <w:pPr>
               <w:pStyle w:val="Compact"/>
@@ -1730,7 +1873,6 @@
           </w:p>
         </w:tc>
         <w:tc>
-          <w:tcPr/>
           <w:p>
             <w:pPr>
               <w:pStyle w:val="Compact"/>
@@ -1742,7 +1884,6 @@
           </w:p>
         </w:tc>
         <w:tc>
-          <w:tcPr/>
           <w:p>
             <w:pPr>
               <w:pStyle w:val="Compact"/>
@@ -1754,7 +1895,6 @@
           </w:p>
         </w:tc>
         <w:tc>
-          <w:tcPr/>
           <w:p>
             <w:pPr>
               <w:pStyle w:val="Compact"/>
@@ -1768,37 +1908,20 @@
       </w:tr>
       <w:tr>
         <w:tc>
-          <w:tcPr/>
-          <w:p>
-            <w:pPr>
-              <w:pStyle w:val="Compact"/>
-              <w:jc w:val="left"/>
-            </w:pPr>
-            <w:r>
-              <w:rPr>
-                <w:rStyle w:val="VerbatimChar"/>
-              </w:rPr>
-              <w:t xml:space="preserve">vite.config.ts</w:t>
-            </w:r>
-            <w:r>
-              <w:t xml:space="preserve"> </w:t>
-            </w:r>
-            <w:r>
-              <w:t xml:space="preserve">·</w:t>
-            </w:r>
-            <w:r>
-              <w:t xml:space="preserve"> </w:t>
-            </w:r>
-            <w:r>
-              <w:rPr>
-                <w:rStyle w:val="VerbatimChar"/>
-              </w:rPr>
-              <w:t xml:space="preserve">tsconfig</w:t>
-            </w:r>
-          </w:p>
-        </w:tc>
-        <w:tc>
-          <w:tcPr/>
+          <w:p>
+            <w:pPr>
+              <w:pStyle w:val="Compact"/>
+              <w:jc w:val="left"/>
+            </w:pPr>
+            <w:r>
+              <w:rPr>
+                <w:rStyle w:val="VerbatimChar"/>
+              </w:rPr>
+              <w:t xml:space="preserve">tsconfig.json</w:t>
+            </w:r>
+          </w:p>
+        </w:tc>
+        <w:tc>
           <w:p>
             <w:pPr>
               <w:pStyle w:val="Compact"/>
@@ -1810,26 +1933,24 @@
           </w:p>
         </w:tc>
         <w:tc>
-          <w:tcPr/>
-          <w:p>
-            <w:pPr>
-              <w:pStyle w:val="Compact"/>
-              <w:jc w:val="left"/>
-            </w:pPr>
-            <w:r>
-              <w:t xml:space="preserve">빌드 설정</w:t>
-            </w:r>
-          </w:p>
-        </w:tc>
-        <w:tc>
-          <w:tcPr/>
-          <w:p>
-            <w:pPr>
-              <w:pStyle w:val="Compact"/>
-              <w:jc w:val="left"/>
-            </w:pPr>
-            <w:r>
-              <w:t xml:space="preserve">경로만 바꾼다</w:t>
+          <w:p>
+            <w:pPr>
+              <w:pStyle w:val="Compact"/>
+              <w:jc w:val="left"/>
+            </w:pPr>
+            <w:r>
+              <w:t xml:space="preserve">타입 검사 설정</w:t>
+            </w:r>
+          </w:p>
+        </w:tc>
+        <w:tc>
+          <w:p>
+            <w:pPr>
+              <w:pStyle w:val="Compact"/>
+              <w:jc w:val="left"/>
+            </w:pPr>
+            <w:r>
+              <w:t xml:space="preserve">새 폴더에서 그대로 적용한다</w:t>
             </w:r>
           </w:p>
         </w:tc>
@@ -1847,7 +1968,6 @@
       </w:r>
       <w:r>
         <w:rPr>
-          <w:bCs/>
           <w:b/>
         </w:rPr>
         <w:t xml:space="preserve">470줄</w:t>
@@ -1856,22 +1976,21 @@
         <w:t xml:space="preserve">을 그대로 재사용한다.</w:t>
       </w:r>
     </w:p>
-    <w:bookmarkEnd w:id="26"/>
-    <w:bookmarkStart w:id="27" w:name="고쳐서-가져온다-뼈대는-쓰고-안을-바꾼다"/>
     <w:p>
       <w:pPr>
         <w:pStyle w:val="Heading2"/>
       </w:pPr>
+      <w:bookmarkStart w:id="28" w:name="고쳐서-가져온다-뼈대는-쓰고-안을-바꾼다"/>
       <w:r>
         <w:t xml:space="preserve">3-2. 고쳐서 가져온다 — 뼈대는 쓰고 안을 바꾼다</w:t>
       </w:r>
+      <w:bookmarkEnd w:id="28"/>
     </w:p>
     <w:tbl>
       <w:tblPr>
         <w:tblStyle w:val="Table"/>
-        <w:tblW w:type="pct" w:w="5000"/>
-        <w:tblLook w:firstRow="1" w:lastRow="0" w:firstColumn="0" w:lastColumn="0" w:noHBand="0" w:noVBand="0" w:val="0020"/>
-        <w:jc w:val="start"/>
+        <w:tblW w:type="pct" w:w="5000.0"/>
+        <w:tblLook w:firstRow="1"/>
       </w:tblPr>
       <w:tblGrid>
         <w:gridCol w:w="1980"/>
@@ -1881,10 +2000,15 @@
       </w:tblGrid>
       <w:tr>
         <w:trPr>
-          <w:tblHeader w:val="true"/>
+          <w:cnfStyle w:firstRow="1"/>
         </w:trPr>
         <w:tc>
-          <w:tcPr/>
+          <w:tcPr>
+            <w:tcBorders>
+              <w:bottom w:val="single"/>
+            </w:tcBorders>
+            <w:vAlign w:val="bottom"/>
+          </w:tcPr>
           <w:p>
             <w:pPr>
               <w:pStyle w:val="Compact"/>
@@ -1896,7 +2020,12 @@
           </w:p>
         </w:tc>
         <w:tc>
-          <w:tcPr/>
+          <w:tcPr>
+            <w:tcBorders>
+              <w:bottom w:val="single"/>
+            </w:tcBorders>
+            <w:vAlign w:val="bottom"/>
+          </w:tcPr>
           <w:p>
             <w:pPr>
               <w:pStyle w:val="Compact"/>
@@ -1908,7 +2037,12 @@
           </w:p>
         </w:tc>
         <w:tc>
-          <w:tcPr/>
+          <w:tcPr>
+            <w:tcBorders>
+              <w:bottom w:val="single"/>
+            </w:tcBorders>
+            <w:vAlign w:val="bottom"/>
+          </w:tcPr>
           <w:p>
             <w:pPr>
               <w:pStyle w:val="Compact"/>
@@ -1920,7 +2054,12 @@
           </w:p>
         </w:tc>
         <w:tc>
-          <w:tcPr/>
+          <w:tcPr>
+            <w:tcBorders>
+              <w:bottom w:val="single"/>
+            </w:tcBorders>
+            <w:vAlign w:val="bottom"/>
+          </w:tcPr>
           <w:p>
             <w:pPr>
               <w:pStyle w:val="Compact"/>
@@ -1934,7 +2073,6 @@
       </w:tr>
       <w:tr>
         <w:tc>
-          <w:tcPr/>
           <w:p>
             <w:pPr>
               <w:pStyle w:val="Compact"/>
@@ -1949,7 +2087,6 @@
           </w:p>
         </w:tc>
         <w:tc>
-          <w:tcPr/>
           <w:p>
             <w:pPr>
               <w:pStyle w:val="Compact"/>
@@ -1961,7 +2098,6 @@
           </w:p>
         </w:tc>
         <w:tc>
-          <w:tcPr/>
           <w:p>
             <w:pPr>
               <w:pStyle w:val="Compact"/>
@@ -1973,7 +2109,6 @@
           </w:p>
         </w:tc>
         <w:tc>
-          <w:tcPr/>
           <w:p>
             <w:pPr>
               <w:pStyle w:val="Compact"/>
@@ -1987,7 +2122,6 @@
             </w:r>
             <w:r>
               <w:rPr>
-                <w:bCs/>
                 <w:b/>
               </w:rPr>
               <w:t xml:space="preserve">채널별 최신값 → 시간순 기록 열</w:t>
@@ -2000,7 +2134,6 @@
       </w:tr>
       <w:tr>
         <w:tc>
-          <w:tcPr/>
           <w:p>
             <w:pPr>
               <w:pStyle w:val="Compact"/>
@@ -2015,7 +2148,6 @@
           </w:p>
         </w:tc>
         <w:tc>
-          <w:tcPr/>
           <w:p>
             <w:pPr>
               <w:pStyle w:val="Compact"/>
@@ -2027,7 +2159,6 @@
           </w:p>
         </w:tc>
         <w:tc>
-          <w:tcPr/>
           <w:p>
             <w:pPr>
               <w:pStyle w:val="Compact"/>
@@ -2057,7 +2188,6 @@
           </w:p>
         </w:tc>
         <w:tc>
-          <w:tcPr/>
           <w:p>
             <w:pPr>
               <w:pStyle w:val="Compact"/>
@@ -2071,7 +2201,6 @@
             </w:r>
             <w:r>
               <w:rPr>
-                <w:bCs/>
                 <w:b/>
               </w:rPr>
               <w:t xml:space="preserve">8상태</w:t>
@@ -2100,21 +2229,18 @@
             <w:r>
               <w:rPr>
                 <w:rStyle w:val="VerbatimChar"/>
-                <w:bCs/>
                 <w:b/>
               </w:rPr>
               <w:t xml:space="preserve">deps[]</w:t>
             </w:r>
             <w:r>
               <w:rPr>
-                <w:bCs/>
                 <w:b/>
               </w:rPr>
               <w:t xml:space="preserve"> </w:t>
             </w:r>
             <w:r>
               <w:rPr>
-                <w:bCs/>
                 <w:b/>
               </w:rPr>
               <w:t xml:space="preserve">DAG</w:t>
@@ -2142,7 +2268,6 @@
       </w:tr>
       <w:tr>
         <w:tc>
-          <w:tcPr/>
           <w:p>
             <w:pPr>
               <w:pStyle w:val="Compact"/>
@@ -2157,7 +2282,6 @@
           </w:p>
         </w:tc>
         <w:tc>
-          <w:tcPr/>
           <w:p>
             <w:pPr>
               <w:pStyle w:val="Compact"/>
@@ -2169,7 +2293,6 @@
           </w:p>
         </w:tc>
         <w:tc>
-          <w:tcPr/>
           <w:p>
             <w:pPr>
               <w:pStyle w:val="Compact"/>
@@ -2183,7 +2306,6 @@
             </w:r>
             <w:r>
               <w:rPr>
-                <w:bCs/>
                 <w:b/>
               </w:rPr>
               <w:t xml:space="preserve">재실행 버튼의 뼈대</w:t>
@@ -2191,7 +2313,6 @@
           </w:p>
         </w:tc>
         <w:tc>
-          <w:tcPr/>
           <w:p>
             <w:pPr>
               <w:pStyle w:val="Compact"/>
@@ -2214,7 +2335,6 @@
       </w:tr>
       <w:tr>
         <w:tc>
-          <w:tcPr/>
           <w:p>
             <w:pPr>
               <w:pStyle w:val="Compact"/>
@@ -2229,7 +2349,6 @@
           </w:p>
         </w:tc>
         <w:tc>
-          <w:tcPr/>
           <w:p>
             <w:pPr>
               <w:pStyle w:val="Compact"/>
@@ -2241,7 +2360,6 @@
           </w:p>
         </w:tc>
         <w:tc>
-          <w:tcPr/>
           <w:p>
             <w:pPr>
               <w:pStyle w:val="Compact"/>
@@ -2253,7 +2371,6 @@
           </w:p>
         </w:tc>
         <w:tc>
-          <w:tcPr/>
           <w:p>
             <w:pPr>
               <w:pStyle w:val="Compact"/>
@@ -2267,7 +2384,6 @@
             </w:r>
             <w:r>
               <w:rPr>
-                <w:bCs/>
                 <w:b/>
               </w:rPr>
               <w:t xml:space="preserve">배정 풀</w:t>
@@ -2280,7 +2396,6 @@
       </w:tr>
       <w:tr>
         <w:tc>
-          <w:tcPr/>
           <w:p>
             <w:pPr>
               <w:pStyle w:val="Compact"/>
@@ -2295,7 +2410,6 @@
           </w:p>
         </w:tc>
         <w:tc>
-          <w:tcPr/>
           <w:p>
             <w:pPr>
               <w:pStyle w:val="Compact"/>
@@ -2307,7 +2421,6 @@
           </w:p>
         </w:tc>
         <w:tc>
-          <w:tcPr/>
           <w:p>
             <w:pPr>
               <w:pStyle w:val="Compact"/>
@@ -2319,7 +2432,6 @@
           </w:p>
         </w:tc>
         <w:tc>
-          <w:tcPr/>
           <w:p>
             <w:pPr>
               <w:pStyle w:val="Compact"/>
@@ -2333,7 +2445,6 @@
       </w:tr>
       <w:tr>
         <w:tc>
-          <w:tcPr/>
           <w:p>
             <w:pPr>
               <w:pStyle w:val="Compact"/>
@@ -2348,7 +2459,6 @@
           </w:p>
         </w:tc>
         <w:tc>
-          <w:tcPr/>
           <w:p>
             <w:pPr>
               <w:pStyle w:val="Compact"/>
@@ -2360,7 +2470,6 @@
           </w:p>
         </w:tc>
         <w:tc>
-          <w:tcPr/>
           <w:p>
             <w:pPr>
               <w:pStyle w:val="Compact"/>
@@ -2372,7 +2481,6 @@
           </w:p>
         </w:tc>
         <w:tc>
-          <w:tcPr/>
           <w:p>
             <w:pPr>
               <w:pStyle w:val="Compact"/>
@@ -2386,91 +2494,69 @@
       </w:tr>
       <w:tr>
         <w:tc>
-          <w:tcPr/>
-          <w:p>
-            <w:pPr>
-              <w:pStyle w:val="Compact"/>
-              <w:jc w:val="left"/>
-            </w:pPr>
-            <w:r>
-              <w:rPr>
-                <w:rStyle w:val="VerbatimChar"/>
-              </w:rPr>
-              <w:t xml:space="preserve">src/views/NodeGraphView.tsx</w:t>
-            </w:r>
-          </w:p>
-        </w:tc>
-        <w:tc>
-          <w:tcPr/>
-          <w:p>
-            <w:pPr>
-              <w:pStyle w:val="Compact"/>
-              <w:jc w:val="left"/>
-            </w:pPr>
-            <w:r>
-              <w:t xml:space="preserve">348</w:t>
-            </w:r>
-          </w:p>
-        </w:tc>
-        <w:tc>
-          <w:tcPr/>
-          <w:p>
-            <w:pPr>
-              <w:pStyle w:val="Compact"/>
-              <w:jc w:val="left"/>
-            </w:pPr>
-            <w:r>
-              <w:t xml:space="preserve">노드 절대 배치 + SVG 연결선 렌더링 방식</w:t>
-            </w:r>
-          </w:p>
-        </w:tc>
-        <w:tc>
-          <w:tcPr/>
-          <w:p>
-            <w:pPr>
-              <w:pStyle w:val="Compact"/>
-              <w:jc w:val="left"/>
-            </w:pPr>
-            <w:r>
-              <w:t xml:space="preserve">3계층 드릴다운·8상태·경로 접기로 재작성.</w:t>
-            </w:r>
-            <w:r>
-              <w:t xml:space="preserve"> </w:t>
-            </w:r>
-            <w:r>
-              <w:rPr>
-                <w:bCs/>
-                <w:b/>
-              </w:rPr>
-              <w:t xml:space="preserve">코드보다 방식을 가져온다</w:t>
+          <w:p>
+            <w:pPr>
+              <w:pStyle w:val="Compact"/>
+              <w:jc w:val="left"/>
+            </w:pPr>
+            <w:r>
+              <w:rPr>
+                <w:rStyle w:val="VerbatimChar"/>
+              </w:rPr>
+              <w:t xml:space="preserve">src/transport/index.ts</w:t>
+            </w:r>
+          </w:p>
+        </w:tc>
+        <w:tc>
+          <w:p>
+            <w:pPr>
+              <w:pStyle w:val="Compact"/>
+              <w:jc w:val="left"/>
+            </w:pPr>
+            <w:r>
+              <w:t xml:space="preserve">65</w:t>
+            </w:r>
+          </w:p>
+        </w:tc>
+        <w:tc>
+          <w:p>
+            <w:pPr>
+              <w:pStyle w:val="Compact"/>
+              <w:jc w:val="left"/>
+            </w:pPr>
+            <w:r>
+              <w:t xml:space="preserve">전송 계층의 단일 출입구와 싱글턴 구성</w:t>
+            </w:r>
+          </w:p>
+        </w:tc>
+        <w:tc>
+          <w:p>
+            <w:pPr>
+              <w:pStyle w:val="Compact"/>
+              <w:jc w:val="left"/>
+            </w:pPr>
+            <w:r>
+              <w:t xml:space="preserve">기존 도구와 동시 실행하도록 기본 게이트웨이 포트만 8787 → 8790으로 변경</w:t>
             </w:r>
           </w:p>
         </w:tc>
       </w:tr>
       <w:tr>
         <w:tc>
-          <w:tcPr/>
-          <w:p>
-            <w:pPr>
-              <w:pStyle w:val="Compact"/>
-              <w:jc w:val="left"/>
-            </w:pPr>
-            <w:r>
-              <w:rPr>
-                <w:rStyle w:val="VerbatimChar"/>
-              </w:rPr>
-              <w:t xml:space="preserve">mock-gateway/</w:t>
-            </w:r>
-            <w:r>
-              <w:t xml:space="preserve"> </w:t>
-            </w:r>
-            <w:r>
-              <w:t xml:space="preserve">전체</w:t>
-            </w:r>
-          </w:p>
-        </w:tc>
-        <w:tc>
-          <w:tcPr/>
+          <w:p>
+            <w:pPr>
+              <w:pStyle w:val="Compact"/>
+              <w:jc w:val="left"/>
+            </w:pPr>
+            <w:r>
+              <w:rPr>
+                <w:rStyle w:val="VerbatimChar"/>
+              </w:rPr>
+              <w:t xml:space="preserve">vite.config.ts</w:t>
+            </w:r>
+          </w:p>
+        </w:tc>
+        <w:tc>
           <w:p>
             <w:pPr>
               <w:pStyle w:val="Compact"/>
@@ -2482,46 +2568,155 @@
           </w:p>
         </w:tc>
         <w:tc>
-          <w:tcPr/>
-          <w:p>
-            <w:pPr>
-              <w:pStyle w:val="Compact"/>
-              <w:jc w:val="left"/>
-            </w:pPr>
-            <w:r>
-              <w:t xml:space="preserve">목 서버 골격, 시나리오 재생, 프로토콜 처리</w:t>
-            </w:r>
-          </w:p>
-        </w:tc>
-        <w:tc>
-          <w:tcPr/>
-          <w:p>
-            <w:pPr>
-              <w:pStyle w:val="Compact"/>
-              <w:jc w:val="left"/>
-            </w:pPr>
-            <w:r>
-              <w:t xml:space="preserve">발행 내용이 장치 상태 →</w:t>
-            </w:r>
-            <w:r>
-              <w:t xml:space="preserve"> </w:t>
-            </w:r>
-            <w:r>
-              <w:rPr>
-                <w:bCs/>
-                <w:b/>
-              </w:rPr>
-              <w:t xml:space="preserve">3계층 실행 이벤트</w:t>
-            </w:r>
-            <w:r>
-              <w:t xml:space="preserve">로 바뀐다</w:t>
+          <w:p>
+            <w:pPr>
+              <w:pStyle w:val="Compact"/>
+              <w:jc w:val="left"/>
+            </w:pPr>
+            <w:r>
+              <w:t xml:space="preserve">React/Vite 설정</w:t>
+            </w:r>
+          </w:p>
+        </w:tc>
+        <w:tc>
+          <w:p>
+            <w:pPr>
+              <w:pStyle w:val="Compact"/>
+              <w:jc w:val="left"/>
+            </w:pPr>
+            <w:r>
+              <w:t xml:space="preserve">기존 도구와 동시 실행하도록 개발 서버 포트만 5173 → 5174로 변경</w:t>
             </w:r>
           </w:p>
         </w:tc>
       </w:tr>
       <w:tr>
         <w:tc>
-          <w:tcPr/>
+          <w:p>
+            <w:pPr>
+              <w:pStyle w:val="Compact"/>
+              <w:jc w:val="left"/>
+            </w:pPr>
+            <w:r>
+              <w:rPr>
+                <w:rStyle w:val="VerbatimChar"/>
+              </w:rPr>
+              <w:t xml:space="preserve">src/views/NodeGraphView.tsx</w:t>
+            </w:r>
+          </w:p>
+        </w:tc>
+        <w:tc>
+          <w:p>
+            <w:pPr>
+              <w:pStyle w:val="Compact"/>
+              <w:jc w:val="left"/>
+            </w:pPr>
+            <w:r>
+              <w:t xml:space="preserve">348</w:t>
+            </w:r>
+          </w:p>
+        </w:tc>
+        <w:tc>
+          <w:p>
+            <w:pPr>
+              <w:pStyle w:val="Compact"/>
+              <w:jc w:val="left"/>
+            </w:pPr>
+            <w:r>
+              <w:t xml:space="preserve">노드 절대 배치 + SVG 연결선 렌더링 방식</w:t>
+            </w:r>
+          </w:p>
+        </w:tc>
+        <w:tc>
+          <w:p>
+            <w:pPr>
+              <w:pStyle w:val="Compact"/>
+              <w:jc w:val="left"/>
+            </w:pPr>
+            <w:r>
+              <w:t xml:space="preserve">3계층 드릴다운·8상태·경로 접기로 재작성.</w:t>
+            </w:r>
+            <w:r>
+              <w:t xml:space="preserve"> </w:t>
+            </w:r>
+            <w:r>
+              <w:rPr>
+                <w:b/>
+              </w:rPr>
+              <w:t xml:space="preserve">코드보다 방식을 가져온다</w:t>
+            </w:r>
+          </w:p>
+        </w:tc>
+      </w:tr>
+      <w:tr>
+        <w:tc>
+          <w:p>
+            <w:pPr>
+              <w:pStyle w:val="Compact"/>
+              <w:jc w:val="left"/>
+            </w:pPr>
+            <w:r>
+              <w:rPr>
+                <w:rStyle w:val="VerbatimChar"/>
+              </w:rPr>
+              <w:t xml:space="preserve">mock-gateway/</w:t>
+            </w:r>
+            <w:r>
+              <w:t xml:space="preserve"> </w:t>
+            </w:r>
+            <w:r>
+              <w:t xml:space="preserve">전체</w:t>
+            </w:r>
+          </w:p>
+        </w:tc>
+        <w:tc>
+          <w:p>
+            <w:pPr>
+              <w:pStyle w:val="Compact"/>
+              <w:jc w:val="left"/>
+            </w:pPr>
+            <w:r>
+              <w:t xml:space="preserve">—</w:t>
+            </w:r>
+          </w:p>
+        </w:tc>
+        <w:tc>
+          <w:p>
+            <w:pPr>
+              <w:pStyle w:val="Compact"/>
+              <w:jc w:val="left"/>
+            </w:pPr>
+            <w:r>
+              <w:t xml:space="preserve">목 서버 골격, 시나리오 재생, 프로토콜 처리</w:t>
+            </w:r>
+          </w:p>
+        </w:tc>
+        <w:tc>
+          <w:p>
+            <w:pPr>
+              <w:pStyle w:val="Compact"/>
+              <w:jc w:val="left"/>
+            </w:pPr>
+            <w:r>
+              <w:t xml:space="preserve">발행 내용이 장치 상태 →</w:t>
+            </w:r>
+            <w:r>
+              <w:t xml:space="preserve"> </w:t>
+            </w:r>
+            <w:r>
+              <w:rPr>
+                <w:b/>
+              </w:rPr>
+              <w:t xml:space="preserve">3계층 실행 이벤트</w:t>
+            </w:r>
+            <w:r>
+              <w:t xml:space="preserve">로 바뀐다</w:t>
+            </w:r>
+          </w:p>
+        </w:tc>
+      </w:tr>
+      <w:tr>
+        <w:tc>
           <w:p>
             <w:pPr>
               <w:pStyle w:val="Compact"/>
@@ -2536,7 +2731,6 @@
           </w:p>
         </w:tc>
         <w:tc>
-          <w:tcPr/>
           <w:p>
             <w:pPr>
               <w:pStyle w:val="Compact"/>
@@ -2548,7 +2742,6 @@
           </w:p>
         </w:tc>
         <w:tc>
-          <w:tcPr/>
           <w:p>
             <w:pPr>
               <w:pStyle w:val="Compact"/>
@@ -2560,7 +2753,6 @@
           </w:p>
         </w:tc>
         <w:tc>
-          <w:tcPr/>
           <w:p>
             <w:pPr>
               <w:pStyle w:val="Compact"/>
@@ -2573,22 +2765,21 @@
         </w:tc>
       </w:tr>
     </w:tbl>
-    <w:bookmarkEnd w:id="27"/>
-    <w:bookmarkStart w:id="28" w:name="새로-만든다"/>
     <w:p>
       <w:pPr>
         <w:pStyle w:val="Heading2"/>
       </w:pPr>
+      <w:bookmarkStart w:id="29" w:name="새로-만든다"/>
       <w:r>
         <w:t xml:space="preserve">3-3. 새로 만든다</w:t>
       </w:r>
+      <w:bookmarkEnd w:id="29"/>
     </w:p>
     <w:tbl>
       <w:tblPr>
         <w:tblStyle w:val="Table"/>
-        <w:tblW w:type="pct" w:w="5000"/>
-        <w:tblLook w:firstRow="1" w:lastRow="0" w:firstColumn="0" w:lastColumn="0" w:noHBand="0" w:noVBand="0" w:val="0020"/>
-        <w:jc w:val="start"/>
+        <w:tblW w:type="pct" w:w="5000.0"/>
+        <w:tblLook w:firstRow="1"/>
       </w:tblPr>
       <w:tblGrid>
         <w:gridCol w:w="3960"/>
@@ -2596,10 +2787,15 @@
       </w:tblGrid>
       <w:tr>
         <w:trPr>
-          <w:tblHeader w:val="true"/>
+          <w:cnfStyle w:firstRow="1"/>
         </w:trPr>
         <w:tc>
-          <w:tcPr/>
+          <w:tcPr>
+            <w:tcBorders>
+              <w:bottom w:val="single"/>
+            </w:tcBorders>
+            <w:vAlign w:val="bottom"/>
+          </w:tcPr>
           <w:p>
             <w:pPr>
               <w:pStyle w:val="Compact"/>
@@ -2611,7 +2807,12 @@
           </w:p>
         </w:tc>
         <w:tc>
-          <w:tcPr/>
+          <w:tcPr>
+            <w:tcBorders>
+              <w:bottom w:val="single"/>
+            </w:tcBorders>
+            <w:vAlign w:val="bottom"/>
+          </w:tcPr>
           <w:p>
             <w:pPr>
               <w:pStyle w:val="Compact"/>
@@ -2625,7 +2826,6 @@
       </w:tr>
       <w:tr>
         <w:tc>
-          <w:tcPr/>
           <w:p>
             <w:pPr>
               <w:pStyle w:val="Compact"/>
@@ -2721,7 +2921,6 @@
           </w:p>
         </w:tc>
         <w:tc>
-          <w:tcPr/>
           <w:p>
             <w:pPr>
               <w:pStyle w:val="Compact"/>
@@ -2735,7 +2934,6 @@
       </w:tr>
       <w:tr>
         <w:tc>
-          <w:tcPr/>
           <w:p>
             <w:pPr>
               <w:pStyle w:val="Compact"/>
@@ -2747,7 +2945,6 @@
           </w:p>
         </w:tc>
         <w:tc>
-          <w:tcPr/>
           <w:p>
             <w:pPr>
               <w:pStyle w:val="Compact"/>
@@ -2761,7 +2958,6 @@
             </w:r>
             <w:r>
               <w:rPr>
-                <w:bCs/>
                 <w:b/>
               </w:rPr>
               <w:t xml:space="preserve">이게 논문의 본체다</w:t>
@@ -2771,7 +2967,6 @@
       </w:tr>
       <w:tr>
         <w:tc>
-          <w:tcPr/>
           <w:p>
             <w:pPr>
               <w:pStyle w:val="Compact"/>
@@ -2795,7 +2990,6 @@
           </w:p>
         </w:tc>
         <w:tc>
-          <w:tcPr/>
           <w:p>
             <w:pPr>
               <w:pStyle w:val="Compact"/>
@@ -2809,7 +3003,6 @@
       </w:tr>
       <w:tr>
         <w:tc>
-          <w:tcPr/>
           <w:p>
             <w:pPr>
               <w:pStyle w:val="Compact"/>
@@ -2821,7 +3014,6 @@
           </w:p>
         </w:tc>
         <w:tc>
-          <w:tcPr/>
           <w:p>
             <w:pPr>
               <w:pStyle w:val="Compact"/>
@@ -2835,7 +3027,6 @@
       </w:tr>
       <w:tr>
         <w:tc>
-          <w:tcPr/>
           <w:p>
             <w:pPr>
               <w:pStyle w:val="Compact"/>
@@ -2856,7 +3047,6 @@
           </w:p>
         </w:tc>
         <w:tc>
-          <w:tcPr/>
           <w:p>
             <w:pPr>
               <w:pStyle w:val="Compact"/>
@@ -2870,7 +3060,6 @@
       </w:tr>
       <w:tr>
         <w:tc>
-          <w:tcPr/>
           <w:p>
             <w:pPr>
               <w:pStyle w:val="Compact"/>
@@ -2882,7 +3071,6 @@
           </w:p>
         </w:tc>
         <w:tc>
-          <w:tcPr/>
           <w:p>
             <w:pPr>
               <w:pStyle w:val="Compact"/>
@@ -2896,7 +3084,6 @@
       </w:tr>
       <w:tr>
         <w:tc>
-          <w:tcPr/>
           <w:p>
             <w:pPr>
               <w:pStyle w:val="Compact"/>
@@ -2908,7 +3095,6 @@
           </w:p>
         </w:tc>
         <w:tc>
-          <w:tcPr/>
           <w:p>
             <w:pPr>
               <w:pStyle w:val="Compact"/>
@@ -2922,7 +3108,6 @@
       </w:tr>
       <w:tr>
         <w:tc>
-          <w:tcPr/>
           <w:p>
             <w:pPr>
               <w:pStyle w:val="Compact"/>
@@ -2934,7 +3119,6 @@
           </w:p>
         </w:tc>
         <w:tc>
-          <w:tcPr/>
           <w:p>
             <w:pPr>
               <w:pStyle w:val="Compact"/>
@@ -2948,7 +3132,6 @@
       </w:tr>
       <w:tr>
         <w:tc>
-          <w:tcPr/>
           <w:p>
             <w:pPr>
               <w:pStyle w:val="Compact"/>
@@ -2960,7 +3143,6 @@
           </w:p>
         </w:tc>
         <w:tc>
-          <w:tcPr/>
           <w:p>
             <w:pPr>
               <w:pStyle w:val="Compact"/>
@@ -2973,15 +3155,15 @@
         </w:tc>
       </w:tr>
     </w:tbl>
-    <w:bookmarkEnd w:id="28"/>
-    <w:bookmarkStart w:id="29" w:name="건드리지-않는다"/>
     <w:p>
       <w:pPr>
         <w:pStyle w:val="Heading2"/>
       </w:pPr>
+      <w:bookmarkStart w:id="30" w:name="건드리지-않는다"/>
       <w:r>
         <w:t xml:space="preserve">3-4. 건드리지 않는다</w:t>
       </w:r>
+      <w:bookmarkEnd w:id="30"/>
     </w:p>
     <w:p>
       <w:pPr>
@@ -3066,33 +3248,56 @@
       </w:r>
       <w:r>
         <w:rPr>
-          <w:bCs/>
           <w:b/>
         </w:rPr>
-        <w:t xml:space="preserve">별도 프로세스로 두고 결과만 받아 쓴다.</w:t>
-      </w:r>
-      <w:r>
-        <w:t xml:space="preserve"> </w:t>
-      </w:r>
-      <w:r>
-        <w:t xml:space="preserve">이미 동작하고, 대시보드 코드를 수정하지 않는다는</w:t>
-      </w:r>
-      <w:r>
-        <w:t xml:space="preserve"> </w:t>
-      </w:r>
-      <w:r>
-        <w:t xml:space="preserve">원래 설계 원칙을 새 도구도 그대로 따른다.</w:t>
-      </w:r>
-    </w:p>
-    <w:bookmarkEnd w:id="29"/>
-    <w:bookmarkStart w:id="30" w:name="이식할-때의-규칙"/>
+        <w:t xml:space="preserve">실험 하네스로 계속 산다.</w:t>
+      </w:r>
+      <w:r>
+        <w:t xml:space="preserve"> </w:t>
+      </w:r>
+      <w:r>
+        <w:t xml:space="preserve">엔진·모델·설정 비교와 CER 측정, 누적 기록이 거기 있고,</w:t>
+      </w:r>
+      <w:r>
+        <w:t xml:space="preserve"> </w:t>
+      </w:r>
+      <w:r>
+        <w:rPr>
+          <w:rStyle w:val="VerbatimChar"/>
+        </w:rPr>
+        <w:t xml:space="preserve">VZ-L-03</w:t>
+      </w:r>
+      <w:r>
+        <w:t xml:space="preserve"> </w:t>
+      </w:r>
+      <w:r>
+        <w:t xml:space="preserve">신뢰도 임계를 정할 때 여전히 그걸 쓴다.</w:t>
+      </w:r>
+      <w:r>
+        <w:t xml:space="preserve"> </w:t>
+      </w:r>
+      <w:r>
+        <w:rPr>
+          <w:b/>
+        </w:rPr>
+        <w:t xml:space="preserve">다만 운영 경로가 그것을 호출하지는 않는다</w:t>
+      </w:r>
+      <w:r>
+        <w:t xml:space="preserve"> </w:t>
+      </w:r>
+      <w:r>
+        <w:t xml:space="preserve">— §3-6.</w:t>
+      </w:r>
+    </w:p>
     <w:p>
       <w:pPr>
         <w:pStyle w:val="Heading2"/>
       </w:pPr>
+      <w:bookmarkStart w:id="31" w:name="이식할-때의-규칙"/>
       <w:r>
         <w:t xml:space="preserve">3-5. 이식할 때의 규칙</w:t>
       </w:r>
+      <w:bookmarkEnd w:id="31"/>
     </w:p>
     <w:p>
       <w:pPr>
@@ -3117,7 +3322,7 @@
         <w:rPr>
           <w:rStyle w:val="VerbatimChar"/>
         </w:rPr>
-        <w:t xml:space="preserve">// 이식: web-dashboard/src/transport/Transport.ts @ b077a73 — 무수정</w:t>
+        <w:t xml:space="preserve">// 이식: web-dashboard/src/transport/Transport.ts @ 605eb73 — 무수정</w:t>
       </w:r>
       <w:r>
         <w:br/>
@@ -3126,7 +3331,7 @@
         <w:rPr>
           <w:rStyle w:val="VerbatimChar"/>
         </w:rPr>
-        <w:t xml:space="preserve">// 이식: web-dashboard/src/data/plans.ts @ b077a73 — 8상태·DAG로 개조</w:t>
+        <w:t xml:space="preserve">// 이식: web-dashboard/src/data/plans.ts @ 605eb73 — 8상태·DAG로 개조</w:t>
       </w:r>
     </w:p>
     <w:p>
@@ -3138,7 +3343,6 @@
       </w:pPr>
       <w:r>
         <w:rPr>
-          <w:bCs/>
           <w:b/>
         </w:rPr>
         <w:t xml:space="preserve">원본 파일은 열어서 읽되 저장하지 않는다.</w:t>
@@ -3177,333 +3381,74 @@
         </w:pict>
       </w:r>
     </w:p>
-    <w:bookmarkEnd w:id="30"/>
-    <w:bookmarkEnd w:id="31"/>
-    <w:bookmarkStart w:id="32" w:name="폴더-구조"/>
-    <w:p>
-      <w:pPr>
-        <w:pStyle w:val="Heading1"/>
-      </w:pPr>
-      <w:r>
-        <w:t xml:space="preserve">4. 폴더 구조</w:t>
-      </w:r>
-    </w:p>
-    <w:p>
-      <w:pPr>
-        <w:pStyle w:val="SourceCode"/>
-      </w:pPr>
-      <w:r>
-        <w:rPr>
-          <w:rStyle w:val="VerbatimChar"/>
-        </w:rPr>
-        <w:t xml:space="preserve">Physical-project-mk2/</w:t>
-      </w:r>
-      <w:r>
-        <w:br/>
-      </w:r>
-      <w:r>
-        <w:rPr>
-          <w:rStyle w:val="VerbatimChar"/>
-        </w:rPr>
-        <w:t xml:space="preserve">├── web-dashboard/          ← 기존. 손대지 않음</w:t>
-      </w:r>
-      <w:r>
-        <w:br/>
-      </w:r>
-      <w:r>
-        <w:rPr>
-          <w:rStyle w:val="VerbatimChar"/>
-        </w:rPr>
-        <w:t xml:space="preserve">├── mock-gateway/           ← 기존. 손대지 않음</w:t>
-      </w:r>
-      <w:r>
-        <w:br/>
-      </w:r>
-      <w:r>
-        <w:rPr>
-          <w:rStyle w:val="VerbatimChar"/>
-        </w:rPr>
-        <w:t xml:space="preserve">├── unity-twin/             ← 기존. 손대지 않음</w:t>
-      </w:r>
-      <w:r>
-        <w:br/>
-      </w:r>
-      <w:r>
-        <w:rPr>
-          <w:rStyle w:val="VerbatimChar"/>
-        </w:rPr>
-        <w:t xml:space="preserve">├── stt-lab/                ← 기존. 별도 프로세스로 호출만</w:t>
-      </w:r>
-      <w:r>
-        <w:br/>
-      </w:r>
-      <w:r>
-        <w:rPr>
-          <w:rStyle w:val="VerbatimChar"/>
-        </w:rPr>
-        <w:t xml:space="preserve">├── contracts/              ← 기존 5종은 그대로. 새 스키마를 파일로 추가</w:t>
-      </w:r>
-      <w:r>
-        <w:br/>
-      </w:r>
-      <w:r>
-        <w:rPr>
-          <w:rStyle w:val="VerbatimChar"/>
-        </w:rPr>
-        <w:t xml:space="preserve">│   ├── pipeline.schema.json          (기존)</w:t>
-      </w:r>
-      <w:r>
-        <w:br/>
-      </w:r>
-      <w:r>
-        <w:rPr>
-          <w:rStyle w:val="VerbatimChar"/>
-        </w:rPr>
-        <w:t xml:space="preserve">│   ├── mission.schema.json           (신규)</w:t>
-      </w:r>
-      <w:r>
-        <w:br/>
-      </w:r>
-      <w:r>
-        <w:rPr>
-          <w:rStyle w:val="VerbatimChar"/>
-        </w:rPr>
-        <w:t xml:space="preserve">│   ├── milestone.schema.json         (신규)</w:t>
-      </w:r>
-      <w:r>
-        <w:br/>
-      </w:r>
-      <w:r>
-        <w:rPr>
-          <w:rStyle w:val="VerbatimChar"/>
-        </w:rPr>
-        <w:t xml:space="preserve">│   ├── task.schema.json              (신규)</w:t>
-      </w:r>
-      <w:r>
-        <w:br/>
-      </w:r>
-      <w:r>
-        <w:rPr>
-          <w:rStyle w:val="VerbatimChar"/>
-        </w:rPr>
-        <w:t xml:space="preserve">│   ├── action-item.schema.json       (신규)</w:t>
-      </w:r>
-      <w:r>
-        <w:br/>
-      </w:r>
-      <w:r>
-        <w:rPr>
-          <w:rStyle w:val="VerbatimChar"/>
-        </w:rPr>
-        <w:t xml:space="preserve">│   ├── evaluation.schema.json        (신규)</w:t>
-      </w:r>
-      <w:r>
-        <w:br/>
-      </w:r>
-      <w:r>
-        <w:rPr>
-          <w:rStyle w:val="VerbatimChar"/>
-        </w:rPr>
-        <w:t xml:space="preserve">│   └── trace-event.schema.json       (신규)</w:t>
-      </w:r>
-      <w:r>
-        <w:br/>
-      </w:r>
-      <w:r>
-        <w:rPr>
-          <w:rStyle w:val="VerbatimChar"/>
-        </w:rPr>
-        <w:t xml:space="preserve">│</w:t>
-      </w:r>
-      <w:r>
-        <w:br/>
-      </w:r>
-      <w:r>
-        <w:rPr>
-          <w:rStyle w:val="VerbatimChar"/>
-        </w:rPr>
-        <w:t xml:space="preserve">└── viz-debugger/           ← 새로 만드는 곳</w:t>
-      </w:r>
-      <w:r>
-        <w:br/>
-      </w:r>
-      <w:r>
-        <w:rPr>
-          <w:rStyle w:val="VerbatimChar"/>
-        </w:rPr>
-        <w:t xml:space="preserve">    ├── src/</w:t>
-      </w:r>
-      <w:r>
-        <w:br/>
-      </w:r>
-      <w:r>
-        <w:rPr>
-          <w:rStyle w:val="VerbatimChar"/>
-        </w:rPr>
-        <w:t xml:space="preserve">    │   ├── transport/      이식 (무수정)</w:t>
-      </w:r>
-      <w:r>
-        <w:br/>
-      </w:r>
-      <w:r>
-        <w:rPr>
-          <w:rStyle w:val="VerbatimChar"/>
-        </w:rPr>
-        <w:t xml:space="preserve">    │   ├── trace/          기록 저장소 · 시점 복원 · 경로 격리   ← 새 코드의 핵심</w:t>
-      </w:r>
-      <w:r>
-        <w:br/>
-      </w:r>
-      <w:r>
-        <w:rPr>
-          <w:rStyle w:val="VerbatimChar"/>
-        </w:rPr>
-        <w:t xml:space="preserve">    │   ├── model/          3계층 자료 구조 · 8상태 · 어댑터 해석</w:t>
-      </w:r>
-      <w:r>
-        <w:br/>
-      </w:r>
-      <w:r>
-        <w:rPr>
-          <w:rStyle w:val="VerbatimChar"/>
-        </w:rPr>
-        <w:t xml:space="preserve">    │   ├── data/           store · commands · registry (개조 이식)</w:t>
-      </w:r>
-      <w:r>
-        <w:br/>
-      </w:r>
-      <w:r>
-        <w:rPr>
-          <w:rStyle w:val="VerbatimChar"/>
-        </w:rPr>
-        <w:t xml:space="preserve">    │   ├── graph/          레이아웃 · SVG 렌더링 · 상태 타임라인</w:t>
-      </w:r>
-      <w:r>
-        <w:br/>
-      </w:r>
-      <w:r>
-        <w:rPr>
-          <w:rStyle w:val="VerbatimChar"/>
-        </w:rPr>
-        <w:t xml:space="preserve">    │   ├── views/          화면 5종</w:t>
-      </w:r>
-      <w:r>
-        <w:br/>
-      </w:r>
-      <w:r>
-        <w:rPr>
-          <w:rStyle w:val="VerbatimChar"/>
-        </w:rPr>
-        <w:t xml:space="preserve">    │   └── main.tsx</w:t>
-      </w:r>
-      <w:r>
-        <w:br/>
-      </w:r>
-      <w:r>
-        <w:rPr>
-          <w:rStyle w:val="VerbatimChar"/>
-        </w:rPr>
-        <w:t xml:space="preserve">    ├── gateway/            목 게이트웨이 (개조 이식) · 시나리오 · 결함 주입</w:t>
-      </w:r>
-      <w:r>
-        <w:br/>
-      </w:r>
-      <w:r>
-        <w:rPr>
-          <w:rStyle w:val="VerbatimChar"/>
-        </w:rPr>
-        <w:t xml:space="preserve">    ├── adapters/           unitree_go1.json · amr.json · ...</w:t>
-      </w:r>
-      <w:r>
-        <w:br/>
-      </w:r>
-      <w:r>
-        <w:rPr>
-          <w:rStyle w:val="VerbatimChar"/>
-        </w:rPr>
-        <w:t xml:space="preserve">    ├── scenarios/          결함 주입 시나리오 60건</w:t>
-      </w:r>
-      <w:r>
-        <w:br/>
-      </w:r>
-      <w:r>
-        <w:rPr>
-          <w:rStyle w:val="VerbatimChar"/>
-        </w:rPr>
-        <w:t xml:space="preserve">    ├── scripts/            verify-*.mjs</w:t>
-      </w:r>
-      <w:r>
-        <w:br/>
-      </w:r>
-      <w:r>
-        <w:rPr>
-          <w:rStyle w:val="VerbatimChar"/>
-        </w:rPr>
-        <w:t xml:space="preserve">    └── package.json</w:t>
-      </w:r>
+    <w:p>
+      <w:pPr>
+        <w:pStyle w:val="Heading2"/>
+      </w:pPr>
+      <w:bookmarkStart w:id="32" w:name="stt-알맹이-이식-2026-08-28-신설"/>
+      <w:r>
+        <w:t xml:space="preserve">3-6. STT 알맹이 이식</w:t>
+      </w:r>
+      <w:r>
+        <w:t xml:space="preserve"> </w:t>
+      </w:r>
+      <w:r>
+        <w:rPr>
+          <w:i/>
+        </w:rPr>
+        <w:t xml:space="preserve">(2026-08-28 신설)</w:t>
+      </w:r>
+      <w:bookmarkEnd w:id="32"/>
     </w:p>
     <w:p>
       <w:pPr>
         <w:pStyle w:val="FirstParagraph"/>
       </w:pPr>
       <w:r>
-        <w:rPr>
-          <w:rStyle w:val="VerbatimChar"/>
-          <w:bCs/>
+        <w:t xml:space="preserve">음성 인식은</w:t>
+      </w:r>
+      <w:r>
+        <w:t xml:space="preserve"> </w:t>
+      </w:r>
+      <w:r>
+        <w:rPr>
           <w:b/>
         </w:rPr>
-        <w:t xml:space="preserve">trace/</w:t>
-      </w:r>
-      <w:r>
-        <w:rPr>
-          <w:bCs/>
-          <w:b/>
-        </w:rPr>
-        <w:t xml:space="preserve"> </w:t>
-      </w:r>
-      <w:r>
-        <w:rPr>
-          <w:bCs/>
-          <w:b/>
-        </w:rPr>
-        <w:t xml:space="preserve">가 이 프로젝트에서 새로 쓰는 코드의 중심</w:t>
-      </w:r>
-      <w:r>
-        <w:t xml:space="preserve">이다. 나머지는 이식이거나 화면이다.</w:t>
-      </w:r>
-    </w:p>
-    <w:p>
-      <w:r>
-        <w:pict>
-          <v:rect style="width:0;height:1.5pt" o:hralign="center" o:hrstd="t" o:hr="t"/>
-        </w:pict>
-      </w:r>
-    </w:p>
-    <w:bookmarkEnd w:id="32"/>
-    <w:bookmarkStart w:id="36" w:name="기록-저장소-설계"/>
-    <w:p>
-      <w:pPr>
-        <w:pStyle w:val="Heading1"/>
-      </w:pPr>
-      <w:r>
-        <w:t xml:space="preserve">5. 기록 저장소 설계</w:t>
-      </w:r>
-    </w:p>
-    <w:bookmarkStart w:id="33" w:name="기록-한-줄"/>
-    <w:p>
-      <w:pPr>
-        <w:pStyle w:val="Heading2"/>
-      </w:pPr>
-      <w:r>
-        <w:t xml:space="preserve">5-1. 기록 한 줄</w:t>
+        <w:t xml:space="preserve">가시화가 맡기로 한 기능</w:t>
+      </w:r>
+      <w:r>
+        <w:t xml:space="preserve">(</w:t>
+      </w:r>
+      <w:r>
+        <w:rPr>
+          <w:rStyle w:val="VerbatimChar"/>
+        </w:rPr>
+        <w:t xml:space="preserve">VZ-L-01</w:t>
+      </w:r>
+      <w:r>
+        <w:t xml:space="preserve">)이다. 그런데 실제로 도는 코드는</w:t>
+      </w:r>
+      <w:r>
+        <w:t xml:space="preserve"> </w:t>
+      </w:r>
+      <w:r>
+        <w:rPr>
+          <w:rStyle w:val="VerbatimChar"/>
+        </w:rPr>
+        <w:t xml:space="preserve">stt-lab/</w:t>
+      </w:r>
+      <w:r>
+        <w:t xml:space="preserve"> </w:t>
+      </w:r>
+      <w:r>
+        <w:t xml:space="preserve">에 있고, 그건 실험 하네스다. 셋 중 하나를 골라야 했다.</w:t>
       </w:r>
     </w:p>
     <w:tbl>
       <w:tblPr>
         <w:tblStyle w:val="Table"/>
-        <w:tblW w:type="pct" w:w="5000"/>
-        <w:tblLook w:firstRow="1" w:lastRow="0" w:firstColumn="0" w:lastColumn="0" w:noHBand="0" w:noVBand="0" w:val="0020"/>
-        <w:jc w:val="start"/>
+        <w:tblW w:type="pct" w:w="5000.0"/>
+        <w:tblLook w:firstRow="1"/>
       </w:tblPr>
       <w:tblGrid>
         <w:gridCol w:w="3960"/>
@@ -3511,421 +3456,141 @@
       </w:tblGrid>
       <w:tr>
         <w:trPr>
-          <w:tblHeader w:val="true"/>
+          <w:cnfStyle w:firstRow="1"/>
         </w:trPr>
         <w:tc>
-          <w:tcPr/>
-          <w:p>
-            <w:pPr>
-              <w:pStyle w:val="Compact"/>
-              <w:jc w:val="left"/>
-            </w:pPr>
-            <w:r>
-              <w:t xml:space="preserve">항목</w:t>
-            </w:r>
-          </w:p>
-        </w:tc>
-        <w:tc>
-          <w:tcPr/>
-          <w:p>
-            <w:pPr>
-              <w:pStyle w:val="Compact"/>
-              <w:jc w:val="left"/>
-            </w:pPr>
-            <w:r>
-              <w:t xml:space="preserve">내용</w:t>
+          <w:tcPr>
+            <w:tcBorders>
+              <w:bottom w:val="single"/>
+            </w:tcBorders>
+            <w:vAlign w:val="bottom"/>
+          </w:tcPr>
+          <w:p>
+            <w:pPr>
+              <w:pStyle w:val="Compact"/>
+              <w:jc w:val="left"/>
+            </w:pPr>
+            <w:r>
+              <w:t xml:space="preserve">안</w:t>
+            </w:r>
+          </w:p>
+        </w:tc>
+        <w:tc>
+          <w:tcPr>
+            <w:tcBorders>
+              <w:bottom w:val="single"/>
+            </w:tcBorders>
+            <w:vAlign w:val="bottom"/>
+          </w:tcPr>
+          <w:p>
+            <w:pPr>
+              <w:pStyle w:val="Compact"/>
+              <w:jc w:val="left"/>
+            </w:pPr>
+            <w:r>
+              <w:t xml:space="preserve">문제</w:t>
             </w:r>
           </w:p>
         </w:tc>
       </w:tr>
       <w:tr>
         <w:tc>
-          <w:tcPr/>
-          <w:p>
-            <w:pPr>
-              <w:pStyle w:val="Compact"/>
-              <w:jc w:val="left"/>
-            </w:pPr>
-            <w:r>
-              <w:rPr>
-                <w:rStyle w:val="VerbatimChar"/>
-              </w:rPr>
-              <w:t xml:space="preserve">seq</w:t>
-            </w:r>
-          </w:p>
-        </w:tc>
-        <w:tc>
-          <w:tcPr/>
-          <w:p>
-            <w:pPr>
-              <w:pStyle w:val="Compact"/>
-              <w:jc w:val="left"/>
-            </w:pPr>
-            <w:r>
-              <w:t xml:space="preserve">단조 증가 순번. 되감기의 기준축</w:t>
+          <w:p>
+            <w:pPr>
+              <w:pStyle w:val="Compact"/>
+              <w:jc w:val="left"/>
+            </w:pPr>
+            <w:r>
+              <w:t xml:space="preserve">stt-lab 서버를 띄워 HTTP로 부른다</w:t>
+            </w:r>
+          </w:p>
+        </w:tc>
+        <w:tc>
+          <w:p>
+            <w:pPr>
+              <w:pStyle w:val="Compact"/>
+              <w:jc w:val="left"/>
+            </w:pPr>
+            <w:r>
+              <w:t xml:space="preserve">운영 경로가 실험 하네스에 런타임 의존한다. 임계값을 실측하러 stt-lab을 만지면 가시화가 흔들린다</w:t>
             </w:r>
           </w:p>
         </w:tc>
       </w:tr>
       <w:tr>
         <w:tc>
-          <w:tcPr/>
-          <w:p>
-            <w:pPr>
-              <w:pStyle w:val="Compact"/>
-              <w:jc w:val="left"/>
-            </w:pPr>
-            <w:r>
-              <w:rPr>
-                <w:rStyle w:val="VerbatimChar"/>
-              </w:rPr>
-              <w:t xml:space="preserve">ts</w:t>
-            </w:r>
-          </w:p>
-        </w:tc>
-        <w:tc>
-          <w:tcPr/>
-          <w:p>
-            <w:pPr>
-              <w:pStyle w:val="Compact"/>
-              <w:jc w:val="left"/>
-            </w:pPr>
-            <w:r>
-              <w:t xml:space="preserve">서버 시각</w:t>
+          <w:p>
+            <w:pPr>
+              <w:pStyle w:val="Compact"/>
+              <w:jc w:val="left"/>
+            </w:pPr>
+            <w:r>
+              <w:rPr>
+                <w:rStyle w:val="VerbatimChar"/>
+              </w:rPr>
+              <w:t xml:space="preserve">sys.path</w:t>
+            </w:r>
+            <w:r>
+              <w:t xml:space="preserve"> </w:t>
+            </w:r>
+            <w:r>
+              <w:t xml:space="preserve">로 import 한다</w:t>
+            </w:r>
+          </w:p>
+        </w:tc>
+        <w:tc>
+          <w:p>
+            <w:pPr>
+              <w:pStyle w:val="Compact"/>
+              <w:jc w:val="left"/>
+            </w:pPr>
+            <w:r>
+              <w:t xml:space="preserve">복사는 없지만 의존은 그대로다. 같은 문제</w:t>
             </w:r>
           </w:p>
         </w:tc>
       </w:tr>
       <w:tr>
         <w:tc>
-          <w:tcPr/>
-          <w:p>
-            <w:pPr>
-              <w:pStyle w:val="Compact"/>
-              <w:jc w:val="left"/>
-            </w:pPr>
-            <w:r>
-              <w:rPr>
-                <w:rStyle w:val="VerbatimChar"/>
-              </w:rPr>
-              <w:t xml:space="preserve">layer</w:t>
-            </w:r>
-          </w:p>
-        </w:tc>
-        <w:tc>
-          <w:tcPr/>
-          <w:p>
-            <w:pPr>
-              <w:pStyle w:val="Compact"/>
-              <w:jc w:val="left"/>
-            </w:pPr>
-            <w:r>
-              <w:rPr>
-                <w:rStyle w:val="VerbatimChar"/>
-              </w:rPr>
-              <w:t xml:space="preserve">mission</w:t>
-            </w:r>
-            <w:r>
-              <w:t xml:space="preserve"> </w:t>
-            </w:r>
-            <w:r>
-              <w:t xml:space="preserve">/</w:t>
-            </w:r>
-            <w:r>
-              <w:t xml:space="preserve"> </w:t>
-            </w:r>
-            <w:r>
-              <w:rPr>
-                <w:rStyle w:val="VerbatimChar"/>
-              </w:rPr>
-              <w:t xml:space="preserve">milestone</w:t>
-            </w:r>
-            <w:r>
-              <w:t xml:space="preserve"> </w:t>
-            </w:r>
-            <w:r>
-              <w:t xml:space="preserve">/</w:t>
-            </w:r>
-            <w:r>
-              <w:t xml:space="preserve"> </w:t>
-            </w:r>
-            <w:r>
-              <w:rPr>
-                <w:rStyle w:val="VerbatimChar"/>
-              </w:rPr>
-              <w:t xml:space="preserve">task</w:t>
-            </w:r>
-            <w:r>
-              <w:t xml:space="preserve"> </w:t>
-            </w:r>
-            <w:r>
-              <w:t xml:space="preserve">/</w:t>
-            </w:r>
-            <w:r>
-              <w:t xml:space="preserve"> </w:t>
-            </w:r>
-            <w:r>
-              <w:rPr>
-                <w:rStyle w:val="VerbatimChar"/>
-              </w:rPr>
-              <w:t xml:space="preserve">action_item</w:t>
-            </w:r>
-          </w:p>
-        </w:tc>
-      </w:tr>
-      <w:tr>
-        <w:tc>
-          <w:tcPr/>
-          <w:p>
-            <w:pPr>
-              <w:pStyle w:val="Compact"/>
-              <w:jc w:val="left"/>
-            </w:pPr>
-            <w:r>
-              <w:rPr>
-                <w:rStyle w:val="VerbatimChar"/>
-              </w:rPr>
-              <w:t xml:space="preserve">node_id</w:t>
-            </w:r>
-          </w:p>
-        </w:tc>
-        <w:tc>
-          <w:tcPr/>
-          <w:p>
-            <w:pPr>
-              <w:pStyle w:val="Compact"/>
-              <w:jc w:val="left"/>
-            </w:pPr>
-            <w:r>
-              <w:t xml:space="preserve">어느 노드인가</w:t>
-            </w:r>
-          </w:p>
-        </w:tc>
-      </w:tr>
-      <w:tr>
-        <w:tc>
-          <w:tcPr/>
-          <w:p>
-            <w:pPr>
-              <w:pStyle w:val="Compact"/>
-              <w:jc w:val="left"/>
-            </w:pPr>
-            <w:r>
-              <w:rPr>
-                <w:rStyle w:val="VerbatimChar"/>
-              </w:rPr>
-              <w:t xml:space="preserve">kind</w:t>
-            </w:r>
-          </w:p>
-        </w:tc>
-        <w:tc>
-          <w:tcPr/>
-          <w:p>
-            <w:pPr>
-              <w:pStyle w:val="Compact"/>
-              <w:jc w:val="left"/>
-            </w:pPr>
-            <w:r>
-              <w:rPr>
-                <w:rStyle w:val="VerbatimChar"/>
-              </w:rPr>
-              <w:t xml:space="preserve">created</w:t>
-            </w:r>
-            <w:r>
-              <w:t xml:space="preserve"> </w:t>
-            </w:r>
-            <w:r>
-              <w:t xml:space="preserve">·</w:t>
-            </w:r>
-            <w:r>
-              <w:t xml:space="preserve"> </w:t>
-            </w:r>
-            <w:r>
-              <w:rPr>
-                <w:rStyle w:val="VerbatimChar"/>
-              </w:rPr>
-              <w:t xml:space="preserve">dispatched</w:t>
-            </w:r>
-            <w:r>
-              <w:t xml:space="preserve"> </w:t>
-            </w:r>
-            <w:r>
-              <w:t xml:space="preserve">·</w:t>
-            </w:r>
-            <w:r>
-              <w:t xml:space="preserve"> </w:t>
-            </w:r>
-            <w:r>
-              <w:rPr>
-                <w:rStyle w:val="VerbatimChar"/>
-              </w:rPr>
-              <w:t xml:space="preserve">acked</w:t>
-            </w:r>
-            <w:r>
-              <w:t xml:space="preserve"> </w:t>
-            </w:r>
-            <w:r>
-              <w:t xml:space="preserve">·</w:t>
-            </w:r>
-            <w:r>
-              <w:t xml:space="preserve"> </w:t>
-            </w:r>
-            <w:r>
-              <w:rPr>
-                <w:rStyle w:val="VerbatimChar"/>
-              </w:rPr>
-              <w:t xml:space="preserve">started</w:t>
-            </w:r>
-            <w:r>
-              <w:t xml:space="preserve"> </w:t>
-            </w:r>
-            <w:r>
-              <w:t xml:space="preserve">·</w:t>
-            </w:r>
-            <w:r>
-              <w:t xml:space="preserve"> </w:t>
-            </w:r>
-            <w:r>
-              <w:rPr>
-                <w:rStyle w:val="VerbatimChar"/>
-              </w:rPr>
-              <w:t xml:space="preserve">progress</w:t>
-            </w:r>
-            <w:r>
-              <w:t xml:space="preserve"> </w:t>
-            </w:r>
-            <w:r>
-              <w:t xml:space="preserve">·</w:t>
-            </w:r>
-            <w:r>
-              <w:t xml:space="preserve"> </w:t>
-            </w:r>
-            <w:r>
-              <w:rPr>
-                <w:rStyle w:val="VerbatimChar"/>
-              </w:rPr>
-              <w:t xml:space="preserve">evaluated</w:t>
-            </w:r>
-            <w:r>
-              <w:t xml:space="preserve"> </w:t>
-            </w:r>
-            <w:r>
-              <w:t xml:space="preserve">·</w:t>
-            </w:r>
-            <w:r>
-              <w:t xml:space="preserve"> </w:t>
-            </w:r>
-            <w:r>
-              <w:rPr>
-                <w:rStyle w:val="VerbatimChar"/>
-              </w:rPr>
-              <w:t xml:space="preserve">failed</w:t>
-            </w:r>
-            <w:r>
-              <w:t xml:space="preserve"> </w:t>
-            </w:r>
-            <w:r>
-              <w:t xml:space="preserve">·</w:t>
-            </w:r>
-            <w:r>
-              <w:t xml:space="preserve"> </w:t>
-            </w:r>
-            <w:r>
-              <w:rPr>
-                <w:rStyle w:val="VerbatimChar"/>
-              </w:rPr>
-              <w:t xml:space="preserve">derived</w:t>
-            </w:r>
-          </w:p>
-        </w:tc>
-      </w:tr>
-      <w:tr>
-        <w:tc>
-          <w:tcPr/>
-          <w:p>
-            <w:pPr>
-              <w:pStyle w:val="Compact"/>
-              <w:jc w:val="left"/>
-            </w:pPr>
-            <w:r>
-              <w:rPr>
-                <w:rStyle w:val="VerbatimChar"/>
-              </w:rPr>
-              <w:t xml:space="preserve">produced_by</w:t>
-            </w:r>
-          </w:p>
-        </w:tc>
-        <w:tc>
-          <w:tcPr/>
-          <w:p>
-            <w:pPr>
-              <w:pStyle w:val="Compact"/>
-              <w:jc w:val="left"/>
-            </w:pPr>
-            <w:r>
-              <w:rPr>
-                <w:rStyle w:val="VerbatimChar"/>
-              </w:rPr>
-              <w:t xml:space="preserve">ai</w:t>
-            </w:r>
-            <w:r>
-              <w:t xml:space="preserve"> </w:t>
-            </w:r>
-            <w:r>
-              <w:t xml:space="preserve">/</w:t>
-            </w:r>
-            <w:r>
-              <w:t xml:space="preserve"> </w:t>
-            </w:r>
-            <w:r>
-              <w:rPr>
-                <w:rStyle w:val="VerbatimChar"/>
-              </w:rPr>
-              <w:t xml:space="preserve">backend</w:t>
-            </w:r>
-            <w:r>
-              <w:t xml:space="preserve"> </w:t>
-            </w:r>
-            <w:r>
-              <w:t xml:space="preserve">/</w:t>
-            </w:r>
-            <w:r>
-              <w:t xml:space="preserve"> </w:t>
-            </w:r>
-            <w:r>
-              <w:rPr>
-                <w:rStyle w:val="VerbatimChar"/>
-              </w:rPr>
-              <w:t xml:space="preserve">human</w:t>
-            </w:r>
-          </w:p>
-        </w:tc>
-      </w:tr>
-      <w:tr>
-        <w:tc>
-          <w:tcPr/>
-          <w:p>
-            <w:pPr>
-              <w:pStyle w:val="Compact"/>
-              <w:jc w:val="left"/>
-            </w:pPr>
-            <w:r>
-              <w:rPr>
-                <w:rStyle w:val="VerbatimChar"/>
-              </w:rPr>
-              <w:t xml:space="preserve">payload</w:t>
-            </w:r>
-          </w:p>
-        </w:tc>
-        <w:tc>
-          <w:tcPr/>
-          <w:p>
-            <w:pPr>
-              <w:pStyle w:val="Compact"/>
-              <w:jc w:val="left"/>
-            </w:pPr>
-            <w:r>
-              <w:t xml:space="preserve">종류별 상세</w:t>
+          <w:p>
+            <w:pPr>
+              <w:pStyle w:val="Compact"/>
+              <w:jc w:val="left"/>
+            </w:pPr>
+            <w:r>
+              <w:rPr>
+                <w:b/>
+              </w:rPr>
+              <w:t xml:space="preserve">알맹이만 무수정 복사한다</w:t>
+            </w:r>
+          </w:p>
+        </w:tc>
+        <w:tc>
+          <w:p>
+            <w:pPr>
+              <w:pStyle w:val="Compact"/>
+              <w:jc w:val="left"/>
+            </w:pPr>
+            <w:r>
+              <w:rPr>
+                <w:b/>
+              </w:rPr>
+              <w:t xml:space="preserve">채택.</w:t>
+            </w:r>
+            <w:r>
+              <w:t xml:space="preserve"> </w:t>
+            </w:r>
+            <w:r>
+              <w:rPr>
+                <w:rStyle w:val="VerbatimChar"/>
+              </w:rPr>
+              <w:t xml:space="preserve">transport/</w:t>
+            </w:r>
+            <w:r>
+              <w:t xml:space="preserve"> </w:t>
+            </w:r>
+            <w:r>
+              <w:t xml:space="preserve">를 이식할 때와 같은 방식</w:t>
             </w:r>
           </w:p>
         </w:tc>
@@ -3937,16 +3602,200 @@
       </w:pPr>
       <w:r>
         <w:rPr>
-          <w:bCs/>
           <w:b/>
         </w:rPr>
-        <w:t xml:space="preserve">덧붙이기만 한다.</w:t>
-      </w:r>
-      <w:r>
-        <w:t xml:space="preserve"> </w:t>
-      </w:r>
-      <w:r>
-        <w:t xml:space="preserve">지우지도 고치지도 않는다. 실패해도 남는다 — 회의록 §4-5의</w:t>
+        <w:t xml:space="preserve">가져오는 것</w:t>
+      </w:r>
+      <w:r>
+        <w:t xml:space="preserve">은</w:t>
+      </w:r>
+      <w:r>
+        <w:t xml:space="preserve"> </w:t>
+      </w:r>
+      <w:r>
+        <w:rPr>
+          <w:rStyle w:val="VerbatimChar"/>
+        </w:rPr>
+        <w:t xml:space="preserve">engines/base.py</w:t>
+      </w:r>
+      <w:r>
+        <w:t xml:space="preserve">·</w:t>
+      </w:r>
+      <w:r>
+        <w:rPr>
+          <w:rStyle w:val="VerbatimChar"/>
+        </w:rPr>
+        <w:t xml:space="preserve">engines/faster_whisper.py</w:t>
+      </w:r>
+      <w:r>
+        <w:t xml:space="preserve">·</w:t>
+      </w:r>
+      <w:r>
+        <w:rPr>
+          <w:rStyle w:val="VerbatimChar"/>
+        </w:rPr>
+        <w:t xml:space="preserve">engines/__init__.py</w:t>
+      </w:r>
+      <w:r>
+        <w:t xml:space="preserve"> </w:t>
+      </w:r>
+      <w:r>
+        <w:t xml:space="preserve">와</w:t>
+      </w:r>
+      <w:r>
+        <w:t xml:space="preserve"> </w:t>
+      </w:r>
+      <w:r>
+        <w:rPr>
+          <w:rStyle w:val="VerbatimChar"/>
+        </w:rPr>
+        <w:t xml:space="preserve">registry.py</w:t>
+      </w:r>
+      <w:r>
+        <w:t xml:space="preserve"> </w:t>
+      </w:r>
+      <w:r>
+        <w:t xml:space="preserve">의 hotwords 부분(</w:t>
+      </w:r>
+      <w:r>
+        <w:rPr>
+          <w:rStyle w:val="VerbatimChar"/>
+        </w:rPr>
+        <w:t xml:space="preserve">vocabulary</w:t>
+      </w:r>
+      <w:r>
+        <w:t xml:space="preserve">·</w:t>
+      </w:r>
+      <w:r>
+        <w:rPr>
+          <w:rStyle w:val="VerbatimChar"/>
+        </w:rPr>
+        <w:t xml:space="preserve">hotwords_string</w:t>
+      </w:r>
+      <w:r>
+        <w:t xml:space="preserve">·</w:t>
+      </w:r>
+      <w:r>
+        <w:rPr>
+          <w:rStyle w:val="VerbatimChar"/>
+        </w:rPr>
+        <w:t xml:space="preserve">load_registry</w:t>
+      </w:r>
+      <w:r>
+        <w:t xml:space="preserve">·</w:t>
+      </w:r>
+      <w:r>
+        <w:rPr>
+          <w:rStyle w:val="VerbatimChar"/>
+        </w:rPr>
+        <w:t xml:space="preserve">_targets</w:t>
+      </w:r>
+      <w:r>
+        <w:t xml:space="preserve">)뿐이다.</w:t>
+      </w:r>
+      <w:r>
+        <w:t xml:space="preserve"> </w:t>
+      </w:r>
+      <w:r>
+        <w:rPr>
+          <w:rStyle w:val="VerbatimChar"/>
+        </w:rPr>
+        <w:t xml:space="preserve">scoring.py</w:t>
+      </w:r>
+      <w:r>
+        <w:t xml:space="preserve">(CER·WER)·</w:t>
+      </w:r>
+      <w:r>
+        <w:rPr>
+          <w:rStyle w:val="VerbatimChar"/>
+        </w:rPr>
+        <w:t xml:space="preserve">store.py</w:t>
+      </w:r>
+      <w:r>
+        <w:t xml:space="preserve">(JSONL 누적)·</w:t>
+      </w:r>
+      <w:r>
+        <w:rPr>
+          <w:rStyle w:val="VerbatimChar"/>
+        </w:rPr>
+        <w:t xml:space="preserve">main.py</w:t>
+      </w:r>
+      <w:r>
+        <w:t xml:space="preserve">(실험용 라우팅 8개)·</w:t>
+      </w:r>
+      <w:r>
+        <w:rPr>
+          <w:rStyle w:val="VerbatimChar"/>
+        </w:rPr>
+        <w:t xml:space="preserve">web/index.html</w:t>
+      </w:r>
+      <w:r>
+        <w:t xml:space="preserve"> </w:t>
+      </w:r>
+      <w:r>
+        <w:t xml:space="preserve">과</w:t>
+      </w:r>
+      <w:r>
+        <w:t xml:space="preserve"> </w:t>
+      </w:r>
+      <w:r>
+        <w:t xml:space="preserve">시험 발화 프리셋 67건은</w:t>
+      </w:r>
+      <w:r>
+        <w:t xml:space="preserve"> </w:t>
+      </w:r>
+      <w:r>
+        <w:rPr>
+          <w:b/>
+        </w:rPr>
+        <w:t xml:space="preserve">가져오지 않는다.</w:t>
+      </w:r>
+      <w:r>
+        <w:t xml:space="preserve"> </w:t>
+      </w:r>
+      <w:r>
+        <w:t xml:space="preserve">전부 실험 하네스의 일이다.</w:t>
+      </w:r>
+    </w:p>
+    <w:p>
+      <w:pPr>
+        <w:pStyle w:val="BodyText"/>
+      </w:pPr>
+      <w:r>
+        <w:rPr>
+          <w:b/>
+        </w:rPr>
+        <w:t xml:space="preserve">복사의 유일한 위험은 두 벌이 갈라지는 것</w:t>
+      </w:r>
+      <w:r>
+        <w:t xml:space="preserve">이므로</w:t>
+      </w:r>
+      <w:r>
+        <w:t xml:space="preserve"> </w:t>
+      </w:r>
+      <w:r>
+        <w:rPr>
+          <w:rStyle w:val="VerbatimChar"/>
+        </w:rPr>
+        <w:t xml:space="preserve">verify:stt-port</w:t>
+      </w:r>
+      <w:r>
+        <w:t xml:space="preserve"> </w:t>
+      </w:r>
+      <w:r>
+        <w:t xml:space="preserve">로 이식본이 원본과</w:t>
+      </w:r>
+      <w:r>
+        <w:t xml:space="preserve"> </w:t>
+      </w:r>
+      <w:r>
+        <w:t xml:space="preserve">바이트 동일한지 검사한다(출처 주석 줄만 예외). 누가 복사본을 고치면 검사가 실패하고,</w:t>
+      </w:r>
+      <w:r>
+        <w:t xml:space="preserve"> </w:t>
+      </w:r>
+      <w:r>
+        <w:t xml:space="preserve">그때</w:t>
       </w:r>
       <w:r>
         <w:t xml:space="preserve"> </w:t>
@@ -3955,23 +3804,419 @@
         <w:t xml:space="preserve">“</w:t>
       </w:r>
       <w:r>
-        <w:t xml:space="preserve">죽은 시점의 메모리 상황을 그대로 올려주고 역추적</w:t>
+        <w:t xml:space="preserve">원본도 같이 고칠 것인가, 갈라놓을 것인가</w:t>
       </w:r>
       <w:r>
         <w:t xml:space="preserve">”</w:t>
       </w:r>
       <w:r>
-        <w:t xml:space="preserve">이 이 성질에서 나온다.</w:t>
-      </w:r>
-    </w:p>
-    <w:bookmarkEnd w:id="33"/>
-    <w:bookmarkStart w:id="34" w:name="시점-복원"/>
-    <w:p>
-      <w:pPr>
-        <w:pStyle w:val="Heading2"/>
-      </w:pPr>
-      <w:r>
-        <w:t xml:space="preserve">5-2. 시점 복원</w:t>
+        <w:t xml:space="preserve">를 의식적으로 정하게 된다.</w:t>
+      </w:r>
+      <w:r>
+        <w:t xml:space="preserve"> </w:t>
+      </w:r>
+      <w:r>
+        <w:t xml:space="preserve">조용히 갈라지는 것만 막으면 된다.</w:t>
+      </w:r>
+    </w:p>
+    <w:p>
+      <w:pPr>
+        <w:pStyle w:val="BodyText"/>
+      </w:pPr>
+      <w:r>
+        <w:rPr>
+          <w:b/>
+        </w:rPr>
+        <w:t xml:space="preserve">파이썬 프로세스가 하나 늘어나는 것은 감수한다.</w:t>
+      </w:r>
+      <w:r>
+        <w:t xml:space="preserve"> </w:t>
+      </w:r>
+      <w:r>
+        <w:t xml:space="preserve">faster-whisper 는 CTranslate2 런타임이라</w:t>
+      </w:r>
+      <w:r>
+        <w:t xml:space="preserve"> </w:t>
+      </w:r>
+      <w:r>
+        <w:t xml:space="preserve">브라우저에서 돌지 않고, 브라우저 내장 음성 인식은 엔진 종속(</w:t>
+      </w:r>
+      <w:r>
+        <w:rPr>
+          <w:rStyle w:val="VerbatimChar"/>
+        </w:rPr>
+        <w:t xml:space="preserve">REQ-1302</w:t>
+      </w:r>
+      <w:r>
+        <w:t xml:space="preserve"> </w:t>
+      </w:r>
+      <w:r>
+        <w:t xml:space="preserve">위반)에</w:t>
+      </w:r>
+      <w:r>
+        <w:t xml:space="preserve"> </w:t>
+      </w:r>
+      <w:r>
+        <w:t xml:space="preserve">오디오가 클라우드로 나간다(</w:t>
+      </w:r>
+      <w:r>
+        <w:rPr>
+          <w:rStyle w:val="VerbatimChar"/>
+        </w:rPr>
+        <w:t xml:space="preserve">NFR-010</w:t>
+      </w:r>
+      <w:r>
+        <w:t xml:space="preserve"> </w:t>
+      </w:r>
+      <w:r>
+        <w:t xml:space="preserve">위반).</w:t>
+      </w:r>
+      <w:r>
+        <w:t xml:space="preserve"> </w:t>
+      </w:r>
+      <w:r>
+        <w:rPr>
+          <w:rStyle w:val="VerbatimChar"/>
+        </w:rPr>
+        <w:t xml:space="preserve">torch</w:t>
+      </w:r>
+      <w:r>
+        <w:t xml:space="preserve"> </w:t>
+      </w:r>
+      <w:r>
+        <w:t xml:space="preserve">는 넣지 않는다 — 들어왔다면 엔진을 잘못 잡은 것이다.</w:t>
+      </w:r>
+    </w:p>
+    <w:p>
+      <w:pPr>
+        <w:pStyle w:val="BodyText"/>
+      </w:pPr>
+      <w:r>
+        <w:t xml:space="preserve">작업 절차는</w:t>
+      </w:r>
+      <w:r>
+        <w:t xml:space="preserve"> </w:t>
+      </w:r>
+      <w:r>
+        <w:rPr>
+          <w:rStyle w:val="VerbatimChar"/>
+        </w:rPr>
+        <w:t xml:space="preserve">작업프롬프트_STT이식_260828.md</w:t>
+      </w:r>
+      <w:r>
+        <w:t xml:space="preserve"> </w:t>
+      </w:r>
+      <w:r>
+        <w:t xml:space="preserve">에 있다.</w:t>
+      </w:r>
+    </w:p>
+    <w:p>
+      <w:pPr>
+        <w:pStyle w:val="Heading1"/>
+      </w:pPr>
+      <w:bookmarkStart w:id="33" w:name="폴더-구조"/>
+      <w:r>
+        <w:t xml:space="preserve">4. 폴더 구조</w:t>
+      </w:r>
+      <w:bookmarkEnd w:id="33"/>
+    </w:p>
+    <w:p>
+      <w:pPr>
+        <w:pStyle w:val="SourceCode"/>
+      </w:pPr>
+      <w:r>
+        <w:rPr>
+          <w:rStyle w:val="VerbatimChar"/>
+        </w:rPr>
+        <w:t xml:space="preserve">Physical-project-mk2/</w:t>
+      </w:r>
+      <w:r>
+        <w:br/>
+      </w:r>
+      <w:r>
+        <w:rPr>
+          <w:rStyle w:val="VerbatimChar"/>
+        </w:rPr>
+        <w:t xml:space="preserve">├── web-dashboard/          ← 기존. 손대지 않음</w:t>
+      </w:r>
+      <w:r>
+        <w:br/>
+      </w:r>
+      <w:r>
+        <w:rPr>
+          <w:rStyle w:val="VerbatimChar"/>
+        </w:rPr>
+        <w:t xml:space="preserve">├── mock-gateway/           ← 기존. 손대지 않음</w:t>
+      </w:r>
+      <w:r>
+        <w:br/>
+      </w:r>
+      <w:r>
+        <w:rPr>
+          <w:rStyle w:val="VerbatimChar"/>
+        </w:rPr>
+        <w:t xml:space="preserve">├── unity-twin/             ← 기존. 손대지 않음</w:t>
+      </w:r>
+      <w:r>
+        <w:br/>
+      </w:r>
+      <w:r>
+        <w:rPr>
+          <w:rStyle w:val="VerbatimChar"/>
+        </w:rPr>
+        <w:t xml:space="preserve">├── stt-lab/                ← 기존. 실험 하네스로 유지. 알맹이만 이식해 간다</w:t>
+      </w:r>
+      <w:r>
+        <w:br/>
+      </w:r>
+      <w:r>
+        <w:rPr>
+          <w:rStyle w:val="VerbatimChar"/>
+        </w:rPr>
+        <w:t xml:space="preserve">├── contracts/              ← 기존 5종은 그대로. 새 스키마를 파일로 추가</w:t>
+      </w:r>
+      <w:r>
+        <w:br/>
+      </w:r>
+      <w:r>
+        <w:rPr>
+          <w:rStyle w:val="VerbatimChar"/>
+        </w:rPr>
+        <w:t xml:space="preserve">│   ├── pipeline.schema.json          (기존)</w:t>
+      </w:r>
+      <w:r>
+        <w:br/>
+      </w:r>
+      <w:r>
+        <w:rPr>
+          <w:rStyle w:val="VerbatimChar"/>
+        </w:rPr>
+        <w:t xml:space="preserve">│   ├── mission.schema.json           (신규)</w:t>
+      </w:r>
+      <w:r>
+        <w:br/>
+      </w:r>
+      <w:r>
+        <w:rPr>
+          <w:rStyle w:val="VerbatimChar"/>
+        </w:rPr>
+        <w:t xml:space="preserve">│   ├── milestone.schema.json         (신규)</w:t>
+      </w:r>
+      <w:r>
+        <w:br/>
+      </w:r>
+      <w:r>
+        <w:rPr>
+          <w:rStyle w:val="VerbatimChar"/>
+        </w:rPr>
+        <w:t xml:space="preserve">│   ├── task.schema.json              (신규)</w:t>
+      </w:r>
+      <w:r>
+        <w:br/>
+      </w:r>
+      <w:r>
+        <w:rPr>
+          <w:rStyle w:val="VerbatimChar"/>
+        </w:rPr>
+        <w:t xml:space="preserve">│   ├── action-item.schema.json       (신규)</w:t>
+      </w:r>
+      <w:r>
+        <w:br/>
+      </w:r>
+      <w:r>
+        <w:rPr>
+          <w:rStyle w:val="VerbatimChar"/>
+        </w:rPr>
+        <w:t xml:space="preserve">│   ├── evaluation.schema.json        (신규)</w:t>
+      </w:r>
+      <w:r>
+        <w:br/>
+      </w:r>
+      <w:r>
+        <w:rPr>
+          <w:rStyle w:val="VerbatimChar"/>
+        </w:rPr>
+        <w:t xml:space="preserve">│   └── trace-event.schema.json       (신규)</w:t>
+      </w:r>
+      <w:r>
+        <w:br/>
+      </w:r>
+      <w:r>
+        <w:rPr>
+          <w:rStyle w:val="VerbatimChar"/>
+        </w:rPr>
+        <w:t xml:space="preserve">│</w:t>
+      </w:r>
+      <w:r>
+        <w:br/>
+      </w:r>
+      <w:r>
+        <w:rPr>
+          <w:rStyle w:val="VerbatimChar"/>
+        </w:rPr>
+        <w:t xml:space="preserve">└── viz-debugger/           ← 새로 만드는 곳</w:t>
+      </w:r>
+      <w:r>
+        <w:br/>
+      </w:r>
+      <w:r>
+        <w:rPr>
+          <w:rStyle w:val="VerbatimChar"/>
+        </w:rPr>
+        <w:t xml:space="preserve">    ├── src/</w:t>
+      </w:r>
+      <w:r>
+        <w:br/>
+      </w:r>
+      <w:r>
+        <w:rPr>
+          <w:rStyle w:val="VerbatimChar"/>
+        </w:rPr>
+        <w:t xml:space="preserve">    │   ├── shell/          탭 전환 · 상단 공통 바(임무 제어·이력·알림)   ← 3단계 이후</w:t>
+      </w:r>
+      <w:r>
+        <w:br/>
+      </w:r>
+      <w:r>
+        <w:rPr>
+          <w:rStyle w:val="VerbatimChar"/>
+        </w:rPr>
+        <w:t xml:space="preserve">    │   ├── tabs/           ②구역현황판 ③제어패널 ④지표조회 ⑤영상오버레이 ⑥파이프라인(동결)</w:t>
+      </w:r>
+      <w:r>
+        <w:br/>
+      </w:r>
+      <w:r>
+        <w:rPr>
+          <w:rStyle w:val="VerbatimChar"/>
+        </w:rPr>
+        <w:t xml:space="preserve">    │   ├── transport/      이식 (무수정)</w:t>
+      </w:r>
+      <w:r>
+        <w:br/>
+      </w:r>
+      <w:r>
+        <w:rPr>
+          <w:rStyle w:val="VerbatimChar"/>
+        </w:rPr>
+        <w:t xml:space="preserve">    │   ├── generate/      발화→마일스톤→태스크 생성 · 검증 · 전개 · 평가  ← 신규 인수</w:t>
+      </w:r>
+      <w:r>
+        <w:br/>
+      </w:r>
+      <w:r>
+        <w:rPr>
+          <w:rStyle w:val="VerbatimChar"/>
+        </w:rPr>
+        <w:t xml:space="preserve">    │   ├── trace/          기록 저장소 · 시점 복원 · 경로 격리   ← 새 코드의 핵심</w:t>
+      </w:r>
+      <w:r>
+        <w:br/>
+      </w:r>
+      <w:r>
+        <w:rPr>
+          <w:rStyle w:val="VerbatimChar"/>
+        </w:rPr>
+        <w:t xml:space="preserve">    │   ├── model/          3계층 자료 구조 · 8상태 · 어댑터 해석</w:t>
+      </w:r>
+      <w:r>
+        <w:br/>
+      </w:r>
+      <w:r>
+        <w:rPr>
+          <w:rStyle w:val="VerbatimChar"/>
+        </w:rPr>
+        <w:t xml:space="preserve">    │   ├── stt/            SttClient · 신뢰도 판정  ← 서비스를 보는 유일한 면</w:t>
+      </w:r>
+      <w:r>
+        <w:br/>
+      </w:r>
+      <w:r>
+        <w:rPr>
+          <w:rStyle w:val="VerbatimChar"/>
+        </w:rPr>
+        <w:t xml:space="preserve">    │   ├── data/           store · commands · registry (개조 이식)</w:t>
+      </w:r>
+      <w:r>
+        <w:br/>
+      </w:r>
+      <w:r>
+        <w:rPr>
+          <w:rStyle w:val="VerbatimChar"/>
+        </w:rPr>
+        <w:t xml:space="preserve">    │   ├── graph/          레이아웃 · SVG 렌더링 · 상태 타임라인</w:t>
+      </w:r>
+      <w:r>
+        <w:br/>
+      </w:r>
+      <w:r>
+        <w:rPr>
+          <w:rStyle w:val="VerbatimChar"/>
+        </w:rPr>
+        <w:t xml:space="preserve">    │   ├── views/          화면 5종</w:t>
+      </w:r>
+      <w:r>
+        <w:br/>
+      </w:r>
+      <w:r>
+        <w:rPr>
+          <w:rStyle w:val="VerbatimChar"/>
+        </w:rPr>
+        <w:t xml:space="preserve">    │   └── main.tsx</w:t>
+      </w:r>
+      <w:r>
+        <w:br/>
+      </w:r>
+      <w:r>
+        <w:rPr>
+          <w:rStyle w:val="VerbatimChar"/>
+        </w:rPr>
+        <w:t xml:space="preserve">    ├── gateway/            목 게이트웨이 (개조 이식) · 시나리오 · 결함 주입</w:t>
+      </w:r>
+      <w:r>
+        <w:br/>
+      </w:r>
+      <w:r>
+        <w:rPr>
+          <w:rStyle w:val="VerbatimChar"/>
+        </w:rPr>
+        <w:t xml:space="preserve">    ├── stt/                STT 서비스 (Python). engines/ 는 stt-lab 무수정 이식</w:t>
+      </w:r>
+      <w:r>
+        <w:br/>
+      </w:r>
+      <w:r>
+        <w:rPr>
+          <w:rStyle w:val="VerbatimChar"/>
+        </w:rPr>
+        <w:t xml:space="preserve">    ├── adapters/           unitree_go1.json · amr.json · ...</w:t>
+      </w:r>
+      <w:r>
+        <w:br/>
+      </w:r>
+      <w:r>
+        <w:rPr>
+          <w:rStyle w:val="VerbatimChar"/>
+        </w:rPr>
+        <w:t xml:space="preserve">    ├── scenarios/          결함 주입 시나리오 60건</w:t>
+      </w:r>
+      <w:r>
+        <w:br/>
+      </w:r>
+      <w:r>
+        <w:rPr>
+          <w:rStyle w:val="VerbatimChar"/>
+        </w:rPr>
+        <w:t xml:space="preserve">    ├── scripts/            verify-*.mjs</w:t>
+      </w:r>
+      <w:r>
+        <w:br/>
+      </w:r>
+      <w:r>
+        <w:rPr>
+          <w:rStyle w:val="VerbatimChar"/>
+        </w:rPr>
+        <w:t xml:space="preserve">    └── package.json</w:t>
       </w:r>
     </w:p>
     <w:p>
@@ -3979,35 +4224,26 @@
         <w:pStyle w:val="FirstParagraph"/>
       </w:pPr>
       <w:r>
-        <w:t xml:space="preserve">특정</w:t>
-      </w:r>
-      <w:r>
-        <w:t xml:space="preserve"> </w:t>
-      </w:r>
-      <w:r>
-        <w:rPr>
-          <w:rStyle w:val="VerbatimChar"/>
-        </w:rPr>
-        <w:t xml:space="preserve">seq</w:t>
-      </w:r>
-      <w:r>
-        <w:t xml:space="preserve">까지의 기록을 앞에서부터 접어(fold) 그 시점 상태를 만든다.</w:t>
-      </w:r>
-      <w:r>
-        <w:t xml:space="preserve"> </w:t>
-      </w:r>
-      <w:r>
-        <w:t xml:space="preserve">매번 처음부터 접으면 느려지므로</w:t>
-      </w:r>
-      <w:r>
-        <w:t xml:space="preserve"> </w:t>
-      </w:r>
-      <w:r>
-        <w:rPr>
-          <w:bCs/>
+        <w:rPr>
+          <w:rStyle w:val="VerbatimChar"/>
           <w:b/>
         </w:rPr>
-        <w:t xml:space="preserve">일정 간격마다 스냅샷을 남기고 그 뒤만 접는다.</w:t>
+        <w:t xml:space="preserve">trace/</w:t>
+      </w:r>
+      <w:r>
+        <w:rPr>
+          <w:b/>
+        </w:rPr>
+        <w:t xml:space="preserve"> </w:t>
+      </w:r>
+      <w:r>
+        <w:rPr>
+          <w:b/>
+        </w:rPr>
+        <w:t xml:space="preserve">가 이 프로젝트에서 새로 쓰는 코드의 중심</w:t>
+      </w:r>
+      <w:r>
+        <w:t xml:space="preserve">이다. 나머지는 이식이거나 화면이다.</w:t>
       </w:r>
     </w:p>
     <w:p>
@@ -4015,87 +4251,61 @@
         <w:pStyle w:val="BodyText"/>
       </w:pPr>
       <w:r>
-        <w:t xml:space="preserve">기록 1만 건 기준으로 임의 시점 복원이</w:t>
-      </w:r>
-      <w:r>
-        <w:t xml:space="preserve"> </w:t>
-      </w:r>
-      <w:r>
-        <w:rPr>
-          <w:bCs/>
+        <w:rPr>
+          <w:rStyle w:val="VerbatimChar"/>
+        </w:rPr>
+        <w:t xml:space="preserve">generate/</w:t>
+      </w:r>
+      <w:r>
+        <w:t xml:space="preserve"> </w:t>
+      </w:r>
+      <w:r>
+        <w:t xml:space="preserve">는 2026-08-27에 AI 파트에서 인수한 구간이다. 내부를</w:t>
+      </w:r>
+      <w:r>
+        <w:t xml:space="preserve"> </w:t>
+      </w:r>
+      <w:r>
+        <w:rPr>
           <w:b/>
         </w:rPr>
-        <w:t xml:space="preserve">16 ms 이내</w:t>
-      </w:r>
-      <w:r>
-        <w:t xml:space="preserve">(60 fps 한 프레임)에 끝나는 것을 목표로 잡는다.</w:t>
-      </w:r>
-      <w:r>
-        <w:t xml:space="preserve"> </w:t>
-      </w:r>
-      <w:r>
-        <w:t xml:space="preserve">이 수치는 논문 문서 §3-4 계측 오버헤드 측정의 항목이기도 하다.</w:t>
-      </w:r>
-    </w:p>
-    <w:bookmarkEnd w:id="34"/>
-    <w:bookmarkStart w:id="35" w:name="저장-매체"/>
-    <w:p>
-      <w:pPr>
-        <w:pStyle w:val="Heading2"/>
-      </w:pPr>
-      <w:r>
-        <w:t xml:space="preserve">5-3. 저장 매체</w:t>
-      </w:r>
-    </w:p>
-    <w:p>
-      <w:pPr>
-        <w:pStyle w:val="FirstParagraph"/>
-      </w:pPr>
-      <w:r>
-        <w:t xml:space="preserve">1차는</w:t>
-      </w:r>
-      <w:r>
-        <w:t xml:space="preserve"> </w:t>
-      </w:r>
-      <w:r>
-        <w:rPr>
-          <w:bCs/>
-          <w:b/>
-        </w:rPr>
-        <w:t xml:space="preserve">메모리 + JSONL 파일 덤프</w:t>
-      </w:r>
-      <w:r>
-        <w:t xml:space="preserve">로 간다. 임무 하나가 수천 건 수준이라 이걸로 충분하고,</w:t>
-      </w:r>
-      <w:r>
-        <w:t xml:space="preserve"> </w:t>
-      </w:r>
-      <w:r>
-        <w:t xml:space="preserve">파일이 사람이 읽을 수 있는 형태라 디버깅이 쉽다.</w:t>
-      </w:r>
-    </w:p>
-    <w:p>
-      <w:pPr>
-        <w:pStyle w:val="BodyText"/>
-      </w:pPr>
-      <w:r>
-        <w:t xml:space="preserve">임무 여러 건을 한 번에 다루거나 시점 질의가 느려지면 그때 SQLite로 옮긴다.</w:t>
-      </w:r>
-      <w:r>
-        <w:t xml:space="preserve"> </w:t>
-      </w:r>
-      <w:r>
-        <w:rPr>
-          <w:bCs/>
-          <w:b/>
-        </w:rPr>
-        <w:t xml:space="preserve">미리 넣지 않는다</w:t>
-      </w:r>
-      <w:r>
-        <w:t xml:space="preserve"> </w:t>
-      </w:r>
-      <w:r>
-        <w:t xml:space="preserve">— 스키마가 굳기 전에 DB를 넣으면 스키마 변경 비용만 커진다.</w:t>
+        <w:t xml:space="preserve">생성과 검증 두 모듈로 나눈다</w:t>
+      </w:r>
+      <w:r>
+        <w:t xml:space="preserve"> </w:t>
+      </w:r>
+      <w:r>
+        <w:t xml:space="preserve">—</w:t>
+      </w:r>
+      <w:r>
+        <w:t xml:space="preserve"> </w:t>
+      </w:r>
+      <w:r>
+        <w:rPr>
+          <w:rStyle w:val="VerbatimChar"/>
+        </w:rPr>
+        <w:t xml:space="preserve">generate/plan.ts</w:t>
+      </w:r>
+      <w:r>
+        <w:t xml:space="preserve">(마일스톤·태스크 생성)와</w:t>
+      </w:r>
+      <w:r>
+        <w:t xml:space="preserve"> </w:t>
+      </w:r>
+      <w:r>
+        <w:rPr>
+          <w:rStyle w:val="VerbatimChar"/>
+        </w:rPr>
+        <w:t xml:space="preserve">generate/validate.ts</w:t>
+      </w:r>
+      <w:r>
+        <w:t xml:space="preserve">(검증)가 서로를 호출하지 않는다.</w:t>
+      </w:r>
+      <w:r>
+        <w:t xml:space="preserve"> </w:t>
+      </w:r>
+      <w:r>
+        <w:t xml:space="preserve">검증이 생성의 내부 상태를 보면 재현 가능한 검증이 아니게 되고, 실패했을 때 둘을 가를 수 없다.</w:t>
       </w:r>
     </w:p>
     <w:p>
@@ -4105,310 +4315,31 @@
         </w:pict>
       </w:r>
     </w:p>
-    <w:bookmarkEnd w:id="35"/>
-    <w:bookmarkEnd w:id="36"/>
-    <w:bookmarkStart w:id="37" w:name="계층-경계를-코드로-강제하기"/>
     <w:p>
       <w:pPr>
         <w:pStyle w:val="Heading1"/>
       </w:pPr>
-      <w:r>
-        <w:t xml:space="preserve">6. 계층 경계를 코드로 강제하기</w:t>
-      </w:r>
-    </w:p>
-    <w:p>
-      <w:pPr>
-        <w:pStyle w:val="FirstParagraph"/>
-      </w:pPr>
-      <w:r>
-        <w:t xml:space="preserve">회의에서 합의된</w:t>
-      </w:r>
-      <w:r>
-        <w:t xml:space="preserve"> </w:t>
-      </w:r>
-      <w:r>
-        <w:t xml:space="preserve">“</w:t>
-      </w:r>
-      <w:r>
-        <w:t xml:space="preserve">태스크까지 범용, 액션 아이템부터 대상 의존</w:t>
-      </w:r>
-      <w:r>
-        <w:t xml:space="preserve">”</w:t>
-      </w:r>
-      <w:r>
-        <w:t xml:space="preserve">은</w:t>
-      </w:r>
-      <w:r>
-        <w:t xml:space="preserve"> </w:t>
-      </w:r>
-      <w:r>
-        <w:rPr>
-          <w:bCs/>
-          <w:b/>
-        </w:rPr>
-        <w:t xml:space="preserve">합의만으로는 무너진다.</w:t>
-      </w:r>
-      <w:r>
-        <w:t xml:space="preserve"> </w:t>
-      </w:r>
-      <w:r>
-        <w:t xml:space="preserve">다음 두 장치로 막는다.</w:t>
-      </w:r>
-    </w:p>
-    <w:p>
-      <w:pPr>
-        <w:numPr>
-          <w:ilvl w:val="0"/>
-          <w:numId w:val="1005"/>
-        </w:numPr>
-        <w:pStyle w:val="Compact"/>
-      </w:pPr>
-      <w:r>
-        <w:rPr>
-          <w:rStyle w:val="VerbatimChar"/>
-        </w:rPr>
-        <w:t xml:space="preserve">milestone.schema.json</w:t>
-      </w:r>
-      <w:r>
-        <w:t xml:space="preserve"> </w:t>
-      </w:r>
-      <w:r>
-        <w:t xml:space="preserve">·</w:t>
-      </w:r>
-      <w:r>
-        <w:t xml:space="preserve"> </w:t>
-      </w:r>
-      <w:r>
-        <w:rPr>
-          <w:rStyle w:val="VerbatimChar"/>
-        </w:rPr>
-        <w:t xml:space="preserve">task.schema.json</w:t>
-      </w:r>
-      <w:r>
-        <w:t xml:space="preserve"> </w:t>
-      </w:r>
-      <w:r>
-        <w:t xml:space="preserve">을</w:t>
-      </w:r>
-      <w:r>
-        <w:t xml:space="preserve"> </w:t>
-      </w:r>
-      <w:r>
-        <w:rPr>
-          <w:rStyle w:val="VerbatimChar"/>
-        </w:rPr>
-        <w:t xml:space="preserve">additionalProperties: false</w:t>
-      </w:r>
-      <w:r>
-        <w:t xml:space="preserve"> </w:t>
-      </w:r>
-      <w:r>
-        <w:t xml:space="preserve">로 두고</w:t>
-      </w:r>
-      <w:r>
-        <w:t xml:space="preserve"> </w:t>
-      </w:r>
-      <w:r>
-        <w:t xml:space="preserve">하드웨어 어휘를 필드로 갖지 못하게 한다. 기존</w:t>
-      </w:r>
-      <w:r>
-        <w:t xml:space="preserve"> </w:t>
-      </w:r>
-      <w:r>
-        <w:rPr>
-          <w:rStyle w:val="VerbatimChar"/>
-        </w:rPr>
-        <w:t xml:space="preserve">pipeline.schema.json</w:t>
-      </w:r>
-      <w:r>
-        <w:t xml:space="preserve"> </w:t>
-      </w:r>
-      <w:r>
-        <w:t xml:space="preserve">이 좌표를 막는 것과 같은 방식이다.</w:t>
-      </w:r>
-    </w:p>
-    <w:p>
-      <w:pPr>
-        <w:numPr>
-          <w:ilvl w:val="0"/>
-          <w:numId w:val="1005"/>
-        </w:numPr>
-        <w:pStyle w:val="Compact"/>
-      </w:pPr>
-      <w:r>
-        <w:t xml:space="preserve">기종 의존 값은 전부</w:t>
-      </w:r>
-      <w:r>
-        <w:t xml:space="preserve"> </w:t>
-      </w:r>
-      <w:r>
-        <w:rPr>
-          <w:rStyle w:val="VerbatimChar"/>
-        </w:rPr>
-        <w:t xml:space="preserve">action-item</w:t>
-      </w:r>
-      <w:r>
-        <w:t xml:space="preserve"> </w:t>
-      </w:r>
-      <w:r>
-        <w:t xml:space="preserve">의</w:t>
-      </w:r>
-      <w:r>
-        <w:t xml:space="preserve"> </w:t>
-      </w:r>
-      <w:r>
-        <w:rPr>
-          <w:rStyle w:val="VerbatimChar"/>
-        </w:rPr>
-        <w:t xml:space="preserve">params</w:t>
-      </w:r>
-      <w:r>
-        <w:t xml:space="preserve"> </w:t>
-      </w:r>
-      <w:r>
-        <w:t xml:space="preserve">안에만 두고, 해석 규칙은</w:t>
-      </w:r>
-      <w:r>
-        <w:t xml:space="preserve"> </w:t>
-      </w:r>
-      <w:r>
-        <w:rPr>
-          <w:rStyle w:val="VerbatimChar"/>
-        </w:rPr>
-        <w:t xml:space="preserve">adapters/&lt;profile&gt;.json</w:t>
-      </w:r>
-      <w:r>
-        <w:t xml:space="preserve"> </w:t>
-      </w:r>
-      <w:r>
-        <w:t xml:space="preserve">에 둔다.</w:t>
-      </w:r>
-    </w:p>
-    <w:p>
-      <w:pPr>
-        <w:pStyle w:val="FirstParagraph"/>
-      </w:pPr>
-      <w:r>
-        <w:rPr>
-          <w:bCs/>
-          <w:b/>
-        </w:rPr>
-        <w:t xml:space="preserve">판정 기준</w:t>
-      </w:r>
-      <w:r>
-        <w:t xml:space="preserve">: 새 하드웨어 프로파일을 추가할 때</w:t>
-      </w:r>
-      <w:r>
-        <w:t xml:space="preserve"> </w:t>
-      </w:r>
-      <w:r>
-        <w:rPr>
-          <w:rStyle w:val="VerbatimChar"/>
-        </w:rPr>
-        <w:t xml:space="preserve">model/</w:t>
-      </w:r>
-      <w:r>
-        <w:t xml:space="preserve"> </w:t>
-      </w:r>
-      <w:r>
-        <w:t xml:space="preserve">과</w:t>
-      </w:r>
-      <w:r>
-        <w:t xml:space="preserve"> </w:t>
-      </w:r>
-      <w:r>
-        <w:rPr>
-          <w:rStyle w:val="VerbatimChar"/>
-        </w:rPr>
-        <w:t xml:space="preserve">views/</w:t>
-      </w:r>
-      <w:r>
-        <w:t xml:space="preserve"> </w:t>
-      </w:r>
-      <w:r>
-        <w:t xml:space="preserve">의 마일스톤·태스크 관련 파일을</w:t>
-      </w:r>
-      <w:r>
-        <w:t xml:space="preserve"> </w:t>
-      </w:r>
-      <w:r>
-        <w:rPr>
-          <w:bCs/>
-          <w:b/>
-        </w:rPr>
-        <w:t xml:space="preserve">한 줄도 고치지 않아야 한다.</w:t>
-      </w:r>
-      <w:r>
-        <w:t xml:space="preserve"> </w:t>
-      </w:r>
-      <w:r>
-        <w:t xml:space="preserve">이걸 검증 스크립트로 잡는다 (§7의</w:t>
-      </w:r>
-      <w:r>
-        <w:t xml:space="preserve"> </w:t>
-      </w:r>
-      <w:r>
-        <w:rPr>
-          <w:rStyle w:val="VerbatimChar"/>
-        </w:rPr>
-        <w:t xml:space="preserve">verify:adapter-swap</w:t>
-      </w:r>
-      <w:r>
-        <w:t xml:space="preserve">).</w:t>
-      </w:r>
-    </w:p>
-    <w:p>
-      <w:pPr>
-        <w:pStyle w:val="BodyText"/>
-      </w:pPr>
-      <w:r>
-        <w:t xml:space="preserve">이 판정 기준은 그대로 논문의 측정축이 된다 (논문 문서 §3-5).</w:t>
-      </w:r>
-    </w:p>
-    <w:p>
-      <w:r>
-        <w:pict>
-          <v:rect style="width:0;height:1.5pt" o:hralign="center" o:hrstd="t" o:hr="t"/>
-        </w:pict>
-      </w:r>
-    </w:p>
-    <w:bookmarkEnd w:id="37"/>
-    <w:bookmarkStart w:id="38" w:name="검증-스크립트"/>
-    <w:p>
-      <w:pPr>
-        <w:pStyle w:val="Heading1"/>
-      </w:pPr>
-      <w:r>
-        <w:t xml:space="preserve">7. 검증 스크립트</w:t>
-      </w:r>
-    </w:p>
-    <w:p>
-      <w:pPr>
-        <w:pStyle w:val="FirstParagraph"/>
-      </w:pPr>
-      <w:r>
-        <w:t xml:space="preserve">기존 방식과 같이</w:t>
-      </w:r>
-      <w:r>
-        <w:t xml:space="preserve"> </w:t>
-      </w:r>
-      <w:r>
-        <w:rPr>
-          <w:bCs/>
-          <w:b/>
-        </w:rPr>
-        <w:t xml:space="preserve">단독 실행 가능한 Node 스크립트</w:t>
-      </w:r>
-      <w:r>
-        <w:t xml:space="preserve">로 만든다. 테스트 프레임워크를 붙이지 않는다.</w:t>
-      </w:r>
+      <w:bookmarkStart w:id="34" w:name="기록-저장소-설계"/>
+      <w:r>
+        <w:t xml:space="preserve">5. 기록 저장소 설계</w:t>
+      </w:r>
+      <w:bookmarkEnd w:id="34"/>
+    </w:p>
+    <w:p>
+      <w:pPr>
+        <w:pStyle w:val="Heading2"/>
+      </w:pPr>
+      <w:bookmarkStart w:id="35" w:name="기록-한-줄"/>
+      <w:r>
+        <w:t xml:space="preserve">5-1. 기록 한 줄</w:t>
+      </w:r>
+      <w:bookmarkEnd w:id="35"/>
     </w:p>
     <w:tbl>
       <w:tblPr>
         <w:tblStyle w:val="Table"/>
-        <w:tblW w:type="pct" w:w="5000"/>
-        <w:tblLook w:firstRow="1" w:lastRow="0" w:firstColumn="0" w:lastColumn="0" w:noHBand="0" w:noVBand="0" w:val="0020"/>
-        <w:jc w:val="start"/>
+        <w:tblW w:type="pct" w:w="5000.0"/>
+        <w:tblLook w:firstRow="1"/>
       </w:tblPr>
       <w:tblGrid>
         <w:gridCol w:w="3960"/>
@@ -4416,246 +4347,417 @@
       </w:tblGrid>
       <w:tr>
         <w:trPr>
-          <w:tblHeader w:val="true"/>
+          <w:cnfStyle w:firstRow="1"/>
         </w:trPr>
         <w:tc>
-          <w:tcPr/>
-          <w:p>
-            <w:pPr>
-              <w:pStyle w:val="Compact"/>
-              <w:jc w:val="left"/>
-            </w:pPr>
-            <w:r>
-              <w:t xml:space="preserve">스크립트</w:t>
-            </w:r>
-          </w:p>
-        </w:tc>
-        <w:tc>
-          <w:tcPr/>
-          <w:p>
-            <w:pPr>
-              <w:pStyle w:val="Compact"/>
-              <w:jc w:val="left"/>
-            </w:pPr>
-            <w:r>
-              <w:t xml:space="preserve">무엇을 잡는가</w:t>
+          <w:tcPr>
+            <w:tcBorders>
+              <w:bottom w:val="single"/>
+            </w:tcBorders>
+            <w:vAlign w:val="bottom"/>
+          </w:tcPr>
+          <w:p>
+            <w:pPr>
+              <w:pStyle w:val="Compact"/>
+              <w:jc w:val="left"/>
+            </w:pPr>
+            <w:r>
+              <w:t xml:space="preserve">항목</w:t>
+            </w:r>
+          </w:p>
+        </w:tc>
+        <w:tc>
+          <w:tcPr>
+            <w:tcBorders>
+              <w:bottom w:val="single"/>
+            </w:tcBorders>
+            <w:vAlign w:val="bottom"/>
+          </w:tcPr>
+          <w:p>
+            <w:pPr>
+              <w:pStyle w:val="Compact"/>
+              <w:jc w:val="left"/>
+            </w:pPr>
+            <w:r>
+              <w:t xml:space="preserve">내용</w:t>
             </w:r>
           </w:p>
         </w:tc>
       </w:tr>
       <w:tr>
         <w:tc>
-          <w:tcPr/>
-          <w:p>
-            <w:pPr>
-              <w:pStyle w:val="Compact"/>
-              <w:jc w:val="left"/>
-            </w:pPr>
-            <w:r>
-              <w:rPr>
-                <w:rStyle w:val="VerbatimChar"/>
-              </w:rPr>
-              <w:t xml:space="preserve">verify:hierarchy</w:t>
-            </w:r>
-          </w:p>
-        </w:tc>
-        <w:tc>
-          <w:tcPr/>
-          <w:p>
-            <w:pPr>
-              <w:pStyle w:val="Compact"/>
-              <w:jc w:val="left"/>
-            </w:pPr>
-            <w:r>
-              <w:t xml:space="preserve">3계층 계약이 서로 맞물리는가. 마일스톤·태스크에 하드웨어 어휘가 들어갔는가</w:t>
+          <w:p>
+            <w:pPr>
+              <w:pStyle w:val="Compact"/>
+              <w:jc w:val="left"/>
+            </w:pPr>
+            <w:r>
+              <w:rPr>
+                <w:rStyle w:val="VerbatimChar"/>
+              </w:rPr>
+              <w:t xml:space="preserve">seq</w:t>
+            </w:r>
+          </w:p>
+        </w:tc>
+        <w:tc>
+          <w:p>
+            <w:pPr>
+              <w:pStyle w:val="Compact"/>
+              <w:jc w:val="left"/>
+            </w:pPr>
+            <w:r>
+              <w:t xml:space="preserve">단조 증가 순번. 되감기의 기준축</w:t>
             </w:r>
           </w:p>
         </w:tc>
       </w:tr>
       <w:tr>
         <w:tc>
-          <w:tcPr/>
-          <w:p>
-            <w:pPr>
-              <w:pStyle w:val="Compact"/>
-              <w:jc w:val="left"/>
-            </w:pPr>
-            <w:r>
-              <w:rPr>
-                <w:rStyle w:val="VerbatimChar"/>
-              </w:rPr>
-              <w:t xml:space="preserve">verify:adapter-swap</w:t>
-            </w:r>
-          </w:p>
-        </w:tc>
-        <w:tc>
-          <w:tcPr/>
-          <w:p>
-            <w:pPr>
-              <w:pStyle w:val="Compact"/>
-              <w:jc w:val="left"/>
-            </w:pPr>
-            <w:r>
-              <w:t xml:space="preserve">새 어댑터 프로파일 추가 시 상위 계층 파일 변경이 0인가 (§6)</w:t>
+          <w:p>
+            <w:pPr>
+              <w:pStyle w:val="Compact"/>
+              <w:jc w:val="left"/>
+            </w:pPr>
+            <w:r>
+              <w:rPr>
+                <w:rStyle w:val="VerbatimChar"/>
+              </w:rPr>
+              <w:t xml:space="preserve">ts</w:t>
+            </w:r>
+          </w:p>
+        </w:tc>
+        <w:tc>
+          <w:p>
+            <w:pPr>
+              <w:pStyle w:val="Compact"/>
+              <w:jc w:val="left"/>
+            </w:pPr>
+            <w:r>
+              <w:t xml:space="preserve">서버 시각</w:t>
             </w:r>
           </w:p>
         </w:tc>
       </w:tr>
       <w:tr>
         <w:tc>
-          <w:tcPr/>
-          <w:p>
-            <w:pPr>
-              <w:pStyle w:val="Compact"/>
-              <w:jc w:val="left"/>
-            </w:pPr>
-            <w:r>
-              <w:rPr>
-                <w:rStyle w:val="VerbatimChar"/>
-              </w:rPr>
-              <w:t xml:space="preserve">verify:trace-append</w:t>
-            </w:r>
-          </w:p>
-        </w:tc>
-        <w:tc>
-          <w:tcPr/>
-          <w:p>
-            <w:pPr>
-              <w:pStyle w:val="Compact"/>
-              <w:jc w:val="left"/>
-            </w:pPr>
-            <w:r>
-              <w:t xml:space="preserve">기록이 덧붙이기만 되는가. 수정·삭제 경로가 없는가</w:t>
+          <w:p>
+            <w:pPr>
+              <w:pStyle w:val="Compact"/>
+              <w:jc w:val="left"/>
+            </w:pPr>
+            <w:r>
+              <w:rPr>
+                <w:rStyle w:val="VerbatimChar"/>
+              </w:rPr>
+              <w:t xml:space="preserve">layer</w:t>
+            </w:r>
+          </w:p>
+        </w:tc>
+        <w:tc>
+          <w:p>
+            <w:pPr>
+              <w:pStyle w:val="Compact"/>
+              <w:jc w:val="left"/>
+            </w:pPr>
+            <w:r>
+              <w:rPr>
+                <w:rStyle w:val="VerbatimChar"/>
+              </w:rPr>
+              <w:t xml:space="preserve">mission</w:t>
+            </w:r>
+            <w:r>
+              <w:t xml:space="preserve"> </w:t>
+            </w:r>
+            <w:r>
+              <w:t xml:space="preserve">/</w:t>
+            </w:r>
+            <w:r>
+              <w:t xml:space="preserve"> </w:t>
+            </w:r>
+            <w:r>
+              <w:rPr>
+                <w:rStyle w:val="VerbatimChar"/>
+              </w:rPr>
+              <w:t xml:space="preserve">milestone</w:t>
+            </w:r>
+            <w:r>
+              <w:t xml:space="preserve"> </w:t>
+            </w:r>
+            <w:r>
+              <w:t xml:space="preserve">/</w:t>
+            </w:r>
+            <w:r>
+              <w:t xml:space="preserve"> </w:t>
+            </w:r>
+            <w:r>
+              <w:rPr>
+                <w:rStyle w:val="VerbatimChar"/>
+              </w:rPr>
+              <w:t xml:space="preserve">task</w:t>
+            </w:r>
+            <w:r>
+              <w:t xml:space="preserve"> </w:t>
+            </w:r>
+            <w:r>
+              <w:t xml:space="preserve">/</w:t>
+            </w:r>
+            <w:r>
+              <w:t xml:space="preserve"> </w:t>
+            </w:r>
+            <w:r>
+              <w:rPr>
+                <w:rStyle w:val="VerbatimChar"/>
+              </w:rPr>
+              <w:t xml:space="preserve">action_item</w:t>
             </w:r>
           </w:p>
         </w:tc>
       </w:tr>
       <w:tr>
         <w:tc>
-          <w:tcPr/>
-          <w:p>
-            <w:pPr>
-              <w:pStyle w:val="Compact"/>
-              <w:jc w:val="left"/>
-            </w:pPr>
-            <w:r>
-              <w:rPr>
-                <w:rStyle w:val="VerbatimChar"/>
-              </w:rPr>
-              <w:t xml:space="preserve">verify:replay</w:t>
-            </w:r>
-          </w:p>
-        </w:tc>
-        <w:tc>
-          <w:tcPr/>
-          <w:p>
-            <w:pPr>
-              <w:pStyle w:val="Compact"/>
-              <w:jc w:val="left"/>
-            </w:pPr>
-            <w:r>
-              <w:t xml:space="preserve">임의</w:t>
-            </w:r>
-            <w:r>
-              <w:t xml:space="preserve"> </w:t>
-            </w:r>
-            <w:r>
-              <w:rPr>
-                <w:rStyle w:val="VerbatimChar"/>
-              </w:rPr>
-              <w:t xml:space="preserve">seq</w:t>
-            </w:r>
-            <w:r>
-              <w:t xml:space="preserve"> </w:t>
-            </w:r>
-            <w:r>
-              <w:t xml:space="preserve">복원 결과가 순차 재생 결과와 일치하는가</w:t>
+          <w:p>
+            <w:pPr>
+              <w:pStyle w:val="Compact"/>
+              <w:jc w:val="left"/>
+            </w:pPr>
+            <w:r>
+              <w:rPr>
+                <w:rStyle w:val="VerbatimChar"/>
+              </w:rPr>
+              <w:t xml:space="preserve">node_id</w:t>
+            </w:r>
+          </w:p>
+        </w:tc>
+        <w:tc>
+          <w:p>
+            <w:pPr>
+              <w:pStyle w:val="Compact"/>
+              <w:jc w:val="left"/>
+            </w:pPr>
+            <w:r>
+              <w:t xml:space="preserve">어느 노드인가</w:t>
             </w:r>
           </w:p>
         </w:tc>
       </w:tr>
       <w:tr>
         <w:tc>
-          <w:tcPr/>
-          <w:p>
-            <w:pPr>
-              <w:pStyle w:val="Compact"/>
-              <w:jc w:val="left"/>
-            </w:pPr>
-            <w:r>
-              <w:rPr>
-                <w:rStyle w:val="VerbatimChar"/>
-              </w:rPr>
-              <w:t xml:space="preserve">verify:isolation</w:t>
-            </w:r>
-          </w:p>
-        </w:tc>
-        <w:tc>
-          <w:tcPr/>
-          <w:p>
-            <w:pPr>
-              <w:pStyle w:val="Compact"/>
-              <w:jc w:val="left"/>
-            </w:pPr>
-            <w:r>
-              <w:t xml:space="preserve">실패 경로 격리 집합에</w:t>
-            </w:r>
-            <w:r>
-              <w:t xml:space="preserve"> </w:t>
-            </w:r>
-            <w:r>
-              <w:rPr>
-                <w:bCs/>
-                <w:b/>
-              </w:rPr>
-              <w:t xml:space="preserve">근본 원인이 반드시 포함</w:t>
-            </w:r>
-            <w:r>
-              <w:t xml:space="preserve">되는가</w:t>
+          <w:p>
+            <w:pPr>
+              <w:pStyle w:val="Compact"/>
+              <w:jc w:val="left"/>
+            </w:pPr>
+            <w:r>
+              <w:rPr>
+                <w:rStyle w:val="VerbatimChar"/>
+              </w:rPr>
+              <w:t xml:space="preserve">kind</w:t>
+            </w:r>
+          </w:p>
+        </w:tc>
+        <w:tc>
+          <w:p>
+            <w:pPr>
+              <w:pStyle w:val="Compact"/>
+              <w:jc w:val="left"/>
+            </w:pPr>
+            <w:r>
+              <w:rPr>
+                <w:rStyle w:val="VerbatimChar"/>
+              </w:rPr>
+              <w:t xml:space="preserve">created</w:t>
+            </w:r>
+            <w:r>
+              <w:t xml:space="preserve"> </w:t>
+            </w:r>
+            <w:r>
+              <w:t xml:space="preserve">·</w:t>
+            </w:r>
+            <w:r>
+              <w:t xml:space="preserve"> </w:t>
+            </w:r>
+            <w:r>
+              <w:rPr>
+                <w:rStyle w:val="VerbatimChar"/>
+              </w:rPr>
+              <w:t xml:space="preserve">dispatched</w:t>
+            </w:r>
+            <w:r>
+              <w:t xml:space="preserve"> </w:t>
+            </w:r>
+            <w:r>
+              <w:t xml:space="preserve">·</w:t>
+            </w:r>
+            <w:r>
+              <w:t xml:space="preserve"> </w:t>
+            </w:r>
+            <w:r>
+              <w:rPr>
+                <w:rStyle w:val="VerbatimChar"/>
+              </w:rPr>
+              <w:t xml:space="preserve">acked</w:t>
+            </w:r>
+            <w:r>
+              <w:t xml:space="preserve"> </w:t>
+            </w:r>
+            <w:r>
+              <w:t xml:space="preserve">·</w:t>
+            </w:r>
+            <w:r>
+              <w:t xml:space="preserve"> </w:t>
+            </w:r>
+            <w:r>
+              <w:rPr>
+                <w:rStyle w:val="VerbatimChar"/>
+              </w:rPr>
+              <w:t xml:space="preserve">started</w:t>
+            </w:r>
+            <w:r>
+              <w:t xml:space="preserve"> </w:t>
+            </w:r>
+            <w:r>
+              <w:t xml:space="preserve">·</w:t>
+            </w:r>
+            <w:r>
+              <w:t xml:space="preserve"> </w:t>
+            </w:r>
+            <w:r>
+              <w:rPr>
+                <w:rStyle w:val="VerbatimChar"/>
+              </w:rPr>
+              <w:t xml:space="preserve">progress</w:t>
+            </w:r>
+            <w:r>
+              <w:t xml:space="preserve"> </w:t>
+            </w:r>
+            <w:r>
+              <w:t xml:space="preserve">·</w:t>
+            </w:r>
+            <w:r>
+              <w:t xml:space="preserve"> </w:t>
+            </w:r>
+            <w:r>
+              <w:rPr>
+                <w:rStyle w:val="VerbatimChar"/>
+              </w:rPr>
+              <w:t xml:space="preserve">evaluated</w:t>
+            </w:r>
+            <w:r>
+              <w:t xml:space="preserve"> </w:t>
+            </w:r>
+            <w:r>
+              <w:t xml:space="preserve">·</w:t>
+            </w:r>
+            <w:r>
+              <w:t xml:space="preserve"> </w:t>
+            </w:r>
+            <w:r>
+              <w:rPr>
+                <w:rStyle w:val="VerbatimChar"/>
+              </w:rPr>
+              <w:t xml:space="preserve">failed</w:t>
+            </w:r>
+            <w:r>
+              <w:t xml:space="preserve"> </w:t>
+            </w:r>
+            <w:r>
+              <w:t xml:space="preserve">·</w:t>
+            </w:r>
+            <w:r>
+              <w:t xml:space="preserve"> </w:t>
+            </w:r>
+            <w:r>
+              <w:rPr>
+                <w:rStyle w:val="VerbatimChar"/>
+              </w:rPr>
+              <w:t xml:space="preserve">derived</w:t>
             </w:r>
           </w:p>
         </w:tc>
       </w:tr>
       <w:tr>
         <w:tc>
-          <w:tcPr/>
-          <w:p>
-            <w:pPr>
-              <w:pStyle w:val="Compact"/>
-              <w:jc w:val="left"/>
-            </w:pPr>
-            <w:r>
-              <w:rPr>
-                <w:rStyle w:val="VerbatimChar"/>
-              </w:rPr>
-              <w:t xml:space="preserve">verify:human-trace</w:t>
-            </w:r>
-          </w:p>
-        </w:tc>
-        <w:tc>
-          <w:tcPr/>
-          <w:p>
-            <w:pPr>
-              <w:pStyle w:val="Compact"/>
-              <w:jc w:val="left"/>
-            </w:pPr>
-            <w:r>
-              <w:t xml:space="preserve">화면에서 나가는 모든 명령이</w:t>
-            </w:r>
-            <w:r>
-              <w:t xml:space="preserve"> </w:t>
-            </w:r>
-            <w:r>
-              <w:rPr>
-                <w:rStyle w:val="VerbatimChar"/>
-              </w:rPr>
-              <w:t xml:space="preserve">produced_by=human</w:t>
-            </w:r>
-            <w:r>
-              <w:t xml:space="preserve"> </w:t>
-            </w:r>
-            <w:r>
-              <w:t xml:space="preserve">으로 기록되는가</w:t>
+          <w:p>
+            <w:pPr>
+              <w:pStyle w:val="Compact"/>
+              <w:jc w:val="left"/>
+            </w:pPr>
+            <w:r>
+              <w:rPr>
+                <w:rStyle w:val="VerbatimChar"/>
+              </w:rPr>
+              <w:t xml:space="preserve">produced_by</w:t>
+            </w:r>
+          </w:p>
+        </w:tc>
+        <w:tc>
+          <w:p>
+            <w:pPr>
+              <w:pStyle w:val="Compact"/>
+              <w:jc w:val="left"/>
+            </w:pPr>
+            <w:r>
+              <w:rPr>
+                <w:rStyle w:val="VerbatimChar"/>
+              </w:rPr>
+              <w:t xml:space="preserve">ai</w:t>
+            </w:r>
+            <w:r>
+              <w:t xml:space="preserve"> </w:t>
+            </w:r>
+            <w:r>
+              <w:t xml:space="preserve">/</w:t>
+            </w:r>
+            <w:r>
+              <w:t xml:space="preserve"> </w:t>
+            </w:r>
+            <w:r>
+              <w:rPr>
+                <w:rStyle w:val="VerbatimChar"/>
+              </w:rPr>
+              <w:t xml:space="preserve">backend</w:t>
+            </w:r>
+            <w:r>
+              <w:t xml:space="preserve"> </w:t>
+            </w:r>
+            <w:r>
+              <w:t xml:space="preserve">/</w:t>
+            </w:r>
+            <w:r>
+              <w:t xml:space="preserve"> </w:t>
+            </w:r>
+            <w:r>
+              <w:rPr>
+                <w:rStyle w:val="VerbatimChar"/>
+              </w:rPr>
+              <w:t xml:space="preserve">human</w:t>
+            </w:r>
+          </w:p>
+        </w:tc>
+      </w:tr>
+      <w:tr>
+        <w:tc>
+          <w:p>
+            <w:pPr>
+              <w:pStyle w:val="Compact"/>
+              <w:jc w:val="left"/>
+            </w:pPr>
+            <w:r>
+              <w:rPr>
+                <w:rStyle w:val="VerbatimChar"/>
+              </w:rPr>
+              <w:t xml:space="preserve">payload</w:t>
+            </w:r>
+          </w:p>
+        </w:tc>
+        <w:tc>
+          <w:p>
+            <w:pPr>
+              <w:pStyle w:val="Compact"/>
+              <w:jc w:val="left"/>
+            </w:pPr>
+            <w:r>
+              <w:t xml:space="preserve">종류별 상세</w:t>
             </w:r>
           </w:p>
         </w:tc>
@@ -4666,63 +4768,76 @@
         <w:pStyle w:val="BodyText"/>
       </w:pPr>
       <w:r>
-        <w:t xml:space="preserve">마지막 두 개가 중요하다.</w:t>
-      </w:r>
-      <w:r>
-        <w:t xml:space="preserve"> </w:t>
-      </w:r>
-      <w:r>
-        <w:rPr>
-          <w:rStyle w:val="VerbatimChar"/>
-        </w:rPr>
-        <w:t xml:space="preserve">verify:isolation</w:t>
-      </w:r>
-      <w:r>
-        <w:t xml:space="preserve"> </w:t>
-      </w:r>
-      <w:r>
-        <w:t xml:space="preserve">은</w:t>
-      </w:r>
-      <w:r>
-        <w:t xml:space="preserve"> </w:t>
-      </w:r>
-      <w:r>
-        <w:rPr>
-          <w:bCs/>
+        <w:rPr>
           <w:b/>
         </w:rPr>
-        <w:t xml:space="preserve">격리해서 좁혔는데 정답을 잘라내는 것</w:t>
-      </w:r>
-      <w:r>
-        <w:t xml:space="preserve">을 막고,</w:t>
-      </w:r>
-      <w:r>
-        <w:t xml:space="preserve"> </w:t>
-      </w:r>
-      <w:r>
-        <w:rPr>
-          <w:rStyle w:val="VerbatimChar"/>
-        </w:rPr>
-        <w:t xml:space="preserve">verify:human-trace</w:t>
-      </w:r>
-      <w:r>
-        <w:t xml:space="preserve"> </w:t>
-      </w:r>
-      <w:r>
-        <w:t xml:space="preserve">는</w:t>
-      </w:r>
-      <w:r>
-        <w:t xml:space="preserve"> </w:t>
-      </w:r>
-      <w:r>
-        <w:rPr>
-          <w:bCs/>
+        <w:t xml:space="preserve">덧붙이기만 한다.</w:t>
+      </w:r>
+      <w:r>
+        <w:t xml:space="preserve"> </w:t>
+      </w:r>
+      <w:r>
+        <w:t xml:space="preserve">지우지도 고치지도 않는다. 실패해도 남는다 — 회의록 §4-5의</w:t>
+      </w:r>
+      <w:r>
+        <w:t xml:space="preserve"> </w:t>
+      </w:r>
+      <w:r>
+        <w:t xml:space="preserve">“</w:t>
+      </w:r>
+      <w:r>
+        <w:t xml:space="preserve">죽은 시점의 메모리 상황을 그대로 올려주고 역추적</w:t>
+      </w:r>
+      <w:r>
+        <w:t xml:space="preserve">”</w:t>
+      </w:r>
+      <w:r>
+        <w:t xml:space="preserve">이 이 성질에서 나온다.</w:t>
+      </w:r>
+    </w:p>
+    <w:p>
+      <w:pPr>
+        <w:pStyle w:val="Heading2"/>
+      </w:pPr>
+      <w:bookmarkStart w:id="36" w:name="시점-복원"/>
+      <w:r>
+        <w:t xml:space="preserve">5-2. 시점 복원</w:t>
+      </w:r>
+      <w:bookmarkEnd w:id="36"/>
+    </w:p>
+    <w:p>
+      <w:pPr>
+        <w:pStyle w:val="FirstParagraph"/>
+      </w:pPr>
+      <w:r>
+        <w:t xml:space="preserve">특정</w:t>
+      </w:r>
+      <w:r>
+        <w:t xml:space="preserve"> </w:t>
+      </w:r>
+      <w:r>
+        <w:rPr>
+          <w:rStyle w:val="VerbatimChar"/>
+        </w:rPr>
+        <w:t xml:space="preserve">seq</w:t>
+      </w:r>
+      <w:r>
+        <w:t xml:space="preserve">까지의 기록을 앞에서부터 접어(fold) 그 시점 상태를 만든다.</w:t>
+      </w:r>
+      <w:r>
+        <w:t xml:space="preserve"> </w:t>
+      </w:r>
+      <w:r>
+        <w:t xml:space="preserve">매번 처음부터 접으면 느려지므로</w:t>
+      </w:r>
+      <w:r>
+        <w:t xml:space="preserve"> </w:t>
+      </w:r>
+      <w:r>
+        <w:rPr>
           <w:b/>
         </w:rPr>
-        <w:t xml:space="preserve">사람의 개입이 기록에서 빠지는 것</w:t>
-      </w:r>
-      <w:r>
-        <w:t xml:space="preserve">을 막는다. 둘 다 도구의 신뢰성 자체가 걸린 항목이다.</w:t>
+        <w:t xml:space="preserve">일정 간격마다 스냅샷을 남기고 그 뒤만 접는다.</w:t>
       </w:r>
     </w:p>
     <w:p>
@@ -4730,22 +4845,84 @@
         <w:pStyle w:val="BodyText"/>
       </w:pPr>
       <w:r>
-        <w:t xml:space="preserve">기존</w:t>
-      </w:r>
-      <w:r>
-        <w:t xml:space="preserve"> </w:t>
-      </w:r>
-      <w:r>
-        <w:rPr>
-          <w:rStyle w:val="VerbatimChar"/>
-        </w:rPr>
-        <w:t xml:space="preserve">verify:*</w:t>
-      </w:r>
-      <w:r>
-        <w:t xml:space="preserve"> </w:t>
-      </w:r>
-      <w:r>
-        <w:t xml:space="preserve">5종도 계속 통과해야 한다 (§3-5).</w:t>
+        <w:t xml:space="preserve">기록 1만 건 기준으로 임의 시점 복원이</w:t>
+      </w:r>
+      <w:r>
+        <w:t xml:space="preserve"> </w:t>
+      </w:r>
+      <w:r>
+        <w:rPr>
+          <w:b/>
+        </w:rPr>
+        <w:t xml:space="preserve">16 ms 이내</w:t>
+      </w:r>
+      <w:r>
+        <w:t xml:space="preserve">(60 fps 한 프레임)에 끝나는 것을 목표로 잡는다.</w:t>
+      </w:r>
+      <w:r>
+        <w:t xml:space="preserve"> </w:t>
+      </w:r>
+      <w:r>
+        <w:t xml:space="preserve">이 수치는 논문 문서 §3-4 계측 오버헤드 측정의 항목이기도 하다.</w:t>
+      </w:r>
+    </w:p>
+    <w:p>
+      <w:pPr>
+        <w:pStyle w:val="Heading2"/>
+      </w:pPr>
+      <w:bookmarkStart w:id="37" w:name="저장-매체"/>
+      <w:r>
+        <w:t xml:space="preserve">5-3. 저장 매체</w:t>
+      </w:r>
+      <w:bookmarkEnd w:id="37"/>
+    </w:p>
+    <w:p>
+      <w:pPr>
+        <w:pStyle w:val="FirstParagraph"/>
+      </w:pPr>
+      <w:r>
+        <w:t xml:space="preserve">1차는</w:t>
+      </w:r>
+      <w:r>
+        <w:t xml:space="preserve"> </w:t>
+      </w:r>
+      <w:r>
+        <w:rPr>
+          <w:b/>
+        </w:rPr>
+        <w:t xml:space="preserve">메모리 + JSONL 파일 덤프</w:t>
+      </w:r>
+      <w:r>
+        <w:t xml:space="preserve">로 간다. 임무 하나가 수천 건 수준이라 이걸로 충분하고,</w:t>
+      </w:r>
+      <w:r>
+        <w:t xml:space="preserve"> </w:t>
+      </w:r>
+      <w:r>
+        <w:t xml:space="preserve">파일이 사람이 읽을 수 있는 형태라 디버깅이 쉽다.</w:t>
+      </w:r>
+    </w:p>
+    <w:p>
+      <w:pPr>
+        <w:pStyle w:val="BodyText"/>
+      </w:pPr>
+      <w:r>
+        <w:t xml:space="preserve">임무 여러 건을 한 번에 다루거나 시점 질의가 느려지면 그때 SQLite로 옮긴다.</w:t>
+      </w:r>
+      <w:r>
+        <w:t xml:space="preserve"> </w:t>
+      </w:r>
+      <w:r>
+        <w:rPr>
+          <w:b/>
+        </w:rPr>
+        <w:t xml:space="preserve">미리 넣지 않는다</w:t>
+      </w:r>
+      <w:r>
+        <w:t xml:space="preserve"> </w:t>
+      </w:r>
+      <w:r>
+        <w:t xml:space="preserve">— 스키마가 굳기 전에 DB를 넣으면 스키마 변경 비용만 커진다.</w:t>
       </w:r>
     </w:p>
     <w:p>
@@ -4755,101 +4932,181 @@
         </w:pict>
       </w:r>
     </w:p>
-    <w:bookmarkEnd w:id="38"/>
-    <w:bookmarkStart w:id="42" w:name="실행-환경"/>
     <w:p>
       <w:pPr>
         <w:pStyle w:val="Heading1"/>
       </w:pPr>
-      <w:r>
-        <w:t xml:space="preserve">8. 실행 환경</w:t>
-      </w:r>
-    </w:p>
-    <w:bookmarkStart w:id="39" w:name="개발"/>
-    <w:p>
-      <w:pPr>
-        <w:pStyle w:val="Heading2"/>
-      </w:pPr>
-      <w:r>
-        <w:t xml:space="preserve">8-1. 개발</w:t>
-      </w:r>
-    </w:p>
-    <w:p>
-      <w:pPr>
-        <w:pStyle w:val="SourceCode"/>
-      </w:pPr>
-      <w:r>
-        <w:rPr>
-          <w:rStyle w:val="VerbatimChar"/>
-        </w:rPr>
-        <w:t xml:space="preserve">cd viz-debugger</w:t>
-      </w:r>
-      <w:r>
-        <w:br/>
-      </w:r>
-      <w:r>
-        <w:rPr>
-          <w:rStyle w:val="VerbatimChar"/>
-        </w:rPr>
-        <w:t xml:space="preserve">npm install</w:t>
-      </w:r>
-      <w:r>
-        <w:br/>
-      </w:r>
-      <w:r>
-        <w:rPr>
-          <w:rStyle w:val="VerbatimChar"/>
-        </w:rPr>
-        <w:t xml:space="preserve">npm run dev          # 목 게이트웨이 + Vite 동시 실행</w:t>
-      </w:r>
+      <w:bookmarkStart w:id="38" w:name="계층-경계를-코드로-강제하기"/>
+      <w:r>
+        <w:t xml:space="preserve">6. 계층 경계를 코드로 강제하기</w:t>
+      </w:r>
+      <w:bookmarkEnd w:id="38"/>
     </w:p>
     <w:p>
       <w:pPr>
         <w:pStyle w:val="FirstParagraph"/>
       </w:pPr>
       <w:r>
-        <w:t xml:space="preserve">기존</w:t>
-      </w:r>
-      <w:r>
-        <w:t xml:space="preserve"> </w:t>
-      </w:r>
-      <w:r>
-        <w:rPr>
-          <w:rStyle w:val="VerbatimChar"/>
-        </w:rPr>
-        <w:t xml:space="preserve">web-dashboard</w:t>
-      </w:r>
-      <w:r>
-        <w:t xml:space="preserve"> </w:t>
-      </w:r>
-      <w:r>
-        <w:t xml:space="preserve">와</w:t>
-      </w:r>
-      <w:r>
-        <w:t xml:space="preserve"> </w:t>
-      </w:r>
-      <w:r>
-        <w:rPr>
-          <w:bCs/>
+        <w:t xml:space="preserve">회의에서 합의된</w:t>
+      </w:r>
+      <w:r>
+        <w:t xml:space="preserve"> </w:t>
+      </w:r>
+      <w:r>
+        <w:t xml:space="preserve">“</w:t>
+      </w:r>
+      <w:r>
+        <w:t xml:space="preserve">태스크까지 범용, 액션 아이템부터 대상 의존</w:t>
+      </w:r>
+      <w:r>
+        <w:t xml:space="preserve">”</w:t>
+      </w:r>
+      <w:r>
+        <w:t xml:space="preserve">은</w:t>
+      </w:r>
+      <w:r>
+        <w:t xml:space="preserve"> </w:t>
+      </w:r>
+      <w:r>
+        <w:rPr>
           <w:b/>
         </w:rPr>
-        <w:t xml:space="preserve">포트를 겹치지 않게</w:t>
-      </w:r>
-      <w:r>
-        <w:t xml:space="preserve"> </w:t>
-      </w:r>
-      <w:r>
-        <w:t xml:space="preserve">잡는다. 둘을 동시에 띄워 비교할 수 있어야 한다.</w:t>
-      </w:r>
-    </w:p>
-    <w:bookmarkEnd w:id="39"/>
-    <w:bookmarkStart w:id="40" w:name="hci-팀원-전달"/>
-    <w:p>
-      <w:pPr>
-        <w:pStyle w:val="Heading2"/>
-      </w:pPr>
-      <w:r>
-        <w:t xml:space="preserve">8-2. HCI 팀원 전달</w:t>
+        <w:t xml:space="preserve">합의만으로는 무너진다.</w:t>
+      </w:r>
+      <w:r>
+        <w:t xml:space="preserve"> </w:t>
+      </w:r>
+      <w:r>
+        <w:t xml:space="preserve">다음 두 장치로 막는다.</w:t>
+      </w:r>
+    </w:p>
+    <w:p>
+      <w:pPr>
+        <w:numPr>
+          <w:ilvl w:val="0"/>
+          <w:numId w:val="1005"/>
+        </w:numPr>
+        <w:pStyle w:val="Compact"/>
+      </w:pPr>
+      <w:r>
+        <w:rPr>
+          <w:rStyle w:val="VerbatimChar"/>
+        </w:rPr>
+        <w:t xml:space="preserve">milestone.schema.json</w:t>
+      </w:r>
+      <w:r>
+        <w:t xml:space="preserve"> </w:t>
+      </w:r>
+      <w:r>
+        <w:t xml:space="preserve">·</w:t>
+      </w:r>
+      <w:r>
+        <w:t xml:space="preserve"> </w:t>
+      </w:r>
+      <w:r>
+        <w:rPr>
+          <w:rStyle w:val="VerbatimChar"/>
+        </w:rPr>
+        <w:t xml:space="preserve">task.schema.json</w:t>
+      </w:r>
+      <w:r>
+        <w:t xml:space="preserve"> </w:t>
+      </w:r>
+      <w:r>
+        <w:t xml:space="preserve">을</w:t>
+      </w:r>
+      <w:r>
+        <w:t xml:space="preserve"> </w:t>
+      </w:r>
+      <w:r>
+        <w:rPr>
+          <w:rStyle w:val="VerbatimChar"/>
+        </w:rPr>
+        <w:t xml:space="preserve">additionalProperties: false</w:t>
+      </w:r>
+      <w:r>
+        <w:t xml:space="preserve"> </w:t>
+      </w:r>
+      <w:r>
+        <w:t xml:space="preserve">로 두고</w:t>
+      </w:r>
+      <w:r>
+        <w:t xml:space="preserve"> </w:t>
+      </w:r>
+      <w:r>
+        <w:t xml:space="preserve">하드웨어 어휘를 필드로 갖지 못하게 한다. 기존</w:t>
+      </w:r>
+      <w:r>
+        <w:t xml:space="preserve"> </w:t>
+      </w:r>
+      <w:r>
+        <w:rPr>
+          <w:rStyle w:val="VerbatimChar"/>
+        </w:rPr>
+        <w:t xml:space="preserve">pipeline.schema.json</w:t>
+      </w:r>
+      <w:r>
+        <w:t xml:space="preserve"> </w:t>
+      </w:r>
+      <w:r>
+        <w:t xml:space="preserve">이 좌표를 막는 것과 같은 방식이다.</w:t>
+      </w:r>
+    </w:p>
+    <w:p>
+      <w:pPr>
+        <w:numPr>
+          <w:ilvl w:val="0"/>
+          <w:numId w:val="1005"/>
+        </w:numPr>
+        <w:pStyle w:val="Compact"/>
+      </w:pPr>
+      <w:r>
+        <w:t xml:space="preserve">기종 의존 값은 전부</w:t>
+      </w:r>
+      <w:r>
+        <w:t xml:space="preserve"> </w:t>
+      </w:r>
+      <w:r>
+        <w:rPr>
+          <w:rStyle w:val="VerbatimChar"/>
+        </w:rPr>
+        <w:t xml:space="preserve">action-item</w:t>
+      </w:r>
+      <w:r>
+        <w:t xml:space="preserve"> </w:t>
+      </w:r>
+      <w:r>
+        <w:t xml:space="preserve">의</w:t>
+      </w:r>
+      <w:r>
+        <w:t xml:space="preserve"> </w:t>
+      </w:r>
+      <w:r>
+        <w:rPr>
+          <w:rStyle w:val="VerbatimChar"/>
+        </w:rPr>
+        <w:t xml:space="preserve">params</w:t>
+      </w:r>
+      <w:r>
+        <w:t xml:space="preserve"> </w:t>
+      </w:r>
+      <w:r>
+        <w:t xml:space="preserve">안에만 두고, 해석 규칙은</w:t>
+      </w:r>
+      <w:r>
+        <w:t xml:space="preserve"> </w:t>
+      </w:r>
+      <w:r>
+        <w:rPr>
+          <w:rStyle w:val="VerbatimChar"/>
+        </w:rPr>
+        <w:t xml:space="preserve">adapters/&lt;profile&gt;.json</w:t>
+      </w:r>
+      <w:r>
+        <w:t xml:space="preserve"> </w:t>
+      </w:r>
+      <w:r>
+        <w:t xml:space="preserve">에 둔다.</w:t>
       </w:r>
     </w:p>
     <w:p>
@@ -4858,79 +5115,77 @@
       </w:pPr>
       <w:r>
         <w:rPr>
-          <w:rStyle w:val="VerbatimChar"/>
-        </w:rPr>
-        <w:t xml:space="preserve">npm run build</w:t>
-      </w:r>
-      <w:r>
-        <w:t xml:space="preserve"> </w:t>
-      </w:r>
-      <w:r>
-        <w:t xml:space="preserve">결과를 정적 파일로 내보내 링크로 전달한다.</w:t>
-      </w:r>
-      <w:r>
-        <w:t xml:space="preserve"> </w:t>
-      </w:r>
-      <w:r>
-        <w:t xml:space="preserve">목 게이트웨이가 없으면 화면이 비므로,</w:t>
-      </w:r>
-      <w:r>
-        <w:t xml:space="preserve"> </w:t>
-      </w:r>
-      <w:r>
-        <w:rPr>
-          <w:bCs/>
           <w:b/>
         </w:rPr>
-        <w:t xml:space="preserve">1단계 초안에는 목 데이터를 파일로 내장</w:t>
-      </w:r>
-      <w:r>
-        <w:t xml:space="preserve">해</w:t>
-      </w:r>
-      <w:r>
-        <w:t xml:space="preserve"> </w:t>
-      </w:r>
-      <w:r>
-        <w:t xml:space="preserve">서버 없이도 열리게 만든다. 전달 마찰을 없애는 것이 목적이다.</w:t>
-      </w:r>
-    </w:p>
-    <w:bookmarkEnd w:id="40"/>
-    <w:bookmarkStart w:id="41" w:name="실험-서버"/>
-    <w:p>
-      <w:pPr>
-        <w:pStyle w:val="Heading2"/>
-      </w:pPr>
-      <w:r>
-        <w:t xml:space="preserve">8-3. 실험 서버</w:t>
-      </w:r>
-    </w:p>
-    <w:p>
-      <w:pPr>
-        <w:pStyle w:val="FirstParagraph"/>
-      </w:pPr>
-      <w:r>
-        <w:t xml:space="preserve">회의록 §5의 WSL2 + Claude Code +</w:t>
-      </w:r>
-      <w:r>
-        <w:t xml:space="preserve"> </w:t>
-      </w:r>
-      <w:r>
-        <w:rPr>
-          <w:rStyle w:val="VerbatimChar"/>
-        </w:rPr>
-        <w:t xml:space="preserve">claude rc</w:t>
-      </w:r>
-      <w:r>
-        <w:t xml:space="preserve"> </w:t>
-      </w:r>
-      <w:r>
-        <w:t xml:space="preserve">세팅으로 연구실 PC를 실험 서버로 쓴다.</w:t>
-      </w:r>
-      <w:r>
-        <w:t xml:space="preserve"> </w:t>
-      </w:r>
-      <w:r>
-        <w:t xml:space="preserve">결함 주입 60건 자동 실행이 여기서 돈다.</w:t>
+        <w:t xml:space="preserve">판정 기준</w:t>
+      </w:r>
+      <w:r>
+        <w:t xml:space="preserve">: 새 하드웨어 프로파일을 추가할 때</w:t>
+      </w:r>
+      <w:r>
+        <w:t xml:space="preserve"> </w:t>
+      </w:r>
+      <w:r>
+        <w:rPr>
+          <w:rStyle w:val="VerbatimChar"/>
+        </w:rPr>
+        <w:t xml:space="preserve">model/</w:t>
+      </w:r>
+      <w:r>
+        <w:t xml:space="preserve"> </w:t>
+      </w:r>
+      <w:r>
+        <w:t xml:space="preserve">과</w:t>
+      </w:r>
+      <w:r>
+        <w:t xml:space="preserve"> </w:t>
+      </w:r>
+      <w:r>
+        <w:rPr>
+          <w:rStyle w:val="VerbatimChar"/>
+        </w:rPr>
+        <w:t xml:space="preserve">views/</w:t>
+      </w:r>
+      <w:r>
+        <w:t xml:space="preserve"> </w:t>
+      </w:r>
+      <w:r>
+        <w:t xml:space="preserve">의 마일스톤·태스크 관련 파일을</w:t>
+      </w:r>
+      <w:r>
+        <w:t xml:space="preserve"> </w:t>
+      </w:r>
+      <w:r>
+        <w:rPr>
+          <w:b/>
+        </w:rPr>
+        <w:t xml:space="preserve">한 줄도 고치지 않아야 한다.</w:t>
+      </w:r>
+      <w:r>
+        <w:t xml:space="preserve"> </w:t>
+      </w:r>
+      <w:r>
+        <w:t xml:space="preserve">이걸 검증 스크립트로 잡는다 (§7의</w:t>
+      </w:r>
+      <w:r>
+        <w:t xml:space="preserve"> </w:t>
+      </w:r>
+      <w:r>
+        <w:rPr>
+          <w:rStyle w:val="VerbatimChar"/>
+        </w:rPr>
+        <w:t xml:space="preserve">verify:adapter-swap</w:t>
+      </w:r>
+      <w:r>
+        <w:t xml:space="preserve">).</w:t>
+      </w:r>
+    </w:p>
+    <w:p>
+      <w:pPr>
+        <w:pStyle w:val="BodyText"/>
+      </w:pPr>
+      <w:r>
+        <w:t xml:space="preserve">이 판정 기준은 그대로 논문의 측정축이 된다 (논문 문서 §3-5).</w:t>
       </w:r>
     </w:p>
     <w:p>
@@ -4940,16 +5195,725 @@
         </w:pict>
       </w:r>
     </w:p>
-    <w:bookmarkEnd w:id="41"/>
-    <w:bookmarkEnd w:id="42"/>
-    <w:bookmarkStart w:id="43" w:name="확인이-필요한-것"/>
     <w:p>
       <w:pPr>
         <w:pStyle w:val="Heading1"/>
       </w:pPr>
+      <w:bookmarkStart w:id="39" w:name="검증-스크립트"/>
+      <w:r>
+        <w:t xml:space="preserve">7. 검증 스크립트</w:t>
+      </w:r>
+      <w:bookmarkEnd w:id="39"/>
+    </w:p>
+    <w:p>
+      <w:pPr>
+        <w:pStyle w:val="FirstParagraph"/>
+      </w:pPr>
+      <w:r>
+        <w:t xml:space="preserve">기존 방식과 같이</w:t>
+      </w:r>
+      <w:r>
+        <w:t xml:space="preserve"> </w:t>
+      </w:r>
+      <w:r>
+        <w:rPr>
+          <w:b/>
+        </w:rPr>
+        <w:t xml:space="preserve">단독 실행 가능한 Node 스크립트</w:t>
+      </w:r>
+      <w:r>
+        <w:t xml:space="preserve">로 만든다. 테스트 프레임워크를 붙이지 않는다.</w:t>
+      </w:r>
+    </w:p>
+    <w:tbl>
+      <w:tblPr>
+        <w:tblStyle w:val="Table"/>
+        <w:tblW w:type="pct" w:w="0.0"/>
+        <w:tblLook w:firstRow="1"/>
+      </w:tblPr>
+      <w:tblGrid/>
+      <w:tr>
+        <w:trPr>
+          <w:cnfStyle w:firstRow="1"/>
+        </w:trPr>
+        <w:tc>
+          <w:tcPr>
+            <w:tcBorders>
+              <w:bottom w:val="single"/>
+            </w:tcBorders>
+            <w:vAlign w:val="bottom"/>
+          </w:tcPr>
+          <w:p>
+            <w:pPr>
+              <w:pStyle w:val="Compact"/>
+              <w:jc w:val="left"/>
+            </w:pPr>
+            <w:r>
+              <w:t xml:space="preserve">스크립트</w:t>
+            </w:r>
+          </w:p>
+        </w:tc>
+        <w:tc>
+          <w:tcPr>
+            <w:tcBorders>
+              <w:bottom w:val="single"/>
+            </w:tcBorders>
+            <w:vAlign w:val="bottom"/>
+          </w:tcPr>
+          <w:p>
+            <w:pPr>
+              <w:pStyle w:val="Compact"/>
+              <w:jc w:val="left"/>
+            </w:pPr>
+            <w:r>
+              <w:t xml:space="preserve">무엇을 잡는가</w:t>
+            </w:r>
+          </w:p>
+        </w:tc>
+      </w:tr>
+      <w:tr>
+        <w:tc>
+          <w:p>
+            <w:pPr>
+              <w:pStyle w:val="Compact"/>
+              <w:jc w:val="left"/>
+            </w:pPr>
+            <w:r>
+              <w:rPr>
+                <w:rStyle w:val="VerbatimChar"/>
+              </w:rPr>
+              <w:t xml:space="preserve">verify:hierarchy</w:t>
+            </w:r>
+          </w:p>
+        </w:tc>
+        <w:tc>
+          <w:p>
+            <w:pPr>
+              <w:pStyle w:val="Compact"/>
+              <w:jc w:val="left"/>
+            </w:pPr>
+            <w:r>
+              <w:t xml:space="preserve">3계층 계약이 서로 맞물리는가. 마일스톤·태스크에 하드웨어 어휘가 들어갔는가</w:t>
+            </w:r>
+          </w:p>
+        </w:tc>
+      </w:tr>
+      <w:tr>
+        <w:tc>
+          <w:p>
+            <w:pPr>
+              <w:pStyle w:val="Compact"/>
+              <w:jc w:val="left"/>
+            </w:pPr>
+            <w:r>
+              <w:rPr>
+                <w:rStyle w:val="VerbatimChar"/>
+              </w:rPr>
+              <w:t xml:space="preserve">verify:adapter-swap</w:t>
+            </w:r>
+          </w:p>
+        </w:tc>
+        <w:tc>
+          <w:p>
+            <w:pPr>
+              <w:pStyle w:val="Compact"/>
+              <w:jc w:val="left"/>
+            </w:pPr>
+            <w:r>
+              <w:t xml:space="preserve">새 어댑터 프로파일 추가 시 상위 계층 파일 변경이 0인가 (§6)</w:t>
+            </w:r>
+          </w:p>
+        </w:tc>
+      </w:tr>
+      <w:tr>
+        <w:tc>
+          <w:p>
+            <w:pPr>
+              <w:pStyle w:val="Compact"/>
+              <w:jc w:val="left"/>
+            </w:pPr>
+            <w:r>
+              <w:rPr>
+                <w:rStyle w:val="VerbatimChar"/>
+              </w:rPr>
+              <w:t xml:space="preserve">verify:trace-append</w:t>
+            </w:r>
+          </w:p>
+        </w:tc>
+        <w:tc>
+          <w:p>
+            <w:pPr>
+              <w:pStyle w:val="Compact"/>
+              <w:jc w:val="left"/>
+            </w:pPr>
+            <w:r>
+              <w:t xml:space="preserve">기록이 덧붙이기만 되는가. 수정·삭제 경로가 없는가</w:t>
+            </w:r>
+          </w:p>
+        </w:tc>
+      </w:tr>
+      <w:tr>
+        <w:tc>
+          <w:p>
+            <w:pPr>
+              <w:pStyle w:val="Compact"/>
+              <w:jc w:val="left"/>
+            </w:pPr>
+            <w:r>
+              <w:rPr>
+                <w:rStyle w:val="VerbatimChar"/>
+              </w:rPr>
+              <w:t xml:space="preserve">verify:replay</w:t>
+            </w:r>
+          </w:p>
+        </w:tc>
+        <w:tc>
+          <w:p>
+            <w:pPr>
+              <w:pStyle w:val="Compact"/>
+              <w:jc w:val="left"/>
+            </w:pPr>
+            <w:r>
+              <w:t xml:space="preserve">임의</w:t>
+            </w:r>
+            <w:r>
+              <w:t xml:space="preserve"> </w:t>
+            </w:r>
+            <w:r>
+              <w:rPr>
+                <w:rStyle w:val="VerbatimChar"/>
+              </w:rPr>
+              <w:t xml:space="preserve">seq</w:t>
+            </w:r>
+            <w:r>
+              <w:t xml:space="preserve"> </w:t>
+            </w:r>
+            <w:r>
+              <w:t xml:space="preserve">복원 결과가 순차 재생 결과와 일치하는가</w:t>
+            </w:r>
+          </w:p>
+        </w:tc>
+      </w:tr>
+      <w:tr>
+        <w:tc>
+          <w:p>
+            <w:pPr>
+              <w:pStyle w:val="Compact"/>
+              <w:jc w:val="left"/>
+            </w:pPr>
+            <w:r>
+              <w:rPr>
+                <w:rStyle w:val="VerbatimChar"/>
+              </w:rPr>
+              <w:t xml:space="preserve">verify:isolation</w:t>
+            </w:r>
+          </w:p>
+        </w:tc>
+        <w:tc>
+          <w:p>
+            <w:pPr>
+              <w:pStyle w:val="Compact"/>
+              <w:jc w:val="left"/>
+            </w:pPr>
+            <w:r>
+              <w:t xml:space="preserve">실패 경로 격리 집합에</w:t>
+            </w:r>
+            <w:r>
+              <w:t xml:space="preserve"> </w:t>
+            </w:r>
+            <w:r>
+              <w:rPr>
+                <w:b/>
+              </w:rPr>
+              <w:t xml:space="preserve">근본 원인이 반드시 포함</w:t>
+            </w:r>
+            <w:r>
+              <w:t xml:space="preserve">되는가</w:t>
+            </w:r>
+          </w:p>
+        </w:tc>
+      </w:tr>
+      <w:tr>
+        <w:tc>
+          <w:p>
+            <w:pPr>
+              <w:pStyle w:val="Compact"/>
+              <w:jc w:val="left"/>
+            </w:pPr>
+            <w:r>
+              <w:rPr>
+                <w:rStyle w:val="VerbatimChar"/>
+              </w:rPr>
+              <w:t xml:space="preserve">verify:human-trace</w:t>
+            </w:r>
+          </w:p>
+        </w:tc>
+        <w:tc>
+          <w:p>
+            <w:pPr>
+              <w:pStyle w:val="Compact"/>
+              <w:jc w:val="left"/>
+            </w:pPr>
+            <w:r>
+              <w:t xml:space="preserve">화면에서 나가는 모든 명령이</w:t>
+            </w:r>
+            <w:r>
+              <w:t xml:space="preserve"> </w:t>
+            </w:r>
+            <w:r>
+              <w:rPr>
+                <w:rStyle w:val="VerbatimChar"/>
+              </w:rPr>
+              <w:t xml:space="preserve">produced_by=human</w:t>
+            </w:r>
+            <w:r>
+              <w:t xml:space="preserve"> </w:t>
+            </w:r>
+            <w:r>
+              <w:t xml:space="preserve">으로 기록되는가</w:t>
+            </w:r>
+          </w:p>
+        </w:tc>
+      </w:tr>
+      <w:tr>
+        <w:tc>
+          <w:p>
+            <w:pPr>
+              <w:pStyle w:val="Compact"/>
+              <w:jc w:val="left"/>
+            </w:pPr>
+            <w:r>
+              <w:rPr>
+                <w:rStyle w:val="VerbatimChar"/>
+              </w:rPr>
+              <w:t xml:space="preserve">verify:generate-split</w:t>
+            </w:r>
+          </w:p>
+        </w:tc>
+        <w:tc>
+          <w:p>
+            <w:pPr>
+              <w:pStyle w:val="Compact"/>
+              <w:jc w:val="left"/>
+            </w:pPr>
+            <w:r>
+              <w:t xml:space="preserve">검증 모듈이 생성 모듈의 내부 상태에 의존하지 않는가. 같은 입력에</w:t>
+            </w:r>
+            <w:r>
+              <w:t xml:space="preserve"> </w:t>
+            </w:r>
+            <w:r>
+              <w:rPr>
+                <w:b/>
+              </w:rPr>
+              <w:t xml:space="preserve">검증 결과가 재현되는가</w:t>
+            </w:r>
+          </w:p>
+        </w:tc>
+      </w:tr>
+      <w:tr>
+        <w:tc>
+          <w:p>
+            <w:pPr>
+              <w:pStyle w:val="Compact"/>
+              <w:jc w:val="left"/>
+            </w:pPr>
+            <w:r>
+              <w:rPr>
+                <w:rStyle w:val="VerbatimChar"/>
+              </w:rPr>
+              <w:t xml:space="preserve">verify:no-llm</w:t>
+            </w:r>
+          </w:p>
+        </w:tc>
+        <w:tc>
+          <w:p>
+            <w:pPr>
+              <w:pStyle w:val="Compact"/>
+              <w:jc w:val="left"/>
+            </w:pPr>
+            <w:r>
+              <w:t xml:space="preserve">로컬 LLM을 끈 상태에서</w:t>
+            </w:r>
+            <w:r>
+              <w:t xml:space="preserve"> </w:t>
+            </w:r>
+            <w:r>
+              <w:rPr>
+                <w:b/>
+              </w:rPr>
+              <w:t xml:space="preserve">생성만 비활성화되고</w:t>
+            </w:r>
+            <w:r>
+              <w:t xml:space="preserve"> </w:t>
+            </w:r>
+            <w:r>
+              <w:t xml:space="preserve">실행·관측·디버깅이 계속 도는가</w:t>
+            </w:r>
+          </w:p>
+        </w:tc>
+      </w:tr>
+      <w:tr>
+        <w:tc>
+          <w:p>
+            <w:pPr>
+              <w:pStyle w:val="Compact"/>
+              <w:jc w:val="left"/>
+            </w:pPr>
+            <w:r>
+              <w:rPr>
+                <w:rStyle w:val="VerbatimChar"/>
+              </w:rPr>
+              <w:t xml:space="preserve">verify:standalone</w:t>
+            </w:r>
+          </w:p>
+        </w:tc>
+        <w:tc>
+          <w:p>
+            <w:pPr>
+              <w:pStyle w:val="Compact"/>
+              <w:jc w:val="left"/>
+            </w:pPr>
+            <w:r>
+              <w:rPr>
+                <w:b/>
+              </w:rPr>
+              <w:t xml:space="preserve">탭①만 뜨는 단독 빌드</w:t>
+            </w:r>
+            <w:r>
+              <w:t xml:space="preserve">가 성립하는가. 다른 탭 코드를 import 하지 않는가 (논문 측정축 D)</w:t>
+            </w:r>
+          </w:p>
+        </w:tc>
+      </w:tr>
+      <w:tr>
+        <w:tc>
+          <w:p>
+            <w:pPr>
+              <w:pStyle w:val="Compact"/>
+              <w:jc w:val="left"/>
+            </w:pPr>
+            <w:r>
+              <w:rPr>
+                <w:rStyle w:val="VerbatimChar"/>
+              </w:rPr>
+              <w:t xml:space="preserve">verify:single-egress</w:t>
+            </w:r>
+          </w:p>
+        </w:tc>
+        <w:tc>
+          <w:p>
+            <w:pPr>
+              <w:pStyle w:val="Compact"/>
+              <w:jc w:val="left"/>
+            </w:pPr>
+            <w:r>
+              <w:t xml:space="preserve">명령 발행 경로가</w:t>
+            </w:r>
+            <w:r>
+              <w:t xml:space="preserve"> </w:t>
+            </w:r>
+            <w:r>
+              <w:rPr>
+                <w:b/>
+              </w:rPr>
+              <w:t xml:space="preserve">하나뿐인가.</w:t>
+            </w:r>
+            <w:r>
+              <w:t xml:space="preserve"> </w:t>
+            </w:r>
+            <w:r>
+              <w:t xml:space="preserve">탭③과 탭①이 같은 출구를 쓰는가</w:t>
+            </w:r>
+          </w:p>
+        </w:tc>
+      </w:tr>
+    </w:tbl>
+    <w:p>
+      <w:pPr>
+        <w:pStyle w:val="BodyText"/>
+      </w:pPr>
+      <w:r>
+        <w:t xml:space="preserve">마지막 두 개가 중요하다.</w:t>
+      </w:r>
+      <w:r>
+        <w:t xml:space="preserve"> </w:t>
+      </w:r>
+      <w:r>
+        <w:rPr>
+          <w:rStyle w:val="VerbatimChar"/>
+        </w:rPr>
+        <w:t xml:space="preserve">verify:isolation</w:t>
+      </w:r>
+      <w:r>
+        <w:t xml:space="preserve"> </w:t>
+      </w:r>
+      <w:r>
+        <w:t xml:space="preserve">은</w:t>
+      </w:r>
+      <w:r>
+        <w:t xml:space="preserve"> </w:t>
+      </w:r>
+      <w:r>
+        <w:rPr>
+          <w:b/>
+        </w:rPr>
+        <w:t xml:space="preserve">격리해서 좁혔는데 정답을 잘라내는 것</w:t>
+      </w:r>
+      <w:r>
+        <w:t xml:space="preserve">을 막고,</w:t>
+      </w:r>
+      <w:r>
+        <w:t xml:space="preserve"> </w:t>
+      </w:r>
+      <w:r>
+        <w:rPr>
+          <w:rStyle w:val="VerbatimChar"/>
+        </w:rPr>
+        <w:t xml:space="preserve">verify:human-trace</w:t>
+      </w:r>
+      <w:r>
+        <w:t xml:space="preserve"> </w:t>
+      </w:r>
+      <w:r>
+        <w:t xml:space="preserve">는</w:t>
+      </w:r>
+      <w:r>
+        <w:t xml:space="preserve"> </w:t>
+      </w:r>
+      <w:r>
+        <w:rPr>
+          <w:b/>
+        </w:rPr>
+        <w:t xml:space="preserve">사람의 개입이 기록에서 빠지는 것</w:t>
+      </w:r>
+      <w:r>
+        <w:t xml:space="preserve">을 막는다. 둘 다 도구의 신뢰성 자체가 걸린 항목이다.</w:t>
+      </w:r>
+    </w:p>
+    <w:p>
+      <w:pPr>
+        <w:pStyle w:val="BodyText"/>
+      </w:pPr>
+      <w:r>
+        <w:t xml:space="preserve">기존</w:t>
+      </w:r>
+      <w:r>
+        <w:t xml:space="preserve"> </w:t>
+      </w:r>
+      <w:r>
+        <w:rPr>
+          <w:rStyle w:val="VerbatimChar"/>
+        </w:rPr>
+        <w:t xml:space="preserve">verify:*</w:t>
+      </w:r>
+      <w:r>
+        <w:t xml:space="preserve"> </w:t>
+      </w:r>
+      <w:r>
+        <w:t xml:space="preserve">5종도 계속 통과해야 한다 (§3-5).</w:t>
+      </w:r>
+    </w:p>
+    <w:p>
+      <w:r>
+        <w:pict>
+          <v:rect style="width:0;height:1.5pt" o:hralign="center" o:hrstd="t" o:hr="t"/>
+        </w:pict>
+      </w:r>
+    </w:p>
+    <w:p>
+      <w:pPr>
+        <w:pStyle w:val="Heading1"/>
+      </w:pPr>
+      <w:bookmarkStart w:id="40" w:name="실행-환경"/>
+      <w:r>
+        <w:t xml:space="preserve">8. 실행 환경</w:t>
+      </w:r>
+      <w:bookmarkEnd w:id="40"/>
+    </w:p>
+    <w:p>
+      <w:pPr>
+        <w:pStyle w:val="Heading2"/>
+      </w:pPr>
+      <w:bookmarkStart w:id="41" w:name="개발"/>
+      <w:r>
+        <w:t xml:space="preserve">8-1. 개발</w:t>
+      </w:r>
+      <w:bookmarkEnd w:id="41"/>
+    </w:p>
+    <w:p>
+      <w:pPr>
+        <w:pStyle w:val="SourceCode"/>
+      </w:pPr>
+      <w:r>
+        <w:rPr>
+          <w:rStyle w:val="VerbatimChar"/>
+        </w:rPr>
+        <w:t xml:space="preserve">cd viz-debugger</w:t>
+      </w:r>
+      <w:r>
+        <w:br/>
+      </w:r>
+      <w:r>
+        <w:rPr>
+          <w:rStyle w:val="VerbatimChar"/>
+        </w:rPr>
+        <w:t xml:space="preserve">npm install</w:t>
+      </w:r>
+      <w:r>
+        <w:br/>
+      </w:r>
+      <w:r>
+        <w:rPr>
+          <w:rStyle w:val="VerbatimChar"/>
+        </w:rPr>
+        <w:t xml:space="preserve">npm run dev          # 목 게이트웨이 + Vite 동시 실행</w:t>
+      </w:r>
+    </w:p>
+    <w:p>
+      <w:pPr>
+        <w:pStyle w:val="FirstParagraph"/>
+      </w:pPr>
+      <w:r>
+        <w:t xml:space="preserve">기존</w:t>
+      </w:r>
+      <w:r>
+        <w:t xml:space="preserve"> </w:t>
+      </w:r>
+      <w:r>
+        <w:rPr>
+          <w:rStyle w:val="VerbatimChar"/>
+        </w:rPr>
+        <w:t xml:space="preserve">web-dashboard</w:t>
+      </w:r>
+      <w:r>
+        <w:t xml:space="preserve"> </w:t>
+      </w:r>
+      <w:r>
+        <w:t xml:space="preserve">와</w:t>
+      </w:r>
+      <w:r>
+        <w:t xml:space="preserve"> </w:t>
+      </w:r>
+      <w:r>
+        <w:rPr>
+          <w:b/>
+        </w:rPr>
+        <w:t xml:space="preserve">포트를 겹치지 않게</w:t>
+      </w:r>
+      <w:r>
+        <w:t xml:space="preserve"> </w:t>
+      </w:r>
+      <w:r>
+        <w:t xml:space="preserve">잡는다. 둘을 동시에 띄워 비교할 수 있어야 한다.</w:t>
+      </w:r>
+    </w:p>
+    <w:p>
+      <w:pPr>
+        <w:pStyle w:val="Heading2"/>
+      </w:pPr>
+      <w:bookmarkStart w:id="42" w:name="hci-팀원-전달"/>
+      <w:r>
+        <w:t xml:space="preserve">8-2. HCI 팀원 전달</w:t>
+      </w:r>
+      <w:bookmarkEnd w:id="42"/>
+    </w:p>
+    <w:p>
+      <w:pPr>
+        <w:pStyle w:val="FirstParagraph"/>
+      </w:pPr>
+      <w:r>
+        <w:rPr>
+          <w:rStyle w:val="VerbatimChar"/>
+        </w:rPr>
+        <w:t xml:space="preserve">npm run build</w:t>
+      </w:r>
+      <w:r>
+        <w:t xml:space="preserve"> </w:t>
+      </w:r>
+      <w:r>
+        <w:t xml:space="preserve">결과를 정적 파일로 내보내 링크로 전달한다.</w:t>
+      </w:r>
+      <w:r>
+        <w:t xml:space="preserve"> </w:t>
+      </w:r>
+      <w:r>
+        <w:t xml:space="preserve">목 게이트웨이가 없으면 화면이 비므로,</w:t>
+      </w:r>
+      <w:r>
+        <w:t xml:space="preserve"> </w:t>
+      </w:r>
+      <w:r>
+        <w:rPr>
+          <w:b/>
+        </w:rPr>
+        <w:t xml:space="preserve">1단계 초안에는 목 데이터를 파일로 내장</w:t>
+      </w:r>
+      <w:r>
+        <w:t xml:space="preserve">해</w:t>
+      </w:r>
+      <w:r>
+        <w:t xml:space="preserve"> </w:t>
+      </w:r>
+      <w:r>
+        <w:t xml:space="preserve">서버 없이도 열리게 만든다. 전달 마찰을 없애는 것이 목적이다.</w:t>
+      </w:r>
+    </w:p>
+    <w:p>
+      <w:pPr>
+        <w:pStyle w:val="Heading2"/>
+      </w:pPr>
+      <w:bookmarkStart w:id="43" w:name="실험-서버"/>
+      <w:r>
+        <w:t xml:space="preserve">8-3. 실험 서버</w:t>
+      </w:r>
+      <w:bookmarkEnd w:id="43"/>
+    </w:p>
+    <w:p>
+      <w:pPr>
+        <w:pStyle w:val="FirstParagraph"/>
+      </w:pPr>
+      <w:r>
+        <w:t xml:space="preserve">회의록 §5의 WSL2 + Claude Code +</w:t>
+      </w:r>
+      <w:r>
+        <w:t xml:space="preserve"> </w:t>
+      </w:r>
+      <w:r>
+        <w:rPr>
+          <w:rStyle w:val="VerbatimChar"/>
+        </w:rPr>
+        <w:t xml:space="preserve">claude rc</w:t>
+      </w:r>
+      <w:r>
+        <w:t xml:space="preserve"> </w:t>
+      </w:r>
+      <w:r>
+        <w:t xml:space="preserve">세팅으로 연구실 PC를 실험 서버로 쓴다.</w:t>
+      </w:r>
+      <w:r>
+        <w:t xml:space="preserve"> </w:t>
+      </w:r>
+      <w:r>
+        <w:t xml:space="preserve">결함 주입 60건 자동 실행이 여기서 돈다.</w:t>
+      </w:r>
+    </w:p>
+    <w:p>
+      <w:r>
+        <w:pict>
+          <v:rect style="width:0;height:1.5pt" o:hralign="center" o:hrstd="t" o:hr="t"/>
+        </w:pict>
+      </w:r>
+    </w:p>
+    <w:p>
+      <w:pPr>
+        <w:pStyle w:val="Heading1"/>
+      </w:pPr>
+      <w:bookmarkStart w:id="44" w:name="확인이-필요한-것"/>
       <w:r>
         <w:t xml:space="preserve">9. 확인이 필요한 것</w:t>
       </w:r>
+      <w:bookmarkEnd w:id="44"/>
     </w:p>
     <w:p>
       <w:pPr>
@@ -5056,11 +6020,88 @@
         <w:t xml:space="preserve">로 분리할 것인가.</w:t>
       </w:r>
     </w:p>
-    <w:bookmarkEnd w:id="43"/>
-    <w:sectPr>
-      <w:pgSz w:h="16838" w:w="11906"/>
-      <w:pgMar w:bottom="1134" w:footer="709" w:gutter="0" w:header="709" w:left="1021" w:right="1021" w:top="1134"/>
-    </w:sectPr>
+    <w:p>
+      <w:pPr>
+        <w:numPr>
+          <w:ilvl w:val="0"/>
+          <w:numId w:val="1006"/>
+        </w:numPr>
+        <w:pStyle w:val="Compact"/>
+      </w:pPr>
+      <w:r>
+        <w:rPr>
+          <w:b/>
+        </w:rPr>
+        <w:t xml:space="preserve">로컬 LLM 모델 규모와 실행 위치</w:t>
+      </w:r>
+      <w:r>
+        <w:t xml:space="preserve"> </w:t>
+      </w:r>
+      <w:r>
+        <w:t xml:space="preserve">— 연구실 PC 실측이 필요하다. 생성 품질이 부족하면</w:t>
+      </w:r>
+      <w:r>
+        <w:t xml:space="preserve"> </w:t>
+      </w:r>
+      <w:r>
+        <w:t xml:space="preserve">규칙 기반 생성으로 내려갈 수 있게 인터페이스를 같은 형태로 둔다.</w:t>
+      </w:r>
+    </w:p>
+    <w:p>
+      <w:pPr>
+        <w:numPr>
+          <w:ilvl w:val="0"/>
+          <w:numId w:val="1006"/>
+        </w:numPr>
+        <w:pStyle w:val="Compact"/>
+      </w:pPr>
+      <w:r>
+        <w:rPr>
+          <w:b/>
+        </w:rPr>
+        <w:t xml:space="preserve">두 상태 모델의 공존 방식</w:t>
+      </w:r>
+      <w:r>
+        <w:t xml:space="preserve">(3단계 통합 시) — 기존 5개 탭은</w:t>
+      </w:r>
+      <w:r>
+        <w:t xml:space="preserve"> </w:t>
+      </w:r>
+      <w:r>
+        <w:rPr>
+          <w:rStyle w:val="VerbatimChar"/>
+        </w:rPr>
+        <w:t xml:space="preserve">store.ts</w:t>
+      </w:r>
+      <w:r>
+        <w:t xml:space="preserve">의 채널별 최신값 기반이고</w:t>
+      </w:r>
+      <w:r>
+        <w:t xml:space="preserve"> </w:t>
+      </w:r>
+      <w:r>
+        <w:t xml:space="preserve">탭①은 기록 열 기반이다. 탭마다 다른 store를 두되</w:t>
+      </w:r>
+      <w:r>
+        <w:t xml:space="preserve"> </w:t>
+      </w:r>
+      <w:r>
+        <w:rPr>
+          <w:b/>
+        </w:rPr>
+        <w:t xml:space="preserve">transport는 하나를 공유</w:t>
+      </w:r>
+      <w:r>
+        <w:t xml:space="preserve">하는 형태가 되는데,</w:t>
+      </w:r>
+      <w:r>
+        <w:t xml:space="preserve"> </w:t>
+      </w:r>
+      <w:r>
+        <w:t xml:space="preserve">그러면 구독 관리가 겹친다. 이식 착수 전에 설계를 확정해야 한다.</w:t>
+      </w:r>
+    </w:p>
+    <w:sectPr/>
   </w:body>
 </w:document>
 </file>
@@ -5091,14 +6132,17 @@
 <file path=word/numbering.xml><?xml version="1.0" encoding="utf-8"?>
 <w:numbering xmlns:w="http://schemas.openxmlformats.org/wordprocessingml/2006/main">
   <w:abstractNum w:abstractNumId="990">
-    <w:nsid w:val="A990"/>
+    <w:nsid w:val="2c1ae401"/>
     <w:multiLevelType w:val="multilevel"/>
     <w:lvl w:ilvl="0">
       <w:numFmt w:val="bullet"/>
       <w:lvlText w:val=" "/>
       <w:lvlJc w:val="left"/>
       <w:pPr>
-        <w:ind w:left="720" w:hanging="480"/>
+        <w:tabs>
+          <w:tab w:val="num" w:pos="0"/>
+        </w:tabs>
+        <w:ind w:left="480" w:hanging="480"/>
       </w:pPr>
     </w:lvl>
     <w:lvl w:ilvl="1">
@@ -5106,7 +6150,10 @@
       <w:lvlText w:val=" "/>
       <w:lvlJc w:val="left"/>
       <w:pPr>
-        <w:ind w:left="1440" w:hanging="480"/>
+        <w:tabs>
+          <w:tab w:val="num" w:pos="720"/>
+        </w:tabs>
+        <w:ind w:left="1200" w:hanging="480"/>
       </w:pPr>
     </w:lvl>
     <w:lvl w:ilvl="2">
@@ -5114,7 +6161,10 @@
       <w:lvlText w:val=" "/>
       <w:lvlJc w:val="left"/>
       <w:pPr>
-        <w:ind w:left="2160" w:hanging="480"/>
+        <w:tabs>
+          <w:tab w:val="num" w:pos="1440"/>
+        </w:tabs>
+        <w:ind w:left="1920" w:hanging="480"/>
       </w:pPr>
     </w:lvl>
     <w:lvl w:ilvl="3">
@@ -5122,7 +6172,10 @@
       <w:lvlText w:val=" "/>
       <w:lvlJc w:val="left"/>
       <w:pPr>
-        <w:ind w:left="2880" w:hanging="480"/>
+        <w:tabs>
+          <w:tab w:val="num" w:pos="2160"/>
+        </w:tabs>
+        <w:ind w:left="2640" w:hanging="480"/>
       </w:pPr>
     </w:lvl>
     <w:lvl w:ilvl="4">
@@ -5130,7 +6183,10 @@
       <w:lvlText w:val=" "/>
       <w:lvlJc w:val="left"/>
       <w:pPr>
-        <w:ind w:left="3600" w:hanging="480"/>
+        <w:tabs>
+          <w:tab w:val="num" w:pos="2880"/>
+        </w:tabs>
+        <w:ind w:left="3360" w:hanging="480"/>
       </w:pPr>
     </w:lvl>
     <w:lvl w:ilvl="5">
@@ -5138,7 +6194,10 @@
       <w:lvlText w:val=" "/>
       <w:lvlJc w:val="left"/>
       <w:pPr>
-        <w:ind w:left="4320" w:hanging="480"/>
+        <w:tabs>
+          <w:tab w:val="num" w:pos="3600"/>
+        </w:tabs>
+        <w:ind w:left="4080" w:hanging="480"/>
       </w:pPr>
     </w:lvl>
     <w:lvl w:ilvl="6">
@@ -5146,7 +6205,10 @@
       <w:lvlText w:val=" "/>
       <w:lvlJc w:val="left"/>
       <w:pPr>
-        <w:ind w:left="5040" w:hanging="480"/>
+        <w:tabs>
+          <w:tab w:val="num" w:pos="4320"/>
+        </w:tabs>
+        <w:ind w:left="4800" w:hanging="480"/>
       </w:pPr>
     </w:lvl>
     <w:lvl w:ilvl="7">
@@ -5154,7 +6216,10 @@
       <w:lvlText w:val=" "/>
       <w:lvlJc w:val="left"/>
       <w:pPr>
-        <w:ind w:left="5760" w:hanging="480"/>
+        <w:tabs>
+          <w:tab w:val="num" w:pos="5040"/>
+        </w:tabs>
+        <w:ind w:left="5520" w:hanging="480"/>
       </w:pPr>
     </w:lvl>
     <w:lvl w:ilvl="8">
@@ -5162,12 +6227,15 @@
       <w:lvlText w:val=" "/>
       <w:lvlJc w:val="left"/>
       <w:pPr>
-        <w:ind w:left="6480" w:hanging="480"/>
+        <w:tabs>
+          <w:tab w:val="num" w:pos="5760"/>
+        </w:tabs>
+        <w:ind w:left="6240" w:hanging="480"/>
       </w:pPr>
     </w:lvl>
   </w:abstractNum>
   <w:abstractNum w:abstractNumId="99411">
-    <w:nsid w:val="A99411"/>
+    <w:nsid w:val="ea454b4c"/>
     <w:multiLevelType w:val="multilevel"/>
     <w:lvl w:ilvl="0">
       <w:start w:val="1"/>
@@ -5175,7 +6243,10 @@
       <w:lvlText w:val="%1."/>
       <w:lvlJc w:val="left"/>
       <w:pPr>
-        <w:ind w:left="720" w:hanging="480"/>
+        <w:tabs>
+          <w:tab w:val="num" w:pos="0"/>
+        </w:tabs>
+        <w:ind w:left="480" w:hanging="480"/>
       </w:pPr>
     </w:lvl>
     <w:lvl w:ilvl="1">
@@ -5184,7 +6255,10 @@
       <w:lvlText w:val="%2."/>
       <w:lvlJc w:val="left"/>
       <w:pPr>
-        <w:ind w:left="1440" w:hanging="480"/>
+        <w:tabs>
+          <w:tab w:val="num" w:pos="720"/>
+        </w:tabs>
+        <w:ind w:left="1200" w:hanging="480"/>
       </w:pPr>
     </w:lvl>
     <w:lvl w:ilvl="2">
@@ -5193,7 +6267,10 @@
       <w:lvlText w:val="%3."/>
       <w:lvlJc w:val="left"/>
       <w:pPr>
-        <w:ind w:left="2160" w:hanging="480"/>
+        <w:tabs>
+          <w:tab w:val="num" w:pos="1440"/>
+        </w:tabs>
+        <w:ind w:left="1920" w:hanging="480"/>
       </w:pPr>
     </w:lvl>
     <w:lvl w:ilvl="3">
@@ -5202,7 +6279,10 @@
       <w:lvlText w:val="%4."/>
       <w:lvlJc w:val="left"/>
       <w:pPr>
-        <w:ind w:left="2880" w:hanging="480"/>
+        <w:tabs>
+          <w:tab w:val="num" w:pos="2160"/>
+        </w:tabs>
+        <w:ind w:left="2640" w:hanging="480"/>
       </w:pPr>
     </w:lvl>
     <w:lvl w:ilvl="4">
@@ -5211,7 +6291,10 @@
       <w:lvlText w:val="%5."/>
       <w:lvlJc w:val="left"/>
       <w:pPr>
-        <w:ind w:left="3600" w:hanging="480"/>
+        <w:tabs>
+          <w:tab w:val="num" w:pos="2880"/>
+        </w:tabs>
+        <w:ind w:left="3360" w:hanging="480"/>
       </w:pPr>
     </w:lvl>
     <w:lvl w:ilvl="5">
@@ -5220,7 +6303,10 @@
       <w:lvlText w:val="%6."/>
       <w:lvlJc w:val="left"/>
       <w:pPr>
-        <w:ind w:left="4320" w:hanging="480"/>
+        <w:tabs>
+          <w:tab w:val="num" w:pos="3600"/>
+        </w:tabs>
+        <w:ind w:left="4080" w:hanging="480"/>
       </w:pPr>
     </w:lvl>
     <w:lvl w:ilvl="6">
@@ -5229,7 +6315,10 @@
       <w:lvlText w:val="%7."/>
       <w:lvlJc w:val="left"/>
       <w:pPr>
-        <w:ind w:left="5040" w:hanging="480"/>
+        <w:tabs>
+          <w:tab w:val="num" w:pos="4320"/>
+        </w:tabs>
+        <w:ind w:left="4800" w:hanging="480"/>
       </w:pPr>
     </w:lvl>
     <w:lvl w:ilvl="7">
@@ -5238,7 +6327,10 @@
       <w:lvlText w:val="%8."/>
       <w:lvlJc w:val="left"/>
       <w:pPr>
-        <w:ind w:left="5760" w:hanging="480"/>
+        <w:tabs>
+          <w:tab w:val="num" w:pos="5040"/>
+        </w:tabs>
+        <w:ind w:left="5520" w:hanging="480"/>
       </w:pPr>
     </w:lvl>
     <w:lvl w:ilvl="8">
@@ -5247,19 +6339,25 @@
       <w:lvlText w:val="%9."/>
       <w:lvlJc w:val="left"/>
       <w:pPr>
-        <w:ind w:left="6480" w:hanging="480"/>
+        <w:tabs>
+          <w:tab w:val="num" w:pos="5760"/>
+        </w:tabs>
+        <w:ind w:left="6240" w:hanging="480"/>
       </w:pPr>
     </w:lvl>
   </w:abstractNum>
   <w:abstractNum w:abstractNumId="991">
-    <w:nsid w:val="A991"/>
+    <w:nsid w:val="71315dca"/>
     <w:multiLevelType w:val="multilevel"/>
     <w:lvl w:ilvl="0">
       <w:numFmt w:val="bullet"/>
       <w:lvlText w:val="•"/>
       <w:lvlJc w:val="left"/>
       <w:pPr>
-        <w:ind w:left="720" w:hanging="480"/>
+        <w:tabs>
+          <w:tab w:val="num" w:pos="0"/>
+        </w:tabs>
+        <w:ind w:left="480" w:hanging="480"/>
       </w:pPr>
     </w:lvl>
     <w:lvl w:ilvl="1">
@@ -5267,7 +6365,10 @@
       <w:lvlText w:val="–"/>
       <w:lvlJc w:val="left"/>
       <w:pPr>
-        <w:ind w:left="1440" w:hanging="480"/>
+        <w:tabs>
+          <w:tab w:val="num" w:pos="720"/>
+        </w:tabs>
+        <w:ind w:left="1200" w:hanging="480"/>
       </w:pPr>
     </w:lvl>
     <w:lvl w:ilvl="2">
@@ -5275,7 +6376,10 @@
       <w:lvlText w:val="•"/>
       <w:lvlJc w:val="left"/>
       <w:pPr>
-        <w:ind w:left="2160" w:hanging="480"/>
+        <w:tabs>
+          <w:tab w:val="num" w:pos="1440"/>
+        </w:tabs>
+        <w:ind w:left="1920" w:hanging="480"/>
       </w:pPr>
     </w:lvl>
     <w:lvl w:ilvl="3">
@@ -5283,7 +6387,10 @@
       <w:lvlText w:val="–"/>
       <w:lvlJc w:val="left"/>
       <w:pPr>
-        <w:ind w:left="2880" w:hanging="480"/>
+        <w:tabs>
+          <w:tab w:val="num" w:pos="2160"/>
+        </w:tabs>
+        <w:ind w:left="2640" w:hanging="480"/>
       </w:pPr>
     </w:lvl>
     <w:lvl w:ilvl="4">
@@ -5291,7 +6398,10 @@
       <w:lvlText w:val="•"/>
       <w:lvlJc w:val="left"/>
       <w:pPr>
-        <w:ind w:left="3600" w:hanging="480"/>
+        <w:tabs>
+          <w:tab w:val="num" w:pos="2880"/>
+        </w:tabs>
+        <w:ind w:left="3360" w:hanging="480"/>
       </w:pPr>
     </w:lvl>
     <w:lvl w:ilvl="5">
@@ -5299,7 +6409,10 @@
       <w:lvlText w:val="–"/>
       <w:lvlJc w:val="left"/>
       <w:pPr>
-        <w:ind w:left="4320" w:hanging="480"/>
+        <w:tabs>
+          <w:tab w:val="num" w:pos="3600"/>
+        </w:tabs>
+        <w:ind w:left="4080" w:hanging="480"/>
       </w:pPr>
     </w:lvl>
     <w:lvl w:ilvl="6">
@@ -5307,7 +6420,10 @@
       <w:lvlText w:val="•"/>
       <w:lvlJc w:val="left"/>
       <w:pPr>
-        <w:ind w:left="5040" w:hanging="480"/>
+        <w:tabs>
+          <w:tab w:val="num" w:pos="4320"/>
+        </w:tabs>
+        <w:ind w:left="4800" w:hanging="480"/>
       </w:pPr>
     </w:lvl>
     <w:lvl w:ilvl="7">
@@ -5315,7 +6431,10 @@
       <w:lvlText w:val="–"/>
       <w:lvlJc w:val="left"/>
       <w:pPr>
-        <w:ind w:left="5760" w:hanging="480"/>
+        <w:tabs>
+          <w:tab w:val="num" w:pos="5040"/>
+        </w:tabs>
+        <w:ind w:left="5520" w:hanging="480"/>
       </w:pPr>
     </w:lvl>
     <w:lvl w:ilvl="8">
@@ -5323,7 +6442,10 @@
       <w:lvlText w:val="•"/>
       <w:lvlJc w:val="left"/>
       <w:pPr>
-        <w:ind w:left="6480" w:hanging="480"/>
+        <w:tabs>
+          <w:tab w:val="num" w:pos="5760"/>
+        </w:tabs>
+        <w:ind w:left="6240" w:hanging="480"/>
       </w:pPr>
     </w:lvl>
   </w:abstractNum>
@@ -5464,10 +6586,10 @@
   <w:docDefaults>
     <w:rPrDefault>
       <w:rPr>
-        <w:rFonts w:asciiTheme="minorHAnsi" w:cstheme="minorBidi" w:eastAsiaTheme="minorHAnsi" w:hAnsiTheme="minorHAnsi"/>
+        <w:rFonts w:asciiTheme="minorHAnsi" w:eastAsiaTheme="minorHAnsi" w:hAnsiTheme="minorHAnsi" w:cstheme="minorBidi"/>
         <w:sz w:val="24"/>
         <w:szCs w:val="24"/>
-        <w:lang w:bidi="ar-SA" w:eastAsia="en-US" w:val="en-US"/>
+        <w:lang w:val="en-US" w:eastAsia="맑은 고딕" w:bidi="ar-SA"/>
       </w:rPr>
     </w:rPrDefault>
     <w:pPrDefault>
@@ -5476,35 +6598,35 @@
       </w:pPr>
     </w:pPrDefault>
   </w:docDefaults>
-  <w:latentStyles w:count="276" w:defLockedState="0" w:defQFormat="0" w:defSemiHidden="0" w:defUIPriority="0" w:defUnhideWhenUsed="0"/>
-  <w:style w:default="1" w:styleId="Normal" w:type="paragraph">
+  <w:latentStyles w:defLockedState="0" w:defUIPriority="0" w:defSemiHidden="0" w:defUnhideWhenUsed="0" w:defQFormat="0" w:count="276"/>
+  <w:style w:type="paragraph" w:default="1" w:styleId="Normal">
     <w:name w:val="Normal"/>
     <w:qFormat/>
   </w:style>
-  <w:style w:styleId="BodyText" w:type="paragraph">
+  <w:style w:type="paragraph" w:styleId="BodyText">
     <w:name w:val="Body Text"/>
     <w:basedOn w:val="Normal"/>
     <w:link w:val="BodyTextChar"/>
     <w:pPr>
-      <w:spacing w:after="180" w:before="180"/>
+      <w:spacing w:before="180" w:after="180"/>
     </w:pPr>
     <w:qFormat/>
   </w:style>
-  <w:style w:customStyle="1" w:styleId="FirstParagraph" w:type="paragraph">
+  <w:style w:type="paragraph" w:customStyle="1" w:styleId="FirstParagraph">
     <w:name w:val="First Paragraph"/>
     <w:basedOn w:val="BodyText"/>
     <w:next w:val="BodyText"/>
     <w:qFormat/>
   </w:style>
-  <w:style w:customStyle="1" w:styleId="Compact" w:type="paragraph">
+  <w:style w:type="paragraph" w:customStyle="1" w:styleId="Compact">
     <w:name w:val="Compact"/>
     <w:basedOn w:val="BodyText"/>
     <w:qFormat/>
     <w:pPr>
-      <w:spacing w:after="36" w:before="36"/>
+      <w:spacing w:before="36" w:after="36"/>
     </w:pPr>
   </w:style>
-  <w:style w:styleId="Title" w:type="paragraph">
+  <w:style w:type="paragraph" w:styleId="Title">
     <w:name w:val="Title"/>
     <w:basedOn w:val="Normal"/>
     <w:next w:val="BodyText"/>
@@ -5512,19 +6634,19 @@
     <w:pPr>
       <w:keepNext/>
       <w:keepLines/>
-      <w:spacing w:after="240" w:before="480"/>
+      <w:spacing w:before="480" w:after="240"/>
       <w:jc w:val="center"/>
     </w:pPr>
     <w:rPr>
-      <w:rFonts w:asciiTheme="majorHAnsi" w:cstheme="majorBidi" w:eastAsiaTheme="majorEastAsia" w:hAnsiTheme="majorHAnsi"/>
+      <w:rFonts w:asciiTheme="majorHAnsi" w:eastAsiaTheme="majorEastAsia" w:hAnsiTheme="majorHAnsi" w:cstheme="majorBidi"/>
       <w:b/>
       <w:bCs/>
-      <w:color w:themeColor="accent1" w:themeShade="B5" w:val="345A8A"/>
+      <w:color w:val="345A8A" w:themeColor="accent1" w:themeShade="B5"/>
       <w:sz w:val="36"/>
       <w:szCs w:val="36"/>
     </w:rPr>
   </w:style>
-  <w:style w:styleId="Subtitle" w:type="paragraph">
+  <w:style w:type="paragraph" w:styleId="Subtitle">
     <w:name w:val="Subtitle"/>
     <w:basedOn w:val="Title"/>
     <w:next w:val="BodyText"/>
@@ -5532,7 +6654,7 @@
     <w:pPr>
       <w:keepNext/>
       <w:keepLines/>
-      <w:spacing w:after="240" w:before="240"/>
+      <w:spacing w:before="240" w:after="240"/>
       <w:jc w:val="center"/>
     </w:pPr>
     <w:rPr>
@@ -5540,7 +6662,7 @@
       <w:szCs w:val="30"/>
     </w:rPr>
   </w:style>
-  <w:style w:customStyle="1" w:styleId="Author" w:type="paragraph">
+  <w:style w:type="paragraph" w:customStyle="1" w:styleId="Author">
     <w:name w:val="Author"/>
     <w:next w:val="BodyText"/>
     <w:qFormat/>
@@ -5550,7 +6672,7 @@
       <w:jc w:val="center"/>
     </w:pPr>
   </w:style>
-  <w:style w:styleId="Date" w:type="paragraph">
+  <w:style w:type="paragraph" w:styleId="Date">
     <w:name w:val="Date"/>
     <w:next w:val="BodyText"/>
     <w:qFormat/>
@@ -5560,26 +6682,7 @@
       <w:jc w:val="center"/>
     </w:pPr>
   </w:style>
-  <w:style w:customStyle="1" w:styleId="AbstractTitle" w:type="paragraph">
-    <w:name w:val="Abstract Title"/>
-    <w:basedOn w:val="Normal"/>
-    <w:next w:val="Abstract"/>
-    <w:qFormat/>
-    <w:pPr>
-      <w:keepNext/>
-      <w:keepLines/>
-      <w:jc w:val="center"/>
-      <w:spacing w:after="0" w:before="300"/>
-    </w:pPr>
-    <w:rPr>
-      <w:sz w:val="20"/>
-      <w:szCs w:val="20"/>
-      <w:b/>
-      <w:color w:val="345A8A"/>
-      &gt;
-    </w:rPr>
-  </w:style>
-  <w:style w:customStyle="1" w:styleId="Abstract" w:type="paragraph">
+  <w:style w:type="paragraph" w:customStyle="1" w:styleId="Abstract">
     <w:name w:val="Abstract"/>
     <w:basedOn w:val="Normal"/>
     <w:next w:val="BodyText"/>
@@ -5587,14 +6690,14 @@
     <w:pPr>
       <w:keepNext/>
       <w:keepLines/>
-      <w:spacing w:after="300" w:before="100"/>
+      <w:spacing w:before="300" w:after="300"/>
     </w:pPr>
     <w:rPr>
       <w:sz w:val="20"/>
       <w:szCs w:val="20"/>
     </w:rPr>
   </w:style>
-  <w:style w:styleId="Bibliography" w:type="paragraph">
+  <w:style w:type="paragraph" w:styleId="Bibliography">
     <w:name w:val="Bibliography"/>
     <w:basedOn w:val="Normal"/>
     <w:next w:val="Bibliography"/>
@@ -5602,7 +6705,7 @@
     <w:pPr/>
     <w:rPr/>
   </w:style>
-  <w:style w:styleId="Heading1" w:type="paragraph">
+  <w:style w:type="paragraph" w:styleId="Heading1">
     <w:name w:val="Heading 1"/>
     <w:basedOn w:val="Normal"/>
     <w:next w:val="BodyText"/>
@@ -5611,19 +6714,19 @@
     <w:pPr>
       <w:keepNext/>
       <w:keepLines/>
-      <w:spacing w:after="0" w:before="480"/>
+      <w:spacing w:before="480" w:after="0"/>
       <w:outlineLvl w:val="0"/>
     </w:pPr>
     <w:rPr>
-      <w:rFonts w:asciiTheme="majorHAnsi" w:cstheme="majorBidi" w:eastAsiaTheme="majorEastAsia" w:hAnsiTheme="majorHAnsi"/>
+      <w:rFonts w:asciiTheme="majorHAnsi" w:eastAsiaTheme="majorEastAsia" w:hAnsiTheme="majorHAnsi" w:cstheme="majorBidi"/>
       <w:b/>
       <w:bCs/>
-      <w:color w:themeColor="accent1" w:val="4F81BD"/>
+      <w:color w:val="4F81BD" w:themeColor="accent1"/>
       <w:sz w:val="32"/>
       <w:szCs w:val="32"/>
     </w:rPr>
   </w:style>
-  <w:style w:styleId="Heading2" w:type="paragraph">
+  <w:style w:type="paragraph" w:styleId="Heading2">
     <w:name w:val="Heading 2"/>
     <w:basedOn w:val="Normal"/>
     <w:next w:val="BodyText"/>
@@ -5633,19 +6736,19 @@
     <w:pPr>
       <w:keepNext/>
       <w:keepLines/>
-      <w:spacing w:after="0" w:before="200"/>
+      <w:spacing w:before="200" w:after="0"/>
       <w:outlineLvl w:val="1"/>
     </w:pPr>
     <w:rPr>
-      <w:rFonts w:asciiTheme="majorHAnsi" w:cstheme="majorBidi" w:eastAsiaTheme="majorEastAsia" w:hAnsiTheme="majorHAnsi"/>
+      <w:rFonts w:asciiTheme="majorHAnsi" w:eastAsiaTheme="majorEastAsia" w:hAnsiTheme="majorHAnsi" w:cstheme="majorBidi"/>
       <w:b/>
       <w:bCs/>
-      <w:color w:themeColor="accent1" w:val="4F81BD"/>
+      <w:color w:val="4F81BD" w:themeColor="accent1"/>
       <w:sz w:val="28"/>
       <w:szCs w:val="28"/>
     </w:rPr>
   </w:style>
-  <w:style w:styleId="Heading3" w:type="paragraph">
+  <w:style w:type="paragraph" w:styleId="Heading3">
     <w:name w:val="Heading 3"/>
     <w:basedOn w:val="Normal"/>
     <w:next w:val="BodyText"/>
@@ -5655,19 +6758,19 @@
     <w:pPr>
       <w:keepNext/>
       <w:keepLines/>
-      <w:spacing w:after="0" w:before="200"/>
+      <w:spacing w:before="200" w:after="0"/>
       <w:outlineLvl w:val="2"/>
     </w:pPr>
     <w:rPr>
-      <w:rFonts w:asciiTheme="majorHAnsi" w:cstheme="majorBidi" w:eastAsiaTheme="majorEastAsia" w:hAnsiTheme="majorHAnsi"/>
+      <w:rFonts w:asciiTheme="majorHAnsi" w:eastAsiaTheme="majorEastAsia" w:hAnsiTheme="majorHAnsi" w:cstheme="majorBidi"/>
       <w:b/>
       <w:bCs/>
-      <w:color w:themeColor="accent1" w:val="4F81BD"/>
+      <w:color w:val="4F81BD" w:themeColor="accent1"/>
       <w:sz w:val="24"/>
       <w:szCs w:val="24"/>
     </w:rPr>
   </w:style>
-  <w:style w:styleId="Heading4" w:type="paragraph">
+  <w:style w:type="paragraph" w:styleId="Heading4">
     <w:name w:val="Heading 4"/>
     <w:basedOn w:val="Normal"/>
     <w:next w:val="BodyText"/>
@@ -5677,19 +6780,19 @@
     <w:pPr>
       <w:keepNext/>
       <w:keepLines/>
-      <w:spacing w:after="0" w:before="200"/>
+      <w:spacing w:before="200" w:after="0"/>
       <w:outlineLvl w:val="3"/>
     </w:pPr>
     <w:rPr>
-      <w:rFonts w:asciiTheme="majorHAnsi" w:cstheme="majorBidi" w:eastAsiaTheme="majorEastAsia" w:hAnsiTheme="majorHAnsi"/>
+      <w:rFonts w:asciiTheme="majorHAnsi" w:eastAsiaTheme="majorEastAsia" w:hAnsiTheme="majorHAnsi" w:cstheme="majorBidi"/>
       <w:i/>
       <w:bCs/>
-      <w:color w:themeColor="accent1" w:val="4F81BD"/>
+      <w:color w:val="4F81BD" w:themeColor="accent1"/>
       <w:sz w:val="24"/>
       <w:szCs w:val="24"/>
     </w:rPr>
   </w:style>
-  <w:style w:styleId="Heading5" w:type="paragraph">
+  <w:style w:type="paragraph" w:styleId="Heading5">
     <w:name w:val="Heading 5"/>
     <w:basedOn w:val="Normal"/>
     <w:next w:val="BodyText"/>
@@ -5699,18 +6802,18 @@
     <w:pPr>
       <w:keepNext/>
       <w:keepLines/>
-      <w:spacing w:after="0" w:before="200"/>
+      <w:spacing w:before="200" w:after="0"/>
       <w:outlineLvl w:val="4"/>
     </w:pPr>
     <w:rPr>
-      <w:rFonts w:asciiTheme="majorHAnsi" w:cstheme="majorBidi" w:eastAsiaTheme="majorEastAsia" w:hAnsiTheme="majorHAnsi"/>
+      <w:rFonts w:asciiTheme="majorHAnsi" w:eastAsiaTheme="majorEastAsia" w:hAnsiTheme="majorHAnsi" w:cstheme="majorBidi"/>
       <w:iCs/>
-      <w:color w:themeColor="accent1" w:val="4F81BD"/>
+      <w:color w:val="4F81BD" w:themeColor="accent1"/>
       <w:sz w:val="24"/>
       <w:szCs w:val="24"/>
     </w:rPr>
   </w:style>
-  <w:style w:styleId="Heading6" w:type="paragraph">
+  <w:style w:type="paragraph" w:styleId="Heading6">
     <w:name w:val="Heading 6"/>
     <w:basedOn w:val="Normal"/>
     <w:next w:val="BodyText"/>
@@ -5720,17 +6823,17 @@
     <w:pPr>
       <w:keepNext/>
       <w:keepLines/>
-      <w:spacing w:after="0" w:before="200"/>
+      <w:spacing w:before="200" w:after="0"/>
       <w:outlineLvl w:val="5"/>
     </w:pPr>
     <w:rPr>
-      <w:rFonts w:asciiTheme="majorHAnsi" w:cstheme="majorBidi" w:eastAsiaTheme="majorEastAsia" w:hAnsiTheme="majorHAnsi"/>
-      <w:color w:themeColor="accent1" w:val="4F81BD"/>
+      <w:rFonts w:asciiTheme="majorHAnsi" w:eastAsiaTheme="majorEastAsia" w:hAnsiTheme="majorHAnsi" w:cstheme="majorBidi"/>
+      <w:color w:val="4F81BD" w:themeColor="accent1"/>
       <w:sz w:val="24"/>
       <w:szCs w:val="24"/>
     </w:rPr>
   </w:style>
-  <w:style w:styleId="Heading7" w:type="paragraph">
+  <w:style w:type="paragraph" w:styleId="Heading7">
     <w:name w:val="Heading 7"/>
     <w:basedOn w:val="Normal"/>
     <w:next w:val="BodyText"/>
@@ -5740,17 +6843,17 @@
     <w:pPr>
       <w:keepNext/>
       <w:keepLines/>
-      <w:spacing w:after="0" w:before="200"/>
+      <w:spacing w:before="200" w:after="0"/>
       <w:outlineLvl w:val="6"/>
     </w:pPr>
     <w:rPr>
-      <w:rFonts w:asciiTheme="majorHAnsi" w:cstheme="majorBidi" w:eastAsiaTheme="majorEastAsia" w:hAnsiTheme="majorHAnsi"/>
-      <w:color w:themeColor="accent1" w:val="4F81BD"/>
+      <w:rFonts w:asciiTheme="majorHAnsi" w:eastAsiaTheme="majorEastAsia" w:hAnsiTheme="majorHAnsi" w:cstheme="majorBidi"/>
+      <w:color w:val="4F81BD" w:themeColor="accent1"/>
       <w:sz w:val="24"/>
       <w:szCs w:val="24"/>
     </w:rPr>
   </w:style>
-  <w:style w:styleId="Heading8" w:type="paragraph">
+  <w:style w:type="paragraph" w:styleId="Heading8">
     <w:name w:val="Heading 8"/>
     <w:basedOn w:val="Normal"/>
     <w:next w:val="BodyText"/>
@@ -5760,17 +6863,17 @@
     <w:pPr>
       <w:keepNext/>
       <w:keepLines/>
-      <w:spacing w:after="0" w:before="200"/>
+      <w:spacing w:before="200" w:after="0"/>
       <w:outlineLvl w:val="7"/>
     </w:pPr>
     <w:rPr>
-      <w:rFonts w:asciiTheme="majorHAnsi" w:cstheme="majorBidi" w:eastAsiaTheme="majorEastAsia" w:hAnsiTheme="majorHAnsi"/>
-      <w:color w:themeColor="accent1" w:val="4F81BD"/>
+      <w:rFonts w:asciiTheme="majorHAnsi" w:eastAsiaTheme="majorEastAsia" w:hAnsiTheme="majorHAnsi" w:cstheme="majorBidi"/>
+      <w:color w:val="4F81BD" w:themeColor="accent1"/>
       <w:sz w:val="24"/>
       <w:szCs w:val="24"/>
     </w:rPr>
   </w:style>
-  <w:style w:styleId="Heading9" w:type="paragraph">
+  <w:style w:type="paragraph" w:styleId="Heading9">
     <w:name w:val="Heading 9"/>
     <w:basedOn w:val="Normal"/>
     <w:next w:val="BodyText"/>
@@ -5780,17 +6883,17 @@
     <w:pPr>
       <w:keepNext/>
       <w:keepLines/>
-      <w:spacing w:after="0" w:before="200"/>
+      <w:spacing w:before="200" w:after="0"/>
       <w:outlineLvl w:val="8"/>
     </w:pPr>
     <w:rPr>
-      <w:rFonts w:asciiTheme="majorHAnsi" w:cstheme="majorBidi" w:eastAsiaTheme="majorEastAsia" w:hAnsiTheme="majorHAnsi"/>
-      <w:color w:themeColor="accent1" w:val="4F81BD"/>
+      <w:rFonts w:asciiTheme="majorHAnsi" w:eastAsiaTheme="majorEastAsia" w:hAnsiTheme="majorHAnsi" w:cstheme="majorBidi"/>
+      <w:color w:val="4F81BD" w:themeColor="accent1"/>
       <w:sz w:val="24"/>
       <w:szCs w:val="24"/>
     </w:rPr>
   </w:style>
-  <w:style w:styleId="BlockText" w:type="paragraph">
+  <w:style w:type="paragraph" w:styleId="BlockText">
     <w:name w:val="Block Text"/>
     <w:basedOn w:val="BodyText"/>
     <w:next w:val="BodyText"/>
@@ -5798,11 +6901,11 @@
     <w:unhideWhenUsed/>
     <w:qFormat/>
     <w:pPr>
-      <w:spacing w:after="100" w:before="100"/>
+      <w:spacing w:before="100" w:after="100"/>
       <w:ind w:firstLine="0" w:left="480" w:right="480"/>
     </w:pPr>
   </w:style>
-  <w:style w:styleId="FootnoteText" w:type="paragraph">
+  <w:style w:type="paragraph" w:styleId="FootnoteText">
     <w:name w:val="Footnote Text"/>
     <w:basedOn w:val="Normal"/>
     <w:next w:val="FootnoteText"/>
@@ -5810,43 +6913,28 @@
     <w:unhideWhenUsed/>
     <w:qFormat/>
   </w:style>
-  <w:style w:default="1" w:styleId="DefaultParagraphFont" w:type="character">
+  <w:style w:type="character" w:default="1" w:styleId="DefaultParagraphFont">
     <w:name w:val="Default Paragraph Font"/>
     <w:semiHidden/>
     <w:unhideWhenUsed/>
   </w:style>
-  <w:style w:default="1" w:styleId="Table" w:type="table">
+  <w:style w:type="table" w:default="1" w:styleId="Table">
     <w:name w:val="Table"/>
     <w:basedOn w:val="TableNormal"/>
     <w:semiHidden/>
     <w:unhideWhenUsed/>
     <w:qFormat/>
     <w:tblPr>
-      <w:tblInd w:type="dxa" w:w="0"/>
+      <w:tblInd w:w="0" w:type="dxa"/>
       <w:tblCellMar>
-        <w:top w:type="dxa" w:w="0"/>
-        <w:left w:type="dxa" w:w="108"/>
-        <w:bottom w:type="dxa" w:w="0"/>
-        <w:right w:type="dxa" w:w="108"/>
+        <w:top w:w="0" w:type="dxa"/>
+        <w:left w:w="108" w:type="dxa"/>
+        <w:bottom w:w="0" w:type="dxa"/>
+        <w:right w:w="108" w:type="dxa"/>
       </w:tblCellMar>
     </w:tblPr>
-    <w:tblStylePr w:type="firstRow">
-      <w:tblPr>
-        <w:jc w:val="left"/>
-        <w:tblInd w:type="dxa" w:w="0"/>
-      </w:tblPr>
-      <w:trPr>
-        <w:jc w:val="left"/>
-      </w:trPr>
-      <w:tcPr>
-        <w:vAlign w:val="bottom"/>
-        <w:tcBorders>
-          <w:bottom w:val="single"/>
-        </w:tcBorders>
-      </w:tcPr>
-    </w:tblStylePr>
   </w:style>
-  <w:style w:customStyle="1" w:styleId="DefinitionTerm" w:type="paragraph">
+  <w:style w:type="paragraph" w:customStyle="1" w:styleId="DefinitionTerm">
     <w:name w:val="Definition Term"/>
     <w:basedOn w:val="Normal"/>
     <w:next w:val="Definition"/>
@@ -5859,75 +6947,71 @@
       <w:b/>
     </w:rPr>
   </w:style>
-  <w:style w:customStyle="1" w:styleId="Definition" w:type="paragraph">
+  <w:style w:type="paragraph" w:customStyle="1" w:styleId="Definition">
     <w:name w:val="Definition"/>
     <w:basedOn w:val="Normal"/>
   </w:style>
-  <w:style w:styleId="Caption" w:type="paragraph">
+  <w:style w:type="paragraph" w:styleId="Caption">
     <w:name w:val="Caption"/>
     <w:basedOn w:val="Normal"/>
     <w:link w:val="BodyTextChar"/>
     <w:pPr>
-      <w:spacing w:after="120" w:before="0"/>
+      <w:spacing w:before="0" w:after="120"/>
     </w:pPr>
     <w:rPr>
       <w:i/>
     </w:rPr>
   </w:style>
-  <w:style w:customStyle="1" w:styleId="TableCaption" w:type="paragraph">
+  <w:style w:type="paragraph" w:customStyle="1" w:styleId="TableCaption">
     <w:name w:val="Table Caption"/>
     <w:basedOn w:val="Caption"/>
     <w:pPr>
       <w:keepNext/>
     </w:pPr>
   </w:style>
-  <w:style w:customStyle="1" w:styleId="ImageCaption" w:type="paragraph">
+  <w:style w:type="paragraph" w:customStyle="1" w:styleId="ImageCaption">
     <w:name w:val="Image Caption"/>
     <w:basedOn w:val="Caption"/>
   </w:style>
-  <w:style w:customStyle="1" w:styleId="Figure" w:type="paragraph">
+  <w:style w:type="paragraph" w:customStyle="1" w:styleId="Figure">
     <w:name w:val="Figure"/>
     <w:basedOn w:val="Normal"/>
   </w:style>
-  <w:style w:customStyle="1" w:styleId="CaptionedFigure" w:type="paragraph">
+  <w:style w:type="paragraph" w:customStyle="1" w:styleId="CaptionedFigure">
     <w:name w:val="Captioned Figure"/>
     <w:basedOn w:val="Figure"/>
     <w:pPr>
       <w:keepNext/>
     </w:pPr>
   </w:style>
-  <w:style w:customStyle="1" w:styleId="BodyTextChar" w:type="character">
+  <w:style w:type="character" w:customStyle="1" w:styleId="BodyTextChar">
     <w:name w:val="Body Text Char"/>
     <w:basedOn w:val="DefaultParagraphFont"/>
     <w:link w:val="BodyText"/>
   </w:style>
-  <w:style w:customStyle="1" w:styleId="VerbatimChar" w:type="character">
+  <w:style w:type="character" w:customStyle="1" w:styleId="VerbatimChar">
     <w:name w:val="Verbatim Char"/>
     <w:basedOn w:val="BodyTextChar"/>
     <w:rPr>
-      <w:rFonts w:ascii="Consolas" w:eastAsia="맑은 고딕" w:hAnsi="Consolas"/>
-      <w:sz w:val="17"/>
+      <w:rFonts w:ascii="맑은 고딕" w:hAnsi="맑은 고딕"/>
+      <w:sz w:val="22"/>
     </w:rPr>
   </w:style>
-  <w:style w:customStyle="1" w:styleId="SectionNumber" w:type="character">
-    <w:name w:val="Section Number"/>
-    <w:basedOn w:val="BodyTextChar"/>
-  </w:style>
-  <w:style w:styleId="FootnoteReference" w:type="character">
+  <w:style w:type="character" w:styleId="FootnoteReference">
     <w:name w:val="Footnote Reference"/>
     <w:basedOn w:val="BodyTextChar"/>
     <w:rPr>
       <w:vertAlign w:val="superscript"/>
     </w:rPr>
   </w:style>
-  <w:style w:styleId="Hyperlink" w:type="character">
+  <w:style w:type="character" w:styleId="Hyperlink">
     <w:name w:val="Hyperlink"/>
     <w:basedOn w:val="BodyTextChar"/>
     <w:rPr>
-      <w:color w:themeColor="accent1" w:val="4F81BD"/>
+      <w:color w:val="4F81BD" w:themeColor="accent1"/>
     </w:rPr>
   </w:style>
-  <w:style w:styleId="TOCHeading" w:type="paragraph">
+  <w:style w:type="paragraph" w:styleId="TOCHeading">
     <w:name w:val="TOC Heading"/>
     <w:basedOn w:val="Heading1"/>
     <w:next w:val="BodyText"/>
@@ -5939,10 +7023,10 @@
       <w:outlineLvl w:val="9"/>
     </w:pPr>
     <w:rPr>
-      <w:rFonts w:asciiTheme="majorHAnsi" w:cstheme="majorBidi" w:eastAsiaTheme="majorEastAsia" w:hAnsiTheme="majorHAnsi"/>
+      <w:rFonts w:asciiTheme="majorHAnsi" w:eastAsiaTheme="majorEastAsia" w:hAnsiTheme="majorHAnsi" w:cstheme="majorBidi"/>
       <w:b w:val="0"/>
       <w:bCs w:val="0"/>
-      <w:color w:themeColor="accent1" w:themeShade="BF" w:val="365F91"/>
+      <w:color w:val="365F91" w:themeColor="accent1" w:themeShade="BF"/>
     </w:rPr>
   </w:style>
   <w:style w:type="paragraph" w:customStyle="1" w:styleId="SourceCode">
@@ -6034,10 +7118,7 @@
   <w:style w:type="character" w:customStyle="1" w:styleId="ImportTok">
     <w:name w:val="ImportTok"/>
     <w:basedOn w:val="VerbatimChar"/>
-    <w:rPr>
-      <w:color w:val="008000"/>
-      <w:b/>
-    </w:rPr>
+    <w:rPr/>
   </w:style>
   <w:style w:type="character" w:customStyle="1" w:styleId="CommentTok">
     <w:name w:val="CommentTok"/>
@@ -6112,9 +7193,7 @@
   <w:style w:type="character" w:customStyle="1" w:styleId="BuiltInTok">
     <w:name w:val="BuiltInTok"/>
     <w:basedOn w:val="VerbatimChar"/>
-    <w:rPr>
-      <w:color w:val="008000"/>
-    </w:rPr>
+    <w:rPr/>
   </w:style>
   <w:style w:type="character" w:customStyle="1" w:styleId="ExtensionTok">
     <w:name w:val="ExtensionTok"/>

--- a/기술스택_가시화도구_260826.docx
+++ b/기술스택_가시화도구_260826.docx
@@ -5228,10 +5228,13 @@
     <w:tbl>
       <w:tblPr>
         <w:tblStyle w:val="Table"/>
-        <w:tblW w:type="pct" w:w="0.0"/>
+        <w:tblW w:type="pct" w:w="5000.0"/>
         <w:tblLook w:firstRow="1"/>
       </w:tblPr>
-      <w:tblGrid/>
+      <w:tblGrid>
+        <w:gridCol w:w="3960"/>
+        <w:gridCol w:w="3960"/>
+      </w:tblGrid>
       <w:tr>
         <w:trPr>
           <w:cnfStyle w:firstRow="1"/>
@@ -5628,6 +5631,159 @@
           </w:p>
         </w:tc>
       </w:tr>
+      <w:tr>
+        <w:tc>
+          <w:p>
+            <w:pPr>
+              <w:pStyle w:val="Compact"/>
+              <w:jc w:val="left"/>
+            </w:pPr>
+            <w:r>
+              <w:rPr>
+                <w:rStyle w:val="VerbatimChar"/>
+              </w:rPr>
+              <w:t xml:space="preserve">verify:stt-port</w:t>
+            </w:r>
+          </w:p>
+        </w:tc>
+        <w:tc>
+          <w:p>
+            <w:pPr>
+              <w:pStyle w:val="Compact"/>
+              <w:jc w:val="left"/>
+            </w:pPr>
+            <w:r>
+              <w:t xml:space="preserve">이식한</w:t>
+            </w:r>
+            <w:r>
+              <w:t xml:space="preserve"> </w:t>
+            </w:r>
+            <w:r>
+              <w:rPr>
+                <w:rStyle w:val="VerbatimChar"/>
+              </w:rPr>
+              <w:t xml:space="preserve">stt/engines/*.py</w:t>
+            </w:r>
+            <w:r>
+              <w:t xml:space="preserve"> </w:t>
+            </w:r>
+            <w:r>
+              <w:t xml:space="preserve">가 stt-lab 원본과</w:t>
+            </w:r>
+            <w:r>
+              <w:t xml:space="preserve"> </w:t>
+            </w:r>
+            <w:r>
+              <w:rPr>
+                <w:b/>
+              </w:rPr>
+              <w:t xml:space="preserve">바이트 동일한가</w:t>
+            </w:r>
+            <w:r>
+              <w:t xml:space="preserve"> </w:t>
+            </w:r>
+            <w:r>
+              <w:t xml:space="preserve">(출처 주석 제외)</w:t>
+            </w:r>
+          </w:p>
+        </w:tc>
+      </w:tr>
+      <w:tr>
+        <w:tc>
+          <w:p>
+            <w:pPr>
+              <w:pStyle w:val="Compact"/>
+              <w:jc w:val="left"/>
+            </w:pPr>
+            <w:r>
+              <w:rPr>
+                <w:rStyle w:val="VerbatimChar"/>
+              </w:rPr>
+              <w:t xml:space="preserve">verify:voice-audit</w:t>
+            </w:r>
+          </w:p>
+        </w:tc>
+        <w:tc>
+          <w:p>
+            <w:pPr>
+              <w:pStyle w:val="Compact"/>
+              <w:jc w:val="left"/>
+            </w:pPr>
+            <w:r>
+              <w:rPr>
+                <w:rStyle w:val="VerbatimChar"/>
+              </w:rPr>
+              <w:t xml:space="preserve">input_modality: 'voice'</w:t>
+            </w:r>
+            <w:r>
+              <w:t xml:space="preserve"> </w:t>
+            </w:r>
+            <w:r>
+              <w:t xml:space="preserve">인데</w:t>
+            </w:r>
+            <w:r>
+              <w:t xml:space="preserve"> </w:t>
+            </w:r>
+            <w:r>
+              <w:rPr>
+                <w:rStyle w:val="VerbatimChar"/>
+              </w:rPr>
+              <w:t xml:space="preserve">voice</w:t>
+            </w:r>
+            <w:r>
+              <w:t xml:space="preserve"> </w:t>
+            </w:r>
+            <w:r>
+              <w:t xml:space="preserve">감사 필드가 빠진 명령이</w:t>
+            </w:r>
+            <w:r>
+              <w:t xml:space="preserve"> </w:t>
+            </w:r>
+            <w:r>
+              <w:rPr>
+                <w:b/>
+              </w:rPr>
+              <w:t xml:space="preserve">실제로 거부되는가</w:t>
+            </w:r>
+          </w:p>
+        </w:tc>
+      </w:tr>
+      <w:tr>
+        <w:tc>
+          <w:p>
+            <w:pPr>
+              <w:pStyle w:val="Compact"/>
+              <w:jc w:val="left"/>
+            </w:pPr>
+            <w:r>
+              <w:rPr>
+                <w:rStyle w:val="VerbatimChar"/>
+              </w:rPr>
+              <w:t xml:space="preserve">verify:no-stt</w:t>
+            </w:r>
+          </w:p>
+        </w:tc>
+        <w:tc>
+          <w:p>
+            <w:pPr>
+              <w:pStyle w:val="Compact"/>
+              <w:jc w:val="left"/>
+            </w:pPr>
+            <w:r>
+              <w:t xml:space="preserve">STT 서비스가 전부 실패하는 상태에서 화면이 뜨고</w:t>
+            </w:r>
+            <w:r>
+              <w:t xml:space="preserve"> </w:t>
+            </w:r>
+            <w:r>
+              <w:rPr>
+                <w:b/>
+              </w:rPr>
+              <w:t xml:space="preserve">수동 입력이 살아 있는가</w:t>
+            </w:r>
+          </w:p>
+        </w:tc>
+      </w:tr>
     </w:tbl>
     <w:p>
       <w:pPr>
@@ -5689,6 +5845,53 @@
       </w:r>
       <w:r>
         <w:t xml:space="preserve">을 막는다. 둘 다 도구의 신뢰성 자체가 걸린 항목이다.</w:t>
+      </w:r>
+    </w:p>
+    <w:p>
+      <w:pPr>
+        <w:pStyle w:val="BodyText"/>
+      </w:pPr>
+      <w:r>
+        <w:t xml:space="preserve">STT 관련 세 검사는 모두</w:t>
+      </w:r>
+      <w:r>
+        <w:t xml:space="preserve"> </w:t>
+      </w:r>
+      <w:r>
+        <w:rPr>
+          <w:b/>
+        </w:rPr>
+        <w:t xml:space="preserve">음성 대조군을 포함한다</w:t>
+      </w:r>
+      <w:r>
+        <w:t xml:space="preserve"> </w:t>
+      </w:r>
+      <w:r>
+        <w:t xml:space="preserve">— 검사를 무력화한 사본이 반드시 실패로</w:t>
+      </w:r>
+      <w:r>
+        <w:t xml:space="preserve"> </w:t>
+      </w:r>
+      <w:r>
+        <w:t xml:space="preserve">잡히는지까지 확인한다. 검사가 아무것도 못 잡은 채 통과하던 일이 실제로 있었다</w:t>
+      </w:r>
+      <w:r>
+        <w:t xml:space="preserve"> </w:t>
+      </w:r>
+      <w:r>
+        <w:t xml:space="preserve">(</w:t>
+      </w:r>
+      <w:r>
+        <w:rPr>
+          <w:rStyle w:val="VerbatimChar"/>
+        </w:rPr>
+        <w:t xml:space="preserve">reports/2026-08-28_1036_통합구현_검토.md</w:t>
+      </w:r>
+      <w:r>
+        <w:t xml:space="preserve"> </w:t>
+      </w:r>
+      <w:r>
+        <w:t xml:space="preserve">B항).</w:t>
       </w:r>
     </w:p>
     <w:p>
@@ -5725,19 +5928,48 @@
       <w:pPr>
         <w:pStyle w:val="Heading1"/>
       </w:pPr>
-      <w:bookmarkStart w:id="40" w:name="실행-환경"/>
-      <w:r>
-        <w:t xml:space="preserve">8. 실행 환경</w:t>
+      <w:bookmarkStart w:id="40" w:name="stt-계층-2026-08-28-신설"/>
+      <w:r>
+        <w:t xml:space="preserve">8. STT 계층</w:t>
+      </w:r>
+      <w:r>
+        <w:t xml:space="preserve"> </w:t>
+      </w:r>
+      <w:r>
+        <w:rPr>
+          <w:i/>
+        </w:rPr>
+        <w:t xml:space="preserve">(2026-08-28 신설)</w:t>
       </w:r>
       <w:bookmarkEnd w:id="40"/>
     </w:p>
     <w:p>
       <w:pPr>
+        <w:pStyle w:val="FirstParagraph"/>
+      </w:pPr>
+      <w:r>
+        <w:t xml:space="preserve">이식 판단은 §3-6에 있다. 여기는</w:t>
+      </w:r>
+      <w:r>
+        <w:t xml:space="preserve"> </w:t>
+      </w:r>
+      <w:r>
+        <w:rPr>
+          <w:b/>
+        </w:rPr>
+        <w:t xml:space="preserve">이식한 뒤 실제로 어떤 모양으로 도는가</w:t>
+      </w:r>
+      <w:r>
+        <w:t xml:space="preserve">를 적는다.</w:t>
+      </w:r>
+    </w:p>
+    <w:p>
+      <w:pPr>
         <w:pStyle w:val="Heading2"/>
       </w:pPr>
-      <w:bookmarkStart w:id="41" w:name="개발"/>
-      <w:r>
-        <w:t xml:space="preserve">8-1. 개발</w:t>
+      <w:bookmarkStart w:id="41" w:name="프로세스가-하나-늘어난다"/>
+      <w:r>
+        <w:t xml:space="preserve">8-1. 프로세스가 하나 늘어난다</w:t>
       </w:r>
       <w:bookmarkEnd w:id="41"/>
     </w:p>
@@ -5749,7 +5981,7 @@
         <w:rPr>
           <w:rStyle w:val="VerbatimChar"/>
         </w:rPr>
-        <w:t xml:space="preserve">cd viz-debugger</w:t>
+        <w:t xml:space="preserve">viz-debugger/</w:t>
       </w:r>
       <w:r>
         <w:br/>
@@ -5758,7 +5990,7 @@
         <w:rPr>
           <w:rStyle w:val="VerbatimChar"/>
         </w:rPr>
-        <w:t xml:space="preserve">npm install</w:t>
+        <w:t xml:space="preserve">├── (Vite 개발 서버 5174)            ← 화면</w:t>
       </w:r>
       <w:r>
         <w:br/>
@@ -5767,7 +5999,43 @@
         <w:rPr>
           <w:rStyle w:val="VerbatimChar"/>
         </w:rPr>
-        <w:t xml:space="preserve">npm run dev          # 목 게이트웨이 + Vite 동시 실행</w:t>
+        <w:t xml:space="preserve">├── (목 게이트웨이 8790)              ← 임무 기록 스트림</w:t>
+      </w:r>
+      <w:r>
+        <w:br/>
+      </w:r>
+      <w:r>
+        <w:rPr>
+          <w:rStyle w:val="VerbatimChar"/>
+        </w:rPr>
+        <w:t xml:space="preserve">└── stt/  (FastAPI 8801)             ← 여기가 새로 생긴 것</w:t>
+      </w:r>
+      <w:r>
+        <w:br/>
+      </w:r>
+      <w:r>
+        <w:rPr>
+          <w:rStyle w:val="VerbatimChar"/>
+        </w:rPr>
+        <w:t xml:space="preserve">     ├── engines/    stt-lab 무수정 이식</w:t>
+      </w:r>
+      <w:r>
+        <w:br/>
+      </w:r>
+      <w:r>
+        <w:rPr>
+          <w:rStyle w:val="VerbatimChar"/>
+        </w:rPr>
+        <w:t xml:space="preserve">     ├── vocab.py    stt-lab registry.py 중 hotwords 부분만</w:t>
+      </w:r>
+      <w:r>
+        <w:br/>
+      </w:r>
+      <w:r>
+        <w:rPr>
+          <w:rStyle w:val="VerbatimChar"/>
+        </w:rPr>
+        <w:t xml:space="preserve">     └── service.py  새로 씀. 엔드포인트 하나 (POST /stt/transcribe)</w:t>
       </w:r>
     </w:p>
     <w:p>
@@ -5775,19 +6043,1111 @@
         <w:pStyle w:val="FirstParagraph"/>
       </w:pPr>
       <w:r>
-        <w:t xml:space="preserve">기존</w:t>
-      </w:r>
-      <w:r>
-        <w:t xml:space="preserve"> </w:t>
-      </w:r>
-      <w:r>
-        <w:rPr>
-          <w:rStyle w:val="VerbatimChar"/>
-        </w:rPr>
-        <w:t xml:space="preserve">web-dashboard</w:t>
-      </w:r>
-      <w:r>
-        <w:t xml:space="preserve"> </w:t>
+        <w:t xml:space="preserve">faster-whisper는 CTranslate2 런타임이라</w:t>
+      </w:r>
+      <w:r>
+        <w:t xml:space="preserve"> </w:t>
+      </w:r>
+      <w:r>
+        <w:rPr>
+          <w:b/>
+        </w:rPr>
+        <w:t xml:space="preserve">브라우저에서 돌지 않는다.</w:t>
+      </w:r>
+      <w:r>
+        <w:t xml:space="preserve"> </w:t>
+      </w:r>
+      <w:r>
+        <w:t xml:space="preserve">브라우저 내장</w:t>
+      </w:r>
+      <w:r>
+        <w:t xml:space="preserve"> </w:t>
+      </w:r>
+      <w:r>
+        <w:t xml:space="preserve">음성 인식(Web Speech API)은 엔진 종속이라</w:t>
+      </w:r>
+      <w:r>
+        <w:t xml:space="preserve"> </w:t>
+      </w:r>
+      <w:r>
+        <w:rPr>
+          <w:rStyle w:val="VerbatimChar"/>
+        </w:rPr>
+        <w:t xml:space="preserve">REQ-1302</w:t>
+      </w:r>
+      <w:r>
+        <w:t xml:space="preserve">에 어긋나고, 구현체가 오디오를</w:t>
+      </w:r>
+      <w:r>
+        <w:t xml:space="preserve"> </w:t>
+      </w:r>
+      <w:r>
+        <w:t xml:space="preserve">클라우드로 보내므로</w:t>
+      </w:r>
+      <w:r>
+        <w:t xml:space="preserve"> </w:t>
+      </w:r>
+      <w:r>
+        <w:rPr>
+          <w:rStyle w:val="VerbatimChar"/>
+        </w:rPr>
+        <w:t xml:space="preserve">NFR-010</w:t>
+      </w:r>
+      <w:r>
+        <w:t xml:space="preserve"> </w:t>
+      </w:r>
+      <w:r>
+        <w:t xml:space="preserve">로컬 처리 원칙과도 충돌한다. 그래서 프로세스가 하나 는다.</w:t>
+      </w:r>
+    </w:p>
+    <w:p>
+      <w:pPr>
+        <w:pStyle w:val="BodyText"/>
+      </w:pPr>
+      <w:r>
+        <w:rPr>
+          <w:b/>
+        </w:rPr>
+        <w:t xml:space="preserve">이건 의존성을 늘리는 것이 아니라 가시화가 맡기로 한 기능(</w:t>
+      </w:r>
+      <w:r>
+        <w:rPr>
+          <w:rStyle w:val="VerbatimChar"/>
+          <w:b/>
+        </w:rPr>
+        <w:t xml:space="preserve">VZ-L-01</w:t>
+      </w:r>
+      <w:r>
+        <w:rPr>
+          <w:b/>
+        </w:rPr>
+        <w:t xml:space="preserve">)을 실제로 갖는 것이다.</w:t>
+      </w:r>
+      <w:r>
+        <w:t xml:space="preserve"> </w:t>
+      </w:r>
+      <w:r>
+        <w:rPr>
+          <w:rStyle w:val="VerbatimChar"/>
+        </w:rPr>
+        <w:t xml:space="preserve">stt-lab/</w:t>
+      </w:r>
+      <w:r>
+        <w:t xml:space="preserve">은 앞으로도 실험 하네스로 그대로 산다 —</w:t>
+      </w:r>
+      <w:r>
+        <w:t xml:space="preserve"> </w:t>
+      </w:r>
+      <w:r>
+        <w:rPr>
+          <w:rStyle w:val="VerbatimChar"/>
+        </w:rPr>
+        <w:t xml:space="preserve">VZ-L-03</w:t>
+      </w:r>
+      <w:r>
+        <w:t xml:space="preserve"> </w:t>
+      </w:r>
+      <w:r>
+        <w:t xml:space="preserve">신뢰도 임계를 실측할 때는</w:t>
+      </w:r>
+      <w:r>
+        <w:t xml:space="preserve"> </w:t>
+      </w:r>
+      <w:r>
+        <w:t xml:space="preserve">CER 계산과 누적 기록이 있는 그쪽을 쓴다.</w:t>
+      </w:r>
+      <w:r>
+        <w:t xml:space="preserve"> </w:t>
+      </w:r>
+      <w:r>
+        <w:rPr>
+          <w:b/>
+        </w:rPr>
+        <w:t xml:space="preserve">실험은 실험 하네스에서, 운영은 가시화 안에서.</w:t>
+      </w:r>
+    </w:p>
+    <w:p>
+      <w:pPr>
+        <w:pStyle w:val="BodyText"/>
+      </w:pPr>
+      <w:r>
+        <w:t xml:space="preserve">포트는 기존과 겹치지 않게</w:t>
+      </w:r>
+      <w:r>
+        <w:t xml:space="preserve"> </w:t>
+      </w:r>
+      <w:r>
+        <w:rPr>
+          <w:rStyle w:val="VerbatimChar"/>
+        </w:rPr>
+        <w:t xml:space="preserve">8801</w:t>
+      </w:r>
+      <w:r>
+        <w:t xml:space="preserve">을 쓴다 (web-dashboard</w:t>
+      </w:r>
+      <w:r>
+        <w:t xml:space="preserve"> </w:t>
+      </w:r>
+      <w:r>
+        <w:rPr>
+          <w:rStyle w:val="VerbatimChar"/>
+        </w:rPr>
+        <w:t xml:space="preserve">5173</w:t>
+      </w:r>
+      <w:r>
+        <w:t xml:space="preserve">·</w:t>
+      </w:r>
+      <w:r>
+        <w:rPr>
+          <w:rStyle w:val="VerbatimChar"/>
+        </w:rPr>
+        <w:t xml:space="preserve">8787~8788</w:t>
+      </w:r>
+      <w:r>
+        <w:t xml:space="preserve">, viz</w:t>
+      </w:r>
+      <w:r>
+        <w:t xml:space="preserve"> </w:t>
+      </w:r>
+      <w:r>
+        <w:rPr>
+          <w:rStyle w:val="VerbatimChar"/>
+        </w:rPr>
+        <w:t xml:space="preserve">5174</w:t>
+      </w:r>
+      <w:r>
+        <w:t xml:space="preserve">,</w:t>
+      </w:r>
+      <w:r>
+        <w:t xml:space="preserve"> </w:t>
+      </w:r>
+      <w:r>
+        <w:t xml:space="preserve">목 게이트웨이</w:t>
+      </w:r>
+      <w:r>
+        <w:t xml:space="preserve"> </w:t>
+      </w:r>
+      <w:r>
+        <w:rPr>
+          <w:rStyle w:val="VerbatimChar"/>
+        </w:rPr>
+        <w:t xml:space="preserve">8790</w:t>
+      </w:r>
+      <w:r>
+        <w:t xml:space="preserve">, stt-lab</w:t>
+      </w:r>
+      <w:r>
+        <w:t xml:space="preserve"> </w:t>
+      </w:r>
+      <w:r>
+        <w:rPr>
+          <w:rStyle w:val="VerbatimChar"/>
+        </w:rPr>
+        <w:t xml:space="preserve">8799</w:t>
+      </w:r>
+      <w:r>
+        <w:t xml:space="preserve">).</w:t>
+      </w:r>
+    </w:p>
+    <w:p>
+      <w:pPr>
+        <w:pStyle w:val="Heading2"/>
+      </w:pPr>
+      <w:bookmarkStart w:id="42" w:name="엔드포인트를-하나로-묶어-둔-이유"/>
+      <w:r>
+        <w:t xml:space="preserve">8-2. 엔드포인트를 하나로 묶어 둔 이유</w:t>
+      </w:r>
+      <w:bookmarkEnd w:id="42"/>
+    </w:p>
+    <w:p>
+      <w:pPr>
+        <w:pStyle w:val="FirstParagraph"/>
+      </w:pPr>
+      <w:r>
+        <w:rPr>
+          <w:rStyle w:val="VerbatimChar"/>
+        </w:rPr>
+        <w:t xml:space="preserve">stt-lab/server/main.py</w:t>
+      </w:r>
+      <w:r>
+        <w:t xml:space="preserve">에는 라우팅이 8개 있다(</w:t>
+      </w:r>
+      <w:r>
+        <w:rPr>
+          <w:rStyle w:val="VerbatimChar"/>
+        </w:rPr>
+        <w:t xml:space="preserve">/api/score</w:t>
+      </w:r>
+      <w:r>
+        <w:t xml:space="preserve">·</w:t>
+      </w:r>
+      <w:r>
+        <w:rPr>
+          <w:rStyle w:val="VerbatimChar"/>
+        </w:rPr>
+        <w:t xml:space="preserve">/api/runs</w:t>
+      </w:r>
+      <w:r>
+        <w:t xml:space="preserve">·</w:t>
+      </w:r>
+      <w:r>
+        <w:rPr>
+          <w:rStyle w:val="VerbatimChar"/>
+        </w:rPr>
+        <w:t xml:space="preserve">/api/presets</w:t>
+      </w:r>
+      <w:r>
+        <w:t xml:space="preserve">·</w:t>
+      </w:r>
+      <w:r>
+        <w:t xml:space="preserve"> </w:t>
+      </w:r>
+      <w:r>
+        <w:t xml:space="preserve">CSV·정적 서빙 …). 그건</w:t>
+      </w:r>
+      <w:r>
+        <w:t xml:space="preserve"> </w:t>
+      </w:r>
+      <w:r>
+        <w:rPr>
+          <w:b/>
+        </w:rPr>
+        <w:t xml:space="preserve">모델을 비교하는 하네스에 필요한 면</w:t>
+      </w:r>
+      <w:r>
+        <w:t xml:space="preserve">이지 운영 화면에 있을 것이 아니다.</w:t>
+      </w:r>
+      <w:r>
+        <w:t xml:space="preserve"> </w:t>
+      </w:r>
+      <w:r>
+        <w:t xml:space="preserve">운영 서비스는</w:t>
+      </w:r>
+      <w:r>
+        <w:t xml:space="preserve"> </w:t>
+      </w:r>
+      <w:r>
+        <w:rPr>
+          <w:rStyle w:val="VerbatimChar"/>
+        </w:rPr>
+        <w:t xml:space="preserve">POST /stt/transcribe</w:t>
+      </w:r>
+      <w:r>
+        <w:t xml:space="preserve"> </w:t>
+      </w:r>
+      <w:r>
+        <w:t xml:space="preserve">하나만 갖는다.</w:t>
+      </w:r>
+    </w:p>
+    <w:p>
+      <w:pPr>
+        <w:pStyle w:val="BodyText"/>
+      </w:pPr>
+      <w:r>
+        <w:t xml:space="preserve">헬스 체크 엔드포인트도 두지 않았다. 살아 있는지는 같은 경로에 GET을 던져 확인한다 —</w:t>
+      </w:r>
+      <w:r>
+        <w:t xml:space="preserve"> </w:t>
+      </w:r>
+      <w:r>
+        <w:rPr>
+          <w:b/>
+        </w:rPr>
+        <w:t xml:space="preserve">응답이 오면(405) 프로세스가 살아 있다는 뜻</w:t>
+      </w:r>
+      <w:r>
+        <w:t xml:space="preserve">이고, 네트워크 자체가 실패하면 꺼져 있다는 뜻이다.</w:t>
+      </w:r>
+      <w:r>
+        <w:t xml:space="preserve"> </w:t>
+      </w:r>
+      <w:r>
+        <w:t xml:space="preserve">면을 하나로 유지하는 쪽이 stt-lab이 8개로 불어난 길을 다시 밟지 않는 데 낫다고 봤다.</w:t>
+      </w:r>
+    </w:p>
+    <w:p>
+      <w:pPr>
+        <w:pStyle w:val="Heading2"/>
+      </w:pPr>
+      <w:bookmarkStart w:id="43" w:name="가시화가-stt를-보는-면"/>
+      <w:r>
+        <w:t xml:space="preserve">8-3. 가시화가 STT를 보는 면</w:t>
+      </w:r>
+      <w:bookmarkEnd w:id="43"/>
+    </w:p>
+    <w:p>
+      <w:pPr>
+        <w:pStyle w:val="SourceCode"/>
+      </w:pPr>
+      <w:r>
+        <w:rPr>
+          <w:rStyle w:val="VerbatimChar"/>
+        </w:rPr>
+        <w:t xml:space="preserve">화면 (views/UtterancePanel.tsx)</w:t>
+      </w:r>
+      <w:r>
+        <w:br/>
+      </w:r>
+      <w:r>
+        <w:rPr>
+          <w:rStyle w:val="VerbatimChar"/>
+        </w:rPr>
+        <w:t xml:space="preserve">  └ src/stt/          ← 여기가 유일한 면이다</w:t>
+      </w:r>
+      <w:r>
+        <w:br/>
+      </w:r>
+      <w:r>
+        <w:rPr>
+          <w:rStyle w:val="VerbatimChar"/>
+        </w:rPr>
+        <w:t xml:space="preserve">      ├ SttClient.ts   transcribe(blob) → SttResult. 이 밖에서 fetch로 STT를 부르지 않는다</w:t>
+      </w:r>
+      <w:r>
+        <w:br/>
+      </w:r>
+      <w:r>
+        <w:rPr>
+          <w:rStyle w:val="VerbatimChar"/>
+        </w:rPr>
+        <w:t xml:space="preserve">      ├ types.ts       서비스 응답 그대로. 수치를 요약하지 않는다</w:t>
+      </w:r>
+      <w:r>
+        <w:br/>
+      </w:r>
+      <w:r>
+        <w:rPr>
+          <w:rStyle w:val="VerbatimChar"/>
+        </w:rPr>
+        <w:t xml:space="preserve">      ├ confidence.ts  임계 판정 한 곳. 잠정값과 "실측 미완" 표시</w:t>
+      </w:r>
+      <w:r>
+        <w:br/>
+      </w:r>
+      <w:r>
+        <w:rPr>
+          <w:rStyle w:val="VerbatimChar"/>
+        </w:rPr>
+        <w:t xml:space="preserve">      └ availability.ts 서비스가 없을 때 무엇이 꺼지고 무엇이 남는가</w:t>
+      </w:r>
+    </w:p>
+    <w:p>
+      <w:pPr>
+        <w:pStyle w:val="FirstParagraph"/>
+      </w:pPr>
+      <w:r>
+        <w:t xml:space="preserve">서비스가 워커나 WASM으로 바뀌어도 갈아끼우는 곳이</w:t>
+      </w:r>
+      <w:r>
+        <w:t xml:space="preserve"> </w:t>
+      </w:r>
+      <w:r>
+        <w:rPr>
+          <w:rStyle w:val="VerbatimChar"/>
+        </w:rPr>
+        <w:t xml:space="preserve">src/stt/</w:t>
+      </w:r>
+      <w:r>
+        <w:t xml:space="preserve"> </w:t>
+      </w:r>
+      <w:r>
+        <w:t xml:space="preserve">하나가 되게 하기 위한 경계다.</w:t>
+      </w:r>
+      <w:r>
+        <w:t xml:space="preserve"> </w:t>
+      </w:r>
+      <w:r>
+        <w:rPr>
+          <w:rStyle w:val="VerbatimChar"/>
+        </w:rPr>
+        <w:t xml:space="preserve">verify:no-stt</w:t>
+      </w:r>
+      <w:r>
+        <w:t xml:space="preserve">가</w:t>
+      </w:r>
+      <w:r>
+        <w:t xml:space="preserve"> </w:t>
+      </w:r>
+      <w:r>
+        <w:t xml:space="preserve">“</w:t>
+      </w:r>
+      <w:r>
+        <w:t xml:space="preserve">STT를 부르는</w:t>
+      </w:r>
+      <w:r>
+        <w:t xml:space="preserve"> </w:t>
+      </w:r>
+      <w:r>
+        <w:rPr>
+          <w:rStyle w:val="VerbatimChar"/>
+        </w:rPr>
+        <w:t xml:space="preserve">fetch</w:t>
+      </w:r>
+      <w:r>
+        <w:t xml:space="preserve">가</w:t>
+      </w:r>
+      <w:r>
+        <w:t xml:space="preserve"> </w:t>
+      </w:r>
+      <w:r>
+        <w:rPr>
+          <w:rStyle w:val="VerbatimChar"/>
+        </w:rPr>
+        <w:t xml:space="preserve">SttClient.ts</w:t>
+      </w:r>
+      <w:r>
+        <w:t xml:space="preserve"> </w:t>
+      </w:r>
+      <w:r>
+        <w:t xml:space="preserve">밖에 있는가</w:t>
+      </w:r>
+      <w:r>
+        <w:t xml:space="preserve">”</w:t>
+      </w:r>
+      <w:r>
+        <w:t xml:space="preserve">를 함께 검사한다.</w:t>
+      </w:r>
+    </w:p>
+    <w:p>
+      <w:pPr>
+        <w:pStyle w:val="BodyText"/>
+      </w:pPr>
+      <w:r>
+        <w:rPr>
+          <w:rStyle w:val="VerbatimChar"/>
+        </w:rPr>
+        <w:t xml:space="preserve">src/stt/</w:t>
+      </w:r>
+      <w:r>
+        <w:t xml:space="preserve">는 셸이나 다른 탭을 import 하지 않는다 — 끌어오면 탭① 단독 빌드가 깨지고</w:t>
+      </w:r>
+      <w:r>
+        <w:t xml:space="preserve"> </w:t>
+      </w:r>
+      <w:r>
+        <w:rPr>
+          <w:rStyle w:val="VerbatimChar"/>
+        </w:rPr>
+        <w:t xml:space="preserve">verify:standalone</w:t>
+      </w:r>
+      <w:r>
+        <w:t xml:space="preserve">이 잡는다.</w:t>
+      </w:r>
+    </w:p>
+    <w:p>
+      <w:pPr>
+        <w:pStyle w:val="Heading2"/>
+      </w:pPr>
+      <w:bookmarkStart w:id="44" w:name="신뢰도를-하나의-숫자로-만들지-않는다"/>
+      <w:r>
+        <w:t xml:space="preserve">8-4. 신뢰도를 하나의 숫자로 만들지 않는다</w:t>
+      </w:r>
+      <w:bookmarkEnd w:id="44"/>
+    </w:p>
+    <w:p>
+      <w:pPr>
+        <w:pStyle w:val="FirstParagraph"/>
+      </w:pPr>
+      <w:r>
+        <w:t xml:space="preserve">Whisper는 명령 수락 여부를 바로 정할 단일 confidence를 주지 않는다.</w:t>
+      </w:r>
+      <w:r>
+        <w:t xml:space="preserve"> </w:t>
+      </w:r>
+      <w:r>
+        <w:rPr>
+          <w:rStyle w:val="VerbatimChar"/>
+        </w:rPr>
+        <w:t xml:space="preserve">avg_logprob</w:t>
+      </w:r>
+      <w:r>
+        <w:t xml:space="preserve">·</w:t>
+      </w:r>
+      <w:r>
+        <w:rPr>
+          <w:rStyle w:val="VerbatimChar"/>
+        </w:rPr>
+        <w:t xml:space="preserve">no_speech_prob</w:t>
+      </w:r>
+      <w:r>
+        <w:t xml:space="preserve">·평균 단어 확률을</w:t>
+      </w:r>
+      <w:r>
+        <w:t xml:space="preserve"> </w:t>
+      </w:r>
+      <w:r>
+        <w:rPr>
+          <w:b/>
+        </w:rPr>
+        <w:t xml:space="preserve">각각 그대로</w:t>
+      </w:r>
+      <w:r>
+        <w:t xml:space="preserve"> </w:t>
+      </w:r>
+      <w:r>
+        <w:t xml:space="preserve">들고 다닌다.</w:t>
+      </w:r>
+      <w:r>
+        <w:t xml:space="preserve"> </w:t>
+      </w:r>
+      <w:r>
+        <w:t xml:space="preserve">셋을 임의 가중합해 0~1 점수 하나로 뭉개면 판정 코드는 짧아지지만</w:t>
+      </w:r>
+      <w:r>
+        <w:t xml:space="preserve"> </w:t>
+      </w:r>
+      <w:r>
+        <w:rPr>
+          <w:b/>
+        </w:rPr>
+        <w:t xml:space="preserve">임계를 실측할 근거가 사라진다</w:t>
+      </w:r>
+      <w:r>
+        <w:t xml:space="preserve"> </w:t>
+      </w:r>
+      <w:r>
+        <w:t xml:space="preserve">— 어느 수치가 걸렀는지 알 수 없고, 가중치 자체가</w:t>
+      </w:r>
+      <w:r>
+        <w:t xml:space="preserve"> </w:t>
+      </w:r>
+      <w:r>
+        <w:t xml:space="preserve">또 하나의 미확정 값이 되기 때문이다.</w:t>
+      </w:r>
+    </w:p>
+    <w:p>
+      <w:pPr>
+        <w:pStyle w:val="BodyText"/>
+      </w:pPr>
+      <w:r>
+        <w:rPr>
+          <w:b/>
+        </w:rPr>
+        <w:t xml:space="preserve">임계값은 아직 정하지 않았다.</w:t>
+      </w:r>
+      <w:r>
+        <w:t xml:space="preserve"> </w:t>
+      </w:r>
+      <w:r>
+        <w:rPr>
+          <w:rStyle w:val="VerbatimChar"/>
+        </w:rPr>
+        <w:t xml:space="preserve">confidence.ts</w:t>
+      </w:r>
+      <w:r>
+        <w:t xml:space="preserve">에 들어 있는 값은 잠정이고 화면에도</w:t>
+      </w:r>
+      <w:r>
+        <w:t xml:space="preserve"> </w:t>
+      </w:r>
+      <w:r>
+        <w:t xml:space="preserve">“</w:t>
+      </w:r>
+      <w:r>
+        <w:t xml:space="preserve">잠정 — 실측 미완</w:t>
+      </w:r>
+      <w:r>
+        <w:t xml:space="preserve">”</w:t>
+      </w:r>
+      <w:r>
+        <w:t xml:space="preserve">이라고 적혀 있다. 판정이 일어나는 지점만 만들어 두고, 값은 실측 후</w:t>
+      </w:r>
+      <w:r>
+        <w:t xml:space="preserve"> </w:t>
+      </w:r>
+      <w:r>
+        <w:t xml:space="preserve">그 파일 하나만 고치면 되게 뺐다. 근거는</w:t>
+      </w:r>
+      <w:r>
+        <w:t xml:space="preserve"> </w:t>
+      </w:r>
+      <w:r>
+        <w:rPr>
+          <w:rStyle w:val="VerbatimChar"/>
+        </w:rPr>
+        <w:t xml:space="preserve">reports/2026-08-28_1620_STT이식.md</w:t>
+      </w:r>
+      <w:r>
+        <w:t xml:space="preserve">에 있다.</w:t>
+      </w:r>
+    </w:p>
+    <w:p>
+      <w:pPr>
+        <w:pStyle w:val="BodyText"/>
+      </w:pPr>
+      <w:r>
+        <w:rPr>
+          <w:b/>
+        </w:rPr>
+        <w:t xml:space="preserve">이 지점에서 계약과 충돌한다.</w:t>
+      </w:r>
+      <w:r>
+        <w:t xml:space="preserve"> </w:t>
+      </w:r>
+      <w:r>
+        <w:rPr>
+          <w:rStyle w:val="VerbatimChar"/>
+        </w:rPr>
+        <w:t xml:space="preserve">contracts/mission.schema.json</w:t>
+      </w:r>
+      <w:r>
+        <w:t xml:space="preserve">의</w:t>
+      </w:r>
+      <w:r>
+        <w:t xml:space="preserve"> </w:t>
+      </w:r>
+      <w:r>
+        <w:rPr>
+          <w:rStyle w:val="VerbatimChar"/>
+        </w:rPr>
+        <w:t xml:space="preserve">utterance.confidence</w:t>
+      </w:r>
+      <w:r>
+        <w:t xml:space="preserve">는</w:t>
+      </w:r>
+      <w:r>
+        <w:t xml:space="preserve"> </w:t>
+      </w:r>
+      <w:r>
+        <w:t xml:space="preserve">0~1 숫자 하나이고</w:t>
+      </w:r>
+      <w:r>
+        <w:t xml:space="preserve"> </w:t>
+      </w:r>
+      <w:r>
+        <w:rPr>
+          <w:rStyle w:val="VerbatimChar"/>
+        </w:rPr>
+        <w:t xml:space="preserve">additionalProperties: false</w:t>
+      </w:r>
+      <w:r>
+        <w:t xml:space="preserve">라 세 수치를 필드로 더 넣을 수도 없다.</w:t>
+      </w:r>
+      <w:r>
+        <w:t xml:space="preserve"> </w:t>
+      </w:r>
+      <w:r>
+        <w:t xml:space="preserve">0단계 합의 사항이라 혼자 바꾸지 않았다 — 세 가지 안과 근거는 위 보고서에 있다.</w:t>
+      </w:r>
+    </w:p>
+    <w:p>
+      <w:pPr>
+        <w:pStyle w:val="Heading2"/>
+      </w:pPr>
+      <w:bookmarkStart w:id="45" w:name="stt가-없어도-화면은-뜬다"/>
+      <w:r>
+        <w:t xml:space="preserve">8-5. STT가 없어도 화면은 뜬다</w:t>
+      </w:r>
+      <w:bookmarkEnd w:id="45"/>
+    </w:p>
+    <w:p>
+      <w:pPr>
+        <w:pStyle w:val="FirstParagraph"/>
+      </w:pPr>
+      <w:r>
+        <w:t xml:space="preserve">서비스가 꺼져 있거나 무응답이면</w:t>
+      </w:r>
+      <w:r>
+        <w:t xml:space="preserve"> </w:t>
+      </w:r>
+      <w:r>
+        <w:rPr>
+          <w:b/>
+        </w:rPr>
+        <w:t xml:space="preserve">그 기능만 비활성화하고 수동 텍스트 입력 경로를 남긴다</w:t>
+      </w:r>
+      <w:r>
+        <w:t xml:space="preserve"> </w:t>
+      </w:r>
+      <w:r>
+        <w:t xml:space="preserve">(</w:t>
+      </w:r>
+      <w:r>
+        <w:rPr>
+          <w:rStyle w:val="VerbatimChar"/>
+        </w:rPr>
+        <w:t xml:space="preserve">VZ-C-02</w:t>
+      </w:r>
+      <w:r>
+        <w:t xml:space="preserve">·</w:t>
+      </w:r>
+      <w:r>
+        <w:rPr>
+          <w:rStyle w:val="VerbatimChar"/>
+        </w:rPr>
+        <w:t xml:space="preserve">VZ-G-01</w:t>
+      </w:r>
+      <w:r>
+        <w:t xml:space="preserve">). 화면 전체가 죽거나 무한 로딩에 걸리지 않는다.</w:t>
+      </w:r>
+      <w:r>
+        <w:t xml:space="preserve"> </w:t>
+      </w:r>
+      <w:r>
+        <w:rPr>
+          <w:rStyle w:val="VerbatimChar"/>
+        </w:rPr>
+        <w:t xml:space="preserve">npm run dev</w:t>
+      </w:r>
+      <w:r>
+        <w:t xml:space="preserve">도 STT가 안 떠도 나머지를 그대로 띄운다.</w:t>
+      </w:r>
+    </w:p>
+    <w:p>
+      <w:pPr>
+        <w:pStyle w:val="BodyText"/>
+      </w:pPr>
+      <w:r>
+        <w:t xml:space="preserve">이 판단을 화면 컴포넌트 안에 조건문으로 흩어 놓지 않고</w:t>
+      </w:r>
+      <w:r>
+        <w:t xml:space="preserve"> </w:t>
+      </w:r>
+      <w:r>
+        <w:rPr>
+          <w:rStyle w:val="VerbatimChar"/>
+        </w:rPr>
+        <w:t xml:space="preserve">stt/availability.ts</w:t>
+      </w:r>
+      <w:r>
+        <w:t xml:space="preserve">의 순수 함수</w:t>
+      </w:r>
+      <w:r>
+        <w:t xml:space="preserve"> </w:t>
+      </w:r>
+      <w:r>
+        <w:t xml:space="preserve">하나로 뽑아 둔 이유는, 나중에 누가 조건 하나를 넓히면서 수동 입력까지 같이 잠가도</w:t>
+      </w:r>
+      <w:r>
+        <w:t xml:space="preserve"> </w:t>
+      </w:r>
+      <w:r>
+        <w:t xml:space="preserve">아무도 모르기 때문이다.</w:t>
+      </w:r>
+      <w:r>
+        <w:t xml:space="preserve"> </w:t>
+      </w:r>
+      <w:r>
+        <w:rPr>
+          <w:rStyle w:val="VerbatimChar"/>
+        </w:rPr>
+        <w:t xml:space="preserve">verify:no-stt</w:t>
+      </w:r>
+      <w:r>
+        <w:t xml:space="preserve">가 그 함수를 실제로 불러 검사한다.</w:t>
+      </w:r>
+    </w:p>
+    <w:p>
+      <w:pPr>
+        <w:pStyle w:val="Heading2"/>
+      </w:pPr>
+      <w:bookmarkStart w:id="46" w:name="명령-출구는-여전히-하나다"/>
+      <w:r>
+        <w:t xml:space="preserve">8-6. 명령 출구는 여전히 하나다</w:t>
+      </w:r>
+      <w:bookmarkEnd w:id="46"/>
+    </w:p>
+    <w:p>
+      <w:pPr>
+        <w:pStyle w:val="FirstParagraph"/>
+      </w:pPr>
+      <w:r>
+        <w:t xml:space="preserve">음성으로 발행되는 명령도</w:t>
+      </w:r>
+      <w:r>
+        <w:t xml:space="preserve"> </w:t>
+      </w:r>
+      <w:r>
+        <w:rPr>
+          <w:rStyle w:val="VerbatimChar"/>
+        </w:rPr>
+        <w:t xml:space="preserve">shared/commandEgress.ts</w:t>
+      </w:r>
+      <w:r>
+        <w:t xml:space="preserve">의</w:t>
+      </w:r>
+      <w:r>
+        <w:t xml:space="preserve"> </w:t>
+      </w:r>
+      <w:r>
+        <w:rPr>
+          <w:rStyle w:val="VerbatimChar"/>
+        </w:rPr>
+        <w:t xml:space="preserve">issueCommand()</w:t>
+      </w:r>
+      <w:r>
+        <w:t xml:space="preserve">를 거친다.</w:t>
+      </w:r>
+      <w:r>
+        <w:t xml:space="preserve"> </w:t>
+      </w:r>
+      <w:r>
+        <w:rPr>
+          <w:b/>
+        </w:rPr>
+        <w:t xml:space="preserve">달라지는 것은 경로가 아니라 감사 필드다</w:t>
+      </w:r>
+      <w:r>
+        <w:t xml:space="preserve"> </w:t>
+      </w:r>
+      <w:r>
+        <w:t xml:space="preserve">(</w:t>
+      </w:r>
+      <w:r>
+        <w:rPr>
+          <w:rStyle w:val="VerbatimChar"/>
+        </w:rPr>
+        <w:t xml:space="preserve">REQ-1305</w:t>
+      </w:r>
+      <w:r>
+        <w:t xml:space="preserve">).</w:t>
+      </w:r>
+    </w:p>
+    <w:p>
+      <w:pPr>
+        <w:pStyle w:val="SourceCode"/>
+      </w:pPr>
+      <w:r>
+        <w:rPr>
+          <w:rStyle w:val="NormalTok"/>
+        </w:rPr>
+        <w:t xml:space="preserve">audit</w:t>
+      </w:r>
+      <w:r>
+        <w:rPr>
+          <w:rStyle w:val="OperatorTok"/>
+        </w:rPr>
+        <w:t xml:space="preserve">:</w:t>
+      </w:r>
+      <w:r>
+        <w:rPr>
+          <w:rStyle w:val="NormalTok"/>
+        </w:rPr>
+        <w:t xml:space="preserve"> {</w:t>
+      </w:r>
+      <w:r>
+        <w:br/>
+      </w:r>
+      <w:r>
+        <w:rPr>
+          <w:rStyle w:val="NormalTok"/>
+        </w:rPr>
+        <w:t xml:space="preserve">  produced_by</w:t>
+      </w:r>
+      <w:r>
+        <w:rPr>
+          <w:rStyle w:val="OperatorTok"/>
+        </w:rPr>
+        <w:t xml:space="preserve">:</w:t>
+      </w:r>
+      <w:r>
+        <w:rPr>
+          <w:rStyle w:val="NormalTok"/>
+        </w:rPr>
+        <w:t xml:space="preserve"> </w:t>
+      </w:r>
+      <w:r>
+        <w:rPr>
+          <w:rStyle w:val="StringTok"/>
+        </w:rPr>
+        <w:t xml:space="preserve">'human'</w:t>
+      </w:r>
+      <w:r>
+        <w:rPr>
+          <w:rStyle w:val="OperatorTok"/>
+        </w:rPr>
+        <w:t xml:space="preserve">,</w:t>
+      </w:r>
+      <w:r>
+        <w:br/>
+      </w:r>
+      <w:r>
+        <w:rPr>
+          <w:rStyle w:val="NormalTok"/>
+        </w:rPr>
+        <w:t xml:space="preserve">  input_modality</w:t>
+      </w:r>
+      <w:r>
+        <w:rPr>
+          <w:rStyle w:val="OperatorTok"/>
+        </w:rPr>
+        <w:t xml:space="preserve">:</w:t>
+      </w:r>
+      <w:r>
+        <w:rPr>
+          <w:rStyle w:val="NormalTok"/>
+        </w:rPr>
+        <w:t xml:space="preserve"> </w:t>
+      </w:r>
+      <w:r>
+        <w:rPr>
+          <w:rStyle w:val="StringTok"/>
+        </w:rPr>
+        <w:t xml:space="preserve">'pointer'</w:t>
+      </w:r>
+      <w:r>
+        <w:rPr>
+          <w:rStyle w:val="NormalTok"/>
+        </w:rPr>
+        <w:t xml:space="preserve"> </w:t>
+      </w:r>
+      <w:r>
+        <w:rPr>
+          <w:rStyle w:val="OperatorTok"/>
+        </w:rPr>
+        <w:t xml:space="preserve">|</w:t>
+      </w:r>
+      <w:r>
+        <w:rPr>
+          <w:rStyle w:val="NormalTok"/>
+        </w:rPr>
+        <w:t xml:space="preserve"> </w:t>
+      </w:r>
+      <w:r>
+        <w:rPr>
+          <w:rStyle w:val="StringTok"/>
+        </w:rPr>
+        <w:t xml:space="preserve">'voice'</w:t>
+      </w:r>
+      <w:r>
+        <w:rPr>
+          <w:rStyle w:val="OperatorTok"/>
+        </w:rPr>
+        <w:t xml:space="preserve">,</w:t>
+      </w:r>
+      <w:r>
+        <w:br/>
+      </w:r>
+      <w:r>
+        <w:rPr>
+          <w:rStyle w:val="NormalTok"/>
+        </w:rPr>
+        <w:t xml:space="preserve">  voice</w:t>
+      </w:r>
+      <w:r>
+        <w:rPr>
+          <w:rStyle w:val="OperatorTok"/>
+        </w:rPr>
+        <w:t xml:space="preserve">?:</w:t>
+      </w:r>
+      <w:r>
+        <w:rPr>
+          <w:rStyle w:val="NormalTok"/>
+        </w:rPr>
+        <w:t xml:space="preserve"> { transcript</w:t>
+      </w:r>
+      <w:r>
+        <w:rPr>
+          <w:rStyle w:val="OperatorTok"/>
+        </w:rPr>
+        <w:t xml:space="preserve">,</w:t>
+      </w:r>
+      <w:r>
+        <w:rPr>
+          <w:rStyle w:val="NormalTok"/>
+        </w:rPr>
+        <w:t xml:space="preserve"> transcript_edited</w:t>
+      </w:r>
+      <w:r>
+        <w:rPr>
+          <w:rStyle w:val="OperatorTok"/>
+        </w:rPr>
+        <w:t xml:space="preserve">,</w:t>
+      </w:r>
+      <w:r>
+        <w:rPr>
+          <w:rStyle w:val="NormalTok"/>
+        </w:rPr>
+        <w:t xml:space="preserve"> avg_logprob</w:t>
+      </w:r>
+      <w:r>
+        <w:rPr>
+          <w:rStyle w:val="OperatorTok"/>
+        </w:rPr>
+        <w:t xml:space="preserve">,</w:t>
+      </w:r>
+      <w:r>
+        <w:rPr>
+          <w:rStyle w:val="NormalTok"/>
+        </w:rPr>
+        <w:t xml:space="preserve"> no_speech_prob</w:t>
+      </w:r>
+      <w:r>
+        <w:rPr>
+          <w:rStyle w:val="OperatorTok"/>
+        </w:rPr>
+        <w:t xml:space="preserve">,</w:t>
+      </w:r>
+      <w:r>
+        <w:br/>
+      </w:r>
+      <w:r>
+        <w:rPr>
+          <w:rStyle w:val="NormalTok"/>
+        </w:rPr>
+        <w:t xml:space="preserve">            mean_word_prob</w:t>
+      </w:r>
+      <w:r>
+        <w:rPr>
+          <w:rStyle w:val="OperatorTok"/>
+        </w:rPr>
+        <w:t xml:space="preserve">,</w:t>
+      </w:r>
+      <w:r>
+        <w:rPr>
+          <w:rStyle w:val="NormalTok"/>
+        </w:rPr>
+        <w:t xml:space="preserve"> engine</w:t>
+      </w:r>
+      <w:r>
+        <w:rPr>
+          <w:rStyle w:val="OperatorTok"/>
+        </w:rPr>
+        <w:t xml:space="preserve">,</w:t>
+      </w:r>
+      <w:r>
+        <w:rPr>
+          <w:rStyle w:val="NormalTok"/>
+        </w:rPr>
+        <w:t xml:space="preserve"> model</w:t>
+      </w:r>
+      <w:r>
+        <w:rPr>
+          <w:rStyle w:val="OperatorTok"/>
+        </w:rPr>
+        <w:t xml:space="preserve">,</w:t>
+      </w:r>
+      <w:r>
+        <w:rPr>
+          <w:rStyle w:val="NormalTok"/>
+        </w:rPr>
+        <w:t xml:space="preserve"> audio_ref }</w:t>
+      </w:r>
+      <w:r>
+        <w:rPr>
+          <w:rStyle w:val="OperatorTok"/>
+        </w:rPr>
+        <w:t xml:space="preserve">,</w:t>
+      </w:r>
+      <w:r>
+        <w:br/>
+      </w:r>
+      <w:r>
+        <w:rPr>
+          <w:rStyle w:val="NormalTok"/>
+        </w:rPr>
+        <w:t xml:space="preserve">}</w:t>
+      </w:r>
+    </w:p>
+    <w:p>
+      <w:pPr>
+        <w:pStyle w:val="FirstParagraph"/>
+      </w:pPr>
+      <w:r>
+        <w:rPr>
+          <w:rStyle w:val="VerbatimChar"/>
+        </w:rPr>
+        <w:t xml:space="preserve">transcript</w:t>
       </w:r>
       <w:r>
         <w:t xml:space="preserve">와</w:t>
@@ -5797,105 +7157,148 @@
       </w:r>
       <w:r>
         <w:rPr>
-          <w:b/>
-        </w:rPr>
-        <w:t xml:space="preserve">포트를 겹치지 않게</w:t>
-      </w:r>
-      <w:r>
-        <w:t xml:space="preserve"> </w:t>
-      </w:r>
-      <w:r>
-        <w:t xml:space="preserve">잡는다. 둘을 동시에 띄워 비교할 수 있어야 한다.</w:t>
-      </w:r>
-    </w:p>
-    <w:p>
-      <w:pPr>
-        <w:pStyle w:val="Heading2"/>
-      </w:pPr>
-      <w:bookmarkStart w:id="42" w:name="hci-팀원-전달"/>
-      <w:r>
-        <w:t xml:space="preserve">8-2. HCI 팀원 전달</w:t>
-      </w:r>
-      <w:bookmarkEnd w:id="42"/>
-    </w:p>
-    <w:p>
-      <w:pPr>
-        <w:pStyle w:val="FirstParagraph"/>
-      </w:pPr>
-      <w:r>
-        <w:rPr>
-          <w:rStyle w:val="VerbatimChar"/>
-        </w:rPr>
-        <w:t xml:space="preserve">npm run build</w:t>
-      </w:r>
-      <w:r>
-        <w:t xml:space="preserve"> </w:t>
-      </w:r>
-      <w:r>
-        <w:t xml:space="preserve">결과를 정적 파일로 내보내 링크로 전달한다.</w:t>
-      </w:r>
-      <w:r>
-        <w:t xml:space="preserve"> </w:t>
-      </w:r>
-      <w:r>
-        <w:t xml:space="preserve">목 게이트웨이가 없으면 화면이 비므로,</w:t>
-      </w:r>
-      <w:r>
-        <w:t xml:space="preserve"> </w:t>
-      </w:r>
-      <w:r>
-        <w:rPr>
-          <w:b/>
-        </w:rPr>
-        <w:t xml:space="preserve">1단계 초안에는 목 데이터를 파일로 내장</w:t>
-      </w:r>
-      <w:r>
-        <w:t xml:space="preserve">해</w:t>
-      </w:r>
-      <w:r>
-        <w:t xml:space="preserve"> </w:t>
-      </w:r>
-      <w:r>
-        <w:t xml:space="preserve">서버 없이도 열리게 만든다. 전달 마찰을 없애는 것이 목적이다.</w:t>
-      </w:r>
-    </w:p>
-    <w:p>
-      <w:pPr>
-        <w:pStyle w:val="Heading2"/>
-      </w:pPr>
-      <w:bookmarkStart w:id="43" w:name="실험-서버"/>
-      <w:r>
-        <w:t xml:space="preserve">8-3. 실험 서버</w:t>
-      </w:r>
-      <w:bookmarkEnd w:id="43"/>
-    </w:p>
-    <w:p>
-      <w:pPr>
-        <w:pStyle w:val="FirstParagraph"/>
-      </w:pPr>
-      <w:r>
-        <w:t xml:space="preserve">회의록 §5의 WSL2 + Claude Code +</w:t>
-      </w:r>
-      <w:r>
-        <w:t xml:space="preserve"> </w:t>
-      </w:r>
-      <w:r>
-        <w:rPr>
-          <w:rStyle w:val="VerbatimChar"/>
-        </w:rPr>
-        <w:t xml:space="preserve">claude rc</w:t>
-      </w:r>
-      <w:r>
-        <w:t xml:space="preserve"> </w:t>
-      </w:r>
-      <w:r>
-        <w:t xml:space="preserve">세팅으로 연구실 PC를 실험 서버로 쓴다.</w:t>
-      </w:r>
-      <w:r>
-        <w:t xml:space="preserve"> </w:t>
-      </w:r>
-      <w:r>
-        <w:t xml:space="preserve">결함 주입 60건 자동 실행이 여기서 돈다.</w:t>
+          <w:rStyle w:val="VerbatimChar"/>
+        </w:rPr>
+        <w:t xml:space="preserve">transcript_edited</w:t>
+      </w:r>
+      <w:r>
+        <w:t xml:space="preserve">를</w:t>
+      </w:r>
+      <w:r>
+        <w:t xml:space="preserve"> </w:t>
+      </w:r>
+      <w:r>
+        <w:rPr>
+          <w:b/>
+        </w:rPr>
+        <w:t xml:space="preserve">둘 다</w:t>
+      </w:r>
+      <w:r>
+        <w:t xml:space="preserve"> </w:t>
+      </w:r>
+      <w:r>
+        <w:t xml:space="preserve">남긴다. 원문만 남기면 사람이 고친 오인식을</w:t>
+      </w:r>
+      <w:r>
+        <w:t xml:space="preserve"> </w:t>
+      </w:r>
+      <w:r>
+        <w:t xml:space="preserve">놓치고, 수정본만 남기면 STT 성능을 나중에 평가할 수 없다.</w:t>
+      </w:r>
+    </w:p>
+    <w:p>
+      <w:pPr>
+        <w:pStyle w:val="BodyText"/>
+      </w:pPr>
+      <w:r>
+        <w:rPr>
+          <w:rStyle w:val="VerbatimChar"/>
+        </w:rPr>
+        <w:t xml:space="preserve">input_modality: 'voice'</w:t>
+      </w:r>
+      <w:r>
+        <w:t xml:space="preserve">인데</w:t>
+      </w:r>
+      <w:r>
+        <w:t xml:space="preserve"> </w:t>
+      </w:r>
+      <w:r>
+        <w:rPr>
+          <w:rStyle w:val="VerbatimChar"/>
+        </w:rPr>
+        <w:t xml:space="preserve">voice</w:t>
+      </w:r>
+      <w:r>
+        <w:t xml:space="preserve">가 비어 있으면</w:t>
+      </w:r>
+      <w:r>
+        <w:t xml:space="preserve"> </w:t>
+      </w:r>
+      <w:r>
+        <w:rPr>
+          <w:b/>
+        </w:rPr>
+        <w:t xml:space="preserve">발행을 거부한다.</w:t>
+      </w:r>
+      <w:r>
+        <w:t xml:space="preserve"> </w:t>
+      </w:r>
+      <w:r>
+        <w:t xml:space="preserve">타입만으로 막지 않고</w:t>
+      </w:r>
+      <w:r>
+        <w:t xml:space="preserve"> </w:t>
+      </w:r>
+      <w:r>
+        <w:t xml:space="preserve">런타임에서도 막는 이유는, 나중에 다른 사람이 음성 경로를 추가할 때</w:t>
+      </w:r>
+      <w:r>
+        <w:t xml:space="preserve"> </w:t>
+      </w:r>
+      <w:r>
+        <w:rPr>
+          <w:rStyle w:val="VerbatimChar"/>
+        </w:rPr>
+        <w:t xml:space="preserve">as any</w:t>
+      </w:r>
+      <w:r>
+        <w:t xml:space="preserve"> </w:t>
+      </w:r>
+      <w:r>
+        <w:t xml:space="preserve">한 번이면</w:t>
+      </w:r>
+      <w:r>
+        <w:t xml:space="preserve"> </w:t>
+      </w:r>
+      <w:r>
+        <w:t xml:space="preserve">타입 검사는 통과하고 기록만 조용히 비기 때문이다.</w:t>
+      </w:r>
+      <w:r>
+        <w:t xml:space="preserve"> </w:t>
+      </w:r>
+      <w:r>
+        <w:rPr>
+          <w:rStyle w:val="VerbatimChar"/>
+        </w:rPr>
+        <w:t xml:space="preserve">verify:voice-audit</w:t>
+      </w:r>
+      <w:r>
+        <w:t xml:space="preserve">가 가드를 실제로 불러</w:t>
+      </w:r>
+      <w:r>
+        <w:t xml:space="preserve"> </w:t>
+      </w:r>
+      <w:r>
+        <w:t xml:space="preserve">확인하고,</w:t>
+      </w:r>
+      <w:r>
+        <w:t xml:space="preserve"> </w:t>
+      </w:r>
+      <w:r>
+        <w:rPr>
+          <w:b/>
+        </w:rPr>
+        <w:t xml:space="preserve">가드를 지운 대조군이 잡히는지</w:t>
+      </w:r>
+      <w:r>
+        <w:t xml:space="preserve">까지 본다.</w:t>
+      </w:r>
+    </w:p>
+    <w:p>
+      <w:pPr>
+        <w:pStyle w:val="BodyText"/>
+      </w:pPr>
+      <w:r>
+        <w:rPr>
+          <w:b/>
+        </w:rPr>
+        <w:t xml:space="preserve">기록은 백엔드 audit-writer가 한다.</w:t>
+      </w:r>
+      <w:r>
+        <w:t xml:space="preserve"> </w:t>
+      </w:r>
+      <w:r>
+        <w:t xml:space="preserve">브라우저는 감사 필드를 만들어 전달만 하고 직접 쓰지 않는다.</w:t>
       </w:r>
     </w:p>
     <w:p>
@@ -5909,11 +7312,195 @@
       <w:pPr>
         <w:pStyle w:val="Heading1"/>
       </w:pPr>
-      <w:bookmarkStart w:id="44" w:name="확인이-필요한-것"/>
-      <w:r>
-        <w:t xml:space="preserve">9. 확인이 필요한 것</w:t>
-      </w:r>
-      <w:bookmarkEnd w:id="44"/>
+      <w:bookmarkStart w:id="47" w:name="실행-환경"/>
+      <w:r>
+        <w:t xml:space="preserve">9. 실행 환경</w:t>
+      </w:r>
+      <w:bookmarkEnd w:id="47"/>
+    </w:p>
+    <w:p>
+      <w:pPr>
+        <w:pStyle w:val="Heading2"/>
+      </w:pPr>
+      <w:bookmarkStart w:id="48" w:name="개발"/>
+      <w:r>
+        <w:t xml:space="preserve">9-1. 개발</w:t>
+      </w:r>
+      <w:bookmarkEnd w:id="48"/>
+    </w:p>
+    <w:p>
+      <w:pPr>
+        <w:pStyle w:val="SourceCode"/>
+      </w:pPr>
+      <w:r>
+        <w:rPr>
+          <w:rStyle w:val="VerbatimChar"/>
+        </w:rPr>
+        <w:t xml:space="preserve">cd viz-debugger</w:t>
+      </w:r>
+      <w:r>
+        <w:br/>
+      </w:r>
+      <w:r>
+        <w:rPr>
+          <w:rStyle w:val="VerbatimChar"/>
+        </w:rPr>
+        <w:t xml:space="preserve">npm install</w:t>
+      </w:r>
+      <w:r>
+        <w:br/>
+      </w:r>
+      <w:r>
+        <w:rPr>
+          <w:rStyle w:val="VerbatimChar"/>
+        </w:rPr>
+        <w:t xml:space="preserve">npm run dev          # 목 게이트웨이 + Vite 동시 실행</w:t>
+      </w:r>
+    </w:p>
+    <w:p>
+      <w:pPr>
+        <w:pStyle w:val="FirstParagraph"/>
+      </w:pPr>
+      <w:r>
+        <w:t xml:space="preserve">기존</w:t>
+      </w:r>
+      <w:r>
+        <w:t xml:space="preserve"> </w:t>
+      </w:r>
+      <w:r>
+        <w:rPr>
+          <w:rStyle w:val="VerbatimChar"/>
+        </w:rPr>
+        <w:t xml:space="preserve">web-dashboard</w:t>
+      </w:r>
+      <w:r>
+        <w:t xml:space="preserve"> </w:t>
+      </w:r>
+      <w:r>
+        <w:t xml:space="preserve">와</w:t>
+      </w:r>
+      <w:r>
+        <w:t xml:space="preserve"> </w:t>
+      </w:r>
+      <w:r>
+        <w:rPr>
+          <w:b/>
+        </w:rPr>
+        <w:t xml:space="preserve">포트를 겹치지 않게</w:t>
+      </w:r>
+      <w:r>
+        <w:t xml:space="preserve"> </w:t>
+      </w:r>
+      <w:r>
+        <w:t xml:space="preserve">잡는다. 둘을 동시에 띄워 비교할 수 있어야 한다.</w:t>
+      </w:r>
+    </w:p>
+    <w:p>
+      <w:pPr>
+        <w:pStyle w:val="Heading2"/>
+      </w:pPr>
+      <w:bookmarkStart w:id="49" w:name="hci-팀원-전달"/>
+      <w:r>
+        <w:t xml:space="preserve">9-2. HCI 팀원 전달</w:t>
+      </w:r>
+      <w:bookmarkEnd w:id="49"/>
+    </w:p>
+    <w:p>
+      <w:pPr>
+        <w:pStyle w:val="FirstParagraph"/>
+      </w:pPr>
+      <w:r>
+        <w:rPr>
+          <w:rStyle w:val="VerbatimChar"/>
+        </w:rPr>
+        <w:t xml:space="preserve">npm run build</w:t>
+      </w:r>
+      <w:r>
+        <w:t xml:space="preserve"> </w:t>
+      </w:r>
+      <w:r>
+        <w:t xml:space="preserve">결과를 정적 파일로 내보내 링크로 전달한다.</w:t>
+      </w:r>
+      <w:r>
+        <w:t xml:space="preserve"> </w:t>
+      </w:r>
+      <w:r>
+        <w:t xml:space="preserve">목 게이트웨이가 없으면 화면이 비므로,</w:t>
+      </w:r>
+      <w:r>
+        <w:t xml:space="preserve"> </w:t>
+      </w:r>
+      <w:r>
+        <w:rPr>
+          <w:b/>
+        </w:rPr>
+        <w:t xml:space="preserve">1단계 초안에는 목 데이터를 파일로 내장</w:t>
+      </w:r>
+      <w:r>
+        <w:t xml:space="preserve">해</w:t>
+      </w:r>
+      <w:r>
+        <w:t xml:space="preserve"> </w:t>
+      </w:r>
+      <w:r>
+        <w:t xml:space="preserve">서버 없이도 열리게 만든다. 전달 마찰을 없애는 것이 목적이다.</w:t>
+      </w:r>
+    </w:p>
+    <w:p>
+      <w:pPr>
+        <w:pStyle w:val="Heading2"/>
+      </w:pPr>
+      <w:bookmarkStart w:id="50" w:name="실험-서버"/>
+      <w:r>
+        <w:t xml:space="preserve">9-3. 실험 서버</w:t>
+      </w:r>
+      <w:bookmarkEnd w:id="50"/>
+    </w:p>
+    <w:p>
+      <w:pPr>
+        <w:pStyle w:val="FirstParagraph"/>
+      </w:pPr>
+      <w:r>
+        <w:t xml:space="preserve">회의록 §5의 WSL2 + Claude Code +</w:t>
+      </w:r>
+      <w:r>
+        <w:t xml:space="preserve"> </w:t>
+      </w:r>
+      <w:r>
+        <w:rPr>
+          <w:rStyle w:val="VerbatimChar"/>
+        </w:rPr>
+        <w:t xml:space="preserve">claude rc</w:t>
+      </w:r>
+      <w:r>
+        <w:t xml:space="preserve"> </w:t>
+      </w:r>
+      <w:r>
+        <w:t xml:space="preserve">세팅으로 연구실 PC를 실험 서버로 쓴다.</w:t>
+      </w:r>
+      <w:r>
+        <w:t xml:space="preserve"> </w:t>
+      </w:r>
+      <w:r>
+        <w:t xml:space="preserve">결함 주입 60건 자동 실행이 여기서 돈다.</w:t>
+      </w:r>
+    </w:p>
+    <w:p>
+      <w:r>
+        <w:pict>
+          <v:rect style="width:0;height:1.5pt" o:hralign="center" o:hrstd="t" o:hr="t"/>
+        </w:pict>
+      </w:r>
+    </w:p>
+    <w:p>
+      <w:pPr>
+        <w:pStyle w:val="Heading1"/>
+      </w:pPr>
+      <w:bookmarkStart w:id="51" w:name="확인이-필요한-것"/>
+      <w:r>
+        <w:t xml:space="preserve">10. 확인이 필요한 것</w:t>
+      </w:r>
+      <w:bookmarkEnd w:id="51"/>
     </w:p>
     <w:p>
       <w:pPr>
@@ -6045,6 +7632,116 @@
       </w:r>
       <w:r>
         <w:t xml:space="preserve">규칙 기반 생성으로 내려갈 수 있게 인터페이스를 같은 형태로 둔다.</w:t>
+      </w:r>
+    </w:p>
+    <w:p>
+      <w:pPr>
+        <w:numPr>
+          <w:ilvl w:val="0"/>
+          <w:numId w:val="1006"/>
+        </w:numPr>
+        <w:pStyle w:val="Compact"/>
+      </w:pPr>
+      <w:r>
+        <w:rPr>
+          <w:rStyle w:val="VerbatimChar"/>
+          <w:b/>
+        </w:rPr>
+        <w:t xml:space="preserve">utterance.confidence</w:t>
+      </w:r>
+      <w:r>
+        <w:rPr>
+          <w:b/>
+        </w:rPr>
+        <w:t xml:space="preserve"> </w:t>
+      </w:r>
+      <w:r>
+        <w:rPr>
+          <w:b/>
+        </w:rPr>
+        <w:t xml:space="preserve">계약</w:t>
+      </w:r>
+      <w:r>
+        <w:t xml:space="preserve"> </w:t>
+      </w:r>
+      <w:r>
+        <w:t xml:space="preserve">— 0~1 숫자 하나인데 Whisper는 그런 값을 주지 않는다.</w:t>
+      </w:r>
+      <w:r>
+        <w:t xml:space="preserve"> </w:t>
+      </w:r>
+      <w:r>
+        <w:rPr>
+          <w:rStyle w:val="VerbatimChar"/>
+        </w:rPr>
+        <w:t xml:space="preserve">additionalProperties: false</w:t>
+      </w:r>
+      <w:r>
+        <w:t xml:space="preserve"> </w:t>
+      </w:r>
+      <w:r>
+        <w:t xml:space="preserve">라 세 수치를 필드로 더 넣을 수도 없다. 0단계 합의 사항이라</w:t>
+      </w:r>
+      <w:r>
+        <w:t xml:space="preserve"> </w:t>
+      </w:r>
+      <w:r>
+        <w:t xml:space="preserve">혼자 바꾸지 않았다. 세 가지 안과 근거는</w:t>
+      </w:r>
+      <w:r>
+        <w:t xml:space="preserve"> </w:t>
+      </w:r>
+      <w:r>
+        <w:rPr>
+          <w:rStyle w:val="VerbatimChar"/>
+        </w:rPr>
+        <w:t xml:space="preserve">reports/2026-08-28_1620_STT이식.md</w:t>
+      </w:r>
+      <w:r>
+        <w:t xml:space="preserve"> </w:t>
+      </w:r>
+      <w:r>
+        <w:t xml:space="preserve">§계약 충돌에 있다.</w:t>
+      </w:r>
+    </w:p>
+    <w:p>
+      <w:pPr>
+        <w:numPr>
+          <w:ilvl w:val="0"/>
+          <w:numId w:val="1006"/>
+        </w:numPr>
+        <w:pStyle w:val="Compact"/>
+      </w:pPr>
+      <w:r>
+        <w:rPr>
+          <w:rStyle w:val="VerbatimChar"/>
+          <w:b/>
+        </w:rPr>
+        <w:t xml:space="preserve">VZ-L-03</w:t>
+      </w:r>
+      <w:r>
+        <w:rPr>
+          <w:b/>
+        </w:rPr>
+        <w:t xml:space="preserve"> </w:t>
+      </w:r>
+      <w:r>
+        <w:rPr>
+          <w:b/>
+        </w:rPr>
+        <w:t xml:space="preserve">신뢰도 임계값</w:t>
+      </w:r>
+      <w:r>
+        <w:t xml:space="preserve"> </w:t>
+      </w:r>
+      <w:r>
+        <w:t xml:space="preserve">— 지금 들어 있는 값은 잠정이다. 정답·오답·무음·소음을 반복 측정해</w:t>
+      </w:r>
+      <w:r>
+        <w:t xml:space="preserve"> </w:t>
+      </w:r>
+      <w:r>
+        <w:t xml:space="preserve">정답 오거부율과 오답 통과율을 비교해야 확정된다. 첫 실측값이 위 보고서에 있다.</w:t>
       </w:r>
     </w:p>
     <w:p>

--- a/기술스택_가시화도구_260826.docx
+++ b/기술스택_가시화도구_260826.docx
@@ -3912,428 +3912,58 @@
     </w:p>
     <w:p>
       <w:pPr>
-        <w:pStyle w:val="Heading1"/>
-      </w:pPr>
-      <w:bookmarkStart w:id="33" w:name="폴더-구조"/>
-      <w:r>
-        <w:t xml:space="preserve">4. 폴더 구조</w:t>
+        <w:pStyle w:val="Heading2"/>
+      </w:pPr>
+      <w:bookmarkStart w:id="33" w:name="실제로-이식한-결과-2026-08-28-탭-②⑥"/>
+      <w:r>
+        <w:t xml:space="preserve">3-7. 실제로 이식한 결과</w:t>
+      </w:r>
+      <w:r>
+        <w:t xml:space="preserve"> </w:t>
+      </w:r>
+      <w:r>
+        <w:rPr>
+          <w:i/>
+        </w:rPr>
+        <w:t xml:space="preserve">(2026-08-28 · 탭 ②~⑥)</w:t>
       </w:r>
       <w:bookmarkEnd w:id="33"/>
     </w:p>
     <w:p>
       <w:pPr>
-        <w:pStyle w:val="SourceCode"/>
-      </w:pPr>
-      <w:r>
-        <w:rPr>
-          <w:rStyle w:val="VerbatimChar"/>
-        </w:rPr>
-        <w:t xml:space="preserve">Physical-project-mk2/</w:t>
-      </w:r>
-      <w:r>
-        <w:br/>
-      </w:r>
-      <w:r>
-        <w:rPr>
-          <w:rStyle w:val="VerbatimChar"/>
-        </w:rPr>
-        <w:t xml:space="preserve">├── web-dashboard/          ← 기존. 손대지 않음</w:t>
-      </w:r>
-      <w:r>
-        <w:br/>
-      </w:r>
-      <w:r>
-        <w:rPr>
-          <w:rStyle w:val="VerbatimChar"/>
-        </w:rPr>
-        <w:t xml:space="preserve">├── mock-gateway/           ← 기존. 손대지 않음</w:t>
-      </w:r>
-      <w:r>
-        <w:br/>
-      </w:r>
-      <w:r>
-        <w:rPr>
-          <w:rStyle w:val="VerbatimChar"/>
-        </w:rPr>
-        <w:t xml:space="preserve">├── unity-twin/             ← 기존. 손대지 않음</w:t>
-      </w:r>
-      <w:r>
-        <w:br/>
-      </w:r>
-      <w:r>
-        <w:rPr>
-          <w:rStyle w:val="VerbatimChar"/>
-        </w:rPr>
-        <w:t xml:space="preserve">├── stt-lab/                ← 기존. 실험 하네스로 유지. 알맹이만 이식해 간다</w:t>
-      </w:r>
-      <w:r>
-        <w:br/>
-      </w:r>
-      <w:r>
-        <w:rPr>
-          <w:rStyle w:val="VerbatimChar"/>
-        </w:rPr>
-        <w:t xml:space="preserve">├── contracts/              ← 기존 5종은 그대로. 새 스키마를 파일로 추가</w:t>
-      </w:r>
-      <w:r>
-        <w:br/>
-      </w:r>
-      <w:r>
-        <w:rPr>
-          <w:rStyle w:val="VerbatimChar"/>
-        </w:rPr>
-        <w:t xml:space="preserve">│   ├── pipeline.schema.json          (기존)</w:t>
-      </w:r>
-      <w:r>
-        <w:br/>
-      </w:r>
-      <w:r>
-        <w:rPr>
-          <w:rStyle w:val="VerbatimChar"/>
-        </w:rPr>
-        <w:t xml:space="preserve">│   ├── mission.schema.json           (신규)</w:t>
-      </w:r>
-      <w:r>
-        <w:br/>
-      </w:r>
-      <w:r>
-        <w:rPr>
-          <w:rStyle w:val="VerbatimChar"/>
-        </w:rPr>
-        <w:t xml:space="preserve">│   ├── milestone.schema.json         (신규)</w:t>
-      </w:r>
-      <w:r>
-        <w:br/>
-      </w:r>
-      <w:r>
-        <w:rPr>
-          <w:rStyle w:val="VerbatimChar"/>
-        </w:rPr>
-        <w:t xml:space="preserve">│   ├── task.schema.json              (신규)</w:t>
-      </w:r>
-      <w:r>
-        <w:br/>
-      </w:r>
-      <w:r>
-        <w:rPr>
-          <w:rStyle w:val="VerbatimChar"/>
-        </w:rPr>
-        <w:t xml:space="preserve">│   ├── action-item.schema.json       (신규)</w:t>
-      </w:r>
-      <w:r>
-        <w:br/>
-      </w:r>
-      <w:r>
-        <w:rPr>
-          <w:rStyle w:val="VerbatimChar"/>
-        </w:rPr>
-        <w:t xml:space="preserve">│   ├── evaluation.schema.json        (신규)</w:t>
-      </w:r>
-      <w:r>
-        <w:br/>
-      </w:r>
-      <w:r>
-        <w:rPr>
-          <w:rStyle w:val="VerbatimChar"/>
-        </w:rPr>
-        <w:t xml:space="preserve">│   └── trace-event.schema.json       (신규)</w:t>
-      </w:r>
-      <w:r>
-        <w:br/>
-      </w:r>
-      <w:r>
-        <w:rPr>
-          <w:rStyle w:val="VerbatimChar"/>
-        </w:rPr>
-        <w:t xml:space="preserve">│</w:t>
-      </w:r>
-      <w:r>
-        <w:br/>
-      </w:r>
-      <w:r>
-        <w:rPr>
-          <w:rStyle w:val="VerbatimChar"/>
-        </w:rPr>
-        <w:t xml:space="preserve">└── viz-debugger/           ← 새로 만드는 곳</w:t>
-      </w:r>
-      <w:r>
-        <w:br/>
-      </w:r>
-      <w:r>
-        <w:rPr>
-          <w:rStyle w:val="VerbatimChar"/>
-        </w:rPr>
-        <w:t xml:space="preserve">    ├── src/</w:t>
-      </w:r>
-      <w:r>
-        <w:br/>
-      </w:r>
-      <w:r>
-        <w:rPr>
-          <w:rStyle w:val="VerbatimChar"/>
-        </w:rPr>
-        <w:t xml:space="preserve">    │   ├── shell/          탭 전환 · 상단 공통 바(임무 제어·이력·알림)   ← 3단계 이후</w:t>
-      </w:r>
-      <w:r>
-        <w:br/>
-      </w:r>
-      <w:r>
-        <w:rPr>
-          <w:rStyle w:val="VerbatimChar"/>
-        </w:rPr>
-        <w:t xml:space="preserve">    │   ├── tabs/           ②구역현황판 ③제어패널 ④지표조회 ⑤영상오버레이 ⑥파이프라인(동결)</w:t>
-      </w:r>
-      <w:r>
-        <w:br/>
-      </w:r>
-      <w:r>
-        <w:rPr>
-          <w:rStyle w:val="VerbatimChar"/>
-        </w:rPr>
-        <w:t xml:space="preserve">    │   ├── transport/      이식 (무수정)</w:t>
-      </w:r>
-      <w:r>
-        <w:br/>
-      </w:r>
-      <w:r>
-        <w:rPr>
-          <w:rStyle w:val="VerbatimChar"/>
-        </w:rPr>
-        <w:t xml:space="preserve">    │   ├── generate/      발화→마일스톤→태스크 생성 · 검증 · 전개 · 평가  ← 신규 인수</w:t>
-      </w:r>
-      <w:r>
-        <w:br/>
-      </w:r>
-      <w:r>
-        <w:rPr>
-          <w:rStyle w:val="VerbatimChar"/>
-        </w:rPr>
-        <w:t xml:space="preserve">    │   ├── trace/          기록 저장소 · 시점 복원 · 경로 격리   ← 새 코드의 핵심</w:t>
-      </w:r>
-      <w:r>
-        <w:br/>
-      </w:r>
-      <w:r>
-        <w:rPr>
-          <w:rStyle w:val="VerbatimChar"/>
-        </w:rPr>
-        <w:t xml:space="preserve">    │   ├── model/          3계층 자료 구조 · 8상태 · 어댑터 해석</w:t>
-      </w:r>
-      <w:r>
-        <w:br/>
-      </w:r>
-      <w:r>
-        <w:rPr>
-          <w:rStyle w:val="VerbatimChar"/>
-        </w:rPr>
-        <w:t xml:space="preserve">    │   ├── stt/            SttClient · 신뢰도 판정  ← 서비스를 보는 유일한 면</w:t>
-      </w:r>
-      <w:r>
-        <w:br/>
-      </w:r>
-      <w:r>
-        <w:rPr>
-          <w:rStyle w:val="VerbatimChar"/>
-        </w:rPr>
-        <w:t xml:space="preserve">    │   ├── data/           store · commands · registry (개조 이식)</w:t>
-      </w:r>
-      <w:r>
-        <w:br/>
-      </w:r>
-      <w:r>
-        <w:rPr>
-          <w:rStyle w:val="VerbatimChar"/>
-        </w:rPr>
-        <w:t xml:space="preserve">    │   ├── graph/          레이아웃 · SVG 렌더링 · 상태 타임라인</w:t>
-      </w:r>
-      <w:r>
-        <w:br/>
-      </w:r>
-      <w:r>
-        <w:rPr>
-          <w:rStyle w:val="VerbatimChar"/>
-        </w:rPr>
-        <w:t xml:space="preserve">    │   ├── views/          화면 5종</w:t>
-      </w:r>
-      <w:r>
-        <w:br/>
-      </w:r>
-      <w:r>
-        <w:rPr>
-          <w:rStyle w:val="VerbatimChar"/>
-        </w:rPr>
-        <w:t xml:space="preserve">    │   └── main.tsx</w:t>
-      </w:r>
-      <w:r>
-        <w:br/>
-      </w:r>
-      <w:r>
-        <w:rPr>
-          <w:rStyle w:val="VerbatimChar"/>
-        </w:rPr>
-        <w:t xml:space="preserve">    ├── gateway/            목 게이트웨이 (개조 이식) · 시나리오 · 결함 주입</w:t>
-      </w:r>
-      <w:r>
-        <w:br/>
-      </w:r>
-      <w:r>
-        <w:rPr>
-          <w:rStyle w:val="VerbatimChar"/>
-        </w:rPr>
-        <w:t xml:space="preserve">    ├── stt/                STT 서비스 (Python). engines/ 는 stt-lab 무수정 이식</w:t>
-      </w:r>
-      <w:r>
-        <w:br/>
-      </w:r>
-      <w:r>
-        <w:rPr>
-          <w:rStyle w:val="VerbatimChar"/>
-        </w:rPr>
-        <w:t xml:space="preserve">    ├── adapters/           unitree_go1.json · amr.json · ...</w:t>
-      </w:r>
-      <w:r>
-        <w:br/>
-      </w:r>
-      <w:r>
-        <w:rPr>
-          <w:rStyle w:val="VerbatimChar"/>
-        </w:rPr>
-        <w:t xml:space="preserve">    ├── scenarios/          결함 주입 시나리오 60건</w:t>
-      </w:r>
-      <w:r>
-        <w:br/>
-      </w:r>
-      <w:r>
-        <w:rPr>
-          <w:rStyle w:val="VerbatimChar"/>
-        </w:rPr>
-        <w:t xml:space="preserve">    ├── scripts/            verify-*.mjs</w:t>
-      </w:r>
-      <w:r>
-        <w:br/>
-      </w:r>
-      <w:r>
-        <w:rPr>
-          <w:rStyle w:val="VerbatimChar"/>
-        </w:rPr>
-        <w:t xml:space="preserve">    └── package.json</w:t>
-      </w:r>
-    </w:p>
-    <w:p>
-      <w:pPr>
         <w:pStyle w:val="FirstParagraph"/>
       </w:pPr>
       <w:r>
-        <w:rPr>
-          <w:rStyle w:val="VerbatimChar"/>
+        <w:t xml:space="preserve">위 3-1~3-3은</w:t>
+      </w:r>
+      <w:r>
+        <w:t xml:space="preserve"> </w:t>
+      </w:r>
+      <w:r>
+        <w:rPr>
           <w:b/>
         </w:rPr>
-        <w:t xml:space="preserve">trace/</w:t>
-      </w:r>
-      <w:r>
-        <w:rPr>
-          <w:b/>
-        </w:rPr>
-        <w:t xml:space="preserve"> </w:t>
-      </w:r>
-      <w:r>
-        <w:rPr>
-          <w:b/>
-        </w:rPr>
-        <w:t xml:space="preserve">가 이 프로젝트에서 새로 쓰는 코드의 중심</w:t>
-      </w:r>
-      <w:r>
-        <w:t xml:space="preserve">이다. 나머지는 이식이거나 화면이다.</w:t>
-      </w:r>
-    </w:p>
-    <w:p>
-      <w:pPr>
-        <w:pStyle w:val="BodyText"/>
-      </w:pPr>
-      <w:r>
-        <w:rPr>
-          <w:rStyle w:val="VerbatimChar"/>
-        </w:rPr>
-        <w:t xml:space="preserve">generate/</w:t>
-      </w:r>
-      <w:r>
-        <w:t xml:space="preserve"> </w:t>
-      </w:r>
-      <w:r>
-        <w:t xml:space="preserve">는 2026-08-27에 AI 파트에서 인수한 구간이다. 내부를</w:t>
-      </w:r>
-      <w:r>
-        <w:t xml:space="preserve"> </w:t>
-      </w:r>
-      <w:r>
-        <w:rPr>
-          <w:b/>
-        </w:rPr>
-        <w:t xml:space="preserve">생성과 검증 두 모듈로 나눈다</w:t>
-      </w:r>
-      <w:r>
-        <w:t xml:space="preserve"> </w:t>
-      </w:r>
-      <w:r>
-        <w:t xml:space="preserve">—</w:t>
-      </w:r>
-      <w:r>
-        <w:t xml:space="preserve"> </w:t>
-      </w:r>
-      <w:r>
-        <w:rPr>
-          <w:rStyle w:val="VerbatimChar"/>
-        </w:rPr>
-        <w:t xml:space="preserve">generate/plan.ts</w:t>
-      </w:r>
-      <w:r>
-        <w:t xml:space="preserve">(마일스톤·태스크 생성)와</w:t>
-      </w:r>
-      <w:r>
-        <w:t xml:space="preserve"> </w:t>
-      </w:r>
-      <w:r>
-        <w:rPr>
-          <w:rStyle w:val="VerbatimChar"/>
-        </w:rPr>
-        <w:t xml:space="preserve">generate/validate.ts</w:t>
-      </w:r>
-      <w:r>
-        <w:t xml:space="preserve">(검증)가 서로를 호출하지 않는다.</w:t>
-      </w:r>
-      <w:r>
-        <w:t xml:space="preserve"> </w:t>
-      </w:r>
-      <w:r>
-        <w:t xml:space="preserve">검증이 생성의 내부 상태를 보면 재현 가능한 검증이 아니게 되고, 실패했을 때 둘을 가를 수 없다.</w:t>
-      </w:r>
-    </w:p>
-    <w:p>
-      <w:r>
-        <w:pict>
-          <v:rect style="width:0;height:1.5pt" o:hralign="center" o:hrstd="t" o:hr="t"/>
-        </w:pict>
-      </w:r>
-    </w:p>
-    <w:p>
-      <w:pPr>
-        <w:pStyle w:val="Heading1"/>
-      </w:pPr>
-      <w:bookmarkStart w:id="34" w:name="기록-저장소-설계"/>
-      <w:r>
-        <w:t xml:space="preserve">5. 기록 저장소 설계</w:t>
+        <w:t xml:space="preserve">착수 전 판단</w:t>
+      </w:r>
+      <w:r>
+        <w:t xml:space="preserve">이다. 탭 이식을 실제로 하고 나니 몇 곳이 달랐다.</w:t>
+      </w:r>
+      <w:r>
+        <w:t xml:space="preserve"> </w:t>
+      </w:r>
+      <w:r>
+        <w:t xml:space="preserve">문서가 코드를 따라가야 하므로 여기 적는다.</w:t>
+      </w:r>
+    </w:p>
+    <w:p>
+      <w:pPr>
+        <w:pStyle w:val="Heading3"/>
+      </w:pPr>
+      <w:bookmarkStart w:id="34" w:name="판단이-맞았던-것"/>
+      <w:r>
+        <w:t xml:space="preserve">판단이 맞았던 것</w:t>
       </w:r>
       <w:bookmarkEnd w:id="34"/>
-    </w:p>
-    <w:p>
-      <w:pPr>
-        <w:pStyle w:val="Heading2"/>
-      </w:pPr>
-      <w:bookmarkStart w:id="35" w:name="기록-한-줄"/>
-      <w:r>
-        <w:t xml:space="preserve">5-1. 기록 한 줄</w:t>
-      </w:r>
-      <w:bookmarkEnd w:id="35"/>
     </w:p>
     <w:tbl>
       <w:tblPr>
@@ -4362,7 +3992,7 @@
               <w:jc w:val="left"/>
             </w:pPr>
             <w:r>
-              <w:t xml:space="preserve">항목</w:t>
+              <w:t xml:space="preserve">예상</w:t>
             </w:r>
           </w:p>
         </w:tc>
@@ -4379,7 +4009,7 @@
               <w:jc w:val="left"/>
             </w:pPr>
             <w:r>
-              <w:t xml:space="preserve">내용</w:t>
+              <w:t xml:space="preserve">실제</w:t>
             </w:r>
           </w:p>
         </w:tc>
@@ -4395,18 +4025,24 @@
               <w:rPr>
                 <w:rStyle w:val="VerbatimChar"/>
               </w:rPr>
-              <w:t xml:space="preserve">seq</w:t>
-            </w:r>
-          </w:p>
-        </w:tc>
-        <w:tc>
-          <w:p>
-            <w:pPr>
-              <w:pStyle w:val="Compact"/>
-              <w:jc w:val="left"/>
-            </w:pPr>
-            <w:r>
-              <w:t xml:space="preserve">단조 증가 순번. 되감기의 기준축</w:t>
+              <w:t xml:space="preserve">transport/</w:t>
+            </w:r>
+            <w:r>
+              <w:t xml:space="preserve"> </w:t>
+            </w:r>
+            <w:r>
+              <w:t xml:space="preserve">무수정</w:t>
+            </w:r>
+          </w:p>
+        </w:tc>
+        <w:tc>
+          <w:p>
+            <w:pPr>
+              <w:pStyle w:val="Compact"/>
+              <w:jc w:val="left"/>
+            </w:pPr>
+            <w:r>
+              <w:t xml:space="preserve">맞다. 포트 기본값만 다르고 한 줄도 안 고쳤다</w:t>
             </w:r>
           </w:p>
         </w:tc>
@@ -4422,18 +4058,91 @@
               <w:rPr>
                 <w:rStyle w:val="VerbatimChar"/>
               </w:rPr>
-              <w:t xml:space="preserve">ts</w:t>
-            </w:r>
-          </w:p>
-        </w:tc>
-        <w:tc>
-          <w:p>
-            <w:pPr>
-              <w:pStyle w:val="Compact"/>
-              <w:jc w:val="left"/>
-            </w:pPr>
-            <w:r>
-              <w:t xml:space="preserve">서버 시각</w:t>
+              <w:t xml:space="preserve">data/</w:t>
+            </w:r>
+            <w:r>
+              <w:t xml:space="preserve"> </w:t>
+            </w:r>
+            <w:r>
+              <w:t xml:space="preserve">대부분 그대로</w:t>
+            </w:r>
+          </w:p>
+        </w:tc>
+        <w:tc>
+          <w:p>
+            <w:pPr>
+              <w:pStyle w:val="Compact"/>
+              <w:jc w:val="left"/>
+            </w:pPr>
+            <w:r>
+              <w:t xml:space="preserve">맞다.</w:t>
+            </w:r>
+            <w:r>
+              <w:t xml:space="preserve"> </w:t>
+            </w:r>
+            <w:r>
+              <w:rPr>
+                <w:b/>
+              </w:rPr>
+              <w:t xml:space="preserve">21개 파일 중 고친 것은</w:t>
+            </w:r>
+            <w:r>
+              <w:rPr>
+                <w:b/>
+              </w:rPr>
+              <w:t xml:space="preserve"> </w:t>
+            </w:r>
+            <w:r>
+              <w:rPr>
+                <w:rStyle w:val="VerbatimChar"/>
+                <w:b/>
+              </w:rPr>
+              <w:t xml:space="preserve">commands.ts</w:t>
+            </w:r>
+            <w:r>
+              <w:rPr>
+                <w:b/>
+              </w:rPr>
+              <w:t xml:space="preserve"> </w:t>
+            </w:r>
+            <w:r>
+              <w:rPr>
+                <w:b/>
+              </w:rPr>
+              <w:t xml:space="preserve">하나</w:t>
+            </w:r>
+            <w:r>
+              <w:t xml:space="preserve">다. 나머지는</w:t>
+            </w:r>
+            <w:r>
+              <w:t xml:space="preserve"> </w:t>
+            </w:r>
+            <w:r>
+              <w:rPr>
+                <w:rStyle w:val="VerbatimChar"/>
+              </w:rPr>
+              <w:t xml:space="preserve">../transport</w:t>
+            </w:r>
+            <w:r>
+              <w:t xml:space="preserve"> </w:t>
+            </w:r>
+            <w:r>
+              <w:t xml:space="preserve">→</w:t>
+            </w:r>
+            <w:r>
+              <w:t xml:space="preserve"> </w:t>
+            </w:r>
+            <w:r>
+              <w:rPr>
+                <w:rStyle w:val="VerbatimChar"/>
+              </w:rPr>
+              <w:t xml:space="preserve">../../transport</w:t>
+            </w:r>
+            <w:r>
+              <w:t xml:space="preserve"> </w:t>
+            </w:r>
+            <w:r>
+              <w:t xml:space="preserve">경로 조정뿐</w:t>
             </w:r>
           </w:p>
         </w:tc>
@@ -4446,69 +4155,63 @@
               <w:jc w:val="left"/>
             </w:pPr>
             <w:r>
-              <w:rPr>
-                <w:rStyle w:val="VerbatimChar"/>
-              </w:rPr>
-              <w:t xml:space="preserve">layer</w:t>
-            </w:r>
-          </w:p>
-        </w:tc>
-        <w:tc>
-          <w:p>
-            <w:pPr>
-              <w:pStyle w:val="Compact"/>
-              <w:jc w:val="left"/>
-            </w:pPr>
-            <w:r>
-              <w:rPr>
-                <w:rStyle w:val="VerbatimChar"/>
-              </w:rPr>
-              <w:t xml:space="preserve">mission</w:t>
-            </w:r>
-            <w:r>
-              <w:t xml:space="preserve"> </w:t>
-            </w:r>
-            <w:r>
-              <w:t xml:space="preserve">/</w:t>
-            </w:r>
-            <w:r>
-              <w:t xml:space="preserve"> </w:t>
-            </w:r>
-            <w:r>
-              <w:rPr>
-                <w:rStyle w:val="VerbatimChar"/>
-              </w:rPr>
-              <w:t xml:space="preserve">milestone</w:t>
-            </w:r>
-            <w:r>
-              <w:t xml:space="preserve"> </w:t>
-            </w:r>
-            <w:r>
-              <w:t xml:space="preserve">/</w:t>
-            </w:r>
-            <w:r>
-              <w:t xml:space="preserve"> </w:t>
-            </w:r>
-            <w:r>
-              <w:rPr>
-                <w:rStyle w:val="VerbatimChar"/>
-              </w:rPr>
-              <w:t xml:space="preserve">task</w:t>
-            </w:r>
-            <w:r>
-              <w:t xml:space="preserve"> </w:t>
-            </w:r>
-            <w:r>
-              <w:t xml:space="preserve">/</w:t>
-            </w:r>
-            <w:r>
-              <w:t xml:space="preserve"> </w:t>
-            </w:r>
-            <w:r>
-              <w:rPr>
-                <w:rStyle w:val="VerbatimChar"/>
-              </w:rPr>
-              <w:t xml:space="preserve">action_item</w:t>
+              <w:t xml:space="preserve">결합이 좁다</w:t>
+            </w:r>
+          </w:p>
+        </w:tc>
+        <w:tc>
+          <w:p>
+            <w:pPr>
+              <w:pStyle w:val="Compact"/>
+              <w:jc w:val="left"/>
+            </w:pPr>
+            <w:r>
+              <w:t xml:space="preserve">맞다. 화면이 보는 면은</w:t>
+            </w:r>
+            <w:r>
+              <w:t xml:space="preserve"> </w:t>
+            </w:r>
+            <w:r>
+              <w:rPr>
+                <w:rStyle w:val="VerbatimChar"/>
+              </w:rPr>
+              <w:t xml:space="preserve">data/index.ts</w:t>
+            </w:r>
+            <w:r>
+              <w:t xml:space="preserve"> </w:t>
+            </w:r>
+            <w:r>
+              <w:t xml:space="preserve">배럴 ·</w:t>
+            </w:r>
+            <w:r>
+              <w:t xml:space="preserve"> </w:t>
+            </w:r>
+            <w:r>
+              <w:rPr>
+                <w:rStyle w:val="VerbatimChar"/>
+              </w:rPr>
+              <w:t xml:space="preserve">data/hooks.ts</w:t>
+            </w:r>
+            <w:r>
+              <w:t xml:space="preserve"> </w:t>
+            </w:r>
+            <w:r>
+              <w:t xml:space="preserve">·</w:t>
+            </w:r>
+            <w:r>
+              <w:t xml:space="preserve"> </w:t>
+            </w:r>
+            <w:r>
+              <w:rPr>
+                <w:rStyle w:val="VerbatimChar"/>
+              </w:rPr>
+              <w:t xml:space="preserve">transport/index.ts</w:t>
+            </w:r>
+            <w:r>
+              <w:t xml:space="preserve"> </w:t>
+            </w:r>
+            <w:r>
+              <w:t xml:space="preserve">셋뿐이었다</w:t>
             </w:r>
           </w:p>
         </w:tc>
@@ -4521,51 +4224,27 @@
               <w:jc w:val="left"/>
             </w:pPr>
             <w:r>
-              <w:rPr>
-                <w:rStyle w:val="VerbatimChar"/>
-              </w:rPr>
-              <w:t xml:space="preserve">node_id</w:t>
-            </w:r>
-          </w:p>
-        </w:tc>
-        <w:tc>
-          <w:p>
-            <w:pPr>
-              <w:pStyle w:val="Compact"/>
-              <w:jc w:val="left"/>
-            </w:pPr>
-            <w:r>
-              <w:t xml:space="preserve">어느 노드인가</w:t>
-            </w:r>
-          </w:p>
-        </w:tc>
-      </w:tr>
-      <w:tr>
-        <w:tc>
-          <w:p>
-            <w:pPr>
-              <w:pStyle w:val="Compact"/>
-              <w:jc w:val="left"/>
-            </w:pPr>
-            <w:r>
-              <w:rPr>
-                <w:rStyle w:val="VerbatimChar"/>
-              </w:rPr>
-              <w:t xml:space="preserve">kind</w:t>
-            </w:r>
-          </w:p>
-        </w:tc>
-        <w:tc>
-          <w:p>
-            <w:pPr>
-              <w:pStyle w:val="Compact"/>
-              <w:jc w:val="left"/>
-            </w:pPr>
-            <w:r>
-              <w:rPr>
-                <w:rStyle w:val="VerbatimChar"/>
-              </w:rPr>
-              <w:t xml:space="preserve">created</w:t>
+              <w:t xml:space="preserve">CSS 충돌이 적다</w:t>
+            </w:r>
+          </w:p>
+        </w:tc>
+        <w:tc>
+          <w:p>
+            <w:pPr>
+              <w:pStyle w:val="Compact"/>
+              <w:jc w:val="left"/>
+            </w:pPr>
+            <w:r>
+              <w:t xml:space="preserve">맞다. 겹친 것은</w:t>
+            </w:r>
+            <w:r>
+              <w:t xml:space="preserve"> </w:t>
+            </w:r>
+            <w:r>
+              <w:rPr>
+                <w:rStyle w:val="VerbatimChar"/>
+              </w:rPr>
+              <w:t xml:space="preserve">.timeline</w:t>
             </w:r>
             <w:r>
               <w:t xml:space="preserve"> </w:t>
@@ -4580,184 +4259,19 @@
               <w:rPr>
                 <w:rStyle w:val="VerbatimChar"/>
               </w:rPr>
-              <w:t xml:space="preserve">dispatched</w:t>
-            </w:r>
-            <w:r>
-              <w:t xml:space="preserve"> </w:t>
-            </w:r>
-            <w:r>
-              <w:t xml:space="preserve">·</w:t>
-            </w:r>
-            <w:r>
-              <w:t xml:space="preserve"> </w:t>
-            </w:r>
-            <w:r>
-              <w:rPr>
-                <w:rStyle w:val="VerbatimChar"/>
-              </w:rPr>
-              <w:t xml:space="preserve">acked</w:t>
-            </w:r>
-            <w:r>
-              <w:t xml:space="preserve"> </w:t>
-            </w:r>
-            <w:r>
-              <w:t xml:space="preserve">·</w:t>
-            </w:r>
-            <w:r>
-              <w:t xml:space="preserve"> </w:t>
-            </w:r>
-            <w:r>
-              <w:rPr>
-                <w:rStyle w:val="VerbatimChar"/>
-              </w:rPr>
-              <w:t xml:space="preserve">started</w:t>
-            </w:r>
-            <w:r>
-              <w:t xml:space="preserve"> </w:t>
-            </w:r>
-            <w:r>
-              <w:t xml:space="preserve">·</w:t>
-            </w:r>
-            <w:r>
-              <w:t xml:space="preserve"> </w:t>
-            </w:r>
-            <w:r>
-              <w:rPr>
-                <w:rStyle w:val="VerbatimChar"/>
-              </w:rPr>
-              <w:t xml:space="preserve">progress</w:t>
-            </w:r>
-            <w:r>
-              <w:t xml:space="preserve"> </w:t>
-            </w:r>
-            <w:r>
-              <w:t xml:space="preserve">·</w:t>
-            </w:r>
-            <w:r>
-              <w:t xml:space="preserve"> </w:t>
-            </w:r>
-            <w:r>
-              <w:rPr>
-                <w:rStyle w:val="VerbatimChar"/>
-              </w:rPr>
-              <w:t xml:space="preserve">evaluated</w:t>
-            </w:r>
-            <w:r>
-              <w:t xml:space="preserve"> </w:t>
-            </w:r>
-            <w:r>
-              <w:t xml:space="preserve">·</w:t>
-            </w:r>
-            <w:r>
-              <w:t xml:space="preserve"> </w:t>
-            </w:r>
-            <w:r>
-              <w:rPr>
-                <w:rStyle w:val="VerbatimChar"/>
-              </w:rPr>
-              <w:t xml:space="preserve">failed</w:t>
-            </w:r>
-            <w:r>
-              <w:t xml:space="preserve"> </w:t>
-            </w:r>
-            <w:r>
-              <w:t xml:space="preserve">·</w:t>
-            </w:r>
-            <w:r>
-              <w:t xml:space="preserve"> </w:t>
-            </w:r>
-            <w:r>
-              <w:rPr>
-                <w:rStyle w:val="VerbatimChar"/>
-              </w:rPr>
-              <w:t xml:space="preserve">derived</w:t>
-            </w:r>
-          </w:p>
-        </w:tc>
-      </w:tr>
-      <w:tr>
-        <w:tc>
-          <w:p>
-            <w:pPr>
-              <w:pStyle w:val="Compact"/>
-              <w:jc w:val="left"/>
-            </w:pPr>
-            <w:r>
-              <w:rPr>
-                <w:rStyle w:val="VerbatimChar"/>
-              </w:rPr>
-              <w:t xml:space="preserve">produced_by</w:t>
-            </w:r>
-          </w:p>
-        </w:tc>
-        <w:tc>
-          <w:p>
-            <w:pPr>
-              <w:pStyle w:val="Compact"/>
-              <w:jc w:val="left"/>
-            </w:pPr>
-            <w:r>
-              <w:rPr>
-                <w:rStyle w:val="VerbatimChar"/>
-              </w:rPr>
-              <w:t xml:space="preserve">ai</w:t>
-            </w:r>
-            <w:r>
-              <w:t xml:space="preserve"> </w:t>
-            </w:r>
-            <w:r>
-              <w:t xml:space="preserve">/</w:t>
-            </w:r>
-            <w:r>
-              <w:t xml:space="preserve"> </w:t>
-            </w:r>
-            <w:r>
-              <w:rPr>
-                <w:rStyle w:val="VerbatimChar"/>
-              </w:rPr>
-              <w:t xml:space="preserve">backend</w:t>
-            </w:r>
-            <w:r>
-              <w:t xml:space="preserve"> </w:t>
-            </w:r>
-            <w:r>
-              <w:t xml:space="preserve">/</w:t>
-            </w:r>
-            <w:r>
-              <w:t xml:space="preserve"> </w:t>
-            </w:r>
-            <w:r>
-              <w:rPr>
-                <w:rStyle w:val="VerbatimChar"/>
-              </w:rPr>
-              <w:t xml:space="preserve">human</w:t>
-            </w:r>
-          </w:p>
-        </w:tc>
-      </w:tr>
-      <w:tr>
-        <w:tc>
-          <w:p>
-            <w:pPr>
-              <w:pStyle w:val="Compact"/>
-              <w:jc w:val="left"/>
-            </w:pPr>
-            <w:r>
-              <w:rPr>
-                <w:rStyle w:val="VerbatimChar"/>
-              </w:rPr>
-              <w:t xml:space="preserve">payload</w:t>
-            </w:r>
-          </w:p>
-        </w:tc>
-        <w:tc>
-          <w:p>
-            <w:pPr>
-              <w:pStyle w:val="Compact"/>
-              <w:jc w:val="left"/>
-            </w:pPr>
-            <w:r>
-              <w:t xml:space="preserve">종류별 상세</w:t>
+              <w:t xml:space="preserve">.toggle</w:t>
+            </w:r>
+            <w:r>
+              <w:t xml:space="preserve"> </w:t>
+            </w:r>
+            <w:r>
+              <w:rPr>
+                <w:b/>
+              </w:rPr>
+              <w:t xml:space="preserve">둘뿐</w:t>
+            </w:r>
+            <w:r>
+              <w:t xml:space="preserve">이었고 이름을 바꾸지 않고 스코프로 갈랐다</w:t>
             </w:r>
           </w:p>
         </w:tc>
@@ -4765,465 +4279,13 @@
     </w:tbl>
     <w:p>
       <w:pPr>
-        <w:pStyle w:val="BodyText"/>
-      </w:pPr>
-      <w:r>
-        <w:rPr>
-          <w:b/>
-        </w:rPr>
-        <w:t xml:space="preserve">덧붙이기만 한다.</w:t>
-      </w:r>
-      <w:r>
-        <w:t xml:space="preserve"> </w:t>
-      </w:r>
-      <w:r>
-        <w:t xml:space="preserve">지우지도 고치지도 않는다. 실패해도 남는다 — 회의록 §4-5의</w:t>
-      </w:r>
-      <w:r>
-        <w:t xml:space="preserve"> </w:t>
-      </w:r>
-      <w:r>
-        <w:t xml:space="preserve">“</w:t>
-      </w:r>
-      <w:r>
-        <w:t xml:space="preserve">죽은 시점의 메모리 상황을 그대로 올려주고 역추적</w:t>
-      </w:r>
-      <w:r>
-        <w:t xml:space="preserve">”</w:t>
-      </w:r>
-      <w:r>
-        <w:t xml:space="preserve">이 이 성질에서 나온다.</w:t>
-      </w:r>
-    </w:p>
-    <w:p>
-      <w:pPr>
-        <w:pStyle w:val="Heading2"/>
-      </w:pPr>
-      <w:bookmarkStart w:id="36" w:name="시점-복원"/>
-      <w:r>
-        <w:t xml:space="preserve">5-2. 시점 복원</w:t>
-      </w:r>
-      <w:bookmarkEnd w:id="36"/>
-    </w:p>
-    <w:p>
-      <w:pPr>
-        <w:pStyle w:val="FirstParagraph"/>
-      </w:pPr>
-      <w:r>
-        <w:t xml:space="preserve">특정</w:t>
-      </w:r>
-      <w:r>
-        <w:t xml:space="preserve"> </w:t>
-      </w:r>
-      <w:r>
-        <w:rPr>
-          <w:rStyle w:val="VerbatimChar"/>
-        </w:rPr>
-        <w:t xml:space="preserve">seq</w:t>
-      </w:r>
-      <w:r>
-        <w:t xml:space="preserve">까지의 기록을 앞에서부터 접어(fold) 그 시점 상태를 만든다.</w:t>
-      </w:r>
-      <w:r>
-        <w:t xml:space="preserve"> </w:t>
-      </w:r>
-      <w:r>
-        <w:t xml:space="preserve">매번 처음부터 접으면 느려지므로</w:t>
-      </w:r>
-      <w:r>
-        <w:t xml:space="preserve"> </w:t>
-      </w:r>
-      <w:r>
-        <w:rPr>
-          <w:b/>
-        </w:rPr>
-        <w:t xml:space="preserve">일정 간격마다 스냅샷을 남기고 그 뒤만 접는다.</w:t>
-      </w:r>
-    </w:p>
-    <w:p>
-      <w:pPr>
-        <w:pStyle w:val="BodyText"/>
-      </w:pPr>
-      <w:r>
-        <w:t xml:space="preserve">기록 1만 건 기준으로 임의 시점 복원이</w:t>
-      </w:r>
-      <w:r>
-        <w:t xml:space="preserve"> </w:t>
-      </w:r>
-      <w:r>
-        <w:rPr>
-          <w:b/>
-        </w:rPr>
-        <w:t xml:space="preserve">16 ms 이내</w:t>
-      </w:r>
-      <w:r>
-        <w:t xml:space="preserve">(60 fps 한 프레임)에 끝나는 것을 목표로 잡는다.</w:t>
-      </w:r>
-      <w:r>
-        <w:t xml:space="preserve"> </w:t>
-      </w:r>
-      <w:r>
-        <w:t xml:space="preserve">이 수치는 논문 문서 §3-4 계측 오버헤드 측정의 항목이기도 하다.</w:t>
-      </w:r>
-    </w:p>
-    <w:p>
-      <w:pPr>
-        <w:pStyle w:val="Heading2"/>
-      </w:pPr>
-      <w:bookmarkStart w:id="37" w:name="저장-매체"/>
-      <w:r>
-        <w:t xml:space="preserve">5-3. 저장 매체</w:t>
-      </w:r>
-      <w:bookmarkEnd w:id="37"/>
-    </w:p>
-    <w:p>
-      <w:pPr>
-        <w:pStyle w:val="FirstParagraph"/>
-      </w:pPr>
-      <w:r>
-        <w:t xml:space="preserve">1차는</w:t>
-      </w:r>
-      <w:r>
-        <w:t xml:space="preserve"> </w:t>
-      </w:r>
-      <w:r>
-        <w:rPr>
-          <w:b/>
-        </w:rPr>
-        <w:t xml:space="preserve">메모리 + JSONL 파일 덤프</w:t>
-      </w:r>
-      <w:r>
-        <w:t xml:space="preserve">로 간다. 임무 하나가 수천 건 수준이라 이걸로 충분하고,</w:t>
-      </w:r>
-      <w:r>
-        <w:t xml:space="preserve"> </w:t>
-      </w:r>
-      <w:r>
-        <w:t xml:space="preserve">파일이 사람이 읽을 수 있는 형태라 디버깅이 쉽다.</w:t>
-      </w:r>
-    </w:p>
-    <w:p>
-      <w:pPr>
-        <w:pStyle w:val="BodyText"/>
-      </w:pPr>
-      <w:r>
-        <w:t xml:space="preserve">임무 여러 건을 한 번에 다루거나 시점 질의가 느려지면 그때 SQLite로 옮긴다.</w:t>
-      </w:r>
-      <w:r>
-        <w:t xml:space="preserve"> </w:t>
-      </w:r>
-      <w:r>
-        <w:rPr>
-          <w:b/>
-        </w:rPr>
-        <w:t xml:space="preserve">미리 넣지 않는다</w:t>
-      </w:r>
-      <w:r>
-        <w:t xml:space="preserve"> </w:t>
-      </w:r>
-      <w:r>
-        <w:t xml:space="preserve">— 스키마가 굳기 전에 DB를 넣으면 스키마 변경 비용만 커진다.</w:t>
-      </w:r>
-    </w:p>
-    <w:p>
-      <w:r>
-        <w:pict>
-          <v:rect style="width:0;height:1.5pt" o:hralign="center" o:hrstd="t" o:hr="t"/>
-        </w:pict>
-      </w:r>
-    </w:p>
-    <w:p>
-      <w:pPr>
-        <w:pStyle w:val="Heading1"/>
-      </w:pPr>
-      <w:bookmarkStart w:id="38" w:name="계층-경계를-코드로-강제하기"/>
-      <w:r>
-        <w:t xml:space="preserve">6. 계층 경계를 코드로 강제하기</w:t>
-      </w:r>
-      <w:bookmarkEnd w:id="38"/>
-    </w:p>
-    <w:p>
-      <w:pPr>
-        <w:pStyle w:val="FirstParagraph"/>
-      </w:pPr>
-      <w:r>
-        <w:t xml:space="preserve">회의에서 합의된</w:t>
-      </w:r>
-      <w:r>
-        <w:t xml:space="preserve"> </w:t>
-      </w:r>
-      <w:r>
-        <w:t xml:space="preserve">“</w:t>
-      </w:r>
-      <w:r>
-        <w:t xml:space="preserve">태스크까지 범용, 액션 아이템부터 대상 의존</w:t>
-      </w:r>
-      <w:r>
-        <w:t xml:space="preserve">”</w:t>
-      </w:r>
-      <w:r>
-        <w:t xml:space="preserve">은</w:t>
-      </w:r>
-      <w:r>
-        <w:t xml:space="preserve"> </w:t>
-      </w:r>
-      <w:r>
-        <w:rPr>
-          <w:b/>
-        </w:rPr>
-        <w:t xml:space="preserve">합의만으로는 무너진다.</w:t>
-      </w:r>
-      <w:r>
-        <w:t xml:space="preserve"> </w:t>
-      </w:r>
-      <w:r>
-        <w:t xml:space="preserve">다음 두 장치로 막는다.</w:t>
-      </w:r>
-    </w:p>
-    <w:p>
-      <w:pPr>
-        <w:numPr>
-          <w:ilvl w:val="0"/>
-          <w:numId w:val="1005"/>
-        </w:numPr>
-        <w:pStyle w:val="Compact"/>
-      </w:pPr>
-      <w:r>
-        <w:rPr>
-          <w:rStyle w:val="VerbatimChar"/>
-        </w:rPr>
-        <w:t xml:space="preserve">milestone.schema.json</w:t>
-      </w:r>
-      <w:r>
-        <w:t xml:space="preserve"> </w:t>
-      </w:r>
-      <w:r>
-        <w:t xml:space="preserve">·</w:t>
-      </w:r>
-      <w:r>
-        <w:t xml:space="preserve"> </w:t>
-      </w:r>
-      <w:r>
-        <w:rPr>
-          <w:rStyle w:val="VerbatimChar"/>
-        </w:rPr>
-        <w:t xml:space="preserve">task.schema.json</w:t>
-      </w:r>
-      <w:r>
-        <w:t xml:space="preserve"> </w:t>
-      </w:r>
-      <w:r>
-        <w:t xml:space="preserve">을</w:t>
-      </w:r>
-      <w:r>
-        <w:t xml:space="preserve"> </w:t>
-      </w:r>
-      <w:r>
-        <w:rPr>
-          <w:rStyle w:val="VerbatimChar"/>
-        </w:rPr>
-        <w:t xml:space="preserve">additionalProperties: false</w:t>
-      </w:r>
-      <w:r>
-        <w:t xml:space="preserve"> </w:t>
-      </w:r>
-      <w:r>
-        <w:t xml:space="preserve">로 두고</w:t>
-      </w:r>
-      <w:r>
-        <w:t xml:space="preserve"> </w:t>
-      </w:r>
-      <w:r>
-        <w:t xml:space="preserve">하드웨어 어휘를 필드로 갖지 못하게 한다. 기존</w:t>
-      </w:r>
-      <w:r>
-        <w:t xml:space="preserve"> </w:t>
-      </w:r>
-      <w:r>
-        <w:rPr>
-          <w:rStyle w:val="VerbatimChar"/>
-        </w:rPr>
-        <w:t xml:space="preserve">pipeline.schema.json</w:t>
-      </w:r>
-      <w:r>
-        <w:t xml:space="preserve"> </w:t>
-      </w:r>
-      <w:r>
-        <w:t xml:space="preserve">이 좌표를 막는 것과 같은 방식이다.</w:t>
-      </w:r>
-    </w:p>
-    <w:p>
-      <w:pPr>
-        <w:numPr>
-          <w:ilvl w:val="0"/>
-          <w:numId w:val="1005"/>
-        </w:numPr>
-        <w:pStyle w:val="Compact"/>
-      </w:pPr>
-      <w:r>
-        <w:t xml:space="preserve">기종 의존 값은 전부</w:t>
-      </w:r>
-      <w:r>
-        <w:t xml:space="preserve"> </w:t>
-      </w:r>
-      <w:r>
-        <w:rPr>
-          <w:rStyle w:val="VerbatimChar"/>
-        </w:rPr>
-        <w:t xml:space="preserve">action-item</w:t>
-      </w:r>
-      <w:r>
-        <w:t xml:space="preserve"> </w:t>
-      </w:r>
-      <w:r>
-        <w:t xml:space="preserve">의</w:t>
-      </w:r>
-      <w:r>
-        <w:t xml:space="preserve"> </w:t>
-      </w:r>
-      <w:r>
-        <w:rPr>
-          <w:rStyle w:val="VerbatimChar"/>
-        </w:rPr>
-        <w:t xml:space="preserve">params</w:t>
-      </w:r>
-      <w:r>
-        <w:t xml:space="preserve"> </w:t>
-      </w:r>
-      <w:r>
-        <w:t xml:space="preserve">안에만 두고, 해석 규칙은</w:t>
-      </w:r>
-      <w:r>
-        <w:t xml:space="preserve"> </w:t>
-      </w:r>
-      <w:r>
-        <w:rPr>
-          <w:rStyle w:val="VerbatimChar"/>
-        </w:rPr>
-        <w:t xml:space="preserve">adapters/&lt;profile&gt;.json</w:t>
-      </w:r>
-      <w:r>
-        <w:t xml:space="preserve"> </w:t>
-      </w:r>
-      <w:r>
-        <w:t xml:space="preserve">에 둔다.</w:t>
-      </w:r>
-    </w:p>
-    <w:p>
-      <w:pPr>
-        <w:pStyle w:val="FirstParagraph"/>
-      </w:pPr>
-      <w:r>
-        <w:rPr>
-          <w:b/>
-        </w:rPr>
-        <w:t xml:space="preserve">판정 기준</w:t>
-      </w:r>
-      <w:r>
-        <w:t xml:space="preserve">: 새 하드웨어 프로파일을 추가할 때</w:t>
-      </w:r>
-      <w:r>
-        <w:t xml:space="preserve"> </w:t>
-      </w:r>
-      <w:r>
-        <w:rPr>
-          <w:rStyle w:val="VerbatimChar"/>
-        </w:rPr>
-        <w:t xml:space="preserve">model/</w:t>
-      </w:r>
-      <w:r>
-        <w:t xml:space="preserve"> </w:t>
-      </w:r>
-      <w:r>
-        <w:t xml:space="preserve">과</w:t>
-      </w:r>
-      <w:r>
-        <w:t xml:space="preserve"> </w:t>
-      </w:r>
-      <w:r>
-        <w:rPr>
-          <w:rStyle w:val="VerbatimChar"/>
-        </w:rPr>
-        <w:t xml:space="preserve">views/</w:t>
-      </w:r>
-      <w:r>
-        <w:t xml:space="preserve"> </w:t>
-      </w:r>
-      <w:r>
-        <w:t xml:space="preserve">의 마일스톤·태스크 관련 파일을</w:t>
-      </w:r>
-      <w:r>
-        <w:t xml:space="preserve"> </w:t>
-      </w:r>
-      <w:r>
-        <w:rPr>
-          <w:b/>
-        </w:rPr>
-        <w:t xml:space="preserve">한 줄도 고치지 않아야 한다.</w:t>
-      </w:r>
-      <w:r>
-        <w:t xml:space="preserve"> </w:t>
-      </w:r>
-      <w:r>
-        <w:t xml:space="preserve">이걸 검증 스크립트로 잡는다 (§7의</w:t>
-      </w:r>
-      <w:r>
-        <w:t xml:space="preserve"> </w:t>
-      </w:r>
-      <w:r>
-        <w:rPr>
-          <w:rStyle w:val="VerbatimChar"/>
-        </w:rPr>
-        <w:t xml:space="preserve">verify:adapter-swap</w:t>
-      </w:r>
-      <w:r>
-        <w:t xml:space="preserve">).</w:t>
-      </w:r>
-    </w:p>
-    <w:p>
-      <w:pPr>
-        <w:pStyle w:val="BodyText"/>
-      </w:pPr>
-      <w:r>
-        <w:t xml:space="preserve">이 판정 기준은 그대로 논문의 측정축이 된다 (논문 문서 §3-5).</w:t>
-      </w:r>
-    </w:p>
-    <w:p>
-      <w:r>
-        <w:pict>
-          <v:rect style="width:0;height:1.5pt" o:hralign="center" o:hrstd="t" o:hr="t"/>
-        </w:pict>
-      </w:r>
-    </w:p>
-    <w:p>
-      <w:pPr>
-        <w:pStyle w:val="Heading1"/>
-      </w:pPr>
-      <w:bookmarkStart w:id="39" w:name="검증-스크립트"/>
-      <w:r>
-        <w:t xml:space="preserve">7. 검증 스크립트</w:t>
-      </w:r>
-      <w:bookmarkEnd w:id="39"/>
-    </w:p>
-    <w:p>
-      <w:pPr>
-        <w:pStyle w:val="FirstParagraph"/>
-      </w:pPr>
-      <w:r>
-        <w:t xml:space="preserve">기존 방식과 같이</w:t>
-      </w:r>
-      <w:r>
-        <w:t xml:space="preserve"> </w:t>
-      </w:r>
-      <w:r>
-        <w:rPr>
-          <w:b/>
-        </w:rPr>
-        <w:t xml:space="preserve">단독 실행 가능한 Node 스크립트</w:t>
-      </w:r>
-      <w:r>
-        <w:t xml:space="preserve">로 만든다. 테스트 프레임워크를 붙이지 않는다.</w:t>
-      </w:r>
+        <w:pStyle w:val="Heading3"/>
+      </w:pPr>
+      <w:bookmarkStart w:id="35" w:name="판단이-틀렸던-것"/>
+      <w:r>
+        <w:t xml:space="preserve">판단이 틀렸던 것</w:t>
+      </w:r>
+      <w:bookmarkEnd w:id="35"/>
     </w:p>
     <w:tbl>
       <w:tblPr>
@@ -5252,7 +4314,7 @@
               <w:jc w:val="left"/>
             </w:pPr>
             <w:r>
-              <w:t xml:space="preserve">스크립트</w:t>
+              <w:t xml:space="preserve">예상</w:t>
             </w:r>
           </w:p>
         </w:tc>
@@ -5269,7 +4331,7 @@
               <w:jc w:val="left"/>
             </w:pPr>
             <w:r>
-              <w:t xml:space="preserve">무엇을 잡는가</w:t>
+              <w:t xml:space="preserve">실제</w:t>
             </w:r>
           </w:p>
         </w:tc>
@@ -5285,18 +4347,90 @@
               <w:rPr>
                 <w:rStyle w:val="VerbatimChar"/>
               </w:rPr>
-              <w:t xml:space="preserve">verify:hierarchy</w:t>
-            </w:r>
-          </w:p>
-        </w:tc>
-        <w:tc>
-          <w:p>
-            <w:pPr>
-              <w:pStyle w:val="Compact"/>
-              <w:jc w:val="left"/>
-            </w:pPr>
-            <w:r>
-              <w:t xml:space="preserve">3계층 계약이 서로 맞물리는가. 마일스톤·태스크에 하드웨어 어휘가 들어갔는가</w:t>
+              <w:t xml:space="preserve">store.ts</w:t>
+            </w:r>
+            <w:r>
+              <w:t xml:space="preserve"> </w:t>
+            </w:r>
+            <w:r>
+              <w:t xml:space="preserve">를</w:t>
+            </w:r>
+            <w:r>
+              <w:t xml:space="preserve"> </w:t>
+            </w:r>
+            <w:r>
+              <w:rPr>
+                <w:b/>
+              </w:rPr>
+              <w:t xml:space="preserve">기록 열로 개조</w:t>
+            </w:r>
+            <w:r>
+              <w:t xml:space="preserve">해서 가져온다 (3-2)</w:t>
+            </w:r>
+          </w:p>
+        </w:tc>
+        <w:tc>
+          <w:p>
+            <w:pPr>
+              <w:pStyle w:val="Compact"/>
+              <w:jc w:val="left"/>
+            </w:pPr>
+            <w:r>
+              <w:rPr>
+                <w:b/>
+              </w:rPr>
+              <w:t xml:space="preserve">개조하지 않았다.</w:t>
+            </w:r>
+            <w:r>
+              <w:t xml:space="preserve"> </w:t>
+            </w:r>
+            <w:r>
+              <w:t xml:space="preserve">최신값 저장소(</w:t>
+            </w:r>
+            <w:r>
+              <w:rPr>
+                <w:rStyle w:val="VerbatimChar"/>
+              </w:rPr>
+              <w:t xml:space="preserve">DataStore</w:t>
+            </w:r>
+            <w:r>
+              <w:t xml:space="preserve">)와 기록 열(</w:t>
+            </w:r>
+            <w:r>
+              <w:rPr>
+                <w:rStyle w:val="VerbatimChar"/>
+              </w:rPr>
+              <w:t xml:space="preserve">TraceStore</w:t>
+            </w:r>
+            <w:r>
+              <w:t xml:space="preserve">)은</w:t>
+            </w:r>
+            <w:r>
+              <w:t xml:space="preserve"> </w:t>
+            </w:r>
+            <w:r>
+              <w:rPr>
+                <w:b/>
+              </w:rPr>
+              <w:t xml:space="preserve">둘 다 필요하고 하는 일이 다르다.</w:t>
+            </w:r>
+            <w:r>
+              <w:t xml:space="preserve"> </w:t>
+            </w:r>
+            <w:r>
+              <w:t xml:space="preserve">되감기는 열을 접어야 성립하고, 구역 현황판은 지금 값만 필요하며 열을 매번 접으면 20Hz 수신에서 렌더 예산을 넘긴다.</w:t>
+            </w:r>
+            <w:r>
+              <w:t xml:space="preserve"> </w:t>
+            </w:r>
+            <w:r>
+              <w:rPr>
+                <w:b/>
+              </w:rPr>
+              <w:t xml:space="preserve">transport 는 하나를 공유하고 저장소만 둘</w:t>
+            </w:r>
+            <w:r>
+              <w:t xml:space="preserve">로 갔다</w:t>
             </w:r>
           </w:p>
         </w:tc>
@@ -5312,18 +4446,130 @@
               <w:rPr>
                 <w:rStyle w:val="VerbatimChar"/>
               </w:rPr>
-              <w:t xml:space="preserve">verify:adapter-swap</w:t>
-            </w:r>
-          </w:p>
-        </w:tc>
-        <w:tc>
-          <w:p>
-            <w:pPr>
-              <w:pStyle w:val="Compact"/>
-              <w:jc w:val="left"/>
-            </w:pPr>
-            <w:r>
-              <w:t xml:space="preserve">새 어댑터 프로파일 추가 시 상위 계층 파일 변경이 0인가 (§6)</w:t>
+              <w:t xml:space="preserve">commands.ts</w:t>
+            </w:r>
+            <w:r>
+              <w:t xml:space="preserve"> </w:t>
+            </w:r>
+            <w:r>
+              <w:t xml:space="preserve">를</w:t>
+            </w:r>
+            <w:r>
+              <w:t xml:space="preserve"> </w:t>
+            </w:r>
+            <w:r>
+              <w:rPr>
+                <w:b/>
+              </w:rPr>
+              <w:t xml:space="preserve">고쳐서</w:t>
+            </w:r>
+            <w:r>
+              <w:t xml:space="preserve"> </w:t>
+            </w:r>
+            <w:r>
+              <w:t xml:space="preserve">가져온다 (3-2)</w:t>
+            </w:r>
+          </w:p>
+        </w:tc>
+        <w:tc>
+          <w:p>
+            <w:pPr>
+              <w:pStyle w:val="Compact"/>
+              <w:jc w:val="left"/>
+            </w:pPr>
+            <w:r>
+              <w:t xml:space="preserve">맞지만 방향이 반대였다. 고친 것은 이쪽이 아니라</w:t>
+            </w:r>
+            <w:r>
+              <w:t xml:space="preserve"> </w:t>
+            </w:r>
+            <w:r>
+              <w:rPr>
+                <w:b/>
+              </w:rPr>
+              <w:t xml:space="preserve">탭①의 25줄짜리</w:t>
+            </w:r>
+            <w:r>
+              <w:rPr>
+                <w:b/>
+              </w:rPr>
+              <w:t xml:space="preserve"> </w:t>
+            </w:r>
+            <w:r>
+              <w:rPr>
+                <w:rStyle w:val="VerbatimChar"/>
+                <w:b/>
+              </w:rPr>
+              <w:t xml:space="preserve">issueCommand()</w:t>
+            </w:r>
+            <w:r>
+              <w:t xml:space="preserve"> </w:t>
+            </w:r>
+            <w:r>
+              <w:t xml:space="preserve">다. 374줄짜리</w:t>
+            </w:r>
+            <w:r>
+              <w:t xml:space="preserve"> </w:t>
+            </w:r>
+            <w:r>
+              <w:rPr>
+                <w:rStyle w:val="VerbatimChar"/>
+              </w:rPr>
+              <w:t xml:space="preserve">CommandTracker</w:t>
+            </w:r>
+            <w:r>
+              <w:t xml:space="preserve"> </w:t>
+            </w:r>
+            <w:r>
+              <w:t xml:space="preserve">가 앱의 단일 출구(</w:t>
+            </w:r>
+            <w:r>
+              <w:rPr>
+                <w:rStyle w:val="VerbatimChar"/>
+              </w:rPr>
+              <w:t xml:space="preserve">shared/commandCenter.ts</w:t>
+            </w:r>
+            <w:r>
+              <w:t xml:space="preserve">)가 되고</w:t>
+            </w:r>
+            <w:r>
+              <w:t xml:space="preserve"> </w:t>
+            </w:r>
+            <w:r>
+              <w:rPr>
+                <w:rStyle w:val="VerbatimChar"/>
+              </w:rPr>
+              <w:t xml:space="preserve">issueCommand()</w:t>
+            </w:r>
+            <w:r>
+              <w:t xml:space="preserve"> </w:t>
+            </w:r>
+            <w:r>
+              <w:t xml:space="preserve">가 그 위의 껍데기로 접혔다. 반대로 했으면</w:t>
+            </w:r>
+            <w:r>
+              <w:t xml:space="preserve"> </w:t>
+            </w:r>
+            <w:r>
+              <w:rPr>
+                <w:rStyle w:val="VerbatimChar"/>
+              </w:rPr>
+              <w:t xml:space="preserve">VZ-O-02</w:t>
+            </w:r>
+            <w:r>
+              <w:t xml:space="preserve">(4단계 추적)와</w:t>
+            </w:r>
+            <w:r>
+              <w:t xml:space="preserve"> </w:t>
+            </w:r>
+            <w:r>
+              <w:rPr>
+                <w:rStyle w:val="VerbatimChar"/>
+              </w:rPr>
+              <w:t xml:space="preserve">VZ-O-03</w:t>
+            </w:r>
+            <w:r>
+              <w:t xml:space="preserve">(감사)이 통째로 사라진다</w:t>
             </w:r>
           </w:p>
         </w:tc>
@@ -5339,18 +4585,84 @@
               <w:rPr>
                 <w:rStyle w:val="VerbatimChar"/>
               </w:rPr>
-              <w:t xml:space="preserve">verify:trace-append</w:t>
-            </w:r>
-          </w:p>
-        </w:tc>
-        <w:tc>
-          <w:p>
-            <w:pPr>
-              <w:pStyle w:val="Compact"/>
-              <w:jc w:val="left"/>
-            </w:pPr>
-            <w:r>
-              <w:t xml:space="preserve">기록이 덧붙이기만 되는가. 수정·삭제 경로가 없는가</w:t>
+              <w:t xml:space="preserve">NodeGraphView.tsx</w:t>
+            </w:r>
+            <w:r>
+              <w:t xml:space="preserve"> </w:t>
+            </w:r>
+            <w:r>
+              <w:t xml:space="preserve">를</w:t>
+            </w:r>
+            <w:r>
+              <w:t xml:space="preserve"> </w:t>
+            </w:r>
+            <w:r>
+              <w:rPr>
+                <w:b/>
+              </w:rPr>
+              <w:t xml:space="preserve">재작성</w:t>
+            </w:r>
+            <w:r>
+              <w:t xml:space="preserve">한다 (3-2)</w:t>
+            </w:r>
+          </w:p>
+        </w:tc>
+        <w:tc>
+          <w:p>
+            <w:pPr>
+              <w:pStyle w:val="Compact"/>
+              <w:jc w:val="left"/>
+            </w:pPr>
+            <w:r>
+              <w:rPr>
+                <w:b/>
+              </w:rPr>
+              <w:t xml:space="preserve">재작성하지 않았다.</w:t>
+            </w:r>
+            <w:r>
+              <w:t xml:space="preserve"> </w:t>
+            </w:r>
+            <w:r>
+              <w:rPr>
+                <w:rStyle w:val="VerbatimChar"/>
+              </w:rPr>
+              <w:t xml:space="preserve">MissionGraph</w:t>
+            </w:r>
+            <w:r>
+              <w:t xml:space="preserve"> </w:t>
+            </w:r>
+            <w:r>
+              <w:t xml:space="preserve">와</w:t>
+            </w:r>
+            <w:r>
+              <w:t xml:space="preserve"> </w:t>
+            </w:r>
+            <w:r>
+              <w:rPr>
+                <w:rStyle w:val="VerbatimChar"/>
+              </w:rPr>
+              <w:t xml:space="preserve">PipelineGraphEditor</w:t>
+            </w:r>
+            <w:r>
+              <w:t xml:space="preserve"> </w:t>
+            </w:r>
+            <w:r>
+              <w:t xml:space="preserve">가 이미 별개 컴포넌트여서, 임무 관제 모드와 토글을</w:t>
+            </w:r>
+            <w:r>
+              <w:t xml:space="preserve"> </w:t>
+            </w:r>
+            <w:r>
+              <w:rPr>
+                <w:b/>
+              </w:rPr>
+              <w:t xml:space="preserve">지우기만</w:t>
+            </w:r>
+            <w:r>
+              <w:t xml:space="preserve"> </w:t>
+            </w:r>
+            <w:r>
+              <w:t xml:space="preserve">했다(111줄 삭제). 탭①이 이미 3계층 그래프를 갖고 있으므로 임무 관제 모드는 가져오지 않았다</w:t>
             </w:r>
           </w:p>
         </w:tc>
@@ -5366,33 +4678,90 @@
               <w:rPr>
                 <w:rStyle w:val="VerbatimChar"/>
               </w:rPr>
-              <w:t xml:space="preserve">verify:replay</w:t>
-            </w:r>
-          </w:p>
-        </w:tc>
-        <w:tc>
-          <w:p>
-            <w:pPr>
-              <w:pStyle w:val="Compact"/>
-              <w:jc w:val="left"/>
-            </w:pPr>
-            <w:r>
-              <w:t xml:space="preserve">임의</w:t>
-            </w:r>
-            <w:r>
-              <w:t xml:space="preserve"> </w:t>
-            </w:r>
-            <w:r>
-              <w:rPr>
-                <w:rStyle w:val="VerbatimChar"/>
-              </w:rPr>
-              <w:t xml:space="preserve">seq</w:t>
-            </w:r>
-            <w:r>
-              <w:t xml:space="preserve"> </w:t>
-            </w:r>
-            <w:r>
-              <w:t xml:space="preserve">복원 결과가 순차 재생 결과와 일치하는가</w:t>
+              <w:t xml:space="preserve">mock-gateway/</w:t>
+            </w:r>
+            <w:r>
+              <w:t xml:space="preserve"> </w:t>
+            </w:r>
+            <w:r>
+              <w:t xml:space="preserve">의</w:t>
+            </w:r>
+            <w:r>
+              <w:t xml:space="preserve"> </w:t>
+            </w:r>
+            <w:r>
+              <w:rPr>
+                <w:b/>
+              </w:rPr>
+              <w:t xml:space="preserve">발행 내용을 3계층 이벤트로 바꾼다</w:t>
+            </w:r>
+            <w:r>
+              <w:t xml:space="preserve"> </w:t>
+            </w:r>
+            <w:r>
+              <w:t xml:space="preserve">(3-2)</w:t>
+            </w:r>
+          </w:p>
+        </w:tc>
+        <w:tc>
+          <w:p>
+            <w:pPr>
+              <w:pStyle w:val="Compact"/>
+              <w:jc w:val="left"/>
+            </w:pPr>
+            <w:r>
+              <w:rPr>
+                <w:b/>
+              </w:rPr>
+              <w:t xml:space="preserve">바꾸지 않았다.</w:t>
+            </w:r>
+            <w:r>
+              <w:t xml:space="preserve"> </w:t>
+            </w:r>
+            <w:r>
+              <w:t xml:space="preserve">장치 채널은 탭②~⑤가 그대로 쓴다. 대신</w:t>
+            </w:r>
+            <w:r>
+              <w:t xml:space="preserve"> </w:t>
+            </w:r>
+            <w:r>
+              <w:rPr>
+                <w:rStyle w:val="VerbatimChar"/>
+              </w:rPr>
+              <w:t xml:space="preserve">trace_event</w:t>
+            </w:r>
+            <w:r>
+              <w:t xml:space="preserve"> </w:t>
+            </w:r>
+            <w:r>
+              <w:t xml:space="preserve">채널</w:t>
+            </w:r>
+            <w:r>
+              <w:t xml:space="preserve"> </w:t>
+            </w:r>
+            <w:r>
+              <w:rPr>
+                <w:b/>
+              </w:rPr>
+              <w:t xml:space="preserve">하나를 더했고</w:t>
+            </w:r>
+            <w:r>
+              <w:t xml:space="preserve">, 옛</w:t>
+            </w:r>
+            <w:r>
+              <w:t xml:space="preserve"> </w:t>
+            </w:r>
+            <w:r>
+              <w:rPr>
+                <w:rStyle w:val="VerbatimChar"/>
+              </w:rPr>
+              <w:t xml:space="preserve">gateway/server.mjs</w:t>
+            </w:r>
+            <w:r>
+              <w:t xml:space="preserve"> </w:t>
+            </w:r>
+            <w:r>
+              <w:t xml:space="preserve">10줄이 그 채널로 접혔다. 게이트웨이는 하나다</w:t>
             </w:r>
           </w:p>
         </w:tc>
@@ -5408,30 +4777,141 @@
               <w:rPr>
                 <w:rStyle w:val="VerbatimChar"/>
               </w:rPr>
-              <w:t xml:space="preserve">verify:isolation</w:t>
-            </w:r>
-          </w:p>
-        </w:tc>
-        <w:tc>
-          <w:p>
-            <w:pPr>
-              <w:pStyle w:val="Compact"/>
-              <w:jc w:val="left"/>
-            </w:pPr>
-            <w:r>
-              <w:t xml:space="preserve">실패 경로 격리 집합에</w:t>
-            </w:r>
-            <w:r>
-              <w:t xml:space="preserve"> </w:t>
-            </w:r>
+              <w:t xml:space="preserve">registry.ts</w:t>
+            </w:r>
+            <w:r>
+              <w:t xml:space="preserve"> </w:t>
+            </w:r>
+            <w:r>
+              <w:t xml:space="preserve">를 하드웨어 배정 풀로 확장 (3-2)</w:t>
+            </w:r>
+          </w:p>
+        </w:tc>
+        <w:tc>
+          <w:p>
+            <w:pPr>
+              <w:pStyle w:val="Compact"/>
+              <w:jc w:val="left"/>
+            </w:pPr>
             <w:r>
               <w:rPr>
                 <w:b/>
               </w:rPr>
-              <w:t xml:space="preserve">근본 원인이 반드시 포함</w:t>
-            </w:r>
-            <w:r>
-              <w:t xml:space="preserve">되는가</w:t>
+              <w:t xml:space="preserve">아직 못 했다.</w:t>
+            </w:r>
+            <w:r>
+              <w:t xml:space="preserve"> </w:t>
+            </w:r>
+            <w:r>
+              <w:t xml:space="preserve">두 목 데이터가 서로 다른 세계다 — 탭①은 이동 로봇(</w:t>
+            </w:r>
+            <w:r>
+              <w:rPr>
+                <w:rStyle w:val="VerbatimChar"/>
+              </w:rPr>
+              <w:t xml:space="preserve">go1-02</w:t>
+            </w:r>
+            <w:r>
+              <w:t xml:space="preserve"> </w:t>
+            </w:r>
+            <w:r>
+              <w:t xml:space="preserve">등), 탭②는 구역 설비(</w:t>
+            </w:r>
+            <w:r>
+              <w:rPr>
+                <w:rStyle w:val="VerbatimChar"/>
+              </w:rPr>
+              <w:t xml:space="preserve">sensor-04</w:t>
+            </w:r>
+            <w:r>
+              <w:t xml:space="preserve">·</w:t>
+            </w:r>
+            <w:r>
+              <w:rPr>
+                <w:rStyle w:val="VerbatimChar"/>
+              </w:rPr>
+              <w:t xml:space="preserve">actuator-01</w:t>
+            </w:r>
+            <w:r>
+              <w:t xml:space="preserve"> </w:t>
+            </w:r>
+            <w:r>
+              <w:t xml:space="preserve">등). 접근 지점만</w:t>
+            </w:r>
+            <w:r>
+              <w:t xml:space="preserve"> </w:t>
+            </w:r>
+            <w:r>
+              <w:rPr>
+                <w:rStyle w:val="VerbatimChar"/>
+              </w:rPr>
+              <w:t xml:space="preserve">shared/registry.ts</w:t>
+            </w:r>
+            <w:r>
+              <w:t xml:space="preserve"> </w:t>
+            </w:r>
+            <w:r>
+              <w:t xml:space="preserve">하나로 모으고 합류는 보고서에 남겼다</w:t>
+            </w:r>
+          </w:p>
+        </w:tc>
+      </w:tr>
+    </w:tbl>
+    <w:p>
+      <w:pPr>
+        <w:pStyle w:val="Heading3"/>
+      </w:pPr>
+      <w:bookmarkStart w:id="36" w:name="새로-생긴-것"/>
+      <w:r>
+        <w:t xml:space="preserve">새로 생긴 것</w:t>
+      </w:r>
+      <w:bookmarkEnd w:id="36"/>
+    </w:p>
+    <w:tbl>
+      <w:tblPr>
+        <w:tblStyle w:val="Table"/>
+        <w:tblW w:type="pct" w:w="5000.0"/>
+        <w:tblLook w:firstRow="1"/>
+      </w:tblPr>
+      <w:tblGrid>
+        <w:gridCol w:w="3960"/>
+        <w:gridCol w:w="3960"/>
+      </w:tblGrid>
+      <w:tr>
+        <w:trPr>
+          <w:cnfStyle w:firstRow="1"/>
+        </w:trPr>
+        <w:tc>
+          <w:tcPr>
+            <w:tcBorders>
+              <w:bottom w:val="single"/>
+            </w:tcBorders>
+            <w:vAlign w:val="bottom"/>
+          </w:tcPr>
+          <w:p>
+            <w:pPr>
+              <w:pStyle w:val="Compact"/>
+              <w:jc w:val="left"/>
+            </w:pPr>
+            <w:r>
+              <w:t xml:space="preserve">무엇</w:t>
+            </w:r>
+          </w:p>
+        </w:tc>
+        <w:tc>
+          <w:tcPr>
+            <w:tcBorders>
+              <w:bottom w:val="single"/>
+            </w:tcBorders>
+            <w:vAlign w:val="bottom"/>
+          </w:tcPr>
+          <w:p>
+            <w:pPr>
+              <w:pStyle w:val="Compact"/>
+              <w:jc w:val="left"/>
+            </w:pPr>
+            <w:r>
+              <w:t xml:space="preserve">왜</w:t>
             </w:r>
           </w:p>
         </w:tc>
@@ -5447,33 +4927,30 @@
               <w:rPr>
                 <w:rStyle w:val="VerbatimChar"/>
               </w:rPr>
-              <w:t xml:space="preserve">verify:human-trace</w:t>
-            </w:r>
-          </w:p>
-        </w:tc>
-        <w:tc>
-          <w:p>
-            <w:pPr>
-              <w:pStyle w:val="Compact"/>
-              <w:jc w:val="left"/>
-            </w:pPr>
-            <w:r>
-              <w:t xml:space="preserve">화면에서 나가는 모든 명령이</w:t>
-            </w:r>
-            <w:r>
-              <w:t xml:space="preserve"> </w:t>
-            </w:r>
-            <w:r>
-              <w:rPr>
-                <w:rStyle w:val="VerbatimChar"/>
-              </w:rPr>
-              <w:t xml:space="preserve">produced_by=human</w:t>
-            </w:r>
-            <w:r>
-              <w:t xml:space="preserve"> </w:t>
-            </w:r>
-            <w:r>
-              <w:t xml:space="preserve">으로 기록되는가</w:t>
+              <w:t xml:space="preserve">src/shared/commandCenter.ts</w:t>
+            </w:r>
+          </w:p>
+        </w:tc>
+        <w:tc>
+          <w:p>
+            <w:pPr>
+              <w:pStyle w:val="Compact"/>
+              <w:jc w:val="left"/>
+            </w:pPr>
+            <w:r>
+              <w:t xml:space="preserve">명령 출구가</w:t>
+            </w:r>
+            <w:r>
+              <w:t xml:space="preserve"> </w:t>
+            </w:r>
+            <w:r>
+              <w:rPr>
+                <w:b/>
+              </w:rPr>
+              <w:t xml:space="preserve">탭이 아니라 앱의 것</w:t>
+            </w:r>
+            <w:r>
+              <w:t xml:space="preserve">이 됐다</w:t>
             </w:r>
           </w:p>
         </w:tc>
@@ -5489,27 +4966,27 @@
               <w:rPr>
                 <w:rStyle w:val="VerbatimChar"/>
               </w:rPr>
-              <w:t xml:space="preserve">verify:generate-split</w:t>
-            </w:r>
-          </w:p>
-        </w:tc>
-        <w:tc>
-          <w:p>
-            <w:pPr>
-              <w:pStyle w:val="Compact"/>
-              <w:jc w:val="left"/>
-            </w:pPr>
-            <w:r>
-              <w:t xml:space="preserve">검증 모듈이 생성 모듈의 내부 상태에 의존하지 않는가. 같은 입력에</w:t>
-            </w:r>
-            <w:r>
-              <w:t xml:space="preserve"> </w:t>
-            </w:r>
-            <w:r>
-              <w:rPr>
-                <w:b/>
-              </w:rPr>
-              <w:t xml:space="preserve">검증 결과가 재현되는가</w:t>
+              <w:t xml:space="preserve">src/shared/auditFieldMap.ts</w:t>
+            </w:r>
+          </w:p>
+        </w:tc>
+        <w:tc>
+          <w:p>
+            <w:pPr>
+              <w:pStyle w:val="Compact"/>
+              <w:jc w:val="left"/>
+            </w:pPr>
+            <w:r>
+              <w:t xml:space="preserve">감사 필드 이름을 한 파일에 가둔다. 음성 감사 필드(</w:t>
+            </w:r>
+            <w:r>
+              <w:rPr>
+                <w:rStyle w:val="VerbatimChar"/>
+              </w:rPr>
+              <w:t xml:space="preserve">REQ-1305</w:t>
+            </w:r>
+            <w:r>
+              <w:t xml:space="preserve">)도 여기로 합류시켰다</w:t>
             </w:r>
           </w:p>
         </w:tc>
@@ -5525,33 +5002,18 @@
               <w:rPr>
                 <w:rStyle w:val="VerbatimChar"/>
               </w:rPr>
-              <w:t xml:space="preserve">verify:no-llm</w:t>
-            </w:r>
-          </w:p>
-        </w:tc>
-        <w:tc>
-          <w:p>
-            <w:pPr>
-              <w:pStyle w:val="Compact"/>
-              <w:jc w:val="left"/>
-            </w:pPr>
-            <w:r>
-              <w:t xml:space="preserve">로컬 LLM을 끈 상태에서</w:t>
-            </w:r>
-            <w:r>
-              <w:t xml:space="preserve"> </w:t>
-            </w:r>
-            <w:r>
-              <w:rPr>
-                <w:b/>
-              </w:rPr>
-              <w:t xml:space="preserve">생성만 비활성화되고</w:t>
-            </w:r>
-            <w:r>
-              <w:t xml:space="preserve"> </w:t>
-            </w:r>
-            <w:r>
-              <w:t xml:space="preserve">실행·관측·디버깅이 계속 도는가</w:t>
+              <w:t xml:space="preserve">src/shared/correlation.ts</w:t>
+            </w:r>
+          </w:p>
+        </w:tc>
+        <w:tc>
+          <w:p>
+            <w:pPr>
+              <w:pStyle w:val="Compact"/>
+              <w:jc w:val="left"/>
+            </w:pPr>
+            <w:r>
+              <w:t xml:space="preserve">두 키 매핑은 명령 출구의 일부다</w:t>
             </w:r>
           </w:p>
         </w:tc>
@@ -5567,24 +5029,30 @@
               <w:rPr>
                 <w:rStyle w:val="VerbatimChar"/>
               </w:rPr>
-              <w:t xml:space="preserve">verify:standalone</w:t>
-            </w:r>
-          </w:p>
-        </w:tc>
-        <w:tc>
-          <w:p>
-            <w:pPr>
-              <w:pStyle w:val="Compact"/>
-              <w:jc w:val="left"/>
-            </w:pPr>
+              <w:t xml:space="preserve">src/tabs/index.tsx</w:t>
+            </w:r>
+          </w:p>
+        </w:tc>
+        <w:tc>
+          <w:p>
+            <w:pPr>
+              <w:pStyle w:val="Compact"/>
+              <w:jc w:val="left"/>
+            </w:pPr>
+            <w:r>
+              <w:t xml:space="preserve">셸이 탭 다섯을 각각 알지 않게 하는 경계.</w:t>
+            </w:r>
+            <w:r>
+              <w:t xml:space="preserve"> </w:t>
+            </w:r>
             <w:r>
               <w:rPr>
                 <w:b/>
               </w:rPr>
-              <w:t xml:space="preserve">탭①만 뜨는 단독 빌드</w:t>
-            </w:r>
-            <w:r>
-              <w:t xml:space="preserve">가 성립하는가. 다른 탭 코드를 import 하지 않는가 (논문 측정축 D)</w:t>
+              <w:t xml:space="preserve">단독 빌드가 이 밖에 있다</w:t>
+            </w:r>
+            <w:r>
+              <w:t xml:space="preserve">는 것을 코드로 보인다</w:t>
             </w:r>
           </w:p>
         </w:tc>
@@ -5600,33 +5068,18 @@
               <w:rPr>
                 <w:rStyle w:val="VerbatimChar"/>
               </w:rPr>
-              <w:t xml:space="preserve">verify:single-egress</w:t>
-            </w:r>
-          </w:p>
-        </w:tc>
-        <w:tc>
-          <w:p>
-            <w:pPr>
-              <w:pStyle w:val="Compact"/>
-              <w:jc w:val="left"/>
-            </w:pPr>
-            <w:r>
-              <w:t xml:space="preserve">명령 발행 경로가</w:t>
-            </w:r>
-            <w:r>
-              <w:t xml:space="preserve"> </w:t>
-            </w:r>
-            <w:r>
-              <w:rPr>
-                <w:b/>
-              </w:rPr>
-              <w:t xml:space="preserve">하나뿐인가.</w:t>
-            </w:r>
-            <w:r>
-              <w:t xml:space="preserve"> </w:t>
-            </w:r>
-            <w:r>
-              <w:t xml:space="preserve">탭③과 탭①이 같은 출구를 쓰는가</w:t>
+              <w:t xml:space="preserve">gateway/mission-trace.ts</w:t>
+            </w:r>
+          </w:p>
+        </w:tc>
+        <w:tc>
+          <w:p>
+            <w:pPr>
+              <w:pStyle w:val="Compact"/>
+              <w:jc w:val="left"/>
+            </w:pPr>
+            <w:r>
+              <w:t xml:space="preserve">옛 10줄짜리 재생기가 접힌 자리</w:t>
             </w:r>
           </w:p>
         </w:tc>
@@ -5642,33 +5095,27 @@
               <w:rPr>
                 <w:rStyle w:val="VerbatimChar"/>
               </w:rPr>
-              <w:t xml:space="preserve">verify:stt-port</w:t>
-            </w:r>
-          </w:p>
-        </w:tc>
-        <w:tc>
-          <w:p>
-            <w:pPr>
-              <w:pStyle w:val="Compact"/>
-              <w:jc w:val="left"/>
-            </w:pPr>
-            <w:r>
-              <w:t xml:space="preserve">이식한</w:t>
-            </w:r>
-            <w:r>
-              <w:t xml:space="preserve"> </w:t>
-            </w:r>
-            <w:r>
-              <w:rPr>
-                <w:rStyle w:val="VerbatimChar"/>
-              </w:rPr>
-              <w:t xml:space="preserve">stt/engines/*.py</w:t>
-            </w:r>
-            <w:r>
-              <w:t xml:space="preserve"> </w:t>
-            </w:r>
-            <w:r>
-              <w:t xml:space="preserve">가 stt-lab 원본과</w:t>
+              <w:t xml:space="preserve">verify:one-gateway</w:t>
+            </w:r>
+          </w:p>
+        </w:tc>
+        <w:tc>
+          <w:p>
+            <w:pPr>
+              <w:pStyle w:val="Compact"/>
+              <w:jc w:val="left"/>
+            </w:pPr>
+            <w:r>
+              <w:t xml:space="preserve">“</w:t>
+            </w:r>
+            <w:r>
+              <w:t xml:space="preserve">빌드가 된다</w:t>
+            </w:r>
+            <w:r>
+              <w:t xml:space="preserve">”</w:t>
+            </w:r>
+            <w:r>
+              <w:t xml:space="preserve">가 아니라</w:t>
             </w:r>
             <w:r>
               <w:t xml:space="preserve"> </w:t>
@@ -5677,109 +5124,25 @@
               <w:rPr>
                 <w:b/>
               </w:rPr>
-              <w:t xml:space="preserve">바이트 동일한가</w:t>
-            </w:r>
-            <w:r>
-              <w:t xml:space="preserve"> </w:t>
-            </w:r>
-            <w:r>
-              <w:t xml:space="preserve">(출처 주석 제외)</w:t>
-            </w:r>
-          </w:p>
-        </w:tc>
-      </w:tr>
-      <w:tr>
-        <w:tc>
-          <w:p>
-            <w:pPr>
-              <w:pStyle w:val="Compact"/>
-              <w:jc w:val="left"/>
-            </w:pPr>
-            <w:r>
-              <w:rPr>
-                <w:rStyle w:val="VerbatimChar"/>
-              </w:rPr>
-              <w:t xml:space="preserve">verify:voice-audit</w:t>
-            </w:r>
-          </w:p>
-        </w:tc>
-        <w:tc>
-          <w:p>
-            <w:pPr>
-              <w:pStyle w:val="Compact"/>
-              <w:jc w:val="left"/>
-            </w:pPr>
-            <w:r>
-              <w:rPr>
-                <w:rStyle w:val="VerbatimChar"/>
-              </w:rPr>
-              <w:t xml:space="preserve">input_modality: 'voice'</w:t>
-            </w:r>
-            <w:r>
-              <w:t xml:space="preserve"> </w:t>
-            </w:r>
-            <w:r>
-              <w:t xml:space="preserve">인데</w:t>
-            </w:r>
-            <w:r>
-              <w:t xml:space="preserve"> </w:t>
-            </w:r>
-            <w:r>
-              <w:rPr>
-                <w:rStyle w:val="VerbatimChar"/>
-              </w:rPr>
-              <w:t xml:space="preserve">voice</w:t>
-            </w:r>
-            <w:r>
-              <w:t xml:space="preserve"> </w:t>
-            </w:r>
-            <w:r>
-              <w:t xml:space="preserve">감사 필드가 빠진 명령이</w:t>
-            </w:r>
-            <w:r>
-              <w:t xml:space="preserve"> </w:t>
+              <w:t xml:space="preserve">“</w:t>
             </w:r>
             <w:r>
               <w:rPr>
                 <w:b/>
               </w:rPr>
-              <w:t xml:space="preserve">실제로 거부되는가</w:t>
-            </w:r>
-          </w:p>
-        </w:tc>
-      </w:tr>
-      <w:tr>
-        <w:tc>
-          <w:p>
-            <w:pPr>
-              <w:pStyle w:val="Compact"/>
-              <w:jc w:val="left"/>
-            </w:pPr>
-            <w:r>
-              <w:rPr>
-                <w:rStyle w:val="VerbatimChar"/>
-              </w:rPr>
-              <w:t xml:space="preserve">verify:no-stt</w:t>
-            </w:r>
-          </w:p>
-        </w:tc>
-        <w:tc>
-          <w:p>
-            <w:pPr>
-              <w:pStyle w:val="Compact"/>
-              <w:jc w:val="left"/>
-            </w:pPr>
-            <w:r>
-              <w:t xml:space="preserve">STT 서비스가 전부 실패하는 상태에서 화면이 뜨고</w:t>
-            </w:r>
-            <w:r>
-              <w:t xml:space="preserve"> </w:t>
+              <w:t xml:space="preserve">데이터가 실제로 온다</w:t>
             </w:r>
             <w:r>
               <w:rPr>
                 <w:b/>
               </w:rPr>
-              <w:t xml:space="preserve">수동 입력이 살아 있는가</w:t>
+              <w:t xml:space="preserve">”</w:t>
+            </w:r>
+            <w:r>
+              <w:t xml:space="preserve"> </w:t>
+            </w:r>
+            <w:r>
+              <w:t xml:space="preserve">를 본다. 화면만 옮기면 탭②~⑥이 텅 빈 채로 뜨는 것이 이 작업에서 가장 놓치기 쉬운 곳이었다</w:t>
             </w:r>
           </w:p>
         </w:tc>
@@ -5787,134 +5150,47 @@
     </w:tbl>
     <w:p>
       <w:pPr>
-        <w:pStyle w:val="BodyText"/>
-      </w:pPr>
-      <w:r>
-        <w:t xml:space="preserve">마지막 두 개가 중요하다.</w:t>
-      </w:r>
-      <w:r>
-        <w:t xml:space="preserve"> </w:t>
-      </w:r>
-      <w:r>
-        <w:rPr>
-          <w:rStyle w:val="VerbatimChar"/>
-        </w:rPr>
-        <w:t xml:space="preserve">verify:isolation</w:t>
-      </w:r>
-      <w:r>
-        <w:t xml:space="preserve"> </w:t>
-      </w:r>
-      <w:r>
-        <w:t xml:space="preserve">은</w:t>
-      </w:r>
-      <w:r>
-        <w:t xml:space="preserve"> </w:t>
-      </w:r>
-      <w:r>
-        <w:rPr>
-          <w:b/>
-        </w:rPr>
-        <w:t xml:space="preserve">격리해서 좁혔는데 정답을 잘라내는 것</w:t>
-      </w:r>
-      <w:r>
-        <w:t xml:space="preserve">을 막고,</w:t>
-      </w:r>
-      <w:r>
-        <w:t xml:space="preserve"> </w:t>
-      </w:r>
-      <w:r>
-        <w:rPr>
-          <w:rStyle w:val="VerbatimChar"/>
-        </w:rPr>
-        <w:t xml:space="preserve">verify:human-trace</w:t>
-      </w:r>
-      <w:r>
-        <w:t xml:space="preserve"> </w:t>
-      </w:r>
-      <w:r>
-        <w:t xml:space="preserve">는</w:t>
-      </w:r>
-      <w:r>
-        <w:t xml:space="preserve"> </w:t>
-      </w:r>
-      <w:r>
-        <w:rPr>
-          <w:b/>
-        </w:rPr>
-        <w:t xml:space="preserve">사람의 개입이 기록에서 빠지는 것</w:t>
-      </w:r>
-      <w:r>
-        <w:t xml:space="preserve">을 막는다. 둘 다 도구의 신뢰성 자체가 걸린 항목이다.</w:t>
-      </w:r>
-    </w:p>
-    <w:p>
-      <w:pPr>
-        <w:pStyle w:val="BodyText"/>
-      </w:pPr>
-      <w:r>
-        <w:t xml:space="preserve">STT 관련 세 검사는 모두</w:t>
-      </w:r>
-      <w:r>
-        <w:t xml:space="preserve"> </w:t>
-      </w:r>
-      <w:r>
-        <w:rPr>
-          <w:b/>
-        </w:rPr>
-        <w:t xml:space="preserve">음성 대조군을 포함한다</w:t>
-      </w:r>
-      <w:r>
-        <w:t xml:space="preserve"> </w:t>
-      </w:r>
-      <w:r>
-        <w:t xml:space="preserve">— 검사를 무력화한 사본이 반드시 실패로</w:t>
-      </w:r>
-      <w:r>
-        <w:t xml:space="preserve"> </w:t>
-      </w:r>
-      <w:r>
-        <w:t xml:space="preserve">잡히는지까지 확인한다. 검사가 아무것도 못 잡은 채 통과하던 일이 실제로 있었다</w:t>
-      </w:r>
-      <w:r>
-        <w:t xml:space="preserve"> </w:t>
-      </w:r>
-      <w:r>
-        <w:t xml:space="preserve">(</w:t>
-      </w:r>
-      <w:r>
-        <w:rPr>
-          <w:rStyle w:val="VerbatimChar"/>
-        </w:rPr>
-        <w:t xml:space="preserve">reports/2026-08-28_1036_통합구현_검토.md</w:t>
-      </w:r>
-      <w:r>
-        <w:t xml:space="preserve"> </w:t>
-      </w:r>
-      <w:r>
-        <w:t xml:space="preserve">B항).</w:t>
-      </w:r>
-    </w:p>
-    <w:p>
-      <w:pPr>
-        <w:pStyle w:val="BodyText"/>
-      </w:pPr>
-      <w:r>
-        <w:t xml:space="preserve">기존</w:t>
-      </w:r>
-      <w:r>
-        <w:t xml:space="preserve"> </w:t>
-      </w:r>
-      <w:r>
-        <w:rPr>
-          <w:rStyle w:val="VerbatimChar"/>
-        </w:rPr>
-        <w:t xml:space="preserve">verify:*</w:t>
-      </w:r>
-      <w:r>
-        <w:t xml:space="preserve"> </w:t>
-      </w:r>
-      <w:r>
-        <w:t xml:space="preserve">5종도 계속 통과해야 한다 (§3-5).</w:t>
+        <w:pStyle w:val="Heading3"/>
+      </w:pPr>
+      <w:bookmarkStart w:id="37" w:name="지운-것"/>
+      <w:r>
+        <w:t xml:space="preserve">지운 것</w:t>
+      </w:r>
+      <w:bookmarkEnd w:id="37"/>
+    </w:p>
+    <w:p>
+      <w:pPr>
+        <w:pStyle w:val="FirstParagraph"/>
+      </w:pPr>
+      <w:r>
+        <w:rPr>
+          <w:rStyle w:val="VerbatimChar"/>
+        </w:rPr>
+        <w:t xml:space="preserve">src/shared/stores/latestValueStore.ts</w:t>
+      </w:r>
+      <w:r>
+        <w:t xml:space="preserve"> </w:t>
+      </w:r>
+      <w:r>
+        <w:t xml:space="preserve">— 탭이 없을 때 추측으로 만든 스텁이다.</w:t>
+      </w:r>
+      <w:r>
+        <w:t xml:space="preserve"> </w:t>
+      </w:r>
+      <w:r>
+        <w:t xml:space="preserve">실물인</w:t>
+      </w:r>
+      <w:r>
+        <w:t xml:space="preserve"> </w:t>
+      </w:r>
+      <w:r>
+        <w:rPr>
+          <w:rStyle w:val="VerbatimChar"/>
+        </w:rPr>
+        <w:t xml:space="preserve">DataStore</w:t>
+      </w:r>
+      <w:r>
+        <w:t xml:space="preserve">(264줄)가 들어왔으므로 두 벌로 둘 이유가 없다.</w:t>
       </w:r>
     </w:p>
     <w:p>
@@ -5928,176 +5204,607 @@
       <w:pPr>
         <w:pStyle w:val="Heading1"/>
       </w:pPr>
-      <w:bookmarkStart w:id="40" w:name="stt-계층-2026-08-28-신설"/>
-      <w:r>
-        <w:t xml:space="preserve">8. STT 계층</w:t>
-      </w:r>
-      <w:r>
-        <w:t xml:space="preserve"> </w:t>
-      </w:r>
-      <w:r>
-        <w:rPr>
-          <w:i/>
-        </w:rPr>
-        <w:t xml:space="preserve">(2026-08-28 신설)</w:t>
-      </w:r>
-      <w:bookmarkEnd w:id="40"/>
+      <w:bookmarkStart w:id="38" w:name="폴더-구조"/>
+      <w:r>
+        <w:t xml:space="preserve">4. 폴더 구조</w:t>
+      </w:r>
+      <w:bookmarkEnd w:id="38"/>
+    </w:p>
+    <w:p>
+      <w:pPr>
+        <w:pStyle w:val="SourceCode"/>
+      </w:pPr>
+      <w:r>
+        <w:rPr>
+          <w:rStyle w:val="VerbatimChar"/>
+        </w:rPr>
+        <w:t xml:space="preserve">Physical-project-mk2/</w:t>
+      </w:r>
+      <w:r>
+        <w:br/>
+      </w:r>
+      <w:r>
+        <w:rPr>
+          <w:rStyle w:val="VerbatimChar"/>
+        </w:rPr>
+        <w:t xml:space="preserve">├── web-dashboard/          ← 기존. 손대지 않음</w:t>
+      </w:r>
+      <w:r>
+        <w:br/>
+      </w:r>
+      <w:r>
+        <w:rPr>
+          <w:rStyle w:val="VerbatimChar"/>
+        </w:rPr>
+        <w:t xml:space="preserve">├── mock-gateway/           ← 기존. 손대지 않음</w:t>
+      </w:r>
+      <w:r>
+        <w:br/>
+      </w:r>
+      <w:r>
+        <w:rPr>
+          <w:rStyle w:val="VerbatimChar"/>
+        </w:rPr>
+        <w:t xml:space="preserve">├── unity-twin/             ← 기존. 손대지 않음</w:t>
+      </w:r>
+      <w:r>
+        <w:br/>
+      </w:r>
+      <w:r>
+        <w:rPr>
+          <w:rStyle w:val="VerbatimChar"/>
+        </w:rPr>
+        <w:t xml:space="preserve">├── stt-lab/                ← 기존. 실험 하네스로 유지. 알맹이만 이식해 간다</w:t>
+      </w:r>
+      <w:r>
+        <w:br/>
+      </w:r>
+      <w:r>
+        <w:rPr>
+          <w:rStyle w:val="VerbatimChar"/>
+        </w:rPr>
+        <w:t xml:space="preserve">├── contracts/              ← 기존 5종은 그대로. 새 스키마를 파일로 추가</w:t>
+      </w:r>
+      <w:r>
+        <w:br/>
+      </w:r>
+      <w:r>
+        <w:rPr>
+          <w:rStyle w:val="VerbatimChar"/>
+        </w:rPr>
+        <w:t xml:space="preserve">│   ├── pipeline.schema.json          (기존)</w:t>
+      </w:r>
+      <w:r>
+        <w:br/>
+      </w:r>
+      <w:r>
+        <w:rPr>
+          <w:rStyle w:val="VerbatimChar"/>
+        </w:rPr>
+        <w:t xml:space="preserve">│   ├── mission.schema.json           (신규)</w:t>
+      </w:r>
+      <w:r>
+        <w:br/>
+      </w:r>
+      <w:r>
+        <w:rPr>
+          <w:rStyle w:val="VerbatimChar"/>
+        </w:rPr>
+        <w:t xml:space="preserve">│   ├── milestone.schema.json         (신규)</w:t>
+      </w:r>
+      <w:r>
+        <w:br/>
+      </w:r>
+      <w:r>
+        <w:rPr>
+          <w:rStyle w:val="VerbatimChar"/>
+        </w:rPr>
+        <w:t xml:space="preserve">│   ├── task.schema.json              (신규)</w:t>
+      </w:r>
+      <w:r>
+        <w:br/>
+      </w:r>
+      <w:r>
+        <w:rPr>
+          <w:rStyle w:val="VerbatimChar"/>
+        </w:rPr>
+        <w:t xml:space="preserve">│   ├── action-item.schema.json       (신규)</w:t>
+      </w:r>
+      <w:r>
+        <w:br/>
+      </w:r>
+      <w:r>
+        <w:rPr>
+          <w:rStyle w:val="VerbatimChar"/>
+        </w:rPr>
+        <w:t xml:space="preserve">│   ├── evaluation.schema.json        (신규)</w:t>
+      </w:r>
+      <w:r>
+        <w:br/>
+      </w:r>
+      <w:r>
+        <w:rPr>
+          <w:rStyle w:val="VerbatimChar"/>
+        </w:rPr>
+        <w:t xml:space="preserve">│   └── trace-event.schema.json       (신규)</w:t>
+      </w:r>
+      <w:r>
+        <w:br/>
+      </w:r>
+      <w:r>
+        <w:rPr>
+          <w:rStyle w:val="VerbatimChar"/>
+        </w:rPr>
+        <w:t xml:space="preserve">│</w:t>
+      </w:r>
+      <w:r>
+        <w:br/>
+      </w:r>
+      <w:r>
+        <w:rPr>
+          <w:rStyle w:val="VerbatimChar"/>
+        </w:rPr>
+        <w:t xml:space="preserve">└── viz-debugger/           ← 새로 만드는 곳</w:t>
+      </w:r>
+      <w:r>
+        <w:br/>
+      </w:r>
+      <w:r>
+        <w:rPr>
+          <w:rStyle w:val="VerbatimChar"/>
+        </w:rPr>
+        <w:t xml:space="preserve">    ├── src/</w:t>
+      </w:r>
+      <w:r>
+        <w:br/>
+      </w:r>
+      <w:r>
+        <w:rPr>
+          <w:rStyle w:val="VerbatimChar"/>
+        </w:rPr>
+        <w:t xml:space="preserve">    │   ├── shell/          탭 전환 · 상단 공통 바(임무 제어·이력·알림·연결 상태)</w:t>
+      </w:r>
+      <w:r>
+        <w:br/>
+      </w:r>
+      <w:r>
+        <w:rPr>
+          <w:rStyle w:val="VerbatimChar"/>
+        </w:rPr>
+        <w:t xml:space="preserve">    │   ├── shared/         **앱이 갖는 것.** 탭에 귀속되지 않는다</w:t>
+      </w:r>
+      <w:r>
+        <w:br/>
+      </w:r>
+      <w:r>
+        <w:rPr>
+          <w:rStyle w:val="VerbatimChar"/>
+        </w:rPr>
+        <w:t xml:space="preserve">    │   │   ├── commandCenter.ts   4단계 추적 · 상관 키 · 만료  ← 앱의 단일 명령 출구</w:t>
+      </w:r>
+      <w:r>
+        <w:br/>
+      </w:r>
+      <w:r>
+        <w:rPr>
+          <w:rStyle w:val="VerbatimChar"/>
+        </w:rPr>
+        <w:t xml:space="preserve">    │   │   ├── commandEgress.ts   그 위의 얇은 껍데기 (호출부를 안 바꾸려고 남긴다)</w:t>
+      </w:r>
+      <w:r>
+        <w:br/>
+      </w:r>
+      <w:r>
+        <w:rPr>
+          <w:rStyle w:val="VerbatimChar"/>
+        </w:rPr>
+        <w:t xml:space="preserve">    │   │   ├── voiceAudit.ts      음성 감사 필드 **검사**</w:t>
+      </w:r>
+      <w:r>
+        <w:br/>
+      </w:r>
+      <w:r>
+        <w:rPr>
+          <w:rStyle w:val="VerbatimChar"/>
+        </w:rPr>
+        <w:t xml:space="preserve">    │   │   ├── auditFieldMap.ts   감사 필드 **이름**을 여기 하나에 가둔다</w:t>
+      </w:r>
+      <w:r>
+        <w:br/>
+      </w:r>
+      <w:r>
+        <w:rPr>
+          <w:rStyle w:val="VerbatimChar"/>
+        </w:rPr>
+        <w:t xml:space="preserve">    │   │   ├── correlation.ts     두 키 매핑</w:t>
+      </w:r>
+      <w:r>
+        <w:br/>
+      </w:r>
+      <w:r>
+        <w:rPr>
+          <w:rStyle w:val="VerbatimChar"/>
+        </w:rPr>
+        <w:t xml:space="preserve">    │   │   ├── registry.ts        레지스트리 경계</w:t>
+      </w:r>
+      <w:r>
+        <w:br/>
+      </w:r>
+      <w:r>
+        <w:rPr>
+          <w:rStyle w:val="VerbatimChar"/>
+        </w:rPr>
+        <w:t xml:space="preserve">    │   │   ├── notifications.ts   상단 공통 알림</w:t>
+      </w:r>
+      <w:r>
+        <w:br/>
+      </w:r>
+      <w:r>
+        <w:rPr>
+          <w:rStyle w:val="VerbatimChar"/>
+        </w:rPr>
+        <w:t xml:space="preserve">    │   │   └── stores/traceStore.ts  기록 열 (탭①)</w:t>
+      </w:r>
+      <w:r>
+        <w:br/>
+      </w:r>
+      <w:r>
+        <w:rPr>
+          <w:rStyle w:val="VerbatimChar"/>
+        </w:rPr>
+        <w:t xml:space="preserve">    │   ├── tabs/           **이식본이 사는 곳.** 탭① 단독 빌드는 이 밖에 있다</w:t>
+      </w:r>
+      <w:r>
+        <w:br/>
+      </w:r>
+      <w:r>
+        <w:rPr>
+          <w:rStyle w:val="VerbatimChar"/>
+        </w:rPr>
+        <w:t xml:space="preserve">    │   │   ├── index.tsx          셸이 보는 유일한 면 + 데이터 계층 기동</w:t>
+      </w:r>
+      <w:r>
+        <w:br/>
+      </w:r>
+      <w:r>
+        <w:rPr>
+          <w:rStyle w:val="VerbatimChar"/>
+        </w:rPr>
+        <w:t xml:space="preserve">    │   │   ├── data/              web-dashboard/src/data/ 21개 (거의 무수정)</w:t>
+      </w:r>
+      <w:r>
+        <w:br/>
+      </w:r>
+      <w:r>
+        <w:rPr>
+          <w:rStyle w:val="VerbatimChar"/>
+        </w:rPr>
+        <w:t xml:space="preserve">    │   │   └── views/             ②~⑥ 화면 + PlanApproval · RiskPanel</w:t>
+      </w:r>
+      <w:r>
+        <w:br/>
+      </w:r>
+      <w:r>
+        <w:rPr>
+          <w:rStyle w:val="VerbatimChar"/>
+        </w:rPr>
+        <w:t xml:space="preserve">    │   ├── transport/      이식 (무수정, 포트 기본값만 다름)</w:t>
+      </w:r>
+      <w:r>
+        <w:br/>
+      </w:r>
+      <w:r>
+        <w:rPr>
+          <w:rStyle w:val="VerbatimChar"/>
+        </w:rPr>
+        <w:t xml:space="preserve">    │   ├── generate/      발화→마일스톤→태스크 생성 · 검증 · 전개 · 평가  ← 신규 인수</w:t>
+      </w:r>
+      <w:r>
+        <w:br/>
+      </w:r>
+      <w:r>
+        <w:rPr>
+          <w:rStyle w:val="VerbatimChar"/>
+        </w:rPr>
+        <w:t xml:space="preserve">    │   ├── trace/          기록 저장소 · 시점 복원 · 경로 격리   ← 새 코드의 핵심</w:t>
+      </w:r>
+      <w:r>
+        <w:br/>
+      </w:r>
+      <w:r>
+        <w:rPr>
+          <w:rStyle w:val="VerbatimChar"/>
+        </w:rPr>
+        <w:t xml:space="preserve">    │   ├── model/          3계층 자료 구조 · 8상태 · 어댑터 해석</w:t>
+      </w:r>
+      <w:r>
+        <w:br/>
+      </w:r>
+      <w:r>
+        <w:rPr>
+          <w:rStyle w:val="VerbatimChar"/>
+        </w:rPr>
+        <w:t xml:space="preserve">    │   ├── stt/            SttClient · 신뢰도 판정  ← 서비스를 보는 유일한 면</w:t>
+      </w:r>
+      <w:r>
+        <w:br/>
+      </w:r>
+      <w:r>
+        <w:rPr>
+          <w:rStyle w:val="VerbatimChar"/>
+        </w:rPr>
+        <w:t xml:space="preserve">    │   ├── data/           탭①의 시나리오·상수 (탭 데이터 계층과 다른 폴더다)</w:t>
+      </w:r>
+      <w:r>
+        <w:br/>
+      </w:r>
+      <w:r>
+        <w:rPr>
+          <w:rStyle w:val="VerbatimChar"/>
+        </w:rPr>
+        <w:t xml:space="preserve">    │   ├── graph/          레이아웃 · SVG 렌더링 · 상태 타임라인</w:t>
+      </w:r>
+      <w:r>
+        <w:br/>
+      </w:r>
+      <w:r>
+        <w:rPr>
+          <w:rStyle w:val="VerbatimChar"/>
+        </w:rPr>
+        <w:t xml:space="preserve">    │   ├── views/          탭① 화면 5종</w:t>
+      </w:r>
+      <w:r>
+        <w:br/>
+      </w:r>
+      <w:r>
+        <w:rPr>
+          <w:rStyle w:val="VerbatimChar"/>
+        </w:rPr>
+        <w:t xml:space="preserve">    │   ├── main.tsx        탭① (단독 빌드 진입점이 이걸 쓴다)</w:t>
+      </w:r>
+      <w:r>
+        <w:br/>
+      </w:r>
+      <w:r>
+        <w:rPr>
+          <w:rStyle w:val="VerbatimChar"/>
+        </w:rPr>
+        <w:t xml:space="preserve">    │   ├── standalone.tsx  탭① 단독 빌드 진입점 — tabs/ 를 import 하지 않는다</w:t>
+      </w:r>
+      <w:r>
+        <w:br/>
+      </w:r>
+      <w:r>
+        <w:rPr>
+          <w:rStyle w:val="VerbatimChar"/>
+        </w:rPr>
+        <w:t xml:space="preserve">    │   └── integrated.tsx  통합 앱 진입점</w:t>
+      </w:r>
+      <w:r>
+        <w:br/>
+      </w:r>
+      <w:r>
+        <w:rPr>
+          <w:rStyle w:val="VerbatimChar"/>
+        </w:rPr>
+        <w:t xml:space="preserve">    ├── gateway/            **목 게이트웨이 하나** (web-dashboard/mock-gateway 이식, 8790)</w:t>
+      </w:r>
+      <w:r>
+        <w:br/>
+      </w:r>
+      <w:r>
+        <w:rPr>
+          <w:rStyle w:val="VerbatimChar"/>
+        </w:rPr>
+        <w:t xml:space="preserve">    │   └── mission-trace.ts   옛 10줄짜리 시나리오 재생기가 접힌 자리</w:t>
+      </w:r>
+      <w:r>
+        <w:br/>
+      </w:r>
+      <w:r>
+        <w:rPr>
+          <w:rStyle w:val="VerbatimChar"/>
+        </w:rPr>
+        <w:t xml:space="preserve">    ├── stt/                STT 서비스 (Python). engines/ 는 stt-lab 무수정 이식</w:t>
+      </w:r>
+      <w:r>
+        <w:br/>
+      </w:r>
+      <w:r>
+        <w:rPr>
+          <w:rStyle w:val="VerbatimChar"/>
+        </w:rPr>
+        <w:t xml:space="preserve">    ├── adapters/           unitree_go1.json · amr.json · ...</w:t>
+      </w:r>
+      <w:r>
+        <w:br/>
+      </w:r>
+      <w:r>
+        <w:rPr>
+          <w:rStyle w:val="VerbatimChar"/>
+        </w:rPr>
+        <w:t xml:space="preserve">    ├── scenarios/          결함 주입 시나리오 60건</w:t>
+      </w:r>
+      <w:r>
+        <w:br/>
+      </w:r>
+      <w:r>
+        <w:rPr>
+          <w:rStyle w:val="VerbatimChar"/>
+        </w:rPr>
+        <w:t xml:space="preserve">    ├── scripts/            verify-*.mjs · dev-all.mjs</w:t>
+      </w:r>
+      <w:r>
+        <w:br/>
+      </w:r>
+      <w:r>
+        <w:rPr>
+          <w:rStyle w:val="VerbatimChar"/>
+        </w:rPr>
+        <w:t xml:space="preserve">    └── package.json</w:t>
+      </w:r>
     </w:p>
     <w:p>
       <w:pPr>
         <w:pStyle w:val="FirstParagraph"/>
       </w:pPr>
       <w:r>
-        <w:t xml:space="preserve">이식 판단은 §3-6에 있다. 여기는</w:t>
-      </w:r>
-      <w:r>
-        <w:t xml:space="preserve"> </w:t>
-      </w:r>
-      <w:r>
-        <w:rPr>
+        <w:rPr>
+          <w:rStyle w:val="VerbatimChar"/>
           <w:b/>
         </w:rPr>
-        <w:t xml:space="preserve">이식한 뒤 실제로 어떤 모양으로 도는가</w:t>
-      </w:r>
-      <w:r>
-        <w:t xml:space="preserve">를 적는다.</w:t>
-      </w:r>
-    </w:p>
-    <w:p>
-      <w:pPr>
-        <w:pStyle w:val="Heading2"/>
-      </w:pPr>
-      <w:bookmarkStart w:id="41" w:name="프로세스가-하나-늘어난다"/>
-      <w:r>
-        <w:t xml:space="preserve">8-1. 프로세스가 하나 늘어난다</w:t>
-      </w:r>
-      <w:bookmarkEnd w:id="41"/>
-    </w:p>
-    <w:p>
-      <w:pPr>
-        <w:pStyle w:val="SourceCode"/>
-      </w:pPr>
-      <w:r>
-        <w:rPr>
-          <w:rStyle w:val="VerbatimChar"/>
-        </w:rPr>
-        <w:t xml:space="preserve">viz-debugger/</w:t>
-      </w:r>
-      <w:r>
-        <w:br/>
-      </w:r>
-      <w:r>
-        <w:rPr>
-          <w:rStyle w:val="VerbatimChar"/>
-        </w:rPr>
-        <w:t xml:space="preserve">├── (Vite 개발 서버 5174)            ← 화면</w:t>
-      </w:r>
-      <w:r>
-        <w:br/>
-      </w:r>
-      <w:r>
-        <w:rPr>
-          <w:rStyle w:val="VerbatimChar"/>
-        </w:rPr>
-        <w:t xml:space="preserve">├── (목 게이트웨이 8790)              ← 임무 기록 스트림</w:t>
-      </w:r>
-      <w:r>
-        <w:br/>
-      </w:r>
-      <w:r>
-        <w:rPr>
-          <w:rStyle w:val="VerbatimChar"/>
-        </w:rPr>
-        <w:t xml:space="preserve">└── stt/  (FastAPI 8801)             ← 여기가 새로 생긴 것</w:t>
-      </w:r>
-      <w:r>
-        <w:br/>
-      </w:r>
-      <w:r>
-        <w:rPr>
-          <w:rStyle w:val="VerbatimChar"/>
-        </w:rPr>
-        <w:t xml:space="preserve">     ├── engines/    stt-lab 무수정 이식</w:t>
-      </w:r>
-      <w:r>
-        <w:br/>
-      </w:r>
-      <w:r>
-        <w:rPr>
-          <w:rStyle w:val="VerbatimChar"/>
-        </w:rPr>
-        <w:t xml:space="preserve">     ├── vocab.py    stt-lab registry.py 중 hotwords 부분만</w:t>
-      </w:r>
-      <w:r>
-        <w:br/>
-      </w:r>
-      <w:r>
-        <w:rPr>
-          <w:rStyle w:val="VerbatimChar"/>
-        </w:rPr>
-        <w:t xml:space="preserve">     └── service.py  새로 씀. 엔드포인트 하나 (POST /stt/transcribe)</w:t>
-      </w:r>
-    </w:p>
-    <w:p>
-      <w:pPr>
-        <w:pStyle w:val="FirstParagraph"/>
-      </w:pPr>
-      <w:r>
-        <w:t xml:space="preserve">faster-whisper는 CTranslate2 런타임이라</w:t>
-      </w:r>
-      <w:r>
-        <w:t xml:space="preserve"> </w:t>
+        <w:t xml:space="preserve">shared/</w:t>
       </w:r>
       <w:r>
         <w:rPr>
           <w:b/>
         </w:rPr>
-        <w:t xml:space="preserve">브라우저에서 돌지 않는다.</w:t>
-      </w:r>
-      <w:r>
-        <w:t xml:space="preserve"> </w:t>
-      </w:r>
-      <w:r>
-        <w:t xml:space="preserve">브라우저 내장</w:t>
-      </w:r>
-      <w:r>
-        <w:t xml:space="preserve"> </w:t>
-      </w:r>
-      <w:r>
-        <w:t xml:space="preserve">음성 인식(Web Speech API)은 엔진 종속이라</w:t>
-      </w:r>
-      <w:r>
-        <w:t xml:space="preserve"> </w:t>
-      </w:r>
-      <w:r>
-        <w:rPr>
-          <w:rStyle w:val="VerbatimChar"/>
-        </w:rPr>
-        <w:t xml:space="preserve">REQ-1302</w:t>
-      </w:r>
-      <w:r>
-        <w:t xml:space="preserve">에 어긋나고, 구현체가 오디오를</w:t>
-      </w:r>
-      <w:r>
-        <w:t xml:space="preserve"> </w:t>
-      </w:r>
-      <w:r>
-        <w:t xml:space="preserve">클라우드로 보내므로</w:t>
-      </w:r>
-      <w:r>
-        <w:t xml:space="preserve"> </w:t>
-      </w:r>
-      <w:r>
-        <w:rPr>
-          <w:rStyle w:val="VerbatimChar"/>
-        </w:rPr>
-        <w:t xml:space="preserve">NFR-010</w:t>
-      </w:r>
-      <w:r>
-        <w:t xml:space="preserve"> </w:t>
-      </w:r>
-      <w:r>
-        <w:t xml:space="preserve">로컬 처리 원칙과도 충돌한다. 그래서 프로세스가 하나 는다.</w:t>
+        <w:t xml:space="preserve"> </w:t>
+      </w:r>
+      <w:r>
+        <w:rPr>
+          <w:b/>
+        </w:rPr>
+        <w:t xml:space="preserve">와</w:t>
+      </w:r>
+      <w:r>
+        <w:rPr>
+          <w:b/>
+        </w:rPr>
+        <w:t xml:space="preserve"> </w:t>
+      </w:r>
+      <w:r>
+        <w:rPr>
+          <w:rStyle w:val="VerbatimChar"/>
+          <w:b/>
+        </w:rPr>
+        <w:t xml:space="preserve">tabs/</w:t>
+      </w:r>
+      <w:r>
+        <w:rPr>
+          <w:b/>
+        </w:rPr>
+        <w:t xml:space="preserve"> </w:t>
+      </w:r>
+      <w:r>
+        <w:rPr>
+          <w:b/>
+        </w:rPr>
+        <w:t xml:space="preserve">의 경계가 이 폴더 구조의 핵심이다.</w:t>
+      </w:r>
+      <w:r>
+        <w:t xml:space="preserve"> </w:t>
+      </w:r>
+      <w:r>
+        <w:t xml:space="preserve">탭① 단독 빌드는</w:t>
+      </w:r>
+      <w:r>
+        <w:t xml:space="preserve"> </w:t>
+      </w:r>
+      <w:r>
+        <w:rPr>
+          <w:rStyle w:val="VerbatimChar"/>
+        </w:rPr>
+        <w:t xml:space="preserve">shared/</w:t>
+      </w:r>
+      <w:r>
+        <w:t xml:space="preserve"> </w:t>
+      </w:r>
+      <w:r>
+        <w:t xml:space="preserve">까지만</w:t>
+      </w:r>
+      <w:r>
+        <w:t xml:space="preserve"> </w:t>
+      </w:r>
+      <w:r>
+        <w:t xml:space="preserve">쓰고</w:t>
+      </w:r>
+      <w:r>
+        <w:t xml:space="preserve"> </w:t>
+      </w:r>
+      <w:r>
+        <w:rPr>
+          <w:rStyle w:val="VerbatimChar"/>
+        </w:rPr>
+        <w:t xml:space="preserve">tabs/</w:t>
+      </w:r>
+      <w:r>
+        <w:t xml:space="preserve"> </w:t>
+      </w:r>
+      <w:r>
+        <w:t xml:space="preserve">를 건드리지 않는다 —</w:t>
+      </w:r>
+      <w:r>
+        <w:t xml:space="preserve"> </w:t>
+      </w:r>
+      <w:r>
+        <w:rPr>
+          <w:rStyle w:val="VerbatimChar"/>
+        </w:rPr>
+        <w:t xml:space="preserve">verify:standalone</w:t>
+      </w:r>
+      <w:r>
+        <w:t xml:space="preserve"> </w:t>
+      </w:r>
+      <w:r>
+        <w:t xml:space="preserve">이 그걸 강제한다.</w:t>
+      </w:r>
+      <w:r>
+        <w:t xml:space="preserve"> </w:t>
+      </w:r>
+      <w:r>
+        <w:rPr>
+          <w:rStyle w:val="VerbatimChar"/>
+        </w:rPr>
+        <w:t xml:space="preserve">registry.json</w:t>
+      </w:r>
+      <w:r>
+        <w:t xml:space="preserve"> </w:t>
+      </w:r>
+      <w:r>
+        <w:t xml:space="preserve">은</w:t>
+      </w:r>
+      <w:r>
+        <w:t xml:space="preserve"> </w:t>
+      </w:r>
+      <w:r>
+        <w:rPr>
+          <w:b/>
+        </w:rPr>
+        <w:t xml:space="preserve">복사하지 않고</w:t>
+      </w:r>
+      <w:r>
+        <w:t xml:space="preserve"> </w:t>
+      </w:r>
+      <w:r>
+        <w:rPr>
+          <w:rStyle w:val="VerbatimChar"/>
+        </w:rPr>
+        <w:t xml:space="preserve">web-dashboard/mock-gateway/registry.json</w:t>
+      </w:r>
+      <w:r>
+        <w:t xml:space="preserve"> </w:t>
+      </w:r>
+      <w:r>
+        <w:t xml:space="preserve">을 경로로 참조한다</w:t>
+      </w:r>
+      <w:r>
+        <w:t xml:space="preserve"> </w:t>
+      </w:r>
+      <w:r>
+        <w:t xml:space="preserve">(</w:t>
+      </w:r>
+      <w:r>
+        <w:rPr>
+          <w:rStyle w:val="VerbatimChar"/>
+        </w:rPr>
+        <w:t xml:space="preserve">stt/vocab.py</w:t>
+      </w:r>
+      <w:r>
+        <w:t xml:space="preserve"> </w:t>
+      </w:r>
+      <w:r>
+        <w:t xml:space="preserve">도 같은 파일을 읽는다 — 두 벌이 되면 화면의 장치 목록과 음성 어휘가 갈라진다).</w:t>
       </w:r>
     </w:p>
     <w:p>
@@ -6106,55 +5813,42 @@
       </w:pPr>
       <w:r>
         <w:rPr>
+          <w:rStyle w:val="VerbatimChar"/>
           <w:b/>
         </w:rPr>
-        <w:t xml:space="preserve">이건 의존성을 늘리는 것이 아니라 가시화가 맡기로 한 기능(</w:t>
-      </w:r>
-      <w:r>
-        <w:rPr>
-          <w:rStyle w:val="VerbatimChar"/>
+        <w:t xml:space="preserve">trace/</w:t>
+      </w:r>
+      <w:r>
+        <w:rPr>
           <w:b/>
         </w:rPr>
-        <w:t xml:space="preserve">VZ-L-01</w:t>
+        <w:t xml:space="preserve"> </w:t>
       </w:r>
       <w:r>
         <w:rPr>
           <w:b/>
         </w:rPr>
-        <w:t xml:space="preserve">)을 실제로 갖는 것이다.</w:t>
-      </w:r>
-      <w:r>
-        <w:t xml:space="preserve"> </w:t>
-      </w:r>
-      <w:r>
-        <w:rPr>
-          <w:rStyle w:val="VerbatimChar"/>
-        </w:rPr>
-        <w:t xml:space="preserve">stt-lab/</w:t>
-      </w:r>
-      <w:r>
-        <w:t xml:space="preserve">은 앞으로도 실험 하네스로 그대로 산다 —</w:t>
-      </w:r>
-      <w:r>
-        <w:t xml:space="preserve"> </w:t>
-      </w:r>
-      <w:r>
-        <w:rPr>
-          <w:rStyle w:val="VerbatimChar"/>
-        </w:rPr>
-        <w:t xml:space="preserve">VZ-L-03</w:t>
-      </w:r>
-      <w:r>
-        <w:t xml:space="preserve"> </w:t>
-      </w:r>
-      <w:r>
-        <w:t xml:space="preserve">신뢰도 임계를 실측할 때는</w:t>
-      </w:r>
-      <w:r>
-        <w:t xml:space="preserve"> </w:t>
-      </w:r>
-      <w:r>
-        <w:t xml:space="preserve">CER 계산과 누적 기록이 있는 그쪽을 쓴다.</w:t>
+        <w:t xml:space="preserve">가 이 프로젝트에서 새로 쓰는 코드의 중심</w:t>
+      </w:r>
+      <w:r>
+        <w:t xml:space="preserve">이다. 나머지는 이식이거나 화면이다.</w:t>
+      </w:r>
+    </w:p>
+    <w:p>
+      <w:pPr>
+        <w:pStyle w:val="BodyText"/>
+      </w:pPr>
+      <w:r>
+        <w:rPr>
+          <w:rStyle w:val="VerbatimChar"/>
+        </w:rPr>
+        <w:t xml:space="preserve">generate/</w:t>
+      </w:r>
+      <w:r>
+        <w:t xml:space="preserve"> </w:t>
+      </w:r>
+      <w:r>
+        <w:t xml:space="preserve">는 2026-08-27에 AI 파트에서 인수한 구간이다. 내부를</w:t>
       </w:r>
       <w:r>
         <w:t xml:space="preserve"> </w:t>
@@ -6163,1142 +5857,43 @@
         <w:rPr>
           <w:b/>
         </w:rPr>
-        <w:t xml:space="preserve">실험은 실험 하네스에서, 운영은 가시화 안에서.</w:t>
-      </w:r>
-    </w:p>
-    <w:p>
-      <w:pPr>
-        <w:pStyle w:val="BodyText"/>
-      </w:pPr>
-      <w:r>
-        <w:t xml:space="preserve">포트는 기존과 겹치지 않게</w:t>
-      </w:r>
-      <w:r>
-        <w:t xml:space="preserve"> </w:t>
-      </w:r>
-      <w:r>
-        <w:rPr>
-          <w:rStyle w:val="VerbatimChar"/>
-        </w:rPr>
-        <w:t xml:space="preserve">8801</w:t>
-      </w:r>
-      <w:r>
-        <w:t xml:space="preserve">을 쓴다 (web-dashboard</w:t>
-      </w:r>
-      <w:r>
-        <w:t xml:space="preserve"> </w:t>
-      </w:r>
-      <w:r>
-        <w:rPr>
-          <w:rStyle w:val="VerbatimChar"/>
-        </w:rPr>
-        <w:t xml:space="preserve">5173</w:t>
-      </w:r>
-      <w:r>
-        <w:t xml:space="preserve">·</w:t>
-      </w:r>
-      <w:r>
-        <w:rPr>
-          <w:rStyle w:val="VerbatimChar"/>
-        </w:rPr>
-        <w:t xml:space="preserve">8787~8788</w:t>
-      </w:r>
-      <w:r>
-        <w:t xml:space="preserve">, viz</w:t>
-      </w:r>
-      <w:r>
-        <w:t xml:space="preserve"> </w:t>
-      </w:r>
-      <w:r>
-        <w:rPr>
-          <w:rStyle w:val="VerbatimChar"/>
-        </w:rPr>
-        <w:t xml:space="preserve">5174</w:t>
-      </w:r>
-      <w:r>
-        <w:t xml:space="preserve">,</w:t>
-      </w:r>
-      <w:r>
-        <w:t xml:space="preserve"> </w:t>
-      </w:r>
-      <w:r>
-        <w:t xml:space="preserve">목 게이트웨이</w:t>
-      </w:r>
-      <w:r>
-        <w:t xml:space="preserve"> </w:t>
-      </w:r>
-      <w:r>
-        <w:rPr>
-          <w:rStyle w:val="VerbatimChar"/>
-        </w:rPr>
-        <w:t xml:space="preserve">8790</w:t>
-      </w:r>
-      <w:r>
-        <w:t xml:space="preserve">, stt-lab</w:t>
-      </w:r>
-      <w:r>
-        <w:t xml:space="preserve"> </w:t>
-      </w:r>
-      <w:r>
-        <w:rPr>
-          <w:rStyle w:val="VerbatimChar"/>
-        </w:rPr>
-        <w:t xml:space="preserve">8799</w:t>
-      </w:r>
-      <w:r>
-        <w:t xml:space="preserve">).</w:t>
-      </w:r>
-    </w:p>
-    <w:p>
-      <w:pPr>
-        <w:pStyle w:val="Heading2"/>
-      </w:pPr>
-      <w:bookmarkStart w:id="42" w:name="엔드포인트를-하나로-묶어-둔-이유"/>
-      <w:r>
-        <w:t xml:space="preserve">8-2. 엔드포인트를 하나로 묶어 둔 이유</w:t>
-      </w:r>
-      <w:bookmarkEnd w:id="42"/>
-    </w:p>
-    <w:p>
-      <w:pPr>
-        <w:pStyle w:val="FirstParagraph"/>
-      </w:pPr>
-      <w:r>
-        <w:rPr>
-          <w:rStyle w:val="VerbatimChar"/>
-        </w:rPr>
-        <w:t xml:space="preserve">stt-lab/server/main.py</w:t>
-      </w:r>
-      <w:r>
-        <w:t xml:space="preserve">에는 라우팅이 8개 있다(</w:t>
-      </w:r>
-      <w:r>
-        <w:rPr>
-          <w:rStyle w:val="VerbatimChar"/>
-        </w:rPr>
-        <w:t xml:space="preserve">/api/score</w:t>
-      </w:r>
-      <w:r>
-        <w:t xml:space="preserve">·</w:t>
-      </w:r>
-      <w:r>
-        <w:rPr>
-          <w:rStyle w:val="VerbatimChar"/>
-        </w:rPr>
-        <w:t xml:space="preserve">/api/runs</w:t>
-      </w:r>
-      <w:r>
-        <w:t xml:space="preserve">·</w:t>
-      </w:r>
-      <w:r>
-        <w:rPr>
-          <w:rStyle w:val="VerbatimChar"/>
-        </w:rPr>
-        <w:t xml:space="preserve">/api/presets</w:t>
-      </w:r>
-      <w:r>
-        <w:t xml:space="preserve">·</w:t>
-      </w:r>
-      <w:r>
-        <w:t xml:space="preserve"> </w:t>
-      </w:r>
-      <w:r>
-        <w:t xml:space="preserve">CSV·정적 서빙 …). 그건</w:t>
-      </w:r>
-      <w:r>
-        <w:t xml:space="preserve"> </w:t>
-      </w:r>
-      <w:r>
-        <w:rPr>
-          <w:b/>
-        </w:rPr>
-        <w:t xml:space="preserve">모델을 비교하는 하네스에 필요한 면</w:t>
-      </w:r>
-      <w:r>
-        <w:t xml:space="preserve">이지 운영 화면에 있을 것이 아니다.</w:t>
-      </w:r>
-      <w:r>
-        <w:t xml:space="preserve"> </w:t>
-      </w:r>
-      <w:r>
-        <w:t xml:space="preserve">운영 서비스는</w:t>
-      </w:r>
-      <w:r>
-        <w:t xml:space="preserve"> </w:t>
-      </w:r>
-      <w:r>
-        <w:rPr>
-          <w:rStyle w:val="VerbatimChar"/>
-        </w:rPr>
-        <w:t xml:space="preserve">POST /stt/transcribe</w:t>
-      </w:r>
-      <w:r>
-        <w:t xml:space="preserve"> </w:t>
-      </w:r>
-      <w:r>
-        <w:t xml:space="preserve">하나만 갖는다.</w:t>
-      </w:r>
-    </w:p>
-    <w:p>
-      <w:pPr>
-        <w:pStyle w:val="BodyText"/>
-      </w:pPr>
-      <w:r>
-        <w:t xml:space="preserve">헬스 체크 엔드포인트도 두지 않았다. 살아 있는지는 같은 경로에 GET을 던져 확인한다 —</w:t>
-      </w:r>
-      <w:r>
-        <w:t xml:space="preserve"> </w:t>
-      </w:r>
-      <w:r>
-        <w:rPr>
-          <w:b/>
-        </w:rPr>
-        <w:t xml:space="preserve">응답이 오면(405) 프로세스가 살아 있다는 뜻</w:t>
-      </w:r>
-      <w:r>
-        <w:t xml:space="preserve">이고, 네트워크 자체가 실패하면 꺼져 있다는 뜻이다.</w:t>
-      </w:r>
-      <w:r>
-        <w:t xml:space="preserve"> </w:t>
-      </w:r>
-      <w:r>
-        <w:t xml:space="preserve">면을 하나로 유지하는 쪽이 stt-lab이 8개로 불어난 길을 다시 밟지 않는 데 낫다고 봤다.</w:t>
-      </w:r>
-    </w:p>
-    <w:p>
-      <w:pPr>
-        <w:pStyle w:val="Heading2"/>
-      </w:pPr>
-      <w:bookmarkStart w:id="43" w:name="가시화가-stt를-보는-면"/>
-      <w:r>
-        <w:t xml:space="preserve">8-3. 가시화가 STT를 보는 면</w:t>
-      </w:r>
-      <w:bookmarkEnd w:id="43"/>
-    </w:p>
-    <w:p>
-      <w:pPr>
-        <w:pStyle w:val="SourceCode"/>
-      </w:pPr>
-      <w:r>
-        <w:rPr>
-          <w:rStyle w:val="VerbatimChar"/>
-        </w:rPr>
-        <w:t xml:space="preserve">화면 (views/UtterancePanel.tsx)</w:t>
-      </w:r>
-      <w:r>
-        <w:br/>
-      </w:r>
-      <w:r>
-        <w:rPr>
-          <w:rStyle w:val="VerbatimChar"/>
-        </w:rPr>
-        <w:t xml:space="preserve">  └ src/stt/          ← 여기가 유일한 면이다</w:t>
-      </w:r>
-      <w:r>
-        <w:br/>
-      </w:r>
-      <w:r>
-        <w:rPr>
-          <w:rStyle w:val="VerbatimChar"/>
-        </w:rPr>
-        <w:t xml:space="preserve">      ├ SttClient.ts   transcribe(blob) → SttResult. 이 밖에서 fetch로 STT를 부르지 않는다</w:t>
-      </w:r>
-      <w:r>
-        <w:br/>
-      </w:r>
-      <w:r>
-        <w:rPr>
-          <w:rStyle w:val="VerbatimChar"/>
-        </w:rPr>
-        <w:t xml:space="preserve">      ├ types.ts       서비스 응답 그대로. 수치를 요약하지 않는다</w:t>
-      </w:r>
-      <w:r>
-        <w:br/>
-      </w:r>
-      <w:r>
-        <w:rPr>
-          <w:rStyle w:val="VerbatimChar"/>
-        </w:rPr>
-        <w:t xml:space="preserve">      ├ confidence.ts  임계 판정 한 곳. 잠정값과 "실측 미완" 표시</w:t>
-      </w:r>
-      <w:r>
-        <w:br/>
-      </w:r>
-      <w:r>
-        <w:rPr>
-          <w:rStyle w:val="VerbatimChar"/>
-        </w:rPr>
-        <w:t xml:space="preserve">      └ availability.ts 서비스가 없을 때 무엇이 꺼지고 무엇이 남는가</w:t>
-      </w:r>
-    </w:p>
-    <w:p>
-      <w:pPr>
-        <w:pStyle w:val="FirstParagraph"/>
-      </w:pPr>
-      <w:r>
-        <w:t xml:space="preserve">서비스가 워커나 WASM으로 바뀌어도 갈아끼우는 곳이</w:t>
-      </w:r>
-      <w:r>
-        <w:t xml:space="preserve"> </w:t>
-      </w:r>
-      <w:r>
-        <w:rPr>
-          <w:rStyle w:val="VerbatimChar"/>
-        </w:rPr>
-        <w:t xml:space="preserve">src/stt/</w:t>
-      </w:r>
-      <w:r>
-        <w:t xml:space="preserve"> </w:t>
-      </w:r>
-      <w:r>
-        <w:t xml:space="preserve">하나가 되게 하기 위한 경계다.</w:t>
-      </w:r>
-      <w:r>
-        <w:t xml:space="preserve"> </w:t>
-      </w:r>
-      <w:r>
-        <w:rPr>
-          <w:rStyle w:val="VerbatimChar"/>
-        </w:rPr>
-        <w:t xml:space="preserve">verify:no-stt</w:t>
-      </w:r>
-      <w:r>
-        <w:t xml:space="preserve">가</w:t>
-      </w:r>
-      <w:r>
-        <w:t xml:space="preserve"> </w:t>
-      </w:r>
-      <w:r>
-        <w:t xml:space="preserve">“</w:t>
-      </w:r>
-      <w:r>
-        <w:t xml:space="preserve">STT를 부르는</w:t>
-      </w:r>
-      <w:r>
-        <w:t xml:space="preserve"> </w:t>
-      </w:r>
-      <w:r>
-        <w:rPr>
-          <w:rStyle w:val="VerbatimChar"/>
-        </w:rPr>
-        <w:t xml:space="preserve">fetch</w:t>
-      </w:r>
-      <w:r>
-        <w:t xml:space="preserve">가</w:t>
-      </w:r>
-      <w:r>
-        <w:t xml:space="preserve"> </w:t>
-      </w:r>
-      <w:r>
-        <w:rPr>
-          <w:rStyle w:val="VerbatimChar"/>
-        </w:rPr>
-        <w:t xml:space="preserve">SttClient.ts</w:t>
-      </w:r>
-      <w:r>
-        <w:t xml:space="preserve"> </w:t>
-      </w:r>
-      <w:r>
-        <w:t xml:space="preserve">밖에 있는가</w:t>
-      </w:r>
-      <w:r>
-        <w:t xml:space="preserve">”</w:t>
-      </w:r>
-      <w:r>
-        <w:t xml:space="preserve">를 함께 검사한다.</w:t>
-      </w:r>
-    </w:p>
-    <w:p>
-      <w:pPr>
-        <w:pStyle w:val="BodyText"/>
-      </w:pPr>
-      <w:r>
-        <w:rPr>
-          <w:rStyle w:val="VerbatimChar"/>
-        </w:rPr>
-        <w:t xml:space="preserve">src/stt/</w:t>
-      </w:r>
-      <w:r>
-        <w:t xml:space="preserve">는 셸이나 다른 탭을 import 하지 않는다 — 끌어오면 탭① 단독 빌드가 깨지고</w:t>
-      </w:r>
-      <w:r>
-        <w:t xml:space="preserve"> </w:t>
-      </w:r>
-      <w:r>
-        <w:rPr>
-          <w:rStyle w:val="VerbatimChar"/>
-        </w:rPr>
-        <w:t xml:space="preserve">verify:standalone</w:t>
-      </w:r>
-      <w:r>
-        <w:t xml:space="preserve">이 잡는다.</w:t>
-      </w:r>
-    </w:p>
-    <w:p>
-      <w:pPr>
-        <w:pStyle w:val="Heading2"/>
-      </w:pPr>
-      <w:bookmarkStart w:id="44" w:name="신뢰도를-하나의-숫자로-만들지-않는다"/>
-      <w:r>
-        <w:t xml:space="preserve">8-4. 신뢰도를 하나의 숫자로 만들지 않는다</w:t>
-      </w:r>
-      <w:bookmarkEnd w:id="44"/>
-    </w:p>
-    <w:p>
-      <w:pPr>
-        <w:pStyle w:val="FirstParagraph"/>
-      </w:pPr>
-      <w:r>
-        <w:t xml:space="preserve">Whisper는 명령 수락 여부를 바로 정할 단일 confidence를 주지 않는다.</w:t>
-      </w:r>
-      <w:r>
-        <w:t xml:space="preserve"> </w:t>
-      </w:r>
-      <w:r>
-        <w:rPr>
-          <w:rStyle w:val="VerbatimChar"/>
-        </w:rPr>
-        <w:t xml:space="preserve">avg_logprob</w:t>
-      </w:r>
-      <w:r>
-        <w:t xml:space="preserve">·</w:t>
-      </w:r>
-      <w:r>
-        <w:rPr>
-          <w:rStyle w:val="VerbatimChar"/>
-        </w:rPr>
-        <w:t xml:space="preserve">no_speech_prob</w:t>
-      </w:r>
-      <w:r>
-        <w:t xml:space="preserve">·평균 단어 확률을</w:t>
-      </w:r>
-      <w:r>
-        <w:t xml:space="preserve"> </w:t>
-      </w:r>
-      <w:r>
-        <w:rPr>
-          <w:b/>
-        </w:rPr>
-        <w:t xml:space="preserve">각각 그대로</w:t>
-      </w:r>
-      <w:r>
-        <w:t xml:space="preserve"> </w:t>
-      </w:r>
-      <w:r>
-        <w:t xml:space="preserve">들고 다닌다.</w:t>
-      </w:r>
-      <w:r>
-        <w:t xml:space="preserve"> </w:t>
-      </w:r>
-      <w:r>
-        <w:t xml:space="preserve">셋을 임의 가중합해 0~1 점수 하나로 뭉개면 판정 코드는 짧아지지만</w:t>
-      </w:r>
-      <w:r>
-        <w:t xml:space="preserve"> </w:t>
-      </w:r>
-      <w:r>
-        <w:rPr>
-          <w:b/>
-        </w:rPr>
-        <w:t xml:space="preserve">임계를 실측할 근거가 사라진다</w:t>
-      </w:r>
-      <w:r>
-        <w:t xml:space="preserve"> </w:t>
-      </w:r>
-      <w:r>
-        <w:t xml:space="preserve">— 어느 수치가 걸렀는지 알 수 없고, 가중치 자체가</w:t>
-      </w:r>
-      <w:r>
-        <w:t xml:space="preserve"> </w:t>
-      </w:r>
-      <w:r>
-        <w:t xml:space="preserve">또 하나의 미확정 값이 되기 때문이다.</w:t>
-      </w:r>
-    </w:p>
-    <w:p>
-      <w:pPr>
-        <w:pStyle w:val="BodyText"/>
-      </w:pPr>
-      <w:r>
-        <w:rPr>
-          <w:b/>
-        </w:rPr>
-        <w:t xml:space="preserve">임계값은 아직 정하지 않았다.</w:t>
-      </w:r>
-      <w:r>
-        <w:t xml:space="preserve"> </w:t>
-      </w:r>
-      <w:r>
-        <w:rPr>
-          <w:rStyle w:val="VerbatimChar"/>
-        </w:rPr>
-        <w:t xml:space="preserve">confidence.ts</w:t>
-      </w:r>
-      <w:r>
-        <w:t xml:space="preserve">에 들어 있는 값은 잠정이고 화면에도</w:t>
-      </w:r>
-      <w:r>
-        <w:t xml:space="preserve"> </w:t>
-      </w:r>
-      <w:r>
-        <w:t xml:space="preserve">“</w:t>
-      </w:r>
-      <w:r>
-        <w:t xml:space="preserve">잠정 — 실측 미완</w:t>
-      </w:r>
-      <w:r>
-        <w:t xml:space="preserve">”</w:t>
-      </w:r>
-      <w:r>
-        <w:t xml:space="preserve">이라고 적혀 있다. 판정이 일어나는 지점만 만들어 두고, 값은 실측 후</w:t>
-      </w:r>
-      <w:r>
-        <w:t xml:space="preserve"> </w:t>
-      </w:r>
-      <w:r>
-        <w:t xml:space="preserve">그 파일 하나만 고치면 되게 뺐다. 근거는</w:t>
-      </w:r>
-      <w:r>
-        <w:t xml:space="preserve"> </w:t>
-      </w:r>
-      <w:r>
-        <w:rPr>
-          <w:rStyle w:val="VerbatimChar"/>
-        </w:rPr>
-        <w:t xml:space="preserve">reports/2026-08-28_1620_STT이식.md</w:t>
-      </w:r>
-      <w:r>
-        <w:t xml:space="preserve">에 있다.</w:t>
-      </w:r>
-    </w:p>
-    <w:p>
-      <w:pPr>
-        <w:pStyle w:val="BodyText"/>
-      </w:pPr>
-      <w:r>
-        <w:rPr>
-          <w:b/>
-        </w:rPr>
-        <w:t xml:space="preserve">이 지점에서 계약과 충돌한다.</w:t>
-      </w:r>
-      <w:r>
-        <w:t xml:space="preserve"> </w:t>
-      </w:r>
-      <w:r>
-        <w:rPr>
-          <w:rStyle w:val="VerbatimChar"/>
-        </w:rPr>
-        <w:t xml:space="preserve">contracts/mission.schema.json</w:t>
-      </w:r>
-      <w:r>
-        <w:t xml:space="preserve">의</w:t>
-      </w:r>
-      <w:r>
-        <w:t xml:space="preserve"> </w:t>
-      </w:r>
-      <w:r>
-        <w:rPr>
-          <w:rStyle w:val="VerbatimChar"/>
-        </w:rPr>
-        <w:t xml:space="preserve">utterance.confidence</w:t>
-      </w:r>
-      <w:r>
-        <w:t xml:space="preserve">는</w:t>
-      </w:r>
-      <w:r>
-        <w:t xml:space="preserve"> </w:t>
-      </w:r>
-      <w:r>
-        <w:t xml:space="preserve">0~1 숫자 하나이고</w:t>
-      </w:r>
-      <w:r>
-        <w:t xml:space="preserve"> </w:t>
-      </w:r>
-      <w:r>
-        <w:rPr>
-          <w:rStyle w:val="VerbatimChar"/>
-        </w:rPr>
-        <w:t xml:space="preserve">additionalProperties: false</w:t>
-      </w:r>
-      <w:r>
-        <w:t xml:space="preserve">라 세 수치를 필드로 더 넣을 수도 없다.</w:t>
-      </w:r>
-      <w:r>
-        <w:t xml:space="preserve"> </w:t>
-      </w:r>
-      <w:r>
-        <w:t xml:space="preserve">0단계 합의 사항이라 혼자 바꾸지 않았다 — 세 가지 안과 근거는 위 보고서에 있다.</w:t>
-      </w:r>
-    </w:p>
-    <w:p>
-      <w:pPr>
-        <w:pStyle w:val="Heading2"/>
-      </w:pPr>
-      <w:bookmarkStart w:id="45" w:name="stt가-없어도-화면은-뜬다"/>
-      <w:r>
-        <w:t xml:space="preserve">8-5. STT가 없어도 화면은 뜬다</w:t>
-      </w:r>
-      <w:bookmarkEnd w:id="45"/>
-    </w:p>
-    <w:p>
-      <w:pPr>
-        <w:pStyle w:val="FirstParagraph"/>
-      </w:pPr>
-      <w:r>
-        <w:t xml:space="preserve">서비스가 꺼져 있거나 무응답이면</w:t>
-      </w:r>
-      <w:r>
-        <w:t xml:space="preserve"> </w:t>
-      </w:r>
-      <w:r>
-        <w:rPr>
-          <w:b/>
-        </w:rPr>
-        <w:t xml:space="preserve">그 기능만 비활성화하고 수동 텍스트 입력 경로를 남긴다</w:t>
-      </w:r>
-      <w:r>
-        <w:t xml:space="preserve"> </w:t>
-      </w:r>
-      <w:r>
-        <w:t xml:space="preserve">(</w:t>
-      </w:r>
-      <w:r>
-        <w:rPr>
-          <w:rStyle w:val="VerbatimChar"/>
-        </w:rPr>
-        <w:t xml:space="preserve">VZ-C-02</w:t>
-      </w:r>
-      <w:r>
-        <w:t xml:space="preserve">·</w:t>
-      </w:r>
-      <w:r>
-        <w:rPr>
-          <w:rStyle w:val="VerbatimChar"/>
-        </w:rPr>
-        <w:t xml:space="preserve">VZ-G-01</w:t>
-      </w:r>
-      <w:r>
-        <w:t xml:space="preserve">). 화면 전체가 죽거나 무한 로딩에 걸리지 않는다.</w:t>
-      </w:r>
-      <w:r>
-        <w:t xml:space="preserve"> </w:t>
-      </w:r>
-      <w:r>
-        <w:rPr>
-          <w:rStyle w:val="VerbatimChar"/>
-        </w:rPr>
-        <w:t xml:space="preserve">npm run dev</w:t>
-      </w:r>
-      <w:r>
-        <w:t xml:space="preserve">도 STT가 안 떠도 나머지를 그대로 띄운다.</w:t>
-      </w:r>
-    </w:p>
-    <w:p>
-      <w:pPr>
-        <w:pStyle w:val="BodyText"/>
-      </w:pPr>
-      <w:r>
-        <w:t xml:space="preserve">이 판단을 화면 컴포넌트 안에 조건문으로 흩어 놓지 않고</w:t>
-      </w:r>
-      <w:r>
-        <w:t xml:space="preserve"> </w:t>
-      </w:r>
-      <w:r>
-        <w:rPr>
-          <w:rStyle w:val="VerbatimChar"/>
-        </w:rPr>
-        <w:t xml:space="preserve">stt/availability.ts</w:t>
-      </w:r>
-      <w:r>
-        <w:t xml:space="preserve">의 순수 함수</w:t>
-      </w:r>
-      <w:r>
-        <w:t xml:space="preserve"> </w:t>
-      </w:r>
-      <w:r>
-        <w:t xml:space="preserve">하나로 뽑아 둔 이유는, 나중에 누가 조건 하나를 넓히면서 수동 입력까지 같이 잠가도</w:t>
-      </w:r>
-      <w:r>
-        <w:t xml:space="preserve"> </w:t>
-      </w:r>
-      <w:r>
-        <w:t xml:space="preserve">아무도 모르기 때문이다.</w:t>
-      </w:r>
-      <w:r>
-        <w:t xml:space="preserve"> </w:t>
-      </w:r>
-      <w:r>
-        <w:rPr>
-          <w:rStyle w:val="VerbatimChar"/>
-        </w:rPr>
-        <w:t xml:space="preserve">verify:no-stt</w:t>
-      </w:r>
-      <w:r>
-        <w:t xml:space="preserve">가 그 함수를 실제로 불러 검사한다.</w:t>
-      </w:r>
-    </w:p>
-    <w:p>
-      <w:pPr>
-        <w:pStyle w:val="Heading2"/>
-      </w:pPr>
-      <w:bookmarkStart w:id="46" w:name="명령-출구는-여전히-하나다"/>
-      <w:r>
-        <w:t xml:space="preserve">8-6. 명령 출구는 여전히 하나다</w:t>
-      </w:r>
-      <w:bookmarkEnd w:id="46"/>
-    </w:p>
-    <w:p>
-      <w:pPr>
-        <w:pStyle w:val="FirstParagraph"/>
-      </w:pPr>
-      <w:r>
-        <w:t xml:space="preserve">음성으로 발행되는 명령도</w:t>
-      </w:r>
-      <w:r>
-        <w:t xml:space="preserve"> </w:t>
-      </w:r>
-      <w:r>
-        <w:rPr>
-          <w:rStyle w:val="VerbatimChar"/>
-        </w:rPr>
-        <w:t xml:space="preserve">shared/commandEgress.ts</w:t>
-      </w:r>
-      <w:r>
-        <w:t xml:space="preserve">의</w:t>
-      </w:r>
-      <w:r>
-        <w:t xml:space="preserve"> </w:t>
-      </w:r>
-      <w:r>
-        <w:rPr>
-          <w:rStyle w:val="VerbatimChar"/>
-        </w:rPr>
-        <w:t xml:space="preserve">issueCommand()</w:t>
-      </w:r>
-      <w:r>
-        <w:t xml:space="preserve">를 거친다.</w:t>
-      </w:r>
-      <w:r>
-        <w:t xml:space="preserve"> </w:t>
-      </w:r>
-      <w:r>
-        <w:rPr>
-          <w:b/>
-        </w:rPr>
-        <w:t xml:space="preserve">달라지는 것은 경로가 아니라 감사 필드다</w:t>
-      </w:r>
-      <w:r>
-        <w:t xml:space="preserve"> </w:t>
-      </w:r>
-      <w:r>
-        <w:t xml:space="preserve">(</w:t>
-      </w:r>
-      <w:r>
-        <w:rPr>
-          <w:rStyle w:val="VerbatimChar"/>
-        </w:rPr>
-        <w:t xml:space="preserve">REQ-1305</w:t>
-      </w:r>
-      <w:r>
-        <w:t xml:space="preserve">).</w:t>
-      </w:r>
-    </w:p>
-    <w:p>
-      <w:pPr>
-        <w:pStyle w:val="SourceCode"/>
-      </w:pPr>
-      <w:r>
-        <w:rPr>
-          <w:rStyle w:val="NormalTok"/>
-        </w:rPr>
-        <w:t xml:space="preserve">audit</w:t>
-      </w:r>
-      <w:r>
-        <w:rPr>
-          <w:rStyle w:val="OperatorTok"/>
-        </w:rPr>
-        <w:t xml:space="preserve">:</w:t>
-      </w:r>
-      <w:r>
-        <w:rPr>
-          <w:rStyle w:val="NormalTok"/>
-        </w:rPr>
-        <w:t xml:space="preserve"> {</w:t>
-      </w:r>
-      <w:r>
-        <w:br/>
-      </w:r>
-      <w:r>
-        <w:rPr>
-          <w:rStyle w:val="NormalTok"/>
-        </w:rPr>
-        <w:t xml:space="preserve">  produced_by</w:t>
-      </w:r>
-      <w:r>
-        <w:rPr>
-          <w:rStyle w:val="OperatorTok"/>
-        </w:rPr>
-        <w:t xml:space="preserve">:</w:t>
-      </w:r>
-      <w:r>
-        <w:rPr>
-          <w:rStyle w:val="NormalTok"/>
-        </w:rPr>
-        <w:t xml:space="preserve"> </w:t>
-      </w:r>
-      <w:r>
-        <w:rPr>
-          <w:rStyle w:val="StringTok"/>
-        </w:rPr>
-        <w:t xml:space="preserve">'human'</w:t>
-      </w:r>
-      <w:r>
-        <w:rPr>
-          <w:rStyle w:val="OperatorTok"/>
-        </w:rPr>
-        <w:t xml:space="preserve">,</w:t>
-      </w:r>
-      <w:r>
-        <w:br/>
-      </w:r>
-      <w:r>
-        <w:rPr>
-          <w:rStyle w:val="NormalTok"/>
-        </w:rPr>
-        <w:t xml:space="preserve">  input_modality</w:t>
-      </w:r>
-      <w:r>
-        <w:rPr>
-          <w:rStyle w:val="OperatorTok"/>
-        </w:rPr>
-        <w:t xml:space="preserve">:</w:t>
-      </w:r>
-      <w:r>
-        <w:rPr>
-          <w:rStyle w:val="NormalTok"/>
-        </w:rPr>
-        <w:t xml:space="preserve"> </w:t>
-      </w:r>
-      <w:r>
-        <w:rPr>
-          <w:rStyle w:val="StringTok"/>
-        </w:rPr>
-        <w:t xml:space="preserve">'pointer'</w:t>
-      </w:r>
-      <w:r>
-        <w:rPr>
-          <w:rStyle w:val="NormalTok"/>
-        </w:rPr>
-        <w:t xml:space="preserve"> </w:t>
-      </w:r>
-      <w:r>
-        <w:rPr>
-          <w:rStyle w:val="OperatorTok"/>
-        </w:rPr>
-        <w:t xml:space="preserve">|</w:t>
-      </w:r>
-      <w:r>
-        <w:rPr>
-          <w:rStyle w:val="NormalTok"/>
-        </w:rPr>
-        <w:t xml:space="preserve"> </w:t>
-      </w:r>
-      <w:r>
-        <w:rPr>
-          <w:rStyle w:val="StringTok"/>
-        </w:rPr>
-        <w:t xml:space="preserve">'voice'</w:t>
-      </w:r>
-      <w:r>
-        <w:rPr>
-          <w:rStyle w:val="OperatorTok"/>
-        </w:rPr>
-        <w:t xml:space="preserve">,</w:t>
-      </w:r>
-      <w:r>
-        <w:br/>
-      </w:r>
-      <w:r>
-        <w:rPr>
-          <w:rStyle w:val="NormalTok"/>
-        </w:rPr>
-        <w:t xml:space="preserve">  voice</w:t>
-      </w:r>
-      <w:r>
-        <w:rPr>
-          <w:rStyle w:val="OperatorTok"/>
-        </w:rPr>
-        <w:t xml:space="preserve">?:</w:t>
-      </w:r>
-      <w:r>
-        <w:rPr>
-          <w:rStyle w:val="NormalTok"/>
-        </w:rPr>
-        <w:t xml:space="preserve"> { transcript</w:t>
-      </w:r>
-      <w:r>
-        <w:rPr>
-          <w:rStyle w:val="OperatorTok"/>
-        </w:rPr>
-        <w:t xml:space="preserve">,</w:t>
-      </w:r>
-      <w:r>
-        <w:rPr>
-          <w:rStyle w:val="NormalTok"/>
-        </w:rPr>
-        <w:t xml:space="preserve"> transcript_edited</w:t>
-      </w:r>
-      <w:r>
-        <w:rPr>
-          <w:rStyle w:val="OperatorTok"/>
-        </w:rPr>
-        <w:t xml:space="preserve">,</w:t>
-      </w:r>
-      <w:r>
-        <w:rPr>
-          <w:rStyle w:val="NormalTok"/>
-        </w:rPr>
-        <w:t xml:space="preserve"> avg_logprob</w:t>
-      </w:r>
-      <w:r>
-        <w:rPr>
-          <w:rStyle w:val="OperatorTok"/>
-        </w:rPr>
-        <w:t xml:space="preserve">,</w:t>
-      </w:r>
-      <w:r>
-        <w:rPr>
-          <w:rStyle w:val="NormalTok"/>
-        </w:rPr>
-        <w:t xml:space="preserve"> no_speech_prob</w:t>
-      </w:r>
-      <w:r>
-        <w:rPr>
-          <w:rStyle w:val="OperatorTok"/>
-        </w:rPr>
-        <w:t xml:space="preserve">,</w:t>
-      </w:r>
-      <w:r>
-        <w:br/>
-      </w:r>
-      <w:r>
-        <w:rPr>
-          <w:rStyle w:val="NormalTok"/>
-        </w:rPr>
-        <w:t xml:space="preserve">            mean_word_prob</w:t>
-      </w:r>
-      <w:r>
-        <w:rPr>
-          <w:rStyle w:val="OperatorTok"/>
-        </w:rPr>
-        <w:t xml:space="preserve">,</w:t>
-      </w:r>
-      <w:r>
-        <w:rPr>
-          <w:rStyle w:val="NormalTok"/>
-        </w:rPr>
-        <w:t xml:space="preserve"> engine</w:t>
-      </w:r>
-      <w:r>
-        <w:rPr>
-          <w:rStyle w:val="OperatorTok"/>
-        </w:rPr>
-        <w:t xml:space="preserve">,</w:t>
-      </w:r>
-      <w:r>
-        <w:rPr>
-          <w:rStyle w:val="NormalTok"/>
-        </w:rPr>
-        <w:t xml:space="preserve"> model</w:t>
-      </w:r>
-      <w:r>
-        <w:rPr>
-          <w:rStyle w:val="OperatorTok"/>
-        </w:rPr>
-        <w:t xml:space="preserve">,</w:t>
-      </w:r>
-      <w:r>
-        <w:rPr>
-          <w:rStyle w:val="NormalTok"/>
-        </w:rPr>
-        <w:t xml:space="preserve"> audio_ref }</w:t>
-      </w:r>
-      <w:r>
-        <w:rPr>
-          <w:rStyle w:val="OperatorTok"/>
-        </w:rPr>
-        <w:t xml:space="preserve">,</w:t>
-      </w:r>
-      <w:r>
-        <w:br/>
-      </w:r>
-      <w:r>
-        <w:rPr>
-          <w:rStyle w:val="NormalTok"/>
-        </w:rPr>
-        <w:t xml:space="preserve">}</w:t>
-      </w:r>
-    </w:p>
-    <w:p>
-      <w:pPr>
-        <w:pStyle w:val="FirstParagraph"/>
-      </w:pPr>
-      <w:r>
-        <w:rPr>
-          <w:rStyle w:val="VerbatimChar"/>
-        </w:rPr>
-        <w:t xml:space="preserve">transcript</w:t>
-      </w:r>
-      <w:r>
-        <w:t xml:space="preserve">와</w:t>
-      </w:r>
-      <w:r>
-        <w:t xml:space="preserve"> </w:t>
-      </w:r>
-      <w:r>
-        <w:rPr>
-          <w:rStyle w:val="VerbatimChar"/>
-        </w:rPr>
-        <w:t xml:space="preserve">transcript_edited</w:t>
-      </w:r>
-      <w:r>
-        <w:t xml:space="preserve">를</w:t>
-      </w:r>
-      <w:r>
-        <w:t xml:space="preserve"> </w:t>
-      </w:r>
-      <w:r>
-        <w:rPr>
-          <w:b/>
-        </w:rPr>
-        <w:t xml:space="preserve">둘 다</w:t>
-      </w:r>
-      <w:r>
-        <w:t xml:space="preserve"> </w:t>
-      </w:r>
-      <w:r>
-        <w:t xml:space="preserve">남긴다. 원문만 남기면 사람이 고친 오인식을</w:t>
-      </w:r>
-      <w:r>
-        <w:t xml:space="preserve"> </w:t>
-      </w:r>
-      <w:r>
-        <w:t xml:space="preserve">놓치고, 수정본만 남기면 STT 성능을 나중에 평가할 수 없다.</w:t>
-      </w:r>
-    </w:p>
-    <w:p>
-      <w:pPr>
-        <w:pStyle w:val="BodyText"/>
-      </w:pPr>
-      <w:r>
-        <w:rPr>
-          <w:rStyle w:val="VerbatimChar"/>
-        </w:rPr>
-        <w:t xml:space="preserve">input_modality: 'voice'</w:t>
-      </w:r>
-      <w:r>
-        <w:t xml:space="preserve">인데</w:t>
-      </w:r>
-      <w:r>
-        <w:t xml:space="preserve"> </w:t>
-      </w:r>
-      <w:r>
-        <w:rPr>
-          <w:rStyle w:val="VerbatimChar"/>
-        </w:rPr>
-        <w:t xml:space="preserve">voice</w:t>
-      </w:r>
-      <w:r>
-        <w:t xml:space="preserve">가 비어 있으면</w:t>
-      </w:r>
-      <w:r>
-        <w:t xml:space="preserve"> </w:t>
-      </w:r>
-      <w:r>
-        <w:rPr>
-          <w:b/>
-        </w:rPr>
-        <w:t xml:space="preserve">발행을 거부한다.</w:t>
-      </w:r>
-      <w:r>
-        <w:t xml:space="preserve"> </w:t>
-      </w:r>
-      <w:r>
-        <w:t xml:space="preserve">타입만으로 막지 않고</w:t>
-      </w:r>
-      <w:r>
-        <w:t xml:space="preserve"> </w:t>
-      </w:r>
-      <w:r>
-        <w:t xml:space="preserve">런타임에서도 막는 이유는, 나중에 다른 사람이 음성 경로를 추가할 때</w:t>
-      </w:r>
-      <w:r>
-        <w:t xml:space="preserve"> </w:t>
-      </w:r>
-      <w:r>
-        <w:rPr>
-          <w:rStyle w:val="VerbatimChar"/>
-        </w:rPr>
-        <w:t xml:space="preserve">as any</w:t>
-      </w:r>
-      <w:r>
-        <w:t xml:space="preserve"> </w:t>
-      </w:r>
-      <w:r>
-        <w:t xml:space="preserve">한 번이면</w:t>
-      </w:r>
-      <w:r>
-        <w:t xml:space="preserve"> </w:t>
-      </w:r>
-      <w:r>
-        <w:t xml:space="preserve">타입 검사는 통과하고 기록만 조용히 비기 때문이다.</w:t>
-      </w:r>
-      <w:r>
-        <w:t xml:space="preserve"> </w:t>
-      </w:r>
-      <w:r>
-        <w:rPr>
-          <w:rStyle w:val="VerbatimChar"/>
-        </w:rPr>
-        <w:t xml:space="preserve">verify:voice-audit</w:t>
-      </w:r>
-      <w:r>
-        <w:t xml:space="preserve">가 가드를 실제로 불러</w:t>
-      </w:r>
-      <w:r>
-        <w:t xml:space="preserve"> </w:t>
-      </w:r>
-      <w:r>
-        <w:t xml:space="preserve">확인하고,</w:t>
-      </w:r>
-      <w:r>
-        <w:t xml:space="preserve"> </w:t>
-      </w:r>
-      <w:r>
-        <w:rPr>
-          <w:b/>
-        </w:rPr>
-        <w:t xml:space="preserve">가드를 지운 대조군이 잡히는지</w:t>
-      </w:r>
-      <w:r>
-        <w:t xml:space="preserve">까지 본다.</w:t>
-      </w:r>
-    </w:p>
-    <w:p>
-      <w:pPr>
-        <w:pStyle w:val="BodyText"/>
-      </w:pPr>
-      <w:r>
-        <w:rPr>
-          <w:b/>
-        </w:rPr>
-        <w:t xml:space="preserve">기록은 백엔드 audit-writer가 한다.</w:t>
-      </w:r>
-      <w:r>
-        <w:t xml:space="preserve"> </w:t>
-      </w:r>
-      <w:r>
-        <w:t xml:space="preserve">브라우저는 감사 필드를 만들어 전달만 하고 직접 쓰지 않는다.</w:t>
+        <w:t xml:space="preserve">생성과 검증 두 모듈로 나눈다</w:t>
+      </w:r>
+      <w:r>
+        <w:t xml:space="preserve"> </w:t>
+      </w:r>
+      <w:r>
+        <w:t xml:space="preserve">—</w:t>
+      </w:r>
+      <w:r>
+        <w:t xml:space="preserve"> </w:t>
+      </w:r>
+      <w:r>
+        <w:rPr>
+          <w:rStyle w:val="VerbatimChar"/>
+        </w:rPr>
+        <w:t xml:space="preserve">generate/plan.ts</w:t>
+      </w:r>
+      <w:r>
+        <w:t xml:space="preserve">(마일스톤·태스크 생성)와</w:t>
+      </w:r>
+      <w:r>
+        <w:t xml:space="preserve"> </w:t>
+      </w:r>
+      <w:r>
+        <w:rPr>
+          <w:rStyle w:val="VerbatimChar"/>
+        </w:rPr>
+        <w:t xml:space="preserve">generate/validate.ts</w:t>
+      </w:r>
+      <w:r>
+        <w:t xml:space="preserve">(검증)가 서로를 호출하지 않는다.</w:t>
+      </w:r>
+      <w:r>
+        <w:t xml:space="preserve"> </w:t>
+      </w:r>
+      <w:r>
+        <w:t xml:space="preserve">검증이 생성의 내부 상태를 보면 재현 가능한 검증이 아니게 되고, 실패했을 때 둘을 가를 수 없다.</w:t>
       </w:r>
     </w:p>
     <w:p>
@@ -7312,72 +5907,516 @@
       <w:pPr>
         <w:pStyle w:val="Heading1"/>
       </w:pPr>
-      <w:bookmarkStart w:id="47" w:name="실행-환경"/>
-      <w:r>
-        <w:t xml:space="preserve">9. 실행 환경</w:t>
-      </w:r>
-      <w:bookmarkEnd w:id="47"/>
+      <w:bookmarkStart w:id="39" w:name="기록-저장소-설계"/>
+      <w:r>
+        <w:t xml:space="preserve">5. 기록 저장소 설계</w:t>
+      </w:r>
+      <w:bookmarkEnd w:id="39"/>
     </w:p>
     <w:p>
       <w:pPr>
         <w:pStyle w:val="Heading2"/>
       </w:pPr>
-      <w:bookmarkStart w:id="48" w:name="개발"/>
-      <w:r>
-        <w:t xml:space="preserve">9-1. 개발</w:t>
-      </w:r>
-      <w:bookmarkEnd w:id="48"/>
-    </w:p>
-    <w:p>
-      <w:pPr>
-        <w:pStyle w:val="SourceCode"/>
-      </w:pPr>
-      <w:r>
-        <w:rPr>
-          <w:rStyle w:val="VerbatimChar"/>
-        </w:rPr>
-        <w:t xml:space="preserve">cd viz-debugger</w:t>
-      </w:r>
-      <w:r>
-        <w:br/>
-      </w:r>
-      <w:r>
-        <w:rPr>
-          <w:rStyle w:val="VerbatimChar"/>
-        </w:rPr>
-        <w:t xml:space="preserve">npm install</w:t>
-      </w:r>
-      <w:r>
-        <w:br/>
-      </w:r>
-      <w:r>
-        <w:rPr>
-          <w:rStyle w:val="VerbatimChar"/>
-        </w:rPr>
-        <w:t xml:space="preserve">npm run dev          # 목 게이트웨이 + Vite 동시 실행</w:t>
-      </w:r>
+      <w:bookmarkStart w:id="40" w:name="기록-한-줄"/>
+      <w:r>
+        <w:t xml:space="preserve">5-1. 기록 한 줄</w:t>
+      </w:r>
+      <w:bookmarkEnd w:id="40"/>
+    </w:p>
+    <w:tbl>
+      <w:tblPr>
+        <w:tblStyle w:val="Table"/>
+        <w:tblW w:type="pct" w:w="5000.0"/>
+        <w:tblLook w:firstRow="1"/>
+      </w:tblPr>
+      <w:tblGrid>
+        <w:gridCol w:w="3960"/>
+        <w:gridCol w:w="3960"/>
+      </w:tblGrid>
+      <w:tr>
+        <w:trPr>
+          <w:cnfStyle w:firstRow="1"/>
+        </w:trPr>
+        <w:tc>
+          <w:tcPr>
+            <w:tcBorders>
+              <w:bottom w:val="single"/>
+            </w:tcBorders>
+            <w:vAlign w:val="bottom"/>
+          </w:tcPr>
+          <w:p>
+            <w:pPr>
+              <w:pStyle w:val="Compact"/>
+              <w:jc w:val="left"/>
+            </w:pPr>
+            <w:r>
+              <w:t xml:space="preserve">항목</w:t>
+            </w:r>
+          </w:p>
+        </w:tc>
+        <w:tc>
+          <w:tcPr>
+            <w:tcBorders>
+              <w:bottom w:val="single"/>
+            </w:tcBorders>
+            <w:vAlign w:val="bottom"/>
+          </w:tcPr>
+          <w:p>
+            <w:pPr>
+              <w:pStyle w:val="Compact"/>
+              <w:jc w:val="left"/>
+            </w:pPr>
+            <w:r>
+              <w:t xml:space="preserve">내용</w:t>
+            </w:r>
+          </w:p>
+        </w:tc>
+      </w:tr>
+      <w:tr>
+        <w:tc>
+          <w:p>
+            <w:pPr>
+              <w:pStyle w:val="Compact"/>
+              <w:jc w:val="left"/>
+            </w:pPr>
+            <w:r>
+              <w:rPr>
+                <w:rStyle w:val="VerbatimChar"/>
+              </w:rPr>
+              <w:t xml:space="preserve">seq</w:t>
+            </w:r>
+          </w:p>
+        </w:tc>
+        <w:tc>
+          <w:p>
+            <w:pPr>
+              <w:pStyle w:val="Compact"/>
+              <w:jc w:val="left"/>
+            </w:pPr>
+            <w:r>
+              <w:t xml:space="preserve">단조 증가 순번. 되감기의 기준축</w:t>
+            </w:r>
+          </w:p>
+        </w:tc>
+      </w:tr>
+      <w:tr>
+        <w:tc>
+          <w:p>
+            <w:pPr>
+              <w:pStyle w:val="Compact"/>
+              <w:jc w:val="left"/>
+            </w:pPr>
+            <w:r>
+              <w:rPr>
+                <w:rStyle w:val="VerbatimChar"/>
+              </w:rPr>
+              <w:t xml:space="preserve">ts</w:t>
+            </w:r>
+          </w:p>
+        </w:tc>
+        <w:tc>
+          <w:p>
+            <w:pPr>
+              <w:pStyle w:val="Compact"/>
+              <w:jc w:val="left"/>
+            </w:pPr>
+            <w:r>
+              <w:t xml:space="preserve">서버 시각</w:t>
+            </w:r>
+          </w:p>
+        </w:tc>
+      </w:tr>
+      <w:tr>
+        <w:tc>
+          <w:p>
+            <w:pPr>
+              <w:pStyle w:val="Compact"/>
+              <w:jc w:val="left"/>
+            </w:pPr>
+            <w:r>
+              <w:rPr>
+                <w:rStyle w:val="VerbatimChar"/>
+              </w:rPr>
+              <w:t xml:space="preserve">layer</w:t>
+            </w:r>
+          </w:p>
+        </w:tc>
+        <w:tc>
+          <w:p>
+            <w:pPr>
+              <w:pStyle w:val="Compact"/>
+              <w:jc w:val="left"/>
+            </w:pPr>
+            <w:r>
+              <w:rPr>
+                <w:rStyle w:val="VerbatimChar"/>
+              </w:rPr>
+              <w:t xml:space="preserve">mission</w:t>
+            </w:r>
+            <w:r>
+              <w:t xml:space="preserve"> </w:t>
+            </w:r>
+            <w:r>
+              <w:t xml:space="preserve">/</w:t>
+            </w:r>
+            <w:r>
+              <w:t xml:space="preserve"> </w:t>
+            </w:r>
+            <w:r>
+              <w:rPr>
+                <w:rStyle w:val="VerbatimChar"/>
+              </w:rPr>
+              <w:t xml:space="preserve">milestone</w:t>
+            </w:r>
+            <w:r>
+              <w:t xml:space="preserve"> </w:t>
+            </w:r>
+            <w:r>
+              <w:t xml:space="preserve">/</w:t>
+            </w:r>
+            <w:r>
+              <w:t xml:space="preserve"> </w:t>
+            </w:r>
+            <w:r>
+              <w:rPr>
+                <w:rStyle w:val="VerbatimChar"/>
+              </w:rPr>
+              <w:t xml:space="preserve">task</w:t>
+            </w:r>
+            <w:r>
+              <w:t xml:space="preserve"> </w:t>
+            </w:r>
+            <w:r>
+              <w:t xml:space="preserve">/</w:t>
+            </w:r>
+            <w:r>
+              <w:t xml:space="preserve"> </w:t>
+            </w:r>
+            <w:r>
+              <w:rPr>
+                <w:rStyle w:val="VerbatimChar"/>
+              </w:rPr>
+              <w:t xml:space="preserve">action_item</w:t>
+            </w:r>
+          </w:p>
+        </w:tc>
+      </w:tr>
+      <w:tr>
+        <w:tc>
+          <w:p>
+            <w:pPr>
+              <w:pStyle w:val="Compact"/>
+              <w:jc w:val="left"/>
+            </w:pPr>
+            <w:r>
+              <w:rPr>
+                <w:rStyle w:val="VerbatimChar"/>
+              </w:rPr>
+              <w:t xml:space="preserve">node_id</w:t>
+            </w:r>
+          </w:p>
+        </w:tc>
+        <w:tc>
+          <w:p>
+            <w:pPr>
+              <w:pStyle w:val="Compact"/>
+              <w:jc w:val="left"/>
+            </w:pPr>
+            <w:r>
+              <w:t xml:space="preserve">어느 노드인가</w:t>
+            </w:r>
+          </w:p>
+        </w:tc>
+      </w:tr>
+      <w:tr>
+        <w:tc>
+          <w:p>
+            <w:pPr>
+              <w:pStyle w:val="Compact"/>
+              <w:jc w:val="left"/>
+            </w:pPr>
+            <w:r>
+              <w:rPr>
+                <w:rStyle w:val="VerbatimChar"/>
+              </w:rPr>
+              <w:t xml:space="preserve">kind</w:t>
+            </w:r>
+          </w:p>
+        </w:tc>
+        <w:tc>
+          <w:p>
+            <w:pPr>
+              <w:pStyle w:val="Compact"/>
+              <w:jc w:val="left"/>
+            </w:pPr>
+            <w:r>
+              <w:rPr>
+                <w:rStyle w:val="VerbatimChar"/>
+              </w:rPr>
+              <w:t xml:space="preserve">created</w:t>
+            </w:r>
+            <w:r>
+              <w:t xml:space="preserve"> </w:t>
+            </w:r>
+            <w:r>
+              <w:t xml:space="preserve">·</w:t>
+            </w:r>
+            <w:r>
+              <w:t xml:space="preserve"> </w:t>
+            </w:r>
+            <w:r>
+              <w:rPr>
+                <w:rStyle w:val="VerbatimChar"/>
+              </w:rPr>
+              <w:t xml:space="preserve">dispatched</w:t>
+            </w:r>
+            <w:r>
+              <w:t xml:space="preserve"> </w:t>
+            </w:r>
+            <w:r>
+              <w:t xml:space="preserve">·</w:t>
+            </w:r>
+            <w:r>
+              <w:t xml:space="preserve"> </w:t>
+            </w:r>
+            <w:r>
+              <w:rPr>
+                <w:rStyle w:val="VerbatimChar"/>
+              </w:rPr>
+              <w:t xml:space="preserve">acked</w:t>
+            </w:r>
+            <w:r>
+              <w:t xml:space="preserve"> </w:t>
+            </w:r>
+            <w:r>
+              <w:t xml:space="preserve">·</w:t>
+            </w:r>
+            <w:r>
+              <w:t xml:space="preserve"> </w:t>
+            </w:r>
+            <w:r>
+              <w:rPr>
+                <w:rStyle w:val="VerbatimChar"/>
+              </w:rPr>
+              <w:t xml:space="preserve">started</w:t>
+            </w:r>
+            <w:r>
+              <w:t xml:space="preserve"> </w:t>
+            </w:r>
+            <w:r>
+              <w:t xml:space="preserve">·</w:t>
+            </w:r>
+            <w:r>
+              <w:t xml:space="preserve"> </w:t>
+            </w:r>
+            <w:r>
+              <w:rPr>
+                <w:rStyle w:val="VerbatimChar"/>
+              </w:rPr>
+              <w:t xml:space="preserve">progress</w:t>
+            </w:r>
+            <w:r>
+              <w:t xml:space="preserve"> </w:t>
+            </w:r>
+            <w:r>
+              <w:t xml:space="preserve">·</w:t>
+            </w:r>
+            <w:r>
+              <w:t xml:space="preserve"> </w:t>
+            </w:r>
+            <w:r>
+              <w:rPr>
+                <w:rStyle w:val="VerbatimChar"/>
+              </w:rPr>
+              <w:t xml:space="preserve">evaluated</w:t>
+            </w:r>
+            <w:r>
+              <w:t xml:space="preserve"> </w:t>
+            </w:r>
+            <w:r>
+              <w:t xml:space="preserve">·</w:t>
+            </w:r>
+            <w:r>
+              <w:t xml:space="preserve"> </w:t>
+            </w:r>
+            <w:r>
+              <w:rPr>
+                <w:rStyle w:val="VerbatimChar"/>
+              </w:rPr>
+              <w:t xml:space="preserve">failed</w:t>
+            </w:r>
+            <w:r>
+              <w:t xml:space="preserve"> </w:t>
+            </w:r>
+            <w:r>
+              <w:t xml:space="preserve">·</w:t>
+            </w:r>
+            <w:r>
+              <w:t xml:space="preserve"> </w:t>
+            </w:r>
+            <w:r>
+              <w:rPr>
+                <w:rStyle w:val="VerbatimChar"/>
+              </w:rPr>
+              <w:t xml:space="preserve">derived</w:t>
+            </w:r>
+          </w:p>
+        </w:tc>
+      </w:tr>
+      <w:tr>
+        <w:tc>
+          <w:p>
+            <w:pPr>
+              <w:pStyle w:val="Compact"/>
+              <w:jc w:val="left"/>
+            </w:pPr>
+            <w:r>
+              <w:rPr>
+                <w:rStyle w:val="VerbatimChar"/>
+              </w:rPr>
+              <w:t xml:space="preserve">produced_by</w:t>
+            </w:r>
+          </w:p>
+        </w:tc>
+        <w:tc>
+          <w:p>
+            <w:pPr>
+              <w:pStyle w:val="Compact"/>
+              <w:jc w:val="left"/>
+            </w:pPr>
+            <w:r>
+              <w:rPr>
+                <w:rStyle w:val="VerbatimChar"/>
+              </w:rPr>
+              <w:t xml:space="preserve">ai</w:t>
+            </w:r>
+            <w:r>
+              <w:t xml:space="preserve"> </w:t>
+            </w:r>
+            <w:r>
+              <w:t xml:space="preserve">/</w:t>
+            </w:r>
+            <w:r>
+              <w:t xml:space="preserve"> </w:t>
+            </w:r>
+            <w:r>
+              <w:rPr>
+                <w:rStyle w:val="VerbatimChar"/>
+              </w:rPr>
+              <w:t xml:space="preserve">backend</w:t>
+            </w:r>
+            <w:r>
+              <w:t xml:space="preserve"> </w:t>
+            </w:r>
+            <w:r>
+              <w:t xml:space="preserve">/</w:t>
+            </w:r>
+            <w:r>
+              <w:t xml:space="preserve"> </w:t>
+            </w:r>
+            <w:r>
+              <w:rPr>
+                <w:rStyle w:val="VerbatimChar"/>
+              </w:rPr>
+              <w:t xml:space="preserve">human</w:t>
+            </w:r>
+          </w:p>
+        </w:tc>
+      </w:tr>
+      <w:tr>
+        <w:tc>
+          <w:p>
+            <w:pPr>
+              <w:pStyle w:val="Compact"/>
+              <w:jc w:val="left"/>
+            </w:pPr>
+            <w:r>
+              <w:rPr>
+                <w:rStyle w:val="VerbatimChar"/>
+              </w:rPr>
+              <w:t xml:space="preserve">payload</w:t>
+            </w:r>
+          </w:p>
+        </w:tc>
+        <w:tc>
+          <w:p>
+            <w:pPr>
+              <w:pStyle w:val="Compact"/>
+              <w:jc w:val="left"/>
+            </w:pPr>
+            <w:r>
+              <w:t xml:space="preserve">종류별 상세</w:t>
+            </w:r>
+          </w:p>
+        </w:tc>
+      </w:tr>
+    </w:tbl>
+    <w:p>
+      <w:pPr>
+        <w:pStyle w:val="BodyText"/>
+      </w:pPr>
+      <w:r>
+        <w:rPr>
+          <w:b/>
+        </w:rPr>
+        <w:t xml:space="preserve">덧붙이기만 한다.</w:t>
+      </w:r>
+      <w:r>
+        <w:t xml:space="preserve"> </w:t>
+      </w:r>
+      <w:r>
+        <w:t xml:space="preserve">지우지도 고치지도 않는다. 실패해도 남는다 — 회의록 §4-5의</w:t>
+      </w:r>
+      <w:r>
+        <w:t xml:space="preserve"> </w:t>
+      </w:r>
+      <w:r>
+        <w:t xml:space="preserve">“</w:t>
+      </w:r>
+      <w:r>
+        <w:t xml:space="preserve">죽은 시점의 메모리 상황을 그대로 올려주고 역추적</w:t>
+      </w:r>
+      <w:r>
+        <w:t xml:space="preserve">”</w:t>
+      </w:r>
+      <w:r>
+        <w:t xml:space="preserve">이 이 성질에서 나온다.</w:t>
+      </w:r>
+    </w:p>
+    <w:p>
+      <w:pPr>
+        <w:pStyle w:val="Heading2"/>
+      </w:pPr>
+      <w:bookmarkStart w:id="41" w:name="시점-복원"/>
+      <w:r>
+        <w:t xml:space="preserve">5-2. 시점 복원</w:t>
+      </w:r>
+      <w:bookmarkEnd w:id="41"/>
     </w:p>
     <w:p>
       <w:pPr>
         <w:pStyle w:val="FirstParagraph"/>
       </w:pPr>
       <w:r>
-        <w:t xml:space="preserve">기존</w:t>
-      </w:r>
-      <w:r>
-        <w:t xml:space="preserve"> </w:t>
-      </w:r>
-      <w:r>
-        <w:rPr>
-          <w:rStyle w:val="VerbatimChar"/>
-        </w:rPr>
-        <w:t xml:space="preserve">web-dashboard</w:t>
-      </w:r>
-      <w:r>
-        <w:t xml:space="preserve"> </w:t>
-      </w:r>
-      <w:r>
-        <w:t xml:space="preserve">와</w:t>
+        <w:t xml:space="preserve">특정</w:t>
+      </w:r>
+      <w:r>
+        <w:t xml:space="preserve"> </w:t>
+      </w:r>
+      <w:r>
+        <w:rPr>
+          <w:rStyle w:val="VerbatimChar"/>
+        </w:rPr>
+        <w:t xml:space="preserve">seq</w:t>
+      </w:r>
+      <w:r>
+        <w:t xml:space="preserve">까지의 기록을 앞에서부터 접어(fold) 그 시점 상태를 만든다.</w:t>
+      </w:r>
+      <w:r>
+        <w:t xml:space="preserve"> </w:t>
+      </w:r>
+      <w:r>
+        <w:t xml:space="preserve">매번 처음부터 접으면 느려지므로</w:t>
       </w:r>
       <w:r>
         <w:t xml:space="preserve"> </w:t>
@@ -7386,46 +6425,51 @@
         <w:rPr>
           <w:b/>
         </w:rPr>
-        <w:t xml:space="preserve">포트를 겹치지 않게</w:t>
-      </w:r>
-      <w:r>
-        <w:t xml:space="preserve"> </w:t>
-      </w:r>
-      <w:r>
-        <w:t xml:space="preserve">잡는다. 둘을 동시에 띄워 비교할 수 있어야 한다.</w:t>
+        <w:t xml:space="preserve">일정 간격마다 스냅샷을 남기고 그 뒤만 접는다.</w:t>
+      </w:r>
+    </w:p>
+    <w:p>
+      <w:pPr>
+        <w:pStyle w:val="BodyText"/>
+      </w:pPr>
+      <w:r>
+        <w:t xml:space="preserve">기록 1만 건 기준으로 임의 시점 복원이</w:t>
+      </w:r>
+      <w:r>
+        <w:t xml:space="preserve"> </w:t>
+      </w:r>
+      <w:r>
+        <w:rPr>
+          <w:b/>
+        </w:rPr>
+        <w:t xml:space="preserve">16 ms 이내</w:t>
+      </w:r>
+      <w:r>
+        <w:t xml:space="preserve">(60 fps 한 프레임)에 끝나는 것을 목표로 잡는다.</w:t>
+      </w:r>
+      <w:r>
+        <w:t xml:space="preserve"> </w:t>
+      </w:r>
+      <w:r>
+        <w:t xml:space="preserve">이 수치는 논문 문서 §3-4 계측 오버헤드 측정의 항목이기도 하다.</w:t>
       </w:r>
     </w:p>
     <w:p>
       <w:pPr>
         <w:pStyle w:val="Heading2"/>
       </w:pPr>
-      <w:bookmarkStart w:id="49" w:name="hci-팀원-전달"/>
-      <w:r>
-        <w:t xml:space="preserve">9-2. HCI 팀원 전달</w:t>
-      </w:r>
-      <w:bookmarkEnd w:id="49"/>
+      <w:bookmarkStart w:id="42" w:name="저장-매체"/>
+      <w:r>
+        <w:t xml:space="preserve">5-3. 저장 매체</w:t>
+      </w:r>
+      <w:bookmarkEnd w:id="42"/>
     </w:p>
     <w:p>
       <w:pPr>
         <w:pStyle w:val="FirstParagraph"/>
       </w:pPr>
       <w:r>
-        <w:rPr>
-          <w:rStyle w:val="VerbatimChar"/>
-        </w:rPr>
-        <w:t xml:space="preserve">npm run build</w:t>
-      </w:r>
-      <w:r>
-        <w:t xml:space="preserve"> </w:t>
-      </w:r>
-      <w:r>
-        <w:t xml:space="preserve">결과를 정적 파일로 내보내 링크로 전달한다.</w:t>
-      </w:r>
-      <w:r>
-        <w:t xml:space="preserve"> </w:t>
-      </w:r>
-      <w:r>
-        <w:t xml:space="preserve">목 게이트웨이가 없으면 화면이 비므로,</w:t>
+        <w:t xml:space="preserve">1차는</w:t>
       </w:r>
       <w:r>
         <w:t xml:space="preserve"> </w:t>
@@ -7434,55 +6478,39 @@
         <w:rPr>
           <w:b/>
         </w:rPr>
-        <w:t xml:space="preserve">1단계 초안에는 목 데이터를 파일로 내장</w:t>
-      </w:r>
-      <w:r>
-        <w:t xml:space="preserve">해</w:t>
-      </w:r>
-      <w:r>
-        <w:t xml:space="preserve"> </w:t>
-      </w:r>
-      <w:r>
-        <w:t xml:space="preserve">서버 없이도 열리게 만든다. 전달 마찰을 없애는 것이 목적이다.</w:t>
-      </w:r>
-    </w:p>
-    <w:p>
-      <w:pPr>
-        <w:pStyle w:val="Heading2"/>
-      </w:pPr>
-      <w:bookmarkStart w:id="50" w:name="실험-서버"/>
-      <w:r>
-        <w:t xml:space="preserve">9-3. 실험 서버</w:t>
-      </w:r>
-      <w:bookmarkEnd w:id="50"/>
-    </w:p>
-    <w:p>
-      <w:pPr>
-        <w:pStyle w:val="FirstParagraph"/>
-      </w:pPr>
-      <w:r>
-        <w:t xml:space="preserve">회의록 §5의 WSL2 + Claude Code +</w:t>
-      </w:r>
-      <w:r>
-        <w:t xml:space="preserve"> </w:t>
-      </w:r>
-      <w:r>
-        <w:rPr>
-          <w:rStyle w:val="VerbatimChar"/>
-        </w:rPr>
-        <w:t xml:space="preserve">claude rc</w:t>
-      </w:r>
-      <w:r>
-        <w:t xml:space="preserve"> </w:t>
-      </w:r>
-      <w:r>
-        <w:t xml:space="preserve">세팅으로 연구실 PC를 실험 서버로 쓴다.</w:t>
-      </w:r>
-      <w:r>
-        <w:t xml:space="preserve"> </w:t>
-      </w:r>
-      <w:r>
-        <w:t xml:space="preserve">결함 주입 60건 자동 실행이 여기서 돈다.</w:t>
+        <w:t xml:space="preserve">메모리 + JSONL 파일 덤프</w:t>
+      </w:r>
+      <w:r>
+        <w:t xml:space="preserve">로 간다. 임무 하나가 수천 건 수준이라 이걸로 충분하고,</w:t>
+      </w:r>
+      <w:r>
+        <w:t xml:space="preserve"> </w:t>
+      </w:r>
+      <w:r>
+        <w:t xml:space="preserve">파일이 사람이 읽을 수 있는 형태라 디버깅이 쉽다.</w:t>
+      </w:r>
+    </w:p>
+    <w:p>
+      <w:pPr>
+        <w:pStyle w:val="BodyText"/>
+      </w:pPr>
+      <w:r>
+        <w:t xml:space="preserve">임무 여러 건을 한 번에 다루거나 시점 질의가 느려지면 그때 SQLite로 옮긴다.</w:t>
+      </w:r>
+      <w:r>
+        <w:t xml:space="preserve"> </w:t>
+      </w:r>
+      <w:r>
+        <w:rPr>
+          <w:b/>
+        </w:rPr>
+        <w:t xml:space="preserve">미리 넣지 않는다</w:t>
+      </w:r>
+      <w:r>
+        <w:t xml:space="preserve"> </w:t>
+      </w:r>
+      <w:r>
+        <w:t xml:space="preserve">— 스키마가 굳기 전에 DB를 넣으면 스키마 변경 비용만 커진다.</w:t>
       </w:r>
     </w:p>
     <w:p>
@@ -7496,11 +6524,2798 @@
       <w:pPr>
         <w:pStyle w:val="Heading1"/>
       </w:pPr>
-      <w:bookmarkStart w:id="51" w:name="확인이-필요한-것"/>
+      <w:bookmarkStart w:id="43" w:name="계층-경계를-코드로-강제하기"/>
+      <w:r>
+        <w:t xml:space="preserve">6. 계층 경계를 코드로 강제하기</w:t>
+      </w:r>
+      <w:bookmarkEnd w:id="43"/>
+    </w:p>
+    <w:p>
+      <w:pPr>
+        <w:pStyle w:val="FirstParagraph"/>
+      </w:pPr>
+      <w:r>
+        <w:t xml:space="preserve">회의에서 합의된</w:t>
+      </w:r>
+      <w:r>
+        <w:t xml:space="preserve"> </w:t>
+      </w:r>
+      <w:r>
+        <w:t xml:space="preserve">“</w:t>
+      </w:r>
+      <w:r>
+        <w:t xml:space="preserve">태스크까지 범용, 액션 아이템부터 대상 의존</w:t>
+      </w:r>
+      <w:r>
+        <w:t xml:space="preserve">”</w:t>
+      </w:r>
+      <w:r>
+        <w:t xml:space="preserve">은</w:t>
+      </w:r>
+      <w:r>
+        <w:t xml:space="preserve"> </w:t>
+      </w:r>
+      <w:r>
+        <w:rPr>
+          <w:b/>
+        </w:rPr>
+        <w:t xml:space="preserve">합의만으로는 무너진다.</w:t>
+      </w:r>
+      <w:r>
+        <w:t xml:space="preserve"> </w:t>
+      </w:r>
+      <w:r>
+        <w:t xml:space="preserve">다음 두 장치로 막는다.</w:t>
+      </w:r>
+    </w:p>
+    <w:p>
+      <w:pPr>
+        <w:numPr>
+          <w:ilvl w:val="0"/>
+          <w:numId w:val="1005"/>
+        </w:numPr>
+        <w:pStyle w:val="Compact"/>
+      </w:pPr>
+      <w:r>
+        <w:rPr>
+          <w:rStyle w:val="VerbatimChar"/>
+        </w:rPr>
+        <w:t xml:space="preserve">milestone.schema.json</w:t>
+      </w:r>
+      <w:r>
+        <w:t xml:space="preserve"> </w:t>
+      </w:r>
+      <w:r>
+        <w:t xml:space="preserve">·</w:t>
+      </w:r>
+      <w:r>
+        <w:t xml:space="preserve"> </w:t>
+      </w:r>
+      <w:r>
+        <w:rPr>
+          <w:rStyle w:val="VerbatimChar"/>
+        </w:rPr>
+        <w:t xml:space="preserve">task.schema.json</w:t>
+      </w:r>
+      <w:r>
+        <w:t xml:space="preserve"> </w:t>
+      </w:r>
+      <w:r>
+        <w:t xml:space="preserve">을</w:t>
+      </w:r>
+      <w:r>
+        <w:t xml:space="preserve"> </w:t>
+      </w:r>
+      <w:r>
+        <w:rPr>
+          <w:rStyle w:val="VerbatimChar"/>
+        </w:rPr>
+        <w:t xml:space="preserve">additionalProperties: false</w:t>
+      </w:r>
+      <w:r>
+        <w:t xml:space="preserve"> </w:t>
+      </w:r>
+      <w:r>
+        <w:t xml:space="preserve">로 두고</w:t>
+      </w:r>
+      <w:r>
+        <w:t xml:space="preserve"> </w:t>
+      </w:r>
+      <w:r>
+        <w:t xml:space="preserve">하드웨어 어휘를 필드로 갖지 못하게 한다. 기존</w:t>
+      </w:r>
+      <w:r>
+        <w:t xml:space="preserve"> </w:t>
+      </w:r>
+      <w:r>
+        <w:rPr>
+          <w:rStyle w:val="VerbatimChar"/>
+        </w:rPr>
+        <w:t xml:space="preserve">pipeline.schema.json</w:t>
+      </w:r>
+      <w:r>
+        <w:t xml:space="preserve"> </w:t>
+      </w:r>
+      <w:r>
+        <w:t xml:space="preserve">이 좌표를 막는 것과 같은 방식이다.</w:t>
+      </w:r>
+    </w:p>
+    <w:p>
+      <w:pPr>
+        <w:numPr>
+          <w:ilvl w:val="0"/>
+          <w:numId w:val="1005"/>
+        </w:numPr>
+        <w:pStyle w:val="Compact"/>
+      </w:pPr>
+      <w:r>
+        <w:t xml:space="preserve">기종 의존 값은 전부</w:t>
+      </w:r>
+      <w:r>
+        <w:t xml:space="preserve"> </w:t>
+      </w:r>
+      <w:r>
+        <w:rPr>
+          <w:rStyle w:val="VerbatimChar"/>
+        </w:rPr>
+        <w:t xml:space="preserve">action-item</w:t>
+      </w:r>
+      <w:r>
+        <w:t xml:space="preserve"> </w:t>
+      </w:r>
+      <w:r>
+        <w:t xml:space="preserve">의</w:t>
+      </w:r>
+      <w:r>
+        <w:t xml:space="preserve"> </w:t>
+      </w:r>
+      <w:r>
+        <w:rPr>
+          <w:rStyle w:val="VerbatimChar"/>
+        </w:rPr>
+        <w:t xml:space="preserve">params</w:t>
+      </w:r>
+      <w:r>
+        <w:t xml:space="preserve"> </w:t>
+      </w:r>
+      <w:r>
+        <w:t xml:space="preserve">안에만 두고, 해석 규칙은</w:t>
+      </w:r>
+      <w:r>
+        <w:t xml:space="preserve"> </w:t>
+      </w:r>
+      <w:r>
+        <w:rPr>
+          <w:rStyle w:val="VerbatimChar"/>
+        </w:rPr>
+        <w:t xml:space="preserve">adapters/&lt;profile&gt;.json</w:t>
+      </w:r>
+      <w:r>
+        <w:t xml:space="preserve"> </w:t>
+      </w:r>
+      <w:r>
+        <w:t xml:space="preserve">에 둔다.</w:t>
+      </w:r>
+    </w:p>
+    <w:p>
+      <w:pPr>
+        <w:pStyle w:val="FirstParagraph"/>
+      </w:pPr>
+      <w:r>
+        <w:rPr>
+          <w:b/>
+        </w:rPr>
+        <w:t xml:space="preserve">판정 기준</w:t>
+      </w:r>
+      <w:r>
+        <w:t xml:space="preserve">: 새 하드웨어 프로파일을 추가할 때</w:t>
+      </w:r>
+      <w:r>
+        <w:t xml:space="preserve"> </w:t>
+      </w:r>
+      <w:r>
+        <w:rPr>
+          <w:rStyle w:val="VerbatimChar"/>
+        </w:rPr>
+        <w:t xml:space="preserve">model/</w:t>
+      </w:r>
+      <w:r>
+        <w:t xml:space="preserve"> </w:t>
+      </w:r>
+      <w:r>
+        <w:t xml:space="preserve">과</w:t>
+      </w:r>
+      <w:r>
+        <w:t xml:space="preserve"> </w:t>
+      </w:r>
+      <w:r>
+        <w:rPr>
+          <w:rStyle w:val="VerbatimChar"/>
+        </w:rPr>
+        <w:t xml:space="preserve">views/</w:t>
+      </w:r>
+      <w:r>
+        <w:t xml:space="preserve"> </w:t>
+      </w:r>
+      <w:r>
+        <w:t xml:space="preserve">의 마일스톤·태스크 관련 파일을</w:t>
+      </w:r>
+      <w:r>
+        <w:t xml:space="preserve"> </w:t>
+      </w:r>
+      <w:r>
+        <w:rPr>
+          <w:b/>
+        </w:rPr>
+        <w:t xml:space="preserve">한 줄도 고치지 않아야 한다.</w:t>
+      </w:r>
+      <w:r>
+        <w:t xml:space="preserve"> </w:t>
+      </w:r>
+      <w:r>
+        <w:t xml:space="preserve">이걸 검증 스크립트로 잡는다 (§7의</w:t>
+      </w:r>
+      <w:r>
+        <w:t xml:space="preserve"> </w:t>
+      </w:r>
+      <w:r>
+        <w:rPr>
+          <w:rStyle w:val="VerbatimChar"/>
+        </w:rPr>
+        <w:t xml:space="preserve">verify:adapter-swap</w:t>
+      </w:r>
+      <w:r>
+        <w:t xml:space="preserve">).</w:t>
+      </w:r>
+    </w:p>
+    <w:p>
+      <w:pPr>
+        <w:pStyle w:val="BodyText"/>
+      </w:pPr>
+      <w:r>
+        <w:t xml:space="preserve">이 판정 기준은 그대로 논문의 측정축이 된다 (논문 문서 §3-5).</w:t>
+      </w:r>
+    </w:p>
+    <w:p>
+      <w:r>
+        <w:pict>
+          <v:rect style="width:0;height:1.5pt" o:hralign="center" o:hrstd="t" o:hr="t"/>
+        </w:pict>
+      </w:r>
+    </w:p>
+    <w:p>
+      <w:pPr>
+        <w:pStyle w:val="Heading1"/>
+      </w:pPr>
+      <w:bookmarkStart w:id="44" w:name="검증-스크립트"/>
+      <w:r>
+        <w:t xml:space="preserve">7. 검증 스크립트</w:t>
+      </w:r>
+      <w:bookmarkEnd w:id="44"/>
+    </w:p>
+    <w:p>
+      <w:pPr>
+        <w:pStyle w:val="FirstParagraph"/>
+      </w:pPr>
+      <w:r>
+        <w:t xml:space="preserve">기존 방식과 같이</w:t>
+      </w:r>
+      <w:r>
+        <w:t xml:space="preserve"> </w:t>
+      </w:r>
+      <w:r>
+        <w:rPr>
+          <w:b/>
+        </w:rPr>
+        <w:t xml:space="preserve">단독 실행 가능한 Node 스크립트</w:t>
+      </w:r>
+      <w:r>
+        <w:t xml:space="preserve">로 만든다. 테스트 프레임워크를 붙이지 않는다.</w:t>
+      </w:r>
+    </w:p>
+    <w:tbl>
+      <w:tblPr>
+        <w:tblStyle w:val="Table"/>
+        <w:tblW w:type="pct" w:w="5000.0"/>
+        <w:tblLook w:firstRow="1"/>
+      </w:tblPr>
+      <w:tblGrid>
+        <w:gridCol w:w="3960"/>
+        <w:gridCol w:w="3960"/>
+      </w:tblGrid>
+      <w:tr>
+        <w:trPr>
+          <w:cnfStyle w:firstRow="1"/>
+        </w:trPr>
+        <w:tc>
+          <w:tcPr>
+            <w:tcBorders>
+              <w:bottom w:val="single"/>
+            </w:tcBorders>
+            <w:vAlign w:val="bottom"/>
+          </w:tcPr>
+          <w:p>
+            <w:pPr>
+              <w:pStyle w:val="Compact"/>
+              <w:jc w:val="left"/>
+            </w:pPr>
+            <w:r>
+              <w:t xml:space="preserve">스크립트</w:t>
+            </w:r>
+          </w:p>
+        </w:tc>
+        <w:tc>
+          <w:tcPr>
+            <w:tcBorders>
+              <w:bottom w:val="single"/>
+            </w:tcBorders>
+            <w:vAlign w:val="bottom"/>
+          </w:tcPr>
+          <w:p>
+            <w:pPr>
+              <w:pStyle w:val="Compact"/>
+              <w:jc w:val="left"/>
+            </w:pPr>
+            <w:r>
+              <w:t xml:space="preserve">무엇을 잡는가</w:t>
+            </w:r>
+          </w:p>
+        </w:tc>
+      </w:tr>
+      <w:tr>
+        <w:tc>
+          <w:p>
+            <w:pPr>
+              <w:pStyle w:val="Compact"/>
+              <w:jc w:val="left"/>
+            </w:pPr>
+            <w:r>
+              <w:rPr>
+                <w:rStyle w:val="VerbatimChar"/>
+              </w:rPr>
+              <w:t xml:space="preserve">verify:hierarchy</w:t>
+            </w:r>
+          </w:p>
+        </w:tc>
+        <w:tc>
+          <w:p>
+            <w:pPr>
+              <w:pStyle w:val="Compact"/>
+              <w:jc w:val="left"/>
+            </w:pPr>
+            <w:r>
+              <w:t xml:space="preserve">3계층 계약이 서로 맞물리는가. 마일스톤·태스크에 하드웨어 어휘가 들어갔는가</w:t>
+            </w:r>
+          </w:p>
+        </w:tc>
+      </w:tr>
+      <w:tr>
+        <w:tc>
+          <w:p>
+            <w:pPr>
+              <w:pStyle w:val="Compact"/>
+              <w:jc w:val="left"/>
+            </w:pPr>
+            <w:r>
+              <w:rPr>
+                <w:rStyle w:val="VerbatimChar"/>
+              </w:rPr>
+              <w:t xml:space="preserve">verify:adapter-swap</w:t>
+            </w:r>
+          </w:p>
+        </w:tc>
+        <w:tc>
+          <w:p>
+            <w:pPr>
+              <w:pStyle w:val="Compact"/>
+              <w:jc w:val="left"/>
+            </w:pPr>
+            <w:r>
+              <w:t xml:space="preserve">새 어댑터 프로파일 추가 시 상위 계층 파일 변경이 0인가 (§6)</w:t>
+            </w:r>
+          </w:p>
+        </w:tc>
+      </w:tr>
+      <w:tr>
+        <w:tc>
+          <w:p>
+            <w:pPr>
+              <w:pStyle w:val="Compact"/>
+              <w:jc w:val="left"/>
+            </w:pPr>
+            <w:r>
+              <w:rPr>
+                <w:rStyle w:val="VerbatimChar"/>
+              </w:rPr>
+              <w:t xml:space="preserve">verify:trace-append</w:t>
+            </w:r>
+          </w:p>
+        </w:tc>
+        <w:tc>
+          <w:p>
+            <w:pPr>
+              <w:pStyle w:val="Compact"/>
+              <w:jc w:val="left"/>
+            </w:pPr>
+            <w:r>
+              <w:t xml:space="preserve">기록이 덧붙이기만 되는가. 수정·삭제 경로가 없는가</w:t>
+            </w:r>
+          </w:p>
+        </w:tc>
+      </w:tr>
+      <w:tr>
+        <w:tc>
+          <w:p>
+            <w:pPr>
+              <w:pStyle w:val="Compact"/>
+              <w:jc w:val="left"/>
+            </w:pPr>
+            <w:r>
+              <w:rPr>
+                <w:rStyle w:val="VerbatimChar"/>
+              </w:rPr>
+              <w:t xml:space="preserve">verify:replay</w:t>
+            </w:r>
+          </w:p>
+        </w:tc>
+        <w:tc>
+          <w:p>
+            <w:pPr>
+              <w:pStyle w:val="Compact"/>
+              <w:jc w:val="left"/>
+            </w:pPr>
+            <w:r>
+              <w:t xml:space="preserve">임의</w:t>
+            </w:r>
+            <w:r>
+              <w:t xml:space="preserve"> </w:t>
+            </w:r>
+            <w:r>
+              <w:rPr>
+                <w:rStyle w:val="VerbatimChar"/>
+              </w:rPr>
+              <w:t xml:space="preserve">seq</w:t>
+            </w:r>
+            <w:r>
+              <w:t xml:space="preserve"> </w:t>
+            </w:r>
+            <w:r>
+              <w:t xml:space="preserve">복원 결과가 순차 재생 결과와 일치하는가</w:t>
+            </w:r>
+          </w:p>
+        </w:tc>
+      </w:tr>
+      <w:tr>
+        <w:tc>
+          <w:p>
+            <w:pPr>
+              <w:pStyle w:val="Compact"/>
+              <w:jc w:val="left"/>
+            </w:pPr>
+            <w:r>
+              <w:rPr>
+                <w:rStyle w:val="VerbatimChar"/>
+              </w:rPr>
+              <w:t xml:space="preserve">verify:isolation</w:t>
+            </w:r>
+          </w:p>
+        </w:tc>
+        <w:tc>
+          <w:p>
+            <w:pPr>
+              <w:pStyle w:val="Compact"/>
+              <w:jc w:val="left"/>
+            </w:pPr>
+            <w:r>
+              <w:t xml:space="preserve">실패 경로 격리 집합에</w:t>
+            </w:r>
+            <w:r>
+              <w:t xml:space="preserve"> </w:t>
+            </w:r>
+            <w:r>
+              <w:rPr>
+                <w:b/>
+              </w:rPr>
+              <w:t xml:space="preserve">근본 원인이 반드시 포함</w:t>
+            </w:r>
+            <w:r>
+              <w:t xml:space="preserve">되는가</w:t>
+            </w:r>
+          </w:p>
+        </w:tc>
+      </w:tr>
+      <w:tr>
+        <w:tc>
+          <w:p>
+            <w:pPr>
+              <w:pStyle w:val="Compact"/>
+              <w:jc w:val="left"/>
+            </w:pPr>
+            <w:r>
+              <w:rPr>
+                <w:rStyle w:val="VerbatimChar"/>
+              </w:rPr>
+              <w:t xml:space="preserve">verify:human-trace</w:t>
+            </w:r>
+          </w:p>
+        </w:tc>
+        <w:tc>
+          <w:p>
+            <w:pPr>
+              <w:pStyle w:val="Compact"/>
+              <w:jc w:val="left"/>
+            </w:pPr>
+            <w:r>
+              <w:t xml:space="preserve">화면에서 나가는 모든 명령이</w:t>
+            </w:r>
+            <w:r>
+              <w:t xml:space="preserve"> </w:t>
+            </w:r>
+            <w:r>
+              <w:rPr>
+                <w:rStyle w:val="VerbatimChar"/>
+              </w:rPr>
+              <w:t xml:space="preserve">produced_by=human</w:t>
+            </w:r>
+            <w:r>
+              <w:t xml:space="preserve"> </w:t>
+            </w:r>
+            <w:r>
+              <w:t xml:space="preserve">으로 기록되는가</w:t>
+            </w:r>
+          </w:p>
+        </w:tc>
+      </w:tr>
+      <w:tr>
+        <w:tc>
+          <w:p>
+            <w:pPr>
+              <w:pStyle w:val="Compact"/>
+              <w:jc w:val="left"/>
+            </w:pPr>
+            <w:r>
+              <w:rPr>
+                <w:rStyle w:val="VerbatimChar"/>
+              </w:rPr>
+              <w:t xml:space="preserve">verify:generate-split</w:t>
+            </w:r>
+          </w:p>
+        </w:tc>
+        <w:tc>
+          <w:p>
+            <w:pPr>
+              <w:pStyle w:val="Compact"/>
+              <w:jc w:val="left"/>
+            </w:pPr>
+            <w:r>
+              <w:t xml:space="preserve">검증 모듈이 생성 모듈의 내부 상태에 의존하지 않는가. 같은 입력에</w:t>
+            </w:r>
+            <w:r>
+              <w:t xml:space="preserve"> </w:t>
+            </w:r>
+            <w:r>
+              <w:rPr>
+                <w:b/>
+              </w:rPr>
+              <w:t xml:space="preserve">검증 결과가 재현되는가</w:t>
+            </w:r>
+          </w:p>
+        </w:tc>
+      </w:tr>
+      <w:tr>
+        <w:tc>
+          <w:p>
+            <w:pPr>
+              <w:pStyle w:val="Compact"/>
+              <w:jc w:val="left"/>
+            </w:pPr>
+            <w:r>
+              <w:rPr>
+                <w:rStyle w:val="VerbatimChar"/>
+              </w:rPr>
+              <w:t xml:space="preserve">verify:no-llm</w:t>
+            </w:r>
+          </w:p>
+        </w:tc>
+        <w:tc>
+          <w:p>
+            <w:pPr>
+              <w:pStyle w:val="Compact"/>
+              <w:jc w:val="left"/>
+            </w:pPr>
+            <w:r>
+              <w:t xml:space="preserve">로컬 LLM을 끈 상태에서</w:t>
+            </w:r>
+            <w:r>
+              <w:t xml:space="preserve"> </w:t>
+            </w:r>
+            <w:r>
+              <w:rPr>
+                <w:b/>
+              </w:rPr>
+              <w:t xml:space="preserve">생성만 비활성화되고</w:t>
+            </w:r>
+            <w:r>
+              <w:t xml:space="preserve"> </w:t>
+            </w:r>
+            <w:r>
+              <w:t xml:space="preserve">실행·관측·디버깅이 계속 도는가</w:t>
+            </w:r>
+          </w:p>
+        </w:tc>
+      </w:tr>
+      <w:tr>
+        <w:tc>
+          <w:p>
+            <w:pPr>
+              <w:pStyle w:val="Compact"/>
+              <w:jc w:val="left"/>
+            </w:pPr>
+            <w:r>
+              <w:rPr>
+                <w:rStyle w:val="VerbatimChar"/>
+              </w:rPr>
+              <w:t xml:space="preserve">verify:standalone</w:t>
+            </w:r>
+          </w:p>
+        </w:tc>
+        <w:tc>
+          <w:p>
+            <w:pPr>
+              <w:pStyle w:val="Compact"/>
+              <w:jc w:val="left"/>
+            </w:pPr>
+            <w:r>
+              <w:rPr>
+                <w:b/>
+              </w:rPr>
+              <w:t xml:space="preserve">탭①만 뜨는 단독 빌드</w:t>
+            </w:r>
+            <w:r>
+              <w:t xml:space="preserve">가 성립하는가. 다른 탭 코드를 import 하지 않는가 (논문 측정축 D)</w:t>
+            </w:r>
+          </w:p>
+        </w:tc>
+      </w:tr>
+      <w:tr>
+        <w:tc>
+          <w:p>
+            <w:pPr>
+              <w:pStyle w:val="Compact"/>
+              <w:jc w:val="left"/>
+            </w:pPr>
+            <w:r>
+              <w:rPr>
+                <w:rStyle w:val="VerbatimChar"/>
+              </w:rPr>
+              <w:t xml:space="preserve">verify:single-egress</w:t>
+            </w:r>
+          </w:p>
+        </w:tc>
+        <w:tc>
+          <w:p>
+            <w:pPr>
+              <w:pStyle w:val="Compact"/>
+              <w:jc w:val="left"/>
+            </w:pPr>
+            <w:r>
+              <w:t xml:space="preserve">명령 발행 경로가</w:t>
+            </w:r>
+            <w:r>
+              <w:t xml:space="preserve"> </w:t>
+            </w:r>
+            <w:r>
+              <w:rPr>
+                <w:b/>
+              </w:rPr>
+              <w:t xml:space="preserve">하나뿐인가.</w:t>
+            </w:r>
+            <w:r>
+              <w:t xml:space="preserve"> </w:t>
+            </w:r>
+            <w:r>
+              <w:t xml:space="preserve">탭③과 탭①이 같은 출구를 쓰는가</w:t>
+            </w:r>
+          </w:p>
+        </w:tc>
+      </w:tr>
+      <w:tr>
+        <w:tc>
+          <w:p>
+            <w:pPr>
+              <w:pStyle w:val="Compact"/>
+              <w:jc w:val="left"/>
+            </w:pPr>
+            <w:r>
+              <w:rPr>
+                <w:rStyle w:val="VerbatimChar"/>
+              </w:rPr>
+              <w:t xml:space="preserve">verify:stt-port</w:t>
+            </w:r>
+          </w:p>
+        </w:tc>
+        <w:tc>
+          <w:p>
+            <w:pPr>
+              <w:pStyle w:val="Compact"/>
+              <w:jc w:val="left"/>
+            </w:pPr>
+            <w:r>
+              <w:t xml:space="preserve">이식한</w:t>
+            </w:r>
+            <w:r>
+              <w:t xml:space="preserve"> </w:t>
+            </w:r>
+            <w:r>
+              <w:rPr>
+                <w:rStyle w:val="VerbatimChar"/>
+              </w:rPr>
+              <w:t xml:space="preserve">stt/engines/*.py</w:t>
+            </w:r>
+            <w:r>
+              <w:t xml:space="preserve"> </w:t>
+            </w:r>
+            <w:r>
+              <w:t xml:space="preserve">가 stt-lab 원본과</w:t>
+            </w:r>
+            <w:r>
+              <w:t xml:space="preserve"> </w:t>
+            </w:r>
+            <w:r>
+              <w:rPr>
+                <w:b/>
+              </w:rPr>
+              <w:t xml:space="preserve">바이트 동일한가</w:t>
+            </w:r>
+            <w:r>
+              <w:t xml:space="preserve"> </w:t>
+            </w:r>
+            <w:r>
+              <w:t xml:space="preserve">(출처 주석 제외)</w:t>
+            </w:r>
+          </w:p>
+        </w:tc>
+      </w:tr>
+      <w:tr>
+        <w:tc>
+          <w:p>
+            <w:pPr>
+              <w:pStyle w:val="Compact"/>
+              <w:jc w:val="left"/>
+            </w:pPr>
+            <w:r>
+              <w:rPr>
+                <w:rStyle w:val="VerbatimChar"/>
+              </w:rPr>
+              <w:t xml:space="preserve">verify:voice-audit</w:t>
+            </w:r>
+          </w:p>
+        </w:tc>
+        <w:tc>
+          <w:p>
+            <w:pPr>
+              <w:pStyle w:val="Compact"/>
+              <w:jc w:val="left"/>
+            </w:pPr>
+            <w:r>
+              <w:rPr>
+                <w:rStyle w:val="VerbatimChar"/>
+              </w:rPr>
+              <w:t xml:space="preserve">input_modality: 'voice'</w:t>
+            </w:r>
+            <w:r>
+              <w:t xml:space="preserve"> </w:t>
+            </w:r>
+            <w:r>
+              <w:t xml:space="preserve">인데</w:t>
+            </w:r>
+            <w:r>
+              <w:t xml:space="preserve"> </w:t>
+            </w:r>
+            <w:r>
+              <w:rPr>
+                <w:rStyle w:val="VerbatimChar"/>
+              </w:rPr>
+              <w:t xml:space="preserve">voice</w:t>
+            </w:r>
+            <w:r>
+              <w:t xml:space="preserve"> </w:t>
+            </w:r>
+            <w:r>
+              <w:t xml:space="preserve">감사 필드가 빠진 명령이</w:t>
+            </w:r>
+            <w:r>
+              <w:t xml:space="preserve"> </w:t>
+            </w:r>
+            <w:r>
+              <w:rPr>
+                <w:b/>
+              </w:rPr>
+              <w:t xml:space="preserve">실제로 거부되는가</w:t>
+            </w:r>
+          </w:p>
+        </w:tc>
+      </w:tr>
+      <w:tr>
+        <w:tc>
+          <w:p>
+            <w:pPr>
+              <w:pStyle w:val="Compact"/>
+              <w:jc w:val="left"/>
+            </w:pPr>
+            <w:r>
+              <w:rPr>
+                <w:rStyle w:val="VerbatimChar"/>
+              </w:rPr>
+              <w:t xml:space="preserve">verify:no-stt</w:t>
+            </w:r>
+          </w:p>
+        </w:tc>
+        <w:tc>
+          <w:p>
+            <w:pPr>
+              <w:pStyle w:val="Compact"/>
+              <w:jc w:val="left"/>
+            </w:pPr>
+            <w:r>
+              <w:t xml:space="preserve">STT 서비스가 전부 실패하는 상태에서 화면이 뜨고</w:t>
+            </w:r>
+            <w:r>
+              <w:t xml:space="preserve"> </w:t>
+            </w:r>
+            <w:r>
+              <w:rPr>
+                <w:b/>
+              </w:rPr>
+              <w:t xml:space="preserve">수동 입력이 살아 있는가</w:t>
+            </w:r>
+          </w:p>
+        </w:tc>
+      </w:tr>
+      <w:tr>
+        <w:tc>
+          <w:p>
+            <w:pPr>
+              <w:pStyle w:val="Compact"/>
+              <w:jc w:val="left"/>
+            </w:pPr>
+            <w:r>
+              <w:rPr>
+                <w:rStyle w:val="VerbatimChar"/>
+              </w:rPr>
+              <w:t xml:space="preserve">verify:one-gateway</w:t>
+            </w:r>
+          </w:p>
+        </w:tc>
+        <w:tc>
+          <w:p>
+            <w:pPr>
+              <w:pStyle w:val="Compact"/>
+              <w:jc w:val="left"/>
+            </w:pPr>
+            <w:r>
+              <w:t xml:space="preserve">목 게이트웨이가</w:t>
+            </w:r>
+            <w:r>
+              <w:t xml:space="preserve"> </w:t>
+            </w:r>
+            <w:r>
+              <w:rPr>
+                <w:b/>
+              </w:rPr>
+              <w:t xml:space="preserve">하나</w:t>
+            </w:r>
+            <w:r>
+              <w:t xml:space="preserve">이고, 그 하나가 탭 여섯을 다 채우는가. 재연결 후 구독·스냅샷이 복원되는가</w:t>
+            </w:r>
+          </w:p>
+        </w:tc>
+      </w:tr>
+    </w:tbl>
+    <w:p>
+      <w:pPr>
+        <w:pStyle w:val="BodyText"/>
+      </w:pPr>
+      <w:r>
+        <w:t xml:space="preserve">마지막 두 개가 중요하다.</w:t>
+      </w:r>
+      <w:r>
+        <w:t xml:space="preserve"> </w:t>
+      </w:r>
+      <w:r>
+        <w:rPr>
+          <w:rStyle w:val="VerbatimChar"/>
+        </w:rPr>
+        <w:t xml:space="preserve">verify:isolation</w:t>
+      </w:r>
+      <w:r>
+        <w:t xml:space="preserve"> </w:t>
+      </w:r>
+      <w:r>
+        <w:t xml:space="preserve">은</w:t>
+      </w:r>
+      <w:r>
+        <w:t xml:space="preserve"> </w:t>
+      </w:r>
+      <w:r>
+        <w:rPr>
+          <w:b/>
+        </w:rPr>
+        <w:t xml:space="preserve">격리해서 좁혔는데 정답을 잘라내는 것</w:t>
+      </w:r>
+      <w:r>
+        <w:t xml:space="preserve">을 막고,</w:t>
+      </w:r>
+      <w:r>
+        <w:t xml:space="preserve"> </w:t>
+      </w:r>
+      <w:r>
+        <w:rPr>
+          <w:rStyle w:val="VerbatimChar"/>
+        </w:rPr>
+        <w:t xml:space="preserve">verify:human-trace</w:t>
+      </w:r>
+      <w:r>
+        <w:t xml:space="preserve"> </w:t>
+      </w:r>
+      <w:r>
+        <w:t xml:space="preserve">는</w:t>
+      </w:r>
+      <w:r>
+        <w:t xml:space="preserve"> </w:t>
+      </w:r>
+      <w:r>
+        <w:rPr>
+          <w:b/>
+        </w:rPr>
+        <w:t xml:space="preserve">사람의 개입이 기록에서 빠지는 것</w:t>
+      </w:r>
+      <w:r>
+        <w:t xml:space="preserve">을 막는다. 둘 다 도구의 신뢰성 자체가 걸린 항목이다.</w:t>
+      </w:r>
+    </w:p>
+    <w:p>
+      <w:pPr>
+        <w:pStyle w:val="BodyText"/>
+      </w:pPr>
+      <w:r>
+        <w:t xml:space="preserve">STT 관련 세 검사는 모두</w:t>
+      </w:r>
+      <w:r>
+        <w:t xml:space="preserve"> </w:t>
+      </w:r>
+      <w:r>
+        <w:rPr>
+          <w:b/>
+        </w:rPr>
+        <w:t xml:space="preserve">음성 대조군을 포함한다</w:t>
+      </w:r>
+      <w:r>
+        <w:t xml:space="preserve"> </w:t>
+      </w:r>
+      <w:r>
+        <w:t xml:space="preserve">— 검사를 무력화한 사본이 반드시 실패로</w:t>
+      </w:r>
+      <w:r>
+        <w:t xml:space="preserve"> </w:t>
+      </w:r>
+      <w:r>
+        <w:t xml:space="preserve">잡히는지까지 확인한다. 검사가 아무것도 못 잡은 채 통과하던 일이 실제로 있었다</w:t>
+      </w:r>
+      <w:r>
+        <w:t xml:space="preserve"> </w:t>
+      </w:r>
+      <w:r>
+        <w:t xml:space="preserve">(</w:t>
+      </w:r>
+      <w:r>
+        <w:rPr>
+          <w:rStyle w:val="VerbatimChar"/>
+        </w:rPr>
+        <w:t xml:space="preserve">reports/2026-08-28_1036_통합구현_검토.md</w:t>
+      </w:r>
+      <w:r>
+        <w:t xml:space="preserve"> </w:t>
+      </w:r>
+      <w:r>
+        <w:t xml:space="preserve">B항).</w:t>
+      </w:r>
+    </w:p>
+    <w:p>
+      <w:pPr>
+        <w:pStyle w:val="BodyText"/>
+      </w:pPr>
+      <w:r>
+        <w:t xml:space="preserve">기존</w:t>
+      </w:r>
+      <w:r>
+        <w:t xml:space="preserve"> </w:t>
+      </w:r>
+      <w:r>
+        <w:rPr>
+          <w:rStyle w:val="VerbatimChar"/>
+        </w:rPr>
+        <w:t xml:space="preserve">verify:*</w:t>
+      </w:r>
+      <w:r>
+        <w:t xml:space="preserve"> </w:t>
+      </w:r>
+      <w:r>
+        <w:t xml:space="preserve">5종도 계속 통과해야 한다 (§3-5).</w:t>
+      </w:r>
+    </w:p>
+    <w:p>
+      <w:r>
+        <w:pict>
+          <v:rect style="width:0;height:1.5pt" o:hralign="center" o:hrstd="t" o:hr="t"/>
+        </w:pict>
+      </w:r>
+    </w:p>
+    <w:p>
+      <w:pPr>
+        <w:pStyle w:val="Heading1"/>
+      </w:pPr>
+      <w:bookmarkStart w:id="45" w:name="stt-계층-2026-08-28-신설"/>
+      <w:r>
+        <w:t xml:space="preserve">8. STT 계층</w:t>
+      </w:r>
+      <w:r>
+        <w:t xml:space="preserve"> </w:t>
+      </w:r>
+      <w:r>
+        <w:rPr>
+          <w:i/>
+        </w:rPr>
+        <w:t xml:space="preserve">(2026-08-28 신설)</w:t>
+      </w:r>
+      <w:bookmarkEnd w:id="45"/>
+    </w:p>
+    <w:p>
+      <w:pPr>
+        <w:pStyle w:val="FirstParagraph"/>
+      </w:pPr>
+      <w:r>
+        <w:t xml:space="preserve">이식 판단은 §3-6에 있다. 여기는</w:t>
+      </w:r>
+      <w:r>
+        <w:t xml:space="preserve"> </w:t>
+      </w:r>
+      <w:r>
+        <w:rPr>
+          <w:b/>
+        </w:rPr>
+        <w:t xml:space="preserve">이식한 뒤 실제로 어떤 모양으로 도는가</w:t>
+      </w:r>
+      <w:r>
+        <w:t xml:space="preserve">를 적는다.</w:t>
+      </w:r>
+    </w:p>
+    <w:p>
+      <w:pPr>
+        <w:pStyle w:val="Heading2"/>
+      </w:pPr>
+      <w:bookmarkStart w:id="46" w:name="프로세스가-하나-늘어난다"/>
+      <w:r>
+        <w:t xml:space="preserve">8-1. 프로세스가 하나 늘어난다</w:t>
+      </w:r>
+      <w:bookmarkEnd w:id="46"/>
+    </w:p>
+    <w:p>
+      <w:pPr>
+        <w:pStyle w:val="SourceCode"/>
+      </w:pPr>
+      <w:r>
+        <w:rPr>
+          <w:rStyle w:val="VerbatimChar"/>
+        </w:rPr>
+        <w:t xml:space="preserve">viz-debugger/</w:t>
+      </w:r>
+      <w:r>
+        <w:br/>
+      </w:r>
+      <w:r>
+        <w:rPr>
+          <w:rStyle w:val="VerbatimChar"/>
+        </w:rPr>
+        <w:t xml:space="preserve">├── (Vite 개발 서버 5174)            ← 화면</w:t>
+      </w:r>
+      <w:r>
+        <w:br/>
+      </w:r>
+      <w:r>
+        <w:rPr>
+          <w:rStyle w:val="VerbatimChar"/>
+        </w:rPr>
+        <w:t xml:space="preserve">├── (목 게이트웨이 8790)              ← 임무 기록 스트림</w:t>
+      </w:r>
+      <w:r>
+        <w:br/>
+      </w:r>
+      <w:r>
+        <w:rPr>
+          <w:rStyle w:val="VerbatimChar"/>
+        </w:rPr>
+        <w:t xml:space="preserve">└── stt/  (FastAPI 8801)             ← 여기가 새로 생긴 것</w:t>
+      </w:r>
+      <w:r>
+        <w:br/>
+      </w:r>
+      <w:r>
+        <w:rPr>
+          <w:rStyle w:val="VerbatimChar"/>
+        </w:rPr>
+        <w:t xml:space="preserve">     ├── engines/    stt-lab 무수정 이식</w:t>
+      </w:r>
+      <w:r>
+        <w:br/>
+      </w:r>
+      <w:r>
+        <w:rPr>
+          <w:rStyle w:val="VerbatimChar"/>
+        </w:rPr>
+        <w:t xml:space="preserve">     ├── vocab.py    stt-lab registry.py 중 hotwords 부분만</w:t>
+      </w:r>
+      <w:r>
+        <w:br/>
+      </w:r>
+      <w:r>
+        <w:rPr>
+          <w:rStyle w:val="VerbatimChar"/>
+        </w:rPr>
+        <w:t xml:space="preserve">     └── service.py  새로 씀. 엔드포인트 하나 (POST /stt/transcribe)</w:t>
+      </w:r>
+    </w:p>
+    <w:p>
+      <w:pPr>
+        <w:pStyle w:val="FirstParagraph"/>
+      </w:pPr>
+      <w:r>
+        <w:t xml:space="preserve">faster-whisper는 CTranslate2 런타임이라</w:t>
+      </w:r>
+      <w:r>
+        <w:t xml:space="preserve"> </w:t>
+      </w:r>
+      <w:r>
+        <w:rPr>
+          <w:b/>
+        </w:rPr>
+        <w:t xml:space="preserve">브라우저에서 돌지 않는다.</w:t>
+      </w:r>
+      <w:r>
+        <w:t xml:space="preserve"> </w:t>
+      </w:r>
+      <w:r>
+        <w:t xml:space="preserve">브라우저 내장</w:t>
+      </w:r>
+      <w:r>
+        <w:t xml:space="preserve"> </w:t>
+      </w:r>
+      <w:r>
+        <w:t xml:space="preserve">음성 인식(Web Speech API)은 엔진 종속이라</w:t>
+      </w:r>
+      <w:r>
+        <w:t xml:space="preserve"> </w:t>
+      </w:r>
+      <w:r>
+        <w:rPr>
+          <w:rStyle w:val="VerbatimChar"/>
+        </w:rPr>
+        <w:t xml:space="preserve">REQ-1302</w:t>
+      </w:r>
+      <w:r>
+        <w:t xml:space="preserve">에 어긋나고, 구현체가 오디오를</w:t>
+      </w:r>
+      <w:r>
+        <w:t xml:space="preserve"> </w:t>
+      </w:r>
+      <w:r>
+        <w:t xml:space="preserve">클라우드로 보내므로</w:t>
+      </w:r>
+      <w:r>
+        <w:t xml:space="preserve"> </w:t>
+      </w:r>
+      <w:r>
+        <w:rPr>
+          <w:rStyle w:val="VerbatimChar"/>
+        </w:rPr>
+        <w:t xml:space="preserve">NFR-010</w:t>
+      </w:r>
+      <w:r>
+        <w:t xml:space="preserve"> </w:t>
+      </w:r>
+      <w:r>
+        <w:t xml:space="preserve">로컬 처리 원칙과도 충돌한다. 그래서 프로세스가 하나 는다.</w:t>
+      </w:r>
+    </w:p>
+    <w:p>
+      <w:pPr>
+        <w:pStyle w:val="BodyText"/>
+      </w:pPr>
+      <w:r>
+        <w:rPr>
+          <w:b/>
+        </w:rPr>
+        <w:t xml:space="preserve">이건 의존성을 늘리는 것이 아니라 가시화가 맡기로 한 기능(</w:t>
+      </w:r>
+      <w:r>
+        <w:rPr>
+          <w:rStyle w:val="VerbatimChar"/>
+          <w:b/>
+        </w:rPr>
+        <w:t xml:space="preserve">VZ-L-01</w:t>
+      </w:r>
+      <w:r>
+        <w:rPr>
+          <w:b/>
+        </w:rPr>
+        <w:t xml:space="preserve">)을 실제로 갖는 것이다.</w:t>
+      </w:r>
+      <w:r>
+        <w:t xml:space="preserve"> </w:t>
+      </w:r>
+      <w:r>
+        <w:rPr>
+          <w:rStyle w:val="VerbatimChar"/>
+        </w:rPr>
+        <w:t xml:space="preserve">stt-lab/</w:t>
+      </w:r>
+      <w:r>
+        <w:t xml:space="preserve">은 앞으로도 실험 하네스로 그대로 산다 —</w:t>
+      </w:r>
+      <w:r>
+        <w:t xml:space="preserve"> </w:t>
+      </w:r>
+      <w:r>
+        <w:rPr>
+          <w:rStyle w:val="VerbatimChar"/>
+        </w:rPr>
+        <w:t xml:space="preserve">VZ-L-03</w:t>
+      </w:r>
+      <w:r>
+        <w:t xml:space="preserve"> </w:t>
+      </w:r>
+      <w:r>
+        <w:t xml:space="preserve">신뢰도 임계를 실측할 때는</w:t>
+      </w:r>
+      <w:r>
+        <w:t xml:space="preserve"> </w:t>
+      </w:r>
+      <w:r>
+        <w:t xml:space="preserve">CER 계산과 누적 기록이 있는 그쪽을 쓴다.</w:t>
+      </w:r>
+      <w:r>
+        <w:t xml:space="preserve"> </w:t>
+      </w:r>
+      <w:r>
+        <w:rPr>
+          <w:b/>
+        </w:rPr>
+        <w:t xml:space="preserve">실험은 실험 하네스에서, 운영은 가시화 안에서.</w:t>
+      </w:r>
+    </w:p>
+    <w:p>
+      <w:pPr>
+        <w:pStyle w:val="BodyText"/>
+      </w:pPr>
+      <w:r>
+        <w:t xml:space="preserve">포트는 기존과 겹치지 않게</w:t>
+      </w:r>
+      <w:r>
+        <w:t xml:space="preserve"> </w:t>
+      </w:r>
+      <w:r>
+        <w:rPr>
+          <w:rStyle w:val="VerbatimChar"/>
+        </w:rPr>
+        <w:t xml:space="preserve">8801</w:t>
+      </w:r>
+      <w:r>
+        <w:t xml:space="preserve">을 쓴다 (web-dashboard</w:t>
+      </w:r>
+      <w:r>
+        <w:t xml:space="preserve"> </w:t>
+      </w:r>
+      <w:r>
+        <w:rPr>
+          <w:rStyle w:val="VerbatimChar"/>
+        </w:rPr>
+        <w:t xml:space="preserve">5173</w:t>
+      </w:r>
+      <w:r>
+        <w:t xml:space="preserve">·</w:t>
+      </w:r>
+      <w:r>
+        <w:rPr>
+          <w:rStyle w:val="VerbatimChar"/>
+        </w:rPr>
+        <w:t xml:space="preserve">8787~8788</w:t>
+      </w:r>
+      <w:r>
+        <w:t xml:space="preserve">, viz</w:t>
+      </w:r>
+      <w:r>
+        <w:t xml:space="preserve"> </w:t>
+      </w:r>
+      <w:r>
+        <w:rPr>
+          <w:rStyle w:val="VerbatimChar"/>
+        </w:rPr>
+        <w:t xml:space="preserve">5174</w:t>
+      </w:r>
+      <w:r>
+        <w:t xml:space="preserve">,</w:t>
+      </w:r>
+      <w:r>
+        <w:t xml:space="preserve"> </w:t>
+      </w:r>
+      <w:r>
+        <w:t xml:space="preserve">목 게이트웨이</w:t>
+      </w:r>
+      <w:r>
+        <w:t xml:space="preserve"> </w:t>
+      </w:r>
+      <w:r>
+        <w:rPr>
+          <w:rStyle w:val="VerbatimChar"/>
+        </w:rPr>
+        <w:t xml:space="preserve">8790</w:t>
+      </w:r>
+      <w:r>
+        <w:t xml:space="preserve">, stt-lab</w:t>
+      </w:r>
+      <w:r>
+        <w:t xml:space="preserve"> </w:t>
+      </w:r>
+      <w:r>
+        <w:rPr>
+          <w:rStyle w:val="VerbatimChar"/>
+        </w:rPr>
+        <w:t xml:space="preserve">8799</w:t>
+      </w:r>
+      <w:r>
+        <w:t xml:space="preserve">).</w:t>
+      </w:r>
+    </w:p>
+    <w:p>
+      <w:pPr>
+        <w:pStyle w:val="Heading2"/>
+      </w:pPr>
+      <w:bookmarkStart w:id="47" w:name="엔드포인트를-하나로-묶어-둔-이유"/>
+      <w:r>
+        <w:t xml:space="preserve">8-2. 엔드포인트를 하나로 묶어 둔 이유</w:t>
+      </w:r>
+      <w:bookmarkEnd w:id="47"/>
+    </w:p>
+    <w:p>
+      <w:pPr>
+        <w:pStyle w:val="FirstParagraph"/>
+      </w:pPr>
+      <w:r>
+        <w:rPr>
+          <w:rStyle w:val="VerbatimChar"/>
+        </w:rPr>
+        <w:t xml:space="preserve">stt-lab/server/main.py</w:t>
+      </w:r>
+      <w:r>
+        <w:t xml:space="preserve">에는 라우팅이 8개 있다(</w:t>
+      </w:r>
+      <w:r>
+        <w:rPr>
+          <w:rStyle w:val="VerbatimChar"/>
+        </w:rPr>
+        <w:t xml:space="preserve">/api/score</w:t>
+      </w:r>
+      <w:r>
+        <w:t xml:space="preserve">·</w:t>
+      </w:r>
+      <w:r>
+        <w:rPr>
+          <w:rStyle w:val="VerbatimChar"/>
+        </w:rPr>
+        <w:t xml:space="preserve">/api/runs</w:t>
+      </w:r>
+      <w:r>
+        <w:t xml:space="preserve">·</w:t>
+      </w:r>
+      <w:r>
+        <w:rPr>
+          <w:rStyle w:val="VerbatimChar"/>
+        </w:rPr>
+        <w:t xml:space="preserve">/api/presets</w:t>
+      </w:r>
+      <w:r>
+        <w:t xml:space="preserve">·</w:t>
+      </w:r>
+      <w:r>
+        <w:t xml:space="preserve"> </w:t>
+      </w:r>
+      <w:r>
+        <w:t xml:space="preserve">CSV·정적 서빙 …). 그건</w:t>
+      </w:r>
+      <w:r>
+        <w:t xml:space="preserve"> </w:t>
+      </w:r>
+      <w:r>
+        <w:rPr>
+          <w:b/>
+        </w:rPr>
+        <w:t xml:space="preserve">모델을 비교하는 하네스에 필요한 면</w:t>
+      </w:r>
+      <w:r>
+        <w:t xml:space="preserve">이지 운영 화면에 있을 것이 아니다.</w:t>
+      </w:r>
+      <w:r>
+        <w:t xml:space="preserve"> </w:t>
+      </w:r>
+      <w:r>
+        <w:t xml:space="preserve">운영 서비스는</w:t>
+      </w:r>
+      <w:r>
+        <w:t xml:space="preserve"> </w:t>
+      </w:r>
+      <w:r>
+        <w:rPr>
+          <w:rStyle w:val="VerbatimChar"/>
+        </w:rPr>
+        <w:t xml:space="preserve">POST /stt/transcribe</w:t>
+      </w:r>
+      <w:r>
+        <w:t xml:space="preserve"> </w:t>
+      </w:r>
+      <w:r>
+        <w:t xml:space="preserve">하나만 갖는다.</w:t>
+      </w:r>
+    </w:p>
+    <w:p>
+      <w:pPr>
+        <w:pStyle w:val="BodyText"/>
+      </w:pPr>
+      <w:r>
+        <w:t xml:space="preserve">헬스 체크 엔드포인트도 두지 않았다. 살아 있는지는 같은 경로에 GET을 던져 확인한다 —</w:t>
+      </w:r>
+      <w:r>
+        <w:t xml:space="preserve"> </w:t>
+      </w:r>
+      <w:r>
+        <w:rPr>
+          <w:b/>
+        </w:rPr>
+        <w:t xml:space="preserve">응답이 오면(405) 프로세스가 살아 있다는 뜻</w:t>
+      </w:r>
+      <w:r>
+        <w:t xml:space="preserve">이고, 네트워크 자체가 실패하면 꺼져 있다는 뜻이다.</w:t>
+      </w:r>
+      <w:r>
+        <w:t xml:space="preserve"> </w:t>
+      </w:r>
+      <w:r>
+        <w:t xml:space="preserve">면을 하나로 유지하는 쪽이 stt-lab이 8개로 불어난 길을 다시 밟지 않는 데 낫다고 봤다.</w:t>
+      </w:r>
+    </w:p>
+    <w:p>
+      <w:pPr>
+        <w:pStyle w:val="Heading2"/>
+      </w:pPr>
+      <w:bookmarkStart w:id="48" w:name="가시화가-stt를-보는-면"/>
+      <w:r>
+        <w:t xml:space="preserve">8-3. 가시화가 STT를 보는 면</w:t>
+      </w:r>
+      <w:bookmarkEnd w:id="48"/>
+    </w:p>
+    <w:p>
+      <w:pPr>
+        <w:pStyle w:val="SourceCode"/>
+      </w:pPr>
+      <w:r>
+        <w:rPr>
+          <w:rStyle w:val="VerbatimChar"/>
+        </w:rPr>
+        <w:t xml:space="preserve">화면 (views/UtterancePanel.tsx)</w:t>
+      </w:r>
+      <w:r>
+        <w:br/>
+      </w:r>
+      <w:r>
+        <w:rPr>
+          <w:rStyle w:val="VerbatimChar"/>
+        </w:rPr>
+        <w:t xml:space="preserve">  └ src/stt/          ← 여기가 유일한 면이다</w:t>
+      </w:r>
+      <w:r>
+        <w:br/>
+      </w:r>
+      <w:r>
+        <w:rPr>
+          <w:rStyle w:val="VerbatimChar"/>
+        </w:rPr>
+        <w:t xml:space="preserve">      ├ SttClient.ts   transcribe(blob) → SttResult. 이 밖에서 fetch로 STT를 부르지 않는다</w:t>
+      </w:r>
+      <w:r>
+        <w:br/>
+      </w:r>
+      <w:r>
+        <w:rPr>
+          <w:rStyle w:val="VerbatimChar"/>
+        </w:rPr>
+        <w:t xml:space="preserve">      ├ types.ts       서비스 응답 그대로. 수치를 요약하지 않는다</w:t>
+      </w:r>
+      <w:r>
+        <w:br/>
+      </w:r>
+      <w:r>
+        <w:rPr>
+          <w:rStyle w:val="VerbatimChar"/>
+        </w:rPr>
+        <w:t xml:space="preserve">      ├ confidence.ts  임계 판정 한 곳. 잠정값과 "실측 미완" 표시</w:t>
+      </w:r>
+      <w:r>
+        <w:br/>
+      </w:r>
+      <w:r>
+        <w:rPr>
+          <w:rStyle w:val="VerbatimChar"/>
+        </w:rPr>
+        <w:t xml:space="preserve">      └ availability.ts 서비스가 없을 때 무엇이 꺼지고 무엇이 남는가</w:t>
+      </w:r>
+    </w:p>
+    <w:p>
+      <w:pPr>
+        <w:pStyle w:val="FirstParagraph"/>
+      </w:pPr>
+      <w:r>
+        <w:t xml:space="preserve">서비스가 워커나 WASM으로 바뀌어도 갈아끼우는 곳이</w:t>
+      </w:r>
+      <w:r>
+        <w:t xml:space="preserve"> </w:t>
+      </w:r>
+      <w:r>
+        <w:rPr>
+          <w:rStyle w:val="VerbatimChar"/>
+        </w:rPr>
+        <w:t xml:space="preserve">src/stt/</w:t>
+      </w:r>
+      <w:r>
+        <w:t xml:space="preserve"> </w:t>
+      </w:r>
+      <w:r>
+        <w:t xml:space="preserve">하나가 되게 하기 위한 경계다.</w:t>
+      </w:r>
+      <w:r>
+        <w:t xml:space="preserve"> </w:t>
+      </w:r>
+      <w:r>
+        <w:rPr>
+          <w:rStyle w:val="VerbatimChar"/>
+        </w:rPr>
+        <w:t xml:space="preserve">verify:no-stt</w:t>
+      </w:r>
+      <w:r>
+        <w:t xml:space="preserve">가</w:t>
+      </w:r>
+      <w:r>
+        <w:t xml:space="preserve"> </w:t>
+      </w:r>
+      <w:r>
+        <w:t xml:space="preserve">“</w:t>
+      </w:r>
+      <w:r>
+        <w:t xml:space="preserve">STT를 부르는</w:t>
+      </w:r>
+      <w:r>
+        <w:t xml:space="preserve"> </w:t>
+      </w:r>
+      <w:r>
+        <w:rPr>
+          <w:rStyle w:val="VerbatimChar"/>
+        </w:rPr>
+        <w:t xml:space="preserve">fetch</w:t>
+      </w:r>
+      <w:r>
+        <w:t xml:space="preserve">가</w:t>
+      </w:r>
+      <w:r>
+        <w:t xml:space="preserve"> </w:t>
+      </w:r>
+      <w:r>
+        <w:rPr>
+          <w:rStyle w:val="VerbatimChar"/>
+        </w:rPr>
+        <w:t xml:space="preserve">SttClient.ts</w:t>
+      </w:r>
+      <w:r>
+        <w:t xml:space="preserve"> </w:t>
+      </w:r>
+      <w:r>
+        <w:t xml:space="preserve">밖에 있는가</w:t>
+      </w:r>
+      <w:r>
+        <w:t xml:space="preserve">”</w:t>
+      </w:r>
+      <w:r>
+        <w:t xml:space="preserve">를 함께 검사한다.</w:t>
+      </w:r>
+    </w:p>
+    <w:p>
+      <w:pPr>
+        <w:pStyle w:val="BodyText"/>
+      </w:pPr>
+      <w:r>
+        <w:rPr>
+          <w:rStyle w:val="VerbatimChar"/>
+        </w:rPr>
+        <w:t xml:space="preserve">src/stt/</w:t>
+      </w:r>
+      <w:r>
+        <w:t xml:space="preserve">는 셸이나 다른 탭을 import 하지 않는다 — 끌어오면 탭① 단독 빌드가 깨지고</w:t>
+      </w:r>
+      <w:r>
+        <w:t xml:space="preserve"> </w:t>
+      </w:r>
+      <w:r>
+        <w:rPr>
+          <w:rStyle w:val="VerbatimChar"/>
+        </w:rPr>
+        <w:t xml:space="preserve">verify:standalone</w:t>
+      </w:r>
+      <w:r>
+        <w:t xml:space="preserve">이 잡는다.</w:t>
+      </w:r>
+    </w:p>
+    <w:p>
+      <w:pPr>
+        <w:pStyle w:val="Heading2"/>
+      </w:pPr>
+      <w:bookmarkStart w:id="49" w:name="신뢰도를-하나의-숫자로-만들지-않는다"/>
+      <w:r>
+        <w:t xml:space="preserve">8-4. 신뢰도를 하나의 숫자로 만들지 않는다</w:t>
+      </w:r>
+      <w:bookmarkEnd w:id="49"/>
+    </w:p>
+    <w:p>
+      <w:pPr>
+        <w:pStyle w:val="FirstParagraph"/>
+      </w:pPr>
+      <w:r>
+        <w:t xml:space="preserve">Whisper는 명령 수락 여부를 바로 정할 단일 confidence를 주지 않는다.</w:t>
+      </w:r>
+      <w:r>
+        <w:t xml:space="preserve"> </w:t>
+      </w:r>
+      <w:r>
+        <w:rPr>
+          <w:rStyle w:val="VerbatimChar"/>
+        </w:rPr>
+        <w:t xml:space="preserve">avg_logprob</w:t>
+      </w:r>
+      <w:r>
+        <w:t xml:space="preserve">·</w:t>
+      </w:r>
+      <w:r>
+        <w:rPr>
+          <w:rStyle w:val="VerbatimChar"/>
+        </w:rPr>
+        <w:t xml:space="preserve">no_speech_prob</w:t>
+      </w:r>
+      <w:r>
+        <w:t xml:space="preserve">·평균 단어 확률을</w:t>
+      </w:r>
+      <w:r>
+        <w:t xml:space="preserve"> </w:t>
+      </w:r>
+      <w:r>
+        <w:rPr>
+          <w:b/>
+        </w:rPr>
+        <w:t xml:space="preserve">각각 그대로</w:t>
+      </w:r>
+      <w:r>
+        <w:t xml:space="preserve"> </w:t>
+      </w:r>
+      <w:r>
+        <w:t xml:space="preserve">들고 다닌다.</w:t>
+      </w:r>
+      <w:r>
+        <w:t xml:space="preserve"> </w:t>
+      </w:r>
+      <w:r>
+        <w:t xml:space="preserve">셋을 임의 가중합해 0~1 점수 하나로 뭉개면 판정 코드는 짧아지지만</w:t>
+      </w:r>
+      <w:r>
+        <w:t xml:space="preserve"> </w:t>
+      </w:r>
+      <w:r>
+        <w:rPr>
+          <w:b/>
+        </w:rPr>
+        <w:t xml:space="preserve">임계를 실측할 근거가 사라진다</w:t>
+      </w:r>
+      <w:r>
+        <w:t xml:space="preserve"> </w:t>
+      </w:r>
+      <w:r>
+        <w:t xml:space="preserve">— 어느 수치가 걸렀는지 알 수 없고, 가중치 자체가</w:t>
+      </w:r>
+      <w:r>
+        <w:t xml:space="preserve"> </w:t>
+      </w:r>
+      <w:r>
+        <w:t xml:space="preserve">또 하나의 미확정 값이 되기 때문이다.</w:t>
+      </w:r>
+    </w:p>
+    <w:p>
+      <w:pPr>
+        <w:pStyle w:val="BodyText"/>
+      </w:pPr>
+      <w:r>
+        <w:rPr>
+          <w:b/>
+        </w:rPr>
+        <w:t xml:space="preserve">임계값은 아직 정하지 않았다.</w:t>
+      </w:r>
+      <w:r>
+        <w:t xml:space="preserve"> </w:t>
+      </w:r>
+      <w:r>
+        <w:rPr>
+          <w:rStyle w:val="VerbatimChar"/>
+        </w:rPr>
+        <w:t xml:space="preserve">confidence.ts</w:t>
+      </w:r>
+      <w:r>
+        <w:t xml:space="preserve">에 들어 있는 값은 잠정이고 화면에도</w:t>
+      </w:r>
+      <w:r>
+        <w:t xml:space="preserve"> </w:t>
+      </w:r>
+      <w:r>
+        <w:t xml:space="preserve">“</w:t>
+      </w:r>
+      <w:r>
+        <w:t xml:space="preserve">잠정 — 실측 미완</w:t>
+      </w:r>
+      <w:r>
+        <w:t xml:space="preserve">”</w:t>
+      </w:r>
+      <w:r>
+        <w:t xml:space="preserve">이라고 적혀 있다. 판정이 일어나는 지점만 만들어 두고, 값은 실측 후</w:t>
+      </w:r>
+      <w:r>
+        <w:t xml:space="preserve"> </w:t>
+      </w:r>
+      <w:r>
+        <w:t xml:space="preserve">그 파일 하나만 고치면 되게 뺐다. 근거는</w:t>
+      </w:r>
+      <w:r>
+        <w:t xml:space="preserve"> </w:t>
+      </w:r>
+      <w:r>
+        <w:rPr>
+          <w:rStyle w:val="VerbatimChar"/>
+        </w:rPr>
+        <w:t xml:space="preserve">reports/2026-08-28_1620_STT이식.md</w:t>
+      </w:r>
+      <w:r>
+        <w:t xml:space="preserve">에 있다.</w:t>
+      </w:r>
+    </w:p>
+    <w:p>
+      <w:pPr>
+        <w:pStyle w:val="BodyText"/>
+      </w:pPr>
+      <w:r>
+        <w:rPr>
+          <w:b/>
+        </w:rPr>
+        <w:t xml:space="preserve">이 지점에서 계약과 충돌한다.</w:t>
+      </w:r>
+      <w:r>
+        <w:t xml:space="preserve"> </w:t>
+      </w:r>
+      <w:r>
+        <w:rPr>
+          <w:rStyle w:val="VerbatimChar"/>
+        </w:rPr>
+        <w:t xml:space="preserve">contracts/mission.schema.json</w:t>
+      </w:r>
+      <w:r>
+        <w:t xml:space="preserve">의</w:t>
+      </w:r>
+      <w:r>
+        <w:t xml:space="preserve"> </w:t>
+      </w:r>
+      <w:r>
+        <w:rPr>
+          <w:rStyle w:val="VerbatimChar"/>
+        </w:rPr>
+        <w:t xml:space="preserve">utterance.confidence</w:t>
+      </w:r>
+      <w:r>
+        <w:t xml:space="preserve">는</w:t>
+      </w:r>
+      <w:r>
+        <w:t xml:space="preserve"> </w:t>
+      </w:r>
+      <w:r>
+        <w:t xml:space="preserve">0~1 숫자 하나이고</w:t>
+      </w:r>
+      <w:r>
+        <w:t xml:space="preserve"> </w:t>
+      </w:r>
+      <w:r>
+        <w:rPr>
+          <w:rStyle w:val="VerbatimChar"/>
+        </w:rPr>
+        <w:t xml:space="preserve">additionalProperties: false</w:t>
+      </w:r>
+      <w:r>
+        <w:t xml:space="preserve">라 세 수치를 필드로 더 넣을 수도 없다.</w:t>
+      </w:r>
+      <w:r>
+        <w:t xml:space="preserve"> </w:t>
+      </w:r>
+      <w:r>
+        <w:t xml:space="preserve">0단계 합의 사항이라 혼자 바꾸지 않았다 — 세 가지 안과 근거는 위 보고서에 있다.</w:t>
+      </w:r>
+    </w:p>
+    <w:p>
+      <w:pPr>
+        <w:pStyle w:val="Heading2"/>
+      </w:pPr>
+      <w:bookmarkStart w:id="50" w:name="stt가-없어도-화면은-뜬다"/>
+      <w:r>
+        <w:t xml:space="preserve">8-5. STT가 없어도 화면은 뜬다</w:t>
+      </w:r>
+      <w:bookmarkEnd w:id="50"/>
+    </w:p>
+    <w:p>
+      <w:pPr>
+        <w:pStyle w:val="FirstParagraph"/>
+      </w:pPr>
+      <w:r>
+        <w:t xml:space="preserve">서비스가 꺼져 있거나 무응답이면</w:t>
+      </w:r>
+      <w:r>
+        <w:t xml:space="preserve"> </w:t>
+      </w:r>
+      <w:r>
+        <w:rPr>
+          <w:b/>
+        </w:rPr>
+        <w:t xml:space="preserve">그 기능만 비활성화하고 수동 텍스트 입력 경로를 남긴다</w:t>
+      </w:r>
+      <w:r>
+        <w:t xml:space="preserve"> </w:t>
+      </w:r>
+      <w:r>
+        <w:t xml:space="preserve">(</w:t>
+      </w:r>
+      <w:r>
+        <w:rPr>
+          <w:rStyle w:val="VerbatimChar"/>
+        </w:rPr>
+        <w:t xml:space="preserve">VZ-C-02</w:t>
+      </w:r>
+      <w:r>
+        <w:t xml:space="preserve">·</w:t>
+      </w:r>
+      <w:r>
+        <w:rPr>
+          <w:rStyle w:val="VerbatimChar"/>
+        </w:rPr>
+        <w:t xml:space="preserve">VZ-G-01</w:t>
+      </w:r>
+      <w:r>
+        <w:t xml:space="preserve">). 화면 전체가 죽거나 무한 로딩에 걸리지 않는다.</w:t>
+      </w:r>
+      <w:r>
+        <w:t xml:space="preserve"> </w:t>
+      </w:r>
+      <w:r>
+        <w:rPr>
+          <w:rStyle w:val="VerbatimChar"/>
+        </w:rPr>
+        <w:t xml:space="preserve">npm run dev</w:t>
+      </w:r>
+      <w:r>
+        <w:t xml:space="preserve">도 STT가 안 떠도 나머지를 그대로 띄운다.</w:t>
+      </w:r>
+    </w:p>
+    <w:p>
+      <w:pPr>
+        <w:pStyle w:val="BodyText"/>
+      </w:pPr>
+      <w:r>
+        <w:t xml:space="preserve">이 판단을 화면 컴포넌트 안에 조건문으로 흩어 놓지 않고</w:t>
+      </w:r>
+      <w:r>
+        <w:t xml:space="preserve"> </w:t>
+      </w:r>
+      <w:r>
+        <w:rPr>
+          <w:rStyle w:val="VerbatimChar"/>
+        </w:rPr>
+        <w:t xml:space="preserve">stt/availability.ts</w:t>
+      </w:r>
+      <w:r>
+        <w:t xml:space="preserve">의 순수 함수</w:t>
+      </w:r>
+      <w:r>
+        <w:t xml:space="preserve"> </w:t>
+      </w:r>
+      <w:r>
+        <w:t xml:space="preserve">하나로 뽑아 둔 이유는, 나중에 누가 조건 하나를 넓히면서 수동 입력까지 같이 잠가도</w:t>
+      </w:r>
+      <w:r>
+        <w:t xml:space="preserve"> </w:t>
+      </w:r>
+      <w:r>
+        <w:t xml:space="preserve">아무도 모르기 때문이다.</w:t>
+      </w:r>
+      <w:r>
+        <w:t xml:space="preserve"> </w:t>
+      </w:r>
+      <w:r>
+        <w:rPr>
+          <w:rStyle w:val="VerbatimChar"/>
+        </w:rPr>
+        <w:t xml:space="preserve">verify:no-stt</w:t>
+      </w:r>
+      <w:r>
+        <w:t xml:space="preserve">가 그 함수를 실제로 불러 검사한다.</w:t>
+      </w:r>
+    </w:p>
+    <w:p>
+      <w:pPr>
+        <w:pStyle w:val="Heading2"/>
+      </w:pPr>
+      <w:bookmarkStart w:id="51" w:name="명령-출구는-여전히-하나다"/>
+      <w:r>
+        <w:t xml:space="preserve">8-6. 명령 출구는 여전히 하나다</w:t>
+      </w:r>
+      <w:bookmarkEnd w:id="51"/>
+    </w:p>
+    <w:p>
+      <w:pPr>
+        <w:pStyle w:val="FirstParagraph"/>
+      </w:pPr>
+      <w:r>
+        <w:t xml:space="preserve">음성으로 발행되는 명령도</w:t>
+      </w:r>
+      <w:r>
+        <w:t xml:space="preserve"> </w:t>
+      </w:r>
+      <w:r>
+        <w:rPr>
+          <w:rStyle w:val="VerbatimChar"/>
+        </w:rPr>
+        <w:t xml:space="preserve">shared/commandEgress.ts</w:t>
+      </w:r>
+      <w:r>
+        <w:t xml:space="preserve">의</w:t>
+      </w:r>
+      <w:r>
+        <w:t xml:space="preserve"> </w:t>
+      </w:r>
+      <w:r>
+        <w:rPr>
+          <w:rStyle w:val="VerbatimChar"/>
+        </w:rPr>
+        <w:t xml:space="preserve">issueCommand()</w:t>
+      </w:r>
+      <w:r>
+        <w:t xml:space="preserve">를 거친다.</w:t>
+      </w:r>
+      <w:r>
+        <w:t xml:space="preserve"> </w:t>
+      </w:r>
+      <w:r>
+        <w:rPr>
+          <w:b/>
+        </w:rPr>
+        <w:t xml:space="preserve">달라지는 것은 경로가 아니라 감사 필드다</w:t>
+      </w:r>
+      <w:r>
+        <w:t xml:space="preserve"> </w:t>
+      </w:r>
+      <w:r>
+        <w:t xml:space="preserve">(</w:t>
+      </w:r>
+      <w:r>
+        <w:rPr>
+          <w:rStyle w:val="VerbatimChar"/>
+        </w:rPr>
+        <w:t xml:space="preserve">REQ-1305</w:t>
+      </w:r>
+      <w:r>
+        <w:t xml:space="preserve">).</w:t>
+      </w:r>
+    </w:p>
+    <w:p>
+      <w:pPr>
+        <w:pStyle w:val="SourceCode"/>
+      </w:pPr>
+      <w:r>
+        <w:rPr>
+          <w:rStyle w:val="NormalTok"/>
+        </w:rPr>
+        <w:t xml:space="preserve">audit</w:t>
+      </w:r>
+      <w:r>
+        <w:rPr>
+          <w:rStyle w:val="OperatorTok"/>
+        </w:rPr>
+        <w:t xml:space="preserve">:</w:t>
+      </w:r>
+      <w:r>
+        <w:rPr>
+          <w:rStyle w:val="NormalTok"/>
+        </w:rPr>
+        <w:t xml:space="preserve"> {</w:t>
+      </w:r>
+      <w:r>
+        <w:br/>
+      </w:r>
+      <w:r>
+        <w:rPr>
+          <w:rStyle w:val="NormalTok"/>
+        </w:rPr>
+        <w:t xml:space="preserve">  input_mode</w:t>
+      </w:r>
+      <w:r>
+        <w:rPr>
+          <w:rStyle w:val="OperatorTok"/>
+        </w:rPr>
+        <w:t xml:space="preserve">:</w:t>
+      </w:r>
+      <w:r>
+        <w:rPr>
+          <w:rStyle w:val="NormalTok"/>
+        </w:rPr>
+        <w:t xml:space="preserve"> </w:t>
+      </w:r>
+      <w:r>
+        <w:rPr>
+          <w:rStyle w:val="StringTok"/>
+        </w:rPr>
+        <w:t xml:space="preserve">'click'</w:t>
+      </w:r>
+      <w:r>
+        <w:rPr>
+          <w:rStyle w:val="NormalTok"/>
+        </w:rPr>
+        <w:t xml:space="preserve"> </w:t>
+      </w:r>
+      <w:r>
+        <w:rPr>
+          <w:rStyle w:val="OperatorTok"/>
+        </w:rPr>
+        <w:t xml:space="preserve">|</w:t>
+      </w:r>
+      <w:r>
+        <w:rPr>
+          <w:rStyle w:val="NormalTok"/>
+        </w:rPr>
+        <w:t xml:space="preserve"> </w:t>
+      </w:r>
+      <w:r>
+        <w:rPr>
+          <w:rStyle w:val="StringTok"/>
+        </w:rPr>
+        <w:t xml:space="preserve">'voice'</w:t>
+      </w:r>
+      <w:r>
+        <w:rPr>
+          <w:rStyle w:val="OperatorTok"/>
+        </w:rPr>
+        <w:t xml:space="preserve">,</w:t>
+      </w:r>
+      <w:r>
+        <w:rPr>
+          <w:rStyle w:val="NormalTok"/>
+        </w:rPr>
+        <w:t xml:space="preserve">            </w:t>
+      </w:r>
+      <w:r>
+        <w:rPr>
+          <w:rStyle w:val="CommentTok"/>
+        </w:rPr>
+        <w:t xml:space="preserve">// 무엇으로 입력했나</w:t>
+      </w:r>
+      <w:r>
+        <w:br/>
+      </w:r>
+      <w:r>
+        <w:rPr>
+          <w:rStyle w:val="NormalTok"/>
+        </w:rPr>
+        <w:t xml:space="preserve">  decision_source</w:t>
+      </w:r>
+      <w:r>
+        <w:rPr>
+          <w:rStyle w:val="OperatorTok"/>
+        </w:rPr>
+        <w:t xml:space="preserve">:</w:t>
+      </w:r>
+      <w:r>
+        <w:rPr>
+          <w:rStyle w:val="NormalTok"/>
+        </w:rPr>
+        <w:t xml:space="preserve"> </w:t>
+      </w:r>
+      <w:r>
+        <w:rPr>
+          <w:rStyle w:val="StringTok"/>
+        </w:rPr>
+        <w:t xml:space="preserve">'human'</w:t>
+      </w:r>
+      <w:r>
+        <w:rPr>
+          <w:rStyle w:val="OperatorTok"/>
+        </w:rPr>
+        <w:t xml:space="preserve">,</w:t>
+      </w:r>
+      <w:r>
+        <w:rPr>
+          <w:rStyle w:val="NormalTok"/>
+        </w:rPr>
+        <w:t xml:space="preserve">                 </w:t>
+      </w:r>
+      <w:r>
+        <w:rPr>
+          <w:rStyle w:val="CommentTok"/>
+        </w:rPr>
+        <w:t xml:space="preserve">// 누가 판단했나</w:t>
+      </w:r>
+      <w:r>
+        <w:br/>
+      </w:r>
+      <w:r>
+        <w:rPr>
+          <w:rStyle w:val="NormalTok"/>
+        </w:rPr>
+        <w:t xml:space="preserve">  voice</w:t>
+      </w:r>
+      <w:r>
+        <w:rPr>
+          <w:rStyle w:val="OperatorTok"/>
+        </w:rPr>
+        <w:t xml:space="preserve">?:</w:t>
+      </w:r>
+      <w:r>
+        <w:rPr>
+          <w:rStyle w:val="NormalTok"/>
+        </w:rPr>
+        <w:t xml:space="preserve"> { transcript</w:t>
+      </w:r>
+      <w:r>
+        <w:rPr>
+          <w:rStyle w:val="OperatorTok"/>
+        </w:rPr>
+        <w:t xml:space="preserve">,</w:t>
+      </w:r>
+      <w:r>
+        <w:rPr>
+          <w:rStyle w:val="NormalTok"/>
+        </w:rPr>
+        <w:t xml:space="preserve"> transcript_edited</w:t>
+      </w:r>
+      <w:r>
+        <w:rPr>
+          <w:rStyle w:val="OperatorTok"/>
+        </w:rPr>
+        <w:t xml:space="preserve">,</w:t>
+      </w:r>
+      <w:r>
+        <w:rPr>
+          <w:rStyle w:val="NormalTok"/>
+        </w:rPr>
+        <w:t xml:space="preserve"> avg_logprob</w:t>
+      </w:r>
+      <w:r>
+        <w:rPr>
+          <w:rStyle w:val="OperatorTok"/>
+        </w:rPr>
+        <w:t xml:space="preserve">,</w:t>
+      </w:r>
+      <w:r>
+        <w:rPr>
+          <w:rStyle w:val="NormalTok"/>
+        </w:rPr>
+        <w:t xml:space="preserve"> no_speech_prob</w:t>
+      </w:r>
+      <w:r>
+        <w:rPr>
+          <w:rStyle w:val="OperatorTok"/>
+        </w:rPr>
+        <w:t xml:space="preserve">,</w:t>
+      </w:r>
+      <w:r>
+        <w:br/>
+      </w:r>
+      <w:r>
+        <w:rPr>
+          <w:rStyle w:val="NormalTok"/>
+        </w:rPr>
+        <w:t xml:space="preserve">            mean_word_prob</w:t>
+      </w:r>
+      <w:r>
+        <w:rPr>
+          <w:rStyle w:val="OperatorTok"/>
+        </w:rPr>
+        <w:t xml:space="preserve">,</w:t>
+      </w:r>
+      <w:r>
+        <w:rPr>
+          <w:rStyle w:val="NormalTok"/>
+        </w:rPr>
+        <w:t xml:space="preserve"> engine</w:t>
+      </w:r>
+      <w:r>
+        <w:rPr>
+          <w:rStyle w:val="OperatorTok"/>
+        </w:rPr>
+        <w:t xml:space="preserve">,</w:t>
+      </w:r>
+      <w:r>
+        <w:rPr>
+          <w:rStyle w:val="NormalTok"/>
+        </w:rPr>
+        <w:t xml:space="preserve"> model</w:t>
+      </w:r>
+      <w:r>
+        <w:rPr>
+          <w:rStyle w:val="OperatorTok"/>
+        </w:rPr>
+        <w:t xml:space="preserve">,</w:t>
+      </w:r>
+      <w:r>
+        <w:rPr>
+          <w:rStyle w:val="NormalTok"/>
+        </w:rPr>
+        <w:t xml:space="preserve"> audio_ref }</w:t>
+      </w:r>
+      <w:r>
+        <w:rPr>
+          <w:rStyle w:val="OperatorTok"/>
+        </w:rPr>
+        <w:t xml:space="preserve">,</w:t>
+      </w:r>
+      <w:r>
+        <w:br/>
+      </w:r>
+      <w:r>
+        <w:rPr>
+          <w:rStyle w:val="NormalTok"/>
+        </w:rPr>
+        <w:t xml:space="preserve">}</w:t>
+      </w:r>
+    </w:p>
+    <w:p>
+      <w:pPr>
+        <w:pStyle w:val="BlockText"/>
+      </w:pPr>
+      <w:r>
+        <w:rPr>
+          <w:i/>
+        </w:rPr>
+        <w:t xml:space="preserve">2026-08-28 탭 이식에서 어휘가 하나로 합쳐졌다.</w:t>
+      </w:r>
+      <w:r>
+        <w:t xml:space="preserve"> </w:t>
+      </w:r>
+      <w:r>
+        <w:t xml:space="preserve">STT 이식 때 쓰던</w:t>
+      </w:r>
+      <w:r>
+        <w:t xml:space="preserve"> </w:t>
+      </w:r>
+      <w:r>
+        <w:rPr>
+          <w:rStyle w:val="VerbatimChar"/>
+        </w:rPr>
+        <w:t xml:space="preserve">produced_by</w:t>
+      </w:r>
+      <w:r>
+        <w:t xml:space="preserve">·</w:t>
+      </w:r>
+      <w:r>
+        <w:rPr>
+          <w:rStyle w:val="VerbatimChar"/>
+        </w:rPr>
+        <w:t xml:space="preserve">input_modality</w:t>
+      </w:r>
+      <w:r>
+        <w:t xml:space="preserve"> </w:t>
+      </w:r>
+      <w:r>
+        <w:t xml:space="preserve">대신</w:t>
+      </w:r>
+      <w:r>
+        <w:t xml:space="preserve"> </w:t>
+      </w:r>
+      <w:r>
+        <w:rPr>
+          <w:rStyle w:val="VerbatimChar"/>
+        </w:rPr>
+        <w:t xml:space="preserve">input_mode</w:t>
+      </w:r>
+      <w:r>
+        <w:t xml:space="preserve">·</w:t>
+      </w:r>
+      <w:r>
+        <w:rPr>
+          <w:rStyle w:val="VerbatimChar"/>
+        </w:rPr>
+        <w:t xml:space="preserve">decision_source</w:t>
+      </w:r>
+      <w:r>
+        <w:t xml:space="preserve"> </w:t>
+      </w:r>
+      <w:r>
+        <w:t xml:space="preserve">를 쓴다. 두 벌을 남기지 않기 위해서이고,</w:t>
+      </w:r>
+      <w:r>
+        <w:t xml:space="preserve"> </w:t>
+      </w:r>
+      <w:r>
+        <w:t xml:space="preserve">남은 쪽이</w:t>
+      </w:r>
+      <w:r>
+        <w:t xml:space="preserve"> </w:t>
+      </w:r>
+      <w:r>
+        <w:rPr>
+          <w:rStyle w:val="VerbatimChar"/>
+        </w:rPr>
+        <w:t xml:space="preserve">auditFieldMap.ts</w:t>
+      </w:r>
+      <w:r>
+        <w:t xml:space="preserve"> </w:t>
+      </w:r>
+      <w:r>
+        <w:t xml:space="preserve">의 어휘인 이유는</w:t>
+      </w:r>
+      <w:r>
+        <w:t xml:space="preserve"> </w:t>
+      </w:r>
+      <w:r>
+        <w:rPr>
+          <w:b/>
+        </w:rPr>
+        <w:t xml:space="preserve">그 파일이 감사 필드 이름을 가두는 자리</w:t>
+      </w:r>
+      <w:r>
+        <w:t xml:space="preserve">이기</w:t>
+      </w:r>
+      <w:r>
+        <w:t xml:space="preserve"> </w:t>
+      </w:r>
+      <w:r>
+        <w:t xml:space="preserve">때문이다. 그 어휘는</w:t>
+      </w:r>
+      <w:r>
+        <w:t xml:space="preserve"> </w:t>
+      </w:r>
+      <w:r>
+        <w:t xml:space="preserve">“</w:t>
+      </w:r>
+      <w:r>
+        <w:t xml:space="preserve">음성으로 말했고 LLM이 해석했다</w:t>
+      </w:r>
+      <w:r>
+        <w:t xml:space="preserve">”</w:t>
+      </w:r>
+      <w:r>
+        <w:t xml:space="preserve">를 표현하려고</w:t>
+      </w:r>
+      <w:r>
+        <w:t xml:space="preserve"> </w:t>
+      </w:r>
+      <w:r>
+        <w:rPr>
+          <w:b/>
+        </w:rPr>
+        <w:t xml:space="preserve">입력 수단과 판단 주체를</w:t>
+      </w:r>
+      <w:r>
+        <w:rPr>
+          <w:b/>
+        </w:rPr>
+        <w:t xml:space="preserve"> </w:t>
+      </w:r>
+      <w:r>
+        <w:rPr>
+          <w:b/>
+        </w:rPr>
+        <w:t xml:space="preserve">두 축으로 나눈 것</w:t>
+      </w:r>
+      <w:r>
+        <w:t xml:space="preserve">이라 한 축짜리</w:t>
+      </w:r>
+      <w:r>
+        <w:t xml:space="preserve"> </w:t>
+      </w:r>
+      <w:r>
+        <w:rPr>
+          <w:rStyle w:val="VerbatimChar"/>
+        </w:rPr>
+        <w:t xml:space="preserve">produced_by</w:t>
+      </w:r>
+      <w:r>
+        <w:t xml:space="preserve"> </w:t>
+      </w:r>
+      <w:r>
+        <w:t xml:space="preserve">보다 담는 것이 많다.</w:t>
+      </w:r>
+      <w:r>
+        <w:t xml:space="preserve"> </w:t>
+      </w:r>
+      <w:r>
+        <w:t xml:space="preserve">이름이 확정되면 여전히 그 파일 하나만 고치면 된다.</w:t>
+      </w:r>
+    </w:p>
+    <w:p>
+      <w:pPr>
+        <w:pStyle w:val="FirstParagraph"/>
+      </w:pPr>
+      <w:r>
+        <w:rPr>
+          <w:rStyle w:val="VerbatimChar"/>
+        </w:rPr>
+        <w:t xml:space="preserve">transcript</w:t>
+      </w:r>
+      <w:r>
+        <w:t xml:space="preserve">와</w:t>
+      </w:r>
+      <w:r>
+        <w:t xml:space="preserve"> </w:t>
+      </w:r>
+      <w:r>
+        <w:rPr>
+          <w:rStyle w:val="VerbatimChar"/>
+        </w:rPr>
+        <w:t xml:space="preserve">transcript_edited</w:t>
+      </w:r>
+      <w:r>
+        <w:t xml:space="preserve">를</w:t>
+      </w:r>
+      <w:r>
+        <w:t xml:space="preserve"> </w:t>
+      </w:r>
+      <w:r>
+        <w:rPr>
+          <w:b/>
+        </w:rPr>
+        <w:t xml:space="preserve">둘 다</w:t>
+      </w:r>
+      <w:r>
+        <w:t xml:space="preserve"> </w:t>
+      </w:r>
+      <w:r>
+        <w:t xml:space="preserve">남긴다. 원문만 남기면 사람이 고친 오인식을</w:t>
+      </w:r>
+      <w:r>
+        <w:t xml:space="preserve"> </w:t>
+      </w:r>
+      <w:r>
+        <w:t xml:space="preserve">놓치고, 수정본만 남기면 STT 성능을 나중에 평가할 수 없다.</w:t>
+      </w:r>
+    </w:p>
+    <w:p>
+      <w:pPr>
+        <w:pStyle w:val="BodyText"/>
+      </w:pPr>
+      <w:r>
+        <w:rPr>
+          <w:rStyle w:val="VerbatimChar"/>
+        </w:rPr>
+        <w:t xml:space="preserve">input_modality: 'voice'</w:t>
+      </w:r>
+      <w:r>
+        <w:t xml:space="preserve">인데</w:t>
+      </w:r>
+      <w:r>
+        <w:t xml:space="preserve"> </w:t>
+      </w:r>
+      <w:r>
+        <w:rPr>
+          <w:rStyle w:val="VerbatimChar"/>
+        </w:rPr>
+        <w:t xml:space="preserve">voice</w:t>
+      </w:r>
+      <w:r>
+        <w:t xml:space="preserve">가 비어 있으면</w:t>
+      </w:r>
+      <w:r>
+        <w:t xml:space="preserve"> </w:t>
+      </w:r>
+      <w:r>
+        <w:rPr>
+          <w:b/>
+        </w:rPr>
+        <w:t xml:space="preserve">발행을 거부한다.</w:t>
+      </w:r>
+      <w:r>
+        <w:t xml:space="preserve"> </w:t>
+      </w:r>
+      <w:r>
+        <w:t xml:space="preserve">타입만으로 막지 않고</w:t>
+      </w:r>
+      <w:r>
+        <w:t xml:space="preserve"> </w:t>
+      </w:r>
+      <w:r>
+        <w:t xml:space="preserve">런타임에서도 막는 이유는, 나중에 다른 사람이 음성 경로를 추가할 때</w:t>
+      </w:r>
+      <w:r>
+        <w:t xml:space="preserve"> </w:t>
+      </w:r>
+      <w:r>
+        <w:rPr>
+          <w:rStyle w:val="VerbatimChar"/>
+        </w:rPr>
+        <w:t xml:space="preserve">as any</w:t>
+      </w:r>
+      <w:r>
+        <w:t xml:space="preserve"> </w:t>
+      </w:r>
+      <w:r>
+        <w:t xml:space="preserve">한 번이면</w:t>
+      </w:r>
+      <w:r>
+        <w:t xml:space="preserve"> </w:t>
+      </w:r>
+      <w:r>
+        <w:t xml:space="preserve">타입 검사는 통과하고 기록만 조용히 비기 때문이다.</w:t>
+      </w:r>
+      <w:r>
+        <w:t xml:space="preserve"> </w:t>
+      </w:r>
+      <w:r>
+        <w:rPr>
+          <w:rStyle w:val="VerbatimChar"/>
+        </w:rPr>
+        <w:t xml:space="preserve">verify:voice-audit</w:t>
+      </w:r>
+      <w:r>
+        <w:t xml:space="preserve">가 가드를 실제로 불러</w:t>
+      </w:r>
+      <w:r>
+        <w:t xml:space="preserve"> </w:t>
+      </w:r>
+      <w:r>
+        <w:t xml:space="preserve">확인하고,</w:t>
+      </w:r>
+      <w:r>
+        <w:t xml:space="preserve"> </w:t>
+      </w:r>
+      <w:r>
+        <w:rPr>
+          <w:b/>
+        </w:rPr>
+        <w:t xml:space="preserve">가드를 지운 대조군이 잡히는지</w:t>
+      </w:r>
+      <w:r>
+        <w:t xml:space="preserve">까지 본다.</w:t>
+      </w:r>
+    </w:p>
+    <w:p>
+      <w:pPr>
+        <w:pStyle w:val="BodyText"/>
+      </w:pPr>
+      <w:r>
+        <w:rPr>
+          <w:b/>
+        </w:rPr>
+        <w:t xml:space="preserve">기록은 백엔드 audit-writer가 한다.</w:t>
+      </w:r>
+      <w:r>
+        <w:t xml:space="preserve"> </w:t>
+      </w:r>
+      <w:r>
+        <w:t xml:space="preserve">브라우저는 감사 필드를 만들어 전달만 하고 직접 쓰지 않는다.</w:t>
+      </w:r>
+    </w:p>
+    <w:p>
+      <w:r>
+        <w:pict>
+          <v:rect style="width:0;height:1.5pt" o:hralign="center" o:hrstd="t" o:hr="t"/>
+        </w:pict>
+      </w:r>
+    </w:p>
+    <w:p>
+      <w:pPr>
+        <w:pStyle w:val="Heading1"/>
+      </w:pPr>
+      <w:bookmarkStart w:id="52" w:name="실행-환경"/>
+      <w:r>
+        <w:t xml:space="preserve">9. 실행 환경</w:t>
+      </w:r>
+      <w:bookmarkEnd w:id="52"/>
+    </w:p>
+    <w:p>
+      <w:pPr>
+        <w:pStyle w:val="Heading2"/>
+      </w:pPr>
+      <w:bookmarkStart w:id="53" w:name="개발"/>
+      <w:r>
+        <w:t xml:space="preserve">9-1. 개발</w:t>
+      </w:r>
+      <w:bookmarkEnd w:id="53"/>
+    </w:p>
+    <w:p>
+      <w:pPr>
+        <w:pStyle w:val="SourceCode"/>
+      </w:pPr>
+      <w:r>
+        <w:rPr>
+          <w:rStyle w:val="VerbatimChar"/>
+        </w:rPr>
+        <w:t xml:space="preserve">cd viz-debugger</w:t>
+      </w:r>
+      <w:r>
+        <w:br/>
+      </w:r>
+      <w:r>
+        <w:rPr>
+          <w:rStyle w:val="VerbatimChar"/>
+        </w:rPr>
+        <w:t xml:space="preserve">npm install</w:t>
+      </w:r>
+      <w:r>
+        <w:br/>
+      </w:r>
+      <w:r>
+        <w:rPr>
+          <w:rStyle w:val="VerbatimChar"/>
+        </w:rPr>
+        <w:t xml:space="preserve">npm run dev          # 목 게이트웨이 + Vite 동시 실행</w:t>
+      </w:r>
+    </w:p>
+    <w:p>
+      <w:pPr>
+        <w:pStyle w:val="FirstParagraph"/>
+      </w:pPr>
+      <w:r>
+        <w:t xml:space="preserve">기존</w:t>
+      </w:r>
+      <w:r>
+        <w:t xml:space="preserve"> </w:t>
+      </w:r>
+      <w:r>
+        <w:rPr>
+          <w:rStyle w:val="VerbatimChar"/>
+        </w:rPr>
+        <w:t xml:space="preserve">web-dashboard</w:t>
+      </w:r>
+      <w:r>
+        <w:t xml:space="preserve"> </w:t>
+      </w:r>
+      <w:r>
+        <w:t xml:space="preserve">와</w:t>
+      </w:r>
+      <w:r>
+        <w:t xml:space="preserve"> </w:t>
+      </w:r>
+      <w:r>
+        <w:rPr>
+          <w:b/>
+        </w:rPr>
+        <w:t xml:space="preserve">포트를 겹치지 않게</w:t>
+      </w:r>
+      <w:r>
+        <w:t xml:space="preserve"> </w:t>
+      </w:r>
+      <w:r>
+        <w:t xml:space="preserve">잡는다. 둘을 동시에 띄워 비교할 수 있어야 한다.</w:t>
+      </w:r>
+    </w:p>
+    <w:p>
+      <w:pPr>
+        <w:pStyle w:val="Heading2"/>
+      </w:pPr>
+      <w:bookmarkStart w:id="54" w:name="hci-팀원-전달"/>
+      <w:r>
+        <w:t xml:space="preserve">9-2. HCI 팀원 전달</w:t>
+      </w:r>
+      <w:bookmarkEnd w:id="54"/>
+    </w:p>
+    <w:p>
+      <w:pPr>
+        <w:pStyle w:val="FirstParagraph"/>
+      </w:pPr>
+      <w:r>
+        <w:rPr>
+          <w:rStyle w:val="VerbatimChar"/>
+        </w:rPr>
+        <w:t xml:space="preserve">npm run build</w:t>
+      </w:r>
+      <w:r>
+        <w:t xml:space="preserve"> </w:t>
+      </w:r>
+      <w:r>
+        <w:t xml:space="preserve">결과를 정적 파일로 내보내 링크로 전달한다.</w:t>
+      </w:r>
+      <w:r>
+        <w:t xml:space="preserve"> </w:t>
+      </w:r>
+      <w:r>
+        <w:t xml:space="preserve">목 게이트웨이가 없으면 화면이 비므로,</w:t>
+      </w:r>
+      <w:r>
+        <w:t xml:space="preserve"> </w:t>
+      </w:r>
+      <w:r>
+        <w:rPr>
+          <w:b/>
+        </w:rPr>
+        <w:t xml:space="preserve">1단계 초안에는 목 데이터를 파일로 내장</w:t>
+      </w:r>
+      <w:r>
+        <w:t xml:space="preserve">해</w:t>
+      </w:r>
+      <w:r>
+        <w:t xml:space="preserve"> </w:t>
+      </w:r>
+      <w:r>
+        <w:t xml:space="preserve">서버 없이도 열리게 만든다. 전달 마찰을 없애는 것이 목적이다.</w:t>
+      </w:r>
+    </w:p>
+    <w:p>
+      <w:pPr>
+        <w:pStyle w:val="Heading2"/>
+      </w:pPr>
+      <w:bookmarkStart w:id="55" w:name="실험-서버"/>
+      <w:r>
+        <w:t xml:space="preserve">9-3. 실험 서버</w:t>
+      </w:r>
+      <w:bookmarkEnd w:id="55"/>
+    </w:p>
+    <w:p>
+      <w:pPr>
+        <w:pStyle w:val="FirstParagraph"/>
+      </w:pPr>
+      <w:r>
+        <w:t xml:space="preserve">회의록 §5의 WSL2 + Claude Code +</w:t>
+      </w:r>
+      <w:r>
+        <w:t xml:space="preserve"> </w:t>
+      </w:r>
+      <w:r>
+        <w:rPr>
+          <w:rStyle w:val="VerbatimChar"/>
+        </w:rPr>
+        <w:t xml:space="preserve">claude rc</w:t>
+      </w:r>
+      <w:r>
+        <w:t xml:space="preserve"> </w:t>
+      </w:r>
+      <w:r>
+        <w:t xml:space="preserve">세팅으로 연구실 PC를 실험 서버로 쓴다.</w:t>
+      </w:r>
+      <w:r>
+        <w:t xml:space="preserve"> </w:t>
+      </w:r>
+      <w:r>
+        <w:t xml:space="preserve">결함 주입 60건 자동 실행이 여기서 돈다.</w:t>
+      </w:r>
+    </w:p>
+    <w:p>
+      <w:r>
+        <w:pict>
+          <v:rect style="width:0;height:1.5pt" o:hralign="center" o:hrstd="t" o:hr="t"/>
+        </w:pict>
+      </w:r>
+    </w:p>
+    <w:p>
+      <w:pPr>
+        <w:pStyle w:val="Heading1"/>
+      </w:pPr>
+      <w:bookmarkStart w:id="56" w:name="확인이-필요한-것"/>
       <w:r>
         <w:t xml:space="preserve">10. 확인이 필요한 것</w:t>
       </w:r>
-      <w:bookmarkEnd w:id="51"/>
+      <w:bookmarkEnd w:id="56"/>
     </w:p>
     <w:p>
       <w:pPr>

--- a/기술스택_가시화도구_260826.docx
+++ b/기술스택_가시화도구_260826.docx
@@ -28,15 +28,14 @@
         </w:p>
       </w:sdtContent>
     </w:sdt>
+    <w:bookmarkStart w:id="20" w:name="가시화-도구-기술-스택-및-코드-이식-계획"/>
     <w:p>
       <w:pPr>
         <w:pStyle w:val="Heading1"/>
       </w:pPr>
-      <w:bookmarkStart w:id="20" w:name="가시화-도구-기술-스택-및-코드-이식-계획"/>
       <w:r>
         <w:t xml:space="preserve">가시화 도구 기술 스택 및 코드 이식 계획</w:t>
       </w:r>
-      <w:bookmarkEnd w:id="20"/>
     </w:p>
     <w:p>
       <w:pPr>
@@ -44,6 +43,7 @@
       </w:pPr>
       <w:r>
         <w:rPr>
+          <w:bCs/>
           <w:b/>
         </w:rPr>
         <w:t xml:space="preserve">작성</w:t>
@@ -56,6 +56,7 @@
       </w:r>
       <w:r>
         <w:rPr>
+          <w:bCs/>
           <w:b/>
         </w:rPr>
         <w:t xml:space="preserve">범위</w:t>
@@ -68,6 +69,7 @@
       </w:r>
       <w:r>
         <w:rPr>
+          <w:bCs/>
           <w:b/>
         </w:rPr>
         <w:t xml:space="preserve">기존 코드의 파일 단위 이식 판단</w:t>
@@ -80,6 +82,7 @@
       </w:r>
       <w:r>
         <w:rPr>
+          <w:bCs/>
           <w:b/>
         </w:rPr>
         <w:t xml:space="preserve">대조 기준 코드</w:t>
@@ -152,6 +155,7 @@
       </w:r>
       <w:r>
         <w:rPr>
+          <w:bCs/>
           <w:b/>
         </w:rPr>
         <w:t xml:space="preserve">같이 보는 문서</w:t>
@@ -191,15 +195,15 @@
         </w:pict>
       </w:r>
     </w:p>
+    <w:bookmarkEnd w:id="20"/>
+    <w:bookmarkStart w:id="21" w:name="X2e58ad6bbc577a8943eba780a011e38aa75d441"/>
     <w:p>
       <w:pPr>
         <w:pStyle w:val="Heading1"/>
       </w:pPr>
-      <w:bookmarkStart w:id="21" w:name="기본-방침"/>
       <w:r>
         <w:t xml:space="preserve">1. 기본 방침</w:t>
       </w:r>
-      <w:bookmarkEnd w:id="21"/>
     </w:p>
     <w:p>
       <w:pPr>
@@ -207,56 +211,65 @@
       </w:pPr>
       <w:r>
         <w:rPr>
+          <w:bCs/>
           <w:b/>
         </w:rPr>
         <w:t xml:space="preserve">새 폴더</w:t>
       </w:r>
       <w:r>
         <w:rPr>
-          <w:b/>
-        </w:rPr>
-        <w:t xml:space="preserve"> </w:t>
-      </w:r>
-      <w:r>
-        <w:rPr>
-          <w:rStyle w:val="VerbatimChar"/>
+          <w:bCs/>
+          <w:b/>
+        </w:rPr>
+        <w:t xml:space="preserve"> </w:t>
+      </w:r>
+      <w:r>
+        <w:rPr>
+          <w:rStyle w:val="VerbatimChar"/>
+          <w:bCs/>
           <w:b/>
         </w:rPr>
         <w:t xml:space="preserve">viz-debugger/</w:t>
       </w:r>
       <w:r>
         <w:rPr>
-          <w:b/>
-        </w:rPr>
-        <w:t xml:space="preserve"> </w:t>
-      </w:r>
-      <w:r>
-        <w:rPr>
+          <w:bCs/>
+          <w:b/>
+        </w:rPr>
+        <w:t xml:space="preserve"> </w:t>
+      </w:r>
+      <w:r>
+        <w:rPr>
+          <w:bCs/>
           <w:b/>
         </w:rPr>
         <w:t xml:space="preserve">에서 새로 만든다. 기존</w:t>
       </w:r>
       <w:r>
         <w:rPr>
-          <w:b/>
-        </w:rPr>
-        <w:t xml:space="preserve"> </w:t>
-      </w:r>
-      <w:r>
-        <w:rPr>
-          <w:rStyle w:val="VerbatimChar"/>
+          <w:bCs/>
+          <w:b/>
+        </w:rPr>
+        <w:t xml:space="preserve"> </w:t>
+      </w:r>
+      <w:r>
+        <w:rPr>
+          <w:rStyle w:val="VerbatimChar"/>
+          <w:bCs/>
           <w:b/>
         </w:rPr>
         <w:t xml:space="preserve">web-dashboard/</w:t>
       </w:r>
       <w:r>
         <w:rPr>
-          <w:b/>
-        </w:rPr>
-        <w:t xml:space="preserve"> </w:t>
-      </w:r>
-      <w:r>
-        <w:rPr>
+          <w:bCs/>
+          <w:b/>
+        </w:rPr>
+        <w:t xml:space="preserve"> </w:t>
+      </w:r>
+      <w:r>
+        <w:rPr>
+          <w:bCs/>
           <w:b/>
         </w:rPr>
         <w:t xml:space="preserve">는 한 줄도 고치지 않는다.</w:t>
@@ -268,6 +281,7 @@
       </w:pPr>
       <w:r>
         <w:rPr>
+          <w:bCs/>
           <w:b/>
         </w:rPr>
         <w:t xml:space="preserve">2026-08-27 갱신 — 최종적으로 한 앱으로 합친다.</w:t>
@@ -283,19 +297,22 @@
       </w:r>
       <w:r>
         <w:rPr>
+          <w:bCs/>
           <w:b/>
         </w:rPr>
         <w:t xml:space="preserve">그릇은</w:t>
       </w:r>
       <w:r>
         <w:rPr>
-          <w:b/>
-        </w:rPr>
-        <w:t xml:space="preserve"> </w:t>
-      </w:r>
-      <w:r>
-        <w:rPr>
-          <w:rStyle w:val="VerbatimChar"/>
+          <w:bCs/>
+          <w:b/>
+        </w:rPr>
+        <w:t xml:space="preserve"> </w:t>
+      </w:r>
+      <w:r>
+        <w:rPr>
+          <w:rStyle w:val="VerbatimChar"/>
+          <w:bCs/>
           <w:b/>
         </w:rPr>
         <w:t xml:space="preserve">viz-debugger/</w:t>
@@ -341,6 +358,7 @@
       </w:r>
       <w:r>
         <w:rPr>
+          <w:bCs/>
           <w:b/>
         </w:rPr>
         <w:t xml:space="preserve">문서에서 탭 이름은 「임무 설계 및 디버깅」으로 적는다.</w:t>
@@ -368,6 +386,7 @@
       </w:r>
       <w:r>
         <w:rPr>
+          <w:bCs/>
           <w:b/>
         </w:rPr>
         <w:t xml:space="preserve">3단계 이후</w:t>
@@ -409,6 +428,7 @@
       </w:r>
       <w:r>
         <w:rPr>
+          <w:bCs/>
           <w:b/>
         </w:rPr>
         <w:t xml:space="preserve">상대 경로로 그대로 참조</w:t>
@@ -439,6 +459,7 @@
       </w:r>
       <w:r>
         <w:rPr>
+          <w:bCs/>
           <w:b/>
         </w:rPr>
         <w:t xml:space="preserve">같은 저장소의 커밋 이력에 남는다.</w:t>
@@ -481,31 +502,31 @@
         </w:pict>
       </w:r>
     </w:p>
+    <w:bookmarkEnd w:id="21"/>
+    <w:bookmarkStart w:id="25" w:name="Xf7ed3de97dbc6c06ade7d81db8a5509d7441c55"/>
     <w:p>
       <w:pPr>
         <w:pStyle w:val="Heading1"/>
       </w:pPr>
-      <w:bookmarkStart w:id="22" w:name="기술-스택"/>
       <w:r>
         <w:t xml:space="preserve">2. 기술 스택</w:t>
       </w:r>
-      <w:bookmarkEnd w:id="22"/>
-    </w:p>
+    </w:p>
+    <w:bookmarkStart w:id="22" w:name="Xbdfaf252d4d98fd3364e6e6ebbecb298b8497eb"/>
     <w:p>
       <w:pPr>
         <w:pStyle w:val="Heading2"/>
       </w:pPr>
-      <w:bookmarkStart w:id="23" w:name="선택과-근거"/>
       <w:r>
         <w:t xml:space="preserve">2-1. 선택과 근거</w:t>
       </w:r>
-      <w:bookmarkEnd w:id="23"/>
     </w:p>
     <w:tbl>
       <w:tblPr>
         <w:tblStyle w:val="Table"/>
-        <w:tblW w:type="pct" w:w="5000.0"/>
-        <w:tblLook w:firstRow="1"/>
+        <w:tblW w:type="auto" w:w="0"/>
+        <w:tblLook w:firstRow="1" w:lastRow="0" w:firstColumn="0" w:lastColumn="0" w:noHBand="0" w:noVBand="0" w:val="0020"/>
+        <w:jc w:val="start"/>
       </w:tblPr>
       <w:tblGrid>
         <w:gridCol w:w="2640"/>
@@ -514,15 +535,10 @@
       </w:tblGrid>
       <w:tr>
         <w:trPr>
-          <w:cnfStyle w:firstRow="1"/>
+          <w:tblHeader w:val="true"/>
         </w:trPr>
         <w:tc>
-          <w:tcPr>
-            <w:tcBorders>
-              <w:bottom w:val="single"/>
-            </w:tcBorders>
-            <w:vAlign w:val="bottom"/>
-          </w:tcPr>
+          <w:tcPr/>
           <w:p>
             <w:pPr>
               <w:pStyle w:val="Compact"/>
@@ -534,12 +550,7 @@
           </w:p>
         </w:tc>
         <w:tc>
-          <w:tcPr>
-            <w:tcBorders>
-              <w:bottom w:val="single"/>
-            </w:tcBorders>
-            <w:vAlign w:val="bottom"/>
-          </w:tcPr>
+          <w:tcPr/>
           <w:p>
             <w:pPr>
               <w:pStyle w:val="Compact"/>
@@ -551,12 +562,7 @@
           </w:p>
         </w:tc>
         <w:tc>
-          <w:tcPr>
-            <w:tcBorders>
-              <w:bottom w:val="single"/>
-            </w:tcBorders>
-            <w:vAlign w:val="bottom"/>
-          </w:tcPr>
+          <w:tcPr/>
           <w:p>
             <w:pPr>
               <w:pStyle w:val="Compact"/>
@@ -570,6 +576,7 @@
       </w:tr>
       <w:tr>
         <w:tc>
+          <w:tcPr/>
           <w:p>
             <w:pPr>
               <w:pStyle w:val="Compact"/>
@@ -581,13 +588,15 @@
           </w:p>
         </w:tc>
         <w:tc>
-          <w:p>
-            <w:pPr>
-              <w:pStyle w:val="Compact"/>
-              <w:jc w:val="left"/>
-            </w:pPr>
-            <w:r>
-              <w:rPr>
+          <w:tcPr/>
+          <w:p>
+            <w:pPr>
+              <w:pStyle w:val="Compact"/>
+              <w:jc w:val="left"/>
+            </w:pPr>
+            <w:r>
+              <w:rPr>
+                <w:bCs/>
                 <w:b/>
               </w:rPr>
               <w:t xml:space="preserve">React 19 + TypeScript + Vite</w:t>
@@ -595,6 +604,7 @@
           </w:p>
         </w:tc>
         <w:tc>
+          <w:tcPr/>
           <w:p>
             <w:pPr>
               <w:pStyle w:val="Compact"/>
@@ -608,6 +618,7 @@
       </w:tr>
       <w:tr>
         <w:tc>
+          <w:tcPr/>
           <w:p>
             <w:pPr>
               <w:pStyle w:val="Compact"/>
@@ -619,19 +630,22 @@
           </w:p>
         </w:tc>
         <w:tc>
-          <w:p>
-            <w:pPr>
-              <w:pStyle w:val="Compact"/>
-              <w:jc w:val="left"/>
-            </w:pPr>
-            <w:r>
-              <w:rPr>
+          <w:tcPr/>
+          <w:p>
+            <w:pPr>
+              <w:pStyle w:val="Compact"/>
+              <w:jc w:val="left"/>
+            </w:pPr>
+            <w:r>
+              <w:rPr>
+                <w:bCs/>
                 <w:b/>
               </w:rPr>
               <w:t xml:space="preserve">Node +</w:t>
             </w:r>
             <w:r>
               <w:rPr>
+                <w:bCs/>
                 <w:b/>
               </w:rPr>
               <w:t xml:space="preserve"> </w:t>
@@ -639,6 +653,7 @@
             <w:r>
               <w:rPr>
                 <w:rStyle w:val="VerbatimChar"/>
+                <w:bCs/>
                 <w:b/>
               </w:rPr>
               <w:t xml:space="preserve">ws</w:t>
@@ -667,6 +682,7 @@
           </w:p>
         </w:tc>
         <w:tc>
+          <w:tcPr/>
           <w:p>
             <w:pPr>
               <w:pStyle w:val="Compact"/>
@@ -680,6 +696,7 @@
       </w:tr>
       <w:tr>
         <w:tc>
+          <w:tcPr/>
           <w:p>
             <w:pPr>
               <w:pStyle w:val="Compact"/>
@@ -691,13 +708,15 @@
           </w:p>
         </w:tc>
         <w:tc>
-          <w:p>
-            <w:pPr>
-              <w:pStyle w:val="Compact"/>
-              <w:jc w:val="left"/>
-            </w:pPr>
-            <w:r>
-              <w:rPr>
+          <w:tcPr/>
+          <w:p>
+            <w:pPr>
+              <w:pStyle w:val="Compact"/>
+              <w:jc w:val="left"/>
+            </w:pPr>
+            <w:r>
+              <w:rPr>
+                <w:bCs/>
                 <w:b/>
               </w:rPr>
               <w:t xml:space="preserve">JSON Schema (draft 2020-12)</w:t>
@@ -705,6 +724,7 @@
           </w:p>
         </w:tc>
         <w:tc>
+          <w:tcPr/>
           <w:p>
             <w:pPr>
               <w:pStyle w:val="Compact"/>
@@ -748,6 +768,7 @@
       </w:tr>
       <w:tr>
         <w:tc>
+          <w:tcPr/>
           <w:p>
             <w:pPr>
               <w:pStyle w:val="Compact"/>
@@ -759,13 +780,15 @@
           </w:p>
         </w:tc>
         <w:tc>
-          <w:p>
-            <w:pPr>
-              <w:pStyle w:val="Compact"/>
-              <w:jc w:val="left"/>
-            </w:pPr>
-            <w:r>
-              <w:rPr>
+          <w:tcPr/>
+          <w:p>
+            <w:pPr>
+              <w:pStyle w:val="Compact"/>
+              <w:jc w:val="left"/>
+            </w:pPr>
+            <w:r>
+              <w:rPr>
+                <w:bCs/>
                 <w:b/>
               </w:rPr>
               <w:t xml:space="preserve">직접 구현 (SVG + 절대 배치)</w:t>
@@ -773,6 +796,7 @@
           </w:p>
         </w:tc>
         <w:tc>
+          <w:tcPr/>
           <w:p>
             <w:pPr>
               <w:pStyle w:val="Compact"/>
@@ -786,6 +810,7 @@
       </w:tr>
       <w:tr>
         <w:tc>
+          <w:tcPr/>
           <w:p>
             <w:pPr>
               <w:pStyle w:val="Compact"/>
@@ -797,13 +822,15 @@
           </w:p>
         </w:tc>
         <w:tc>
-          <w:p>
-            <w:pPr>
-              <w:pStyle w:val="Compact"/>
-              <w:jc w:val="left"/>
-            </w:pPr>
-            <w:r>
-              <w:rPr>
+          <w:tcPr/>
+          <w:p>
+            <w:pPr>
+              <w:pStyle w:val="Compact"/>
+              <w:jc w:val="left"/>
+            </w:pPr>
+            <w:r>
+              <w:rPr>
+                <w:bCs/>
                 <w:b/>
               </w:rPr>
               <w:t xml:space="preserve">메모리 + JSONL 파일</w:t>
@@ -817,6 +844,7 @@
           </w:p>
         </w:tc>
         <w:tc>
+          <w:tcPr/>
           <w:p>
             <w:pPr>
               <w:pStyle w:val="Compact"/>
@@ -830,6 +858,7 @@
       </w:tr>
       <w:tr>
         <w:tc>
+          <w:tcPr/>
           <w:p>
             <w:pPr>
               <w:pStyle w:val="Compact"/>
@@ -841,6 +870,7 @@
           </w:p>
         </w:tc>
         <w:tc>
+          <w:tcPr/>
           <w:p>
             <w:pPr>
               <w:pStyle w:val="Compact"/>
@@ -849,24 +879,28 @@
             <w:r>
               <w:rPr>
                 <w:rStyle w:val="VerbatimChar"/>
+                <w:bCs/>
                 <w:b/>
               </w:rPr>
               <w:t xml:space="preserve">viz-debugger/stt/</w:t>
             </w:r>
             <w:r>
               <w:rPr>
+                <w:bCs/>
                 <w:b/>
               </w:rPr>
               <w:t xml:space="preserve"> </w:t>
             </w:r>
             <w:r>
               <w:rPr>
+                <w:bCs/>
                 <w:b/>
               </w:rPr>
               <w:t xml:space="preserve">자체 서비스 (Python). 엔진 알맹이는</w:t>
             </w:r>
             <w:r>
               <w:rPr>
+                <w:bCs/>
                 <w:b/>
               </w:rPr>
               <w:t xml:space="preserve"> </w:t>
@@ -874,18 +908,21 @@
             <w:r>
               <w:rPr>
                 <w:rStyle w:val="VerbatimChar"/>
+                <w:bCs/>
                 <w:b/>
               </w:rPr>
               <w:t xml:space="preserve">stt-lab/</w:t>
             </w:r>
             <w:r>
               <w:rPr>
+                <w:bCs/>
                 <w:b/>
               </w:rPr>
               <w:t xml:space="preserve"> </w:t>
             </w:r>
             <w:r>
               <w:rPr>
+                <w:bCs/>
                 <w:b/>
               </w:rPr>
               <w:t xml:space="preserve">에서 무수정 이식</w:t>
@@ -893,13 +930,15 @@
           </w:p>
         </w:tc>
         <w:tc>
-          <w:p>
-            <w:pPr>
-              <w:pStyle w:val="Compact"/>
-              <w:jc w:val="left"/>
-            </w:pPr>
-            <w:r>
-              <w:rPr>
+          <w:tcPr/>
+          <w:p>
+            <w:pPr>
+              <w:pStyle w:val="Compact"/>
+              <w:jc w:val="left"/>
+            </w:pPr>
+            <w:r>
+              <w:rPr>
+                <w:iCs/>
                 <w:i/>
               </w:rPr>
               <w:t xml:space="preserve">(2026-08-28 개정)</w:t>
@@ -915,13 +954,15 @@
       </w:tr>
       <w:tr>
         <w:tc>
-          <w:p>
-            <w:pPr>
-              <w:pStyle w:val="Compact"/>
-              <w:jc w:val="left"/>
-            </w:pPr>
-            <w:r>
-              <w:rPr>
+          <w:tcPr/>
+          <w:p>
+            <w:pPr>
+              <w:pStyle w:val="Compact"/>
+              <w:jc w:val="left"/>
+            </w:pPr>
+            <w:r>
+              <w:rPr>
+                <w:bCs/>
                 <w:b/>
               </w:rPr>
               <w:t xml:space="preserve">임무 생성</w:t>
@@ -929,13 +970,15 @@
           </w:p>
         </w:tc>
         <w:tc>
-          <w:p>
-            <w:pPr>
-              <w:pStyle w:val="Compact"/>
-              <w:jc w:val="left"/>
-            </w:pPr>
-            <w:r>
-              <w:rPr>
+          <w:tcPr/>
+          <w:p>
+            <w:pPr>
+              <w:pStyle w:val="Compact"/>
+              <w:jc w:val="left"/>
+            </w:pPr>
+            <w:r>
+              <w:rPr>
+                <w:bCs/>
                 <w:b/>
               </w:rPr>
               <w:t xml:space="preserve">로컬 LLM (별도 프로세스, 인터페이스 뒤에 은닉)</w:t>
@@ -943,13 +986,15 @@
           </w:p>
         </w:tc>
         <w:tc>
-          <w:p>
-            <w:pPr>
-              <w:pStyle w:val="Compact"/>
-              <w:jc w:val="left"/>
-            </w:pPr>
-            <w:r>
-              <w:rPr>
+          <w:tcPr/>
+          <w:p>
+            <w:pPr>
+              <w:pStyle w:val="Compact"/>
+              <w:jc w:val="left"/>
+            </w:pPr>
+            <w:r>
+              <w:rPr>
+                <w:iCs/>
                 <w:i/>
               </w:rPr>
               <w:t xml:space="preserve">(2026-08-27 인수)</w:t>
@@ -965,6 +1010,7 @@
       </w:tr>
       <w:tr>
         <w:tc>
+          <w:tcPr/>
           <w:p>
             <w:pPr>
               <w:pStyle w:val="Compact"/>
@@ -976,13 +1022,15 @@
           </w:p>
         </w:tc>
         <w:tc>
-          <w:p>
-            <w:pPr>
-              <w:pStyle w:val="Compact"/>
-              <w:jc w:val="left"/>
-            </w:pPr>
-            <w:r>
-              <w:rPr>
+          <w:tcPr/>
+          <w:p>
+            <w:pPr>
+              <w:pStyle w:val="Compact"/>
+              <w:jc w:val="left"/>
+            </w:pPr>
+            <w:r>
+              <w:rPr>
+                <w:bCs/>
                 <w:b/>
               </w:rPr>
               <w:t xml:space="preserve">Node 스크립트 (</w:t>
@@ -990,18 +1038,21 @@
             <w:r>
               <w:rPr>
                 <w:rStyle w:val="VerbatimChar"/>
+                <w:bCs/>
                 <w:b/>
               </w:rPr>
               <w:t xml:space="preserve">node:test</w:t>
             </w:r>
             <w:r>
               <w:rPr>
+                <w:bCs/>
                 <w:b/>
               </w:rPr>
               <w:t xml:space="preserve"> </w:t>
             </w:r>
             <w:r>
               <w:rPr>
+                <w:bCs/>
                 <w:b/>
               </w:rPr>
               <w:t xml:space="preserve">없이 단독 실행)</w:t>
@@ -1009,6 +1060,7 @@
           </w:p>
         </w:tc>
         <w:tc>
+          <w:tcPr/>
           <w:p>
             <w:pPr>
               <w:pStyle w:val="Compact"/>
@@ -1036,37 +1088,22 @@
         </w:tc>
       </w:tr>
     </w:tbl>
+    <w:bookmarkEnd w:id="22"/>
+    <w:bookmarkStart w:id="23" w:name="X686b5b56a25cd72d8b5063ad5415f09f8a9132d"/>
     <w:p>
       <w:pPr>
         <w:pStyle w:val="Heading2"/>
       </w:pPr>
-      <w:bookmarkStart w:id="24" w:name="웹으로-가는-이유"/>
       <w:r>
         <w:t xml:space="preserve">2-2. 웹으로 가는 이유</w:t>
       </w:r>
-      <w:bookmarkEnd w:id="24"/>
     </w:p>
     <w:p>
       <w:pPr>
         <w:pStyle w:val="FirstParagraph"/>
       </w:pPr>
       <w:r>
-        <w:t xml:space="preserve">교수님이</w:t>
-      </w:r>
-      <w:r>
-        <w:t xml:space="preserve"> </w:t>
-      </w:r>
-      <w:r>
-        <w:t xml:space="preserve">“</w:t>
-      </w:r>
-      <w:r>
-        <w:t xml:space="preserve">웹으로 할 필요 없다, 본인 기술 스택에 맞춰</w:t>
-      </w:r>
-      <w:r>
-        <w:t xml:space="preserve">”</w:t>
-      </w:r>
-      <w:r>
-        <w:t xml:space="preserve">라고 하셨다. 그럼에도 웹으로 간다.</w:t>
+        <w:t xml:space="preserve">교수님이 "웹으로 할 필요 없다, 본인 기술 스택에 맞춰"라고 하셨다. 그럼에도 웹으로 간다.</w:t>
       </w:r>
     </w:p>
     <w:p>
@@ -1079,6 +1116,7 @@
       </w:pPr>
       <w:r>
         <w:rPr>
+          <w:bCs/>
           <w:b/>
         </w:rPr>
         <w:t xml:space="preserve">이식 자산이 전부 웹이다.</w:t>
@@ -1106,6 +1144,7 @@
       </w:pPr>
       <w:r>
         <w:rPr>
+          <w:bCs/>
           <w:b/>
         </w:rPr>
         <w:t xml:space="preserve">HCI 팀원에게 링크 하나로 전달</w:t>
@@ -1138,6 +1177,7 @@
       </w:pPr>
       <w:r>
         <w:rPr>
+          <w:bCs/>
           <w:b/>
         </w:rPr>
         <w:t xml:space="preserve">단, 이건 성능 주장이 아니라 접근성 선택이다.</w:t>
@@ -1149,15 +1189,15 @@
         <w:t xml:space="preserve">성능 축으로 싸우지 않는다.</w:t>
       </w:r>
     </w:p>
+    <w:bookmarkEnd w:id="23"/>
+    <w:bookmarkStart w:id="24" w:name="X52d1b810d4881cef74ff4368a1be0d214d4ea2c"/>
     <w:p>
       <w:pPr>
         <w:pStyle w:val="Heading2"/>
       </w:pPr>
-      <w:bookmarkStart w:id="25" w:name="그래프-렌더링을-직접-구현하는-이유"/>
       <w:r>
         <w:t xml:space="preserve">2-3. 그래프 렌더링을 직접 구현하는 이유</w:t>
       </w:r>
-      <w:bookmarkEnd w:id="25"/>
     </w:p>
     <w:p>
       <w:pPr>
@@ -1183,6 +1223,7 @@
       </w:r>
       <w:r>
         <w:rPr>
+          <w:bCs/>
           <w:b/>
         </w:rPr>
         <w:t xml:space="preserve">노드 60개 이하의 계층 DAG 한 종류</w:t>
@@ -1201,6 +1242,7 @@
       </w:pPr>
       <w:r>
         <w:rPr>
+          <w:bCs/>
           <w:b/>
         </w:rPr>
         <w:t xml:space="preserve">상태 8종 · 재실행 회차 배지 · 실패 경로 접기 · 시간에 따른 재칠하기</w:t>
@@ -1243,6 +1285,7 @@
       </w:r>
       <w:r>
         <w:rPr>
+          <w:bCs/>
           <w:b/>
         </w:rPr>
         <w:t xml:space="preserve">계측 오버헤드 측정</w:t>
@@ -1269,9 +1312,155 @@
       </w:r>
       <w:r>
         <w:rPr>
+          <w:bCs/>
           <w:b/>
         </w:rPr>
         <w:t xml:space="preserve">미리 만들지 않는다.</w:t>
+      </w:r>
+    </w:p>
+    <w:p>
+      <w:pPr>
+        <w:pStyle w:val="BlockText"/>
+      </w:pPr>
+      <w:r>
+        <w:rPr>
+          <w:bCs/>
+          <w:b/>
+        </w:rPr>
+        <w:t xml:space="preserve">2026-09-01 개정</w:t>
+      </w:r>
+      <w:r>
+        <w:t xml:space="preserve"> </w:t>
+      </w:r>
+      <w:r>
+        <w:t xml:space="preserve">— 깊이당 열 하나를 무조건 오른쪽에 붙이던 배치가</w:t>
+      </w:r>
+      <w:r>
+        <w:t xml:space="preserve"> </w:t>
+      </w:r>
+      <w:r>
+        <w:rPr>
+          <w:bCs/>
+          <w:b/>
+        </w:rPr>
+        <w:t xml:space="preserve">폭을 재서 밴드로</w:t>
+      </w:r>
+      <w:r>
+        <w:rPr>
+          <w:bCs/>
+          <w:b/>
+        </w:rPr>
+        <w:t xml:space="preserve"> </w:t>
+      </w:r>
+      <w:r>
+        <w:rPr>
+          <w:bCs/>
+          <w:b/>
+        </w:rPr>
+        <w:t xml:space="preserve">접는 배치</w:t>
+      </w:r>
+      <w:r>
+        <w:t xml:space="preserve">로 바뀌었다. 대본 노드 분화(17/18/16노드) 뒤 「임무 전체」 폭이 3,300~3,550px 로</w:t>
+      </w:r>
+      <w:r>
+        <w:t xml:space="preserve"> </w:t>
+      </w:r>
+      <w:r>
+        <w:t xml:space="preserve">불어나 첫 화면에서 오른쪽 노드가 안 보였기 때문이다.</w:t>
+      </w:r>
+      <w:r>
+        <w:t xml:space="preserve"> </w:t>
+      </w:r>
+      <w:r>
+        <w:rPr>
+          <w:rStyle w:val="VerbatimChar"/>
+        </w:rPr>
+        <w:t xml:space="preserve">TaskGraph</w:t>
+      </w:r>
+      <w:r>
+        <w:t xml:space="preserve"> </w:t>
+      </w:r>
+      <w:r>
+        <w:t xml:space="preserve">가</w:t>
+      </w:r>
+      <w:r>
+        <w:t xml:space="preserve"> </w:t>
+      </w:r>
+      <w:r>
+        <w:rPr>
+          <w:rStyle w:val="VerbatimChar"/>
+        </w:rPr>
+        <w:t xml:space="preserve">ResizeObserver</w:t>
+      </w:r>
+      <w:r>
+        <w:t xml:space="preserve"> </w:t>
+      </w:r>
+      <w:r>
+        <w:t xml:space="preserve">로</w:t>
+      </w:r>
+      <w:r>
+        <w:t xml:space="preserve"> </w:t>
+      </w:r>
+      <w:r>
+        <w:t xml:space="preserve">자리 폭을 재고</w:t>
+      </w:r>
+      <w:r>
+        <w:t xml:space="preserve"> </w:t>
+      </w:r>
+      <w:r>
+        <w:rPr>
+          <w:rStyle w:val="VerbatimChar"/>
+        </w:rPr>
+        <w:t xml:space="preserve">dagLayout(tasks, availableWidth)</w:t>
+      </w:r>
+      <w:r>
+        <w:t xml:space="preserve">·</w:t>
+      </w:r>
+      <w:r>
+        <w:rPr>
+          <w:rStyle w:val="VerbatimChar"/>
+        </w:rPr>
+        <w:t xml:space="preserve">treeLayout(...)</w:t>
+      </w:r>
+      <w:r>
+        <w:t xml:space="preserve"> </w:t>
+      </w:r>
+      <w:r>
+        <w:t xml:space="preserve">이</w:t>
+      </w:r>
+      <w:r>
+        <w:t xml:space="preserve"> </w:t>
+      </w:r>
+      <w:r>
+        <w:rPr>
+          <w:rStyle w:val="VerbatimChar"/>
+        </w:rPr>
+        <w:t xml:space="preserve">MIN_COLS=3</w:t>
+      </w:r>
+      <w:r>
+        <w:t xml:space="preserve"> </w:t>
+      </w:r>
+      <w:r>
+        <w:t xml:space="preserve">까지</w:t>
+      </w:r>
+      <w:r>
+        <w:t xml:space="preserve"> </w:t>
+      </w:r>
+      <w:r>
+        <w:t xml:space="preserve">접는다. Sugiyama 는</w:t>
+      </w:r>
+      <w:r>
+        <w:t xml:space="preserve"> </w:t>
+      </w:r>
+      <w:r>
+        <w:rPr>
+          <w:bCs/>
+          <w:b/>
+        </w:rPr>
+        <w:t xml:space="preserve">여전히 미착수</w:t>
+      </w:r>
+      <w:r>
+        <w:t xml:space="preserve">다 — 겹침은 밴드 높이를 그 밴드의 최대 열로 잡아 막는다.</w:t>
       </w:r>
     </w:p>
     <w:p>
@@ -1281,15 +1470,16 @@
         </w:pict>
       </w:r>
     </w:p>
+    <w:bookmarkEnd w:id="24"/>
+    <w:bookmarkEnd w:id="25"/>
+    <w:bookmarkStart w:id="37" w:name="Xaec2988de508c71c5c0673616c926c6ad869830"/>
     <w:p>
       <w:pPr>
         <w:pStyle w:val="Heading1"/>
       </w:pPr>
-      <w:bookmarkStart w:id="26" w:name="기존-코드-이식-판단-파일-단위"/>
       <w:r>
         <w:t xml:space="preserve">3. 기존 코드 이식 판단 — 파일 단위</w:t>
       </w:r>
-      <w:bookmarkEnd w:id="26"/>
     </w:p>
     <w:p>
       <w:pPr>
@@ -1303,78 +1493,21 @@
       </w:r>
       <w:r>
         <w:rPr>
-          <w:b/>
-        </w:rPr>
-        <w:t xml:space="preserve">새 도구가 다루는 것이</w:t>
-      </w:r>
-      <w:r>
-        <w:rPr>
-          <w:b/>
-        </w:rPr>
-        <w:t xml:space="preserve"> </w:t>
-      </w:r>
-      <w:r>
-        <w:rPr>
-          <w:b/>
-        </w:rPr>
-        <w:t xml:space="preserve">“</w:t>
-      </w:r>
-      <w:r>
-        <w:rPr>
-          <w:b/>
-        </w:rPr>
-        <w:t xml:space="preserve">지금 상태</w:t>
-      </w:r>
-      <w:r>
-        <w:rPr>
-          <w:b/>
-        </w:rPr>
-        <w:t xml:space="preserve">”</w:t>
-      </w:r>
-      <w:r>
-        <w:rPr>
-          <w:b/>
-        </w:rPr>
-        <w:t xml:space="preserve">가 아니라</w:t>
-      </w:r>
-      <w:r>
-        <w:rPr>
-          <w:b/>
-        </w:rPr>
-        <w:t xml:space="preserve"> </w:t>
-      </w:r>
-      <w:r>
-        <w:rPr>
-          <w:b/>
-        </w:rPr>
-        <w:t xml:space="preserve">“</w:t>
-      </w:r>
-      <w:r>
-        <w:rPr>
-          <w:b/>
-        </w:rPr>
-        <w:t xml:space="preserve">쌓인 기록</w:t>
-      </w:r>
-      <w:r>
-        <w:rPr>
-          <w:b/>
-        </w:rPr>
-        <w:t xml:space="preserve">”</w:t>
-      </w:r>
-      <w:r>
-        <w:rPr>
-          <w:b/>
-        </w:rPr>
-        <w:t xml:space="preserve">이라는 점에서</w:t>
-      </w:r>
-      <w:r>
-        <w:rPr>
-          <w:b/>
-        </w:rPr>
-        <w:t xml:space="preserve"> </w:t>
-      </w:r>
-      <w:r>
-        <w:rPr>
+          <w:bCs/>
+          <w:b/>
+        </w:rPr>
+        <w:t xml:space="preserve">새 도구가 다루는 것이 "지금 상태"가 아니라 "쌓인 기록"이라는 점에서</w:t>
+      </w:r>
+      <w:r>
+        <w:rPr>
+          <w:bCs/>
+          <w:b/>
+        </w:rPr>
+        <w:t xml:space="preserve"> </w:t>
+      </w:r>
+      <w:r>
+        <w:rPr>
+          <w:bCs/>
           <w:b/>
         </w:rPr>
         <w:t xml:space="preserve">바뀌어야 하는가.</w:t>
@@ -1386,21 +1519,21 @@
         <w:t xml:space="preserve">바뀔 필요가 없으면 그대로 가져오고, 바뀌어야 하면 고쳐서 가져온다.</w:t>
       </w:r>
     </w:p>
+    <w:bookmarkStart w:id="26" w:name="Xaf8bdb0ee24d2f24ac60712416791039401741f"/>
     <w:p>
       <w:pPr>
         <w:pStyle w:val="Heading2"/>
       </w:pPr>
-      <w:bookmarkStart w:id="27" w:name="그대로-가져온다-복사-후-손대지-않음"/>
       <w:r>
         <w:t xml:space="preserve">3-1. 그대로 가져온다 — 복사 후 손대지 않음</w:t>
       </w:r>
-      <w:bookmarkEnd w:id="27"/>
     </w:p>
     <w:tbl>
       <w:tblPr>
         <w:tblStyle w:val="Table"/>
-        <w:tblW w:type="pct" w:w="5000.0"/>
-        <w:tblLook w:firstRow="1"/>
+        <w:tblW w:type="auto" w:w="0"/>
+        <w:tblLook w:firstRow="1" w:lastRow="0" w:firstColumn="0" w:lastColumn="0" w:noHBand="0" w:noVBand="0" w:val="0020"/>
+        <w:jc w:val="start"/>
       </w:tblPr>
       <w:tblGrid>
         <w:gridCol w:w="1980"/>
@@ -1410,15 +1543,10 @@
       </w:tblGrid>
       <w:tr>
         <w:trPr>
-          <w:cnfStyle w:firstRow="1"/>
+          <w:tblHeader w:val="true"/>
         </w:trPr>
         <w:tc>
-          <w:tcPr>
-            <w:tcBorders>
-              <w:bottom w:val="single"/>
-            </w:tcBorders>
-            <w:vAlign w:val="bottom"/>
-          </w:tcPr>
+          <w:tcPr/>
           <w:p>
             <w:pPr>
               <w:pStyle w:val="Compact"/>
@@ -1430,12 +1558,7 @@
           </w:p>
         </w:tc>
         <w:tc>
-          <w:tcPr>
-            <w:tcBorders>
-              <w:bottom w:val="single"/>
-            </w:tcBorders>
-            <w:vAlign w:val="bottom"/>
-          </w:tcPr>
+          <w:tcPr/>
           <w:p>
             <w:pPr>
               <w:pStyle w:val="Compact"/>
@@ -1447,12 +1570,7 @@
           </w:p>
         </w:tc>
         <w:tc>
-          <w:tcPr>
-            <w:tcBorders>
-              <w:bottom w:val="single"/>
-            </w:tcBorders>
-            <w:vAlign w:val="bottom"/>
-          </w:tcPr>
+          <w:tcPr/>
           <w:p>
             <w:pPr>
               <w:pStyle w:val="Compact"/>
@@ -1464,12 +1582,7 @@
           </w:p>
         </w:tc>
         <w:tc>
-          <w:tcPr>
-            <w:tcBorders>
-              <w:bottom w:val="single"/>
-            </w:tcBorders>
-            <w:vAlign w:val="bottom"/>
-          </w:tcPr>
+          <w:tcPr/>
           <w:p>
             <w:pPr>
               <w:pStyle w:val="Compact"/>
@@ -1483,6 +1596,7 @@
       </w:tr>
       <w:tr>
         <w:tc>
+          <w:tcPr/>
           <w:p>
             <w:pPr>
               <w:pStyle w:val="Compact"/>
@@ -1497,6 +1611,7 @@
           </w:p>
         </w:tc>
         <w:tc>
+          <w:tcPr/>
           <w:p>
             <w:pPr>
               <w:pStyle w:val="Compact"/>
@@ -1508,6 +1623,7 @@
           </w:p>
         </w:tc>
         <w:tc>
+          <w:tcPr/>
           <w:p>
             <w:pPr>
               <w:pStyle w:val="Compact"/>
@@ -1519,6 +1635,7 @@
           </w:p>
         </w:tc>
         <w:tc>
+          <w:tcPr/>
           <w:p>
             <w:pPr>
               <w:pStyle w:val="Compact"/>
@@ -1532,6 +1649,7 @@
       </w:tr>
       <w:tr>
         <w:tc>
+          <w:tcPr/>
           <w:p>
             <w:pPr>
               <w:pStyle w:val="Compact"/>
@@ -1546,6 +1664,7 @@
           </w:p>
         </w:tc>
         <w:tc>
+          <w:tcPr/>
           <w:p>
             <w:pPr>
               <w:pStyle w:val="Compact"/>
@@ -1557,6 +1676,7 @@
           </w:p>
         </w:tc>
         <w:tc>
+          <w:tcPr/>
           <w:p>
             <w:pPr>
               <w:pStyle w:val="Compact"/>
@@ -1568,13 +1688,15 @@
           </w:p>
         </w:tc>
         <w:tc>
-          <w:p>
-            <w:pPr>
-              <w:pStyle w:val="Compact"/>
-              <w:jc w:val="left"/>
-            </w:pPr>
-            <w:r>
-              <w:rPr>
+          <w:tcPr/>
+          <w:p>
+            <w:pPr>
+              <w:pStyle w:val="Compact"/>
+              <w:jc w:val="left"/>
+            </w:pPr>
+            <w:r>
+              <w:rPr>
+                <w:bCs/>
                 <w:b/>
               </w:rPr>
               <w:t xml:space="preserve">재연결 시 구독 자동 복원</w:t>
@@ -1587,6 +1709,7 @@
       </w:tr>
       <w:tr>
         <w:tc>
+          <w:tcPr/>
           <w:p>
             <w:pPr>
               <w:pStyle w:val="Compact"/>
@@ -1601,6 +1724,7 @@
           </w:p>
         </w:tc>
         <w:tc>
+          <w:tcPr/>
           <w:p>
             <w:pPr>
               <w:pStyle w:val="Compact"/>
@@ -1612,6 +1736,7 @@
           </w:p>
         </w:tc>
         <w:tc>
+          <w:tcPr/>
           <w:p>
             <w:pPr>
               <w:pStyle w:val="Compact"/>
@@ -1623,6 +1748,7 @@
           </w:p>
         </w:tc>
         <w:tc>
+          <w:tcPr/>
           <w:p>
             <w:pPr>
               <w:pStyle w:val="Compact"/>
@@ -1636,6 +1762,7 @@
       </w:tr>
       <w:tr>
         <w:tc>
+          <w:tcPr/>
           <w:p>
             <w:pPr>
               <w:pStyle w:val="Compact"/>
@@ -1650,6 +1777,7 @@
           </w:p>
         </w:tc>
         <w:tc>
+          <w:tcPr/>
           <w:p>
             <w:pPr>
               <w:pStyle w:val="Compact"/>
@@ -1661,6 +1789,7 @@
           </w:p>
         </w:tc>
         <w:tc>
+          <w:tcPr/>
           <w:p>
             <w:pPr>
               <w:pStyle w:val="Compact"/>
@@ -1672,6 +1801,7 @@
           </w:p>
         </w:tc>
         <w:tc>
+          <w:tcPr/>
           <w:p>
             <w:pPr>
               <w:pStyle w:val="Compact"/>
@@ -1685,6 +1815,7 @@
       </w:tr>
       <w:tr>
         <w:tc>
+          <w:tcPr/>
           <w:p>
             <w:pPr>
               <w:pStyle w:val="Compact"/>
@@ -1699,6 +1830,7 @@
           </w:p>
         </w:tc>
         <w:tc>
+          <w:tcPr/>
           <w:p>
             <w:pPr>
               <w:pStyle w:val="Compact"/>
@@ -1710,6 +1842,7 @@
           </w:p>
         </w:tc>
         <w:tc>
+          <w:tcPr/>
           <w:p>
             <w:pPr>
               <w:pStyle w:val="Compact"/>
@@ -1721,6 +1854,7 @@
           </w:p>
         </w:tc>
         <w:tc>
+          <w:tcPr/>
           <w:p>
             <w:pPr>
               <w:pStyle w:val="Compact"/>
@@ -1734,6 +1868,7 @@
       </w:tr>
       <w:tr>
         <w:tc>
+          <w:tcPr/>
           <w:p>
             <w:pPr>
               <w:pStyle w:val="Compact"/>
@@ -1763,6 +1898,7 @@
           </w:p>
         </w:tc>
         <w:tc>
+          <w:tcPr/>
           <w:p>
             <w:pPr>
               <w:pStyle w:val="Compact"/>
@@ -1774,6 +1910,7 @@
           </w:p>
         </w:tc>
         <w:tc>
+          <w:tcPr/>
           <w:p>
             <w:pPr>
               <w:pStyle w:val="Compact"/>
@@ -1785,6 +1922,7 @@
           </w:p>
         </w:tc>
         <w:tc>
+          <w:tcPr/>
           <w:p>
             <w:pPr>
               <w:pStyle w:val="Compact"/>
@@ -1798,6 +1936,7 @@
       </w:tr>
       <w:tr>
         <w:tc>
+          <w:tcPr/>
           <w:p>
             <w:pPr>
               <w:pStyle w:val="Compact"/>
@@ -1818,6 +1957,7 @@
           </w:p>
         </w:tc>
         <w:tc>
+          <w:tcPr/>
           <w:p>
             <w:pPr>
               <w:pStyle w:val="Compact"/>
@@ -1829,6 +1969,7 @@
           </w:p>
         </w:tc>
         <w:tc>
+          <w:tcPr/>
           <w:p>
             <w:pPr>
               <w:pStyle w:val="Compact"/>
@@ -1840,13 +1981,15 @@
           </w:p>
         </w:tc>
         <w:tc>
-          <w:p>
-            <w:pPr>
-              <w:pStyle w:val="Compact"/>
-              <w:jc w:val="left"/>
-            </w:pPr>
-            <w:r>
-              <w:rPr>
+          <w:tcPr/>
+          <w:p>
+            <w:pPr>
+              <w:pStyle w:val="Compact"/>
+              <w:jc w:val="left"/>
+            </w:pPr>
+            <w:r>
+              <w:rPr>
+                <w:bCs/>
                 <w:b/>
               </w:rPr>
               <w:t xml:space="preserve">복사하지 않고 상대 경로로 참조</w:t>
@@ -1859,6 +2002,7 @@
       </w:tr>
       <w:tr>
         <w:tc>
+          <w:tcPr/>
           <w:p>
             <w:pPr>
               <w:pStyle w:val="Compact"/>
@@ -1873,6 +2017,7 @@
           </w:p>
         </w:tc>
         <w:tc>
+          <w:tcPr/>
           <w:p>
             <w:pPr>
               <w:pStyle w:val="Compact"/>
@@ -1884,6 +2029,7 @@
           </w:p>
         </w:tc>
         <w:tc>
+          <w:tcPr/>
           <w:p>
             <w:pPr>
               <w:pStyle w:val="Compact"/>
@@ -1895,6 +2041,7 @@
           </w:p>
         </w:tc>
         <w:tc>
+          <w:tcPr/>
           <w:p>
             <w:pPr>
               <w:pStyle w:val="Compact"/>
@@ -1908,6 +2055,7 @@
       </w:tr>
       <w:tr>
         <w:tc>
+          <w:tcPr/>
           <w:p>
             <w:pPr>
               <w:pStyle w:val="Compact"/>
@@ -1922,6 +2070,7 @@
           </w:p>
         </w:tc>
         <w:tc>
+          <w:tcPr/>
           <w:p>
             <w:pPr>
               <w:pStyle w:val="Compact"/>
@@ -1933,6 +2082,7 @@
           </w:p>
         </w:tc>
         <w:tc>
+          <w:tcPr/>
           <w:p>
             <w:pPr>
               <w:pStyle w:val="Compact"/>
@@ -1944,6 +2094,7 @@
           </w:p>
         </w:tc>
         <w:tc>
+          <w:tcPr/>
           <w:p>
             <w:pPr>
               <w:pStyle w:val="Compact"/>
@@ -1968,6 +2119,7 @@
       </w:r>
       <w:r>
         <w:rPr>
+          <w:bCs/>
           <w:b/>
         </w:rPr>
         <w:t xml:space="preserve">470줄</w:t>
@@ -1976,21 +2128,22 @@
         <w:t xml:space="preserve">을 그대로 재사용한다.</w:t>
       </w:r>
     </w:p>
+    <w:bookmarkEnd w:id="26"/>
+    <w:bookmarkStart w:id="27" w:name="X4b12c0b9a4bf5c82fc7650d66ff2fd893a8e7dc"/>
     <w:p>
       <w:pPr>
         <w:pStyle w:val="Heading2"/>
       </w:pPr>
-      <w:bookmarkStart w:id="28" w:name="고쳐서-가져온다-뼈대는-쓰고-안을-바꾼다"/>
       <w:r>
         <w:t xml:space="preserve">3-2. 고쳐서 가져온다 — 뼈대는 쓰고 안을 바꾼다</w:t>
       </w:r>
-      <w:bookmarkEnd w:id="28"/>
     </w:p>
     <w:tbl>
       <w:tblPr>
         <w:tblStyle w:val="Table"/>
-        <w:tblW w:type="pct" w:w="5000.0"/>
-        <w:tblLook w:firstRow="1"/>
+        <w:tblW w:type="auto" w:w="0"/>
+        <w:tblLook w:firstRow="1" w:lastRow="0" w:firstColumn="0" w:lastColumn="0" w:noHBand="0" w:noVBand="0" w:val="0020"/>
+        <w:jc w:val="start"/>
       </w:tblPr>
       <w:tblGrid>
         <w:gridCol w:w="1980"/>
@@ -2000,15 +2153,10 @@
       </w:tblGrid>
       <w:tr>
         <w:trPr>
-          <w:cnfStyle w:firstRow="1"/>
+          <w:tblHeader w:val="true"/>
         </w:trPr>
         <w:tc>
-          <w:tcPr>
-            <w:tcBorders>
-              <w:bottom w:val="single"/>
-            </w:tcBorders>
-            <w:vAlign w:val="bottom"/>
-          </w:tcPr>
+          <w:tcPr/>
           <w:p>
             <w:pPr>
               <w:pStyle w:val="Compact"/>
@@ -2020,12 +2168,7 @@
           </w:p>
         </w:tc>
         <w:tc>
-          <w:tcPr>
-            <w:tcBorders>
-              <w:bottom w:val="single"/>
-            </w:tcBorders>
-            <w:vAlign w:val="bottom"/>
-          </w:tcPr>
+          <w:tcPr/>
           <w:p>
             <w:pPr>
               <w:pStyle w:val="Compact"/>
@@ -2037,12 +2180,7 @@
           </w:p>
         </w:tc>
         <w:tc>
-          <w:tcPr>
-            <w:tcBorders>
-              <w:bottom w:val="single"/>
-            </w:tcBorders>
-            <w:vAlign w:val="bottom"/>
-          </w:tcPr>
+          <w:tcPr/>
           <w:p>
             <w:pPr>
               <w:pStyle w:val="Compact"/>
@@ -2054,12 +2192,7 @@
           </w:p>
         </w:tc>
         <w:tc>
-          <w:tcPr>
-            <w:tcBorders>
-              <w:bottom w:val="single"/>
-            </w:tcBorders>
-            <w:vAlign w:val="bottom"/>
-          </w:tcPr>
+          <w:tcPr/>
           <w:p>
             <w:pPr>
               <w:pStyle w:val="Compact"/>
@@ -2073,6 +2206,7 @@
       </w:tr>
       <w:tr>
         <w:tc>
+          <w:tcPr/>
           <w:p>
             <w:pPr>
               <w:pStyle w:val="Compact"/>
@@ -2087,6 +2221,7 @@
           </w:p>
         </w:tc>
         <w:tc>
+          <w:tcPr/>
           <w:p>
             <w:pPr>
               <w:pStyle w:val="Compact"/>
@@ -2098,6 +2233,7 @@
           </w:p>
         </w:tc>
         <w:tc>
+          <w:tcPr/>
           <w:p>
             <w:pPr>
               <w:pStyle w:val="Compact"/>
@@ -2109,6 +2245,7 @@
           </w:p>
         </w:tc>
         <w:tc>
+          <w:tcPr/>
           <w:p>
             <w:pPr>
               <w:pStyle w:val="Compact"/>
@@ -2122,6 +2259,7 @@
             </w:r>
             <w:r>
               <w:rPr>
+                <w:bCs/>
                 <w:b/>
               </w:rPr>
               <w:t xml:space="preserve">채널별 최신값 → 시간순 기록 열</w:t>
@@ -2134,6 +2272,7 @@
       </w:tr>
       <w:tr>
         <w:tc>
+          <w:tcPr/>
           <w:p>
             <w:pPr>
               <w:pStyle w:val="Compact"/>
@@ -2148,6 +2287,7 @@
           </w:p>
         </w:tc>
         <w:tc>
+          <w:tcPr/>
           <w:p>
             <w:pPr>
               <w:pStyle w:val="Compact"/>
@@ -2159,6 +2299,7 @@
           </w:p>
         </w:tc>
         <w:tc>
+          <w:tcPr/>
           <w:p>
             <w:pPr>
               <w:pStyle w:val="Compact"/>
@@ -2188,6 +2329,7 @@
           </w:p>
         </w:tc>
         <w:tc>
+          <w:tcPr/>
           <w:p>
             <w:pPr>
               <w:pStyle w:val="Compact"/>
@@ -2201,6 +2343,7 @@
             </w:r>
             <w:r>
               <w:rPr>
+                <w:bCs/>
                 <w:b/>
               </w:rPr>
               <w:t xml:space="preserve">8상태</w:t>
@@ -2229,18 +2372,21 @@
             <w:r>
               <w:rPr>
                 <w:rStyle w:val="VerbatimChar"/>
+                <w:bCs/>
                 <w:b/>
               </w:rPr>
               <w:t xml:space="preserve">deps[]</w:t>
             </w:r>
             <w:r>
               <w:rPr>
+                <w:bCs/>
                 <w:b/>
               </w:rPr>
               <w:t xml:space="preserve"> </w:t>
             </w:r>
             <w:r>
               <w:rPr>
+                <w:bCs/>
                 <w:b/>
               </w:rPr>
               <w:t xml:space="preserve">DAG</w:t>
@@ -2268,6 +2414,7 @@
       </w:tr>
       <w:tr>
         <w:tc>
+          <w:tcPr/>
           <w:p>
             <w:pPr>
               <w:pStyle w:val="Compact"/>
@@ -2282,6 +2429,7 @@
           </w:p>
         </w:tc>
         <w:tc>
+          <w:tcPr/>
           <w:p>
             <w:pPr>
               <w:pStyle w:val="Compact"/>
@@ -2293,6 +2441,7 @@
           </w:p>
         </w:tc>
         <w:tc>
+          <w:tcPr/>
           <w:p>
             <w:pPr>
               <w:pStyle w:val="Compact"/>
@@ -2306,6 +2455,7 @@
             </w:r>
             <w:r>
               <w:rPr>
+                <w:bCs/>
                 <w:b/>
               </w:rPr>
               <w:t xml:space="preserve">재실행 버튼의 뼈대</w:t>
@@ -2313,6 +2463,7 @@
           </w:p>
         </w:tc>
         <w:tc>
+          <w:tcPr/>
           <w:p>
             <w:pPr>
               <w:pStyle w:val="Compact"/>
@@ -2335,6 +2486,7 @@
       </w:tr>
       <w:tr>
         <w:tc>
+          <w:tcPr/>
           <w:p>
             <w:pPr>
               <w:pStyle w:val="Compact"/>
@@ -2349,6 +2501,7 @@
           </w:p>
         </w:tc>
         <w:tc>
+          <w:tcPr/>
           <w:p>
             <w:pPr>
               <w:pStyle w:val="Compact"/>
@@ -2360,6 +2513,7 @@
           </w:p>
         </w:tc>
         <w:tc>
+          <w:tcPr/>
           <w:p>
             <w:pPr>
               <w:pStyle w:val="Compact"/>
@@ -2371,6 +2525,7 @@
           </w:p>
         </w:tc>
         <w:tc>
+          <w:tcPr/>
           <w:p>
             <w:pPr>
               <w:pStyle w:val="Compact"/>
@@ -2384,6 +2539,7 @@
             </w:r>
             <w:r>
               <w:rPr>
+                <w:bCs/>
                 <w:b/>
               </w:rPr>
               <w:t xml:space="preserve">배정 풀</w:t>
@@ -2396,6 +2552,7 @@
       </w:tr>
       <w:tr>
         <w:tc>
+          <w:tcPr/>
           <w:p>
             <w:pPr>
               <w:pStyle w:val="Compact"/>
@@ -2410,6 +2567,7 @@
           </w:p>
         </w:tc>
         <w:tc>
+          <w:tcPr/>
           <w:p>
             <w:pPr>
               <w:pStyle w:val="Compact"/>
@@ -2421,6 +2579,7 @@
           </w:p>
         </w:tc>
         <w:tc>
+          <w:tcPr/>
           <w:p>
             <w:pPr>
               <w:pStyle w:val="Compact"/>
@@ -2432,6 +2591,7 @@
           </w:p>
         </w:tc>
         <w:tc>
+          <w:tcPr/>
           <w:p>
             <w:pPr>
               <w:pStyle w:val="Compact"/>
@@ -2445,6 +2605,7 @@
       </w:tr>
       <w:tr>
         <w:tc>
+          <w:tcPr/>
           <w:p>
             <w:pPr>
               <w:pStyle w:val="Compact"/>
@@ -2459,6 +2620,7 @@
           </w:p>
         </w:tc>
         <w:tc>
+          <w:tcPr/>
           <w:p>
             <w:pPr>
               <w:pStyle w:val="Compact"/>
@@ -2470,6 +2632,7 @@
           </w:p>
         </w:tc>
         <w:tc>
+          <w:tcPr/>
           <w:p>
             <w:pPr>
               <w:pStyle w:val="Compact"/>
@@ -2481,6 +2644,7 @@
           </w:p>
         </w:tc>
         <w:tc>
+          <w:tcPr/>
           <w:p>
             <w:pPr>
               <w:pStyle w:val="Compact"/>
@@ -2494,6 +2658,7 @@
       </w:tr>
       <w:tr>
         <w:tc>
+          <w:tcPr/>
           <w:p>
             <w:pPr>
               <w:pStyle w:val="Compact"/>
@@ -2508,6 +2673,7 @@
           </w:p>
         </w:tc>
         <w:tc>
+          <w:tcPr/>
           <w:p>
             <w:pPr>
               <w:pStyle w:val="Compact"/>
@@ -2519,6 +2685,7 @@
           </w:p>
         </w:tc>
         <w:tc>
+          <w:tcPr/>
           <w:p>
             <w:pPr>
               <w:pStyle w:val="Compact"/>
@@ -2530,6 +2697,7 @@
           </w:p>
         </w:tc>
         <w:tc>
+          <w:tcPr/>
           <w:p>
             <w:pPr>
               <w:pStyle w:val="Compact"/>
@@ -2543,6 +2711,7 @@
       </w:tr>
       <w:tr>
         <w:tc>
+          <w:tcPr/>
           <w:p>
             <w:pPr>
               <w:pStyle w:val="Compact"/>
@@ -2557,6 +2726,7 @@
           </w:p>
         </w:tc>
         <w:tc>
+          <w:tcPr/>
           <w:p>
             <w:pPr>
               <w:pStyle w:val="Compact"/>
@@ -2568,6 +2738,7 @@
           </w:p>
         </w:tc>
         <w:tc>
+          <w:tcPr/>
           <w:p>
             <w:pPr>
               <w:pStyle w:val="Compact"/>
@@ -2579,6 +2750,7 @@
           </w:p>
         </w:tc>
         <w:tc>
+          <w:tcPr/>
           <w:p>
             <w:pPr>
               <w:pStyle w:val="Compact"/>
@@ -2592,6 +2764,7 @@
       </w:tr>
       <w:tr>
         <w:tc>
+          <w:tcPr/>
           <w:p>
             <w:pPr>
               <w:pStyle w:val="Compact"/>
@@ -2606,6 +2779,7 @@
           </w:p>
         </w:tc>
         <w:tc>
+          <w:tcPr/>
           <w:p>
             <w:pPr>
               <w:pStyle w:val="Compact"/>
@@ -2617,6 +2791,7 @@
           </w:p>
         </w:tc>
         <w:tc>
+          <w:tcPr/>
           <w:p>
             <w:pPr>
               <w:pStyle w:val="Compact"/>
@@ -2628,6 +2803,7 @@
           </w:p>
         </w:tc>
         <w:tc>
+          <w:tcPr/>
           <w:p>
             <w:pPr>
               <w:pStyle w:val="Compact"/>
@@ -2641,6 +2817,7 @@
             </w:r>
             <w:r>
               <w:rPr>
+                <w:bCs/>
                 <w:b/>
               </w:rPr>
               <w:t xml:space="preserve">코드보다 방식을 가져온다</w:t>
@@ -2650,6 +2827,7 @@
       </w:tr>
       <w:tr>
         <w:tc>
+          <w:tcPr/>
           <w:p>
             <w:pPr>
               <w:pStyle w:val="Compact"/>
@@ -2670,6 +2848,7 @@
           </w:p>
         </w:tc>
         <w:tc>
+          <w:tcPr/>
           <w:p>
             <w:pPr>
               <w:pStyle w:val="Compact"/>
@@ -2681,6 +2860,7 @@
           </w:p>
         </w:tc>
         <w:tc>
+          <w:tcPr/>
           <w:p>
             <w:pPr>
               <w:pStyle w:val="Compact"/>
@@ -2692,6 +2872,7 @@
           </w:p>
         </w:tc>
         <w:tc>
+          <w:tcPr/>
           <w:p>
             <w:pPr>
               <w:pStyle w:val="Compact"/>
@@ -2705,6 +2886,7 @@
             </w:r>
             <w:r>
               <w:rPr>
+                <w:bCs/>
                 <w:b/>
               </w:rPr>
               <w:t xml:space="preserve">3계층 실행 이벤트</w:t>
@@ -2717,6 +2899,7 @@
       </w:tr>
       <w:tr>
         <w:tc>
+          <w:tcPr/>
           <w:p>
             <w:pPr>
               <w:pStyle w:val="Compact"/>
@@ -2731,6 +2914,7 @@
           </w:p>
         </w:tc>
         <w:tc>
+          <w:tcPr/>
           <w:p>
             <w:pPr>
               <w:pStyle w:val="Compact"/>
@@ -2742,6 +2926,7 @@
           </w:p>
         </w:tc>
         <w:tc>
+          <w:tcPr/>
           <w:p>
             <w:pPr>
               <w:pStyle w:val="Compact"/>
@@ -2753,6 +2938,7 @@
           </w:p>
         </w:tc>
         <w:tc>
+          <w:tcPr/>
           <w:p>
             <w:pPr>
               <w:pStyle w:val="Compact"/>
@@ -2765,21 +2951,22 @@
         </w:tc>
       </w:tr>
     </w:tbl>
+    <w:bookmarkEnd w:id="27"/>
+    <w:bookmarkStart w:id="28" w:name="X1a3bde6480b913da861f8b0b75125be3515a9e3"/>
     <w:p>
       <w:pPr>
         <w:pStyle w:val="Heading2"/>
       </w:pPr>
-      <w:bookmarkStart w:id="29" w:name="새로-만든다"/>
       <w:r>
         <w:t xml:space="preserve">3-3. 새로 만든다</w:t>
       </w:r>
-      <w:bookmarkEnd w:id="29"/>
     </w:p>
     <w:tbl>
       <w:tblPr>
         <w:tblStyle w:val="Table"/>
-        <w:tblW w:type="pct" w:w="5000.0"/>
-        <w:tblLook w:firstRow="1"/>
+        <w:tblW w:type="auto" w:w="0"/>
+        <w:tblLook w:firstRow="1" w:lastRow="0" w:firstColumn="0" w:lastColumn="0" w:noHBand="0" w:noVBand="0" w:val="0020"/>
+        <w:jc w:val="start"/>
       </w:tblPr>
       <w:tblGrid>
         <w:gridCol w:w="3960"/>
@@ -2787,15 +2974,10 @@
       </w:tblGrid>
       <w:tr>
         <w:trPr>
-          <w:cnfStyle w:firstRow="1"/>
+          <w:tblHeader w:val="true"/>
         </w:trPr>
         <w:tc>
-          <w:tcPr>
-            <w:tcBorders>
-              <w:bottom w:val="single"/>
-            </w:tcBorders>
-            <w:vAlign w:val="bottom"/>
-          </w:tcPr>
+          <w:tcPr/>
           <w:p>
             <w:pPr>
               <w:pStyle w:val="Compact"/>
@@ -2807,12 +2989,7 @@
           </w:p>
         </w:tc>
         <w:tc>
-          <w:tcPr>
-            <w:tcBorders>
-              <w:bottom w:val="single"/>
-            </w:tcBorders>
-            <w:vAlign w:val="bottom"/>
-          </w:tcPr>
+          <w:tcPr/>
           <w:p>
             <w:pPr>
               <w:pStyle w:val="Compact"/>
@@ -2826,6 +3003,7 @@
       </w:tr>
       <w:tr>
         <w:tc>
+          <w:tcPr/>
           <w:p>
             <w:pPr>
               <w:pStyle w:val="Compact"/>
@@ -2921,6 +3099,7 @@
           </w:p>
         </w:tc>
         <w:tc>
+          <w:tcPr/>
           <w:p>
             <w:pPr>
               <w:pStyle w:val="Compact"/>
@@ -2934,6 +3113,7 @@
       </w:tr>
       <w:tr>
         <w:tc>
+          <w:tcPr/>
           <w:p>
             <w:pPr>
               <w:pStyle w:val="Compact"/>
@@ -2945,6 +3125,7 @@
           </w:p>
         </w:tc>
         <w:tc>
+          <w:tcPr/>
           <w:p>
             <w:pPr>
               <w:pStyle w:val="Compact"/>
@@ -2958,6 +3139,7 @@
             </w:r>
             <w:r>
               <w:rPr>
+                <w:bCs/>
                 <w:b/>
               </w:rPr>
               <w:t xml:space="preserve">이게 논문의 본체다</w:t>
@@ -2967,6 +3149,7 @@
       </w:tr>
       <w:tr>
         <w:tc>
+          <w:tcPr/>
           <w:p>
             <w:pPr>
               <w:pStyle w:val="Compact"/>
@@ -2990,6 +3173,7 @@
           </w:p>
         </w:tc>
         <w:tc>
+          <w:tcPr/>
           <w:p>
             <w:pPr>
               <w:pStyle w:val="Compact"/>
@@ -3003,6 +3187,7 @@
       </w:tr>
       <w:tr>
         <w:tc>
+          <w:tcPr/>
           <w:p>
             <w:pPr>
               <w:pStyle w:val="Compact"/>
@@ -3014,6 +3199,7 @@
           </w:p>
         </w:tc>
         <w:tc>
+          <w:tcPr/>
           <w:p>
             <w:pPr>
               <w:pStyle w:val="Compact"/>
@@ -3027,6 +3213,7 @@
       </w:tr>
       <w:tr>
         <w:tc>
+          <w:tcPr/>
           <w:p>
             <w:pPr>
               <w:pStyle w:val="Compact"/>
@@ -3047,6 +3234,7 @@
           </w:p>
         </w:tc>
         <w:tc>
+          <w:tcPr/>
           <w:p>
             <w:pPr>
               <w:pStyle w:val="Compact"/>
@@ -3060,6 +3248,7 @@
       </w:tr>
       <w:tr>
         <w:tc>
+          <w:tcPr/>
           <w:p>
             <w:pPr>
               <w:pStyle w:val="Compact"/>
@@ -3071,6 +3260,7 @@
           </w:p>
         </w:tc>
         <w:tc>
+          <w:tcPr/>
           <w:p>
             <w:pPr>
               <w:pStyle w:val="Compact"/>
@@ -3084,6 +3274,7 @@
       </w:tr>
       <w:tr>
         <w:tc>
+          <w:tcPr/>
           <w:p>
             <w:pPr>
               <w:pStyle w:val="Compact"/>
@@ -3095,6 +3286,7 @@
           </w:p>
         </w:tc>
         <w:tc>
+          <w:tcPr/>
           <w:p>
             <w:pPr>
               <w:pStyle w:val="Compact"/>
@@ -3108,6 +3300,7 @@
       </w:tr>
       <w:tr>
         <w:tc>
+          <w:tcPr/>
           <w:p>
             <w:pPr>
               <w:pStyle w:val="Compact"/>
@@ -3119,6 +3312,7 @@
           </w:p>
         </w:tc>
         <w:tc>
+          <w:tcPr/>
           <w:p>
             <w:pPr>
               <w:pStyle w:val="Compact"/>
@@ -3132,6 +3326,7 @@
       </w:tr>
       <w:tr>
         <w:tc>
+          <w:tcPr/>
           <w:p>
             <w:pPr>
               <w:pStyle w:val="Compact"/>
@@ -3143,6 +3338,7 @@
           </w:p>
         </w:tc>
         <w:tc>
+          <w:tcPr/>
           <w:p>
             <w:pPr>
               <w:pStyle w:val="Compact"/>
@@ -3155,15 +3351,15 @@
         </w:tc>
       </w:tr>
     </w:tbl>
+    <w:bookmarkEnd w:id="28"/>
+    <w:bookmarkStart w:id="29" w:name="X5f88a6a26827b310d3fa32d2cd288908777f48d"/>
     <w:p>
       <w:pPr>
         <w:pStyle w:val="Heading2"/>
       </w:pPr>
-      <w:bookmarkStart w:id="30" w:name="건드리지-않는다"/>
       <w:r>
         <w:t xml:space="preserve">3-4. 건드리지 않는다</w:t>
       </w:r>
-      <w:bookmarkEnd w:id="30"/>
     </w:p>
     <w:p>
       <w:pPr>
@@ -3248,6 +3444,7 @@
       </w:r>
       <w:r>
         <w:rPr>
+          <w:bCs/>
           <w:b/>
         </w:rPr>
         <w:t xml:space="preserve">실험 하네스로 계속 산다.</w:t>
@@ -3278,6 +3475,7 @@
       </w:r>
       <w:r>
         <w:rPr>
+          <w:bCs/>
           <w:b/>
         </w:rPr>
         <w:t xml:space="preserve">다만 운영 경로가 그것을 호출하지는 않는다</w:t>
@@ -3289,15 +3487,15 @@
         <w:t xml:space="preserve">— §3-6.</w:t>
       </w:r>
     </w:p>
+    <w:bookmarkEnd w:id="29"/>
+    <w:bookmarkStart w:id="30" w:name="Xfddaf82150ad33f446b1bf88db81272717535c1"/>
     <w:p>
       <w:pPr>
         <w:pStyle w:val="Heading2"/>
       </w:pPr>
-      <w:bookmarkStart w:id="31" w:name="이식할-때의-규칙"/>
       <w:r>
         <w:t xml:space="preserve">3-5. 이식할 때의 규칙</w:t>
       </w:r>
-      <w:bookmarkEnd w:id="31"/>
     </w:p>
     <w:p>
       <w:pPr>
@@ -3305,6 +3503,7 @@
           <w:ilvl w:val="0"/>
           <w:numId w:val="1004"/>
         </w:numPr>
+        <w:pStyle w:val="Compact"/>
       </w:pPr>
       <w:r>
         <w:t xml:space="preserve">복사한 파일 맨 위에 원본 경로와 커밋 해시를 주석으로 남긴다.</w:t>
@@ -3340,9 +3539,11 @@
           <w:ilvl w:val="0"/>
           <w:numId w:val="1004"/>
         </w:numPr>
-      </w:pPr>
-      <w:r>
-        <w:rPr>
+        <w:pStyle w:val="Compact"/>
+      </w:pPr>
+      <w:r>
+        <w:rPr>
+          <w:bCs/>
           <w:b/>
         </w:rPr>
         <w:t xml:space="preserve">원본 파일은 열어서 읽되 저장하지 않는다.</w:t>
@@ -3354,6 +3555,7 @@
           <w:ilvl w:val="0"/>
           <w:numId w:val="1004"/>
         </w:numPr>
+        <w:pStyle w:val="Compact"/>
       </w:pPr>
       <w:r>
         <w:t xml:space="preserve">이식 후</w:t>
@@ -3381,11 +3583,12 @@
         </w:pict>
       </w:r>
     </w:p>
+    <w:bookmarkEnd w:id="30"/>
+    <w:bookmarkStart w:id="31" w:name="X149c586cfcf57fd424e7aa97b70e58530a2bb20"/>
     <w:p>
       <w:pPr>
         <w:pStyle w:val="Heading2"/>
       </w:pPr>
-      <w:bookmarkStart w:id="32" w:name="stt-알맹이-이식-2026-08-28-신설"/>
       <w:r>
         <w:t xml:space="preserve">3-6. STT 알맹이 이식</w:t>
       </w:r>
@@ -3394,11 +3597,11 @@
       </w:r>
       <w:r>
         <w:rPr>
+          <w:iCs/>
           <w:i/>
         </w:rPr>
         <w:t xml:space="preserve">(2026-08-28 신설)</w:t>
       </w:r>
-      <w:bookmarkEnd w:id="32"/>
     </w:p>
     <w:p>
       <w:pPr>
@@ -3412,6 +3615,7 @@
       </w:r>
       <w:r>
         <w:rPr>
+          <w:bCs/>
           <w:b/>
         </w:rPr>
         <w:t xml:space="preserve">가시화가 맡기로 한 기능</w:t>
@@ -3447,8 +3651,9 @@
     <w:tbl>
       <w:tblPr>
         <w:tblStyle w:val="Table"/>
-        <w:tblW w:type="pct" w:w="5000.0"/>
-        <w:tblLook w:firstRow="1"/>
+        <w:tblW w:type="auto" w:w="0"/>
+        <w:tblLook w:firstRow="1" w:lastRow="0" w:firstColumn="0" w:lastColumn="0" w:noHBand="0" w:noVBand="0" w:val="0020"/>
+        <w:jc w:val="start"/>
       </w:tblPr>
       <w:tblGrid>
         <w:gridCol w:w="3960"/>
@@ -3456,15 +3661,10 @@
       </w:tblGrid>
       <w:tr>
         <w:trPr>
-          <w:cnfStyle w:firstRow="1"/>
+          <w:tblHeader w:val="true"/>
         </w:trPr>
         <w:tc>
-          <w:tcPr>
-            <w:tcBorders>
-              <w:bottom w:val="single"/>
-            </w:tcBorders>
-            <w:vAlign w:val="bottom"/>
-          </w:tcPr>
+          <w:tcPr/>
           <w:p>
             <w:pPr>
               <w:pStyle w:val="Compact"/>
@@ -3476,12 +3676,7 @@
           </w:p>
         </w:tc>
         <w:tc>
-          <w:tcPr>
-            <w:tcBorders>
-              <w:bottom w:val="single"/>
-            </w:tcBorders>
-            <w:vAlign w:val="bottom"/>
-          </w:tcPr>
+          <w:tcPr/>
           <w:p>
             <w:pPr>
               <w:pStyle w:val="Compact"/>
@@ -3495,6 +3690,7 @@
       </w:tr>
       <w:tr>
         <w:tc>
+          <w:tcPr/>
           <w:p>
             <w:pPr>
               <w:pStyle w:val="Compact"/>
@@ -3506,6 +3702,7 @@
           </w:p>
         </w:tc>
         <w:tc>
+          <w:tcPr/>
           <w:p>
             <w:pPr>
               <w:pStyle w:val="Compact"/>
@@ -3519,6 +3716,7 @@
       </w:tr>
       <w:tr>
         <w:tc>
+          <w:tcPr/>
           <w:p>
             <w:pPr>
               <w:pStyle w:val="Compact"/>
@@ -3539,6 +3737,7 @@
           </w:p>
         </w:tc>
         <w:tc>
+          <w:tcPr/>
           <w:p>
             <w:pPr>
               <w:pStyle w:val="Compact"/>
@@ -3552,13 +3751,15 @@
       </w:tr>
       <w:tr>
         <w:tc>
-          <w:p>
-            <w:pPr>
-              <w:pStyle w:val="Compact"/>
-              <w:jc w:val="left"/>
-            </w:pPr>
-            <w:r>
-              <w:rPr>
+          <w:tcPr/>
+          <w:p>
+            <w:pPr>
+              <w:pStyle w:val="Compact"/>
+              <w:jc w:val="left"/>
+            </w:pPr>
+            <w:r>
+              <w:rPr>
+                <w:bCs/>
                 <w:b/>
               </w:rPr>
               <w:t xml:space="preserve">알맹이만 무수정 복사한다</w:t>
@@ -3566,13 +3767,15 @@
           </w:p>
         </w:tc>
         <w:tc>
-          <w:p>
-            <w:pPr>
-              <w:pStyle w:val="Compact"/>
-              <w:jc w:val="left"/>
-            </w:pPr>
-            <w:r>
-              <w:rPr>
+          <w:tcPr/>
+          <w:p>
+            <w:pPr>
+              <w:pStyle w:val="Compact"/>
+              <w:jc w:val="left"/>
+            </w:pPr>
+            <w:r>
+              <w:rPr>
+                <w:bCs/>
                 <w:b/>
               </w:rPr>
               <w:t xml:space="preserve">채택.</w:t>
@@ -3602,6 +3805,7 @@
       </w:pPr>
       <w:r>
         <w:rPr>
+          <w:bCs/>
           <w:b/>
         </w:rPr>
         <w:t xml:space="preserve">가져오는 것</w:t>
@@ -3746,6 +3950,7 @@
       </w:r>
       <w:r>
         <w:rPr>
+          <w:bCs/>
           <w:b/>
         </w:rPr>
         <w:t xml:space="preserve">가져오지 않는다.</w:t>
@@ -3763,6 +3968,7 @@
       </w:pPr>
       <w:r>
         <w:rPr>
+          <w:bCs/>
           <w:b/>
         </w:rPr>
         <w:t xml:space="preserve">복사의 유일한 위험은 두 벌이 갈라지는 것</w:t>
@@ -3795,22 +4001,7 @@
         <w:t xml:space="preserve"> </w:t>
       </w:r>
       <w:r>
-        <w:t xml:space="preserve">그때</w:t>
-      </w:r>
-      <w:r>
-        <w:t xml:space="preserve"> </w:t>
-      </w:r>
-      <w:r>
-        <w:t xml:space="preserve">“</w:t>
-      </w:r>
-      <w:r>
-        <w:t xml:space="preserve">원본도 같이 고칠 것인가, 갈라놓을 것인가</w:t>
-      </w:r>
-      <w:r>
-        <w:t xml:space="preserve">”</w:t>
-      </w:r>
-      <w:r>
-        <w:t xml:space="preserve">를 의식적으로 정하게 된다.</w:t>
+        <w:t xml:space="preserve">그때 "원본도 같이 고칠 것인가, 갈라놓을 것인가"를 의식적으로 정하게 된다.</w:t>
       </w:r>
       <w:r>
         <w:t xml:space="preserve"> </w:t>
@@ -3825,6 +4016,7 @@
       </w:pPr>
       <w:r>
         <w:rPr>
+          <w:bCs/>
           <w:b/>
         </w:rPr>
         <w:t xml:space="preserve">파이썬 프로세스가 하나 늘어나는 것은 감수한다.</w:t>
@@ -3910,11 +4102,12 @@
         <w:t xml:space="preserve">에 있다.</w:t>
       </w:r>
     </w:p>
+    <w:bookmarkEnd w:id="31"/>
+    <w:bookmarkStart w:id="36" w:name="X89924897757e78f39f805159189eb90fb59d93a"/>
     <w:p>
       <w:pPr>
         <w:pStyle w:val="Heading2"/>
       </w:pPr>
-      <w:bookmarkStart w:id="33" w:name="실제로-이식한-결과-2026-08-28-탭-②⑥"/>
       <w:r>
         <w:t xml:space="preserve">3-7. 실제로 이식한 결과</w:t>
       </w:r>
@@ -3923,11 +4116,11 @@
       </w:r>
       <w:r>
         <w:rPr>
+          <w:iCs/>
           <w:i/>
         </w:rPr>
         <w:t xml:space="preserve">(2026-08-28 · 탭 ②~⑥)</w:t>
       </w:r>
-      <w:bookmarkEnd w:id="33"/>
     </w:p>
     <w:p>
       <w:pPr>
@@ -3941,6 +4134,7 @@
       </w:r>
       <w:r>
         <w:rPr>
+          <w:bCs/>
           <w:b/>
         </w:rPr>
         <w:t xml:space="preserve">착수 전 판단</w:t>
@@ -3955,21 +4149,21 @@
         <w:t xml:space="preserve">문서가 코드를 따라가야 하므로 여기 적는다.</w:t>
       </w:r>
     </w:p>
+    <w:bookmarkStart w:id="32" w:name="판단이-맞았던-것"/>
     <w:p>
       <w:pPr>
         <w:pStyle w:val="Heading3"/>
       </w:pPr>
-      <w:bookmarkStart w:id="34" w:name="판단이-맞았던-것"/>
       <w:r>
         <w:t xml:space="preserve">판단이 맞았던 것</w:t>
       </w:r>
-      <w:bookmarkEnd w:id="34"/>
     </w:p>
     <w:tbl>
       <w:tblPr>
         <w:tblStyle w:val="Table"/>
-        <w:tblW w:type="pct" w:w="5000.0"/>
-        <w:tblLook w:firstRow="1"/>
+        <w:tblW w:type="auto" w:w="0"/>
+        <w:tblLook w:firstRow="1" w:lastRow="0" w:firstColumn="0" w:lastColumn="0" w:noHBand="0" w:noVBand="0" w:val="0020"/>
+        <w:jc w:val="start"/>
       </w:tblPr>
       <w:tblGrid>
         <w:gridCol w:w="3960"/>
@@ -3977,15 +4171,10 @@
       </w:tblGrid>
       <w:tr>
         <w:trPr>
-          <w:cnfStyle w:firstRow="1"/>
+          <w:tblHeader w:val="true"/>
         </w:trPr>
         <w:tc>
-          <w:tcPr>
-            <w:tcBorders>
-              <w:bottom w:val="single"/>
-            </w:tcBorders>
-            <w:vAlign w:val="bottom"/>
-          </w:tcPr>
+          <w:tcPr/>
           <w:p>
             <w:pPr>
               <w:pStyle w:val="Compact"/>
@@ -3997,12 +4186,7 @@
           </w:p>
         </w:tc>
         <w:tc>
-          <w:tcPr>
-            <w:tcBorders>
-              <w:bottom w:val="single"/>
-            </w:tcBorders>
-            <w:vAlign w:val="bottom"/>
-          </w:tcPr>
+          <w:tcPr/>
           <w:p>
             <w:pPr>
               <w:pStyle w:val="Compact"/>
@@ -4016,6 +4200,7 @@
       </w:tr>
       <w:tr>
         <w:tc>
+          <w:tcPr/>
           <w:p>
             <w:pPr>
               <w:pStyle w:val="Compact"/>
@@ -4036,6 +4221,7 @@
           </w:p>
         </w:tc>
         <w:tc>
+          <w:tcPr/>
           <w:p>
             <w:pPr>
               <w:pStyle w:val="Compact"/>
@@ -4049,6 +4235,7 @@
       </w:tr>
       <w:tr>
         <w:tc>
+          <w:tcPr/>
           <w:p>
             <w:pPr>
               <w:pStyle w:val="Compact"/>
@@ -4069,6 +4256,7 @@
           </w:p>
         </w:tc>
         <w:tc>
+          <w:tcPr/>
           <w:p>
             <w:pPr>
               <w:pStyle w:val="Compact"/>
@@ -4082,12 +4270,14 @@
             </w:r>
             <w:r>
               <w:rPr>
+                <w:bCs/>
                 <w:b/>
               </w:rPr>
               <w:t xml:space="preserve">21개 파일 중 고친 것은</w:t>
             </w:r>
             <w:r>
               <w:rPr>
+                <w:bCs/>
                 <w:b/>
               </w:rPr>
               <w:t xml:space="preserve"> </w:t>
@@ -4095,18 +4285,21 @@
             <w:r>
               <w:rPr>
                 <w:rStyle w:val="VerbatimChar"/>
+                <w:bCs/>
                 <w:b/>
               </w:rPr>
               <w:t xml:space="preserve">commands.ts</w:t>
             </w:r>
             <w:r>
               <w:rPr>
+                <w:bCs/>
                 <w:b/>
               </w:rPr>
               <w:t xml:space="preserve"> </w:t>
             </w:r>
             <w:r>
               <w:rPr>
+                <w:bCs/>
                 <w:b/>
               </w:rPr>
               <w:t xml:space="preserve">하나</w:t>
@@ -4149,6 +4342,7 @@
       </w:tr>
       <w:tr>
         <w:tc>
+          <w:tcPr/>
           <w:p>
             <w:pPr>
               <w:pStyle w:val="Compact"/>
@@ -4160,6 +4354,7 @@
           </w:p>
         </w:tc>
         <w:tc>
+          <w:tcPr/>
           <w:p>
             <w:pPr>
               <w:pStyle w:val="Compact"/>
@@ -4218,6 +4413,7 @@
       </w:tr>
       <w:tr>
         <w:tc>
+          <w:tcPr/>
           <w:p>
             <w:pPr>
               <w:pStyle w:val="Compact"/>
@@ -4229,6 +4425,7 @@
           </w:p>
         </w:tc>
         <w:tc>
+          <w:tcPr/>
           <w:p>
             <w:pPr>
               <w:pStyle w:val="Compact"/>
@@ -4266,6 +4463,7 @@
             </w:r>
             <w:r>
               <w:rPr>
+                <w:bCs/>
                 <w:b/>
               </w:rPr>
               <w:t xml:space="preserve">둘뿐</w:t>
@@ -4277,21 +4475,22 @@
         </w:tc>
       </w:tr>
     </w:tbl>
+    <w:bookmarkEnd w:id="32"/>
+    <w:bookmarkStart w:id="33" w:name="판단이-틀렸던-것"/>
     <w:p>
       <w:pPr>
         <w:pStyle w:val="Heading3"/>
       </w:pPr>
-      <w:bookmarkStart w:id="35" w:name="판단이-틀렸던-것"/>
       <w:r>
         <w:t xml:space="preserve">판단이 틀렸던 것</w:t>
       </w:r>
-      <w:bookmarkEnd w:id="35"/>
     </w:p>
     <w:tbl>
       <w:tblPr>
         <w:tblStyle w:val="Table"/>
-        <w:tblW w:type="pct" w:w="5000.0"/>
-        <w:tblLook w:firstRow="1"/>
+        <w:tblW w:type="auto" w:w="0"/>
+        <w:tblLook w:firstRow="1" w:lastRow="0" w:firstColumn="0" w:lastColumn="0" w:noHBand="0" w:noVBand="0" w:val="0020"/>
+        <w:jc w:val="start"/>
       </w:tblPr>
       <w:tblGrid>
         <w:gridCol w:w="3960"/>
@@ -4299,15 +4498,10 @@
       </w:tblGrid>
       <w:tr>
         <w:trPr>
-          <w:cnfStyle w:firstRow="1"/>
+          <w:tblHeader w:val="true"/>
         </w:trPr>
         <w:tc>
-          <w:tcPr>
-            <w:tcBorders>
-              <w:bottom w:val="single"/>
-            </w:tcBorders>
-            <w:vAlign w:val="bottom"/>
-          </w:tcPr>
+          <w:tcPr/>
           <w:p>
             <w:pPr>
               <w:pStyle w:val="Compact"/>
@@ -4319,12 +4513,7 @@
           </w:p>
         </w:tc>
         <w:tc>
-          <w:tcPr>
-            <w:tcBorders>
-              <w:bottom w:val="single"/>
-            </w:tcBorders>
-            <w:vAlign w:val="bottom"/>
-          </w:tcPr>
+          <w:tcPr/>
           <w:p>
             <w:pPr>
               <w:pStyle w:val="Compact"/>
@@ -4338,6 +4527,7 @@
       </w:tr>
       <w:tr>
         <w:tc>
+          <w:tcPr/>
           <w:p>
             <w:pPr>
               <w:pStyle w:val="Compact"/>
@@ -4360,6 +4550,7 @@
             </w:r>
             <w:r>
               <w:rPr>
+                <w:bCs/>
                 <w:b/>
               </w:rPr>
               <w:t xml:space="preserve">기록 열로 개조</w:t>
@@ -4370,13 +4561,15 @@
           </w:p>
         </w:tc>
         <w:tc>
-          <w:p>
-            <w:pPr>
-              <w:pStyle w:val="Compact"/>
-              <w:jc w:val="left"/>
-            </w:pPr>
-            <w:r>
-              <w:rPr>
+          <w:tcPr/>
+          <w:p>
+            <w:pPr>
+              <w:pStyle w:val="Compact"/>
+              <w:jc w:val="left"/>
+            </w:pPr>
+            <w:r>
+              <w:rPr>
+                <w:bCs/>
                 <w:b/>
               </w:rPr>
               <w:t xml:space="preserve">개조하지 않았다.</w:t>
@@ -4410,6 +4603,7 @@
             </w:r>
             <w:r>
               <w:rPr>
+                <w:bCs/>
                 <w:b/>
               </w:rPr>
               <w:t xml:space="preserve">둘 다 필요하고 하는 일이 다르다.</w:t>
@@ -4425,6 +4619,7 @@
             </w:r>
             <w:r>
               <w:rPr>
+                <w:bCs/>
                 <w:b/>
               </w:rPr>
               <w:t xml:space="preserve">transport 는 하나를 공유하고 저장소만 둘</w:t>
@@ -4437,6 +4632,7 @@
       </w:tr>
       <w:tr>
         <w:tc>
+          <w:tcPr/>
           <w:p>
             <w:pPr>
               <w:pStyle w:val="Compact"/>
@@ -4459,6 +4655,7 @@
             </w:r>
             <w:r>
               <w:rPr>
+                <w:bCs/>
                 <w:b/>
               </w:rPr>
               <w:t xml:space="preserve">고쳐서</w:t>
@@ -4472,6 +4669,7 @@
           </w:p>
         </w:tc>
         <w:tc>
+          <w:tcPr/>
           <w:p>
             <w:pPr>
               <w:pStyle w:val="Compact"/>
@@ -4485,12 +4683,14 @@
             </w:r>
             <w:r>
               <w:rPr>
+                <w:bCs/>
                 <w:b/>
               </w:rPr>
               <w:t xml:space="preserve">탭①의 25줄짜리</w:t>
             </w:r>
             <w:r>
               <w:rPr>
+                <w:bCs/>
                 <w:b/>
               </w:rPr>
               <w:t xml:space="preserve"> </w:t>
@@ -4498,6 +4698,7 @@
             <w:r>
               <w:rPr>
                 <w:rStyle w:val="VerbatimChar"/>
+                <w:bCs/>
                 <w:b/>
               </w:rPr>
               <w:t xml:space="preserve">issueCommand()</w:t>
@@ -4576,6 +4777,7 @@
       </w:tr>
       <w:tr>
         <w:tc>
+          <w:tcPr/>
           <w:p>
             <w:pPr>
               <w:pStyle w:val="Compact"/>
@@ -4598,6 +4800,7 @@
             </w:r>
             <w:r>
               <w:rPr>
+                <w:bCs/>
                 <w:b/>
               </w:rPr>
               <w:t xml:space="preserve">재작성</w:t>
@@ -4608,13 +4811,15 @@
           </w:p>
         </w:tc>
         <w:tc>
-          <w:p>
-            <w:pPr>
-              <w:pStyle w:val="Compact"/>
-              <w:jc w:val="left"/>
-            </w:pPr>
-            <w:r>
-              <w:rPr>
+          <w:tcPr/>
+          <w:p>
+            <w:pPr>
+              <w:pStyle w:val="Compact"/>
+              <w:jc w:val="left"/>
+            </w:pPr>
+            <w:r>
+              <w:rPr>
+                <w:bCs/>
                 <w:b/>
               </w:rPr>
               <w:t xml:space="preserve">재작성하지 않았다.</w:t>
@@ -4654,6 +4859,7 @@
             </w:r>
             <w:r>
               <w:rPr>
+                <w:bCs/>
                 <w:b/>
               </w:rPr>
               <w:t xml:space="preserve">지우기만</w:t>
@@ -4669,6 +4875,7 @@
       </w:tr>
       <w:tr>
         <w:tc>
+          <w:tcPr/>
           <w:p>
             <w:pPr>
               <w:pStyle w:val="Compact"/>
@@ -4691,6 +4898,7 @@
             </w:r>
             <w:r>
               <w:rPr>
+                <w:bCs/>
                 <w:b/>
               </w:rPr>
               <w:t xml:space="preserve">발행 내용을 3계층 이벤트로 바꾼다</w:t>
@@ -4704,13 +4912,15 @@
           </w:p>
         </w:tc>
         <w:tc>
-          <w:p>
-            <w:pPr>
-              <w:pStyle w:val="Compact"/>
-              <w:jc w:val="left"/>
-            </w:pPr>
-            <w:r>
-              <w:rPr>
+          <w:tcPr/>
+          <w:p>
+            <w:pPr>
+              <w:pStyle w:val="Compact"/>
+              <w:jc w:val="left"/>
+            </w:pPr>
+            <w:r>
+              <w:rPr>
+                <w:bCs/>
                 <w:b/>
               </w:rPr>
               <w:t xml:space="preserve">바꾸지 않았다.</w:t>
@@ -4741,6 +4951,7 @@
             </w:r>
             <w:r>
               <w:rPr>
+                <w:bCs/>
                 <w:b/>
               </w:rPr>
               <w:t xml:space="preserve">하나를 더했고</w:t>
@@ -4768,6 +4979,7 @@
       </w:tr>
       <w:tr>
         <w:tc>
+          <w:tcPr/>
           <w:p>
             <w:pPr>
               <w:pStyle w:val="Compact"/>
@@ -4788,13 +5000,15 @@
           </w:p>
         </w:tc>
         <w:tc>
-          <w:p>
-            <w:pPr>
-              <w:pStyle w:val="Compact"/>
-              <w:jc w:val="left"/>
-            </w:pPr>
-            <w:r>
-              <w:rPr>
+          <w:tcPr/>
+          <w:p>
+            <w:pPr>
+              <w:pStyle w:val="Compact"/>
+              <w:jc w:val="left"/>
+            </w:pPr>
+            <w:r>
+              <w:rPr>
+                <w:bCs/>
                 <w:b/>
               </w:rPr>
               <w:t xml:space="preserve">아직 못 했다.</w:t>
@@ -4857,21 +5071,22 @@
         </w:tc>
       </w:tr>
     </w:tbl>
+    <w:bookmarkEnd w:id="33"/>
+    <w:bookmarkStart w:id="34" w:name="새로-생긴-것"/>
     <w:p>
       <w:pPr>
         <w:pStyle w:val="Heading3"/>
       </w:pPr>
-      <w:bookmarkStart w:id="36" w:name="새로-생긴-것"/>
       <w:r>
         <w:t xml:space="preserve">새로 생긴 것</w:t>
       </w:r>
-      <w:bookmarkEnd w:id="36"/>
     </w:p>
     <w:tbl>
       <w:tblPr>
         <w:tblStyle w:val="Table"/>
-        <w:tblW w:type="pct" w:w="5000.0"/>
-        <w:tblLook w:firstRow="1"/>
+        <w:tblW w:type="auto" w:w="0"/>
+        <w:tblLook w:firstRow="1" w:lastRow="0" w:firstColumn="0" w:lastColumn="0" w:noHBand="0" w:noVBand="0" w:val="0020"/>
+        <w:jc w:val="start"/>
       </w:tblPr>
       <w:tblGrid>
         <w:gridCol w:w="3960"/>
@@ -4879,15 +5094,10 @@
       </w:tblGrid>
       <w:tr>
         <w:trPr>
-          <w:cnfStyle w:firstRow="1"/>
+          <w:tblHeader w:val="true"/>
         </w:trPr>
         <w:tc>
-          <w:tcPr>
-            <w:tcBorders>
-              <w:bottom w:val="single"/>
-            </w:tcBorders>
-            <w:vAlign w:val="bottom"/>
-          </w:tcPr>
+          <w:tcPr/>
           <w:p>
             <w:pPr>
               <w:pStyle w:val="Compact"/>
@@ -4899,12 +5109,7 @@
           </w:p>
         </w:tc>
         <w:tc>
-          <w:tcPr>
-            <w:tcBorders>
-              <w:bottom w:val="single"/>
-            </w:tcBorders>
-            <w:vAlign w:val="bottom"/>
-          </w:tcPr>
+          <w:tcPr/>
           <w:p>
             <w:pPr>
               <w:pStyle w:val="Compact"/>
@@ -4918,6 +5123,7 @@
       </w:tr>
       <w:tr>
         <w:tc>
+          <w:tcPr/>
           <w:p>
             <w:pPr>
               <w:pStyle w:val="Compact"/>
@@ -4932,6 +5138,7 @@
           </w:p>
         </w:tc>
         <w:tc>
+          <w:tcPr/>
           <w:p>
             <w:pPr>
               <w:pStyle w:val="Compact"/>
@@ -4945,6 +5152,7 @@
             </w:r>
             <w:r>
               <w:rPr>
+                <w:bCs/>
                 <w:b/>
               </w:rPr>
               <w:t xml:space="preserve">탭이 아니라 앱의 것</w:t>
@@ -4957,6 +5165,7 @@
       </w:tr>
       <w:tr>
         <w:tc>
+          <w:tcPr/>
           <w:p>
             <w:pPr>
               <w:pStyle w:val="Compact"/>
@@ -4971,6 +5180,7 @@
           </w:p>
         </w:tc>
         <w:tc>
+          <w:tcPr/>
           <w:p>
             <w:pPr>
               <w:pStyle w:val="Compact"/>
@@ -4993,6 +5203,7 @@
       </w:tr>
       <w:tr>
         <w:tc>
+          <w:tcPr/>
           <w:p>
             <w:pPr>
               <w:pStyle w:val="Compact"/>
@@ -5007,6 +5218,7 @@
           </w:p>
         </w:tc>
         <w:tc>
+          <w:tcPr/>
           <w:p>
             <w:pPr>
               <w:pStyle w:val="Compact"/>
@@ -5020,6 +5232,7 @@
       </w:tr>
       <w:tr>
         <w:tc>
+          <w:tcPr/>
           <w:p>
             <w:pPr>
               <w:pStyle w:val="Compact"/>
@@ -5034,6 +5247,7 @@
           </w:p>
         </w:tc>
         <w:tc>
+          <w:tcPr/>
           <w:p>
             <w:pPr>
               <w:pStyle w:val="Compact"/>
@@ -5047,6 +5261,7 @@
             </w:r>
             <w:r>
               <w:rPr>
+                <w:bCs/>
                 <w:b/>
               </w:rPr>
               <w:t xml:space="preserve">단독 빌드가 이 밖에 있다</w:t>
@@ -5059,6 +5274,7 @@
       </w:tr>
       <w:tr>
         <w:tc>
+          <w:tcPr/>
           <w:p>
             <w:pPr>
               <w:pStyle w:val="Compact"/>
@@ -5073,6 +5289,7 @@
           </w:p>
         </w:tc>
         <w:tc>
+          <w:tcPr/>
           <w:p>
             <w:pPr>
               <w:pStyle w:val="Compact"/>
@@ -5086,6 +5303,7 @@
       </w:tr>
       <w:tr>
         <w:tc>
+          <w:tcPr/>
           <w:p>
             <w:pPr>
               <w:pStyle w:val="Compact"/>
@@ -5100,43 +5318,24 @@
           </w:p>
         </w:tc>
         <w:tc>
-          <w:p>
-            <w:pPr>
-              <w:pStyle w:val="Compact"/>
-              <w:jc w:val="left"/>
-            </w:pPr>
-            <w:r>
-              <w:t xml:space="preserve">“</w:t>
-            </w:r>
-            <w:r>
-              <w:t xml:space="preserve">빌드가 된다</w:t>
-            </w:r>
-            <w:r>
-              <w:t xml:space="preserve">”</w:t>
-            </w:r>
-            <w:r>
-              <w:t xml:space="preserve">가 아니라</w:t>
-            </w:r>
-            <w:r>
-              <w:t xml:space="preserve"> </w:t>
-            </w:r>
-            <w:r>
-              <w:rPr>
+          <w:tcPr/>
+          <w:p>
+            <w:pPr>
+              <w:pStyle w:val="Compact"/>
+              <w:jc w:val="left"/>
+            </w:pPr>
+            <w:r>
+              <w:t xml:space="preserve">"빌드가 된다"가 아니라</w:t>
+            </w:r>
+            <w:r>
+              <w:t xml:space="preserve"> </w:t>
+            </w:r>
+            <w:r>
+              <w:rPr>
+                <w:bCs/>
                 <w:b/>
               </w:rPr>
-              <w:t xml:space="preserve">“</w:t>
-            </w:r>
-            <w:r>
-              <w:rPr>
-                <w:b/>
-              </w:rPr>
-              <w:t xml:space="preserve">데이터가 실제로 온다</w:t>
-            </w:r>
-            <w:r>
-              <w:rPr>
-                <w:b/>
-              </w:rPr>
-              <w:t xml:space="preserve">”</w:t>
+              <w:t xml:space="preserve">"데이터가 실제로 온다"</w:t>
             </w:r>
             <w:r>
               <w:t xml:space="preserve"> </w:t>
@@ -5148,15 +5347,15 @@
         </w:tc>
       </w:tr>
     </w:tbl>
+    <w:bookmarkEnd w:id="34"/>
+    <w:bookmarkStart w:id="35" w:name="지운-것"/>
     <w:p>
       <w:pPr>
         <w:pStyle w:val="Heading3"/>
       </w:pPr>
-      <w:bookmarkStart w:id="37" w:name="지운-것"/>
       <w:r>
         <w:t xml:space="preserve">지운 것</w:t>
       </w:r>
-      <w:bookmarkEnd w:id="37"/>
     </w:p>
     <w:p>
       <w:pPr>
@@ -5200,15 +5399,17 @@
         </w:pict>
       </w:r>
     </w:p>
+    <w:bookmarkEnd w:id="35"/>
+    <w:bookmarkEnd w:id="36"/>
+    <w:bookmarkEnd w:id="37"/>
+    <w:bookmarkStart w:id="38" w:name="X91320132e999a2542e1c0093bf902b96f1c8e4b"/>
     <w:p>
       <w:pPr>
         <w:pStyle w:val="Heading1"/>
       </w:pPr>
-      <w:bookmarkStart w:id="38" w:name="폴더-구조"/>
       <w:r>
         <w:t xml:space="preserve">4. 폴더 구조</w:t>
       </w:r>
-      <w:bookmarkEnd w:id="38"/>
     </w:p>
     <w:p>
       <w:pPr>
@@ -5443,7 +5644,7 @@
         <w:rPr>
           <w:rStyle w:val="VerbatimChar"/>
         </w:rPr>
-        <w:t xml:space="preserve">    │   │   └── stores/traceStore.ts  기록 열 (탭①)</w:t>
+        <w:t xml:space="preserve">    │   │   ├── stores/traceStore.ts  기록 열 (탭①)</w:t>
       </w:r>
       <w:r>
         <w:br/>
@@ -5452,6 +5653,24 @@
         <w:rPr>
           <w:rStyle w:val="VerbatimChar"/>
         </w:rPr>
+        <w:t xml:space="preserve">    │   │   ├── PendingSource.tsx  남이 줄 데이터 자리 (네 상태 · 8/31)</w:t>
+      </w:r>
+      <w:r>
+        <w:br/>
+      </w:r>
+      <w:r>
+        <w:rPr>
+          <w:rStyle w:val="VerbatimChar"/>
+        </w:rPr>
+        <w:t xml:space="preserve">    │   │   └── Explain.tsx        설명문을 본문 대신 `?` 설명서로 (8/31)</w:t>
+      </w:r>
+      <w:r>
+        <w:br/>
+      </w:r>
+      <w:r>
+        <w:rPr>
+          <w:rStyle w:val="VerbatimChar"/>
+        </w:rPr>
         <w:t xml:space="preserve">    │   ├── tabs/           **이식본이 사는 곳.** 탭① 단독 빌드는 이 밖에 있다</w:t>
       </w:r>
       <w:r>
@@ -5479,7 +5698,7 @@
         <w:rPr>
           <w:rStyle w:val="VerbatimChar"/>
         </w:rPr>
-        <w:t xml:space="preserve">    │   │   └── views/             ②~⑥ 화면 + PlanApproval · RiskPanel</w:t>
+        <w:t xml:space="preserve">    │   │   ├── ScenarioGate.tsx   PanelGate·TabGate — 대본이 안 쓰는 패널·탭 접기  ← 9/1</w:t>
       </w:r>
       <w:r>
         <w:br/>
@@ -5488,6 +5707,87 @@
         <w:rPr>
           <w:rStyle w:val="VerbatimChar"/>
         </w:rPr>
+        <w:t xml:space="preserve">    │   │   └── views/             ②~⑤ 화면 + PlanApproval · RiskPanel (탭⑥은 8/31 제거)</w:t>
+      </w:r>
+      <w:r>
+        <w:br/>
+      </w:r>
+      <w:r>
+        <w:rPr>
+          <w:rStyle w:val="VerbatimChar"/>
+        </w:rPr>
+        <w:t xml:space="preserve">    │   ├── shell/          통합 셸 (단독 빌드에는 없다)</w:t>
+      </w:r>
+      <w:r>
+        <w:br/>
+      </w:r>
+      <w:r>
+        <w:rPr>
+          <w:rStyle w:val="VerbatimChar"/>
+        </w:rPr>
+        <w:t xml:space="preserve">    │   │   ├── AppShell.tsx       탭 전환 · 상단 공통 바</w:t>
+      </w:r>
+      <w:r>
+        <w:br/>
+      </w:r>
+      <w:r>
+        <w:rPr>
+          <w:rStyle w:val="VerbatimChar"/>
+        </w:rPr>
+        <w:t xml:space="preserve">    │   │   ├── ModeSwitch.tsx     모드 세그먼트 [일반][시나리오▾][목·개발]  ← 8/31</w:t>
+      </w:r>
+      <w:r>
+        <w:br/>
+      </w:r>
+      <w:r>
+        <w:rPr>
+          <w:rStyle w:val="VerbatimChar"/>
+        </w:rPr>
+        <w:t xml:space="preserve">    │   │   ├── HelpOverlay.tsx    `?` — 현재 탭의 설명서만                ← 8/31</w:t>
+      </w:r>
+      <w:r>
+        <w:br/>
+      </w:r>
+      <w:r>
+        <w:rPr>
+          <w:rStyle w:val="VerbatimChar"/>
+        </w:rPr>
+        <w:t xml:space="preserve">    │   │   └── missionBridge.ts   게이트웨이 임무 축 구독</w:t>
+      </w:r>
+      <w:r>
+        <w:br/>
+      </w:r>
+      <w:r>
+        <w:rPr>
+          <w:rStyle w:val="VerbatimChar"/>
+        </w:rPr>
+        <w:t xml:space="preserve">    │   ├── scenarios/      대본 라이브러리 · 키워드 매처 · 축 유도(axes.ts)  ← 8/31</w:t>
+      </w:r>
+      <w:r>
+        <w:br/>
+      </w:r>
+      <w:r>
+        <w:rPr>
+          <w:rStyle w:val="VerbatimChar"/>
+        </w:rPr>
+        <w:t xml:space="preserve">    │   │                   **축→탭·패널→축 표**(axes.ts) · 대본 조회(scriptScope.ts) ·</w:t>
+      </w:r>
+      <w:r>
+        <w:br/>
+      </w:r>
+      <w:r>
+        <w:rPr>
+          <w:rStyle w:val="VerbatimChar"/>
+        </w:rPr>
+        <w:t xml:space="preserve">    │   │                   정지 미리보기 진입 하나(enterPreview.ts) · 안내줄(nowPlaying.ts)  ← 9/1</w:t>
+      </w:r>
+      <w:r>
+        <w:br/>
+      </w:r>
+      <w:r>
+        <w:rPr>
+          <w:rStyle w:val="VerbatimChar"/>
+        </w:rPr>
         <w:t xml:space="preserve">    │   ├── transport/      이식 (무수정, 포트 기본값만 다름)</w:t>
       </w:r>
       <w:r>
@@ -5497,7 +5797,7 @@
         <w:rPr>
           <w:rStyle w:val="VerbatimChar"/>
         </w:rPr>
-        <w:t xml:space="preserve">    │   ├── generate/      발화→마일스톤→태스크 생성 · 검증 · 전개 · 평가  ← 신규 인수</w:t>
+        <w:t xml:space="preserve">    │   ├── generate/      발화→마일스톤→태스크 생성 · 검증 · 전개 · 평가  ← **미착수**(VZ-G-01·02)</w:t>
       </w:r>
       <w:r>
         <w:br/>
@@ -5506,7 +5806,7 @@
         <w:rPr>
           <w:rStyle w:val="VerbatimChar"/>
         </w:rPr>
-        <w:t xml:space="preserve">    │   ├── trace/          기록 저장소 · 시점 복원 · 경로 격리   ← 새 코드의 핵심</w:t>
+        <w:t xml:space="preserve">    │   ├── trace/          기록 저장소 · 시점 복원 · 경로 격리   ← **미착수**(현재는 shared/stores/traceStore.ts)</w:t>
       </w:r>
       <w:r>
         <w:br/>
@@ -5533,7 +5833,7 @@
         <w:rPr>
           <w:rStyle w:val="VerbatimChar"/>
         </w:rPr>
-        <w:t xml:space="preserve">    │   ├── data/           탭①의 시나리오·상수 (탭 데이터 계층과 다른 폴더다)</w:t>
+        <w:t xml:space="preserve">    │   ├── data/           탭①의 시나리오·상수 (탭 데이터 계층과 다른 폴더다) · 상태 접기(fold.ts) ← 9/1</w:t>
       </w:r>
       <w:r>
         <w:br/>
@@ -5623,7 +5923,7 @@
         <w:rPr>
           <w:rStyle w:val="VerbatimChar"/>
         </w:rPr>
-        <w:t xml:space="preserve">    ├── scenarios/          결함 주입 시나리오 60건</w:t>
+        <w:t xml:space="preserve">    ├── scenarios/          임무·대본 JSON 5개 (옛 편 1 + 대본 3 + 사이드카 1). 결함 주입 60건은 3단계 **예정**</w:t>
       </w:r>
       <w:r>
         <w:br/>
@@ -5651,43 +5951,50 @@
       <w:r>
         <w:rPr>
           <w:rStyle w:val="VerbatimChar"/>
+          <w:bCs/>
           <w:b/>
         </w:rPr>
         <w:t xml:space="preserve">shared/</w:t>
       </w:r>
       <w:r>
         <w:rPr>
-          <w:b/>
-        </w:rPr>
-        <w:t xml:space="preserve"> </w:t>
-      </w:r>
-      <w:r>
-        <w:rPr>
+          <w:bCs/>
+          <w:b/>
+        </w:rPr>
+        <w:t xml:space="preserve"> </w:t>
+      </w:r>
+      <w:r>
+        <w:rPr>
+          <w:bCs/>
           <w:b/>
         </w:rPr>
         <w:t xml:space="preserve">와</w:t>
       </w:r>
       <w:r>
         <w:rPr>
-          <w:b/>
-        </w:rPr>
-        <w:t xml:space="preserve"> </w:t>
-      </w:r>
-      <w:r>
-        <w:rPr>
-          <w:rStyle w:val="VerbatimChar"/>
+          <w:bCs/>
+          <w:b/>
+        </w:rPr>
+        <w:t xml:space="preserve"> </w:t>
+      </w:r>
+      <w:r>
+        <w:rPr>
+          <w:rStyle w:val="VerbatimChar"/>
+          <w:bCs/>
           <w:b/>
         </w:rPr>
         <w:t xml:space="preserve">tabs/</w:t>
       </w:r>
       <w:r>
         <w:rPr>
-          <w:b/>
-        </w:rPr>
-        <w:t xml:space="preserve"> </w:t>
-      </w:r>
-      <w:r>
-        <w:rPr>
+          <w:bCs/>
+          <w:b/>
+        </w:rPr>
+        <w:t xml:space="preserve"> </w:t>
+      </w:r>
+      <w:r>
+        <w:rPr>
+          <w:bCs/>
           <w:b/>
         </w:rPr>
         <w:t xml:space="preserve">의 경계가 이 폴더 구조의 핵심이다.</w:t>
@@ -5769,6 +6076,7 @@
       </w:r>
       <w:r>
         <w:rPr>
+          <w:bCs/>
           <w:b/>
         </w:rPr>
         <w:t xml:space="preserve">복사하지 않고</w:t>
@@ -5814,18 +6122,21 @@
       <w:r>
         <w:rPr>
           <w:rStyle w:val="VerbatimChar"/>
+          <w:bCs/>
           <w:b/>
         </w:rPr>
         <w:t xml:space="preserve">trace/</w:t>
       </w:r>
       <w:r>
         <w:rPr>
-          <w:b/>
-        </w:rPr>
-        <w:t xml:space="preserve"> </w:t>
-      </w:r>
-      <w:r>
-        <w:rPr>
+          <w:bCs/>
+          <w:b/>
+        </w:rPr>
+        <w:t xml:space="preserve"> </w:t>
+      </w:r>
+      <w:r>
+        <w:rPr>
+          <w:bCs/>
           <w:b/>
         </w:rPr>
         <w:t xml:space="preserve">가 이 프로젝트에서 새로 쓰는 코드의 중심</w:t>
@@ -5855,6 +6166,7 @@
       </w:r>
       <w:r>
         <w:rPr>
+          <w:bCs/>
           <w:b/>
         </w:rPr>
         <w:t xml:space="preserve">생성과 검증 두 모듈로 나눈다</w:t>
@@ -5903,31 +6215,31 @@
         </w:pict>
       </w:r>
     </w:p>
+    <w:bookmarkEnd w:id="38"/>
+    <w:bookmarkStart w:id="42" w:name="Xc613ba97e1e9152597cc5a1b22de4b784c37ce7"/>
     <w:p>
       <w:pPr>
         <w:pStyle w:val="Heading1"/>
       </w:pPr>
-      <w:bookmarkStart w:id="39" w:name="기록-저장소-설계"/>
       <w:r>
         <w:t xml:space="preserve">5. 기록 저장소 설계</w:t>
       </w:r>
-      <w:bookmarkEnd w:id="39"/>
-    </w:p>
+    </w:p>
+    <w:bookmarkStart w:id="39" w:name="X1da89a0965168efd10783fc344827021bdeeb19"/>
     <w:p>
       <w:pPr>
         <w:pStyle w:val="Heading2"/>
       </w:pPr>
-      <w:bookmarkStart w:id="40" w:name="기록-한-줄"/>
       <w:r>
         <w:t xml:space="preserve">5-1. 기록 한 줄</w:t>
       </w:r>
-      <w:bookmarkEnd w:id="40"/>
     </w:p>
     <w:tbl>
       <w:tblPr>
         <w:tblStyle w:val="Table"/>
-        <w:tblW w:type="pct" w:w="5000.0"/>
-        <w:tblLook w:firstRow="1"/>
+        <w:tblW w:type="auto" w:w="0"/>
+        <w:tblLook w:firstRow="1" w:lastRow="0" w:firstColumn="0" w:lastColumn="0" w:noHBand="0" w:noVBand="0" w:val="0020"/>
+        <w:jc w:val="start"/>
       </w:tblPr>
       <w:tblGrid>
         <w:gridCol w:w="3960"/>
@@ -5935,15 +6247,10 @@
       </w:tblGrid>
       <w:tr>
         <w:trPr>
-          <w:cnfStyle w:firstRow="1"/>
+          <w:tblHeader w:val="true"/>
         </w:trPr>
         <w:tc>
-          <w:tcPr>
-            <w:tcBorders>
-              <w:bottom w:val="single"/>
-            </w:tcBorders>
-            <w:vAlign w:val="bottom"/>
-          </w:tcPr>
+          <w:tcPr/>
           <w:p>
             <w:pPr>
               <w:pStyle w:val="Compact"/>
@@ -5955,12 +6262,7 @@
           </w:p>
         </w:tc>
         <w:tc>
-          <w:tcPr>
-            <w:tcBorders>
-              <w:bottom w:val="single"/>
-            </w:tcBorders>
-            <w:vAlign w:val="bottom"/>
-          </w:tcPr>
+          <w:tcPr/>
           <w:p>
             <w:pPr>
               <w:pStyle w:val="Compact"/>
@@ -5974,6 +6276,7 @@
       </w:tr>
       <w:tr>
         <w:tc>
+          <w:tcPr/>
           <w:p>
             <w:pPr>
               <w:pStyle w:val="Compact"/>
@@ -5988,6 +6291,7 @@
           </w:p>
         </w:tc>
         <w:tc>
+          <w:tcPr/>
           <w:p>
             <w:pPr>
               <w:pStyle w:val="Compact"/>
@@ -6001,6 +6305,7 @@
       </w:tr>
       <w:tr>
         <w:tc>
+          <w:tcPr/>
           <w:p>
             <w:pPr>
               <w:pStyle w:val="Compact"/>
@@ -6015,6 +6320,7 @@
           </w:p>
         </w:tc>
         <w:tc>
+          <w:tcPr/>
           <w:p>
             <w:pPr>
               <w:pStyle w:val="Compact"/>
@@ -6028,6 +6334,7 @@
       </w:tr>
       <w:tr>
         <w:tc>
+          <w:tcPr/>
           <w:p>
             <w:pPr>
               <w:pStyle w:val="Compact"/>
@@ -6042,6 +6349,7 @@
           </w:p>
         </w:tc>
         <w:tc>
+          <w:tcPr/>
           <w:p>
             <w:pPr>
               <w:pStyle w:val="Compact"/>
@@ -6103,6 +6411,7 @@
       </w:tr>
       <w:tr>
         <w:tc>
+          <w:tcPr/>
           <w:p>
             <w:pPr>
               <w:pStyle w:val="Compact"/>
@@ -6117,6 +6426,7 @@
           </w:p>
         </w:tc>
         <w:tc>
+          <w:tcPr/>
           <w:p>
             <w:pPr>
               <w:pStyle w:val="Compact"/>
@@ -6130,6 +6440,7 @@
       </w:tr>
       <w:tr>
         <w:tc>
+          <w:tcPr/>
           <w:p>
             <w:pPr>
               <w:pStyle w:val="Compact"/>
@@ -6144,6 +6455,7 @@
           </w:p>
         </w:tc>
         <w:tc>
+          <w:tcPr/>
           <w:p>
             <w:pPr>
               <w:pStyle w:val="Compact"/>
@@ -6265,6 +6577,7 @@
       </w:tr>
       <w:tr>
         <w:tc>
+          <w:tcPr/>
           <w:p>
             <w:pPr>
               <w:pStyle w:val="Compact"/>
@@ -6279,6 +6592,7 @@
           </w:p>
         </w:tc>
         <w:tc>
+          <w:tcPr/>
           <w:p>
             <w:pPr>
               <w:pStyle w:val="Compact"/>
@@ -6325,6 +6639,7 @@
       </w:tr>
       <w:tr>
         <w:tc>
+          <w:tcPr/>
           <w:p>
             <w:pPr>
               <w:pStyle w:val="Compact"/>
@@ -6339,6 +6654,7 @@
           </w:p>
         </w:tc>
         <w:tc>
+          <w:tcPr/>
           <w:p>
             <w:pPr>
               <w:pStyle w:val="Compact"/>
@@ -6357,6 +6673,7 @@
       </w:pPr>
       <w:r>
         <w:rPr>
+          <w:bCs/>
           <w:b/>
         </w:rPr>
         <w:t xml:space="preserve">덧붙이기만 한다.</w:t>
@@ -6371,27 +6688,18 @@
         <w:t xml:space="preserve"> </w:t>
       </w:r>
       <w:r>
-        <w:t xml:space="preserve">“</w:t>
-      </w:r>
-      <w:r>
-        <w:t xml:space="preserve">죽은 시점의 메모리 상황을 그대로 올려주고 역추적</w:t>
-      </w:r>
-      <w:r>
-        <w:t xml:space="preserve">”</w:t>
-      </w:r>
-      <w:r>
-        <w:t xml:space="preserve">이 이 성질에서 나온다.</w:t>
-      </w:r>
-    </w:p>
+        <w:t xml:space="preserve">"죽은 시점의 메모리 상황을 그대로 올려주고 역추적"이 이 성질에서 나온다.</w:t>
+      </w:r>
+    </w:p>
+    <w:bookmarkEnd w:id="39"/>
+    <w:bookmarkStart w:id="40" w:name="X18a0f8b7c7863179f959a80eaf800a9e3e9892b"/>
     <w:p>
       <w:pPr>
         <w:pStyle w:val="Heading2"/>
       </w:pPr>
-      <w:bookmarkStart w:id="41" w:name="시점-복원"/>
       <w:r>
         <w:t xml:space="preserve">5-2. 시점 복원</w:t>
       </w:r>
-      <w:bookmarkEnd w:id="41"/>
     </w:p>
     <w:p>
       <w:pPr>
@@ -6423,6 +6731,7 @@
       </w:r>
       <w:r>
         <w:rPr>
+          <w:bCs/>
           <w:b/>
         </w:rPr>
         <w:t xml:space="preserve">일정 간격마다 스냅샷을 남기고 그 뒤만 접는다.</w:t>
@@ -6440,6 +6749,7 @@
       </w:r>
       <w:r>
         <w:rPr>
+          <w:bCs/>
           <w:b/>
         </w:rPr>
         <w:t xml:space="preserve">16 ms 이내</w:t>
@@ -6454,15 +6764,15 @@
         <w:t xml:space="preserve">이 수치는 논문 문서 §3-4 계측 오버헤드 측정의 항목이기도 하다.</w:t>
       </w:r>
     </w:p>
+    <w:bookmarkEnd w:id="40"/>
+    <w:bookmarkStart w:id="41" w:name="X26af42962347c470e055ffd84093983e5d68556"/>
     <w:p>
       <w:pPr>
         <w:pStyle w:val="Heading2"/>
       </w:pPr>
-      <w:bookmarkStart w:id="42" w:name="저장-매체"/>
       <w:r>
         <w:t xml:space="preserve">5-3. 저장 매체</w:t>
       </w:r>
-      <w:bookmarkEnd w:id="42"/>
     </w:p>
     <w:p>
       <w:pPr>
@@ -6476,6 +6786,7 @@
       </w:r>
       <w:r>
         <w:rPr>
+          <w:bCs/>
           <w:b/>
         </w:rPr>
         <w:t xml:space="preserve">메모리 + JSONL 파일 덤프</w:t>
@@ -6502,6 +6813,7 @@
       </w:r>
       <w:r>
         <w:rPr>
+          <w:bCs/>
           <w:b/>
         </w:rPr>
         <w:t xml:space="preserve">미리 넣지 않는다</w:t>
@@ -6511,6 +6823,127 @@
       </w:r>
       <w:r>
         <w:t xml:space="preserve">— 스키마가 굳기 전에 DB를 넣으면 스키마 변경 비용만 커진다.</w:t>
+      </w:r>
+    </w:p>
+    <w:p>
+      <w:pPr>
+        <w:pStyle w:val="BlockText"/>
+      </w:pPr>
+      <w:r>
+        <w:rPr>
+          <w:bCs/>
+          <w:b/>
+        </w:rPr>
+        <w:t xml:space="preserve">2026-08-31 결정 — 지난 임무의 보관 주체는 백엔드다.</w:t>
+      </w:r>
+      <w:r>
+        <w:t xml:space="preserve"> </w:t>
+      </w:r>
+      <w:r>
+        <w:t xml:space="preserve">위 메모리+JSONL은</w:t>
+      </w:r>
+      <w:r>
+        <w:t xml:space="preserve"> </w:t>
+      </w:r>
+      <w:r>
+        <w:rPr>
+          <w:bCs/>
+          <w:b/>
+        </w:rPr>
+        <w:t xml:space="preserve">현재 임무</w:t>
+      </w:r>
+      <w:r>
+        <w:t xml:space="preserve">의</w:t>
+      </w:r>
+      <w:r>
+        <w:t xml:space="preserve"> </w:t>
+      </w:r>
+      <w:r>
+        <w:t xml:space="preserve">실행 기록 열(되감기·실험용)이고,</w:t>
+      </w:r>
+      <w:r>
+        <w:t xml:space="preserve"> </w:t>
+      </w:r>
+      <w:r>
+        <w:rPr>
+          <w:bCs/>
+          <w:b/>
+        </w:rPr>
+        <w:t xml:space="preserve">임무 이력(지난 임무 목록·결과)은 백엔드가 저장하고</w:t>
+      </w:r>
+      <w:r>
+        <w:rPr>
+          <w:bCs/>
+          <w:b/>
+        </w:rPr>
+        <w:t xml:space="preserve"> </w:t>
+      </w:r>
+      <w:r>
+        <w:rPr>
+          <w:bCs/>
+          <w:b/>
+        </w:rPr>
+        <w:t xml:space="preserve">가시화는 조회해 보여준다</w:t>
+      </w:r>
+      <w:r>
+        <w:t xml:space="preserve">(</w:t>
+      </w:r>
+      <w:r>
+        <w:rPr>
+          <w:rStyle w:val="VerbatimChar"/>
+        </w:rPr>
+        <w:t xml:space="preserve">VZ-D-04</w:t>
+      </w:r>
+      <w:r>
+        <w:t xml:space="preserve"> </w:t>
+      </w:r>
+      <w:r>
+        <w:t xml:space="preserve">연관점</w:t>
+      </w:r>
+      <w:r>
+        <w:t xml:space="preserve"> </w:t>
+      </w:r>
+      <w:r>
+        <w:rPr>
+          <w:rStyle w:val="VerbatimChar"/>
+        </w:rPr>
+        <w:t xml:space="preserve">BE-S-01</w:t>
+      </w:r>
+      <w:r>
+        <w:t xml:space="preserve">·</w:t>
+      </w:r>
+      <w:r>
+        <w:rPr>
+          <w:rStyle w:val="VerbatimChar"/>
+        </w:rPr>
+        <w:t xml:space="preserve">BE-Q-01</w:t>
+      </w:r>
+      <w:r>
+        <w:t xml:space="preserve"> </w:t>
+      </w:r>
+      <w:r>
+        <w:t xml:space="preserve">그대로). 화면의 임무 이력</w:t>
+      </w:r>
+      <w:r>
+        <w:t xml:space="preserve"> </w:t>
+      </w:r>
+      <w:r>
+        <w:t xml:space="preserve">자리는 연결 자리표시(</w:t>
+      </w:r>
+      <w:r>
+        <w:rPr>
+          <w:rStyle w:val="VerbatimChar"/>
+        </w:rPr>
+        <w:t xml:space="preserve">mission-history</w:t>
+      </w:r>
+      <w:r>
+        <w:t xml:space="preserve">)로 바꿨다. "임무를 만드는 것"은 우리 것,</w:t>
+      </w:r>
+      <w:r>
+        <w:t xml:space="preserve"> </w:t>
+      </w:r>
+      <w:r>
+        <w:t xml:space="preserve">"지난 임무를 보관·조회하는 것"은 남의 것 — 그 선으로 갈랐다.</w:t>
       </w:r>
     </w:p>
     <w:p>
@@ -6520,43 +6953,30 @@
         </w:pict>
       </w:r>
     </w:p>
+    <w:bookmarkEnd w:id="41"/>
+    <w:bookmarkEnd w:id="42"/>
+    <w:bookmarkStart w:id="43" w:name="X1429d59cdf05e0d131d01e380977482737ecf6a"/>
     <w:p>
       <w:pPr>
         <w:pStyle w:val="Heading1"/>
       </w:pPr>
-      <w:bookmarkStart w:id="43" w:name="계층-경계를-코드로-강제하기"/>
       <w:r>
         <w:t xml:space="preserve">6. 계층 경계를 코드로 강제하기</w:t>
       </w:r>
-      <w:bookmarkEnd w:id="43"/>
     </w:p>
     <w:p>
       <w:pPr>
         <w:pStyle w:val="FirstParagraph"/>
       </w:pPr>
       <w:r>
-        <w:t xml:space="preserve">회의에서 합의된</w:t>
-      </w:r>
-      <w:r>
-        <w:t xml:space="preserve"> </w:t>
-      </w:r>
-      <w:r>
-        <w:t xml:space="preserve">“</w:t>
-      </w:r>
-      <w:r>
-        <w:t xml:space="preserve">태스크까지 범용, 액션 아이템부터 대상 의존</w:t>
-      </w:r>
-      <w:r>
-        <w:t xml:space="preserve">”</w:t>
-      </w:r>
-      <w:r>
-        <w:t xml:space="preserve">은</w:t>
-      </w:r>
-      <w:r>
-        <w:t xml:space="preserve"> </w:t>
-      </w:r>
-      <w:r>
-        <w:rPr>
+        <w:t xml:space="preserve">회의에서 합의된 "태스크까지 범용, 액션 아이템부터 대상 의존"은</w:t>
+      </w:r>
+      <w:r>
+        <w:t xml:space="preserve"> </w:t>
+      </w:r>
+      <w:r>
+        <w:rPr>
+          <w:bCs/>
           <w:b/>
         </w:rPr>
         <w:t xml:space="preserve">합의만으로는 무너진다.</w:t>
@@ -6703,6 +7123,7 @@
       </w:pPr>
       <w:r>
         <w:rPr>
+          <w:bCs/>
           <w:b/>
         </w:rPr>
         <w:t xml:space="preserve">판정 기준</w:t>
@@ -6745,6 +7166,7 @@
       </w:r>
       <w:r>
         <w:rPr>
+          <w:bCs/>
           <w:b/>
         </w:rPr>
         <w:t xml:space="preserve">한 줄도 고치지 않아야 한다.</w:t>
@@ -6783,15 +7205,15 @@
         </w:pict>
       </w:r>
     </w:p>
+    <w:bookmarkEnd w:id="43"/>
+    <w:bookmarkStart w:id="44" w:name="X70f75cb8bd438be3d36311c002757dd9b1be4f9"/>
     <w:p>
       <w:pPr>
         <w:pStyle w:val="Heading1"/>
       </w:pPr>
-      <w:bookmarkStart w:id="44" w:name="검증-스크립트"/>
       <w:r>
         <w:t xml:space="preserve">7. 검증 스크립트</w:t>
       </w:r>
-      <w:bookmarkEnd w:id="44"/>
     </w:p>
     <w:p>
       <w:pPr>
@@ -6805,6 +7227,7 @@
       </w:r>
       <w:r>
         <w:rPr>
+          <w:bCs/>
           <w:b/>
         </w:rPr>
         <w:t xml:space="preserve">단독 실행 가능한 Node 스크립트</w:t>
@@ -6816,8 +7239,9 @@
     <w:tbl>
       <w:tblPr>
         <w:tblStyle w:val="Table"/>
-        <w:tblW w:type="pct" w:w="5000.0"/>
-        <w:tblLook w:firstRow="1"/>
+        <w:tblW w:type="auto" w:w="0"/>
+        <w:tblLook w:firstRow="1" w:lastRow="0" w:firstColumn="0" w:lastColumn="0" w:noHBand="0" w:noVBand="0" w:val="0020"/>
+        <w:jc w:val="start"/>
       </w:tblPr>
       <w:tblGrid>
         <w:gridCol w:w="3960"/>
@@ -6825,15 +7249,10 @@
       </w:tblGrid>
       <w:tr>
         <w:trPr>
-          <w:cnfStyle w:firstRow="1"/>
+          <w:tblHeader w:val="true"/>
         </w:trPr>
         <w:tc>
-          <w:tcPr>
-            <w:tcBorders>
-              <w:bottom w:val="single"/>
-            </w:tcBorders>
-            <w:vAlign w:val="bottom"/>
-          </w:tcPr>
+          <w:tcPr/>
           <w:p>
             <w:pPr>
               <w:pStyle w:val="Compact"/>
@@ -6845,12 +7264,7 @@
           </w:p>
         </w:tc>
         <w:tc>
-          <w:tcPr>
-            <w:tcBorders>
-              <w:bottom w:val="single"/>
-            </w:tcBorders>
-            <w:vAlign w:val="bottom"/>
-          </w:tcPr>
+          <w:tcPr/>
           <w:p>
             <w:pPr>
               <w:pStyle w:val="Compact"/>
@@ -6858,12 +7272,66 @@
             </w:pPr>
             <w:r>
               <w:t xml:space="preserve">무엇을 잡는가</w:t>
+            </w:r>
+          </w:p>
+        </w:tc>
+      </w:tr>
+    </w:tbl>
+    <w:p>
+      <w:pPr>
+        <w:pStyle w:val="BlockText"/>
+      </w:pPr>
+      <w:r>
+        <w:rPr>
+          <w:bCs/>
+          <w:b/>
+        </w:rPr>
+        <w:t xml:space="preserve">2026-09-03 (v1.1) — 탭이 캔버스가 되면서 검사 셋이 늘고 둘이 바뀐다.</w:t>
+      </w:r>
+    </w:p>
+    <w:tbl>
+      <w:tblPr>
+        <w:tblStyle w:val="Table"/>
+        <w:tblW w:type="auto" w:w="0"/>
+        <w:tblLook w:firstRow="1" w:lastRow="0" w:firstColumn="0" w:lastColumn="0" w:noHBand="0" w:noVBand="0" w:val="0020"/>
+        <w:jc w:val="start"/>
+      </w:tblPr>
+      <w:tblGrid>
+        <w:gridCol w:w="3960"/>
+        <w:gridCol w:w="3960"/>
+      </w:tblGrid>
+      <w:tr>
+        <w:trPr>
+          <w:tblHeader w:val="true"/>
+        </w:trPr>
+        <w:tc>
+          <w:tcPr/>
+          <w:p>
+            <w:pPr>
+              <w:pStyle w:val="Compact"/>
+              <w:jc w:val="left"/>
+            </w:pPr>
+            <w:r>
+              <w:t xml:space="preserve">검사</w:t>
+            </w:r>
+          </w:p>
+        </w:tc>
+        <w:tc>
+          <w:tcPr/>
+          <w:p>
+            <w:pPr>
+              <w:pStyle w:val="Compact"/>
+              <w:jc w:val="left"/>
+            </w:pPr>
+            <w:r>
+              <w:t xml:space="preserve">무엇을</w:t>
             </w:r>
           </w:p>
         </w:tc>
       </w:tr>
       <w:tr>
         <w:tc>
+          <w:tcPr/>
           <w:p>
             <w:pPr>
               <w:pStyle w:val="Compact"/>
@@ -6872,25 +7340,66 @@
             <w:r>
               <w:rPr>
                 <w:rStyle w:val="VerbatimChar"/>
-              </w:rPr>
-              <w:t xml:space="preserve">verify:hierarchy</w:t>
-            </w:r>
-          </w:p>
-        </w:tc>
-        <w:tc>
-          <w:p>
-            <w:pPr>
-              <w:pStyle w:val="Compact"/>
-              <w:jc w:val="left"/>
-            </w:pPr>
-            <w:r>
-              <w:t xml:space="preserve">3계층 계약이 서로 맞물리는가. 마일스톤·태스크에 하드웨어 어휘가 들어갔는가</w:t>
+                <w:bCs/>
+                <w:b/>
+              </w:rPr>
+              <w:t xml:space="preserve">verify:no-tabs</w:t>
+            </w:r>
+            <w:r>
+              <w:t xml:space="preserve"> </w:t>
+            </w:r>
+            <w:r>
+              <w:t xml:space="preserve">(신설)</w:t>
+            </w:r>
+          </w:p>
+        </w:tc>
+        <w:tc>
+          <w:tcPr/>
+          <w:p>
+            <w:pPr>
+              <w:pStyle w:val="Compact"/>
+              <w:jc w:val="left"/>
+            </w:pPr>
+            <w:r>
+              <w:t xml:space="preserve">전역</w:t>
+            </w:r>
+            <w:r>
+              <w:t xml:space="preserve"> </w:t>
+            </w:r>
+            <w:r>
+              <w:rPr>
+                <w:rStyle w:val="VerbatimChar"/>
+              </w:rPr>
+              <w:t xml:space="preserve">activeTab</w:t>
+            </w:r>
+            <w:r>
+              <w:t xml:space="preserve"> </w:t>
+            </w:r>
+            <w:r>
+              <w:t xml:space="preserve">류 상태가 없는가 · 확대가 캔버스를</w:t>
+            </w:r>
+            <w:r>
+              <w:t xml:space="preserve"> </w:t>
+            </w:r>
+            <w:r>
+              <w:rPr>
+                <w:bCs/>
+                <w:b/>
+              </w:rPr>
+              <w:t xml:space="preserve">교체하지 않는가</w:t>
+            </w:r>
+            <w:r>
+              <w:t xml:space="preserve"> </w:t>
+            </w:r>
+            <w:r>
+              <w:t xml:space="preserve">· 동시 확대 1개. 「확대가 이름만 바꾼 탭이 되는 것」을 기계로 막는다</w:t>
             </w:r>
           </w:p>
         </w:tc>
       </w:tr>
       <w:tr>
         <w:tc>
+          <w:tcPr/>
           <w:p>
             <w:pPr>
               <w:pStyle w:val="Compact"/>
@@ -6899,25 +7408,75 @@
             <w:r>
               <w:rPr>
                 <w:rStyle w:val="VerbatimChar"/>
-              </w:rPr>
-              <w:t xml:space="preserve">verify:adapter-swap</w:t>
-            </w:r>
-          </w:p>
-        </w:tc>
-        <w:tc>
-          <w:p>
-            <w:pPr>
-              <w:pStyle w:val="Compact"/>
-              <w:jc w:val="left"/>
-            </w:pPr>
-            <w:r>
-              <w:t xml:space="preserve">새 어댑터 프로파일 추가 시 상위 계층 파일 변경이 0인가 (§6)</w:t>
+                <w:bCs/>
+                <w:b/>
+              </w:rPr>
+              <w:t xml:space="preserve">verify:node-scope</w:t>
+            </w:r>
+            <w:r>
+              <w:t xml:space="preserve"> </w:t>
+            </w:r>
+            <w:r>
+              <w:t xml:space="preserve">(</w:t>
+            </w:r>
+            <w:r>
+              <w:rPr>
+                <w:rStyle w:val="VerbatimChar"/>
+              </w:rPr>
+              <w:t xml:space="preserve">tab-scope</w:t>
+            </w:r>
+            <w:r>
+              <w:t xml:space="preserve"> </w:t>
+            </w:r>
+            <w:r>
+              <w:t xml:space="preserve">대체)</w:t>
+            </w:r>
+          </w:p>
+        </w:tc>
+        <w:tc>
+          <w:tcPr/>
+          <w:p>
+            <w:pPr>
+              <w:pStyle w:val="Compact"/>
+              <w:jc w:val="left"/>
+            </w:pPr>
+            <w:r>
+              <w:t xml:space="preserve">축→</w:t>
+            </w:r>
+            <w:r>
+              <w:rPr>
+                <w:bCs/>
+                <w:b/>
+              </w:rPr>
+              <w:t xml:space="preserve">노드종류</w:t>
+            </w:r>
+            <w:r>
+              <w:t xml:space="preserve"> </w:t>
+            </w:r>
+            <w:r>
+              <w:t xml:space="preserve">표와 화면의</w:t>
+            </w:r>
+            <w:r>
+              <w:t xml:space="preserve"> </w:t>
+            </w:r>
+            <w:r>
+              <w:rPr>
+                <w:rStyle w:val="VerbatimChar"/>
+              </w:rPr>
+              <w:t xml:space="preserve">PanelGate</w:t>
+            </w:r>
+            <w:r>
+              <w:t xml:space="preserve"> </w:t>
+            </w:r>
+            <w:r>
+              <w:t xml:space="preserve">사용이 아귀가 맞는가</w:t>
             </w:r>
           </w:p>
         </w:tc>
       </w:tr>
       <w:tr>
         <w:tc>
+          <w:tcPr/>
           <w:p>
             <w:pPr>
               <w:pStyle w:val="Compact"/>
@@ -6926,25 +7485,51 @@
             <w:r>
               <w:rPr>
                 <w:rStyle w:val="VerbatimChar"/>
-              </w:rPr>
-              <w:t xml:space="preserve">verify:trace-append</w:t>
-            </w:r>
-          </w:p>
-        </w:tc>
-        <w:tc>
-          <w:p>
-            <w:pPr>
-              <w:pStyle w:val="Compact"/>
-              <w:jc w:val="left"/>
-            </w:pPr>
-            <w:r>
-              <w:t xml:space="preserve">기록이 덧붙이기만 되는가. 수정·삭제 경로가 없는가</w:t>
+                <w:bCs/>
+                <w:b/>
+              </w:rPr>
+              <w:t xml:space="preserve">verify:canvas-persist</w:t>
+            </w:r>
+            <w:r>
+              <w:t xml:space="preserve"> </w:t>
+            </w:r>
+            <w:r>
+              <w:t xml:space="preserve">(신설)</w:t>
+            </w:r>
+          </w:p>
+        </w:tc>
+        <w:tc>
+          <w:tcPr/>
+          <w:p>
+            <w:pPr>
+              <w:pStyle w:val="Compact"/>
+              <w:jc w:val="left"/>
+            </w:pPr>
+            <w:r>
+              <w:t xml:space="preserve">마일스톤을 옮겼다 돌아오면 캔버스 구성이 사는가 ·</w:t>
+            </w:r>
+            <w:r>
+              <w:t xml:space="preserve"> </w:t>
+            </w:r>
+            <w:r>
+              <w:rPr>
+                <w:bCs/>
+                <w:b/>
+              </w:rPr>
+              <w:t xml:space="preserve">DAG↔트리 전환이 뷰 노드를 지우지 않는가</w:t>
+            </w:r>
+            <w:r>
+              <w:t xml:space="preserve"> </w:t>
+            </w:r>
+            <w:r>
+              <w:t xml:space="preserve">· 저장소가 막혔을 때 기본 구성으로 뜨는가</w:t>
             </w:r>
           </w:p>
         </w:tc>
       </w:tr>
       <w:tr>
         <w:tc>
+          <w:tcPr/>
           <w:p>
             <w:pPr>
               <w:pStyle w:val="Compact"/>
@@ -6954,39 +7539,48 @@
               <w:rPr>
                 <w:rStyle w:val="VerbatimChar"/>
               </w:rPr>
-              <w:t xml:space="preserve">verify:replay</w:t>
-            </w:r>
-          </w:p>
-        </w:tc>
-        <w:tc>
-          <w:p>
-            <w:pPr>
-              <w:pStyle w:val="Compact"/>
-              <w:jc w:val="left"/>
-            </w:pPr>
-            <w:r>
-              <w:t xml:space="preserve">임의</w:t>
-            </w:r>
-            <w:r>
-              <w:t xml:space="preserve"> </w:t>
-            </w:r>
-            <w:r>
-              <w:rPr>
-                <w:rStyle w:val="VerbatimChar"/>
-              </w:rPr>
-              <w:t xml:space="preserve">seq</w:t>
-            </w:r>
-            <w:r>
-              <w:t xml:space="preserve"> </w:t>
-            </w:r>
-            <w:r>
-              <w:t xml:space="preserve">복원 결과가 순차 재생 결과와 일치하는가</w:t>
+              <w:t xml:space="preserve">verify:layout</w:t>
+            </w:r>
+            <w:r>
+              <w:t xml:space="preserve"> </w:t>
+            </w:r>
+            <w:r>
+              <w:t xml:space="preserve">(개정)</w:t>
+            </w:r>
+          </w:p>
+        </w:tc>
+        <w:tc>
+          <w:tcPr/>
+          <w:p>
+            <w:pPr>
+              <w:pStyle w:val="Compact"/>
+              <w:jc w:val="left"/>
+            </w:pPr>
+            <w:r>
+              <w:t xml:space="preserve">최대 x에 더해</w:t>
+            </w:r>
+            <w:r>
+              <w:t xml:space="preserve"> </w:t>
+            </w:r>
+            <w:r>
+              <w:rPr>
+                <w:bCs/>
+                <w:b/>
+              </w:rPr>
+              <w:t xml:space="preserve">최대 y</w:t>
+            </w:r>
+            <w:r>
+              <w:t xml:space="preserve"> </w:t>
+            </w:r>
+            <w:r>
+              <w:t xml:space="preserve">— 뷰 노드가 세로를 밀어낸다</w:t>
             </w:r>
           </w:p>
         </w:tc>
       </w:tr>
       <w:tr>
         <w:tc>
+          <w:tcPr/>
           <w:p>
             <w:pPr>
               <w:pStyle w:val="Compact"/>
@@ -6996,417 +7590,35 @@
               <w:rPr>
                 <w:rStyle w:val="VerbatimChar"/>
               </w:rPr>
-              <w:t xml:space="preserve">verify:isolation</w:t>
-            </w:r>
-          </w:p>
-        </w:tc>
-        <w:tc>
-          <w:p>
-            <w:pPr>
-              <w:pStyle w:val="Compact"/>
-              <w:jc w:val="left"/>
-            </w:pPr>
-            <w:r>
-              <w:t xml:space="preserve">실패 경로 격리 집합에</w:t>
-            </w:r>
-            <w:r>
-              <w:t xml:space="preserve"> </w:t>
-            </w:r>
-            <w:r>
-              <w:rPr>
+              <w:t xml:space="preserve">verify:standalone</w:t>
+            </w:r>
+            <w:r>
+              <w:t xml:space="preserve"> </w:t>
+            </w:r>
+            <w:r>
+              <w:t xml:space="preserve">(</w:t>
+            </w:r>
+            <w:r>
+              <w:rPr>
+                <w:bCs/>
                 <w:b/>
               </w:rPr>
-              <w:t xml:space="preserve">근본 원인이 반드시 포함</w:t>
-            </w:r>
-            <w:r>
-              <w:t xml:space="preserve">되는가</w:t>
-            </w:r>
-          </w:p>
-        </w:tc>
-      </w:tr>
-      <w:tr>
-        <w:tc>
-          <w:p>
-            <w:pPr>
-              <w:pStyle w:val="Compact"/>
-              <w:jc w:val="left"/>
-            </w:pPr>
-            <w:r>
-              <w:rPr>
-                <w:rStyle w:val="VerbatimChar"/>
-              </w:rPr>
-              <w:t xml:space="preserve">verify:human-trace</w:t>
-            </w:r>
-          </w:p>
-        </w:tc>
-        <w:tc>
-          <w:p>
-            <w:pPr>
-              <w:pStyle w:val="Compact"/>
-              <w:jc w:val="left"/>
-            </w:pPr>
-            <w:r>
-              <w:t xml:space="preserve">화면에서 나가는 모든 명령이</w:t>
-            </w:r>
-            <w:r>
-              <w:t xml:space="preserve"> </w:t>
-            </w:r>
-            <w:r>
-              <w:rPr>
-                <w:rStyle w:val="VerbatimChar"/>
-              </w:rPr>
-              <w:t xml:space="preserve">produced_by=human</w:t>
-            </w:r>
-            <w:r>
-              <w:t xml:space="preserve"> </w:t>
-            </w:r>
-            <w:r>
-              <w:t xml:space="preserve">으로 기록되는가</w:t>
-            </w:r>
-          </w:p>
-        </w:tc>
-      </w:tr>
-      <w:tr>
-        <w:tc>
-          <w:p>
-            <w:pPr>
-              <w:pStyle w:val="Compact"/>
-              <w:jc w:val="left"/>
-            </w:pPr>
-            <w:r>
-              <w:rPr>
-                <w:rStyle w:val="VerbatimChar"/>
-              </w:rPr>
-              <w:t xml:space="preserve">verify:generate-split</w:t>
-            </w:r>
-          </w:p>
-        </w:tc>
-        <w:tc>
-          <w:p>
-            <w:pPr>
-              <w:pStyle w:val="Compact"/>
-              <w:jc w:val="left"/>
-            </w:pPr>
-            <w:r>
-              <w:t xml:space="preserve">검증 모듈이 생성 모듈의 내부 상태에 의존하지 않는가. 같은 입력에</w:t>
-            </w:r>
-            <w:r>
-              <w:t xml:space="preserve"> </w:t>
-            </w:r>
-            <w:r>
-              <w:rPr>
-                <w:b/>
-              </w:rPr>
-              <w:t xml:space="preserve">검증 결과가 재현되는가</w:t>
-            </w:r>
-          </w:p>
-        </w:tc>
-      </w:tr>
-      <w:tr>
-        <w:tc>
-          <w:p>
-            <w:pPr>
-              <w:pStyle w:val="Compact"/>
-              <w:jc w:val="left"/>
-            </w:pPr>
-            <w:r>
-              <w:rPr>
-                <w:rStyle w:val="VerbatimChar"/>
-              </w:rPr>
-              <w:t xml:space="preserve">verify:no-llm</w:t>
-            </w:r>
-          </w:p>
-        </w:tc>
-        <w:tc>
-          <w:p>
-            <w:pPr>
-              <w:pStyle w:val="Compact"/>
-              <w:jc w:val="left"/>
-            </w:pPr>
-            <w:r>
-              <w:t xml:space="preserve">로컬 LLM을 끈 상태에서</w:t>
-            </w:r>
-            <w:r>
-              <w:t xml:space="preserve"> </w:t>
-            </w:r>
-            <w:r>
-              <w:rPr>
-                <w:b/>
-              </w:rPr>
-              <w:t xml:space="preserve">생성만 비활성화되고</w:t>
-            </w:r>
-            <w:r>
-              <w:t xml:space="preserve"> </w:t>
-            </w:r>
-            <w:r>
-              <w:t xml:space="preserve">실행·관측·디버깅이 계속 도는가</w:t>
-            </w:r>
-          </w:p>
-        </w:tc>
-      </w:tr>
-      <w:tr>
-        <w:tc>
-          <w:p>
-            <w:pPr>
-              <w:pStyle w:val="Compact"/>
-              <w:jc w:val="left"/>
-            </w:pPr>
-            <w:r>
-              <w:rPr>
-                <w:rStyle w:val="VerbatimChar"/>
-              </w:rPr>
-              <w:t xml:space="preserve">verify:standalone</w:t>
-            </w:r>
-          </w:p>
-        </w:tc>
-        <w:tc>
-          <w:p>
-            <w:pPr>
-              <w:pStyle w:val="Compact"/>
-              <w:jc w:val="left"/>
-            </w:pPr>
-            <w:r>
-              <w:rPr>
-                <w:b/>
-              </w:rPr>
-              <w:t xml:space="preserve">탭①만 뜨는 단독 빌드</w:t>
-            </w:r>
-            <w:r>
-              <w:t xml:space="preserve">가 성립하는가. 다른 탭 코드를 import 하지 않는가 (논문 측정축 D)</w:t>
-            </w:r>
-          </w:p>
-        </w:tc>
-      </w:tr>
-      <w:tr>
-        <w:tc>
-          <w:p>
-            <w:pPr>
-              <w:pStyle w:val="Compact"/>
-              <w:jc w:val="left"/>
-            </w:pPr>
-            <w:r>
-              <w:rPr>
-                <w:rStyle w:val="VerbatimChar"/>
-              </w:rPr>
-              <w:t xml:space="preserve">verify:single-egress</w:t>
-            </w:r>
-          </w:p>
-        </w:tc>
-        <w:tc>
-          <w:p>
-            <w:pPr>
-              <w:pStyle w:val="Compact"/>
-              <w:jc w:val="left"/>
-            </w:pPr>
-            <w:r>
-              <w:t xml:space="preserve">명령 발행 경로가</w:t>
-            </w:r>
-            <w:r>
-              <w:t xml:space="preserve"> </w:t>
-            </w:r>
-            <w:r>
-              <w:rPr>
-                <w:b/>
-              </w:rPr>
-              <w:t xml:space="preserve">하나뿐인가.</w:t>
-            </w:r>
-            <w:r>
-              <w:t xml:space="preserve"> </w:t>
-            </w:r>
-            <w:r>
-              <w:t xml:space="preserve">탭③과 탭①이 같은 출구를 쓰는가</w:t>
-            </w:r>
-          </w:p>
-        </w:tc>
-      </w:tr>
-      <w:tr>
-        <w:tc>
-          <w:p>
-            <w:pPr>
-              <w:pStyle w:val="Compact"/>
-              <w:jc w:val="left"/>
-            </w:pPr>
-            <w:r>
-              <w:rPr>
-                <w:rStyle w:val="VerbatimChar"/>
-              </w:rPr>
-              <w:t xml:space="preserve">verify:stt-port</w:t>
-            </w:r>
-          </w:p>
-        </w:tc>
-        <w:tc>
-          <w:p>
-            <w:pPr>
-              <w:pStyle w:val="Compact"/>
-              <w:jc w:val="left"/>
-            </w:pPr>
-            <w:r>
-              <w:t xml:space="preserve">이식한</w:t>
-            </w:r>
-            <w:r>
-              <w:t xml:space="preserve"> </w:t>
-            </w:r>
-            <w:r>
-              <w:rPr>
-                <w:rStyle w:val="VerbatimChar"/>
-              </w:rPr>
-              <w:t xml:space="preserve">stt/engines/*.py</w:t>
-            </w:r>
-            <w:r>
-              <w:t xml:space="preserve"> </w:t>
-            </w:r>
-            <w:r>
-              <w:t xml:space="preserve">가 stt-lab 원본과</w:t>
-            </w:r>
-            <w:r>
-              <w:t xml:space="preserve"> </w:t>
-            </w:r>
-            <w:r>
-              <w:rPr>
-                <w:b/>
-              </w:rPr>
-              <w:t xml:space="preserve">바이트 동일한가</w:t>
-            </w:r>
-            <w:r>
-              <w:t xml:space="preserve"> </w:t>
-            </w:r>
-            <w:r>
-              <w:t xml:space="preserve">(출처 주석 제외)</w:t>
-            </w:r>
-          </w:p>
-        </w:tc>
-      </w:tr>
-      <w:tr>
-        <w:tc>
-          <w:p>
-            <w:pPr>
-              <w:pStyle w:val="Compact"/>
-              <w:jc w:val="left"/>
-            </w:pPr>
-            <w:r>
-              <w:rPr>
-                <w:rStyle w:val="VerbatimChar"/>
-              </w:rPr>
-              <w:t xml:space="preserve">verify:voice-audit</w:t>
-            </w:r>
-          </w:p>
-        </w:tc>
-        <w:tc>
-          <w:p>
-            <w:pPr>
-              <w:pStyle w:val="Compact"/>
-              <w:jc w:val="left"/>
-            </w:pPr>
-            <w:r>
-              <w:rPr>
-                <w:rStyle w:val="VerbatimChar"/>
-              </w:rPr>
-              <w:t xml:space="preserve">input_modality: 'voice'</w:t>
-            </w:r>
-            <w:r>
-              <w:t xml:space="preserve"> </w:t>
-            </w:r>
-            <w:r>
-              <w:t xml:space="preserve">인데</w:t>
-            </w:r>
-            <w:r>
-              <w:t xml:space="preserve"> </w:t>
-            </w:r>
-            <w:r>
-              <w:rPr>
-                <w:rStyle w:val="VerbatimChar"/>
-              </w:rPr>
-              <w:t xml:space="preserve">voice</w:t>
-            </w:r>
-            <w:r>
-              <w:t xml:space="preserve"> </w:t>
-            </w:r>
-            <w:r>
-              <w:t xml:space="preserve">감사 필드가 빠진 명령이</w:t>
-            </w:r>
-            <w:r>
-              <w:t xml:space="preserve"> </w:t>
-            </w:r>
-            <w:r>
-              <w:rPr>
-                <w:b/>
-              </w:rPr>
-              <w:t xml:space="preserve">실제로 거부되는가</w:t>
-            </w:r>
-          </w:p>
-        </w:tc>
-      </w:tr>
-      <w:tr>
-        <w:tc>
-          <w:p>
-            <w:pPr>
-              <w:pStyle w:val="Compact"/>
-              <w:jc w:val="left"/>
-            </w:pPr>
-            <w:r>
-              <w:rPr>
-                <w:rStyle w:val="VerbatimChar"/>
-              </w:rPr>
-              <w:t xml:space="preserve">verify:no-stt</w:t>
-            </w:r>
-          </w:p>
-        </w:tc>
-        <w:tc>
-          <w:p>
-            <w:pPr>
-              <w:pStyle w:val="Compact"/>
-              <w:jc w:val="left"/>
-            </w:pPr>
-            <w:r>
-              <w:t xml:space="preserve">STT 서비스가 전부 실패하는 상태에서 화면이 뜨고</w:t>
-            </w:r>
-            <w:r>
-              <w:t xml:space="preserve"> </w:t>
-            </w:r>
-            <w:r>
-              <w:rPr>
-                <w:b/>
-              </w:rPr>
-              <w:t xml:space="preserve">수동 입력이 살아 있는가</w:t>
-            </w:r>
-          </w:p>
-        </w:tc>
-      </w:tr>
-      <w:tr>
-        <w:tc>
-          <w:p>
-            <w:pPr>
-              <w:pStyle w:val="Compact"/>
-              <w:jc w:val="left"/>
-            </w:pPr>
-            <w:r>
-              <w:rPr>
-                <w:rStyle w:val="VerbatimChar"/>
-              </w:rPr>
-              <w:t xml:space="preserve">verify:one-gateway</w:t>
-            </w:r>
-          </w:p>
-        </w:tc>
-        <w:tc>
-          <w:p>
-            <w:pPr>
-              <w:pStyle w:val="Compact"/>
-              <w:jc w:val="left"/>
-            </w:pPr>
-            <w:r>
-              <w:t xml:space="preserve">목 게이트웨이가</w:t>
-            </w:r>
-            <w:r>
-              <w:t xml:space="preserve"> </w:t>
-            </w:r>
-            <w:r>
-              <w:rPr>
-                <w:b/>
-              </w:rPr>
-              <w:t xml:space="preserve">하나</w:t>
-            </w:r>
-            <w:r>
-              <w:t xml:space="preserve">이고, 그 하나가 탭 여섯을 다 채우는가. 재연결 후 구독·스냅샷이 복원되는가</w:t>
+              <w:t xml:space="preserve">무개정</w:t>
+            </w:r>
+            <w:r>
+              <w:t xml:space="preserve">)</w:t>
+            </w:r>
+          </w:p>
+        </w:tc>
+        <w:tc>
+          <w:tcPr/>
+          <w:p>
+            <w:pPr>
+              <w:pStyle w:val="Compact"/>
+              <w:jc w:val="left"/>
+            </w:pPr>
+            <w:r>
+              <w:t xml:space="preserve">아래 ★</w:t>
             </w:r>
           </w:p>
         </w:tc>
@@ -7414,6 +7626,1119 @@
     </w:tbl>
     <w:p>
       <w:pPr>
+        <w:pStyle w:val="BlockText"/>
+      </w:pPr>
+      <w:r>
+        <w:t xml:space="preserve">★</w:t>
+      </w:r>
+      <w:r>
+        <w:t xml:space="preserve"> </w:t>
+      </w:r>
+      <w:r>
+        <w:rPr>
+          <w:bCs/>
+          <w:b/>
+        </w:rPr>
+        <w:t xml:space="preserve">이번 개편의 최대 위험이 이 검사다.</w:t>
+      </w:r>
+      <w:r>
+        <w:t xml:space="preserve"> </w:t>
+      </w:r>
+      <w:r>
+        <w:t xml:space="preserve">뷰 노드는 캔버스</w:t>
+      </w:r>
+      <w:r>
+        <w:t xml:space="preserve"> </w:t>
+      </w:r>
+      <w:r>
+        <w:rPr>
+          <w:bCs/>
+          <w:b/>
+        </w:rPr>
+        <w:t xml:space="preserve">안</w:t>
+      </w:r>
+      <w:r>
+        <w:t xml:space="preserve">에 놓이므로 그냥 만들면</w:t>
+      </w:r>
+      <w:r>
+        <w:t xml:space="preserve"> </w:t>
+      </w:r>
+      <w:r>
+        <w:rPr>
+          <w:rStyle w:val="VerbatimChar"/>
+        </w:rPr>
+        <w:t xml:space="preserve">tabs/data/</w:t>
+      </w:r>
+      <w:r>
+        <w:t xml:space="preserve"> </w:t>
+      </w:r>
+      <w:r>
+        <w:t xml:space="preserve">스토어가 단독 번들에 통째로 딸려 들어와</w:t>
+      </w:r>
+      <w:r>
+        <w:t xml:space="preserve"> </w:t>
+      </w:r>
+      <w:r>
+        <w:rPr>
+          <w:bCs/>
+          <w:b/>
+        </w:rPr>
+        <w:t xml:space="preserve">논문 측정축 D가 오염된다.</w:t>
+      </w:r>
+      <w:r>
+        <w:t xml:space="preserve"> </w:t>
+      </w:r>
+      <w:r>
+        <w:t xml:space="preserve">그래프는</w:t>
+      </w:r>
+      <w:r>
+        <w:t xml:space="preserve"> </w:t>
+      </w:r>
+      <w:r>
+        <w:rPr>
+          <w:rStyle w:val="VerbatimChar"/>
+        </w:rPr>
+        <w:t xml:space="preserve">ViewNodeRenderer</w:t>
+      </w:r>
+      <w:r>
+        <w:t xml:space="preserve"> </w:t>
+      </w:r>
+      <w:r>
+        <w:t xml:space="preserve">인터페이스만 알고</w:t>
+      </w:r>
+      <w:r>
+        <w:t xml:space="preserve"> </w:t>
+      </w:r>
+      <w:r>
+        <w:rPr>
+          <w:bCs/>
+          <w:b/>
+        </w:rPr>
+        <w:t xml:space="preserve">통합 빌드가 실물을 주입한다</w:t>
+      </w:r>
+      <w:r>
+        <w:t xml:space="preserve"> </w:t>
+      </w:r>
+      <w:r>
+        <w:t xml:space="preserve">(</w:t>
+      </w:r>
+      <w:r>
+        <w:rPr>
+          <w:rStyle w:val="VerbatimChar"/>
+        </w:rPr>
+        <w:t xml:space="preserve">PlanApproval</w:t>
+      </w:r>
+      <w:r>
+        <w:t xml:space="preserve"> </w:t>
+      </w:r>
+      <w:r>
+        <w:t xml:space="preserve">이 이미 쓰는 패턴). 이 검사는</w:t>
+      </w:r>
+      <w:r>
+        <w:t xml:space="preserve"> </w:t>
+      </w:r>
+      <w:r>
+        <w:rPr>
+          <w:bCs/>
+          <w:b/>
+        </w:rPr>
+        <w:t xml:space="preserve">개정 없이 그대로 통과해야 하고</w:t>
+      </w:r>
+      <w:r>
+        <w:t xml:space="preserve">,</w:t>
+      </w:r>
+      <w:r>
+        <w:t xml:space="preserve"> </w:t>
+      </w:r>
+      <w:r>
+        <w:t xml:space="preserve">통과하지 못하면 개편을 되돌린다.</w:t>
+      </w:r>
+    </w:p>
+    <w:p>
+      <w:pPr>
+        <w:pStyle w:val="BlockText"/>
+      </w:pPr>
+      <w:r>
+        <w:rPr>
+          <w:bCs/>
+          <w:b/>
+        </w:rPr>
+        <w:t xml:space="preserve">아래 표는 계획이다.</w:t>
+      </w:r>
+      <w:r>
+        <w:t xml:space="preserve"> </w:t>
+      </w:r>
+      <w:r>
+        <w:t xml:space="preserve">2026-09-01 현재 실제로 있는 것은</w:t>
+      </w:r>
+      <w:r>
+        <w:t xml:space="preserve"> </w:t>
+      </w:r>
+      <w:r>
+        <w:rPr>
+          <w:rStyle w:val="VerbatimChar"/>
+        </w:rPr>
+        <w:t xml:space="preserve">verify:*</w:t>
+      </w:r>
+      <w:r>
+        <w:t xml:space="preserve"> </w:t>
+      </w:r>
+      <w:r>
+        <w:t xml:space="preserve">**15종 +</w:t>
+      </w:r>
+      <w:r>
+        <w:t xml:space="preserve"> </w:t>
+      </w:r>
+      <w:r>
+        <w:rPr>
+          <w:rStyle w:val="VerbatimChar"/>
+        </w:rPr>
+        <w:t xml:space="preserve">typecheck</w:t>
+      </w:r>
+      <w:r>
+        <w:t xml:space="preserve">**이고,</w:t>
+      </w:r>
+      <w:r>
+        <w:t xml:space="preserve"> </w:t>
+      </w:r>
+      <w:r>
+        <w:t xml:space="preserve">표의</w:t>
+      </w:r>
+      <w:r>
+        <w:t xml:space="preserve"> </w:t>
+      </w:r>
+      <w:r>
+        <w:rPr>
+          <w:rStyle w:val="VerbatimChar"/>
+        </w:rPr>
+        <w:t xml:space="preserve">trace-append</w:t>
+      </w:r>
+      <w:r>
+        <w:t xml:space="preserve">·</w:t>
+      </w:r>
+      <w:r>
+        <w:rPr>
+          <w:rStyle w:val="VerbatimChar"/>
+        </w:rPr>
+        <w:t xml:space="preserve">replay</w:t>
+      </w:r>
+      <w:r>
+        <w:t xml:space="preserve">·</w:t>
+      </w:r>
+      <w:r>
+        <w:rPr>
+          <w:rStyle w:val="VerbatimChar"/>
+        </w:rPr>
+        <w:t xml:space="preserve">isolation</w:t>
+      </w:r>
+      <w:r>
+        <w:t xml:space="preserve">·</w:t>
+      </w:r>
+      <w:r>
+        <w:rPr>
+          <w:rStyle w:val="VerbatimChar"/>
+        </w:rPr>
+        <w:t xml:space="preserve">human-trace</w:t>
+      </w:r>
+      <w:r>
+        <w:t xml:space="preserve">·</w:t>
+      </w:r>
+      <w:r>
+        <w:rPr>
+          <w:rStyle w:val="VerbatimChar"/>
+        </w:rPr>
+        <w:t xml:space="preserve">generate-split</w:t>
+      </w:r>
+      <w:r>
+        <w:t xml:space="preserve">·</w:t>
+      </w:r>
+      <w:r>
+        <w:rPr>
+          <w:rStyle w:val="VerbatimChar"/>
+        </w:rPr>
+        <w:t xml:space="preserve">no-llm</w:t>
+      </w:r>
+      <w:r>
+        <w:t xml:space="preserve"> </w:t>
+      </w:r>
+      <w:r>
+        <w:t xml:space="preserve">여섯은</w:t>
+      </w:r>
+      <w:r>
+        <w:t xml:space="preserve"> </w:t>
+      </w:r>
+      <w:r>
+        <w:rPr>
+          <w:bCs/>
+          <w:b/>
+        </w:rPr>
+        <w:t xml:space="preserve">아직 없다</w:t>
+      </w:r>
+      <w:r>
+        <w:t xml:space="preserve"> </w:t>
+      </w:r>
+      <w:r>
+        <w:t xml:space="preserve">(2·3단계 예정). 반대로 표에 없는</w:t>
+      </w:r>
+      <w:r>
+        <w:t xml:space="preserve"> </w:t>
+      </w:r>
+      <w:r>
+        <w:rPr>
+          <w:rStyle w:val="VerbatimChar"/>
+        </w:rPr>
+        <w:t xml:space="preserve">verify:transport</w:t>
+      </w:r>
+      <w:r>
+        <w:t xml:space="preserve">·</w:t>
+      </w:r>
+      <w:r>
+        <w:rPr>
+          <w:rStyle w:val="VerbatimChar"/>
+        </w:rPr>
+        <w:t xml:space="preserve">verify:scenario</w:t>
+      </w:r>
+      <w:r>
+        <w:t xml:space="preserve">·</w:t>
+      </w:r>
+      <w:r>
+        <w:rPr>
+          <w:rStyle w:val="VerbatimChar"/>
+        </w:rPr>
+        <w:t xml:space="preserve">verify:layout</w:t>
+      </w:r>
+      <w:r>
+        <w:t xml:space="preserve">·</w:t>
+      </w:r>
+      <w:r>
+        <w:t xml:space="preserve"> </w:t>
+      </w:r>
+      <w:r>
+        <w:rPr>
+          <w:rStyle w:val="VerbatimChar"/>
+        </w:rPr>
+        <w:t xml:space="preserve">verify:placeholder-default</w:t>
+      </w:r>
+      <w:r>
+        <w:t xml:space="preserve">·</w:t>
+      </w:r>
+      <w:r>
+        <w:rPr>
+          <w:rStyle w:val="VerbatimChar"/>
+        </w:rPr>
+        <w:t xml:space="preserve">verify:script-library</w:t>
+      </w:r>
+      <w:r>
+        <w:t xml:space="preserve">·</w:t>
+      </w:r>
+      <w:r>
+        <w:rPr>
+          <w:rStyle w:val="VerbatimChar"/>
+        </w:rPr>
+        <w:t xml:space="preserve">verify:scenario-mode</w:t>
+      </w:r>
+      <w:r>
+        <w:t xml:space="preserve">·</w:t>
+      </w:r>
+      <w:r>
+        <w:rPr>
+          <w:rStyle w:val="VerbatimChar"/>
+        </w:rPr>
+        <w:t xml:space="preserve">verify:tab-scope</w:t>
+      </w:r>
+      <w:r>
+        <w:t xml:space="preserve"> </w:t>
+      </w:r>
+      <w:r>
+        <w:t xml:space="preserve">일곱이 지금 돌고 있다 (</w:t>
+      </w:r>
+      <w:r>
+        <w:rPr>
+          <w:rStyle w:val="VerbatimChar"/>
+        </w:rPr>
+        <w:t xml:space="preserve">tab-scope</w:t>
+      </w:r>
+      <w:r>
+        <w:t xml:space="preserve"> </w:t>
+      </w:r>
+      <w:r>
+        <w:t xml:space="preserve">는 2026-09-01 신설).</w:t>
+      </w:r>
+    </w:p>
+    <w:p>
+      <w:pPr>
+        <w:pStyle w:val="FirstParagraph"/>
+      </w:pPr>
+      <w:r>
+        <w:t xml:space="preserve">|</w:t>
+      </w:r>
+      <w:r>
+        <w:t xml:space="preserve"> </w:t>
+      </w:r>
+      <w:r>
+        <w:rPr>
+          <w:rStyle w:val="VerbatimChar"/>
+        </w:rPr>
+        <w:t xml:space="preserve">verify:hierarchy</w:t>
+      </w:r>
+      <w:r>
+        <w:t xml:space="preserve"> </w:t>
+      </w:r>
+      <w:r>
+        <w:t xml:space="preserve">| 3계층 계약이 서로 맞물리는가. 마일스톤·태스크에 하드웨어 어휘가 들어갔는가 |</w:t>
+      </w:r>
+      <w:r>
+        <w:t xml:space="preserve"> </w:t>
+      </w:r>
+      <w:r>
+        <w:t xml:space="preserve">|</w:t>
+      </w:r>
+      <w:r>
+        <w:t xml:space="preserve"> </w:t>
+      </w:r>
+      <w:r>
+        <w:rPr>
+          <w:rStyle w:val="VerbatimChar"/>
+        </w:rPr>
+        <w:t xml:space="preserve">verify:adapter-swap</w:t>
+      </w:r>
+      <w:r>
+        <w:t xml:space="preserve"> </w:t>
+      </w:r>
+      <w:r>
+        <w:t xml:space="preserve">| 새 어댑터 프로파일 추가 시 상위 계층 파일 변경이 0인가 (§6) |</w:t>
+      </w:r>
+      <w:r>
+        <w:t xml:space="preserve"> </w:t>
+      </w:r>
+      <w:r>
+        <w:t xml:space="preserve">|</w:t>
+      </w:r>
+      <w:r>
+        <w:t xml:space="preserve"> </w:t>
+      </w:r>
+      <w:r>
+        <w:rPr>
+          <w:rStyle w:val="VerbatimChar"/>
+        </w:rPr>
+        <w:t xml:space="preserve">verify:trace-append</w:t>
+      </w:r>
+      <w:r>
+        <w:t xml:space="preserve"> </w:t>
+      </w:r>
+      <w:r>
+        <w:t xml:space="preserve">| 기록이 덧붙이기만 되는가. 수정·삭제 경로가 없는가 |</w:t>
+      </w:r>
+      <w:r>
+        <w:t xml:space="preserve"> </w:t>
+      </w:r>
+      <w:r>
+        <w:t xml:space="preserve">|</w:t>
+      </w:r>
+      <w:r>
+        <w:t xml:space="preserve"> </w:t>
+      </w:r>
+      <w:r>
+        <w:rPr>
+          <w:rStyle w:val="VerbatimChar"/>
+        </w:rPr>
+        <w:t xml:space="preserve">verify:replay</w:t>
+      </w:r>
+      <w:r>
+        <w:t xml:space="preserve"> </w:t>
+      </w:r>
+      <w:r>
+        <w:t xml:space="preserve">| 임의</w:t>
+      </w:r>
+      <w:r>
+        <w:t xml:space="preserve"> </w:t>
+      </w:r>
+      <w:r>
+        <w:rPr>
+          <w:rStyle w:val="VerbatimChar"/>
+        </w:rPr>
+        <w:t xml:space="preserve">seq</w:t>
+      </w:r>
+      <w:r>
+        <w:t xml:space="preserve"> </w:t>
+      </w:r>
+      <w:r>
+        <w:t xml:space="preserve">복원 결과가 순차 재생 결과와 일치하는가 |</w:t>
+      </w:r>
+      <w:r>
+        <w:t xml:space="preserve"> </w:t>
+      </w:r>
+      <w:r>
+        <w:t xml:space="preserve">|</w:t>
+      </w:r>
+      <w:r>
+        <w:t xml:space="preserve"> </w:t>
+      </w:r>
+      <w:r>
+        <w:rPr>
+          <w:rStyle w:val="VerbatimChar"/>
+        </w:rPr>
+        <w:t xml:space="preserve">verify:isolation</w:t>
+      </w:r>
+      <w:r>
+        <w:t xml:space="preserve"> </w:t>
+      </w:r>
+      <w:r>
+        <w:t xml:space="preserve">| 실패 경로 격리 집합에</w:t>
+      </w:r>
+      <w:r>
+        <w:t xml:space="preserve"> </w:t>
+      </w:r>
+      <w:r>
+        <w:rPr>
+          <w:bCs/>
+          <w:b/>
+        </w:rPr>
+        <w:t xml:space="preserve">근본 원인이 반드시 포함</w:t>
+      </w:r>
+      <w:r>
+        <w:t xml:space="preserve">되는가 |</w:t>
+      </w:r>
+      <w:r>
+        <w:t xml:space="preserve"> </w:t>
+      </w:r>
+      <w:r>
+        <w:t xml:space="preserve">|</w:t>
+      </w:r>
+      <w:r>
+        <w:t xml:space="preserve"> </w:t>
+      </w:r>
+      <w:r>
+        <w:rPr>
+          <w:rStyle w:val="VerbatimChar"/>
+        </w:rPr>
+        <w:t xml:space="preserve">verify:human-trace</w:t>
+      </w:r>
+      <w:r>
+        <w:t xml:space="preserve"> </w:t>
+      </w:r>
+      <w:r>
+        <w:t xml:space="preserve">| 화면에서 나가는 모든 명령이</w:t>
+      </w:r>
+      <w:r>
+        <w:t xml:space="preserve"> </w:t>
+      </w:r>
+      <w:r>
+        <w:rPr>
+          <w:rStyle w:val="VerbatimChar"/>
+        </w:rPr>
+        <w:t xml:space="preserve">produced_by=human</w:t>
+      </w:r>
+      <w:r>
+        <w:t xml:space="preserve"> </w:t>
+      </w:r>
+      <w:r>
+        <w:t xml:space="preserve">으로 기록되는가 |</w:t>
+      </w:r>
+      <w:r>
+        <w:t xml:space="preserve"> </w:t>
+      </w:r>
+      <w:r>
+        <w:t xml:space="preserve">|</w:t>
+      </w:r>
+      <w:r>
+        <w:t xml:space="preserve"> </w:t>
+      </w:r>
+      <w:r>
+        <w:rPr>
+          <w:rStyle w:val="VerbatimChar"/>
+        </w:rPr>
+        <w:t xml:space="preserve">verify:generate-split</w:t>
+      </w:r>
+      <w:r>
+        <w:t xml:space="preserve"> </w:t>
+      </w:r>
+      <w:r>
+        <w:t xml:space="preserve">| 검증 모듈이 생성 모듈의 내부 상태에 의존하지 않는가. 같은 입력에</w:t>
+      </w:r>
+      <w:r>
+        <w:t xml:space="preserve"> </w:t>
+      </w:r>
+      <w:r>
+        <w:rPr>
+          <w:bCs/>
+          <w:b/>
+        </w:rPr>
+        <w:t xml:space="preserve">검증 결과가 재현되는가</w:t>
+      </w:r>
+      <w:r>
+        <w:t xml:space="preserve"> </w:t>
+      </w:r>
+      <w:r>
+        <w:t xml:space="preserve">|</w:t>
+      </w:r>
+      <w:r>
+        <w:t xml:space="preserve"> </w:t>
+      </w:r>
+      <w:r>
+        <w:t xml:space="preserve">|</w:t>
+      </w:r>
+      <w:r>
+        <w:t xml:space="preserve"> </w:t>
+      </w:r>
+      <w:r>
+        <w:rPr>
+          <w:rStyle w:val="VerbatimChar"/>
+        </w:rPr>
+        <w:t xml:space="preserve">verify:no-llm</w:t>
+      </w:r>
+      <w:r>
+        <w:t xml:space="preserve"> </w:t>
+      </w:r>
+      <w:r>
+        <w:t xml:space="preserve">| 로컬 LLM을 끈 상태에서</w:t>
+      </w:r>
+      <w:r>
+        <w:t xml:space="preserve"> </w:t>
+      </w:r>
+      <w:r>
+        <w:rPr>
+          <w:bCs/>
+          <w:b/>
+        </w:rPr>
+        <w:t xml:space="preserve">생성만 비활성화되고</w:t>
+      </w:r>
+      <w:r>
+        <w:t xml:space="preserve"> </w:t>
+      </w:r>
+      <w:r>
+        <w:t xml:space="preserve">실행·관측·디버깅이 계속 도는가 |</w:t>
+      </w:r>
+      <w:r>
+        <w:t xml:space="preserve"> </w:t>
+      </w:r>
+      <w:r>
+        <w:t xml:space="preserve">|</w:t>
+      </w:r>
+      <w:r>
+        <w:t xml:space="preserve"> </w:t>
+      </w:r>
+      <w:r>
+        <w:rPr>
+          <w:rStyle w:val="VerbatimChar"/>
+        </w:rPr>
+        <w:t xml:space="preserve">verify:standalone</w:t>
+      </w:r>
+      <w:r>
+        <w:t xml:space="preserve"> </w:t>
+      </w:r>
+      <w:r>
+        <w:t xml:space="preserve">|</w:t>
+      </w:r>
+      <w:r>
+        <w:t xml:space="preserve"> </w:t>
+      </w:r>
+      <w:r>
+        <w:rPr>
+          <w:bCs/>
+          <w:b/>
+        </w:rPr>
+        <w:t xml:space="preserve">본류만 뜨는 단독 빌드</w:t>
+      </w:r>
+      <w:r>
+        <w:t xml:space="preserve">가 성립하는가.</w:t>
+      </w:r>
+      <w:r>
+        <w:t xml:space="preserve"> </w:t>
+      </w:r>
+      <w:r>
+        <w:rPr>
+          <w:iCs/>
+          <w:i/>
+        </w:rPr>
+        <w:t xml:space="preserve">(v1.1 — 「다른 탭」이 「뷰 노드 렌더러」로 바뀔 뿐 검사는 그대로다)</w:t>
+      </w:r>
+      <w:r>
+        <w:t xml:space="preserve"> </w:t>
+      </w:r>
+      <w:r>
+        <w:t xml:space="preserve">다른 탭 코드를 import 하지 않는가 (논문 측정축 D) |</w:t>
+      </w:r>
+      <w:r>
+        <w:t xml:space="preserve"> </w:t>
+      </w:r>
+      <w:r>
+        <w:t xml:space="preserve">|</w:t>
+      </w:r>
+      <w:r>
+        <w:t xml:space="preserve"> </w:t>
+      </w:r>
+      <w:r>
+        <w:rPr>
+          <w:rStyle w:val="VerbatimChar"/>
+        </w:rPr>
+        <w:t xml:space="preserve">verify:single-egress</w:t>
+      </w:r>
+      <w:r>
+        <w:t xml:space="preserve"> </w:t>
+      </w:r>
+      <w:r>
+        <w:t xml:space="preserve">| 명령 발행 경로가</w:t>
+      </w:r>
+      <w:r>
+        <w:t xml:space="preserve"> </w:t>
+      </w:r>
+      <w:r>
+        <w:rPr>
+          <w:bCs/>
+          <w:b/>
+        </w:rPr>
+        <w:t xml:space="preserve">하나뿐인가.</w:t>
+      </w:r>
+      <w:r>
+        <w:t xml:space="preserve"> </w:t>
+      </w:r>
+      <w:r>
+        <w:rPr>
+          <w:iCs/>
+          <w:i/>
+        </w:rPr>
+        <w:t xml:space="preserve">(v1.1 — 제어 뷰 노드와 실행 노드가)</w:t>
+      </w:r>
+      <w:r>
+        <w:t xml:space="preserve"> </w:t>
+      </w:r>
+      <w:r>
+        <w:t xml:space="preserve">탭③과 탭①이 같은 출구를 쓰는가 |</w:t>
+      </w:r>
+      <w:r>
+        <w:t xml:space="preserve"> </w:t>
+      </w:r>
+      <w:r>
+        <w:t xml:space="preserve">|</w:t>
+      </w:r>
+      <w:r>
+        <w:t xml:space="preserve"> </w:t>
+      </w:r>
+      <w:r>
+        <w:rPr>
+          <w:rStyle w:val="VerbatimChar"/>
+        </w:rPr>
+        <w:t xml:space="preserve">verify:stt-port</w:t>
+      </w:r>
+      <w:r>
+        <w:t xml:space="preserve"> </w:t>
+      </w:r>
+      <w:r>
+        <w:t xml:space="preserve">| 이식한</w:t>
+      </w:r>
+      <w:r>
+        <w:t xml:space="preserve"> </w:t>
+      </w:r>
+      <w:r>
+        <w:rPr>
+          <w:rStyle w:val="VerbatimChar"/>
+        </w:rPr>
+        <w:t xml:space="preserve">stt/engines/*.py</w:t>
+      </w:r>
+      <w:r>
+        <w:t xml:space="preserve"> </w:t>
+      </w:r>
+      <w:r>
+        <w:t xml:space="preserve">가 stt-lab 원본과</w:t>
+      </w:r>
+      <w:r>
+        <w:t xml:space="preserve"> </w:t>
+      </w:r>
+      <w:r>
+        <w:rPr>
+          <w:bCs/>
+          <w:b/>
+        </w:rPr>
+        <w:t xml:space="preserve">바이트 동일한가</w:t>
+      </w:r>
+      <w:r>
+        <w:t xml:space="preserve"> </w:t>
+      </w:r>
+      <w:r>
+        <w:t xml:space="preserve">(출처 주석 제외) |</w:t>
+      </w:r>
+      <w:r>
+        <w:t xml:space="preserve"> </w:t>
+      </w:r>
+      <w:r>
+        <w:t xml:space="preserve">|</w:t>
+      </w:r>
+      <w:r>
+        <w:t xml:space="preserve"> </w:t>
+      </w:r>
+      <w:r>
+        <w:rPr>
+          <w:rStyle w:val="VerbatimChar"/>
+        </w:rPr>
+        <w:t xml:space="preserve">verify:voice-audit</w:t>
+      </w:r>
+      <w:r>
+        <w:t xml:space="preserve"> </w:t>
+      </w:r>
+      <w:r>
+        <w:t xml:space="preserve">|</w:t>
+      </w:r>
+      <w:r>
+        <w:t xml:space="preserve"> </w:t>
+      </w:r>
+      <w:r>
+        <w:rPr>
+          <w:rStyle w:val="VerbatimChar"/>
+        </w:rPr>
+        <w:t xml:space="preserve">input_modality: 'voice'</w:t>
+      </w:r>
+      <w:r>
+        <w:t xml:space="preserve"> </w:t>
+      </w:r>
+      <w:r>
+        <w:t xml:space="preserve">인데</w:t>
+      </w:r>
+      <w:r>
+        <w:t xml:space="preserve"> </w:t>
+      </w:r>
+      <w:r>
+        <w:rPr>
+          <w:rStyle w:val="VerbatimChar"/>
+        </w:rPr>
+        <w:t xml:space="preserve">voice</w:t>
+      </w:r>
+      <w:r>
+        <w:t xml:space="preserve"> </w:t>
+      </w:r>
+      <w:r>
+        <w:t xml:space="preserve">감사 필드가 빠진 명령이</w:t>
+      </w:r>
+      <w:r>
+        <w:t xml:space="preserve"> </w:t>
+      </w:r>
+      <w:r>
+        <w:rPr>
+          <w:bCs/>
+          <w:b/>
+        </w:rPr>
+        <w:t xml:space="preserve">실제로 거부되는가</w:t>
+      </w:r>
+      <w:r>
+        <w:t xml:space="preserve"> </w:t>
+      </w:r>
+      <w:r>
+        <w:t xml:space="preserve">|</w:t>
+      </w:r>
+      <w:r>
+        <w:t xml:space="preserve"> </w:t>
+      </w:r>
+      <w:r>
+        <w:t xml:space="preserve">|</w:t>
+      </w:r>
+      <w:r>
+        <w:t xml:space="preserve"> </w:t>
+      </w:r>
+      <w:r>
+        <w:rPr>
+          <w:rStyle w:val="VerbatimChar"/>
+        </w:rPr>
+        <w:t xml:space="preserve">verify:no-stt</w:t>
+      </w:r>
+      <w:r>
+        <w:t xml:space="preserve"> </w:t>
+      </w:r>
+      <w:r>
+        <w:t xml:space="preserve">| STT 서비스가 전부 실패하는 상태에서 화면이 뜨고</w:t>
+      </w:r>
+      <w:r>
+        <w:t xml:space="preserve"> </w:t>
+      </w:r>
+      <w:r>
+        <w:rPr>
+          <w:bCs/>
+          <w:b/>
+        </w:rPr>
+        <w:t xml:space="preserve">수동 입력이 살아 있는가</w:t>
+      </w:r>
+      <w:r>
+        <w:t xml:space="preserve">.</w:t>
+      </w:r>
+      <w:r>
+        <w:t xml:space="preserve"> </w:t>
+      </w:r>
+      <w:r>
+        <w:rPr>
+          <w:rStyle w:val="VerbatimChar"/>
+        </w:rPr>
+        <w:t xml:space="preserve">probe()</w:t>
+      </w:r>
+      <w:r>
+        <w:t xml:space="preserve"> </w:t>
+      </w:r>
+      <w:r>
+        <w:t xml:space="preserve">가 실패 사유를 버리지 않는가</w:t>
+      </w:r>
+      <w:r>
+        <w:t xml:space="preserve"> </w:t>
+      </w:r>
+      <w:r>
+        <w:rPr>
+          <w:iCs/>
+          <w:i/>
+        </w:rPr>
+        <w:t xml:space="preserve">(260901)</w:t>
+      </w:r>
+      <w:r>
+        <w:t xml:space="preserve"> </w:t>
+      </w:r>
+      <w:r>
+        <w:t xml:space="preserve">|</w:t>
+      </w:r>
+      <w:r>
+        <w:t xml:space="preserve"> </w:t>
+      </w:r>
+      <w:r>
+        <w:t xml:space="preserve">|</w:t>
+      </w:r>
+      <w:r>
+        <w:t xml:space="preserve"> </w:t>
+      </w:r>
+      <w:r>
+        <w:rPr>
+          <w:rStyle w:val="VerbatimChar"/>
+        </w:rPr>
+        <w:t xml:space="preserve">verify:one-gateway</w:t>
+      </w:r>
+      <w:r>
+        <w:t xml:space="preserve"> </w:t>
+      </w:r>
+      <w:r>
+        <w:t xml:space="preserve">| 목 게이트웨이가</w:t>
+      </w:r>
+      <w:r>
+        <w:t xml:space="preserve"> </w:t>
+      </w:r>
+      <w:r>
+        <w:rPr>
+          <w:bCs/>
+          <w:b/>
+        </w:rPr>
+        <w:t xml:space="preserve">하나</w:t>
+      </w:r>
+      <w:r>
+        <w:t xml:space="preserve">이고, 그 하나가 탭 전부를 채우는가. 재연결 후 구독·스냅샷이 복원되는가 |</w:t>
+      </w:r>
+      <w:r>
+        <w:t xml:space="preserve"> </w:t>
+      </w:r>
+      <w:r>
+        <w:t xml:space="preserve">|</w:t>
+      </w:r>
+      <w:r>
+        <w:t xml:space="preserve"> </w:t>
+      </w:r>
+      <w:r>
+        <w:rPr>
+          <w:rStyle w:val="VerbatimChar"/>
+        </w:rPr>
+        <w:t xml:space="preserve">verify:placeholder-default</w:t>
+      </w:r>
+      <w:r>
+        <w:t xml:space="preserve"> </w:t>
+      </w:r>
+      <w:r>
+        <w:t xml:space="preserve">|</w:t>
+      </w:r>
+      <w:r>
+        <w:t xml:space="preserve"> </w:t>
+      </w:r>
+      <w:r>
+        <w:rPr>
+          <w:iCs/>
+          <w:i/>
+        </w:rPr>
+        <w:t xml:space="preserve">(8/31 신설)</w:t>
+      </w:r>
+      <w:r>
+        <w:t xml:space="preserve"> </w:t>
+      </w:r>
+      <w:r>
+        <w:t xml:space="preserve">앱을 그냥 띄우면 남의 데이터 자리가</w:t>
+      </w:r>
+      <w:r>
+        <w:t xml:space="preserve"> </w:t>
+      </w:r>
+      <w:r>
+        <w:rPr>
+          <w:bCs/>
+          <w:b/>
+        </w:rPr>
+        <w:t xml:space="preserve">자리표시</w:t>
+      </w:r>
+      <w:r>
+        <w:t xml:space="preserve">인가. 자리표시마다 무엇·누가·우리 자리·평면 넷이 다 찼는가 |</w:t>
+      </w:r>
+      <w:r>
+        <w:t xml:space="preserve"> </w:t>
+      </w:r>
+      <w:r>
+        <w:t xml:space="preserve">|</w:t>
+      </w:r>
+      <w:r>
+        <w:t xml:space="preserve"> </w:t>
+      </w:r>
+      <w:r>
+        <w:rPr>
+          <w:rStyle w:val="VerbatimChar"/>
+        </w:rPr>
+        <w:t xml:space="preserve">verify:script-library</w:t>
+      </w:r>
+      <w:r>
+        <w:t xml:space="preserve"> </w:t>
+      </w:r>
+      <w:r>
+        <w:t xml:space="preserve">|</w:t>
+      </w:r>
+      <w:r>
+        <w:t xml:space="preserve"> </w:t>
+      </w:r>
+      <w:r>
+        <w:rPr>
+          <w:iCs/>
+          <w:i/>
+        </w:rPr>
+        <w:t xml:space="preserve">(8/31 신설)</w:t>
+      </w:r>
+      <w:r>
+        <w:t xml:space="preserve"> </w:t>
+      </w:r>
+      <w:r>
+        <w:t xml:space="preserve">대본 세 편이</w:t>
+      </w:r>
+      <w:r>
+        <w:t xml:space="preserve"> </w:t>
+      </w:r>
+      <w:r>
+        <w:rPr>
+          <w:rStyle w:val="VerbatimChar"/>
+        </w:rPr>
+        <w:t xml:space="preserve">registry.json</w:t>
+      </w:r>
+      <w:r>
+        <w:t xml:space="preserve"> </w:t>
+      </w:r>
+      <w:r>
+        <w:t xml:space="preserve">세계 위에 있는가.</w:t>
+      </w:r>
+      <w:r>
+        <w:t xml:space="preserve"> </w:t>
+      </w:r>
+      <w:r>
+        <w:rPr>
+          <w:rStyle w:val="VerbatimChar"/>
+        </w:rPr>
+        <w:t xml:space="preserve">refEdges</w:t>
+      </w:r>
+      <w:r>
+        <w:t xml:space="preserve"> </w:t>
+      </w:r>
+      <w:r>
+        <w:t xml:space="preserve">가 실재 태스크를 가리키고</w:t>
+      </w:r>
+      <w:r>
+        <w:t xml:space="preserve"> </w:t>
+      </w:r>
+      <w:r>
+        <w:rPr>
+          <w:rStyle w:val="VerbatimChar"/>
+          <w:bCs/>
+          <w:b/>
+        </w:rPr>
+        <w:t xml:space="preserve">deps</w:t>
+      </w:r>
+      <w:r>
+        <w:rPr>
+          <w:bCs/>
+          <w:b/>
+        </w:rPr>
+        <w:t xml:space="preserve"> </w:t>
+      </w:r>
+      <w:r>
+        <w:rPr>
+          <w:bCs/>
+          <w:b/>
+        </w:rPr>
+        <w:t xml:space="preserve">와 겹치지 않는가</w:t>
+      </w:r>
+      <w:r>
+        <w:t xml:space="preserve">.</w:t>
+      </w:r>
+      <w:r>
+        <w:t xml:space="preserve"> </w:t>
+      </w:r>
+      <w:r>
+        <w:rPr>
+          <w:rStyle w:val="VerbatimChar"/>
+        </w:rPr>
+        <w:t xml:space="preserve">nodeKind</w:t>
+      </w:r>
+      <w:r>
+        <w:t xml:space="preserve"> </w:t>
+      </w:r>
+      <w:r>
+        <w:t xml:space="preserve">가 문법 5종 안인가 |</w:t>
+      </w:r>
+      <w:r>
+        <w:t xml:space="preserve"> </w:t>
+      </w:r>
+      <w:r>
+        <w:t xml:space="preserve">|</w:t>
+      </w:r>
+      <w:r>
+        <w:t xml:space="preserve"> </w:t>
+      </w:r>
+      <w:r>
+        <w:rPr>
+          <w:rStyle w:val="VerbatimChar"/>
+        </w:rPr>
+        <w:t xml:space="preserve">verify:scenario-mode</w:t>
+      </w:r>
+      <w:r>
+        <w:t xml:space="preserve"> </w:t>
+      </w:r>
+      <w:r>
+        <w:t xml:space="preserve">|</w:t>
+      </w:r>
+      <w:r>
+        <w:t xml:space="preserve"> </w:t>
+      </w:r>
+      <w:r>
+        <w:rPr>
+          <w:iCs/>
+          <w:i/>
+        </w:rPr>
+        <w:t xml:space="preserve">(8/31 신설)</w:t>
+      </w:r>
+      <w:r>
+        <w:t xml:space="preserve"> </w:t>
+      </w:r>
+      <w:r>
+        <w:t xml:space="preserve">대본이 자리표시 기본값을 깨뜨리지 않는가. 진입 둘(정지 미리보기·승인 재생)이</w:t>
+      </w:r>
+      <w:r>
+        <w:t xml:space="preserve"> </w:t>
+      </w:r>
+      <w:r>
+        <w:rPr>
+          <w:rStyle w:val="VerbatimChar"/>
+        </w:rPr>
+        <w:t xml:space="preserve">playing</w:t>
+      </w:r>
+      <w:r>
+        <w:t xml:space="preserve"> </w:t>
+      </w:r>
+      <w:r>
+        <w:t xml:space="preserve">으로 갈리고, 끄는 경로는 셸 하나이고, 미리보기가 t=0 프레임만 반영하는가 |</w:t>
+      </w:r>
+    </w:p>
+    <w:p>
+      <w:pPr>
         <w:pStyle w:val="BodyText"/>
       </w:pPr>
       <w:r>
@@ -7439,6 +8764,7 @@
       </w:r>
       <w:r>
         <w:rPr>
+          <w:bCs/>
           <w:b/>
         </w:rPr>
         <w:t xml:space="preserve">격리해서 좁혔는데 정답을 잘라내는 것</w:t>
@@ -7466,6 +8792,7 @@
       </w:r>
       <w:r>
         <w:rPr>
+          <w:bCs/>
           <w:b/>
         </w:rPr>
         <w:t xml:space="preserve">사람의 개입이 기록에서 빠지는 것</w:t>
@@ -7486,6 +8813,7 @@
       </w:r>
       <w:r>
         <w:rPr>
+          <w:bCs/>
           <w:b/>
         </w:rPr>
         <w:t xml:space="preserve">음성 대조군을 포함한다</w:t>
@@ -7551,11 +8879,12 @@
         </w:pict>
       </w:r>
     </w:p>
+    <w:bookmarkEnd w:id="44"/>
+    <w:bookmarkStart w:id="51" w:name="X628db50b6f271f5b404095f7b1045b31d2b16fb"/>
     <w:p>
       <w:pPr>
         <w:pStyle w:val="Heading1"/>
       </w:pPr>
-      <w:bookmarkStart w:id="45" w:name="stt-계층-2026-08-28-신설"/>
       <w:r>
         <w:t xml:space="preserve">8. STT 계층</w:t>
       </w:r>
@@ -7564,11 +8893,11 @@
       </w:r>
       <w:r>
         <w:rPr>
+          <w:iCs/>
           <w:i/>
         </w:rPr>
         <w:t xml:space="preserve">(2026-08-28 신설)</w:t>
       </w:r>
-      <w:bookmarkEnd w:id="45"/>
     </w:p>
     <w:p>
       <w:pPr>
@@ -7582,6 +8911,7 @@
       </w:r>
       <w:r>
         <w:rPr>
+          <w:bCs/>
           <w:b/>
         </w:rPr>
         <w:t xml:space="preserve">이식한 뒤 실제로 어떤 모양으로 도는가</w:t>
@@ -7590,15 +8920,14 @@
         <w:t xml:space="preserve">를 적는다.</w:t>
       </w:r>
     </w:p>
+    <w:bookmarkStart w:id="45" w:name="X51978b0e5adcf47cb0fcc251ca0a6a0834bb359"/>
     <w:p>
       <w:pPr>
         <w:pStyle w:val="Heading2"/>
       </w:pPr>
-      <w:bookmarkStart w:id="46" w:name="프로세스가-하나-늘어난다"/>
       <w:r>
         <w:t xml:space="preserve">8-1. 프로세스가 하나 늘어난다</w:t>
       </w:r>
-      <w:bookmarkEnd w:id="46"/>
     </w:p>
     <w:p>
       <w:pPr>
@@ -7677,6 +9006,7 @@
       </w:r>
       <w:r>
         <w:rPr>
+          <w:bCs/>
           <w:b/>
         </w:rPr>
         <w:t xml:space="preserve">브라우저에서 돌지 않는다.</w:t>
@@ -7733,6 +9063,7 @@
       </w:pPr>
       <w:r>
         <w:rPr>
+          <w:bCs/>
           <w:b/>
         </w:rPr>
         <w:t xml:space="preserve">이건 의존성을 늘리는 것이 아니라 가시화가 맡기로 한 기능(</w:t>
@@ -7740,12 +9071,14 @@
       <w:r>
         <w:rPr>
           <w:rStyle w:val="VerbatimChar"/>
+          <w:bCs/>
           <w:b/>
         </w:rPr>
         <w:t xml:space="preserve">VZ-L-01</w:t>
       </w:r>
       <w:r>
         <w:rPr>
+          <w:bCs/>
           <w:b/>
         </w:rPr>
         <w:t xml:space="preserve">)을 실제로 갖는 것이다.</w:t>
@@ -7788,6 +9121,7 @@
       </w:r>
       <w:r>
         <w:rPr>
+          <w:bCs/>
           <w:b/>
         </w:rPr>
         <w:t xml:space="preserve">실험은 실험 하네스에서, 운영은 가시화 안에서.</w:t>
@@ -7876,15 +9210,15 @@
         <w:t xml:space="preserve">).</w:t>
       </w:r>
     </w:p>
+    <w:bookmarkEnd w:id="45"/>
+    <w:bookmarkStart w:id="46" w:name="X2da18920506a280f46c14a1cb320d1c5d4e7ebd"/>
     <w:p>
       <w:pPr>
         <w:pStyle w:val="Heading2"/>
       </w:pPr>
-      <w:bookmarkStart w:id="47" w:name="엔드포인트를-하나로-묶어-둔-이유"/>
       <w:r>
         <w:t xml:space="preserve">8-2. 엔드포인트를 하나로 묶어 둔 이유</w:t>
       </w:r>
-      <w:bookmarkEnd w:id="47"/>
     </w:p>
     <w:p>
       <w:pPr>
@@ -7937,6 +9271,7 @@
       </w:r>
       <w:r>
         <w:rPr>
+          <w:bCs/>
           <w:b/>
         </w:rPr>
         <w:t xml:space="preserve">모델을 비교하는 하네스에 필요한 면</w:t>
@@ -7978,6 +9313,7 @@
       </w:r>
       <w:r>
         <w:rPr>
+          <w:bCs/>
           <w:b/>
         </w:rPr>
         <w:t xml:space="preserve">응답이 오면(405) 프로세스가 살아 있다는 뜻</w:t>
@@ -7992,15 +9328,15 @@
         <w:t xml:space="preserve">면을 하나로 유지하는 쪽이 stt-lab이 8개로 불어난 길을 다시 밟지 않는 데 낫다고 봤다.</w:t>
       </w:r>
     </w:p>
+    <w:bookmarkEnd w:id="46"/>
+    <w:bookmarkStart w:id="47" w:name="Xc1d8708d7b5005064f0bf84fc45b11afe582d72"/>
     <w:p>
       <w:pPr>
         <w:pStyle w:val="Heading2"/>
       </w:pPr>
-      <w:bookmarkStart w:id="48" w:name="가시화가-stt를-보는-면"/>
       <w:r>
         <w:t xml:space="preserve">8-3. 가시화가 STT를 보는 면</w:t>
       </w:r>
-      <w:bookmarkEnd w:id="48"/>
     </w:p>
     <w:p>
       <w:pPr>
@@ -8090,33 +9426,24 @@
         <w:t xml:space="preserve">verify:no-stt</w:t>
       </w:r>
       <w:r>
+        <w:t xml:space="preserve">가 "STT를 부르는</w:t>
+      </w:r>
+      <w:r>
+        <w:t xml:space="preserve"> </w:t>
+      </w:r>
+      <w:r>
+        <w:rPr>
+          <w:rStyle w:val="VerbatimChar"/>
+        </w:rPr>
+        <w:t xml:space="preserve">fetch</w:t>
+      </w:r>
+      <w:r>
         <w:t xml:space="preserve">가</w:t>
       </w:r>
       <w:r>
         <w:t xml:space="preserve"> </w:t>
       </w:r>
       <w:r>
-        <w:t xml:space="preserve">“</w:t>
-      </w:r>
-      <w:r>
-        <w:t xml:space="preserve">STT를 부르는</w:t>
-      </w:r>
-      <w:r>
-        <w:t xml:space="preserve"> </w:t>
-      </w:r>
-      <w:r>
-        <w:rPr>
-          <w:rStyle w:val="VerbatimChar"/>
-        </w:rPr>
-        <w:t xml:space="preserve">fetch</w:t>
-      </w:r>
-      <w:r>
-        <w:t xml:space="preserve">가</w:t>
-      </w:r>
-      <w:r>
-        <w:t xml:space="preserve"> </w:t>
-      </w:r>
-      <w:r>
         <w:rPr>
           <w:rStyle w:val="VerbatimChar"/>
         </w:rPr>
@@ -8126,13 +9453,7 @@
         <w:t xml:space="preserve"> </w:t>
       </w:r>
       <w:r>
-        <w:t xml:space="preserve">밖에 있는가</w:t>
-      </w:r>
-      <w:r>
-        <w:t xml:space="preserve">”</w:t>
-      </w:r>
-      <w:r>
-        <w:t xml:space="preserve">를 함께 검사한다.</w:t>
+        <w:t xml:space="preserve">밖에 있는가"를 함께 검사한다.</w:t>
       </w:r>
     </w:p>
     <w:p>
@@ -8161,15 +9482,15 @@
         <w:t xml:space="preserve">이 잡는다.</w:t>
       </w:r>
     </w:p>
+    <w:bookmarkEnd w:id="47"/>
+    <w:bookmarkStart w:id="48" w:name="Xd9c0c92bbde32a86ad0534adccb86c01a28cf32"/>
     <w:p>
       <w:pPr>
         <w:pStyle w:val="Heading2"/>
       </w:pPr>
-      <w:bookmarkStart w:id="49" w:name="신뢰도를-하나의-숫자로-만들지-않는다"/>
       <w:r>
         <w:t xml:space="preserve">8-4. 신뢰도를 하나의 숫자로 만들지 않는다</w:t>
       </w:r>
-      <w:bookmarkEnd w:id="49"/>
     </w:p>
     <w:p>
       <w:pPr>
@@ -8204,6 +9525,7 @@
       </w:r>
       <w:r>
         <w:rPr>
+          <w:bCs/>
           <w:b/>
         </w:rPr>
         <w:t xml:space="preserve">각각 그대로</w:t>
@@ -8225,6 +9547,7 @@
       </w:r>
       <w:r>
         <w:rPr>
+          <w:bCs/>
           <w:b/>
         </w:rPr>
         <w:t xml:space="preserve">임계를 실측할 근거가 사라진다</w:t>
@@ -8248,6 +9571,7 @@
       </w:pPr>
       <w:r>
         <w:rPr>
+          <w:bCs/>
           <w:b/>
         </w:rPr>
         <w:t xml:space="preserve">임계값은 아직 정하지 않았다.</w:t>
@@ -8268,16 +9592,7 @@
         <w:t xml:space="preserve"> </w:t>
       </w:r>
       <w:r>
-        <w:t xml:space="preserve">“</w:t>
-      </w:r>
-      <w:r>
-        <w:t xml:space="preserve">잠정 — 실측 미완</w:t>
-      </w:r>
-      <w:r>
-        <w:t xml:space="preserve">”</w:t>
-      </w:r>
-      <w:r>
-        <w:t xml:space="preserve">이라고 적혀 있다. 판정이 일어나는 지점만 만들어 두고, 값은 실측 후</w:t>
+        <w:t xml:space="preserve">"잠정 — 실측 미완"이라고 적혀 있다. 판정이 일어나는 지점만 만들어 두고, 값은 실측 후</w:t>
       </w:r>
       <w:r>
         <w:t xml:space="preserve"> </w:t>
@@ -8304,6 +9619,7 @@
       </w:pPr>
       <w:r>
         <w:rPr>
+          <w:bCs/>
           <w:b/>
         </w:rPr>
         <w:t xml:space="preserve">이 지점에서 계약과 충돌한다.</w:t>
@@ -8357,15 +9673,15 @@
         <w:t xml:space="preserve">0단계 합의 사항이라 혼자 바꾸지 않았다 — 세 가지 안과 근거는 위 보고서에 있다.</w:t>
       </w:r>
     </w:p>
+    <w:bookmarkEnd w:id="48"/>
+    <w:bookmarkStart w:id="49" w:name="Xbde35b3162058910339711a96203cd47803bd3f"/>
     <w:p>
       <w:pPr>
         <w:pStyle w:val="Heading2"/>
       </w:pPr>
-      <w:bookmarkStart w:id="50" w:name="stt가-없어도-화면은-뜬다"/>
       <w:r>
         <w:t xml:space="preserve">8-5. STT가 없어도 화면은 뜬다</w:t>
       </w:r>
-      <w:bookmarkEnd w:id="50"/>
     </w:p>
     <w:p>
       <w:pPr>
@@ -8379,6 +9695,7 @@
       </w:r>
       <w:r>
         <w:rPr>
+          <w:bCs/>
           <w:b/>
         </w:rPr>
         <w:t xml:space="preserve">그 기능만 비활성화하고 수동 텍스트 입력 경로를 남긴다</w:t>
@@ -8464,15 +9781,15 @@
         <w:t xml:space="preserve">가 그 함수를 실제로 불러 검사한다.</w:t>
       </w:r>
     </w:p>
+    <w:bookmarkEnd w:id="49"/>
+    <w:bookmarkStart w:id="50" w:name="X2ddb3981a7c0ea70d650b9a759fbef96e396566"/>
     <w:p>
       <w:pPr>
         <w:pStyle w:val="Heading2"/>
       </w:pPr>
-      <w:bookmarkStart w:id="51" w:name="명령-출구는-여전히-하나다"/>
       <w:r>
         <w:t xml:space="preserve">8-6. 명령 출구는 여전히 하나다</w:t>
       </w:r>
-      <w:bookmarkEnd w:id="51"/>
     </w:p>
     <w:p>
       <w:pPr>
@@ -8510,6 +9827,7 @@
       </w:r>
       <w:r>
         <w:rPr>
+          <w:bCs/>
           <w:b/>
         </w:rPr>
         <w:t xml:space="preserve">달라지는 것은 경로가 아니라 감사 필드다</w:t>
@@ -8796,6 +10114,7 @@
       </w:pPr>
       <w:r>
         <w:rPr>
+          <w:iCs/>
           <w:i/>
         </w:rPr>
         <w:t xml:space="preserve">2026-08-28 탭 이식에서 어휘가 하나로 합쳐졌다.</w:t>
@@ -8880,6 +10199,7 @@
       </w:r>
       <w:r>
         <w:rPr>
+          <w:bCs/>
           <w:b/>
         </w:rPr>
         <w:t xml:space="preserve">그 파일이 감사 필드 이름을 가두는 자리</w:t>
@@ -8891,40 +10211,28 @@
         <w:t xml:space="preserve"> </w:t>
       </w:r>
       <w:r>
-        <w:t xml:space="preserve">때문이다. 그 어휘는</w:t>
-      </w:r>
-      <w:r>
-        <w:t xml:space="preserve"> </w:t>
-      </w:r>
-      <w:r>
-        <w:t xml:space="preserve">“</w:t>
-      </w:r>
-      <w:r>
-        <w:t xml:space="preserve">음성으로 말했고 LLM이 해석했다</w:t>
-      </w:r>
-      <w:r>
-        <w:t xml:space="preserve">”</w:t>
-      </w:r>
-      <w:r>
-        <w:t xml:space="preserve">를 표현하려고</w:t>
-      </w:r>
-      <w:r>
-        <w:t xml:space="preserve"> </w:t>
-      </w:r>
-      <w:r>
-        <w:rPr>
+        <w:t xml:space="preserve">때문이다. 그 어휘는 "음성으로 말했고 LLM이 해석했다"를 표현하려고</w:t>
+      </w:r>
+      <w:r>
+        <w:t xml:space="preserve"> </w:t>
+      </w:r>
+      <w:r>
+        <w:rPr>
+          <w:bCs/>
           <w:b/>
         </w:rPr>
         <w:t xml:space="preserve">입력 수단과 판단 주체를</w:t>
       </w:r>
       <w:r>
         <w:rPr>
-          <w:b/>
-        </w:rPr>
-        <w:t xml:space="preserve"> </w:t>
-      </w:r>
-      <w:r>
-        <w:rPr>
+          <w:bCs/>
+          <w:b/>
+        </w:rPr>
+        <w:t xml:space="preserve"> </w:t>
+      </w:r>
+      <w:r>
+        <w:rPr>
+          <w:bCs/>
           <w:b/>
         </w:rPr>
         <w:t xml:space="preserve">두 축으로 나눈 것</w:t>
@@ -8984,6 +10292,7 @@
       </w:r>
       <w:r>
         <w:rPr>
+          <w:bCs/>
           <w:b/>
         </w:rPr>
         <w:t xml:space="preserve">둘 다</w:t>
@@ -9031,6 +10340,7 @@
       </w:r>
       <w:r>
         <w:rPr>
+          <w:bCs/>
           <w:b/>
         </w:rPr>
         <w:t xml:space="preserve">발행을 거부한다.</w:t>
@@ -9091,6 +10401,7 @@
       </w:r>
       <w:r>
         <w:rPr>
+          <w:bCs/>
           <w:b/>
         </w:rPr>
         <w:t xml:space="preserve">가드를 지운 대조군이 잡히는지</w:t>
@@ -9105,6 +10416,7 @@
       </w:pPr>
       <w:r>
         <w:rPr>
+          <w:bCs/>
           <w:b/>
         </w:rPr>
         <w:t xml:space="preserve">기록은 백엔드 audit-writer가 한다.</w:t>
@@ -9123,25 +10435,25 @@
         </w:pict>
       </w:r>
     </w:p>
+    <w:bookmarkEnd w:id="50"/>
+    <w:bookmarkEnd w:id="51"/>
+    <w:bookmarkStart w:id="55" w:name="Xa691323995bd99c042bf545be990ebfad5d55ab"/>
     <w:p>
       <w:pPr>
         <w:pStyle w:val="Heading1"/>
       </w:pPr>
-      <w:bookmarkStart w:id="52" w:name="실행-환경"/>
       <w:r>
         <w:t xml:space="preserve">9. 실행 환경</w:t>
       </w:r>
-      <w:bookmarkEnd w:id="52"/>
-    </w:p>
+    </w:p>
+    <w:bookmarkStart w:id="52" w:name="X5bb02d1d078536388589560fb1126a20d1cf47a"/>
     <w:p>
       <w:pPr>
         <w:pStyle w:val="Heading2"/>
       </w:pPr>
-      <w:bookmarkStart w:id="53" w:name="개발"/>
       <w:r>
         <w:t xml:space="preserve">9-1. 개발</w:t>
       </w:r>
-      <w:bookmarkEnd w:id="53"/>
     </w:p>
     <w:p>
       <w:pPr>
@@ -9199,6 +10511,7 @@
       </w:r>
       <w:r>
         <w:rPr>
+          <w:bCs/>
           <w:b/>
         </w:rPr>
         <w:t xml:space="preserve">포트를 겹치지 않게</w:t>
@@ -9210,15 +10523,15 @@
         <w:t xml:space="preserve">잡는다. 둘을 동시에 띄워 비교할 수 있어야 한다.</w:t>
       </w:r>
     </w:p>
+    <w:bookmarkEnd w:id="52"/>
+    <w:bookmarkStart w:id="53" w:name="X6955259bd494a67e90eb19ef755f1845428ad66"/>
     <w:p>
       <w:pPr>
         <w:pStyle w:val="Heading2"/>
       </w:pPr>
-      <w:bookmarkStart w:id="54" w:name="hci-팀원-전달"/>
       <w:r>
         <w:t xml:space="preserve">9-2. HCI 팀원 전달</w:t>
       </w:r>
-      <w:bookmarkEnd w:id="54"/>
     </w:p>
     <w:p>
       <w:pPr>
@@ -9247,6 +10560,7 @@
       </w:r>
       <w:r>
         <w:rPr>
+          <w:bCs/>
           <w:b/>
         </w:rPr>
         <w:t xml:space="preserve">1단계 초안에는 목 데이터를 파일로 내장</w:t>
@@ -9261,15 +10575,15 @@
         <w:t xml:space="preserve">서버 없이도 열리게 만든다. 전달 마찰을 없애는 것이 목적이다.</w:t>
       </w:r>
     </w:p>
+    <w:bookmarkEnd w:id="53"/>
+    <w:bookmarkStart w:id="54" w:name="X4ece58cbe74a3f380bfa25d31f996b0d49afb6b"/>
     <w:p>
       <w:pPr>
         <w:pStyle w:val="Heading2"/>
       </w:pPr>
-      <w:bookmarkStart w:id="55" w:name="실험-서버"/>
       <w:r>
         <w:t xml:space="preserve">9-3. 실험 서버</w:t>
       </w:r>
-      <w:bookmarkEnd w:id="55"/>
     </w:p>
     <w:p>
       <w:pPr>
@@ -9307,15 +10621,16 @@
         </w:pict>
       </w:r>
     </w:p>
+    <w:bookmarkEnd w:id="54"/>
+    <w:bookmarkEnd w:id="55"/>
+    <w:bookmarkStart w:id="56" w:name="Xb27228a9815bf397676db833e64a66b625802a5"/>
     <w:p>
       <w:pPr>
         <w:pStyle w:val="Heading1"/>
       </w:pPr>
-      <w:bookmarkStart w:id="56" w:name="확인이-필요한-것"/>
       <w:r>
         <w:t xml:space="preserve">10. 확인이 필요한 것</w:t>
       </w:r>
-      <w:bookmarkEnd w:id="56"/>
     </w:p>
     <w:p>
       <w:pPr>
@@ -9432,6 +10747,7 @@
       </w:pPr>
       <w:r>
         <w:rPr>
+          <w:bCs/>
           <w:b/>
         </w:rPr>
         <w:t xml:space="preserve">로컬 LLM 모델 규모와 실행 위치</w:t>
@@ -9460,18 +10776,21 @@
       <w:r>
         <w:rPr>
           <w:rStyle w:val="VerbatimChar"/>
+          <w:bCs/>
           <w:b/>
         </w:rPr>
         <w:t xml:space="preserve">utterance.confidence</w:t>
       </w:r>
       <w:r>
         <w:rPr>
-          <w:b/>
-        </w:rPr>
-        <w:t xml:space="preserve"> </w:t>
-      </w:r>
-      <w:r>
-        <w:rPr>
+          <w:bCs/>
+          <w:b/>
+        </w:rPr>
+        <w:t xml:space="preserve"> </w:t>
+      </w:r>
+      <w:r>
+        <w:rPr>
+          <w:bCs/>
           <w:b/>
         </w:rPr>
         <w:t xml:space="preserve">계약</w:t>
@@ -9530,18 +10849,21 @@
       <w:r>
         <w:rPr>
           <w:rStyle w:val="VerbatimChar"/>
+          <w:bCs/>
           <w:b/>
         </w:rPr>
         <w:t xml:space="preserve">VZ-L-03</w:t>
       </w:r>
       <w:r>
         <w:rPr>
-          <w:b/>
-        </w:rPr>
-        <w:t xml:space="preserve"> </w:t>
-      </w:r>
-      <w:r>
-        <w:rPr>
+          <w:bCs/>
+          <w:b/>
+        </w:rPr>
+        <w:t xml:space="preserve"> </w:t>
+      </w:r>
+      <w:r>
+        <w:rPr>
+          <w:bCs/>
           <w:b/>
         </w:rPr>
         <w:t xml:space="preserve">신뢰도 임계값</w:t>
@@ -9569,6 +10891,7 @@
       </w:pPr>
       <w:r>
         <w:rPr>
+          <w:bCs/>
           <w:b/>
         </w:rPr>
         <w:t xml:space="preserve">두 상태 모델의 공존 방식</w:t>
@@ -9599,6 +10922,7 @@
       </w:r>
       <w:r>
         <w:rPr>
+          <w:bCs/>
           <w:b/>
         </w:rPr>
         <w:t xml:space="preserve">transport는 하나를 공유</w:t>
@@ -9613,6 +10937,7 @@
         <w:t xml:space="preserve">그러면 구독 관리가 겹친다. 이식 착수 전에 설계를 확정해야 한다.</w:t>
       </w:r>
     </w:p>
+    <w:bookmarkEnd w:id="56"/>
     <w:sectPr/>
   </w:body>
 </w:document>
@@ -9644,17 +10969,14 @@
 <file path=word/numbering.xml><?xml version="1.0" encoding="utf-8"?>
 <w:numbering xmlns:w="http://schemas.openxmlformats.org/wordprocessingml/2006/main">
   <w:abstractNum w:abstractNumId="990">
-    <w:nsid w:val="2c1ae401"/>
+    <w:nsid w:val="A990"/>
     <w:multiLevelType w:val="multilevel"/>
     <w:lvl w:ilvl="0">
       <w:numFmt w:val="bullet"/>
       <w:lvlText w:val=" "/>
       <w:lvlJc w:val="left"/>
       <w:pPr>
-        <w:tabs>
-          <w:tab w:val="num" w:pos="0"/>
-        </w:tabs>
-        <w:ind w:left="480" w:hanging="480"/>
+        <w:ind w:left="720" w:hanging="480"/>
       </w:pPr>
     </w:lvl>
     <w:lvl w:ilvl="1">
@@ -9662,10 +10984,7 @@
       <w:lvlText w:val=" "/>
       <w:lvlJc w:val="left"/>
       <w:pPr>
-        <w:tabs>
-          <w:tab w:val="num" w:pos="720"/>
-        </w:tabs>
-        <w:ind w:left="1200" w:hanging="480"/>
+        <w:ind w:left="1440" w:hanging="480"/>
       </w:pPr>
     </w:lvl>
     <w:lvl w:ilvl="2">
@@ -9673,10 +10992,7 @@
       <w:lvlText w:val=" "/>
       <w:lvlJc w:val="left"/>
       <w:pPr>
-        <w:tabs>
-          <w:tab w:val="num" w:pos="1440"/>
-        </w:tabs>
-        <w:ind w:left="1920" w:hanging="480"/>
+        <w:ind w:left="2160" w:hanging="480"/>
       </w:pPr>
     </w:lvl>
     <w:lvl w:ilvl="3">
@@ -9684,10 +11000,7 @@
       <w:lvlText w:val=" "/>
       <w:lvlJc w:val="left"/>
       <w:pPr>
-        <w:tabs>
-          <w:tab w:val="num" w:pos="2160"/>
-        </w:tabs>
-        <w:ind w:left="2640" w:hanging="480"/>
+        <w:ind w:left="2880" w:hanging="480"/>
       </w:pPr>
     </w:lvl>
     <w:lvl w:ilvl="4">
@@ -9695,10 +11008,7 @@
       <w:lvlText w:val=" "/>
       <w:lvlJc w:val="left"/>
       <w:pPr>
-        <w:tabs>
-          <w:tab w:val="num" w:pos="2880"/>
-        </w:tabs>
-        <w:ind w:left="3360" w:hanging="480"/>
+        <w:ind w:left="3600" w:hanging="480"/>
       </w:pPr>
     </w:lvl>
     <w:lvl w:ilvl="5">
@@ -9706,10 +11016,7 @@
       <w:lvlText w:val=" "/>
       <w:lvlJc w:val="left"/>
       <w:pPr>
-        <w:tabs>
-          <w:tab w:val="num" w:pos="3600"/>
-        </w:tabs>
-        <w:ind w:left="4080" w:hanging="480"/>
+        <w:ind w:left="4320" w:hanging="480"/>
       </w:pPr>
     </w:lvl>
     <w:lvl w:ilvl="6">
@@ -9717,10 +11024,7 @@
       <w:lvlText w:val=" "/>
       <w:lvlJc w:val="left"/>
       <w:pPr>
-        <w:tabs>
-          <w:tab w:val="num" w:pos="4320"/>
-        </w:tabs>
-        <w:ind w:left="4800" w:hanging="480"/>
+        <w:ind w:left="5040" w:hanging="480"/>
       </w:pPr>
     </w:lvl>
     <w:lvl w:ilvl="7">
@@ -9728,10 +11032,7 @@
       <w:lvlText w:val=" "/>
       <w:lvlJc w:val="left"/>
       <w:pPr>
-        <w:tabs>
-          <w:tab w:val="num" w:pos="5040"/>
-        </w:tabs>
-        <w:ind w:left="5520" w:hanging="480"/>
+        <w:ind w:left="5760" w:hanging="480"/>
       </w:pPr>
     </w:lvl>
     <w:lvl w:ilvl="8">
@@ -9739,15 +11040,12 @@
       <w:lvlText w:val=" "/>
       <w:lvlJc w:val="left"/>
       <w:pPr>
-        <w:tabs>
-          <w:tab w:val="num" w:pos="5760"/>
-        </w:tabs>
-        <w:ind w:left="6240" w:hanging="480"/>
+        <w:ind w:left="6480" w:hanging="480"/>
       </w:pPr>
     </w:lvl>
   </w:abstractNum>
   <w:abstractNum w:abstractNumId="99411">
-    <w:nsid w:val="ea454b4c"/>
+    <w:nsid w:val="A99411"/>
     <w:multiLevelType w:val="multilevel"/>
     <w:lvl w:ilvl="0">
       <w:start w:val="1"/>
@@ -9755,10 +11053,7 @@
       <w:lvlText w:val="%1."/>
       <w:lvlJc w:val="left"/>
       <w:pPr>
-        <w:tabs>
-          <w:tab w:val="num" w:pos="0"/>
-        </w:tabs>
-        <w:ind w:left="480" w:hanging="480"/>
+        <w:ind w:left="720" w:hanging="480"/>
       </w:pPr>
     </w:lvl>
     <w:lvl w:ilvl="1">
@@ -9767,10 +11062,7 @@
       <w:lvlText w:val="%2."/>
       <w:lvlJc w:val="left"/>
       <w:pPr>
-        <w:tabs>
-          <w:tab w:val="num" w:pos="720"/>
-        </w:tabs>
-        <w:ind w:left="1200" w:hanging="480"/>
+        <w:ind w:left="1440" w:hanging="480"/>
       </w:pPr>
     </w:lvl>
     <w:lvl w:ilvl="2">
@@ -9779,10 +11071,7 @@
       <w:lvlText w:val="%3."/>
       <w:lvlJc w:val="left"/>
       <w:pPr>
-        <w:tabs>
-          <w:tab w:val="num" w:pos="1440"/>
-        </w:tabs>
-        <w:ind w:left="1920" w:hanging="480"/>
+        <w:ind w:left="2160" w:hanging="480"/>
       </w:pPr>
     </w:lvl>
     <w:lvl w:ilvl="3">
@@ -9791,10 +11080,7 @@
       <w:lvlText w:val="%4."/>
       <w:lvlJc w:val="left"/>
       <w:pPr>
-        <w:tabs>
-          <w:tab w:val="num" w:pos="2160"/>
-        </w:tabs>
-        <w:ind w:left="2640" w:hanging="480"/>
+        <w:ind w:left="2880" w:hanging="480"/>
       </w:pPr>
     </w:lvl>
     <w:lvl w:ilvl="4">
@@ -9803,10 +11089,7 @@
       <w:lvlText w:val="%5."/>
       <w:lvlJc w:val="left"/>
       <w:pPr>
-        <w:tabs>
-          <w:tab w:val="num" w:pos="2880"/>
-        </w:tabs>
-        <w:ind w:left="3360" w:hanging="480"/>
+        <w:ind w:left="3600" w:hanging="480"/>
       </w:pPr>
     </w:lvl>
     <w:lvl w:ilvl="5">
@@ -9815,10 +11098,7 @@
       <w:lvlText w:val="%6."/>
       <w:lvlJc w:val="left"/>
       <w:pPr>
-        <w:tabs>
-          <w:tab w:val="num" w:pos="3600"/>
-        </w:tabs>
-        <w:ind w:left="4080" w:hanging="480"/>
+        <w:ind w:left="4320" w:hanging="480"/>
       </w:pPr>
     </w:lvl>
     <w:lvl w:ilvl="6">
@@ -9827,10 +11107,7 @@
       <w:lvlText w:val="%7."/>
       <w:lvlJc w:val="left"/>
       <w:pPr>
-        <w:tabs>
-          <w:tab w:val="num" w:pos="4320"/>
-        </w:tabs>
-        <w:ind w:left="4800" w:hanging="480"/>
+        <w:ind w:left="5040" w:hanging="480"/>
       </w:pPr>
     </w:lvl>
     <w:lvl w:ilvl="7">
@@ -9839,10 +11116,7 @@
       <w:lvlText w:val="%8."/>
       <w:lvlJc w:val="left"/>
       <w:pPr>
-        <w:tabs>
-          <w:tab w:val="num" w:pos="5040"/>
-        </w:tabs>
-        <w:ind w:left="5520" w:hanging="480"/>
+        <w:ind w:left="5760" w:hanging="480"/>
       </w:pPr>
     </w:lvl>
     <w:lvl w:ilvl="8">
@@ -9851,25 +11125,19 @@
       <w:lvlText w:val="%9."/>
       <w:lvlJc w:val="left"/>
       <w:pPr>
-        <w:tabs>
-          <w:tab w:val="num" w:pos="5760"/>
-        </w:tabs>
-        <w:ind w:left="6240" w:hanging="480"/>
+        <w:ind w:left="6480" w:hanging="480"/>
       </w:pPr>
     </w:lvl>
   </w:abstractNum>
   <w:abstractNum w:abstractNumId="991">
-    <w:nsid w:val="71315dca"/>
+    <w:nsid w:val="A991"/>
     <w:multiLevelType w:val="multilevel"/>
     <w:lvl w:ilvl="0">
       <w:numFmt w:val="bullet"/>
       <w:lvlText w:val="•"/>
       <w:lvlJc w:val="left"/>
       <w:pPr>
-        <w:tabs>
-          <w:tab w:val="num" w:pos="0"/>
-        </w:tabs>
-        <w:ind w:left="480" w:hanging="480"/>
+        <w:ind w:left="720" w:hanging="480"/>
       </w:pPr>
     </w:lvl>
     <w:lvl w:ilvl="1">
@@ -9877,10 +11145,7 @@
       <w:lvlText w:val="–"/>
       <w:lvlJc w:val="left"/>
       <w:pPr>
-        <w:tabs>
-          <w:tab w:val="num" w:pos="720"/>
-        </w:tabs>
-        <w:ind w:left="1200" w:hanging="480"/>
+        <w:ind w:left="1440" w:hanging="480"/>
       </w:pPr>
     </w:lvl>
     <w:lvl w:ilvl="2">
@@ -9888,10 +11153,7 @@
       <w:lvlText w:val="•"/>
       <w:lvlJc w:val="left"/>
       <w:pPr>
-        <w:tabs>
-          <w:tab w:val="num" w:pos="1440"/>
-        </w:tabs>
-        <w:ind w:left="1920" w:hanging="480"/>
+        <w:ind w:left="2160" w:hanging="480"/>
       </w:pPr>
     </w:lvl>
     <w:lvl w:ilvl="3">
@@ -9899,10 +11161,7 @@
       <w:lvlText w:val="–"/>
       <w:lvlJc w:val="left"/>
       <w:pPr>
-        <w:tabs>
-          <w:tab w:val="num" w:pos="2160"/>
-        </w:tabs>
-        <w:ind w:left="2640" w:hanging="480"/>
+        <w:ind w:left="2880" w:hanging="480"/>
       </w:pPr>
     </w:lvl>
     <w:lvl w:ilvl="4">
@@ -9910,10 +11169,7 @@
       <w:lvlText w:val="•"/>
       <w:lvlJc w:val="left"/>
       <w:pPr>
-        <w:tabs>
-          <w:tab w:val="num" w:pos="2880"/>
-        </w:tabs>
-        <w:ind w:left="3360" w:hanging="480"/>
+        <w:ind w:left="3600" w:hanging="480"/>
       </w:pPr>
     </w:lvl>
     <w:lvl w:ilvl="5">
@@ -9921,10 +11177,7 @@
       <w:lvlText w:val="–"/>
       <w:lvlJc w:val="left"/>
       <w:pPr>
-        <w:tabs>
-          <w:tab w:val="num" w:pos="3600"/>
-        </w:tabs>
-        <w:ind w:left="4080" w:hanging="480"/>
+        <w:ind w:left="4320" w:hanging="480"/>
       </w:pPr>
     </w:lvl>
     <w:lvl w:ilvl="6">
@@ -9932,10 +11185,7 @@
       <w:lvlText w:val="•"/>
       <w:lvlJc w:val="left"/>
       <w:pPr>
-        <w:tabs>
-          <w:tab w:val="num" w:pos="4320"/>
-        </w:tabs>
-        <w:ind w:left="4800" w:hanging="480"/>
+        <w:ind w:left="5040" w:hanging="480"/>
       </w:pPr>
     </w:lvl>
     <w:lvl w:ilvl="7">
@@ -9943,10 +11193,7 @@
       <w:lvlText w:val="–"/>
       <w:lvlJc w:val="left"/>
       <w:pPr>
-        <w:tabs>
-          <w:tab w:val="num" w:pos="5040"/>
-        </w:tabs>
-        <w:ind w:left="5520" w:hanging="480"/>
+        <w:ind w:left="5760" w:hanging="480"/>
       </w:pPr>
     </w:lvl>
     <w:lvl w:ilvl="8">
@@ -9954,10 +11201,7 @@
       <w:lvlText w:val="•"/>
       <w:lvlJc w:val="left"/>
       <w:pPr>
-        <w:tabs>
-          <w:tab w:val="num" w:pos="5760"/>
-        </w:tabs>
-        <w:ind w:left="6240" w:hanging="480"/>
+        <w:ind w:left="6480" w:hanging="480"/>
       </w:pPr>
     </w:lvl>
   </w:abstractNum>
@@ -10098,10 +11342,10 @@
   <w:docDefaults>
     <w:rPrDefault>
       <w:rPr>
-        <w:rFonts w:asciiTheme="minorHAnsi" w:eastAsiaTheme="minorHAnsi" w:hAnsiTheme="minorHAnsi" w:cstheme="minorBidi"/>
+        <w:rFonts w:ascii="Malgun Gothic" w:cs="Malgun Gothic" w:eastAsia="Malgun Gothic" w:hAnsi="Malgun Gothic"/>
         <w:sz w:val="24"/>
         <w:szCs w:val="24"/>
-        <w:lang w:val="en-US" w:eastAsia="맑은 고딕" w:bidi="ar-SA"/>
+        <w:lang w:bidi="ar-SA" w:eastAsia="en-US" w:val="en-US"/>
       </w:rPr>
     </w:rPrDefault>
     <w:pPrDefault>
@@ -10110,35 +11354,35 @@
       </w:pPr>
     </w:pPrDefault>
   </w:docDefaults>
-  <w:latentStyles w:defLockedState="0" w:defUIPriority="0" w:defSemiHidden="0" w:defUnhideWhenUsed="0" w:defQFormat="0" w:count="276"/>
-  <w:style w:type="paragraph" w:default="1" w:styleId="Normal">
+  <w:latentStyles w:count="276" w:defLockedState="0" w:defQFormat="0" w:defSemiHidden="0" w:defUIPriority="0" w:defUnhideWhenUsed="0"/>
+  <w:style w:default="1" w:styleId="Normal" w:type="paragraph">
     <w:name w:val="Normal"/>
     <w:qFormat/>
   </w:style>
-  <w:style w:type="paragraph" w:styleId="BodyText">
+  <w:style w:styleId="BodyText" w:type="paragraph">
     <w:name w:val="Body Text"/>
     <w:basedOn w:val="Normal"/>
     <w:link w:val="BodyTextChar"/>
     <w:pPr>
-      <w:spacing w:before="180" w:after="180"/>
+      <w:spacing w:after="180" w:before="180"/>
     </w:pPr>
     <w:qFormat/>
   </w:style>
-  <w:style w:type="paragraph" w:customStyle="1" w:styleId="FirstParagraph">
+  <w:style w:customStyle="1" w:styleId="FirstParagraph" w:type="paragraph">
     <w:name w:val="First Paragraph"/>
     <w:basedOn w:val="BodyText"/>
     <w:next w:val="BodyText"/>
     <w:qFormat/>
   </w:style>
-  <w:style w:type="paragraph" w:customStyle="1" w:styleId="Compact">
+  <w:style w:customStyle="1" w:styleId="Compact" w:type="paragraph">
     <w:name w:val="Compact"/>
     <w:basedOn w:val="BodyText"/>
     <w:qFormat/>
     <w:pPr>
-      <w:spacing w:before="36" w:after="36"/>
+      <w:spacing w:after="36" w:before="36"/>
     </w:pPr>
   </w:style>
-  <w:style w:type="paragraph" w:styleId="Title">
+  <w:style w:styleId="Title" w:type="paragraph">
     <w:name w:val="Title"/>
     <w:basedOn w:val="Normal"/>
     <w:next w:val="BodyText"/>
@@ -10146,19 +11390,19 @@
     <w:pPr>
       <w:keepNext/>
       <w:keepLines/>
-      <w:spacing w:before="480" w:after="240"/>
+      <w:spacing w:after="240" w:before="480"/>
       <w:jc w:val="center"/>
     </w:pPr>
     <w:rPr>
-      <w:rFonts w:asciiTheme="majorHAnsi" w:eastAsiaTheme="majorEastAsia" w:hAnsiTheme="majorHAnsi" w:cstheme="majorBidi"/>
+      <w:rFonts w:ascii="Malgun Gothic" w:cs="Malgun Gothic" w:eastAsia="Malgun Gothic" w:hAnsi="Malgun Gothic"/>
       <w:b/>
       <w:bCs/>
-      <w:color w:val="345A8A" w:themeColor="accent1" w:themeShade="B5"/>
+      <w:color w:themeColor="accent1" w:themeShade="B5" w:val="345A8A"/>
       <w:sz w:val="36"/>
       <w:szCs w:val="36"/>
     </w:rPr>
   </w:style>
-  <w:style w:type="paragraph" w:styleId="Subtitle">
+  <w:style w:styleId="Subtitle" w:type="paragraph">
     <w:name w:val="Subtitle"/>
     <w:basedOn w:val="Title"/>
     <w:next w:val="BodyText"/>
@@ -10166,7 +11410,7 @@
     <w:pPr>
       <w:keepNext/>
       <w:keepLines/>
-      <w:spacing w:before="240" w:after="240"/>
+      <w:spacing w:after="240" w:before="240"/>
       <w:jc w:val="center"/>
     </w:pPr>
     <w:rPr>
@@ -10174,7 +11418,7 @@
       <w:szCs w:val="30"/>
     </w:rPr>
   </w:style>
-  <w:style w:type="paragraph" w:customStyle="1" w:styleId="Author">
+  <w:style w:customStyle="1" w:styleId="Author" w:type="paragraph">
     <w:name w:val="Author"/>
     <w:next w:val="BodyText"/>
     <w:qFormat/>
@@ -10184,7 +11428,7 @@
       <w:jc w:val="center"/>
     </w:pPr>
   </w:style>
-  <w:style w:type="paragraph" w:styleId="Date">
+  <w:style w:styleId="Date" w:type="paragraph">
     <w:name w:val="Date"/>
     <w:next w:val="BodyText"/>
     <w:qFormat/>
@@ -10194,7 +11438,26 @@
       <w:jc w:val="center"/>
     </w:pPr>
   </w:style>
-  <w:style w:type="paragraph" w:customStyle="1" w:styleId="Abstract">
+  <w:style w:customStyle="1" w:styleId="AbstractTitle" w:type="paragraph">
+    <w:name w:val="Abstract Title"/>
+    <w:basedOn w:val="Normal"/>
+    <w:next w:val="Abstract"/>
+    <w:qFormat/>
+    <w:pPr>
+      <w:keepNext/>
+      <w:keepLines/>
+      <w:jc w:val="center"/>
+      <w:spacing w:after="0" w:before="300"/>
+    </w:pPr>
+    <w:rPr>
+      <w:sz w:val="20"/>
+      <w:szCs w:val="20"/>
+      <w:b/>
+      <w:color w:val="345A8A"/>
+      &gt;
+    </w:rPr>
+  </w:style>
+  <w:style w:customStyle="1" w:styleId="Abstract" w:type="paragraph">
     <w:name w:val="Abstract"/>
     <w:basedOn w:val="Normal"/>
     <w:next w:val="BodyText"/>
@@ -10202,14 +11465,14 @@
     <w:pPr>
       <w:keepNext/>
       <w:keepLines/>
-      <w:spacing w:before="300" w:after="300"/>
+      <w:spacing w:after="300" w:before="100"/>
     </w:pPr>
     <w:rPr>
       <w:sz w:val="20"/>
       <w:szCs w:val="20"/>
     </w:rPr>
   </w:style>
-  <w:style w:type="paragraph" w:styleId="Bibliography">
+  <w:style w:styleId="Bibliography" w:type="paragraph">
     <w:name w:val="Bibliography"/>
     <w:basedOn w:val="Normal"/>
     <w:next w:val="Bibliography"/>
@@ -10217,7 +11480,7 @@
     <w:pPr/>
     <w:rPr/>
   </w:style>
-  <w:style w:type="paragraph" w:styleId="Heading1">
+  <w:style w:styleId="Heading1" w:type="paragraph">
     <w:name w:val="Heading 1"/>
     <w:basedOn w:val="Normal"/>
     <w:next w:val="BodyText"/>
@@ -10226,19 +11489,19 @@
     <w:pPr>
       <w:keepNext/>
       <w:keepLines/>
-      <w:spacing w:before="480" w:after="0"/>
+      <w:spacing w:after="0" w:before="480"/>
       <w:outlineLvl w:val="0"/>
     </w:pPr>
     <w:rPr>
-      <w:rFonts w:asciiTheme="majorHAnsi" w:eastAsiaTheme="majorEastAsia" w:hAnsiTheme="majorHAnsi" w:cstheme="majorBidi"/>
+      <w:rFonts w:ascii="Malgun Gothic" w:cs="Malgun Gothic" w:eastAsia="Malgun Gothic" w:hAnsi="Malgun Gothic"/>
       <w:b/>
       <w:bCs/>
-      <w:color w:val="4F81BD" w:themeColor="accent1"/>
+      <w:color w:themeColor="accent1" w:val="4F81BD"/>
       <w:sz w:val="32"/>
       <w:szCs w:val="32"/>
     </w:rPr>
   </w:style>
-  <w:style w:type="paragraph" w:styleId="Heading2">
+  <w:style w:styleId="Heading2" w:type="paragraph">
     <w:name w:val="Heading 2"/>
     <w:basedOn w:val="Normal"/>
     <w:next w:val="BodyText"/>
@@ -10248,19 +11511,19 @@
     <w:pPr>
       <w:keepNext/>
       <w:keepLines/>
-      <w:spacing w:before="200" w:after="0"/>
+      <w:spacing w:after="0" w:before="200"/>
       <w:outlineLvl w:val="1"/>
     </w:pPr>
     <w:rPr>
-      <w:rFonts w:asciiTheme="majorHAnsi" w:eastAsiaTheme="majorEastAsia" w:hAnsiTheme="majorHAnsi" w:cstheme="majorBidi"/>
+      <w:rFonts w:ascii="Malgun Gothic" w:cs="Malgun Gothic" w:eastAsia="Malgun Gothic" w:hAnsi="Malgun Gothic"/>
       <w:b/>
       <w:bCs/>
-      <w:color w:val="4F81BD" w:themeColor="accent1"/>
+      <w:color w:themeColor="accent1" w:val="4F81BD"/>
       <w:sz w:val="28"/>
       <w:szCs w:val="28"/>
     </w:rPr>
   </w:style>
-  <w:style w:type="paragraph" w:styleId="Heading3">
+  <w:style w:styleId="Heading3" w:type="paragraph">
     <w:name w:val="Heading 3"/>
     <w:basedOn w:val="Normal"/>
     <w:next w:val="BodyText"/>
@@ -10270,19 +11533,19 @@
     <w:pPr>
       <w:keepNext/>
       <w:keepLines/>
-      <w:spacing w:before="200" w:after="0"/>
+      <w:spacing w:after="0" w:before="200"/>
       <w:outlineLvl w:val="2"/>
     </w:pPr>
     <w:rPr>
-      <w:rFonts w:asciiTheme="majorHAnsi" w:eastAsiaTheme="majorEastAsia" w:hAnsiTheme="majorHAnsi" w:cstheme="majorBidi"/>
+      <w:rFonts w:ascii="Malgun Gothic" w:cs="Malgun Gothic" w:eastAsia="Malgun Gothic" w:hAnsi="Malgun Gothic"/>
       <w:b/>
       <w:bCs/>
-      <w:color w:val="4F81BD" w:themeColor="accent1"/>
+      <w:color w:themeColor="accent1" w:val="4F81BD"/>
       <w:sz w:val="24"/>
       <w:szCs w:val="24"/>
     </w:rPr>
   </w:style>
-  <w:style w:type="paragraph" w:styleId="Heading4">
+  <w:style w:styleId="Heading4" w:type="paragraph">
     <w:name w:val="Heading 4"/>
     <w:basedOn w:val="Normal"/>
     <w:next w:val="BodyText"/>
@@ -10292,19 +11555,19 @@
     <w:pPr>
       <w:keepNext/>
       <w:keepLines/>
-      <w:spacing w:before="200" w:after="0"/>
+      <w:spacing w:after="0" w:before="200"/>
       <w:outlineLvl w:val="3"/>
     </w:pPr>
     <w:rPr>
-      <w:rFonts w:asciiTheme="majorHAnsi" w:eastAsiaTheme="majorEastAsia" w:hAnsiTheme="majorHAnsi" w:cstheme="majorBidi"/>
+      <w:rFonts w:ascii="Malgun Gothic" w:cs="Malgun Gothic" w:eastAsia="Malgun Gothic" w:hAnsi="Malgun Gothic"/>
       <w:i/>
       <w:bCs/>
-      <w:color w:val="4F81BD" w:themeColor="accent1"/>
+      <w:color w:themeColor="accent1" w:val="4F81BD"/>
       <w:sz w:val="24"/>
       <w:szCs w:val="24"/>
     </w:rPr>
   </w:style>
-  <w:style w:type="paragraph" w:styleId="Heading5">
+  <w:style w:styleId="Heading5" w:type="paragraph">
     <w:name w:val="Heading 5"/>
     <w:basedOn w:val="Normal"/>
     <w:next w:val="BodyText"/>
@@ -10314,18 +11577,18 @@
     <w:pPr>
       <w:keepNext/>
       <w:keepLines/>
-      <w:spacing w:before="200" w:after="0"/>
+      <w:spacing w:after="0" w:before="200"/>
       <w:outlineLvl w:val="4"/>
     </w:pPr>
     <w:rPr>
-      <w:rFonts w:asciiTheme="majorHAnsi" w:eastAsiaTheme="majorEastAsia" w:hAnsiTheme="majorHAnsi" w:cstheme="majorBidi"/>
+      <w:rFonts w:ascii="Malgun Gothic" w:cs="Malgun Gothic" w:eastAsia="Malgun Gothic" w:hAnsi="Malgun Gothic"/>
       <w:iCs/>
-      <w:color w:val="4F81BD" w:themeColor="accent1"/>
+      <w:color w:themeColor="accent1" w:val="4F81BD"/>
       <w:sz w:val="24"/>
       <w:szCs w:val="24"/>
     </w:rPr>
   </w:style>
-  <w:style w:type="paragraph" w:styleId="Heading6">
+  <w:style w:styleId="Heading6" w:type="paragraph">
     <w:name w:val="Heading 6"/>
     <w:basedOn w:val="Normal"/>
     <w:next w:val="BodyText"/>
@@ -10335,17 +11598,17 @@
     <w:pPr>
       <w:keepNext/>
       <w:keepLines/>
-      <w:spacing w:before="200" w:after="0"/>
+      <w:spacing w:after="0" w:before="200"/>
       <w:outlineLvl w:val="5"/>
     </w:pPr>
     <w:rPr>
-      <w:rFonts w:asciiTheme="majorHAnsi" w:eastAsiaTheme="majorEastAsia" w:hAnsiTheme="majorHAnsi" w:cstheme="majorBidi"/>
-      <w:color w:val="4F81BD" w:themeColor="accent1"/>
+      <w:rFonts w:ascii="Malgun Gothic" w:cs="Malgun Gothic" w:eastAsia="Malgun Gothic" w:hAnsi="Malgun Gothic"/>
+      <w:color w:themeColor="accent1" w:val="4F81BD"/>
       <w:sz w:val="24"/>
       <w:szCs w:val="24"/>
     </w:rPr>
   </w:style>
-  <w:style w:type="paragraph" w:styleId="Heading7">
+  <w:style w:styleId="Heading7" w:type="paragraph">
     <w:name w:val="Heading 7"/>
     <w:basedOn w:val="Normal"/>
     <w:next w:val="BodyText"/>
@@ -10355,17 +11618,17 @@
     <w:pPr>
       <w:keepNext/>
       <w:keepLines/>
-      <w:spacing w:before="200" w:after="0"/>
+      <w:spacing w:after="0" w:before="200"/>
       <w:outlineLvl w:val="6"/>
     </w:pPr>
     <w:rPr>
-      <w:rFonts w:asciiTheme="majorHAnsi" w:eastAsiaTheme="majorEastAsia" w:hAnsiTheme="majorHAnsi" w:cstheme="majorBidi"/>
-      <w:color w:val="4F81BD" w:themeColor="accent1"/>
+      <w:rFonts w:ascii="Malgun Gothic" w:cs="Malgun Gothic" w:eastAsia="Malgun Gothic" w:hAnsi="Malgun Gothic"/>
+      <w:color w:themeColor="accent1" w:val="4F81BD"/>
       <w:sz w:val="24"/>
       <w:szCs w:val="24"/>
     </w:rPr>
   </w:style>
-  <w:style w:type="paragraph" w:styleId="Heading8">
+  <w:style w:styleId="Heading8" w:type="paragraph">
     <w:name w:val="Heading 8"/>
     <w:basedOn w:val="Normal"/>
     <w:next w:val="BodyText"/>
@@ -10375,17 +11638,17 @@
     <w:pPr>
       <w:keepNext/>
       <w:keepLines/>
-      <w:spacing w:before="200" w:after="0"/>
+      <w:spacing w:after="0" w:before="200"/>
       <w:outlineLvl w:val="7"/>
     </w:pPr>
     <w:rPr>
-      <w:rFonts w:asciiTheme="majorHAnsi" w:eastAsiaTheme="majorEastAsia" w:hAnsiTheme="majorHAnsi" w:cstheme="majorBidi"/>
-      <w:color w:val="4F81BD" w:themeColor="accent1"/>
+      <w:rFonts w:ascii="Malgun Gothic" w:cs="Malgun Gothic" w:eastAsia="Malgun Gothic" w:hAnsi="Malgun Gothic"/>
+      <w:color w:themeColor="accent1" w:val="4F81BD"/>
       <w:sz w:val="24"/>
       <w:szCs w:val="24"/>
     </w:rPr>
   </w:style>
-  <w:style w:type="paragraph" w:styleId="Heading9">
+  <w:style w:styleId="Heading9" w:type="paragraph">
     <w:name w:val="Heading 9"/>
     <w:basedOn w:val="Normal"/>
     <w:next w:val="BodyText"/>
@@ -10395,17 +11658,17 @@
     <w:pPr>
       <w:keepNext/>
       <w:keepLines/>
-      <w:spacing w:before="200" w:after="0"/>
+      <w:spacing w:after="0" w:before="200"/>
       <w:outlineLvl w:val="8"/>
     </w:pPr>
     <w:rPr>
-      <w:rFonts w:asciiTheme="majorHAnsi" w:eastAsiaTheme="majorEastAsia" w:hAnsiTheme="majorHAnsi" w:cstheme="majorBidi"/>
-      <w:color w:val="4F81BD" w:themeColor="accent1"/>
+      <w:rFonts w:ascii="Malgun Gothic" w:cs="Malgun Gothic" w:eastAsia="Malgun Gothic" w:hAnsi="Malgun Gothic"/>
+      <w:color w:themeColor="accent1" w:val="4F81BD"/>
       <w:sz w:val="24"/>
       <w:szCs w:val="24"/>
     </w:rPr>
   </w:style>
-  <w:style w:type="paragraph" w:styleId="BlockText">
+  <w:style w:styleId="BlockText" w:type="paragraph">
     <w:name w:val="Block Text"/>
     <w:basedOn w:val="BodyText"/>
     <w:next w:val="BodyText"/>
@@ -10413,11 +11676,11 @@
     <w:unhideWhenUsed/>
     <w:qFormat/>
     <w:pPr>
-      <w:spacing w:before="100" w:after="100"/>
+      <w:spacing w:after="100" w:before="100"/>
       <w:ind w:firstLine="0" w:left="480" w:right="480"/>
     </w:pPr>
   </w:style>
-  <w:style w:type="paragraph" w:styleId="FootnoteText">
+  <w:style w:styleId="FootnoteText" w:type="paragraph">
     <w:name w:val="Footnote Text"/>
     <w:basedOn w:val="Normal"/>
     <w:next w:val="FootnoteText"/>
@@ -10425,28 +11688,43 @@
     <w:unhideWhenUsed/>
     <w:qFormat/>
   </w:style>
-  <w:style w:type="character" w:default="1" w:styleId="DefaultParagraphFont">
+  <w:style w:default="1" w:styleId="DefaultParagraphFont" w:type="character">
     <w:name w:val="Default Paragraph Font"/>
     <w:semiHidden/>
     <w:unhideWhenUsed/>
   </w:style>
-  <w:style w:type="table" w:default="1" w:styleId="Table">
+  <w:style w:default="1" w:styleId="Table" w:type="table">
     <w:name w:val="Table"/>
     <w:basedOn w:val="TableNormal"/>
     <w:semiHidden/>
     <w:unhideWhenUsed/>
     <w:qFormat/>
     <w:tblPr>
-      <w:tblInd w:w="0" w:type="dxa"/>
+      <w:tblInd w:type="dxa" w:w="0"/>
       <w:tblCellMar>
-        <w:top w:w="0" w:type="dxa"/>
-        <w:left w:w="108" w:type="dxa"/>
-        <w:bottom w:w="0" w:type="dxa"/>
-        <w:right w:w="108" w:type="dxa"/>
+        <w:top w:type="dxa" w:w="0"/>
+        <w:left w:type="dxa" w:w="108"/>
+        <w:bottom w:type="dxa" w:w="0"/>
+        <w:right w:type="dxa" w:w="108"/>
       </w:tblCellMar>
     </w:tblPr>
+    <w:tblStylePr w:type="firstRow">
+      <w:tblPr>
+        <w:jc w:val="left"/>
+        <w:tblInd w:type="dxa" w:w="0"/>
+      </w:tblPr>
+      <w:trPr>
+        <w:jc w:val="left"/>
+      </w:trPr>
+      <w:tcPr>
+        <w:vAlign w:val="bottom"/>
+        <w:tcBorders>
+          <w:bottom w:val="single"/>
+        </w:tcBorders>
+      </w:tcPr>
+    </w:tblStylePr>
   </w:style>
-  <w:style w:type="paragraph" w:customStyle="1" w:styleId="DefinitionTerm">
+  <w:style w:customStyle="1" w:styleId="DefinitionTerm" w:type="paragraph">
     <w:name w:val="Definition Term"/>
     <w:basedOn w:val="Normal"/>
     <w:next w:val="Definition"/>
@@ -10459,71 +11737,75 @@
       <w:b/>
     </w:rPr>
   </w:style>
-  <w:style w:type="paragraph" w:customStyle="1" w:styleId="Definition">
+  <w:style w:customStyle="1" w:styleId="Definition" w:type="paragraph">
     <w:name w:val="Definition"/>
     <w:basedOn w:val="Normal"/>
   </w:style>
-  <w:style w:type="paragraph" w:styleId="Caption">
+  <w:style w:styleId="Caption" w:type="paragraph">
     <w:name w:val="Caption"/>
     <w:basedOn w:val="Normal"/>
     <w:link w:val="BodyTextChar"/>
     <w:pPr>
-      <w:spacing w:before="0" w:after="120"/>
+      <w:spacing w:after="120" w:before="0"/>
     </w:pPr>
     <w:rPr>
       <w:i/>
     </w:rPr>
   </w:style>
-  <w:style w:type="paragraph" w:customStyle="1" w:styleId="TableCaption">
+  <w:style w:customStyle="1" w:styleId="TableCaption" w:type="paragraph">
     <w:name w:val="Table Caption"/>
     <w:basedOn w:val="Caption"/>
     <w:pPr>
       <w:keepNext/>
     </w:pPr>
   </w:style>
-  <w:style w:type="paragraph" w:customStyle="1" w:styleId="ImageCaption">
+  <w:style w:customStyle="1" w:styleId="ImageCaption" w:type="paragraph">
     <w:name w:val="Image Caption"/>
     <w:basedOn w:val="Caption"/>
   </w:style>
-  <w:style w:type="paragraph" w:customStyle="1" w:styleId="Figure">
+  <w:style w:customStyle="1" w:styleId="Figure" w:type="paragraph">
     <w:name w:val="Figure"/>
     <w:basedOn w:val="Normal"/>
   </w:style>
-  <w:style w:type="paragraph" w:customStyle="1" w:styleId="CaptionedFigure">
+  <w:style w:customStyle="1" w:styleId="CaptionedFigure" w:type="paragraph">
     <w:name w:val="Captioned Figure"/>
     <w:basedOn w:val="Figure"/>
     <w:pPr>
       <w:keepNext/>
     </w:pPr>
   </w:style>
-  <w:style w:type="character" w:customStyle="1" w:styleId="BodyTextChar">
+  <w:style w:customStyle="1" w:styleId="BodyTextChar" w:type="character">
     <w:name w:val="Body Text Char"/>
     <w:basedOn w:val="DefaultParagraphFont"/>
     <w:link w:val="BodyText"/>
   </w:style>
-  <w:style w:type="character" w:customStyle="1" w:styleId="VerbatimChar">
+  <w:style w:customStyle="1" w:styleId="VerbatimChar" w:type="character">
     <w:name w:val="Verbatim Char"/>
     <w:basedOn w:val="BodyTextChar"/>
     <w:rPr>
-      <w:rFonts w:ascii="맑은 고딕" w:hAnsi="맑은 고딕"/>
+      <w:rFonts w:ascii="Consolas" w:eastAsia="Malgun Gothic" w:hAnsi="Consolas"/>
       <w:sz w:val="22"/>
     </w:rPr>
   </w:style>
-  <w:style w:type="character" w:styleId="FootnoteReference">
+  <w:style w:customStyle="1" w:styleId="SectionNumber" w:type="character">
+    <w:name w:val="Section Number"/>
+    <w:basedOn w:val="BodyTextChar"/>
+  </w:style>
+  <w:style w:styleId="FootnoteReference" w:type="character">
     <w:name w:val="Footnote Reference"/>
     <w:basedOn w:val="BodyTextChar"/>
     <w:rPr>
       <w:vertAlign w:val="superscript"/>
     </w:rPr>
   </w:style>
-  <w:style w:type="character" w:styleId="Hyperlink">
+  <w:style w:styleId="Hyperlink" w:type="character">
     <w:name w:val="Hyperlink"/>
     <w:basedOn w:val="BodyTextChar"/>
     <w:rPr>
-      <w:color w:val="4F81BD" w:themeColor="accent1"/>
+      <w:color w:themeColor="accent1" w:val="4F81BD"/>
     </w:rPr>
   </w:style>
-  <w:style w:type="paragraph" w:styleId="TOCHeading">
+  <w:style w:styleId="TOCHeading" w:type="paragraph">
     <w:name w:val="TOC Heading"/>
     <w:basedOn w:val="Heading1"/>
     <w:next w:val="BodyText"/>
@@ -10535,10 +11817,10 @@
       <w:outlineLvl w:val="9"/>
     </w:pPr>
     <w:rPr>
-      <w:rFonts w:asciiTheme="majorHAnsi" w:eastAsiaTheme="majorEastAsia" w:hAnsiTheme="majorHAnsi" w:cstheme="majorBidi"/>
+      <w:rFonts w:ascii="Malgun Gothic" w:cs="Malgun Gothic" w:eastAsia="Malgun Gothic" w:hAnsi="Malgun Gothic"/>
       <w:b w:val="0"/>
       <w:bCs w:val="0"/>
-      <w:color w:val="365F91" w:themeColor="accent1" w:themeShade="BF"/>
+      <w:color w:themeColor="accent1" w:themeShade="BF" w:val="365F91"/>
     </w:rPr>
   </w:style>
   <w:style w:type="paragraph" w:customStyle="1" w:styleId="SourceCode">
@@ -10630,7 +11912,10 @@
   <w:style w:type="character" w:customStyle="1" w:styleId="ImportTok">
     <w:name w:val="ImportTok"/>
     <w:basedOn w:val="VerbatimChar"/>
-    <w:rPr/>
+    <w:rPr>
+      <w:color w:val="008000"/>
+      <w:b/>
+    </w:rPr>
   </w:style>
   <w:style w:type="character" w:customStyle="1" w:styleId="CommentTok">
     <w:name w:val="CommentTok"/>
@@ -10705,7 +11990,9 @@
   <w:style w:type="character" w:customStyle="1" w:styleId="BuiltInTok">
     <w:name w:val="BuiltInTok"/>
     <w:basedOn w:val="VerbatimChar"/>
-    <w:rPr/>
+    <w:rPr>
+      <w:color w:val="008000"/>
+    </w:rPr>
   </w:style>
   <w:style w:type="character" w:customStyle="1" w:styleId="ExtensionTok">
     <w:name w:val="ExtensionTok"/>
@@ -10816,8 +12103,8 @@
     </a:clrScheme>
     <a:fontScheme name="Office">
       <a:majorFont>
-        <a:latin typeface="맑은 고딕"/>
-        <a:ea typeface="맑은 고딕"/>
+        <a:latin typeface="Calibri"/>
+        <a:ea typeface=""/>
         <a:cs typeface=""/>
         <a:font script="Jpan" typeface="ＭＳ ゴシック"/>
         <a:font script="Hang" typeface="맑은 고딕"/>
@@ -10850,8 +12137,8 @@
         <a:font script="Uigh" typeface="Microsoft Uighur"/>
       </a:majorFont>
       <a:minorFont>
-        <a:latin typeface="맑은 고딕"/>
-        <a:ea typeface="맑은 고딕"/>
+        <a:latin typeface="Cambria"/>
+        <a:ea typeface=""/>
         <a:cs typeface=""/>
         <a:font script="Jpan" typeface="ＭＳ 明朝"/>
         <a:font script="Hang" typeface="맑은 고딕"/>
